--- a/Daniil/задание 1.docx
+++ b/Daniil/задание 1.docx
@@ -454,7 +454,7 @@
                                   <w14:bevel/>
                                 </w14:textOutline>
                               </w:rPr>
-                              <w:t>Заряд и разряд конденсатора</w:t>
+                              <w:t>Заряд и разряд катушки</w:t>
                             </w:r>
                           </w:p>
                           <w:p>
@@ -529,7 +529,7 @@
                             <w14:bevel/>
                           </w14:textOutline>
                         </w:rPr>
-                        <w:t>Заряд и разряд конденсатора</w:t>
+                        <w:t>Заряд и разряд катушки</w:t>
                       </w:r>
                     </w:p>
                     <w:p>
@@ -1053,7 +1053,7 @@
                                   <w14:bevel/>
                                 </w14:textOutline>
                               </w:rPr>
-                              <w:t>Ильичев Д.А.</w:t>
+                              <w:t>Молчанов Даниил Александрович</w:t>
                             </w:r>
                           </w:p>
                           <w:p>
@@ -1118,7 +1118,7 @@
                             <w14:bevel/>
                           </w14:textOutline>
                         </w:rPr>
-                        <w:t>Ильичев Д.А.</w:t>
+                        <w:t>Молчанов Даниил Александрович</w:t>
                       </w:r>
                     </w:p>
                     <w:p>
@@ -8647,25 +8647,25 @@
         </w:rPr>
       </w:pPr>
       <w:r>
-        <w:t xml:space="preserve">Цель: </w:t>
+        <w:t xml:space="preserve">Цель: исследовать переходные процессы в цепи с катушкой индуктивности (нарастание тока при подключении к источнику и спад тока при разряде). По исходным данным рассчитать постоянные времени τз = L/r и τр = L/R, получить законы I(t) и U_L(t) и построить графики в Microsoft Excel.</w:t>
       </w:r>
       <w:r>
         <w:rPr>
           <w:szCs w:val="24"/>
         </w:rPr>
-        <w:t>и</w:t>
+        <w:t/>
       </w:r>
       <w:r>
         <w:rPr>
           <w:szCs w:val="24"/>
         </w:rPr>
-        <w:t>сследовать процесс заряда и разряда конденсатора на примере данной цепи</w:t>
+        <w:t/>
       </w:r>
       <w:r>
         <w:rPr>
           <w:szCs w:val="24"/>
         </w:rPr>
-        <w:t>. Вычислить время заряда (разряда) конденсатора до заданного значения напряжения на участке цепи из конденсатора и резистора.</w:t>
+        <w:t/>
       </w:r>
     </w:p>
     <w:p>
@@ -8865,7 +8865,7 @@
         </w:rPr>
       </w:pPr>
       <w:r>
-        <w:t>Рис. 1. Электрическая цепь</w:t>
+        <w:t>Рис. 1. Электрическая цепь с катушкой индуктивности</w:t>
       </w:r>
     </w:p>
     <w:p>
@@ -8889,6 +8889,366 @@
         <w:t>Исходные данные</w:t>
       </w:r>
     </w:p>
+    <w:tbl>
+      <w:tblPr>
+        <w:tblW w:w="9000" w:type="dxa"/>
+        <w:jc w:val="center"/>
+      </w:tblPr>
+      <w:tblGrid>
+        <w:gridCol w:w="1500"/>
+        <w:gridCol w:w="1500"/>
+        <w:gridCol w:w="1500"/>
+        <w:gridCol w:w="1500"/>
+        <w:gridCol w:w="1500"/>
+        <w:gridCol w:w="1500"/>
+      </w:tblGrid>
+      <w:tr>
+        <w:tc>
+          <w:tcPr>
+            <w:tcW w:w="2800" w:type="dxa"/>
+            <w:gridSpan w:val="2"/>
+            <w:shd w:val="clear" w:color="auto" w:fill="D9E2F3"/>
+            <w:tcBorders>
+              <w:top w:val="single" w:sz="8" w:space="0" w:color="000000"/>
+              <w:left w:val="single" w:sz="8" w:space="0" w:color="000000"/>
+              <w:bottom w:val="single" w:sz="8" w:space="0" w:color="000000"/>
+              <w:right w:val="single" w:sz="8" w:space="0" w:color="000000"/>
+            </w:tcBorders>
+          </w:tcPr>
+          <w:p>
+            <w:pPr>
+              <w:jc w:val="center"/>
+            </w:pPr>
+            <w:r>
+              <w:rPr>
+                <w:rFonts w:ascii="Times New Roman" w:hAnsi="Times New Roman"/>
+                <w:b/>
+                <w:sz w:val="22"/>
+              </w:rPr>
+              <w:t xml:space="preserve">Начальные условия</w:t>
+            </w:r>
+          </w:p>
+        </w:tc>
+        <w:tc>
+          <w:tcPr>
+            <w:tcW w:w="5600" w:type="dxa"/>
+            <w:gridSpan w:val="4"/>
+            <w:shd w:val="clear" w:color="auto" w:fill="D9E2F3"/>
+            <w:tcBorders>
+              <w:top w:val="single" w:sz="8" w:space="0" w:color="000000"/>
+              <w:left w:val="single" w:sz="8" w:space="0" w:color="000000"/>
+              <w:bottom w:val="single" w:sz="8" w:space="0" w:color="000000"/>
+              <w:right w:val="single" w:sz="8" w:space="0" w:color="000000"/>
+            </w:tcBorders>
+          </w:tcPr>
+          <w:p>
+            <w:pPr>
+              <w:jc w:val="center"/>
+            </w:pPr>
+            <w:r>
+              <w:rPr>
+                <w:rFonts w:ascii="Times New Roman" w:hAnsi="Times New Roman"/>
+                <w:b/>
+                <w:sz w:val="22"/>
+              </w:rPr>
+              <w:t xml:space="preserve">Параметры цепи</w:t>
+            </w:r>
+          </w:p>
+        </w:tc>
+      </w:tr>
+      <w:tr>
+        <w:tc>
+          <w:tcPr>
+            <w:tcW w:w="1400" w:type="dxa"/>
+            <w:shd w:val="clear" w:color="auto" w:fill="F2F2F2"/>
+            <w:tcBorders>
+              <w:top w:val="single" w:sz="8" w:space="0" w:color="000000"/>
+              <w:left w:val="single" w:sz="8" w:space="0" w:color="000000"/>
+              <w:bottom w:val="single" w:sz="8" w:space="0" w:color="000000"/>
+              <w:right w:val="single" w:sz="8" w:space="0" w:color="000000"/>
+            </w:tcBorders>
+          </w:tcPr>
+          <w:p>
+            <w:pPr>
+              <w:jc w:val="center"/>
+            </w:pPr>
+            <w:r>
+              <w:rPr>
+                <w:rFonts w:ascii="Times New Roman" w:hAnsi="Times New Roman"/>
+                <w:b/>
+                <w:sz w:val="22"/>
+              </w:rPr>
+              <w:t xml:space="preserve">t0, сек</w:t>
+            </w:r>
+          </w:p>
+        </w:tc>
+        <w:tc>
+          <w:tcPr>
+            <w:tcW w:w="1400" w:type="dxa"/>
+            <w:shd w:val="clear" w:color="auto" w:fill="F2F2F2"/>
+            <w:tcBorders>
+              <w:top w:val="single" w:sz="8" w:space="0" w:color="000000"/>
+              <w:left w:val="single" w:sz="8" w:space="0" w:color="000000"/>
+              <w:bottom w:val="single" w:sz="8" w:space="0" w:color="000000"/>
+              <w:right w:val="single" w:sz="8" w:space="0" w:color="000000"/>
+            </w:tcBorders>
+          </w:tcPr>
+          <w:p>
+            <w:pPr>
+              <w:jc w:val="center"/>
+            </w:pPr>
+            <w:r>
+              <w:rPr>
+                <w:rFonts w:ascii="Times New Roman" w:hAnsi="Times New Roman"/>
+                <w:b/>
+                <w:sz w:val="22"/>
+              </w:rPr>
+              <w:t xml:space="preserve">I(t0), А</w:t>
+            </w:r>
+          </w:p>
+        </w:tc>
+        <w:tc>
+          <w:tcPr>
+            <w:tcW w:w="1400" w:type="dxa"/>
+            <w:shd w:val="clear" w:color="auto" w:fill="F2F2F2"/>
+            <w:tcBorders>
+              <w:top w:val="single" w:sz="8" w:space="0" w:color="000000"/>
+              <w:left w:val="single" w:sz="8" w:space="0" w:color="000000"/>
+              <w:bottom w:val="single" w:sz="8" w:space="0" w:color="000000"/>
+              <w:right w:val="single" w:sz="8" w:space="0" w:color="000000"/>
+            </w:tcBorders>
+          </w:tcPr>
+          <w:p>
+            <w:pPr>
+              <w:jc w:val="center"/>
+            </w:pPr>
+            <w:r>
+              <w:rPr>
+                <w:rFonts w:ascii="Times New Roman" w:hAnsi="Times New Roman"/>
+                <w:b/>
+                <w:sz w:val="22"/>
+              </w:rPr>
+              <w:t xml:space="preserve">L, Гн</w:t>
+            </w:r>
+          </w:p>
+        </w:tc>
+        <w:tc>
+          <w:tcPr>
+            <w:tcW w:w="1400" w:type="dxa"/>
+            <w:shd w:val="clear" w:color="auto" w:fill="F2F2F2"/>
+            <w:tcBorders>
+              <w:top w:val="single" w:sz="8" w:space="0" w:color="000000"/>
+              <w:left w:val="single" w:sz="8" w:space="0" w:color="000000"/>
+              <w:bottom w:val="single" w:sz="8" w:space="0" w:color="000000"/>
+              <w:right w:val="single" w:sz="8" w:space="0" w:color="000000"/>
+            </w:tcBorders>
+          </w:tcPr>
+          <w:p>
+            <w:pPr>
+              <w:jc w:val="center"/>
+            </w:pPr>
+            <w:r>
+              <w:rPr>
+                <w:rFonts w:ascii="Times New Roman" w:hAnsi="Times New Roman"/>
+                <w:b/>
+                <w:sz w:val="22"/>
+              </w:rPr>
+              <w:t xml:space="preserve">E, В</w:t>
+            </w:r>
+          </w:p>
+        </w:tc>
+        <w:tc>
+          <w:tcPr>
+            <w:tcW w:w="1400" w:type="dxa"/>
+            <w:shd w:val="clear" w:color="auto" w:fill="F2F2F2"/>
+            <w:tcBorders>
+              <w:top w:val="single" w:sz="8" w:space="0" w:color="000000"/>
+              <w:left w:val="single" w:sz="8" w:space="0" w:color="000000"/>
+              <w:bottom w:val="single" w:sz="8" w:space="0" w:color="000000"/>
+              <w:right w:val="single" w:sz="8" w:space="0" w:color="000000"/>
+            </w:tcBorders>
+          </w:tcPr>
+          <w:p>
+            <w:pPr>
+              <w:jc w:val="center"/>
+            </w:pPr>
+            <w:r>
+              <w:rPr>
+                <w:rFonts w:ascii="Times New Roman" w:hAnsi="Times New Roman"/>
+                <w:b/>
+                <w:sz w:val="22"/>
+              </w:rPr>
+              <w:t xml:space="preserve">R, Ом</w:t>
+            </w:r>
+          </w:p>
+        </w:tc>
+        <w:tc>
+          <w:tcPr>
+            <w:tcW w:w="1400" w:type="dxa"/>
+            <w:shd w:val="clear" w:color="auto" w:fill="F2F2F2"/>
+            <w:tcBorders>
+              <w:top w:val="single" w:sz="8" w:space="0" w:color="000000"/>
+              <w:left w:val="single" w:sz="8" w:space="0" w:color="000000"/>
+              <w:bottom w:val="single" w:sz="8" w:space="0" w:color="000000"/>
+              <w:right w:val="single" w:sz="8" w:space="0" w:color="000000"/>
+            </w:tcBorders>
+          </w:tcPr>
+          <w:p>
+            <w:pPr>
+              <w:jc w:val="center"/>
+            </w:pPr>
+            <w:r>
+              <w:rPr>
+                <w:rFonts w:ascii="Times New Roman" w:hAnsi="Times New Roman"/>
+                <w:b/>
+                <w:sz w:val="22"/>
+              </w:rPr>
+              <w:t xml:space="preserve">r, Ом</w:t>
+            </w:r>
+          </w:p>
+        </w:tc>
+      </w:tr>
+      <w:tr>
+        <w:tc>
+          <w:tcPr>
+            <w:tcW w:w="1400" w:type="dxa"/>
+            <w:tcBorders>
+              <w:top w:val="single" w:sz="8" w:space="0" w:color="000000"/>
+              <w:left w:val="single" w:sz="8" w:space="0" w:color="000000"/>
+              <w:bottom w:val="single" w:sz="8" w:space="0" w:color="000000"/>
+              <w:right w:val="single" w:sz="8" w:space="0" w:color="000000"/>
+            </w:tcBorders>
+          </w:tcPr>
+          <w:p>
+            <w:pPr>
+              <w:jc w:val="center"/>
+            </w:pPr>
+            <w:r>
+              <w:rPr>
+                <w:rFonts w:ascii="Times New Roman" w:hAnsi="Times New Roman"/>
+                <w:sz w:val="22"/>
+              </w:rPr>
+              <w:t xml:space="preserve">0</w:t>
+            </w:r>
+          </w:p>
+        </w:tc>
+        <w:tc>
+          <w:tcPr>
+            <w:tcW w:w="1400" w:type="dxa"/>
+            <w:tcBorders>
+              <w:top w:val="single" w:sz="8" w:space="0" w:color="000000"/>
+              <w:left w:val="single" w:sz="8" w:space="0" w:color="000000"/>
+              <w:bottom w:val="single" w:sz="8" w:space="0" w:color="000000"/>
+              <w:right w:val="single" w:sz="8" w:space="0" w:color="000000"/>
+            </w:tcBorders>
+          </w:tcPr>
+          <w:p>
+            <w:pPr>
+              <w:jc w:val="center"/>
+            </w:pPr>
+            <w:r>
+              <w:rPr>
+                <w:rFonts w:ascii="Times New Roman" w:hAnsi="Times New Roman"/>
+                <w:sz w:val="22"/>
+              </w:rPr>
+              <w:t xml:space="preserve">0</w:t>
+            </w:r>
+          </w:p>
+        </w:tc>
+        <w:tc>
+          <w:tcPr>
+            <w:tcW w:w="1400" w:type="dxa"/>
+            <w:tcBorders>
+              <w:top w:val="single" w:sz="8" w:space="0" w:color="000000"/>
+              <w:left w:val="single" w:sz="8" w:space="0" w:color="000000"/>
+              <w:bottom w:val="single" w:sz="8" w:space="0" w:color="000000"/>
+              <w:right w:val="single" w:sz="8" w:space="0" w:color="000000"/>
+            </w:tcBorders>
+          </w:tcPr>
+          <w:p>
+            <w:pPr>
+              <w:jc w:val="center"/>
+            </w:pPr>
+            <w:r>
+              <w:rPr>
+                <w:rFonts w:ascii="Times New Roman" w:hAnsi="Times New Roman"/>
+                <w:sz w:val="22"/>
+              </w:rPr>
+              <w:t xml:space="preserve">9·10⁻⁴</w:t>
+            </w:r>
+          </w:p>
+        </w:tc>
+        <w:tc>
+          <w:tcPr>
+            <w:tcW w:w="1400" w:type="dxa"/>
+            <w:tcBorders>
+              <w:top w:val="single" w:sz="8" w:space="0" w:color="000000"/>
+              <w:left w:val="single" w:sz="8" w:space="0" w:color="000000"/>
+              <w:bottom w:val="single" w:sz="8" w:space="0" w:color="000000"/>
+              <w:right w:val="single" w:sz="8" w:space="0" w:color="000000"/>
+            </w:tcBorders>
+          </w:tcPr>
+          <w:p>
+            <w:pPr>
+              <w:jc w:val="center"/>
+            </w:pPr>
+            <w:r>
+              <w:rPr>
+                <w:rFonts w:ascii="Times New Roman" w:hAnsi="Times New Roman"/>
+                <w:sz w:val="22"/>
+              </w:rPr>
+              <w:t xml:space="preserve">8</w:t>
+            </w:r>
+          </w:p>
+        </w:tc>
+        <w:tc>
+          <w:tcPr>
+            <w:tcW w:w="1400" w:type="dxa"/>
+            <w:tcBorders>
+              <w:top w:val="single" w:sz="8" w:space="0" w:color="000000"/>
+              <w:left w:val="single" w:sz="8" w:space="0" w:color="000000"/>
+              <w:bottom w:val="single" w:sz="8" w:space="0" w:color="000000"/>
+              <w:right w:val="single" w:sz="8" w:space="0" w:color="000000"/>
+            </w:tcBorders>
+          </w:tcPr>
+          <w:p>
+            <w:pPr>
+              <w:jc w:val="center"/>
+            </w:pPr>
+            <w:r>
+              <w:rPr>
+                <w:rFonts w:ascii="Times New Roman" w:hAnsi="Times New Roman"/>
+                <w:sz w:val="22"/>
+              </w:rPr>
+              <w:t xml:space="preserve">120</w:t>
+            </w:r>
+          </w:p>
+        </w:tc>
+        <w:tc>
+          <w:tcPr>
+            <w:tcW w:w="1400" w:type="dxa"/>
+            <w:tcBorders>
+              <w:top w:val="single" w:sz="8" w:space="0" w:color="000000"/>
+              <w:left w:val="single" w:sz="8" w:space="0" w:color="000000"/>
+              <w:bottom w:val="single" w:sz="8" w:space="0" w:color="000000"/>
+              <w:right w:val="single" w:sz="8" w:space="0" w:color="000000"/>
+            </w:tcBorders>
+          </w:tcPr>
+          <w:p>
+            <w:pPr>
+              <w:jc w:val="center"/>
+            </w:pPr>
+            <w:r>
+              <w:rPr>
+                <w:rFonts w:ascii="Times New Roman" w:hAnsi="Times New Roman"/>
+                <w:sz w:val="22"/>
+              </w:rPr>
+              <w:t xml:space="preserve">9</w:t>
+            </w:r>
+          </w:p>
+        </w:tc>
+      </w:tr>
+    </w:tbl>
     <w:p>
       <w:pPr>
         <w:pStyle w:val="a6"/>
@@ -8907,26 +9267,8 @@
           <w:rPr>
             <w:rFonts w:ascii="Cambria Math" w:hAnsi="Cambria Math"/>
             <w:sz w:val="28"/>
-            <w:szCs w:val="28"/>
           </w:rPr>
-          <m:t xml:space="preserve">E=12 </m:t>
-        </m:r>
-        <m:r>
-          <w:rPr>
-            <w:rFonts w:ascii="Cambria Math" w:hAnsi="Cambria Math"/>
-            <w:sz w:val="28"/>
-            <w:szCs w:val="28"/>
-            <w:lang w:val="en-US"/>
-          </w:rPr>
-          <m:t>В</m:t>
-        </m:r>
-        <m:r>
-          <w:rPr>
-            <w:rFonts w:ascii="Cambria Math" w:hAnsi="Cambria Math"/>
-            <w:sz w:val="28"/>
-            <w:szCs w:val="28"/>
-          </w:rPr>
-          <m:t>;</m:t>
+          <m:t xml:space="preserve">E = 8 В;</m:t>
         </m:r>
       </m:oMath>
     </w:p>
@@ -8949,58 +9291,8 @@
           <w:rPr>
             <w:rFonts w:ascii="Cambria Math" w:hAnsi="Cambria Math"/>
             <w:sz w:val="28"/>
-            <w:szCs w:val="28"/>
-            <w:lang w:val="en-US"/>
           </w:rPr>
-          <m:t>C</m:t>
-        </m:r>
-        <m:r>
-          <w:rPr>
-            <w:rFonts w:ascii="Cambria Math" w:hAnsi="Cambria Math"/>
-            <w:sz w:val="28"/>
-            <w:szCs w:val="28"/>
-          </w:rPr>
-          <m:t>=8*</m:t>
-        </m:r>
-        <m:sSup>
-          <m:sSupPr>
-            <m:ctrlPr>
-              <w:rPr>
-                <w:rFonts w:ascii="Cambria Math" w:hAnsi="Cambria Math"/>
-                <w:i/>
-                <w:sz w:val="28"/>
-                <w:szCs w:val="28"/>
-              </w:rPr>
-            </m:ctrlPr>
-          </m:sSupPr>
-          <m:e>
-            <m:r>
-              <w:rPr>
-                <w:rFonts w:ascii="Cambria Math" w:hAnsi="Cambria Math"/>
-                <w:sz w:val="28"/>
-                <w:szCs w:val="28"/>
-              </w:rPr>
-              <m:t>10</m:t>
-            </m:r>
-          </m:e>
-          <m:sup>
-            <m:r>
-              <w:rPr>
-                <w:rFonts w:ascii="Cambria Math" w:hAnsi="Cambria Math"/>
-                <w:sz w:val="28"/>
-                <w:szCs w:val="28"/>
-              </w:rPr>
-              <m:t>-4</m:t>
-            </m:r>
-          </m:sup>
-        </m:sSup>
-        <m:r>
-          <w:rPr>
-            <w:rFonts w:ascii="Cambria Math" w:hAnsi="Cambria Math"/>
-            <w:sz w:val="28"/>
-            <w:szCs w:val="28"/>
-          </w:rPr>
-          <m:t xml:space="preserve"> Ф;</m:t>
+          <m:t xml:space="preserve">L = 9·10^(-4) Гн;</m:t>
         </m:r>
       </m:oMath>
     </w:p>
@@ -9023,9 +9315,8 @@
           <w:rPr>
             <w:rFonts w:ascii="Cambria Math" w:hAnsi="Cambria Math"/>
             <w:sz w:val="28"/>
-            <w:szCs w:val="28"/>
           </w:rPr>
-          <m:t>R=100 Ом;</m:t>
+          <m:t xml:space="preserve">R = 120 Ом;</m:t>
         </m:r>
       </m:oMath>
     </w:p>
@@ -9047,18 +9338,8 @@
           <w:rPr>
             <w:rFonts w:ascii="Cambria Math" w:hAnsi="Cambria Math"/>
             <w:sz w:val="28"/>
-            <w:szCs w:val="28"/>
           </w:rPr>
-          <m:t>r1=8 Ом</m:t>
-        </m:r>
-        <m:r>
-          <w:rPr>
-            <w:rFonts w:ascii="Cambria Math" w:hAnsi="Cambria Math"/>
-            <w:sz w:val="28"/>
-            <w:szCs w:val="28"/>
-            <w:lang w:val="en-US"/>
-          </w:rPr>
-          <m:t>;</m:t>
+          <m:t xml:space="preserve">r = 9 Ом;</m:t>
         </m:r>
       </m:oMath>
     </w:p>
@@ -9080,9 +9361,8 @@
           <w:rPr>
             <w:rFonts w:ascii="Cambria Math" w:hAnsi="Cambria Math"/>
             <w:sz w:val="28"/>
-            <w:szCs w:val="28"/>
           </w:rPr>
-          <m:t>r2=80 Ом.</m:t>
+          <m:t xml:space="preserve">t0 = 0 с,   I(t0) = 0 А.</m:t>
         </m:r>
       </m:oMath>
     </w:p>
@@ -9102,7 +9382,7 @@
           <w:sz w:val="28"/>
           <w:szCs w:val="28"/>
         </w:rPr>
-        <w:t>Заряд конденсатора, когда верхний переключатель находится в левом положении.</w:t>
+        <w:t>Заряд катушки индуктивности, когда верхний переключатель находится в левом положении (источник E подключён к катушке L через сопротивление r).</w:t>
       </w:r>
     </w:p>
     <w:p>
@@ -9138,397 +9418,13 @@
           <m:jc m:val="center"/>
         </m:oMathParaPr>
         <m:oMath>
-          <m:d>
-            <m:dPr>
-              <m:begChr m:val="{"/>
-              <m:endChr m:val=""/>
-              <m:ctrlPr>
-                <w:rPr>
-                  <w:rFonts w:ascii="Cambria Math" w:hAnsi="Cambria Math"/>
-                  <w:b/>
-                  <w:i/>
-                  <w:sz w:val="32"/>
-                  <w:szCs w:val="32"/>
-                </w:rPr>
-              </m:ctrlPr>
-            </m:dPr>
-            <m:e>
-              <m:eqArr>
-                <m:eqArrPr>
-                  <m:ctrlPr>
-                    <w:rPr>
-                      <w:rFonts w:ascii="Cambria Math" w:hAnsi="Cambria Math"/>
-                      <w:b/>
-                      <w:bCs/>
-                      <w:i/>
-                      <w:sz w:val="32"/>
-                      <w:szCs w:val="32"/>
-                    </w:rPr>
-                  </m:ctrlPr>
-                </m:eqArrPr>
-                <m:e>
-                  <m:r>
-                    <m:rPr>
-                      <m:sty m:val="bi"/>
-                    </m:rPr>
-                    <w:rPr>
-                      <w:rFonts w:ascii="Cambria Math" w:hAnsi="Cambria Math"/>
-                      <w:sz w:val="32"/>
-                      <w:szCs w:val="32"/>
-                    </w:rPr>
-                    <m:t>E=</m:t>
-                  </m:r>
-                  <m:sSub>
-                    <m:sSubPr>
-                      <m:ctrlPr>
-                        <w:rPr>
-                          <w:rFonts w:ascii="Cambria Math" w:hAnsi="Cambria Math"/>
-                          <w:b/>
-                          <w:bCs/>
-                          <w:i/>
-                          <w:sz w:val="32"/>
-                          <w:szCs w:val="32"/>
-                        </w:rPr>
-                      </m:ctrlPr>
-                    </m:sSubPr>
-                    <m:e>
-                      <m:r>
-                        <m:rPr>
-                          <m:sty m:val="bi"/>
-                        </m:rPr>
-                        <w:rPr>
-                          <w:rFonts w:ascii="Cambria Math" w:hAnsi="Cambria Math"/>
-                          <w:sz w:val="32"/>
-                          <w:szCs w:val="32"/>
-                        </w:rPr>
-                        <m:t>U</m:t>
-                      </m:r>
-                    </m:e>
-                    <m:sub>
-                      <m:r>
-                        <m:rPr>
-                          <m:sty m:val="bi"/>
-                        </m:rPr>
-                        <w:rPr>
-                          <w:rFonts w:ascii="Cambria Math" w:hAnsi="Cambria Math"/>
-                          <w:sz w:val="32"/>
-                          <w:szCs w:val="32"/>
-                        </w:rPr>
-                        <m:t>л1</m:t>
-                      </m:r>
-                    </m:sub>
-                  </m:sSub>
-                  <m:r>
-                    <m:rPr>
-                      <m:sty m:val="bi"/>
-                    </m:rPr>
-                    <w:rPr>
-                      <w:rFonts w:ascii="Cambria Math" w:hAnsi="Cambria Math"/>
-                      <w:sz w:val="32"/>
-                      <w:szCs w:val="32"/>
-                    </w:rPr>
-                    <m:t>+</m:t>
-                  </m:r>
-                  <m:sSub>
-                    <m:sSubPr>
-                      <m:ctrlPr>
-                        <w:rPr>
-                          <w:rFonts w:ascii="Cambria Math" w:hAnsi="Cambria Math"/>
-                          <w:b/>
-                          <w:bCs/>
-                          <w:i/>
-                          <w:sz w:val="32"/>
-                          <w:szCs w:val="32"/>
-                        </w:rPr>
-                      </m:ctrlPr>
-                    </m:sSubPr>
-                    <m:e>
-                      <m:r>
-                        <m:rPr>
-                          <m:sty m:val="bi"/>
-                        </m:rPr>
-                        <w:rPr>
-                          <w:rFonts w:ascii="Cambria Math" w:hAnsi="Cambria Math"/>
-                          <w:sz w:val="32"/>
-                          <w:szCs w:val="32"/>
-                        </w:rPr>
-                        <m:t>U</m:t>
-                      </m:r>
-                    </m:e>
-                    <m:sub>
-                      <m:r>
-                        <m:rPr>
-                          <m:sty m:val="bi"/>
-                        </m:rPr>
-                        <w:rPr>
-                          <w:rFonts w:ascii="Cambria Math" w:hAnsi="Cambria Math"/>
-                          <w:sz w:val="32"/>
-                          <w:szCs w:val="32"/>
-                        </w:rPr>
-                        <m:t>c</m:t>
-                      </m:r>
-                    </m:sub>
-                  </m:sSub>
-                  <m:r>
-                    <m:rPr>
-                      <m:sty m:val="bi"/>
-                    </m:rPr>
-                    <w:rPr>
-                      <w:rFonts w:ascii="Cambria Math" w:hAnsi="Cambria Math"/>
-                      <w:sz w:val="32"/>
-                      <w:szCs w:val="32"/>
-                    </w:rPr>
-                    <m:t xml:space="preserve">  |Второй закон Кирхгофа </m:t>
-                  </m:r>
-                </m:e>
-                <m:e>
-                  <m:sSub>
-                    <m:sSubPr>
-                      <m:ctrlPr>
-                        <w:rPr>
-                          <w:rFonts w:ascii="Cambria Math" w:hAnsi="Cambria Math"/>
-                          <w:b/>
-                          <w:bCs/>
-                          <w:i/>
-                          <w:sz w:val="32"/>
-                          <w:szCs w:val="32"/>
-                        </w:rPr>
-                      </m:ctrlPr>
-                    </m:sSubPr>
-                    <m:e>
-                      <m:r>
-                        <m:rPr>
-                          <m:sty m:val="bi"/>
-                        </m:rPr>
-                        <w:rPr>
-                          <w:rFonts w:ascii="Cambria Math" w:hAnsi="Cambria Math"/>
-                          <w:sz w:val="32"/>
-                          <w:szCs w:val="32"/>
-                        </w:rPr>
-                        <m:t>U</m:t>
-                      </m:r>
-                    </m:e>
-                    <m:sub>
-                      <m:r>
-                        <m:rPr>
-                          <m:sty m:val="bi"/>
-                        </m:rPr>
-                        <w:rPr>
-                          <w:rFonts w:ascii="Cambria Math" w:hAnsi="Cambria Math"/>
-                          <w:sz w:val="32"/>
-                          <w:szCs w:val="32"/>
-                        </w:rPr>
-                        <m:t>л1</m:t>
-                      </m:r>
-                    </m:sub>
-                  </m:sSub>
-                  <m:r>
-                    <m:rPr>
-                      <m:sty m:val="bi"/>
-                    </m:rPr>
-                    <w:rPr>
-                      <w:rFonts w:ascii="Cambria Math" w:hAnsi="Cambria Math"/>
-                      <w:sz w:val="32"/>
-                      <w:szCs w:val="32"/>
-                    </w:rPr>
-                    <m:t>=</m:t>
-                  </m:r>
-                  <m:sSub>
-                    <m:sSubPr>
-                      <m:ctrlPr>
-                        <w:rPr>
-                          <w:rFonts w:ascii="Cambria Math" w:hAnsi="Cambria Math"/>
-                          <w:b/>
-                          <w:bCs/>
-                          <w:i/>
-                          <w:sz w:val="32"/>
-                          <w:szCs w:val="32"/>
-                        </w:rPr>
-                      </m:ctrlPr>
-                    </m:sSubPr>
-                    <m:e>
-                      <m:r>
-                        <m:rPr>
-                          <m:sty m:val="bi"/>
-                        </m:rPr>
-                        <w:rPr>
-                          <w:rFonts w:ascii="Cambria Math" w:hAnsi="Cambria Math"/>
-                          <w:sz w:val="32"/>
-                          <w:szCs w:val="32"/>
-                        </w:rPr>
-                        <m:t>I</m:t>
-                      </m:r>
-                    </m:e>
-                    <m:sub>
-                      <m:r>
-                        <m:rPr>
-                          <m:sty m:val="bi"/>
-                        </m:rPr>
-                        <w:rPr>
-                          <w:rFonts w:ascii="Cambria Math" w:hAnsi="Cambria Math"/>
-                          <w:sz w:val="32"/>
-                          <w:szCs w:val="32"/>
-                        </w:rPr>
-                        <m:t>з</m:t>
-                      </m:r>
-                    </m:sub>
-                  </m:sSub>
-                  <m:r>
-                    <m:rPr>
-                      <m:sty m:val="bi"/>
-                    </m:rPr>
-                    <w:rPr>
-                      <w:rFonts w:ascii="Cambria Math" w:hAnsi="Cambria Math"/>
-                      <w:sz w:val="32"/>
-                      <w:szCs w:val="32"/>
-                    </w:rPr>
-                    <m:t>*r</m:t>
-                  </m:r>
-                  <m:r>
-                    <m:rPr>
-                      <m:sty m:val="bi"/>
-                    </m:rPr>
-                    <w:rPr>
-                      <w:rFonts w:ascii="Cambria Math" w:hAnsi="Cambria Math"/>
-                      <w:sz w:val="32"/>
-                      <w:szCs w:val="32"/>
-                    </w:rPr>
-                    <m:t xml:space="preserve">1 </m:t>
-                  </m:r>
-                  <m:r>
-                    <m:rPr>
-                      <m:sty m:val="bi"/>
-                    </m:rPr>
-                    <w:rPr>
-                      <w:rFonts w:ascii="Cambria Math" w:hAnsi="Cambria Math"/>
-                      <w:sz w:val="32"/>
-                      <w:szCs w:val="32"/>
-                      <w:lang w:val="en-US"/>
-                    </w:rPr>
-                    <m:t>|Закон Ома</m:t>
-                  </m:r>
-                </m:e>
-                <m:e>
-                  <m:sSub>
-                    <m:sSubPr>
-                      <m:ctrlPr>
-                        <w:rPr>
-                          <w:rFonts w:ascii="Cambria Math" w:hAnsi="Cambria Math"/>
-                          <w:b/>
-                          <w:bCs/>
-                          <w:i/>
-                          <w:sz w:val="32"/>
-                          <w:szCs w:val="32"/>
-                        </w:rPr>
-                      </m:ctrlPr>
-                    </m:sSubPr>
-                    <m:e>
-                      <m:r>
-                        <m:rPr>
-                          <m:sty m:val="bi"/>
-                        </m:rPr>
-                        <w:rPr>
-                          <w:rFonts w:ascii="Cambria Math" w:hAnsi="Cambria Math"/>
-                          <w:sz w:val="32"/>
-                          <w:szCs w:val="32"/>
-                        </w:rPr>
-                        <m:t>I</m:t>
-                      </m:r>
-                    </m:e>
-                    <m:sub>
-                      <m:r>
-                        <m:rPr>
-                          <m:sty m:val="bi"/>
-                        </m:rPr>
-                        <w:rPr>
-                          <w:rFonts w:ascii="Cambria Math" w:hAnsi="Cambria Math"/>
-                          <w:sz w:val="32"/>
-                          <w:szCs w:val="32"/>
-                        </w:rPr>
-                        <m:t>з</m:t>
-                      </m:r>
-                    </m:sub>
-                  </m:sSub>
-                  <m:r>
-                    <m:rPr>
-                      <m:sty m:val="bi"/>
-                    </m:rPr>
-                    <w:rPr>
-                      <w:rFonts w:ascii="Cambria Math" w:hAnsi="Cambria Math"/>
-                      <w:sz w:val="32"/>
-                      <w:szCs w:val="32"/>
-                    </w:rPr>
-                    <m:t>=c*</m:t>
-                  </m:r>
-                  <m:sSubSup>
-                    <m:sSubSupPr>
-                      <m:ctrlPr>
-                        <w:rPr>
-                          <w:rFonts w:ascii="Cambria Math" w:hAnsi="Cambria Math"/>
-                          <w:b/>
-                          <w:bCs/>
-                          <w:i/>
-                          <w:sz w:val="32"/>
-                          <w:szCs w:val="32"/>
-                        </w:rPr>
-                      </m:ctrlPr>
-                    </m:sSubSupPr>
-                    <m:e>
-                      <m:r>
-                        <m:rPr>
-                          <m:sty m:val="bi"/>
-                        </m:rPr>
-                        <w:rPr>
-                          <w:rFonts w:ascii="Cambria Math" w:hAnsi="Cambria Math"/>
-                          <w:sz w:val="32"/>
-                          <w:szCs w:val="32"/>
-                          <w:lang w:val="en-US"/>
-                        </w:rPr>
-                        <m:t>U</m:t>
-                      </m:r>
-                    </m:e>
-                    <m:sub>
-                      <m:r>
-                        <m:rPr>
-                          <m:sty m:val="bi"/>
-                        </m:rPr>
-                        <w:rPr>
-                          <w:rFonts w:ascii="Cambria Math" w:hAnsi="Cambria Math"/>
-                          <w:sz w:val="32"/>
-                          <w:szCs w:val="32"/>
-                        </w:rPr>
-                        <m:t>c</m:t>
-                      </m:r>
-                    </m:sub>
-                    <m:sup>
-                      <m:r>
-                        <m:rPr>
-                          <m:sty m:val="bi"/>
-                        </m:rPr>
-                        <w:rPr>
-                          <w:rFonts w:ascii="Cambria Math" w:hAnsi="Cambria Math"/>
-                          <w:sz w:val="32"/>
-                          <w:szCs w:val="32"/>
-                        </w:rPr>
-                        <m:t>'</m:t>
-                      </m:r>
-                    </m:sup>
-                  </m:sSubSup>
-                  <m:r>
-                    <m:rPr>
-                      <m:sty m:val="bi"/>
-                    </m:rPr>
-                    <w:rPr>
-                      <w:rFonts w:ascii="Cambria Math" w:hAnsi="Cambria Math"/>
-                      <w:sz w:val="32"/>
-                      <w:szCs w:val="32"/>
-                    </w:rPr>
-                    <m:t xml:space="preserve"> |Закон Фарадея</m:t>
-                  </m:r>
-                </m:e>
-              </m:eqArr>
-            </m:e>
-          </m:d>
+          <m:r>
+            <w:rPr>
+              <w:rFonts w:ascii="Cambria Math" w:hAnsi="Cambria Math"/>
+              <w:sz w:val="28"/>
+            </w:rPr>
+            <m:t xml:space="preserve">E = i·r + u_L    | второй закон Кирхгофа;    u_L = L·i'    | закон электромагнитной индукции;    u_r = i·r    | закон Ома</m:t>
+          </m:r>
         </m:oMath>
       </m:oMathPara>
     </w:p>
@@ -9565,7 +9461,7 @@
           <w:szCs w:val="28"/>
         </w:rPr>
         <w:lastRenderedPageBreak/>
-        <w:t xml:space="preserve">Подставляем третье уравнение во второе и потом второе в первое, далее находим производную </w:t>
+        <w:t xml:space="preserve">Подставляем закон Ома и u_L = L·i' во второй закон Кирхгофа, получаем уравнение для тока катушки.</w:t>
       </w:r>
       <w:proofErr w:type="spellStart"/>
       <w:r>
@@ -9574,309 +9470,9 @@
           <w:szCs w:val="28"/>
           <w:lang w:val="en-US"/>
         </w:rPr>
-        <w:t>Uc</w:t>
+        <w:t/>
       </w:r>
       <w:proofErr w:type="spellEnd"/>
-    </w:p>
-    <w:p>
-      <w:pPr>
-        <w:spacing w:after="0" w:line="240" w:lineRule="auto"/>
-        <w:ind w:left="360"/>
-        <w:rPr>
-          <w:sz w:val="28"/>
-          <w:szCs w:val="28"/>
-          <w:lang w:val="en-US"/>
-        </w:rPr>
-      </w:pPr>
-      <m:oMath>
-        <m:d>
-          <m:dPr>
-            <m:begChr m:val="{"/>
-            <m:endChr m:val=""/>
-            <m:ctrlPr>
-              <w:rPr>
-                <w:rFonts w:ascii="Cambria Math" w:hAnsi="Cambria Math"/>
-                <w:i/>
-                <w:sz w:val="28"/>
-                <w:szCs w:val="28"/>
-              </w:rPr>
-            </m:ctrlPr>
-          </m:dPr>
-          <m:e>
-            <m:eqArr>
-              <m:eqArrPr>
-                <m:ctrlPr>
-                  <w:rPr>
-                    <w:rFonts w:ascii="Cambria Math" w:hAnsi="Cambria Math"/>
-                    <w:i/>
-                    <w:sz w:val="28"/>
-                    <w:szCs w:val="28"/>
-                  </w:rPr>
-                </m:ctrlPr>
-              </m:eqArrPr>
-              <m:e>
-                <m:r>
-                  <w:rPr>
-                    <w:rFonts w:ascii="Cambria Math" w:hAnsi="Cambria Math"/>
-                    <w:sz w:val="28"/>
-                    <w:szCs w:val="28"/>
-                  </w:rPr>
-                  <m:t>E</m:t>
-                </m:r>
-                <m:r>
-                  <w:rPr>
-                    <w:rFonts w:ascii="Cambria Math" w:hAnsi="Cambria Math"/>
-                    <w:sz w:val="28"/>
-                    <w:szCs w:val="28"/>
-                    <w:lang w:val="en-US"/>
-                  </w:rPr>
-                  <m:t>=</m:t>
-                </m:r>
-                <m:sSub>
-                  <m:sSubPr>
-                    <m:ctrlPr>
-                      <w:rPr>
-                        <w:rFonts w:ascii="Cambria Math" w:hAnsi="Cambria Math"/>
-                        <w:i/>
-                        <w:sz w:val="28"/>
-                        <w:szCs w:val="28"/>
-                      </w:rPr>
-                    </m:ctrlPr>
-                  </m:sSubPr>
-                  <m:e>
-                    <m:r>
-                      <w:rPr>
-                        <w:rFonts w:ascii="Cambria Math" w:hAnsi="Cambria Math"/>
-                        <w:sz w:val="28"/>
-                        <w:szCs w:val="28"/>
-                      </w:rPr>
-                      <m:t>U</m:t>
-                    </m:r>
-                  </m:e>
-                  <m:sub>
-                    <m:r>
-                      <w:rPr>
-                        <w:rFonts w:ascii="Cambria Math" w:hAnsi="Cambria Math"/>
-                        <w:sz w:val="28"/>
-                        <w:szCs w:val="28"/>
-                      </w:rPr>
-                      <m:t>л</m:t>
-                    </m:r>
-                    <m:r>
-                      <w:rPr>
-                        <w:rFonts w:ascii="Cambria Math" w:hAnsi="Cambria Math"/>
-                        <w:sz w:val="28"/>
-                        <w:szCs w:val="28"/>
-                        <w:lang w:val="en-US"/>
-                      </w:rPr>
-                      <m:t>1</m:t>
-                    </m:r>
-                  </m:sub>
-                </m:sSub>
-                <m:r>
-                  <w:rPr>
-                    <w:rFonts w:ascii="Cambria Math" w:hAnsi="Cambria Math"/>
-                    <w:sz w:val="28"/>
-                    <w:szCs w:val="28"/>
-                    <w:lang w:val="en-US"/>
-                  </w:rPr>
-                  <m:t>+</m:t>
-                </m:r>
-                <m:sSub>
-                  <m:sSubPr>
-                    <m:ctrlPr>
-                      <w:rPr>
-                        <w:rFonts w:ascii="Cambria Math" w:hAnsi="Cambria Math"/>
-                        <w:i/>
-                        <w:sz w:val="28"/>
-                        <w:szCs w:val="28"/>
-                      </w:rPr>
-                    </m:ctrlPr>
-                  </m:sSubPr>
-                  <m:e>
-                    <m:r>
-                      <w:rPr>
-                        <w:rFonts w:ascii="Cambria Math" w:hAnsi="Cambria Math"/>
-                        <w:sz w:val="28"/>
-                        <w:szCs w:val="28"/>
-                      </w:rPr>
-                      <m:t>U</m:t>
-                    </m:r>
-                  </m:e>
-                  <m:sub>
-                    <m:r>
-                      <w:rPr>
-                        <w:rFonts w:ascii="Cambria Math" w:hAnsi="Cambria Math"/>
-                        <w:sz w:val="28"/>
-                        <w:szCs w:val="28"/>
-                      </w:rPr>
-                      <m:t>c</m:t>
-                    </m:r>
-                  </m:sub>
-                </m:sSub>
-              </m:e>
-              <m:e>
-                <m:sSub>
-                  <m:sSubPr>
-                    <m:ctrlPr>
-                      <w:rPr>
-                        <w:rFonts w:ascii="Cambria Math" w:hAnsi="Cambria Math"/>
-                        <w:i/>
-                        <w:sz w:val="28"/>
-                        <w:szCs w:val="28"/>
-                      </w:rPr>
-                    </m:ctrlPr>
-                  </m:sSubPr>
-                  <m:e>
-                    <m:r>
-                      <w:rPr>
-                        <w:rFonts w:ascii="Cambria Math" w:hAnsi="Cambria Math"/>
-                        <w:sz w:val="28"/>
-                        <w:szCs w:val="28"/>
-                      </w:rPr>
-                      <m:t>U</m:t>
-                    </m:r>
-                  </m:e>
-                  <m:sub>
-                    <m:r>
-                      <w:rPr>
-                        <w:rFonts w:ascii="Cambria Math" w:hAnsi="Cambria Math"/>
-                        <w:sz w:val="28"/>
-                        <w:szCs w:val="28"/>
-                      </w:rPr>
-                      <m:t>л</m:t>
-                    </m:r>
-                    <m:r>
-                      <w:rPr>
-                        <w:rFonts w:ascii="Cambria Math" w:hAnsi="Cambria Math"/>
-                        <w:sz w:val="28"/>
-                        <w:szCs w:val="28"/>
-                        <w:lang w:val="en-US"/>
-                      </w:rPr>
-                      <m:t>1</m:t>
-                    </m:r>
-                  </m:sub>
-                </m:sSub>
-                <m:r>
-                  <w:rPr>
-                    <w:rFonts w:ascii="Cambria Math" w:hAnsi="Cambria Math"/>
-                    <w:sz w:val="28"/>
-                    <w:szCs w:val="28"/>
-                    <w:lang w:val="en-US"/>
-                  </w:rPr>
-                  <m:t xml:space="preserve">= </m:t>
-                </m:r>
-                <m:r>
-                  <w:rPr>
-                    <w:rFonts w:ascii="Cambria Math" w:hAnsi="Cambria Math"/>
-                    <w:sz w:val="28"/>
-                    <w:szCs w:val="28"/>
-                  </w:rPr>
-                  <m:t>c</m:t>
-                </m:r>
-                <m:r>
-                  <w:rPr>
-                    <w:rFonts w:ascii="Cambria Math" w:hAnsi="Cambria Math"/>
-                    <w:sz w:val="28"/>
-                    <w:szCs w:val="28"/>
-                    <w:lang w:val="en-US"/>
-                  </w:rPr>
-                  <m:t>*</m:t>
-                </m:r>
-                <m:sSubSup>
-                  <m:sSubSupPr>
-                    <m:ctrlPr>
-                      <w:rPr>
-                        <w:rFonts w:ascii="Cambria Math" w:hAnsi="Cambria Math"/>
-                        <w:i/>
-                        <w:sz w:val="28"/>
-                        <w:szCs w:val="28"/>
-                      </w:rPr>
-                    </m:ctrlPr>
-                  </m:sSubSupPr>
-                  <m:e>
-                    <m:r>
-                      <w:rPr>
-                        <w:rFonts w:ascii="Cambria Math" w:hAnsi="Cambria Math"/>
-                        <w:sz w:val="28"/>
-                        <w:szCs w:val="28"/>
-                        <w:lang w:val="en-US"/>
-                      </w:rPr>
-                      <m:t>U</m:t>
-                    </m:r>
-                  </m:e>
-                  <m:sub>
-                    <m:r>
-                      <w:rPr>
-                        <w:rFonts w:ascii="Cambria Math" w:hAnsi="Cambria Math"/>
-                        <w:sz w:val="28"/>
-                        <w:szCs w:val="28"/>
-                      </w:rPr>
-                      <m:t>c</m:t>
-                    </m:r>
-                  </m:sub>
-                  <m:sup>
-                    <m:r>
-                      <w:rPr>
-                        <w:rFonts w:ascii="Cambria Math" w:hAnsi="Cambria Math"/>
-                        <w:sz w:val="28"/>
-                        <w:szCs w:val="28"/>
-                        <w:lang w:val="en-US"/>
-                      </w:rPr>
-                      <m:t>'</m:t>
-                    </m:r>
-                  </m:sup>
-                </m:sSubSup>
-                <m:r>
-                  <w:rPr>
-                    <w:rFonts w:ascii="Cambria Math" w:hAnsi="Cambria Math"/>
-                    <w:sz w:val="28"/>
-                    <w:szCs w:val="28"/>
-                    <w:lang w:val="en-US"/>
-                  </w:rPr>
-                  <m:t>*</m:t>
-                </m:r>
-                <m:r>
-                  <w:rPr>
-                    <w:rFonts w:ascii="Cambria Math" w:hAnsi="Cambria Math"/>
-                    <w:sz w:val="28"/>
-                    <w:szCs w:val="28"/>
-                  </w:rPr>
-                  <m:t>r</m:t>
-                </m:r>
-                <m:r>
-                  <w:rPr>
-                    <w:rFonts w:ascii="Cambria Math" w:hAnsi="Cambria Math"/>
-                    <w:sz w:val="28"/>
-                    <w:szCs w:val="28"/>
-                    <w:lang w:val="en-US"/>
-                  </w:rPr>
-                  <m:t>1</m:t>
-                </m:r>
-              </m:e>
-            </m:eqArr>
-          </m:e>
-        </m:d>
-      </m:oMath>
-      <w:r>
-        <w:rPr>
-          <w:sz w:val="28"/>
-          <w:szCs w:val="28"/>
-          <w:lang w:val="en-US"/>
-        </w:rPr>
-        <w:t>;</w:t>
-      </w:r>
-    </w:p>
-    <w:p>
-      <w:pPr>
-        <w:spacing w:after="0" w:line="240" w:lineRule="auto"/>
-        <w:ind w:left="360"/>
-        <w:rPr>
-          <w:sz w:val="28"/>
-          <w:szCs w:val="28"/>
-          <w:lang w:val="en-US"/>
-        </w:rPr>
-      </w:pPr>
     </w:p>
     <w:p>
       <w:pPr>
@@ -9893,636 +9489,135 @@
           <w:rPr>
             <w:rFonts w:ascii="Cambria Math" w:hAnsi="Cambria Math"/>
             <w:sz w:val="28"/>
-            <w:szCs w:val="28"/>
           </w:rPr>
-          <m:t>E</m:t>
+          <m:t xml:space="preserve">E = i·r + L·di/dt</m:t>
         </m:r>
+      </m:oMath>
+      <w:r>
+        <w:rPr>
+          <w:sz w:val="28"/>
+          <w:szCs w:val="28"/>
+          <w:lang w:val="en-US"/>
+        </w:rPr>
+        <w:t>;</w:t>
+      </w:r>
+    </w:p>
+    <w:p>
+      <w:pPr>
+        <w:spacing w:after="0" w:line="240" w:lineRule="auto"/>
+        <w:ind w:left="360"/>
+        <w:rPr>
+          <w:sz w:val="28"/>
+          <w:szCs w:val="28"/>
+          <w:lang w:val="en-US"/>
+        </w:rPr>
+      </w:pPr>
+    </w:p>
+    <w:p>
+      <w:pPr>
+        <w:spacing w:after="0" w:line="240" w:lineRule="auto"/>
+        <w:ind w:left="360"/>
+        <w:rPr>
+          <w:sz w:val="28"/>
+          <w:szCs w:val="28"/>
+          <w:lang w:val="en-US"/>
+        </w:rPr>
+      </w:pPr>
+      <m:oMath>
         <m:r>
           <w:rPr>
             <w:rFonts w:ascii="Cambria Math" w:hAnsi="Cambria Math"/>
             <w:sz w:val="28"/>
-            <w:szCs w:val="28"/>
-            <w:lang w:val="en-US"/>
           </w:rPr>
-          <m:t>=</m:t>
+          <m:t xml:space="preserve">L·di/dt + r·i = E</m:t>
         </m:r>
+      </m:oMath>
+      <w:r>
+        <w:rPr>
+          <w:sz w:val="28"/>
+          <w:szCs w:val="28"/>
+          <w:lang w:val="en-US"/>
+        </w:rPr>
+        <w:t>;</w:t>
+      </w:r>
+    </w:p>
+    <w:p>
+      <w:pPr>
+        <w:spacing w:after="0" w:line="240" w:lineRule="auto"/>
+        <w:ind w:left="360"/>
+        <w:rPr>
+          <w:sz w:val="28"/>
+          <w:szCs w:val="28"/>
+          <w:lang w:val="en-US"/>
+        </w:rPr>
+      </w:pPr>
+    </w:p>
+    <w:p>
+      <w:pPr>
+        <w:spacing w:after="0" w:line="240" w:lineRule="auto"/>
+        <w:ind w:left="360"/>
+        <w:rPr>
+          <w:sz w:val="28"/>
+          <w:szCs w:val="28"/>
+          <w:lang w:val="en-US"/>
+        </w:rPr>
+      </w:pPr>
+      <m:oMath>
         <m:r>
           <w:rPr>
             <w:rFonts w:ascii="Cambria Math" w:hAnsi="Cambria Math"/>
             <w:sz w:val="28"/>
-            <w:szCs w:val="28"/>
           </w:rPr>
-          <m:t>c</m:t>
+          <m:t xml:space="preserve">di/dt + (r/L)·i = E/L</m:t>
         </m:r>
+      </m:oMath>
+      <w:r>
+        <w:rPr>
+          <w:sz w:val="28"/>
+          <w:szCs w:val="28"/>
+          <w:lang w:val="en-US"/>
+        </w:rPr>
+        <w:t xml:space="preserve">; </w:t>
+      </w:r>
+      <m:oMath>
         <m:r>
           <w:rPr>
             <w:rFonts w:ascii="Cambria Math" w:hAnsi="Cambria Math"/>
             <w:sz w:val="28"/>
-            <w:szCs w:val="28"/>
-            <w:lang w:val="en-US"/>
           </w:rPr>
-          <m:t>*</m:t>
+          <m:t xml:space="preserve"/>
         </m:r>
-        <m:sSubSup>
-          <m:sSubSupPr>
-            <m:ctrlPr>
-              <w:rPr>
-                <w:rFonts w:ascii="Cambria Math" w:hAnsi="Cambria Math"/>
-                <w:i/>
-                <w:sz w:val="28"/>
-                <w:szCs w:val="28"/>
-              </w:rPr>
-            </m:ctrlPr>
-          </m:sSubSupPr>
-          <m:e>
-            <m:r>
-              <w:rPr>
-                <w:rFonts w:ascii="Cambria Math" w:hAnsi="Cambria Math"/>
-                <w:sz w:val="28"/>
-                <w:szCs w:val="28"/>
-                <w:lang w:val="en-US"/>
-              </w:rPr>
-              <m:t>U</m:t>
-            </m:r>
-          </m:e>
-          <m:sub>
-            <m:r>
-              <w:rPr>
-                <w:rFonts w:ascii="Cambria Math" w:hAnsi="Cambria Math"/>
-                <w:sz w:val="28"/>
-                <w:szCs w:val="28"/>
-              </w:rPr>
-              <m:t>c</m:t>
-            </m:r>
-          </m:sub>
-          <m:sup>
-            <m:r>
-              <w:rPr>
-                <w:rFonts w:ascii="Cambria Math" w:hAnsi="Cambria Math"/>
-                <w:sz w:val="28"/>
-                <w:szCs w:val="28"/>
-                <w:lang w:val="en-US"/>
-              </w:rPr>
-              <m:t>'</m:t>
-            </m:r>
-          </m:sup>
-        </m:sSubSup>
+      </m:oMath>
+    </w:p>
+    <w:p>
+      <w:pPr>
+        <w:spacing w:after="0" w:line="240" w:lineRule="auto"/>
+        <w:ind w:left="360"/>
+        <w:rPr>
+          <w:sz w:val="28"/>
+          <w:szCs w:val="28"/>
+          <w:lang w:val="en-US"/>
+        </w:rPr>
+      </w:pPr>
+    </w:p>
+    <w:p>
+      <w:pPr>
+        <w:spacing w:after="0" w:line="240" w:lineRule="auto"/>
+        <w:ind w:left="360"/>
+        <w:rPr>
+          <w:sz w:val="28"/>
+          <w:szCs w:val="28"/>
+          <w:lang w:val="en-US"/>
+        </w:rPr>
+      </w:pPr>
+      <m:oMath>
         <m:r>
           <w:rPr>
             <w:rFonts w:ascii="Cambria Math" w:hAnsi="Cambria Math"/>
             <w:sz w:val="28"/>
-            <w:szCs w:val="28"/>
-            <w:lang w:val="en-US"/>
           </w:rPr>
-          <m:t>*</m:t>
+          <m:t xml:space="preserve">di/dt = (E − i·r)/L</m:t>
         </m:r>
-        <m:r>
-          <w:rPr>
-            <w:rFonts w:ascii="Cambria Math" w:hAnsi="Cambria Math"/>
-            <w:sz w:val="28"/>
-            <w:szCs w:val="28"/>
-          </w:rPr>
-          <m:t>r</m:t>
-        </m:r>
-        <m:r>
-          <w:rPr>
-            <w:rFonts w:ascii="Cambria Math" w:hAnsi="Cambria Math"/>
-            <w:sz w:val="28"/>
-            <w:szCs w:val="28"/>
-            <w:lang w:val="en-US"/>
-          </w:rPr>
-          <m:t xml:space="preserve">1+ </m:t>
-        </m:r>
-        <m:sSub>
-          <m:sSubPr>
-            <m:ctrlPr>
-              <w:rPr>
-                <w:rFonts w:ascii="Cambria Math" w:hAnsi="Cambria Math"/>
-                <w:i/>
-                <w:sz w:val="28"/>
-                <w:szCs w:val="28"/>
-              </w:rPr>
-            </m:ctrlPr>
-          </m:sSubPr>
-          <m:e>
-            <m:r>
-              <w:rPr>
-                <w:rFonts w:ascii="Cambria Math" w:hAnsi="Cambria Math"/>
-                <w:sz w:val="28"/>
-                <w:szCs w:val="28"/>
-              </w:rPr>
-              <m:t>U</m:t>
-            </m:r>
-          </m:e>
-          <m:sub>
-            <m:r>
-              <w:rPr>
-                <w:rFonts w:ascii="Cambria Math" w:hAnsi="Cambria Math"/>
-                <w:sz w:val="28"/>
-                <w:szCs w:val="28"/>
-              </w:rPr>
-              <m:t>c</m:t>
-            </m:r>
-          </m:sub>
-        </m:sSub>
-      </m:oMath>
-      <w:r>
-        <w:rPr>
-          <w:sz w:val="28"/>
-          <w:szCs w:val="28"/>
-          <w:lang w:val="en-US"/>
-        </w:rPr>
-        <w:t>;</w:t>
-      </w:r>
-    </w:p>
-    <w:p>
-      <w:pPr>
-        <w:spacing w:after="0" w:line="240" w:lineRule="auto"/>
-        <w:ind w:left="360"/>
-        <w:rPr>
-          <w:sz w:val="28"/>
-          <w:szCs w:val="28"/>
-          <w:lang w:val="en-US"/>
-        </w:rPr>
-      </w:pPr>
-    </w:p>
-    <w:p>
-      <w:pPr>
-        <w:spacing w:after="0" w:line="240" w:lineRule="auto"/>
-        <w:ind w:left="360"/>
-        <w:rPr>
-          <w:sz w:val="28"/>
-          <w:szCs w:val="28"/>
-          <w:lang w:val="en-US"/>
-        </w:rPr>
-      </w:pPr>
-      <m:oMath>
-        <m:sSubSup>
-          <m:sSubSupPr>
-            <m:ctrlPr>
-              <w:rPr>
-                <w:rFonts w:ascii="Cambria Math" w:hAnsi="Cambria Math"/>
-                <w:i/>
-                <w:sz w:val="28"/>
-                <w:szCs w:val="28"/>
-              </w:rPr>
-            </m:ctrlPr>
-          </m:sSubSupPr>
-          <m:e>
-            <m:r>
-              <w:rPr>
-                <w:rFonts w:ascii="Cambria Math" w:hAnsi="Cambria Math"/>
-                <w:sz w:val="28"/>
-                <w:szCs w:val="28"/>
-                <w:lang w:val="en-US"/>
-              </w:rPr>
-              <m:t>U</m:t>
-            </m:r>
-          </m:e>
-          <m:sub>
-            <m:r>
-              <w:rPr>
-                <w:rFonts w:ascii="Cambria Math" w:hAnsi="Cambria Math"/>
-                <w:sz w:val="28"/>
-                <w:szCs w:val="28"/>
-              </w:rPr>
-              <m:t>c</m:t>
-            </m:r>
-          </m:sub>
-          <m:sup>
-            <m:r>
-              <w:rPr>
-                <w:rFonts w:ascii="Cambria Math" w:hAnsi="Cambria Math"/>
-                <w:sz w:val="28"/>
-                <w:szCs w:val="28"/>
-                <w:lang w:val="en-US"/>
-              </w:rPr>
-              <m:t>'</m:t>
-            </m:r>
-          </m:sup>
-        </m:sSubSup>
-        <m:r>
-          <w:rPr>
-            <w:rFonts w:ascii="Cambria Math" w:hAnsi="Cambria Math"/>
-            <w:sz w:val="28"/>
-            <w:szCs w:val="28"/>
-            <w:lang w:val="en-US"/>
-          </w:rPr>
-          <m:t xml:space="preserve">= </m:t>
-        </m:r>
-        <m:f>
-          <m:fPr>
-            <m:ctrlPr>
-              <w:rPr>
-                <w:rFonts w:ascii="Cambria Math" w:hAnsi="Cambria Math"/>
-                <w:i/>
-                <w:sz w:val="28"/>
-                <w:szCs w:val="28"/>
-              </w:rPr>
-            </m:ctrlPr>
-          </m:fPr>
-          <m:num>
-            <m:r>
-              <w:rPr>
-                <w:rFonts w:ascii="Cambria Math" w:hAnsi="Cambria Math"/>
-                <w:sz w:val="28"/>
-                <w:szCs w:val="28"/>
-              </w:rPr>
-              <m:t>E</m:t>
-            </m:r>
-            <m:r>
-              <w:rPr>
-                <w:rFonts w:ascii="Cambria Math" w:hAnsi="Cambria Math"/>
-                <w:sz w:val="28"/>
-                <w:szCs w:val="28"/>
-                <w:lang w:val="en-US"/>
-              </w:rPr>
-              <m:t xml:space="preserve">- </m:t>
-            </m:r>
-            <m:sSub>
-              <m:sSubPr>
-                <m:ctrlPr>
-                  <w:rPr>
-                    <w:rFonts w:ascii="Cambria Math" w:hAnsi="Cambria Math"/>
-                    <w:i/>
-                    <w:sz w:val="28"/>
-                    <w:szCs w:val="28"/>
-                  </w:rPr>
-                </m:ctrlPr>
-              </m:sSubPr>
-              <m:e>
-                <m:r>
-                  <w:rPr>
-                    <w:rFonts w:ascii="Cambria Math" w:hAnsi="Cambria Math"/>
-                    <w:sz w:val="28"/>
-                    <w:szCs w:val="28"/>
-                  </w:rPr>
-                  <m:t>U</m:t>
-                </m:r>
-              </m:e>
-              <m:sub>
-                <m:r>
-                  <w:rPr>
-                    <w:rFonts w:ascii="Cambria Math" w:hAnsi="Cambria Math"/>
-                    <w:sz w:val="28"/>
-                    <w:szCs w:val="28"/>
-                  </w:rPr>
-                  <m:t>c</m:t>
-                </m:r>
-              </m:sub>
-            </m:sSub>
-            <m:r>
-              <w:rPr>
-                <w:rFonts w:ascii="Cambria Math" w:hAnsi="Cambria Math"/>
-                <w:sz w:val="28"/>
-                <w:szCs w:val="28"/>
-                <w:lang w:val="en-US"/>
-              </w:rPr>
-              <m:t xml:space="preserve"> </m:t>
-            </m:r>
-          </m:num>
-          <m:den>
-            <m:r>
-              <w:rPr>
-                <w:rFonts w:ascii="Cambria Math" w:hAnsi="Cambria Math"/>
-                <w:sz w:val="28"/>
-                <w:szCs w:val="28"/>
-              </w:rPr>
-              <m:t>c</m:t>
-            </m:r>
-            <m:r>
-              <w:rPr>
-                <w:rFonts w:ascii="Cambria Math" w:hAnsi="Cambria Math"/>
-                <w:sz w:val="28"/>
-                <w:szCs w:val="28"/>
-                <w:lang w:val="en-US"/>
-              </w:rPr>
-              <m:t>*r</m:t>
-            </m:r>
-          </m:den>
-        </m:f>
-      </m:oMath>
-      <w:r>
-        <w:rPr>
-          <w:sz w:val="28"/>
-          <w:szCs w:val="28"/>
-          <w:lang w:val="en-US"/>
-        </w:rPr>
-        <w:t xml:space="preserve">; </w:t>
-      </w:r>
-      <m:oMath>
-        <m:sSubSup>
-          <m:sSubSupPr>
-            <m:ctrlPr>
-              <w:rPr>
-                <w:rFonts w:ascii="Cambria Math" w:hAnsi="Cambria Math"/>
-                <w:i/>
-                <w:sz w:val="28"/>
-                <w:szCs w:val="28"/>
-              </w:rPr>
-            </m:ctrlPr>
-          </m:sSubSupPr>
-          <m:e>
-            <m:r>
-              <w:rPr>
-                <w:rFonts w:ascii="Cambria Math" w:hAnsi="Cambria Math"/>
-                <w:sz w:val="28"/>
-                <w:szCs w:val="28"/>
-              </w:rPr>
-              <m:t>U</m:t>
-            </m:r>
-          </m:e>
-          <m:sub>
-            <m:r>
-              <w:rPr>
-                <w:rFonts w:ascii="Cambria Math" w:hAnsi="Cambria Math"/>
-                <w:sz w:val="28"/>
-                <w:szCs w:val="28"/>
-              </w:rPr>
-              <m:t>c</m:t>
-            </m:r>
-          </m:sub>
-          <m:sup>
-            <m:r>
-              <w:rPr>
-                <w:rFonts w:ascii="Cambria Math" w:hAnsi="Cambria Math"/>
-                <w:sz w:val="28"/>
-                <w:szCs w:val="28"/>
-                <w:lang w:val="en-US"/>
-              </w:rPr>
-              <m:t>'</m:t>
-            </m:r>
-          </m:sup>
-        </m:sSubSup>
-        <m:r>
-          <w:rPr>
-            <w:rFonts w:ascii="Cambria Math" w:hAnsi="Cambria Math"/>
-            <w:sz w:val="28"/>
-            <w:szCs w:val="28"/>
-            <w:lang w:val="en-US"/>
-          </w:rPr>
-          <m:t>=</m:t>
-        </m:r>
-        <m:f>
-          <m:fPr>
-            <m:ctrlPr>
-              <w:rPr>
-                <w:rFonts w:ascii="Cambria Math" w:hAnsi="Cambria Math"/>
-                <w:i/>
-                <w:sz w:val="28"/>
-                <w:szCs w:val="28"/>
-              </w:rPr>
-            </m:ctrlPr>
-          </m:fPr>
-          <m:num>
-            <m:r>
-              <w:rPr>
-                <w:rFonts w:ascii="Cambria Math" w:hAnsi="Cambria Math"/>
-                <w:sz w:val="28"/>
-                <w:szCs w:val="28"/>
-              </w:rPr>
-              <m:t>d</m:t>
-            </m:r>
-            <m:sSub>
-              <m:sSubPr>
-                <m:ctrlPr>
-                  <w:rPr>
-                    <w:rFonts w:ascii="Cambria Math" w:hAnsi="Cambria Math"/>
-                    <w:i/>
-                    <w:sz w:val="28"/>
-                    <w:szCs w:val="28"/>
-                  </w:rPr>
-                </m:ctrlPr>
-              </m:sSubPr>
-              <m:e>
-                <m:r>
-                  <w:rPr>
-                    <w:rFonts w:ascii="Cambria Math" w:hAnsi="Cambria Math"/>
-                    <w:sz w:val="28"/>
-                    <w:szCs w:val="28"/>
-                  </w:rPr>
-                  <m:t>U</m:t>
-                </m:r>
-              </m:e>
-              <m:sub>
-                <m:r>
-                  <w:rPr>
-                    <w:rFonts w:ascii="Cambria Math" w:hAnsi="Cambria Math"/>
-                    <w:sz w:val="28"/>
-                    <w:szCs w:val="28"/>
-                  </w:rPr>
-                  <m:t>c</m:t>
-                </m:r>
-              </m:sub>
-            </m:sSub>
-          </m:num>
-          <m:den>
-            <m:r>
-              <w:rPr>
-                <w:rFonts w:ascii="Cambria Math" w:hAnsi="Cambria Math"/>
-                <w:sz w:val="28"/>
-                <w:szCs w:val="28"/>
-              </w:rPr>
-              <m:t>dt</m:t>
-            </m:r>
-          </m:den>
-        </m:f>
-        <m:r>
-          <w:rPr>
-            <w:rFonts w:ascii="Cambria Math" w:hAnsi="Cambria Math"/>
-            <w:sz w:val="28"/>
-            <w:szCs w:val="28"/>
-            <w:lang w:val="en-US"/>
-          </w:rPr>
-          <m:t>;</m:t>
-        </m:r>
-      </m:oMath>
-    </w:p>
-    <w:p>
-      <w:pPr>
-        <w:spacing w:after="0" w:line="240" w:lineRule="auto"/>
-        <w:ind w:left="360"/>
-        <w:rPr>
-          <w:sz w:val="28"/>
-          <w:szCs w:val="28"/>
-          <w:lang w:val="en-US"/>
-        </w:rPr>
-      </w:pPr>
-    </w:p>
-    <w:p>
-      <w:pPr>
-        <w:spacing w:after="0" w:line="240" w:lineRule="auto"/>
-        <w:ind w:left="360"/>
-        <w:rPr>
-          <w:sz w:val="28"/>
-          <w:szCs w:val="28"/>
-          <w:lang w:val="en-US"/>
-        </w:rPr>
-      </w:pPr>
-      <m:oMath>
-        <m:f>
-          <m:fPr>
-            <m:ctrlPr>
-              <w:rPr>
-                <w:rFonts w:ascii="Cambria Math" w:hAnsi="Cambria Math"/>
-                <w:i/>
-                <w:sz w:val="28"/>
-                <w:szCs w:val="28"/>
-              </w:rPr>
-            </m:ctrlPr>
-          </m:fPr>
-          <m:num>
-            <m:r>
-              <w:rPr>
-                <w:rFonts w:ascii="Cambria Math" w:hAnsi="Cambria Math"/>
-                <w:sz w:val="28"/>
-                <w:szCs w:val="28"/>
-              </w:rPr>
-              <m:t>d</m:t>
-            </m:r>
-            <m:sSub>
-              <m:sSubPr>
-                <m:ctrlPr>
-                  <w:rPr>
-                    <w:rFonts w:ascii="Cambria Math" w:hAnsi="Cambria Math"/>
-                    <w:i/>
-                    <w:sz w:val="28"/>
-                    <w:szCs w:val="28"/>
-                  </w:rPr>
-                </m:ctrlPr>
-              </m:sSubPr>
-              <m:e>
-                <m:r>
-                  <w:rPr>
-                    <w:rFonts w:ascii="Cambria Math" w:hAnsi="Cambria Math"/>
-                    <w:sz w:val="28"/>
-                    <w:szCs w:val="28"/>
-                  </w:rPr>
-                  <m:t>U</m:t>
-                </m:r>
-              </m:e>
-              <m:sub>
-                <m:r>
-                  <w:rPr>
-                    <w:rFonts w:ascii="Cambria Math" w:hAnsi="Cambria Math"/>
-                    <w:sz w:val="28"/>
-                    <w:szCs w:val="28"/>
-                  </w:rPr>
-                  <m:t>c</m:t>
-                </m:r>
-              </m:sub>
-            </m:sSub>
-          </m:num>
-          <m:den>
-            <m:r>
-              <w:rPr>
-                <w:rFonts w:ascii="Cambria Math" w:hAnsi="Cambria Math"/>
-                <w:sz w:val="28"/>
-                <w:szCs w:val="28"/>
-              </w:rPr>
-              <m:t>dt</m:t>
-            </m:r>
-          </m:den>
-        </m:f>
-        <m:r>
-          <w:rPr>
-            <w:rFonts w:ascii="Cambria Math" w:hAnsi="Cambria Math"/>
-            <w:sz w:val="28"/>
-            <w:szCs w:val="28"/>
-            <w:lang w:val="en-US"/>
-          </w:rPr>
-          <m:t>=</m:t>
-        </m:r>
-        <m:f>
-          <m:fPr>
-            <m:ctrlPr>
-              <w:rPr>
-                <w:rFonts w:ascii="Cambria Math" w:hAnsi="Cambria Math"/>
-                <w:i/>
-                <w:sz w:val="28"/>
-                <w:szCs w:val="28"/>
-              </w:rPr>
-            </m:ctrlPr>
-          </m:fPr>
-          <m:num>
-            <m:r>
-              <w:rPr>
-                <w:rFonts w:ascii="Cambria Math" w:hAnsi="Cambria Math"/>
-                <w:sz w:val="28"/>
-                <w:szCs w:val="28"/>
-              </w:rPr>
-              <m:t>E</m:t>
-            </m:r>
-            <m:r>
-              <w:rPr>
-                <w:rFonts w:ascii="Cambria Math" w:hAnsi="Cambria Math"/>
-                <w:sz w:val="28"/>
-                <w:szCs w:val="28"/>
-                <w:lang w:val="en-US"/>
-              </w:rPr>
-              <m:t>-</m:t>
-            </m:r>
-            <m:sSub>
-              <m:sSubPr>
-                <m:ctrlPr>
-                  <w:rPr>
-                    <w:rFonts w:ascii="Cambria Math" w:hAnsi="Cambria Math"/>
-                    <w:i/>
-                    <w:sz w:val="28"/>
-                    <w:szCs w:val="28"/>
-                  </w:rPr>
-                </m:ctrlPr>
-              </m:sSubPr>
-              <m:e>
-                <m:r>
-                  <w:rPr>
-                    <w:rFonts w:ascii="Cambria Math" w:hAnsi="Cambria Math"/>
-                    <w:sz w:val="28"/>
-                    <w:szCs w:val="28"/>
-                  </w:rPr>
-                  <m:t>U</m:t>
-                </m:r>
-              </m:e>
-              <m:sub>
-                <m:r>
-                  <w:rPr>
-                    <w:rFonts w:ascii="Cambria Math" w:hAnsi="Cambria Math"/>
-                    <w:sz w:val="28"/>
-                    <w:szCs w:val="28"/>
-                  </w:rPr>
-                  <m:t>c</m:t>
-                </m:r>
-              </m:sub>
-            </m:sSub>
-          </m:num>
-          <m:den>
-            <m:r>
-              <w:rPr>
-                <w:rFonts w:ascii="Cambria Math" w:hAnsi="Cambria Math"/>
-                <w:sz w:val="28"/>
-                <w:szCs w:val="28"/>
-              </w:rPr>
-              <m:t>r</m:t>
-            </m:r>
-            <m:r>
-              <w:rPr>
-                <w:rFonts w:ascii="Cambria Math" w:hAnsi="Cambria Math"/>
-                <w:sz w:val="28"/>
-                <w:szCs w:val="28"/>
-                <w:lang w:val="en-US"/>
-              </w:rPr>
-              <m:t>1*</m:t>
-            </m:r>
-            <m:r>
-              <w:rPr>
-                <w:rFonts w:ascii="Cambria Math" w:hAnsi="Cambria Math"/>
-                <w:sz w:val="28"/>
-                <w:szCs w:val="28"/>
-              </w:rPr>
-              <m:t>c</m:t>
-            </m:r>
-          </m:den>
-        </m:f>
       </m:oMath>
       <w:r>
         <w:rPr>
@@ -10567,188 +9662,13 @@
         </w:rPr>
       </w:pPr>
       <m:oMath>
-        <m:f>
-          <m:fPr>
-            <m:ctrlPr>
-              <w:rPr>
-                <w:rFonts w:ascii="Cambria Math" w:hAnsi="Cambria Math"/>
-                <w:b/>
-                <w:bCs/>
-                <w:i/>
-                <w:sz w:val="32"/>
-                <w:szCs w:val="32"/>
-              </w:rPr>
-            </m:ctrlPr>
-          </m:fPr>
-          <m:num>
-            <m:r>
-              <m:rPr>
-                <m:sty m:val="bi"/>
-              </m:rPr>
-              <w:rPr>
-                <w:rFonts w:ascii="Cambria Math" w:hAnsi="Cambria Math"/>
-                <w:sz w:val="32"/>
-                <w:szCs w:val="32"/>
-              </w:rPr>
-              <m:t>d</m:t>
-            </m:r>
-            <m:sSub>
-              <m:sSubPr>
-                <m:ctrlPr>
-                  <w:rPr>
-                    <w:rFonts w:ascii="Cambria Math" w:hAnsi="Cambria Math"/>
-                    <w:b/>
-                    <w:bCs/>
-                    <w:i/>
-                    <w:sz w:val="32"/>
-                    <w:szCs w:val="32"/>
-                  </w:rPr>
-                </m:ctrlPr>
-              </m:sSubPr>
-              <m:e>
-                <m:r>
-                  <m:rPr>
-                    <m:sty m:val="bi"/>
-                  </m:rPr>
-                  <w:rPr>
-                    <w:rFonts w:ascii="Cambria Math" w:hAnsi="Cambria Math"/>
-                    <w:sz w:val="32"/>
-                    <w:szCs w:val="32"/>
-                  </w:rPr>
-                  <m:t>U</m:t>
-                </m:r>
-              </m:e>
-              <m:sub>
-                <m:r>
-                  <m:rPr>
-                    <m:sty m:val="bi"/>
-                  </m:rPr>
-                  <w:rPr>
-                    <w:rFonts w:ascii="Cambria Math" w:hAnsi="Cambria Math"/>
-                    <w:sz w:val="32"/>
-                    <w:szCs w:val="32"/>
-                  </w:rPr>
-                  <m:t>c</m:t>
-                </m:r>
-              </m:sub>
-            </m:sSub>
-          </m:num>
-          <m:den>
-            <m:r>
-              <m:rPr>
-                <m:sty m:val="bi"/>
-              </m:rPr>
-              <w:rPr>
-                <w:rFonts w:ascii="Cambria Math" w:hAnsi="Cambria Math"/>
-                <w:sz w:val="32"/>
-                <w:szCs w:val="32"/>
-              </w:rPr>
-              <m:t>dt</m:t>
-            </m:r>
-          </m:den>
-        </m:f>
         <m:r>
-          <m:rPr>
-            <m:sty m:val="bi"/>
-          </m:rPr>
           <w:rPr>
             <w:rFonts w:ascii="Cambria Math" w:hAnsi="Cambria Math"/>
-            <w:sz w:val="32"/>
-            <w:szCs w:val="32"/>
+            <w:sz w:val="28"/>
           </w:rPr>
-          <m:t>=</m:t>
+          <m:t xml:space="preserve">di/dt = (E − i·r)/L</m:t>
         </m:r>
-        <m:f>
-          <m:fPr>
-            <m:ctrlPr>
-              <w:rPr>
-                <w:rFonts w:ascii="Cambria Math" w:hAnsi="Cambria Math"/>
-                <w:b/>
-                <w:bCs/>
-                <w:i/>
-                <w:sz w:val="32"/>
-                <w:szCs w:val="32"/>
-              </w:rPr>
-            </m:ctrlPr>
-          </m:fPr>
-          <m:num>
-            <m:r>
-              <m:rPr>
-                <m:sty m:val="bi"/>
-              </m:rPr>
-              <w:rPr>
-                <w:rFonts w:ascii="Cambria Math" w:hAnsi="Cambria Math"/>
-                <w:sz w:val="32"/>
-                <w:szCs w:val="32"/>
-              </w:rPr>
-              <m:t>E-</m:t>
-            </m:r>
-            <m:sSub>
-              <m:sSubPr>
-                <m:ctrlPr>
-                  <w:rPr>
-                    <w:rFonts w:ascii="Cambria Math" w:hAnsi="Cambria Math"/>
-                    <w:b/>
-                    <w:bCs/>
-                    <w:i/>
-                    <w:sz w:val="32"/>
-                    <w:szCs w:val="32"/>
-                  </w:rPr>
-                </m:ctrlPr>
-              </m:sSubPr>
-              <m:e>
-                <m:r>
-                  <m:rPr>
-                    <m:sty m:val="bi"/>
-                  </m:rPr>
-                  <w:rPr>
-                    <w:rFonts w:ascii="Cambria Math" w:hAnsi="Cambria Math"/>
-                    <w:sz w:val="32"/>
-                    <w:szCs w:val="32"/>
-                  </w:rPr>
-                  <m:t>U</m:t>
-                </m:r>
-              </m:e>
-              <m:sub>
-                <m:r>
-                  <m:rPr>
-                    <m:sty m:val="bi"/>
-                  </m:rPr>
-                  <w:rPr>
-                    <w:rFonts w:ascii="Cambria Math" w:hAnsi="Cambria Math"/>
-                    <w:sz w:val="32"/>
-                    <w:szCs w:val="32"/>
-                  </w:rPr>
-                  <m:t>c</m:t>
-                </m:r>
-              </m:sub>
-            </m:sSub>
-          </m:num>
-          <m:den>
-            <m:r>
-              <m:rPr>
-                <m:sty m:val="bi"/>
-              </m:rPr>
-              <w:rPr>
-                <w:rFonts w:ascii="Cambria Math" w:hAnsi="Cambria Math"/>
-                <w:sz w:val="32"/>
-                <w:szCs w:val="32"/>
-              </w:rPr>
-              <m:t>r</m:t>
-            </m:r>
-            <m:r>
-              <m:rPr>
-                <m:sty m:val="bi"/>
-              </m:rPr>
-              <w:rPr>
-                <w:rFonts w:ascii="Cambria Math" w:hAnsi="Cambria Math"/>
-                <w:sz w:val="32"/>
-                <w:szCs w:val="32"/>
-              </w:rPr>
-              <m:t>1*c</m:t>
-            </m:r>
-          </m:den>
-        </m:f>
       </m:oMath>
       <w:r>
         <w:rPr>
@@ -10802,72 +9722,12 @@
         <w:t xml:space="preserve"> </w:t>
       </w:r>
       <m:oMath>
-        <m:sSub>
-          <m:sSubPr>
-            <m:ctrlPr>
-              <w:rPr>
-                <w:rFonts w:ascii="Cambria Math" w:hAnsi="Cambria Math"/>
-                <w:bCs/>
-                <w:i/>
-                <w:sz w:val="28"/>
-                <w:szCs w:val="28"/>
-              </w:rPr>
-            </m:ctrlPr>
-          </m:sSubPr>
-          <m:e>
-            <m:r>
-              <w:rPr>
-                <w:rFonts w:ascii="Cambria Math" w:hAnsi="Cambria Math"/>
-                <w:sz w:val="28"/>
-                <w:szCs w:val="28"/>
-                <w:lang w:val="en-US"/>
-              </w:rPr>
-              <m:t>U</m:t>
-            </m:r>
-          </m:e>
-          <m:sub>
-            <m:sSub>
-              <m:sSubPr>
-                <m:ctrlPr>
-                  <w:rPr>
-                    <w:rFonts w:ascii="Cambria Math" w:hAnsi="Cambria Math"/>
-                    <w:bCs/>
-                    <w:i/>
-                    <w:sz w:val="28"/>
-                    <w:szCs w:val="28"/>
-                  </w:rPr>
-                </m:ctrlPr>
-              </m:sSubPr>
-              <m:e>
-                <m:r>
-                  <w:rPr>
-                    <w:rFonts w:ascii="Cambria Math" w:hAnsi="Cambria Math"/>
-                    <w:sz w:val="28"/>
-                    <w:szCs w:val="28"/>
-                  </w:rPr>
-                  <m:t>c</m:t>
-                </m:r>
-              </m:e>
-              <m:sub>
-                <m:r>
-                  <w:rPr>
-                    <w:rFonts w:ascii="Cambria Math" w:hAnsi="Cambria Math"/>
-                    <w:sz w:val="28"/>
-                    <w:szCs w:val="28"/>
-                  </w:rPr>
-                  <m:t>0</m:t>
-                </m:r>
-              </m:sub>
-            </m:sSub>
-          </m:sub>
-        </m:sSub>
         <m:r>
           <w:rPr>
             <w:rFonts w:ascii="Cambria Math" w:hAnsi="Cambria Math"/>
             <w:sz w:val="28"/>
-            <w:szCs w:val="28"/>
           </w:rPr>
-          <m:t>=0;</m:t>
+          <m:t xml:space="preserve">I(0) = 0;</m:t>
         </m:r>
       </m:oMath>
       <w:r>
@@ -10879,48 +9739,12 @@
         <w:t xml:space="preserve">   </w:t>
       </w:r>
       <m:oMath>
-        <m:sSub>
-          <m:sSubPr>
-            <m:ctrlPr>
-              <w:rPr>
-                <w:rFonts w:ascii="Cambria Math" w:hAnsi="Cambria Math"/>
-                <w:bCs/>
-                <w:i/>
-                <w:sz w:val="28"/>
-                <w:szCs w:val="28"/>
-                <w:lang w:val="en-US"/>
-              </w:rPr>
-            </m:ctrlPr>
-          </m:sSubPr>
-          <m:e>
-            <m:r>
-              <w:rPr>
-                <w:rFonts w:ascii="Cambria Math" w:hAnsi="Cambria Math"/>
-                <w:sz w:val="28"/>
-                <w:szCs w:val="28"/>
-                <w:lang w:val="en-US"/>
-              </w:rPr>
-              <m:t>t</m:t>
-            </m:r>
-          </m:e>
-          <m:sub>
-            <m:r>
-              <w:rPr>
-                <w:rFonts w:ascii="Cambria Math" w:hAnsi="Cambria Math"/>
-                <w:sz w:val="28"/>
-                <w:szCs w:val="28"/>
-              </w:rPr>
-              <m:t>0</m:t>
-            </m:r>
-          </m:sub>
-        </m:sSub>
         <m:r>
           <w:rPr>
             <w:rFonts w:ascii="Cambria Math" w:hAnsi="Cambria Math"/>
             <w:sz w:val="28"/>
-            <w:szCs w:val="28"/>
           </w:rPr>
-          <m:t>=0;</m:t>
+          <m:t xml:space="preserve">t0 = 0;</m:t>
         </m:r>
       </m:oMath>
     </w:p>
@@ -10943,121 +9767,8 @@
             <w:rPr>
               <w:rFonts w:ascii="Cambria Math" w:hAnsi="Cambria Math"/>
               <w:sz w:val="28"/>
-              <w:szCs w:val="28"/>
             </w:rPr>
-            <m:t>-d</m:t>
-          </m:r>
-          <m:sSub>
-            <m:sSubPr>
-              <m:ctrlPr>
-                <w:rPr>
-                  <w:rFonts w:ascii="Cambria Math" w:hAnsi="Cambria Math"/>
-                  <w:i/>
-                  <w:sz w:val="28"/>
-                  <w:szCs w:val="28"/>
-                </w:rPr>
-              </m:ctrlPr>
-            </m:sSubPr>
-            <m:e>
-              <m:r>
-                <w:rPr>
-                  <w:rFonts w:ascii="Cambria Math" w:hAnsi="Cambria Math"/>
-                  <w:sz w:val="28"/>
-                  <w:szCs w:val="28"/>
-                </w:rPr>
-                <m:t>U</m:t>
-              </m:r>
-            </m:e>
-            <m:sub>
-              <m:r>
-                <w:rPr>
-                  <w:rFonts w:ascii="Cambria Math" w:hAnsi="Cambria Math"/>
-                  <w:sz w:val="28"/>
-                  <w:szCs w:val="28"/>
-                </w:rPr>
-                <m:t>c</m:t>
-              </m:r>
-            </m:sub>
-          </m:sSub>
-          <m:r>
-            <w:rPr>
-              <w:rFonts w:ascii="Cambria Math" w:hAnsi="Cambria Math"/>
-              <w:sz w:val="28"/>
-              <w:szCs w:val="28"/>
-            </w:rPr>
-            <m:t>=</m:t>
-          </m:r>
-          <m:f>
-            <m:fPr>
-              <m:ctrlPr>
-                <w:rPr>
-                  <w:rFonts w:ascii="Cambria Math" w:hAnsi="Cambria Math"/>
-                  <w:i/>
-                  <w:sz w:val="28"/>
-                  <w:szCs w:val="28"/>
-                </w:rPr>
-              </m:ctrlPr>
-            </m:fPr>
-            <m:num>
-              <m:sSub>
-                <m:sSubPr>
-                  <m:ctrlPr>
-                    <w:rPr>
-                      <w:rFonts w:ascii="Cambria Math" w:hAnsi="Cambria Math"/>
-                      <w:i/>
-                      <w:sz w:val="28"/>
-                      <w:szCs w:val="28"/>
-                    </w:rPr>
-                  </m:ctrlPr>
-                </m:sSubPr>
-                <m:e>
-                  <m:r>
-                    <w:rPr>
-                      <w:rFonts w:ascii="Cambria Math" w:hAnsi="Cambria Math"/>
-                      <w:sz w:val="28"/>
-                      <w:szCs w:val="28"/>
-                    </w:rPr>
-                    <m:t>U</m:t>
-                  </m:r>
-                </m:e>
-                <m:sub>
-                  <m:r>
-                    <w:rPr>
-                      <w:rFonts w:ascii="Cambria Math" w:hAnsi="Cambria Math"/>
-                      <w:sz w:val="28"/>
-                      <w:szCs w:val="28"/>
-                    </w:rPr>
-                    <m:t>c</m:t>
-                  </m:r>
-                </m:sub>
-              </m:sSub>
-              <m:r>
-                <w:rPr>
-                  <w:rFonts w:ascii="Cambria Math" w:hAnsi="Cambria Math"/>
-                  <w:sz w:val="28"/>
-                  <w:szCs w:val="28"/>
-                </w:rPr>
-                <m:t>-E</m:t>
-              </m:r>
-            </m:num>
-            <m:den>
-              <m:r>
-                <w:rPr>
-                  <w:rFonts w:ascii="Cambria Math" w:hAnsi="Cambria Math"/>
-                  <w:sz w:val="28"/>
-                  <w:szCs w:val="28"/>
-                </w:rPr>
-                <m:t>r1*c</m:t>
-              </m:r>
-            </m:den>
-          </m:f>
-          <m:r>
-            <w:rPr>
-              <w:rFonts w:ascii="Cambria Math" w:hAnsi="Cambria Math"/>
-              <w:sz w:val="28"/>
-              <w:szCs w:val="28"/>
-            </w:rPr>
-            <m:t>dt;</m:t>
+            <m:t xml:space="preserve">di/(i − E/r) = − (r/L) dt</m:t>
           </m:r>
         </m:oMath>
       </m:oMathPara>
@@ -11076,168 +9787,9 @@
           <w:rPr>
             <w:rFonts w:ascii="Cambria Math" w:hAnsi="Cambria Math"/>
             <w:sz w:val="28"/>
-            <w:szCs w:val="28"/>
           </w:rPr>
-          <m:t>-</m:t>
+          <m:t xml:space="preserve">ln|i − E/r| = − (r/L)·t + C1</m:t>
         </m:r>
-        <m:f>
-          <m:fPr>
-            <m:ctrlPr>
-              <w:rPr>
-                <w:rFonts w:ascii="Cambria Math" w:hAnsi="Cambria Math"/>
-                <w:i/>
-                <w:sz w:val="28"/>
-                <w:szCs w:val="28"/>
-              </w:rPr>
-            </m:ctrlPr>
-          </m:fPr>
-          <m:num>
-            <m:r>
-              <w:rPr>
-                <w:rFonts w:ascii="Cambria Math" w:hAnsi="Cambria Math"/>
-                <w:sz w:val="28"/>
-                <w:szCs w:val="28"/>
-              </w:rPr>
-              <m:t>d</m:t>
-            </m:r>
-            <m:d>
-              <m:dPr>
-                <m:ctrlPr>
-                  <w:rPr>
-                    <w:rFonts w:ascii="Cambria Math" w:hAnsi="Cambria Math"/>
-                    <w:i/>
-                    <w:sz w:val="28"/>
-                    <w:szCs w:val="28"/>
-                  </w:rPr>
-                </m:ctrlPr>
-              </m:dPr>
-              <m:e>
-                <m:sSub>
-                  <m:sSubPr>
-                    <m:ctrlPr>
-                      <w:rPr>
-                        <w:rFonts w:ascii="Cambria Math" w:hAnsi="Cambria Math"/>
-                        <w:i/>
-                        <w:sz w:val="28"/>
-                        <w:szCs w:val="28"/>
-                      </w:rPr>
-                    </m:ctrlPr>
-                  </m:sSubPr>
-                  <m:e>
-                    <m:r>
-                      <w:rPr>
-                        <w:rFonts w:ascii="Cambria Math" w:hAnsi="Cambria Math"/>
-                        <w:sz w:val="28"/>
-                        <w:szCs w:val="28"/>
-                      </w:rPr>
-                      <m:t>U</m:t>
-                    </m:r>
-                  </m:e>
-                  <m:sub>
-                    <m:r>
-                      <w:rPr>
-                        <w:rFonts w:ascii="Cambria Math" w:hAnsi="Cambria Math"/>
-                        <w:sz w:val="28"/>
-                        <w:szCs w:val="28"/>
-                      </w:rPr>
-                      <m:t>c</m:t>
-                    </m:r>
-                  </m:sub>
-                </m:sSub>
-                <m:r>
-                  <w:rPr>
-                    <w:rFonts w:ascii="Cambria Math" w:hAnsi="Cambria Math"/>
-                    <w:sz w:val="28"/>
-                    <w:szCs w:val="28"/>
-                  </w:rPr>
-                  <m:t>-E</m:t>
-                </m:r>
-              </m:e>
-            </m:d>
-          </m:num>
-          <m:den>
-            <m:sSub>
-              <m:sSubPr>
-                <m:ctrlPr>
-                  <w:rPr>
-                    <w:rFonts w:ascii="Cambria Math" w:hAnsi="Cambria Math"/>
-                    <w:i/>
-                    <w:sz w:val="28"/>
-                    <w:szCs w:val="28"/>
-                  </w:rPr>
-                </m:ctrlPr>
-              </m:sSubPr>
-              <m:e>
-                <m:r>
-                  <w:rPr>
-                    <w:rFonts w:ascii="Cambria Math" w:hAnsi="Cambria Math"/>
-                    <w:sz w:val="28"/>
-                    <w:szCs w:val="28"/>
-                  </w:rPr>
-                  <m:t>U</m:t>
-                </m:r>
-              </m:e>
-              <m:sub>
-                <m:r>
-                  <w:rPr>
-                    <w:rFonts w:ascii="Cambria Math" w:hAnsi="Cambria Math"/>
-                    <w:sz w:val="28"/>
-                    <w:szCs w:val="28"/>
-                  </w:rPr>
-                  <m:t>c</m:t>
-                </m:r>
-              </m:sub>
-            </m:sSub>
-            <m:r>
-              <w:rPr>
-                <w:rFonts w:ascii="Cambria Math" w:hAnsi="Cambria Math"/>
-                <w:sz w:val="28"/>
-                <w:szCs w:val="28"/>
-              </w:rPr>
-              <m:t>-E</m:t>
-            </m:r>
-          </m:den>
-        </m:f>
-        <m:r>
-          <w:rPr>
-            <w:rFonts w:ascii="Cambria Math" w:hAnsi="Cambria Math"/>
-            <w:sz w:val="28"/>
-            <w:szCs w:val="28"/>
-          </w:rPr>
-          <m:t>=</m:t>
-        </m:r>
-        <m:f>
-          <m:fPr>
-            <m:ctrlPr>
-              <w:rPr>
-                <w:rFonts w:ascii="Cambria Math" w:hAnsi="Cambria Math"/>
-                <w:i/>
-                <w:sz w:val="28"/>
-                <w:szCs w:val="28"/>
-              </w:rPr>
-            </m:ctrlPr>
-          </m:fPr>
-          <m:num>
-            <m:r>
-              <w:rPr>
-                <w:rFonts w:ascii="Cambria Math" w:hAnsi="Cambria Math"/>
-                <w:sz w:val="28"/>
-                <w:szCs w:val="28"/>
-              </w:rPr>
-              <m:t>dt</m:t>
-            </m:r>
-          </m:num>
-          <m:den>
-            <m:r>
-              <w:rPr>
-                <w:rFonts w:ascii="Cambria Math" w:hAnsi="Cambria Math"/>
-                <w:sz w:val="28"/>
-                <w:szCs w:val="28"/>
-              </w:rPr>
-              <m:t>r1*c</m:t>
-            </m:r>
-          </m:den>
-        </m:f>
       </m:oMath>
       <w:r>
         <w:rPr>
@@ -11261,206 +9813,9 @@
           <w:rPr>
             <w:rFonts w:ascii="Cambria Math" w:hAnsi="Cambria Math"/>
             <w:sz w:val="28"/>
-            <w:szCs w:val="28"/>
           </w:rPr>
-          <m:t>-</m:t>
+          <m:t xml:space="preserve">i − E/r = C2 · e^(− t r/L)</m:t>
         </m:r>
-        <m:nary>
-          <m:naryPr>
-            <m:limLoc m:val="undOvr"/>
-            <m:subHide m:val="1"/>
-            <m:supHide m:val="1"/>
-            <m:ctrlPr>
-              <w:rPr>
-                <w:rFonts w:ascii="Cambria Math" w:hAnsi="Cambria Math"/>
-                <w:i/>
-                <w:sz w:val="28"/>
-                <w:szCs w:val="28"/>
-              </w:rPr>
-            </m:ctrlPr>
-          </m:naryPr>
-          <m:sub/>
-          <m:sup/>
-          <m:e>
-            <m:f>
-              <m:fPr>
-                <m:ctrlPr>
-                  <w:rPr>
-                    <w:rFonts w:ascii="Cambria Math" w:hAnsi="Cambria Math"/>
-                    <w:i/>
-                    <w:sz w:val="28"/>
-                    <w:szCs w:val="28"/>
-                  </w:rPr>
-                </m:ctrlPr>
-              </m:fPr>
-              <m:num>
-                <m:r>
-                  <w:rPr>
-                    <w:rFonts w:ascii="Cambria Math" w:hAnsi="Cambria Math"/>
-                    <w:sz w:val="28"/>
-                    <w:szCs w:val="28"/>
-                  </w:rPr>
-                  <m:t>d</m:t>
-                </m:r>
-                <m:d>
-                  <m:dPr>
-                    <m:ctrlPr>
-                      <w:rPr>
-                        <w:rFonts w:ascii="Cambria Math" w:hAnsi="Cambria Math"/>
-                        <w:i/>
-                        <w:sz w:val="28"/>
-                        <w:szCs w:val="28"/>
-                      </w:rPr>
-                    </m:ctrlPr>
-                  </m:dPr>
-                  <m:e>
-                    <m:sSub>
-                      <m:sSubPr>
-                        <m:ctrlPr>
-                          <w:rPr>
-                            <w:rFonts w:ascii="Cambria Math" w:hAnsi="Cambria Math"/>
-                            <w:i/>
-                            <w:sz w:val="28"/>
-                            <w:szCs w:val="28"/>
-                          </w:rPr>
-                        </m:ctrlPr>
-                      </m:sSubPr>
-                      <m:e>
-                        <m:r>
-                          <w:rPr>
-                            <w:rFonts w:ascii="Cambria Math" w:hAnsi="Cambria Math"/>
-                            <w:sz w:val="28"/>
-                            <w:szCs w:val="28"/>
-                          </w:rPr>
-                          <m:t>U</m:t>
-                        </m:r>
-                      </m:e>
-                      <m:sub>
-                        <m:r>
-                          <w:rPr>
-                            <w:rFonts w:ascii="Cambria Math" w:hAnsi="Cambria Math"/>
-                            <w:sz w:val="28"/>
-                            <w:szCs w:val="28"/>
-                          </w:rPr>
-                          <m:t>c</m:t>
-                        </m:r>
-                      </m:sub>
-                    </m:sSub>
-                    <m:r>
-                      <w:rPr>
-                        <w:rFonts w:ascii="Cambria Math" w:hAnsi="Cambria Math"/>
-                        <w:sz w:val="28"/>
-                        <w:szCs w:val="28"/>
-                      </w:rPr>
-                      <m:t>-E</m:t>
-                    </m:r>
-                  </m:e>
-                </m:d>
-              </m:num>
-              <m:den>
-                <m:sSub>
-                  <m:sSubPr>
-                    <m:ctrlPr>
-                      <w:rPr>
-                        <w:rFonts w:ascii="Cambria Math" w:hAnsi="Cambria Math"/>
-                        <w:i/>
-                        <w:sz w:val="28"/>
-                        <w:szCs w:val="28"/>
-                      </w:rPr>
-                    </m:ctrlPr>
-                  </m:sSubPr>
-                  <m:e>
-                    <m:r>
-                      <w:rPr>
-                        <w:rFonts w:ascii="Cambria Math" w:hAnsi="Cambria Math"/>
-                        <w:sz w:val="28"/>
-                        <w:szCs w:val="28"/>
-                      </w:rPr>
-                      <m:t>U</m:t>
-                    </m:r>
-                  </m:e>
-                  <m:sub>
-                    <m:r>
-                      <w:rPr>
-                        <w:rFonts w:ascii="Cambria Math" w:hAnsi="Cambria Math"/>
-                        <w:sz w:val="28"/>
-                        <w:szCs w:val="28"/>
-                      </w:rPr>
-                      <m:t>c</m:t>
-                    </m:r>
-                  </m:sub>
-                </m:sSub>
-                <m:r>
-                  <w:rPr>
-                    <w:rFonts w:ascii="Cambria Math" w:hAnsi="Cambria Math"/>
-                    <w:sz w:val="28"/>
-                    <w:szCs w:val="28"/>
-                  </w:rPr>
-                  <m:t>-E</m:t>
-                </m:r>
-              </m:den>
-            </m:f>
-          </m:e>
-        </m:nary>
-        <m:r>
-          <w:rPr>
-            <w:rFonts w:ascii="Cambria Math" w:hAnsi="Cambria Math"/>
-            <w:sz w:val="28"/>
-            <w:szCs w:val="28"/>
-          </w:rPr>
-          <m:t>=</m:t>
-        </m:r>
-        <m:nary>
-          <m:naryPr>
-            <m:limLoc m:val="undOvr"/>
-            <m:subHide m:val="1"/>
-            <m:supHide m:val="1"/>
-            <m:ctrlPr>
-              <w:rPr>
-                <w:rFonts w:ascii="Cambria Math" w:hAnsi="Cambria Math"/>
-                <w:i/>
-                <w:sz w:val="28"/>
-                <w:szCs w:val="28"/>
-              </w:rPr>
-            </m:ctrlPr>
-          </m:naryPr>
-          <m:sub/>
-          <m:sup/>
-          <m:e>
-            <m:f>
-              <m:fPr>
-                <m:ctrlPr>
-                  <w:rPr>
-                    <w:rFonts w:ascii="Cambria Math" w:hAnsi="Cambria Math"/>
-                    <w:i/>
-                    <w:sz w:val="28"/>
-                    <w:szCs w:val="28"/>
-                  </w:rPr>
-                </m:ctrlPr>
-              </m:fPr>
-              <m:num>
-                <m:r>
-                  <w:rPr>
-                    <w:rFonts w:ascii="Cambria Math" w:hAnsi="Cambria Math"/>
-                    <w:sz w:val="28"/>
-                    <w:szCs w:val="28"/>
-                  </w:rPr>
-                  <m:t>dt</m:t>
-                </m:r>
-              </m:num>
-              <m:den>
-                <m:r>
-                  <w:rPr>
-                    <w:rFonts w:ascii="Cambria Math" w:hAnsi="Cambria Math"/>
-                    <w:sz w:val="28"/>
-                    <w:szCs w:val="28"/>
-                  </w:rPr>
-                  <m:t>r1*c</m:t>
-                </m:r>
-              </m:den>
-            </m:f>
-          </m:e>
-        </m:nary>
       </m:oMath>
       <w:r>
         <w:rPr>
@@ -11479,508 +9834,14 @@
           <w:szCs w:val="28"/>
         </w:rPr>
       </w:pPr>
-      <m:oMath>
-        <m:func>
-          <m:funcPr>
-            <m:ctrlPr>
-              <w:rPr>
-                <w:rFonts w:ascii="Cambria Math" w:hAnsi="Cambria Math"/>
-                <w:i/>
-                <w:sz w:val="28"/>
-                <w:szCs w:val="28"/>
-              </w:rPr>
-            </m:ctrlPr>
-          </m:funcPr>
-          <m:fName>
-            <m:r>
-              <m:rPr>
-                <m:sty m:val="p"/>
-              </m:rPr>
-              <w:rPr>
-                <w:rFonts w:ascii="Cambria Math" w:hAnsi="Cambria Math"/>
-                <w:sz w:val="28"/>
-                <w:szCs w:val="28"/>
-              </w:rPr>
-              <m:t>ln</m:t>
-            </m:r>
-          </m:fName>
-          <m:e>
-            <m:d>
-              <m:dPr>
-                <m:ctrlPr>
-                  <w:rPr>
-                    <w:rFonts w:ascii="Cambria Math" w:hAnsi="Cambria Math"/>
-                    <w:i/>
-                    <w:sz w:val="28"/>
-                    <w:szCs w:val="28"/>
-                  </w:rPr>
-                </m:ctrlPr>
-              </m:dPr>
-              <m:e>
-                <m:sSub>
-                  <m:sSubPr>
-                    <m:ctrlPr>
-                      <w:rPr>
-                        <w:rFonts w:ascii="Cambria Math" w:hAnsi="Cambria Math"/>
-                        <w:i/>
-                        <w:sz w:val="28"/>
-                        <w:szCs w:val="28"/>
-                      </w:rPr>
-                    </m:ctrlPr>
-                  </m:sSubPr>
-                  <m:e>
-                    <m:r>
-                      <w:rPr>
-                        <w:rFonts w:ascii="Cambria Math" w:hAnsi="Cambria Math"/>
-                        <w:sz w:val="28"/>
-                        <w:szCs w:val="28"/>
-                      </w:rPr>
-                      <m:t>U</m:t>
-                    </m:r>
-                  </m:e>
-                  <m:sub>
-                    <m:r>
-                      <w:rPr>
-                        <w:rFonts w:ascii="Cambria Math" w:hAnsi="Cambria Math"/>
-                        <w:sz w:val="28"/>
-                        <w:szCs w:val="28"/>
-                      </w:rPr>
-                      <m:t>c</m:t>
-                    </m:r>
-                  </m:sub>
-                </m:sSub>
-                <m:r>
-                  <w:rPr>
-                    <w:rFonts w:ascii="Cambria Math" w:hAnsi="Cambria Math"/>
-                    <w:sz w:val="28"/>
-                    <w:szCs w:val="28"/>
-                  </w:rPr>
-                  <m:t>-E</m:t>
-                </m:r>
-              </m:e>
-            </m:d>
-            <m:r>
-              <w:rPr>
-                <w:rFonts w:ascii="Cambria Math" w:hAnsi="Cambria Math"/>
-                <w:sz w:val="28"/>
-                <w:szCs w:val="28"/>
-              </w:rPr>
-              <m:t>=-</m:t>
-            </m:r>
-            <m:f>
-              <m:fPr>
-                <m:ctrlPr>
-                  <w:rPr>
-                    <w:rFonts w:ascii="Cambria Math" w:hAnsi="Cambria Math"/>
-                    <w:i/>
-                    <w:sz w:val="28"/>
-                    <w:szCs w:val="28"/>
-                  </w:rPr>
-                </m:ctrlPr>
-              </m:fPr>
-              <m:num>
-                <m:r>
-                  <w:rPr>
-                    <w:rFonts w:ascii="Cambria Math" w:hAnsi="Cambria Math"/>
-                    <w:sz w:val="28"/>
-                    <w:szCs w:val="28"/>
-                  </w:rPr>
-                  <m:t>t</m:t>
-                </m:r>
-              </m:num>
-              <m:den>
-                <m:r>
-                  <w:rPr>
-                    <w:rFonts w:ascii="Cambria Math" w:hAnsi="Cambria Math"/>
-                    <w:sz w:val="28"/>
-                    <w:szCs w:val="28"/>
-                  </w:rPr>
-                  <m:t>r1*c</m:t>
-                </m:r>
-              </m:den>
-            </m:f>
-          </m:e>
-        </m:func>
-        <m:r>
-          <w:rPr>
-            <w:rFonts w:ascii="Cambria Math" w:hAnsi="Cambria Math"/>
-            <w:sz w:val="28"/>
-            <w:szCs w:val="28"/>
-          </w:rPr>
-          <m:t>-</m:t>
-        </m:r>
-        <m:sSub>
-          <m:sSubPr>
-            <m:ctrlPr>
-              <w:rPr>
-                <w:rFonts w:ascii="Cambria Math" w:hAnsi="Cambria Math"/>
-                <w:i/>
-                <w:sz w:val="28"/>
-                <w:szCs w:val="28"/>
-              </w:rPr>
-            </m:ctrlPr>
-          </m:sSubPr>
-          <m:e>
-            <m:r>
-              <w:rPr>
-                <w:rFonts w:ascii="Cambria Math" w:hAnsi="Cambria Math"/>
-                <w:sz w:val="28"/>
-                <w:szCs w:val="28"/>
-              </w:rPr>
-              <m:t>C</m:t>
-            </m:r>
-          </m:e>
-          <m:sub>
-            <m:r>
-              <w:rPr>
-                <w:rFonts w:ascii="Cambria Math" w:hAnsi="Cambria Math"/>
-                <w:sz w:val="28"/>
-                <w:szCs w:val="28"/>
-              </w:rPr>
-              <m:t>1</m:t>
-            </m:r>
-          </m:sub>
-        </m:sSub>
-        <m:r>
-          <w:rPr>
-            <w:rFonts w:ascii="Cambria Math" w:hAnsi="Cambria Math"/>
-            <w:sz w:val="28"/>
-            <w:szCs w:val="28"/>
-          </w:rPr>
-          <m:t xml:space="preserve">;     </m:t>
-        </m:r>
-        <m:sSub>
-          <m:sSubPr>
-            <m:ctrlPr>
-              <w:rPr>
-                <w:rFonts w:ascii="Cambria Math" w:hAnsi="Cambria Math"/>
-                <w:i/>
-                <w:sz w:val="28"/>
-                <w:szCs w:val="28"/>
-              </w:rPr>
-            </m:ctrlPr>
-          </m:sSubPr>
-          <m:e>
-            <m:r>
-              <w:rPr>
-                <w:rFonts w:ascii="Cambria Math" w:hAnsi="Cambria Math"/>
-                <w:sz w:val="28"/>
-                <w:szCs w:val="28"/>
-              </w:rPr>
-              <m:t>C</m:t>
-            </m:r>
-          </m:e>
-          <m:sub>
-            <m:r>
-              <w:rPr>
-                <w:rFonts w:ascii="Cambria Math" w:hAnsi="Cambria Math"/>
-                <w:sz w:val="28"/>
-                <w:szCs w:val="28"/>
-              </w:rPr>
-              <m:t>1</m:t>
-            </m:r>
-          </m:sub>
-        </m:sSub>
-        <m:r>
-          <w:rPr>
-            <w:rFonts w:ascii="Cambria Math" w:hAnsi="Cambria Math"/>
-            <w:sz w:val="28"/>
-            <w:szCs w:val="28"/>
-          </w:rPr>
-          <m:t>=-</m:t>
-        </m:r>
-        <m:sSub>
-          <m:sSubPr>
-            <m:ctrlPr>
-              <w:rPr>
-                <w:rFonts w:ascii="Cambria Math" w:hAnsi="Cambria Math"/>
-                <w:i/>
-                <w:sz w:val="28"/>
-                <w:szCs w:val="28"/>
-              </w:rPr>
-            </m:ctrlPr>
-          </m:sSubPr>
-          <m:e>
-            <m:r>
-              <w:rPr>
-                <w:rFonts w:ascii="Cambria Math" w:hAnsi="Cambria Math"/>
-                <w:sz w:val="28"/>
-                <w:szCs w:val="28"/>
-              </w:rPr>
-              <m:t>C</m:t>
-            </m:r>
-          </m:e>
-          <m:sub>
-            <m:r>
-              <w:rPr>
-                <w:rFonts w:ascii="Cambria Math" w:hAnsi="Cambria Math"/>
-                <w:sz w:val="28"/>
-                <w:szCs w:val="28"/>
-              </w:rPr>
-              <m:t>2</m:t>
-            </m:r>
-          </m:sub>
-        </m:sSub>
-      </m:oMath>
-      <w:r>
-        <w:rPr>
-          <w:sz w:val="28"/>
-          <w:szCs w:val="28"/>
-        </w:rPr>
-        <w:t>;</w:t>
-      </w:r>
-    </w:p>
-    <w:p>
-      <w:pPr>
-        <w:spacing w:line="240" w:lineRule="auto"/>
-        <w:ind w:left="360"/>
-        <w:rPr>
-          <w:sz w:val="28"/>
-          <w:szCs w:val="28"/>
-        </w:rPr>
-      </w:pPr>
-      <m:oMath>
-        <m:sSub>
-          <m:sSubPr>
-            <m:ctrlPr>
-              <w:rPr>
-                <w:rFonts w:ascii="Cambria Math" w:hAnsi="Cambria Math"/>
-                <w:i/>
-                <w:sz w:val="28"/>
-                <w:szCs w:val="28"/>
-              </w:rPr>
-            </m:ctrlPr>
-          </m:sSubPr>
-          <m:e>
-            <m:r>
-              <w:rPr>
-                <w:rFonts w:ascii="Cambria Math" w:hAnsi="Cambria Math"/>
-                <w:sz w:val="28"/>
-                <w:szCs w:val="28"/>
-              </w:rPr>
-              <m:t>U</m:t>
-            </m:r>
-          </m:e>
-          <m:sub>
-            <m:r>
-              <w:rPr>
-                <w:rFonts w:ascii="Cambria Math" w:hAnsi="Cambria Math"/>
-                <w:sz w:val="28"/>
-                <w:szCs w:val="28"/>
-              </w:rPr>
-              <m:t>c</m:t>
-            </m:r>
-          </m:sub>
-        </m:sSub>
-        <m:r>
-          <w:rPr>
-            <w:rFonts w:ascii="Cambria Math" w:hAnsi="Cambria Math"/>
-            <w:sz w:val="28"/>
-            <w:szCs w:val="28"/>
-          </w:rPr>
-          <m:t>=E+</m:t>
-        </m:r>
-        <m:sSup>
-          <m:sSupPr>
-            <m:ctrlPr>
-              <w:rPr>
-                <w:rFonts w:ascii="Cambria Math" w:hAnsi="Cambria Math"/>
-                <w:i/>
-                <w:sz w:val="28"/>
-                <w:szCs w:val="28"/>
-              </w:rPr>
-            </m:ctrlPr>
-          </m:sSupPr>
-          <m:e>
-            <m:r>
-              <w:rPr>
-                <w:rFonts w:ascii="Cambria Math" w:hAnsi="Cambria Math"/>
-                <w:sz w:val="28"/>
-                <w:szCs w:val="28"/>
-              </w:rPr>
-              <m:t>e</m:t>
-            </m:r>
-          </m:e>
-          <m:sup>
-            <m:r>
-              <w:rPr>
-                <w:rFonts w:ascii="Cambria Math" w:hAnsi="Cambria Math"/>
-                <w:sz w:val="28"/>
-                <w:szCs w:val="28"/>
-              </w:rPr>
-              <m:t>-</m:t>
-            </m:r>
-            <m:f>
-              <m:fPr>
-                <m:ctrlPr>
-                  <w:rPr>
-                    <w:rFonts w:ascii="Cambria Math" w:hAnsi="Cambria Math"/>
-                    <w:i/>
-                    <w:sz w:val="28"/>
-                    <w:szCs w:val="28"/>
-                  </w:rPr>
-                </m:ctrlPr>
-              </m:fPr>
-              <m:num>
-                <m:r>
-                  <w:rPr>
-                    <w:rFonts w:ascii="Cambria Math" w:hAnsi="Cambria Math"/>
-                    <w:sz w:val="28"/>
-                    <w:szCs w:val="28"/>
-                  </w:rPr>
-                  <m:t>t</m:t>
-                </m:r>
-              </m:num>
-              <m:den>
-                <m:r>
-                  <w:rPr>
-                    <w:rFonts w:ascii="Cambria Math" w:hAnsi="Cambria Math"/>
-                    <w:sz w:val="28"/>
-                    <w:szCs w:val="28"/>
-                  </w:rPr>
-                  <m:t>r1*c</m:t>
-                </m:r>
-              </m:den>
-            </m:f>
-          </m:sup>
-        </m:sSup>
-        <m:r>
-          <w:rPr>
-            <w:rFonts w:ascii="Cambria Math" w:hAnsi="Cambria Math"/>
-            <w:sz w:val="28"/>
-            <w:szCs w:val="28"/>
-          </w:rPr>
-          <m:t>*</m:t>
-        </m:r>
-        <m:sSup>
-          <m:sSupPr>
-            <m:ctrlPr>
-              <w:rPr>
-                <w:rFonts w:ascii="Cambria Math" w:hAnsi="Cambria Math"/>
-                <w:i/>
-                <w:sz w:val="28"/>
-                <w:szCs w:val="28"/>
-              </w:rPr>
-            </m:ctrlPr>
-          </m:sSupPr>
-          <m:e>
-            <m:r>
-              <w:rPr>
-                <w:rFonts w:ascii="Cambria Math" w:hAnsi="Cambria Math"/>
-                <w:sz w:val="28"/>
-                <w:szCs w:val="28"/>
-              </w:rPr>
-              <m:t>e</m:t>
-            </m:r>
-          </m:e>
-          <m:sup>
-            <m:sSub>
-              <m:sSubPr>
-                <m:ctrlPr>
-                  <w:rPr>
-                    <w:rFonts w:ascii="Cambria Math" w:hAnsi="Cambria Math"/>
-                    <w:i/>
-                    <w:sz w:val="28"/>
-                    <w:szCs w:val="28"/>
-                  </w:rPr>
-                </m:ctrlPr>
-              </m:sSubPr>
-              <m:e>
-                <m:r>
-                  <w:rPr>
-                    <w:rFonts w:ascii="Cambria Math" w:hAnsi="Cambria Math"/>
-                    <w:sz w:val="28"/>
-                    <w:szCs w:val="28"/>
-                  </w:rPr>
-                  <m:t>C</m:t>
-                </m:r>
-              </m:e>
-              <m:sub>
-                <m:r>
-                  <w:rPr>
-                    <w:rFonts w:ascii="Cambria Math" w:hAnsi="Cambria Math"/>
-                    <w:sz w:val="28"/>
-                    <w:szCs w:val="28"/>
-                  </w:rPr>
-                  <m:t>2</m:t>
-                </m:r>
-              </m:sub>
-            </m:sSub>
-          </m:sup>
-        </m:sSup>
-      </m:oMath>
-      <w:r>
-        <w:rPr>
-          <w:sz w:val="28"/>
-          <w:szCs w:val="28"/>
-        </w:rPr>
-        <w:t xml:space="preserve">;   </w:t>
-      </w:r>
       <m:oMath>
         <m:r>
           <w:rPr>
             <w:rFonts w:ascii="Cambria Math" w:hAnsi="Cambria Math"/>
             <w:sz w:val="28"/>
-            <w:szCs w:val="28"/>
           </w:rPr>
-          <m:t>-E=</m:t>
+          <m:t xml:space="preserve">I(0)=0  ⇒  C2 = − E/r</m:t>
         </m:r>
-        <m:sSup>
-          <m:sSupPr>
-            <m:ctrlPr>
-              <w:rPr>
-                <w:rFonts w:ascii="Cambria Math" w:hAnsi="Cambria Math"/>
-                <w:i/>
-                <w:sz w:val="28"/>
-                <w:szCs w:val="28"/>
-              </w:rPr>
-            </m:ctrlPr>
-          </m:sSupPr>
-          <m:e>
-            <m:r>
-              <w:rPr>
-                <w:rFonts w:ascii="Cambria Math" w:hAnsi="Cambria Math"/>
-                <w:sz w:val="28"/>
-                <w:szCs w:val="28"/>
-              </w:rPr>
-              <m:t>e</m:t>
-            </m:r>
-          </m:e>
-          <m:sup>
-            <m:sSub>
-              <m:sSubPr>
-                <m:ctrlPr>
-                  <w:rPr>
-                    <w:rFonts w:ascii="Cambria Math" w:hAnsi="Cambria Math"/>
-                    <w:i/>
-                    <w:sz w:val="28"/>
-                    <w:szCs w:val="28"/>
-                  </w:rPr>
-                </m:ctrlPr>
-              </m:sSubPr>
-              <m:e>
-                <m:r>
-                  <w:rPr>
-                    <w:rFonts w:ascii="Cambria Math" w:hAnsi="Cambria Math"/>
-                    <w:sz w:val="28"/>
-                    <w:szCs w:val="28"/>
-                  </w:rPr>
-                  <m:t>C</m:t>
-                </m:r>
-              </m:e>
-              <m:sub>
-                <m:r>
-                  <w:rPr>
-                    <w:rFonts w:ascii="Cambria Math" w:hAnsi="Cambria Math"/>
-                    <w:sz w:val="28"/>
-                    <w:szCs w:val="28"/>
-                  </w:rPr>
-                  <m:t>2</m:t>
-                </m:r>
-              </m:sub>
-            </m:sSub>
-          </m:sup>
-        </m:sSup>
       </m:oMath>
       <w:r>
         <w:rPr>
@@ -12000,110 +9861,55 @@
         </w:rPr>
       </w:pPr>
       <m:oMath>
-        <m:sSub>
-          <m:sSubPr>
-            <m:ctrlPr>
-              <w:rPr>
-                <w:rFonts w:ascii="Cambria Math" w:hAnsi="Cambria Math"/>
-                <w:i/>
-                <w:sz w:val="28"/>
-                <w:szCs w:val="28"/>
-              </w:rPr>
-            </m:ctrlPr>
-          </m:sSubPr>
-          <m:e>
-            <m:r>
-              <w:rPr>
-                <w:rFonts w:ascii="Cambria Math" w:hAnsi="Cambria Math"/>
-                <w:sz w:val="28"/>
-                <w:szCs w:val="28"/>
-              </w:rPr>
-              <m:t>U</m:t>
-            </m:r>
-          </m:e>
-          <m:sub>
-            <m:r>
-              <w:rPr>
-                <w:rFonts w:ascii="Cambria Math" w:hAnsi="Cambria Math"/>
-                <w:sz w:val="28"/>
-                <w:szCs w:val="28"/>
-              </w:rPr>
-              <m:t>c</m:t>
-            </m:r>
-          </m:sub>
-        </m:sSub>
         <m:r>
           <w:rPr>
             <w:rFonts w:ascii="Cambria Math" w:hAnsi="Cambria Math"/>
             <w:sz w:val="28"/>
-            <w:szCs w:val="28"/>
           </w:rPr>
-          <m:t>=E-E*</m:t>
+          <m:t xml:space="preserve">i(t) = (E/r)(1 − e^(− t r/L))</m:t>
         </m:r>
-        <m:sSup>
-          <m:sSupPr>
-            <m:ctrlPr>
-              <w:rPr>
-                <w:rFonts w:ascii="Cambria Math" w:hAnsi="Cambria Math"/>
-                <w:i/>
-                <w:sz w:val="28"/>
-                <w:szCs w:val="28"/>
-              </w:rPr>
-            </m:ctrlPr>
-          </m:sSupPr>
-          <m:e>
-            <m:r>
-              <w:rPr>
-                <w:rFonts w:ascii="Cambria Math" w:hAnsi="Cambria Math"/>
-                <w:sz w:val="28"/>
-                <w:szCs w:val="28"/>
-              </w:rPr>
-              <m:t>e</m:t>
-            </m:r>
-          </m:e>
-          <m:sup>
-            <m:r>
-              <w:rPr>
-                <w:rFonts w:ascii="Cambria Math" w:hAnsi="Cambria Math"/>
-                <w:sz w:val="28"/>
-                <w:szCs w:val="28"/>
-              </w:rPr>
-              <m:t>-</m:t>
-            </m:r>
-            <m:f>
-              <m:fPr>
-                <m:ctrlPr>
-                  <w:rPr>
-                    <w:rFonts w:ascii="Cambria Math" w:hAnsi="Cambria Math"/>
-                    <w:i/>
-                    <w:sz w:val="28"/>
-                    <w:szCs w:val="28"/>
-                  </w:rPr>
-                </m:ctrlPr>
-              </m:fPr>
-              <m:num>
-                <m:r>
-                  <w:rPr>
-                    <w:rFonts w:ascii="Cambria Math" w:hAnsi="Cambria Math"/>
-                    <w:sz w:val="28"/>
-                    <w:szCs w:val="28"/>
-                  </w:rPr>
-                  <m:t>t</m:t>
-                </m:r>
-              </m:num>
-              <m:den>
-                <m:r>
-                  <w:rPr>
-                    <w:rFonts w:ascii="Cambria Math" w:hAnsi="Cambria Math"/>
-                    <w:sz w:val="28"/>
-                    <w:szCs w:val="28"/>
-                  </w:rPr>
-                  <m:t>r1*c</m:t>
-                </m:r>
-              </m:den>
-            </m:f>
-          </m:sup>
-        </m:sSup>
+      </m:oMath>
+      <w:r>
+        <w:rPr>
+          <w:sz w:val="28"/>
+          <w:szCs w:val="28"/>
+        </w:rPr>
+        <w:t xml:space="preserve">;   </w:t>
+      </w:r>
+      <m:oMath>
+        <m:r>
+          <w:rPr>
+            <w:rFonts w:ascii="Cambria Math" w:hAnsi="Cambria Math"/>
+            <w:sz w:val="28"/>
+          </w:rPr>
+          <m:t xml:space="preserve">u_L(t) = E · e^(− t r/L)</m:t>
+        </m:r>
+      </m:oMath>
+      <w:r>
+        <w:rPr>
+          <w:sz w:val="28"/>
+          <w:szCs w:val="28"/>
+        </w:rPr>
+        <w:t>;</w:t>
+      </w:r>
+    </w:p>
+    <w:p>
+      <w:pPr>
+        <w:spacing w:line="240" w:lineRule="auto"/>
+        <w:ind w:left="360"/>
+        <w:rPr>
+          <w:sz w:val="28"/>
+          <w:szCs w:val="28"/>
+        </w:rPr>
+      </w:pPr>
+      <m:oMath>
+        <m:r>
+          <w:rPr>
+            <w:rFonts w:ascii="Cambria Math" w:hAnsi="Cambria Math"/>
+            <w:sz w:val="28"/>
+          </w:rPr>
+          <m:t xml:space="preserve">Iз(t) = (E/r)(1 − EXP(− t·r/L))</m:t>
+        </m:r>
       </m:oMath>
       <w:r>
         <w:rPr>
@@ -12127,183 +9933,12 @@
         </w:rPr>
       </w:pPr>
       <m:oMath>
-        <m:sSub>
-          <m:sSubPr>
-            <m:ctrlPr>
-              <w:rPr>
-                <w:rFonts w:ascii="Cambria Math" w:hAnsi="Cambria Math"/>
-                <w:b/>
-                <w:iCs/>
-                <w:color w:val="000000" w:themeColor="text1"/>
-                <w:sz w:val="28"/>
-                <w:szCs w:val="28"/>
-              </w:rPr>
-            </m:ctrlPr>
-          </m:sSubPr>
-          <m:e>
-            <m:r>
-              <m:rPr>
-                <m:sty m:val="b"/>
-              </m:rPr>
-              <w:rPr>
-                <w:rFonts w:ascii="Cambria Math" w:hAnsi="Cambria Math"/>
-                <w:color w:val="000000" w:themeColor="text1"/>
-                <w:sz w:val="28"/>
-                <w:szCs w:val="28"/>
-              </w:rPr>
-              <m:t>U</m:t>
-            </m:r>
-          </m:e>
-          <m:sub>
-            <m:r>
-              <m:rPr>
-                <m:sty m:val="b"/>
-              </m:rPr>
-              <w:rPr>
-                <w:rFonts w:ascii="Cambria Math" w:hAnsi="Cambria Math"/>
-                <w:color w:val="000000" w:themeColor="text1"/>
-                <w:sz w:val="28"/>
-                <w:szCs w:val="28"/>
-              </w:rPr>
-              <m:t>c</m:t>
-            </m:r>
-          </m:sub>
-        </m:sSub>
-        <m:d>
-          <m:dPr>
-            <m:ctrlPr>
-              <w:rPr>
-                <w:rFonts w:ascii="Cambria Math" w:hAnsi="Cambria Math"/>
-                <w:b/>
-                <w:iCs/>
-                <w:color w:val="000000" w:themeColor="text1"/>
-                <w:sz w:val="28"/>
-                <w:szCs w:val="28"/>
-              </w:rPr>
-            </m:ctrlPr>
-          </m:dPr>
-          <m:e>
-            <m:r>
-              <m:rPr>
-                <m:sty m:val="b"/>
-              </m:rPr>
-              <w:rPr>
-                <w:rFonts w:ascii="Cambria Math" w:hAnsi="Cambria Math"/>
-                <w:color w:val="000000" w:themeColor="text1"/>
-                <w:sz w:val="28"/>
-                <w:szCs w:val="28"/>
-              </w:rPr>
-              <m:t>t</m:t>
-            </m:r>
-          </m:e>
-        </m:d>
         <m:r>
-          <m:rPr>
-            <m:sty m:val="b"/>
-          </m:rPr>
           <w:rPr>
             <w:rFonts w:ascii="Cambria Math" w:hAnsi="Cambria Math"/>
-            <w:color w:val="000000" w:themeColor="text1"/>
             <w:sz w:val="28"/>
-            <w:szCs w:val="28"/>
           </w:rPr>
-          <m:t>=E(1-</m:t>
-        </m:r>
-        <m:sSup>
-          <m:sSupPr>
-            <m:ctrlPr>
-              <w:rPr>
-                <w:rFonts w:ascii="Cambria Math" w:hAnsi="Cambria Math"/>
-                <w:b/>
-                <w:iCs/>
-                <w:color w:val="000000" w:themeColor="text1"/>
-                <w:sz w:val="28"/>
-                <w:szCs w:val="28"/>
-              </w:rPr>
-            </m:ctrlPr>
-          </m:sSupPr>
-          <m:e>
-            <m:r>
-              <m:rPr>
-                <m:sty m:val="b"/>
-              </m:rPr>
-              <w:rPr>
-                <w:rFonts w:ascii="Cambria Math" w:hAnsi="Cambria Math"/>
-                <w:color w:val="000000" w:themeColor="text1"/>
-                <w:sz w:val="28"/>
-                <w:szCs w:val="28"/>
-              </w:rPr>
-              <m:t>e</m:t>
-            </m:r>
-          </m:e>
-          <m:sup>
-            <m:r>
-              <m:rPr>
-                <m:sty m:val="b"/>
-              </m:rPr>
-              <w:rPr>
-                <w:rFonts w:ascii="Cambria Math" w:hAnsi="Cambria Math"/>
-                <w:color w:val="000000" w:themeColor="text1"/>
-                <w:sz w:val="28"/>
-                <w:szCs w:val="28"/>
-              </w:rPr>
-              <m:t>-</m:t>
-            </m:r>
-            <m:f>
-              <m:fPr>
-                <m:ctrlPr>
-                  <w:rPr>
-                    <w:rFonts w:ascii="Cambria Math" w:hAnsi="Cambria Math"/>
-                    <w:b/>
-                    <w:iCs/>
-                    <w:color w:val="000000" w:themeColor="text1"/>
-                    <w:sz w:val="28"/>
-                    <w:szCs w:val="28"/>
-                  </w:rPr>
-                </m:ctrlPr>
-              </m:fPr>
-              <m:num>
-                <m:r>
-                  <m:rPr>
-                    <m:sty m:val="b"/>
-                  </m:rPr>
-                  <w:rPr>
-                    <w:rFonts w:ascii="Cambria Math" w:hAnsi="Cambria Math"/>
-                    <w:color w:val="000000" w:themeColor="text1"/>
-                    <w:sz w:val="28"/>
-                    <w:szCs w:val="28"/>
-                  </w:rPr>
-                  <m:t>t</m:t>
-                </m:r>
-              </m:num>
-              <m:den>
-                <m:r>
-                  <m:rPr>
-                    <m:sty m:val="b"/>
-                  </m:rPr>
-                  <w:rPr>
-                    <w:rFonts w:ascii="Cambria Math" w:hAnsi="Cambria Math"/>
-                    <w:color w:val="000000" w:themeColor="text1"/>
-                    <w:sz w:val="28"/>
-                    <w:szCs w:val="28"/>
-                  </w:rPr>
-                  <m:t>r1*c</m:t>
-                </m:r>
-              </m:den>
-            </m:f>
-          </m:sup>
-        </m:sSup>
-        <m:r>
-          <m:rPr>
-            <m:sty m:val="b"/>
-          </m:rPr>
-          <w:rPr>
-            <w:rFonts w:ascii="Cambria Math" w:hAnsi="Cambria Math"/>
-            <w:color w:val="000000" w:themeColor="text1"/>
-            <w:sz w:val="28"/>
-            <w:szCs w:val="28"/>
-          </w:rPr>
-          <m:t>)</m:t>
+          <m:t xml:space="preserve">Uз(t) = E · EXP(− t·r/L)     — итоговые выражения, совпадают с формулами Excel</m:t>
         </m:r>
       </m:oMath>
       <w:r>
@@ -12396,22 +10031,22 @@
         <w:jc w:val="center"/>
       </w:pPr>
       <w:r>
-        <w:t xml:space="preserve">Рис. </w:t>
-      </w:r>
-      <w:r>
-        <w:t>2</w:t>
-      </w:r>
-      <w:r>
-        <w:t xml:space="preserve">. </w:t>
-      </w:r>
-      <w:r>
-        <w:t>Зависимость силы тока и напряжения конденсатора от времени</w:t>
-      </w:r>
-      <w:r>
-        <w:t xml:space="preserve"> </w:t>
-      </w:r>
-      <w:r>
-        <w:t>во время заряда</w:t>
+        <w:t xml:space="preserve">Рис. 2. Зависимость силы тока и напряжения катушки от времени во время заряда (формулы Excel, базовый режим)</w:t>
+      </w:r>
+      <w:r>
+        <w:t/>
+      </w:r>
+      <w:r>
+        <w:t xml:space="preserve"/>
+      </w:r>
+      <w:r>
+        <w:t/>
+      </w:r>
+      <w:r>
+        <w:t xml:space="preserve"/>
+      </w:r>
+      <w:r>
+        <w:t/>
       </w:r>
     </w:p>
     <w:p>
@@ -12474,54 +10109,24 @@
         </w:rPr>
       </w:pPr>
       <w:r>
-        <w:t xml:space="preserve">Рис. </w:t>
-      </w:r>
-      <w:r>
-        <w:t>3</w:t>
-      </w:r>
-      <w:r>
-        <w:t xml:space="preserve">. </w:t>
-      </w:r>
-      <w:r>
-        <w:t>Заряд конденсатора при увеличении емкости в 10 раз</w:t>
+        <w:t xml:space="preserve">Рис. 3. Заряд катушки при уменьшении индуктивности в 3 раза (L = 3·10^(-4) Гн)</w:t>
+      </w:r>
+      <w:r>
+        <w:t/>
+      </w:r>
+      <w:r>
+        <w:t xml:space="preserve"/>
+      </w:r>
+      <w:r>
+        <w:t/>
       </w:r>
       <m:oMath>
         <m:r>
           <w:rPr>
             <w:rFonts w:ascii="Cambria Math" w:hAnsi="Cambria Math"/>
+            <w:sz w:val="28"/>
           </w:rPr>
-          <m:t>. C=8*</m:t>
-        </m:r>
-        <m:sSup>
-          <m:sSupPr>
-            <m:ctrlPr>
-              <w:rPr>
-                <w:rFonts w:ascii="Cambria Math" w:hAnsi="Cambria Math"/>
-              </w:rPr>
-            </m:ctrlPr>
-          </m:sSupPr>
-          <m:e>
-            <m:r>
-              <w:rPr>
-                <w:rFonts w:ascii="Cambria Math" w:hAnsi="Cambria Math"/>
-              </w:rPr>
-              <m:t>10</m:t>
-            </m:r>
-          </m:e>
-          <m:sup>
-            <m:r>
-              <w:rPr>
-                <w:rFonts w:ascii="Cambria Math" w:hAnsi="Cambria Math"/>
-              </w:rPr>
-              <m:t>-3</m:t>
-            </m:r>
-          </m:sup>
-        </m:sSup>
-        <m:r>
-          <w:rPr>
-            <w:rFonts w:ascii="Cambria Math" w:hAnsi="Cambria Math"/>
-          </w:rPr>
-          <m:t>Ф</m:t>
+          <m:t xml:space="preserve">L = 3·10^(-4) Гн</m:t>
         </m:r>
       </m:oMath>
     </w:p>
@@ -12578,13 +10183,13 @@
         <w:jc w:val="center"/>
       </w:pPr>
       <w:r>
-        <w:t>Рис.</w:t>
-      </w:r>
-      <w:r>
-        <w:t>4</w:t>
-      </w:r>
-      <w:r>
-        <w:t>. Заряд конденсатора при увеличении емкости и сопротивления в 10 раз.</w:t>
+        <w:t>Рис. 4. Заряд катушки при уменьшении r в 2 раза (r = 4,5 Ом), L без изменения.</w:t>
+      </w:r>
+      <w:r>
+        <w:t/>
+      </w:r>
+      <w:r>
+        <w:t/>
       </w:r>
     </w:p>
     <w:p>
@@ -12597,39 +10202,9 @@
           <m:r>
             <w:rPr>
               <w:rFonts w:ascii="Cambria Math" w:hAnsi="Cambria Math"/>
+              <w:sz w:val="28"/>
             </w:rPr>
-            <m:t xml:space="preserve"> C=</m:t>
-          </m:r>
-          <m:sSup>
-            <m:sSupPr>
-              <m:ctrlPr>
-                <w:rPr>
-                  <w:rFonts w:ascii="Cambria Math" w:hAnsi="Cambria Math"/>
-                </w:rPr>
-              </m:ctrlPr>
-            </m:sSupPr>
-            <m:e>
-              <m:r>
-                <w:rPr>
-                  <w:rFonts w:ascii="Cambria Math" w:hAnsi="Cambria Math"/>
-                </w:rPr>
-                <m:t>8*10</m:t>
-              </m:r>
-            </m:e>
-            <m:sup>
-              <m:r>
-                <w:rPr>
-                  <w:rFonts w:ascii="Cambria Math" w:hAnsi="Cambria Math"/>
-                </w:rPr>
-                <m:t>-3</m:t>
-              </m:r>
-            </m:sup>
-          </m:sSup>
-          <m:r>
-            <w:rPr>
-              <w:rFonts w:ascii="Cambria Math" w:hAnsi="Cambria Math"/>
-            </w:rPr>
-            <m:t>Ф;r1=80 Ом</m:t>
+            <m:t xml:space="preserve">L = 9·10^(-4) Гн;   r = 4,5 Ом</m:t>
           </m:r>
         </m:oMath>
       </m:oMathPara>
@@ -12663,7 +10238,7 @@
           <w:sz w:val="28"/>
           <w:szCs w:val="28"/>
         </w:rPr>
-        <w:t>Разряд конденсатора после переключения верхнего переключателя в правое положение.</w:t>
+        <w:t>Разряд катушки после переключения верхнего переключателя в правое положение (контур L–R, источник отключён). В Excel разряд считается отдельным режимом с Iр(0) = E/R.</w:t>
       </w:r>
     </w:p>
     <w:p>
@@ -12730,13 +10305,13 @@
         </w:rPr>
       </w:pPr>
       <w:r>
-        <w:t xml:space="preserve">Рис. </w:t>
-      </w:r>
-      <w:r>
-        <w:t>5</w:t>
-      </w:r>
-      <w:r>
-        <w:t>. Электрическая цепь</w:t>
+        <w:t xml:space="preserve">Рис. 5. Электрическая цепь при разряде катушки</w:t>
+      </w:r>
+      <w:r>
+        <w:t/>
+      </w:r>
+      <w:r>
+        <w:t/>
       </w:r>
     </w:p>
     <w:p>
@@ -12816,1265 +10391,15 @@
       </w:pPr>
       <m:oMathPara>
         <m:oMath>
-          <m:d>
-            <m:dPr>
-              <m:begChr m:val="{"/>
-              <m:endChr m:val=""/>
-              <m:ctrlPr>
-                <w:rPr>
-                  <w:rFonts w:ascii="Cambria Math" w:hAnsi="Cambria Math"/>
-                  <w:b/>
-                  <w:bCs/>
-                  <w:i/>
-                  <w:sz w:val="28"/>
-                  <w:szCs w:val="28"/>
-                </w:rPr>
-              </m:ctrlPr>
-            </m:dPr>
-            <m:e>
-              <m:eqArr>
-                <m:eqArrPr>
-                  <m:ctrlPr>
-                    <w:rPr>
-                      <w:rFonts w:ascii="Cambria Math" w:hAnsi="Cambria Math"/>
-                      <w:b/>
-                      <w:bCs/>
-                      <w:i/>
-                      <w:sz w:val="28"/>
-                      <w:szCs w:val="28"/>
-                    </w:rPr>
-                  </m:ctrlPr>
-                </m:eqArrPr>
-                <m:e>
-                  <m:sSub>
-                    <m:sSubPr>
-                      <m:ctrlPr>
-                        <w:rPr>
-                          <w:rFonts w:ascii="Cambria Math" w:hAnsi="Cambria Math"/>
-                          <w:b/>
-                          <w:bCs/>
-                          <w:i/>
-                          <w:sz w:val="28"/>
-                          <w:szCs w:val="28"/>
-                        </w:rPr>
-                      </m:ctrlPr>
-                    </m:sSubPr>
-                    <m:e>
-                      <m:r>
-                        <m:rPr>
-                          <m:sty m:val="bi"/>
-                        </m:rPr>
-                        <w:rPr>
-                          <w:rFonts w:ascii="Cambria Math" w:hAnsi="Cambria Math"/>
-                          <w:sz w:val="28"/>
-                          <w:szCs w:val="28"/>
-                        </w:rPr>
-                        <m:t>U</m:t>
-                      </m:r>
-                    </m:e>
-                    <m:sub>
-                      <m:r>
-                        <m:rPr>
-                          <m:sty m:val="bi"/>
-                        </m:rPr>
-                        <w:rPr>
-                          <w:rFonts w:ascii="Cambria Math" w:hAnsi="Cambria Math"/>
-                          <w:sz w:val="28"/>
-                          <w:szCs w:val="28"/>
-                        </w:rPr>
-                        <m:t>c</m:t>
-                      </m:r>
-                    </m:sub>
-                  </m:sSub>
-                  <m:r>
-                    <m:rPr>
-                      <m:sty m:val="bi"/>
-                    </m:rPr>
-                    <w:rPr>
-                      <w:rFonts w:ascii="Cambria Math" w:hAnsi="Cambria Math"/>
-                      <w:sz w:val="28"/>
-                      <w:szCs w:val="28"/>
-                    </w:rPr>
-                    <m:t>=</m:t>
-                  </m:r>
-                  <m:sSub>
-                    <m:sSubPr>
-                      <m:ctrlPr>
-                        <w:rPr>
-                          <w:rFonts w:ascii="Cambria Math" w:hAnsi="Cambria Math"/>
-                          <w:b/>
-                          <w:bCs/>
-                          <w:i/>
-                          <w:sz w:val="28"/>
-                          <w:szCs w:val="28"/>
-                        </w:rPr>
-                      </m:ctrlPr>
-                    </m:sSubPr>
-                    <m:e>
-                      <m:r>
-                        <m:rPr>
-                          <m:sty m:val="bi"/>
-                        </m:rPr>
-                        <w:rPr>
-                          <w:rFonts w:ascii="Cambria Math" w:hAnsi="Cambria Math"/>
-                          <w:sz w:val="28"/>
-                          <w:szCs w:val="28"/>
-                        </w:rPr>
-                        <m:t>U</m:t>
-                      </m:r>
-                    </m:e>
-                    <m:sub>
-                      <m:r>
-                        <m:rPr>
-                          <m:sty m:val="bi"/>
-                        </m:rPr>
-                        <w:rPr>
-                          <w:rFonts w:ascii="Cambria Math" w:hAnsi="Cambria Math"/>
-                          <w:sz w:val="28"/>
-                          <w:szCs w:val="28"/>
-                        </w:rPr>
-                        <m:t>R</m:t>
-                      </m:r>
-                    </m:sub>
-                  </m:sSub>
-                  <m:r>
-                    <m:rPr>
-                      <m:sty m:val="bi"/>
-                    </m:rPr>
-                    <w:rPr>
-                      <w:rFonts w:ascii="Cambria Math" w:hAnsi="Cambria Math"/>
-                      <w:sz w:val="28"/>
-                      <w:szCs w:val="28"/>
-                    </w:rPr>
-                    <m:t>-</m:t>
-                  </m:r>
-                  <m:sSub>
-                    <m:sSubPr>
-                      <m:ctrlPr>
-                        <w:rPr>
-                          <w:rFonts w:ascii="Cambria Math" w:hAnsi="Cambria Math"/>
-                          <w:b/>
-                          <w:bCs/>
-                          <w:i/>
-                          <w:sz w:val="28"/>
-                          <w:szCs w:val="28"/>
-                        </w:rPr>
-                      </m:ctrlPr>
-                    </m:sSubPr>
-                    <m:e>
-                      <m:r>
-                        <m:rPr>
-                          <m:sty m:val="bi"/>
-                        </m:rPr>
-                        <w:rPr>
-                          <w:rFonts w:ascii="Cambria Math" w:hAnsi="Cambria Math"/>
-                          <w:sz w:val="28"/>
-                          <w:szCs w:val="28"/>
-                        </w:rPr>
-                        <m:t>U</m:t>
-                      </m:r>
-                    </m:e>
-                    <m:sub>
-                      <m:r>
-                        <m:rPr>
-                          <m:sty m:val="bi"/>
-                        </m:rPr>
-                        <w:rPr>
-                          <w:rFonts w:ascii="Cambria Math" w:hAnsi="Cambria Math"/>
-                          <w:sz w:val="28"/>
-                          <w:szCs w:val="28"/>
-                        </w:rPr>
-                        <m:t>л2</m:t>
-                      </m:r>
-                    </m:sub>
-                  </m:sSub>
-                  <m:r>
-                    <m:rPr>
-                      <m:sty m:val="bi"/>
-                    </m:rPr>
-                    <w:rPr>
-                      <w:rFonts w:ascii="Cambria Math" w:hAnsi="Cambria Math"/>
-                      <w:sz w:val="28"/>
-                      <w:szCs w:val="28"/>
-                    </w:rPr>
-                    <m:t xml:space="preserve"> | Второй закон Кирхгофа</m:t>
-                  </m:r>
-                </m:e>
-                <m:e>
-                  <m:sSub>
-                    <m:sSubPr>
-                      <m:ctrlPr>
-                        <w:rPr>
-                          <w:rFonts w:ascii="Cambria Math" w:hAnsi="Cambria Math"/>
-                          <w:b/>
-                          <w:bCs/>
-                          <w:i/>
-                          <w:sz w:val="28"/>
-                          <w:szCs w:val="28"/>
-                        </w:rPr>
-                      </m:ctrlPr>
-                    </m:sSubPr>
-                    <m:e>
-                      <m:r>
-                        <m:rPr>
-                          <m:sty m:val="bi"/>
-                        </m:rPr>
-                        <w:rPr>
-                          <w:rFonts w:ascii="Cambria Math" w:hAnsi="Cambria Math"/>
-                          <w:sz w:val="28"/>
-                          <w:szCs w:val="28"/>
-                        </w:rPr>
-                        <m:t>U</m:t>
-                      </m:r>
-                    </m:e>
-                    <m:sub>
-                      <m:r>
-                        <m:rPr>
-                          <m:sty m:val="bi"/>
-                        </m:rPr>
-                        <w:rPr>
-                          <w:rFonts w:ascii="Cambria Math" w:hAnsi="Cambria Math"/>
-                          <w:sz w:val="28"/>
-                          <w:szCs w:val="28"/>
-                        </w:rPr>
-                        <m:t>л2</m:t>
-                      </m:r>
-                    </m:sub>
-                  </m:sSub>
-                  <m:r>
-                    <m:rPr>
-                      <m:sty m:val="bi"/>
-                    </m:rPr>
-                    <w:rPr>
-                      <w:rFonts w:ascii="Cambria Math" w:hAnsi="Cambria Math"/>
-                      <w:sz w:val="28"/>
-                      <w:szCs w:val="28"/>
-                    </w:rPr>
-                    <m:t>=</m:t>
-                  </m:r>
-                  <m:sSub>
-                    <m:sSubPr>
-                      <m:ctrlPr>
-                        <w:rPr>
-                          <w:rFonts w:ascii="Cambria Math" w:hAnsi="Cambria Math"/>
-                          <w:b/>
-                          <w:bCs/>
-                          <w:i/>
-                          <w:sz w:val="28"/>
-                          <w:szCs w:val="28"/>
-                        </w:rPr>
-                      </m:ctrlPr>
-                    </m:sSubPr>
-                    <m:e>
-                      <m:r>
-                        <m:rPr>
-                          <m:sty m:val="bi"/>
-                        </m:rPr>
-                        <w:rPr>
-                          <w:rFonts w:ascii="Cambria Math" w:hAnsi="Cambria Math"/>
-                          <w:sz w:val="28"/>
-                          <w:szCs w:val="28"/>
-                        </w:rPr>
-                        <m:t>I</m:t>
-                      </m:r>
-                    </m:e>
-                    <m:sub>
-                      <m:r>
-                        <m:rPr>
-                          <m:sty m:val="bi"/>
-                        </m:rPr>
-                        <w:rPr>
-                          <w:rFonts w:ascii="Cambria Math" w:hAnsi="Cambria Math"/>
-                          <w:sz w:val="28"/>
-                          <w:szCs w:val="28"/>
-                        </w:rPr>
-                        <m:t>разр</m:t>
-                      </m:r>
-                    </m:sub>
-                  </m:sSub>
-                  <m:r>
-                    <m:rPr>
-                      <m:sty m:val="bi"/>
-                    </m:rPr>
-                    <w:rPr>
-                      <w:rFonts w:ascii="Cambria Math" w:hAnsi="Cambria Math"/>
-                      <w:sz w:val="28"/>
-                      <w:szCs w:val="28"/>
-                    </w:rPr>
-                    <m:t>*r</m:t>
-                  </m:r>
-                  <m:r>
-                    <m:rPr>
-                      <m:sty m:val="bi"/>
-                    </m:rPr>
-                    <w:rPr>
-                      <w:rFonts w:ascii="Cambria Math" w:hAnsi="Cambria Math"/>
-                      <w:sz w:val="28"/>
-                      <w:szCs w:val="28"/>
-                    </w:rPr>
-                    <m:t xml:space="preserve">2 </m:t>
-                  </m:r>
-                  <m:r>
-                    <m:rPr>
-                      <m:sty m:val="bi"/>
-                    </m:rPr>
-                    <w:rPr>
-                      <w:rFonts w:ascii="Cambria Math" w:hAnsi="Cambria Math"/>
-                      <w:sz w:val="28"/>
-                      <w:szCs w:val="28"/>
-                      <w:lang w:val="en-US"/>
-                    </w:rPr>
-                    <m:t>|Закон Ома</m:t>
-                  </m:r>
-                  <m:ctrlPr>
-                    <w:rPr>
-                      <w:rFonts w:ascii="Cambria Math" w:eastAsia="Cambria Math" w:hAnsi="Cambria Math" w:cs="Cambria Math"/>
-                      <w:b/>
-                      <w:bCs/>
-                      <w:i/>
-                      <w:sz w:val="28"/>
-                      <w:szCs w:val="28"/>
-                    </w:rPr>
-                  </m:ctrlPr>
-                </m:e>
-                <m:e>
-                  <m:sSub>
-                    <m:sSubPr>
-                      <m:ctrlPr>
-                        <w:rPr>
-                          <w:rFonts w:ascii="Cambria Math" w:hAnsi="Cambria Math"/>
-                          <w:b/>
-                          <w:bCs/>
-                          <w:i/>
-                          <w:sz w:val="28"/>
-                          <w:szCs w:val="28"/>
-                        </w:rPr>
-                      </m:ctrlPr>
-                    </m:sSubPr>
-                    <m:e>
-                      <m:r>
-                        <m:rPr>
-                          <m:sty m:val="bi"/>
-                        </m:rPr>
-                        <w:rPr>
-                          <w:rFonts w:ascii="Cambria Math" w:hAnsi="Cambria Math"/>
-                          <w:sz w:val="28"/>
-                          <w:szCs w:val="28"/>
-                        </w:rPr>
-                        <m:t>U</m:t>
-                      </m:r>
-                    </m:e>
-                    <m:sub>
-                      <m:r>
-                        <m:rPr>
-                          <m:sty m:val="bi"/>
-                        </m:rPr>
-                        <w:rPr>
-                          <w:rFonts w:ascii="Cambria Math" w:hAnsi="Cambria Math"/>
-                          <w:sz w:val="28"/>
-                          <w:szCs w:val="28"/>
-                        </w:rPr>
-                        <m:t>R</m:t>
-                      </m:r>
-                    </m:sub>
-                  </m:sSub>
-                  <m:r>
-                    <m:rPr>
-                      <m:sty m:val="bi"/>
-                    </m:rPr>
-                    <w:rPr>
-                      <w:rFonts w:ascii="Cambria Math" w:hAnsi="Cambria Math"/>
-                      <w:sz w:val="28"/>
-                      <w:szCs w:val="28"/>
-                    </w:rPr>
-                    <m:t>=</m:t>
-                  </m:r>
-                  <m:sSub>
-                    <m:sSubPr>
-                      <m:ctrlPr>
-                        <w:rPr>
-                          <w:rFonts w:ascii="Cambria Math" w:hAnsi="Cambria Math"/>
-                          <w:b/>
-                          <w:bCs/>
-                          <w:i/>
-                          <w:sz w:val="28"/>
-                          <w:szCs w:val="28"/>
-                        </w:rPr>
-                      </m:ctrlPr>
-                    </m:sSubPr>
-                    <m:e>
-                      <m:r>
-                        <m:rPr>
-                          <m:sty m:val="bi"/>
-                        </m:rPr>
-                        <w:rPr>
-                          <w:rFonts w:ascii="Cambria Math" w:hAnsi="Cambria Math"/>
-                          <w:sz w:val="28"/>
-                          <w:szCs w:val="28"/>
-                        </w:rPr>
-                        <m:t>I</m:t>
-                      </m:r>
-                    </m:e>
-                    <m:sub>
-                      <m:r>
-                        <m:rPr>
-                          <m:sty m:val="bi"/>
-                        </m:rPr>
-                        <w:rPr>
-                          <w:rFonts w:ascii="Cambria Math" w:hAnsi="Cambria Math"/>
-                          <w:sz w:val="28"/>
-                          <w:szCs w:val="28"/>
-                        </w:rPr>
-                        <m:t>разр</m:t>
-                      </m:r>
-                    </m:sub>
-                  </m:sSub>
-                  <m:r>
-                    <m:rPr>
-                      <m:sty m:val="bi"/>
-                    </m:rPr>
-                    <w:rPr>
-                      <w:rFonts w:ascii="Cambria Math" w:hAnsi="Cambria Math"/>
-                      <w:sz w:val="28"/>
-                      <w:szCs w:val="28"/>
-                    </w:rPr>
-                    <m:t>*R | Закон Ома</m:t>
-                  </m:r>
-                </m:e>
-                <m:e>
-                  <m:sSub>
-                    <m:sSubPr>
-                      <m:ctrlPr>
-                        <w:rPr>
-                          <w:rFonts w:ascii="Cambria Math" w:hAnsi="Cambria Math"/>
-                          <w:b/>
-                          <w:bCs/>
-                          <w:i/>
-                          <w:sz w:val="28"/>
-                          <w:szCs w:val="28"/>
-                          <w:lang w:val="en-US"/>
-                        </w:rPr>
-                      </m:ctrlPr>
-                    </m:sSubPr>
-                    <m:e>
-                      <m:r>
-                        <m:rPr>
-                          <m:sty m:val="bi"/>
-                        </m:rPr>
-                        <w:rPr>
-                          <w:rFonts w:ascii="Cambria Math" w:hAnsi="Cambria Math"/>
-                          <w:sz w:val="28"/>
-                          <w:szCs w:val="28"/>
-                          <w:lang w:val="en-US"/>
-                        </w:rPr>
-                        <m:t>I</m:t>
-                      </m:r>
-                    </m:e>
-                    <m:sub>
-                      <m:r>
-                        <m:rPr>
-                          <m:sty m:val="bi"/>
-                        </m:rPr>
-                        <w:rPr>
-                          <w:rFonts w:ascii="Cambria Math" w:hAnsi="Cambria Math"/>
-                          <w:sz w:val="28"/>
-                          <w:szCs w:val="28"/>
-                        </w:rPr>
-                        <m:t>разр</m:t>
-                      </m:r>
-                    </m:sub>
-                  </m:sSub>
-                  <m:r>
-                    <m:rPr>
-                      <m:sty m:val="bi"/>
-                    </m:rPr>
-                    <w:rPr>
-                      <w:rFonts w:ascii="Cambria Math" w:hAnsi="Cambria Math"/>
-                      <w:sz w:val="28"/>
-                      <w:szCs w:val="28"/>
-                    </w:rPr>
-                    <m:t>=</m:t>
-                  </m:r>
-                  <m:r>
-                    <m:rPr>
-                      <m:sty m:val="bi"/>
-                    </m:rPr>
-                    <w:rPr>
-                      <w:rFonts w:ascii="Cambria Math" w:hAnsi="Cambria Math"/>
-                      <w:sz w:val="28"/>
-                      <w:szCs w:val="28"/>
-                      <w:lang w:val="en-US"/>
-                    </w:rPr>
-                    <m:t>c</m:t>
-                  </m:r>
-                  <m:r>
-                    <m:rPr>
-                      <m:sty m:val="bi"/>
-                    </m:rPr>
-                    <w:rPr>
-                      <w:rFonts w:ascii="Cambria Math" w:hAnsi="Cambria Math"/>
-                      <w:sz w:val="28"/>
-                      <w:szCs w:val="28"/>
-                    </w:rPr>
-                    <m:t>*</m:t>
-                  </m:r>
-                  <m:sSubSup>
-                    <m:sSubSupPr>
-                      <m:ctrlPr>
-                        <w:rPr>
-                          <w:rFonts w:ascii="Cambria Math" w:hAnsi="Cambria Math"/>
-                          <w:b/>
-                          <w:bCs/>
-                          <w:i/>
-                          <w:sz w:val="28"/>
-                          <w:szCs w:val="28"/>
-                          <w:lang w:val="en-US"/>
-                        </w:rPr>
-                      </m:ctrlPr>
-                    </m:sSubSupPr>
-                    <m:e>
-                      <m:r>
-                        <m:rPr>
-                          <m:sty m:val="bi"/>
-                        </m:rPr>
-                        <w:rPr>
-                          <w:rFonts w:ascii="Cambria Math" w:hAnsi="Cambria Math"/>
-                          <w:sz w:val="28"/>
-                          <w:szCs w:val="28"/>
-                          <w:lang w:val="en-US"/>
-                        </w:rPr>
-                        <m:t>U</m:t>
-                      </m:r>
-                    </m:e>
-                    <m:sub>
-                      <m:r>
-                        <m:rPr>
-                          <m:sty m:val="bi"/>
-                        </m:rPr>
-                        <w:rPr>
-                          <w:rFonts w:ascii="Cambria Math" w:hAnsi="Cambria Math"/>
-                          <w:sz w:val="28"/>
-                          <w:szCs w:val="28"/>
-                          <w:lang w:val="en-US"/>
-                        </w:rPr>
-                        <m:t>c</m:t>
-                      </m:r>
-                    </m:sub>
-                    <m:sup>
-                      <m:r>
-                        <m:rPr>
-                          <m:sty m:val="bi"/>
-                        </m:rPr>
-                        <w:rPr>
-                          <w:rFonts w:ascii="Cambria Math" w:hAnsi="Cambria Math"/>
-                          <w:sz w:val="28"/>
-                          <w:szCs w:val="28"/>
-                        </w:rPr>
-                        <m:t>'</m:t>
-                      </m:r>
-                    </m:sup>
-                  </m:sSubSup>
-                  <m:r>
-                    <m:rPr>
-                      <m:sty m:val="bi"/>
-                    </m:rPr>
-                    <w:rPr>
-                      <w:rFonts w:ascii="Cambria Math" w:hAnsi="Cambria Math"/>
-                      <w:sz w:val="28"/>
-                      <w:szCs w:val="28"/>
-                    </w:rPr>
-                    <m:t xml:space="preserve"> | Закон Фарадея</m:t>
-                  </m:r>
-                </m:e>
-              </m:eqArr>
-            </m:e>
-          </m:d>
-        </m:oMath>
-      </m:oMathPara>
-    </w:p>
-    <w:p>
-      <w:pPr>
-        <w:pStyle w:val="a6"/>
-        <w:spacing w:before="0" w:beforeAutospacing="0" w:after="0" w:afterAutospacing="0"/>
-        <w:ind w:left="0" w:firstLine="0"/>
-        <w:jc w:val="left"/>
-        <w:rPr>
-          <w:sz w:val="28"/>
-        </w:rPr>
-      </w:pPr>
-      <w:r>
-        <w:t>Преобразования</w:t>
-      </w:r>
-      <w:r>
-        <w:rPr>
-          <w:sz w:val="28"/>
-        </w:rPr>
-        <w:t>:</w:t>
-      </w:r>
-    </w:p>
-    <w:p>
-      <w:pPr>
-        <w:spacing w:after="0"/>
-        <w:rPr>
-          <w:i/>
-          <w:sz w:val="28"/>
-        </w:rPr>
-      </w:pPr>
-      <m:oMathPara>
-        <m:oMath>
-          <m:d>
-            <m:dPr>
-              <m:begChr m:val="{"/>
-              <m:endChr m:val=""/>
-              <m:ctrlPr>
-                <w:rPr>
-                  <w:rFonts w:ascii="Cambria Math" w:hAnsi="Cambria Math"/>
-                  <w:i/>
-                  <w:sz w:val="28"/>
-                </w:rPr>
-              </m:ctrlPr>
-            </m:dPr>
-            <m:e>
-              <m:eqArr>
-                <m:eqArrPr>
-                  <m:ctrlPr>
-                    <w:rPr>
-                      <w:rFonts w:ascii="Cambria Math" w:hAnsi="Cambria Math"/>
-                      <w:i/>
-                      <w:sz w:val="28"/>
-                    </w:rPr>
-                  </m:ctrlPr>
-                </m:eqArrPr>
-                <m:e>
-                  <m:sSub>
-                    <m:sSubPr>
-                      <m:ctrlPr>
-                        <w:rPr>
-                          <w:rFonts w:ascii="Cambria Math" w:hAnsi="Cambria Math"/>
-                          <w:i/>
-                        </w:rPr>
-                      </m:ctrlPr>
-                    </m:sSubPr>
-                    <m:e>
-                      <m:r>
-                        <w:rPr>
-                          <w:rFonts w:ascii="Cambria Math" w:hAnsi="Cambria Math"/>
-                        </w:rPr>
-                        <m:t>U</m:t>
-                      </m:r>
-                    </m:e>
-                    <m:sub>
-                      <m:r>
-                        <w:rPr>
-                          <w:rFonts w:ascii="Cambria Math" w:hAnsi="Cambria Math"/>
-                        </w:rPr>
-                        <m:t>c</m:t>
-                      </m:r>
-                    </m:sub>
-                  </m:sSub>
-                  <m:r>
-                    <w:rPr>
-                      <w:rFonts w:ascii="Cambria Math" w:hAnsi="Cambria Math"/>
-                    </w:rPr>
-                    <m:t>=</m:t>
-                  </m:r>
-                  <m:sSub>
-                    <m:sSubPr>
-                      <m:ctrlPr>
-                        <w:rPr>
-                          <w:rFonts w:ascii="Cambria Math" w:hAnsi="Cambria Math"/>
-                          <w:i/>
-                        </w:rPr>
-                      </m:ctrlPr>
-                    </m:sSubPr>
-                    <m:e>
-                      <m:r>
-                        <w:rPr>
-                          <w:rFonts w:ascii="Cambria Math" w:hAnsi="Cambria Math"/>
-                        </w:rPr>
-                        <m:t>I</m:t>
-                      </m:r>
-                    </m:e>
-                    <m:sub>
-                      <m:r>
-                        <w:rPr>
-                          <w:rFonts w:ascii="Cambria Math" w:hAnsi="Cambria Math"/>
-                        </w:rPr>
-                        <m:t>разр</m:t>
-                      </m:r>
-                    </m:sub>
-                  </m:sSub>
-                  <m:r>
-                    <w:rPr>
-                      <w:rFonts w:ascii="Cambria Math" w:hAnsi="Cambria Math"/>
-                    </w:rPr>
-                    <m:t>*R-</m:t>
-                  </m:r>
-                  <m:sSub>
-                    <m:sSubPr>
-                      <m:ctrlPr>
-                        <w:rPr>
-                          <w:rFonts w:ascii="Cambria Math" w:hAnsi="Cambria Math"/>
-                          <w:i/>
-                        </w:rPr>
-                      </m:ctrlPr>
-                    </m:sSubPr>
-                    <m:e>
-                      <m:r>
-                        <w:rPr>
-                          <w:rFonts w:ascii="Cambria Math" w:hAnsi="Cambria Math"/>
-                        </w:rPr>
-                        <m:t>I</m:t>
-                      </m:r>
-                    </m:e>
-                    <m:sub>
-                      <m:r>
-                        <w:rPr>
-                          <w:rFonts w:ascii="Cambria Math" w:hAnsi="Cambria Math"/>
-                        </w:rPr>
-                        <m:t>разр</m:t>
-                      </m:r>
-                    </m:sub>
-                  </m:sSub>
-                  <m:r>
-                    <w:rPr>
-                      <w:rFonts w:ascii="Cambria Math" w:hAnsi="Cambria Math"/>
-                    </w:rPr>
-                    <m:t>*r2</m:t>
-                  </m:r>
-                  <m:r>
-                    <w:rPr>
-                      <w:rFonts w:ascii="Cambria Math" w:hAnsi="Cambria Math"/>
-                      <w:sz w:val="28"/>
-                    </w:rPr>
-                    <m:t xml:space="preserve">           </m:t>
-                  </m:r>
-                </m:e>
-                <m:e>
-                  <m:sSub>
-                    <m:sSubPr>
-                      <m:ctrlPr>
-                        <w:rPr>
-                          <w:rFonts w:ascii="Cambria Math" w:hAnsi="Cambria Math"/>
-                          <w:i/>
-                          <w:sz w:val="28"/>
-                        </w:rPr>
-                      </m:ctrlPr>
-                    </m:sSubPr>
-                    <m:e>
-                      <m:r>
-                        <w:rPr>
-                          <w:rFonts w:ascii="Cambria Math" w:hAnsi="Cambria Math"/>
-                          <w:sz w:val="28"/>
-                        </w:rPr>
-                        <m:t>U</m:t>
-                      </m:r>
-                    </m:e>
-                    <m:sub>
-                      <m:r>
-                        <w:rPr>
-                          <w:rFonts w:ascii="Cambria Math" w:hAnsi="Cambria Math"/>
-                          <w:sz w:val="28"/>
-                        </w:rPr>
-                        <m:t>с</m:t>
-                      </m:r>
-                    </m:sub>
-                  </m:sSub>
-                  <m:r>
-                    <w:rPr>
-                      <w:rFonts w:ascii="Cambria Math" w:hAnsi="Cambria Math"/>
-                      <w:sz w:val="28"/>
-                    </w:rPr>
-                    <m:t>=</m:t>
-                  </m:r>
-                  <m:r>
-                    <w:rPr>
-                      <w:rFonts w:ascii="Cambria Math" w:hAnsi="Cambria Math"/>
-                      <w:sz w:val="28"/>
-                      <w:lang w:val="en-US"/>
-                    </w:rPr>
-                    <m:t>c</m:t>
-                  </m:r>
-                  <m:r>
-                    <w:rPr>
-                      <w:rFonts w:ascii="Cambria Math" w:hAnsi="Cambria Math"/>
-                      <w:sz w:val="28"/>
-                    </w:rPr>
-                    <m:t>*</m:t>
-                  </m:r>
-                  <m:sSubSup>
-                    <m:sSubSupPr>
-                      <m:ctrlPr>
-                        <w:rPr>
-                          <w:rFonts w:ascii="Cambria Math" w:hAnsi="Cambria Math"/>
-                          <w:i/>
-                          <w:sz w:val="28"/>
-                          <w:lang w:val="en-US"/>
-                        </w:rPr>
-                      </m:ctrlPr>
-                    </m:sSubSupPr>
-                    <m:e>
-                      <m:r>
-                        <w:rPr>
-                          <w:rFonts w:ascii="Cambria Math" w:hAnsi="Cambria Math"/>
-                          <w:sz w:val="28"/>
-                          <w:lang w:val="en-US"/>
-                        </w:rPr>
-                        <m:t>U</m:t>
-                      </m:r>
-                    </m:e>
-                    <m:sub>
-                      <m:r>
-                        <w:rPr>
-                          <w:rFonts w:ascii="Cambria Math" w:hAnsi="Cambria Math"/>
-                          <w:sz w:val="28"/>
-                          <w:lang w:val="en-US"/>
-                        </w:rPr>
-                        <m:t>c</m:t>
-                      </m:r>
-                    </m:sub>
-                    <m:sup>
-                      <m:r>
-                        <w:rPr>
-                          <w:rFonts w:ascii="Cambria Math" w:hAnsi="Cambria Math"/>
-                          <w:sz w:val="28"/>
-                        </w:rPr>
-                        <m:t>'</m:t>
-                      </m:r>
-                    </m:sup>
-                  </m:sSubSup>
-                  <m:r>
-                    <w:rPr>
-                      <w:rFonts w:ascii="Cambria Math" w:hAnsi="Cambria Math"/>
-                      <w:sz w:val="28"/>
-                      <w:lang w:val="en-US"/>
-                    </w:rPr>
-                    <m:t>*R-</m:t>
-                  </m:r>
-                  <m:r>
-                    <w:rPr>
-                      <w:rFonts w:ascii="Cambria Math" w:hAnsi="Cambria Math"/>
-                      <w:lang w:val="en-US"/>
-                    </w:rPr>
-                    <m:t>c</m:t>
-                  </m:r>
-                  <m:r>
-                    <w:rPr>
-                      <w:rFonts w:ascii="Cambria Math" w:hAnsi="Cambria Math"/>
-                    </w:rPr>
-                    <m:t>*</m:t>
-                  </m:r>
-                  <m:sSubSup>
-                    <m:sSubSupPr>
-                      <m:ctrlPr>
-                        <w:rPr>
-                          <w:rFonts w:ascii="Cambria Math" w:hAnsi="Cambria Math"/>
-                          <w:i/>
-                          <w:lang w:val="en-US"/>
-                        </w:rPr>
-                      </m:ctrlPr>
-                    </m:sSubSupPr>
-                    <m:e>
-                      <m:r>
-                        <w:rPr>
-                          <w:rFonts w:ascii="Cambria Math" w:hAnsi="Cambria Math"/>
-                          <w:lang w:val="en-US"/>
-                        </w:rPr>
-                        <m:t>U</m:t>
-                      </m:r>
-                    </m:e>
-                    <m:sub>
-                      <m:r>
-                        <w:rPr>
-                          <w:rFonts w:ascii="Cambria Math" w:hAnsi="Cambria Math"/>
-                          <w:lang w:val="en-US"/>
-                        </w:rPr>
-                        <m:t>c</m:t>
-                      </m:r>
-                    </m:sub>
-                    <m:sup>
-                      <m:r>
-                        <w:rPr>
-                          <w:rFonts w:ascii="Cambria Math" w:hAnsi="Cambria Math"/>
-                        </w:rPr>
-                        <m:t>'</m:t>
-                      </m:r>
-                    </m:sup>
-                  </m:sSubSup>
-                  <m:r>
-                    <w:rPr>
-                      <w:rFonts w:ascii="Cambria Math" w:hAnsi="Cambria Math"/>
-                    </w:rPr>
-                    <m:t>*r2</m:t>
-                  </m:r>
-                </m:e>
-              </m:eqArr>
-            </m:e>
-          </m:d>
           <m:r>
             <w:rPr>
               <w:rFonts w:ascii="Cambria Math" w:hAnsi="Cambria Math"/>
               <w:sz w:val="28"/>
             </w:rPr>
-            <m:t>;</m:t>
+            <m:t xml:space="preserve">0 = i·R + u_L    | второй закон Кирхгофа;    u_L = L·i';    u_R = i·R</m:t>
           </m:r>
         </m:oMath>
       </m:oMathPara>
-    </w:p>
-    <w:p>
-      <w:pPr>
-        <w:spacing w:after="0"/>
-        <w:rPr>
-          <w:sz w:val="28"/>
-        </w:rPr>
-      </w:pPr>
-      <m:oMath>
-        <m:sSubSup>
-          <m:sSubSupPr>
-            <m:ctrlPr>
-              <w:rPr>
-                <w:rFonts w:ascii="Cambria Math" w:hAnsi="Cambria Math"/>
-                <w:i/>
-                <w:sz w:val="28"/>
-                <w:lang w:val="en-US"/>
-              </w:rPr>
-            </m:ctrlPr>
-          </m:sSubSupPr>
-          <m:e>
-            <m:r>
-              <w:rPr>
-                <w:rFonts w:ascii="Cambria Math" w:hAnsi="Cambria Math"/>
-                <w:sz w:val="28"/>
-                <w:lang w:val="en-US"/>
-              </w:rPr>
-              <m:t>U</m:t>
-            </m:r>
-          </m:e>
-          <m:sub>
-            <m:r>
-              <w:rPr>
-                <w:rFonts w:ascii="Cambria Math" w:hAnsi="Cambria Math"/>
-                <w:sz w:val="28"/>
-                <w:lang w:val="en-US"/>
-              </w:rPr>
-              <m:t>c</m:t>
-            </m:r>
-          </m:sub>
-          <m:sup>
-            <m:r>
-              <w:rPr>
-                <w:rFonts w:ascii="Cambria Math" w:hAnsi="Cambria Math"/>
-                <w:sz w:val="28"/>
-              </w:rPr>
-              <m:t>'</m:t>
-            </m:r>
-          </m:sup>
-        </m:sSubSup>
-        <m:r>
-          <w:rPr>
-            <w:rFonts w:ascii="Cambria Math" w:hAnsi="Cambria Math"/>
-            <w:sz w:val="28"/>
-          </w:rPr>
-          <m:t>= -</m:t>
-        </m:r>
-        <m:f>
-          <m:fPr>
-            <m:ctrlPr>
-              <w:rPr>
-                <w:rFonts w:ascii="Cambria Math" w:hAnsi="Cambria Math"/>
-                <w:i/>
-                <w:sz w:val="28"/>
-              </w:rPr>
-            </m:ctrlPr>
-          </m:fPr>
-          <m:num>
-            <m:sSub>
-              <m:sSubPr>
-                <m:ctrlPr>
-                  <w:rPr>
-                    <w:rFonts w:ascii="Cambria Math" w:hAnsi="Cambria Math"/>
-                    <w:i/>
-                    <w:sz w:val="28"/>
-                  </w:rPr>
-                </m:ctrlPr>
-              </m:sSubPr>
-              <m:e>
-                <m:r>
-                  <w:rPr>
-                    <w:rFonts w:ascii="Cambria Math" w:hAnsi="Cambria Math"/>
-                    <w:sz w:val="28"/>
-                  </w:rPr>
-                  <m:t>U</m:t>
-                </m:r>
-              </m:e>
-              <m:sub>
-                <m:r>
-                  <w:rPr>
-                    <w:rFonts w:ascii="Cambria Math" w:hAnsi="Cambria Math"/>
-                    <w:sz w:val="28"/>
-                  </w:rPr>
-                  <m:t>c</m:t>
-                </m:r>
-              </m:sub>
-            </m:sSub>
-          </m:num>
-          <m:den>
-            <m:r>
-              <w:rPr>
-                <w:rFonts w:ascii="Cambria Math" w:hAnsi="Cambria Math"/>
-                <w:sz w:val="28"/>
-              </w:rPr>
-              <m:t>(R+r2)*c</m:t>
-            </m:r>
-          </m:den>
-        </m:f>
-      </m:oMath>
-      <w:r>
-        <w:rPr>
-          <w:sz w:val="28"/>
-        </w:rPr>
-        <w:t>;</w:t>
-      </w:r>
-    </w:p>
-    <w:p>
-      <w:pPr>
-        <w:spacing w:after="0"/>
-        <w:rPr>
-          <w:b/>
-          <w:bCs/>
-          <w:sz w:val="28"/>
-          <w:szCs w:val="28"/>
-        </w:rPr>
-      </w:pPr>
-      <w:r>
-        <w:rPr>
-          <w:b/>
-          <w:bCs/>
-          <w:sz w:val="28"/>
-          <w:szCs w:val="28"/>
-        </w:rPr>
-        <w:t>Сформулирована задача Коши:</w:t>
-      </w:r>
-    </w:p>
-    <w:p>
-      <w:pPr>
-        <w:spacing w:after="0"/>
-        <w:rPr>
-          <w:b/>
-          <w:bCs/>
-          <w:sz w:val="28"/>
-          <w:szCs w:val="28"/>
-        </w:rPr>
-      </w:pPr>
-      <m:oMath>
-        <m:f>
-          <m:fPr>
-            <m:ctrlPr>
-              <w:rPr>
-                <w:rFonts w:ascii="Cambria Math" w:hAnsi="Cambria Math"/>
-                <w:b/>
-                <w:bCs/>
-                <w:i/>
-                <w:sz w:val="28"/>
-                <w:szCs w:val="28"/>
-              </w:rPr>
-            </m:ctrlPr>
-          </m:fPr>
-          <m:num>
-            <m:r>
-              <m:rPr>
-                <m:sty m:val="bi"/>
-              </m:rPr>
-              <w:rPr>
-                <w:rFonts w:ascii="Cambria Math" w:hAnsi="Cambria Math"/>
-                <w:sz w:val="28"/>
-                <w:szCs w:val="28"/>
-              </w:rPr>
-              <m:t>d</m:t>
-            </m:r>
-            <m:sSub>
-              <m:sSubPr>
-                <m:ctrlPr>
-                  <w:rPr>
-                    <w:rFonts w:ascii="Cambria Math" w:hAnsi="Cambria Math"/>
-                    <w:b/>
-                    <w:bCs/>
-                    <w:i/>
-                    <w:sz w:val="28"/>
-                    <w:szCs w:val="28"/>
-                  </w:rPr>
-                </m:ctrlPr>
-              </m:sSubPr>
-              <m:e>
-                <m:r>
-                  <m:rPr>
-                    <m:sty m:val="bi"/>
-                  </m:rPr>
-                  <w:rPr>
-                    <w:rFonts w:ascii="Cambria Math" w:hAnsi="Cambria Math"/>
-                    <w:sz w:val="28"/>
-                    <w:szCs w:val="28"/>
-                  </w:rPr>
-                  <m:t>U</m:t>
-                </m:r>
-              </m:e>
-              <m:sub>
-                <m:r>
-                  <m:rPr>
-                    <m:sty m:val="bi"/>
-                  </m:rPr>
-                  <w:rPr>
-                    <w:rFonts w:ascii="Cambria Math" w:hAnsi="Cambria Math"/>
-                    <w:sz w:val="28"/>
-                    <w:szCs w:val="28"/>
-                  </w:rPr>
-                  <m:t>c</m:t>
-                </m:r>
-              </m:sub>
-            </m:sSub>
-          </m:num>
-          <m:den>
-            <m:r>
-              <m:rPr>
-                <m:sty m:val="bi"/>
-              </m:rPr>
-              <w:rPr>
-                <w:rFonts w:ascii="Cambria Math" w:hAnsi="Cambria Math"/>
-                <w:sz w:val="28"/>
-                <w:szCs w:val="28"/>
-              </w:rPr>
-              <m:t>dt</m:t>
-            </m:r>
-          </m:den>
-        </m:f>
-        <m:r>
-          <m:rPr>
-            <m:sty m:val="bi"/>
-          </m:rPr>
-          <w:rPr>
-            <w:rFonts w:ascii="Cambria Math" w:hAnsi="Cambria Math"/>
-            <w:sz w:val="28"/>
-            <w:szCs w:val="28"/>
-          </w:rPr>
-          <m:t>=-</m:t>
-        </m:r>
-        <m:f>
-          <m:fPr>
-            <m:ctrlPr>
-              <w:rPr>
-                <w:rFonts w:ascii="Cambria Math" w:hAnsi="Cambria Math"/>
-                <w:b/>
-                <w:bCs/>
-                <w:i/>
-                <w:sz w:val="28"/>
-                <w:szCs w:val="28"/>
-              </w:rPr>
-            </m:ctrlPr>
-          </m:fPr>
-          <m:num>
-            <m:sSub>
-              <m:sSubPr>
-                <m:ctrlPr>
-                  <w:rPr>
-                    <w:rFonts w:ascii="Cambria Math" w:hAnsi="Cambria Math"/>
-                    <w:b/>
-                    <w:bCs/>
-                    <w:i/>
-                    <w:sz w:val="28"/>
-                    <w:szCs w:val="28"/>
-                  </w:rPr>
-                </m:ctrlPr>
-              </m:sSubPr>
-              <m:e>
-                <m:r>
-                  <m:rPr>
-                    <m:sty m:val="bi"/>
-                  </m:rPr>
-                  <w:rPr>
-                    <w:rFonts w:ascii="Cambria Math" w:hAnsi="Cambria Math"/>
-                    <w:sz w:val="28"/>
-                    <w:szCs w:val="28"/>
-                  </w:rPr>
-                  <m:t>U</m:t>
-                </m:r>
-              </m:e>
-              <m:sub>
-                <m:r>
-                  <m:rPr>
-                    <m:sty m:val="bi"/>
-                  </m:rPr>
-                  <w:rPr>
-                    <w:rFonts w:ascii="Cambria Math" w:hAnsi="Cambria Math"/>
-                    <w:sz w:val="28"/>
-                    <w:szCs w:val="28"/>
-                  </w:rPr>
-                  <m:t>c</m:t>
-                </m:r>
-              </m:sub>
-            </m:sSub>
-          </m:num>
-          <m:den>
-            <m:d>
-              <m:dPr>
-                <m:ctrlPr>
-                  <w:rPr>
-                    <w:rFonts w:ascii="Cambria Math" w:hAnsi="Cambria Math"/>
-                    <w:b/>
-                    <w:bCs/>
-                    <w:i/>
-                    <w:sz w:val="28"/>
-                    <w:szCs w:val="28"/>
-                  </w:rPr>
-                </m:ctrlPr>
-              </m:dPr>
-              <m:e>
-                <m:r>
-                  <m:rPr>
-                    <m:sty m:val="bi"/>
-                  </m:rPr>
-                  <w:rPr>
-                    <w:rFonts w:ascii="Cambria Math" w:hAnsi="Cambria Math"/>
-                    <w:sz w:val="28"/>
-                    <w:szCs w:val="28"/>
-                  </w:rPr>
-                  <m:t>R+r</m:t>
-                </m:r>
-                <m:r>
-                  <m:rPr>
-                    <m:sty m:val="bi"/>
-                  </m:rPr>
-                  <w:rPr>
-                    <w:rFonts w:ascii="Cambria Math" w:hAnsi="Cambria Math"/>
-                    <w:sz w:val="28"/>
-                    <w:szCs w:val="28"/>
-                  </w:rPr>
-                  <m:t>2</m:t>
-                </m:r>
-              </m:e>
-            </m:d>
-            <m:r>
-              <m:rPr>
-                <m:sty m:val="bi"/>
-              </m:rPr>
-              <w:rPr>
-                <w:rFonts w:ascii="Cambria Math" w:hAnsi="Cambria Math"/>
-                <w:sz w:val="28"/>
-                <w:szCs w:val="28"/>
-              </w:rPr>
-              <m:t>*c</m:t>
-            </m:r>
-          </m:den>
-        </m:f>
-      </m:oMath>
-      <w:r>
-        <w:rPr>
-          <w:b/>
-          <w:bCs/>
-          <w:sz w:val="28"/>
-          <w:szCs w:val="28"/>
-        </w:rPr>
-        <w:t>;</w:t>
-      </w:r>
     </w:p>
     <w:p>
       <w:pPr>
@@ -14083,570 +10408,107 @@
         <w:ind w:left="0" w:firstLine="0"/>
         <w:jc w:val="left"/>
         <w:rPr>
-          <w:rFonts w:ascii="Cambria Math" w:hAnsi="Cambria Math"/>
-          <w:bCs/>
-          <w:sz w:val="28"/>
-          <w:szCs w:val="28"/>
-        </w:rPr>
-      </w:pPr>
-      <w:r>
-        <w:rPr>
-          <w:rFonts w:ascii="Cambria Math" w:hAnsi="Cambria Math"/>
-          <w:bCs/>
-          <w:sz w:val="28"/>
-          <w:szCs w:val="28"/>
-        </w:rPr>
-        <w:t>Начальные условия:</w:t>
-      </w:r>
-    </w:p>
-    <w:p>
-      <w:pPr>
-        <w:pStyle w:val="a6"/>
-        <w:spacing w:before="0" w:beforeAutospacing="0" w:after="0" w:afterAutospacing="0"/>
-        <w:ind w:left="0" w:firstLine="0"/>
-        <w:jc w:val="left"/>
-        <w:rPr>
-          <w:bCs/>
-          <w:sz w:val="28"/>
-          <w:szCs w:val="28"/>
-        </w:rPr>
-      </w:pPr>
-      <w:r>
-        <w:rPr>
-          <w:rFonts w:ascii="Cambria Math" w:hAnsi="Cambria Math"/>
-          <w:bCs/>
-          <w:sz w:val="28"/>
-          <w:szCs w:val="28"/>
-        </w:rPr>
-        <w:t xml:space="preserve"> </w:t>
-      </w:r>
-      <m:oMath>
-        <m:sSub>
-          <m:sSubPr>
-            <m:ctrlPr>
-              <w:rPr>
-                <w:rFonts w:ascii="Cambria Math" w:hAnsi="Cambria Math"/>
-                <w:bCs/>
-                <w:i/>
-                <w:sz w:val="28"/>
-                <w:szCs w:val="28"/>
-              </w:rPr>
-            </m:ctrlPr>
-          </m:sSubPr>
-          <m:e>
-            <m:r>
-              <w:rPr>
-                <w:rFonts w:ascii="Cambria Math" w:hAnsi="Cambria Math"/>
-                <w:sz w:val="28"/>
-                <w:szCs w:val="28"/>
-                <w:lang w:val="en-US"/>
-              </w:rPr>
-              <m:t>U</m:t>
-            </m:r>
-          </m:e>
-          <m:sub>
-            <m:sSub>
-              <m:sSubPr>
-                <m:ctrlPr>
-                  <w:rPr>
-                    <w:rFonts w:ascii="Cambria Math" w:hAnsi="Cambria Math"/>
-                    <w:bCs/>
-                    <w:i/>
-                    <w:sz w:val="28"/>
-                    <w:szCs w:val="28"/>
-                  </w:rPr>
-                </m:ctrlPr>
-              </m:sSubPr>
-              <m:e>
-                <m:r>
-                  <w:rPr>
-                    <w:rFonts w:ascii="Cambria Math" w:hAnsi="Cambria Math"/>
-                    <w:sz w:val="28"/>
-                    <w:szCs w:val="28"/>
-                  </w:rPr>
-                  <m:t>c</m:t>
-                </m:r>
-              </m:e>
-              <m:sub>
-                <m:r>
-                  <w:rPr>
-                    <w:rFonts w:ascii="Cambria Math" w:hAnsi="Cambria Math"/>
-                    <w:sz w:val="28"/>
-                    <w:szCs w:val="28"/>
-                  </w:rPr>
-                  <m:t>0</m:t>
-                </m:r>
-              </m:sub>
-            </m:sSub>
-          </m:sub>
-        </m:sSub>
-        <m:r>
-          <w:rPr>
-            <w:rFonts w:ascii="Cambria Math" w:hAnsi="Cambria Math"/>
-            <w:sz w:val="28"/>
-            <w:szCs w:val="28"/>
-          </w:rPr>
-          <m:t>=0;</m:t>
-        </m:r>
-      </m:oMath>
-      <w:r>
-        <w:rPr>
-          <w:bCs/>
-          <w:sz w:val="28"/>
-          <w:szCs w:val="28"/>
-        </w:rPr>
-        <w:t xml:space="preserve">   </w:t>
-      </w:r>
-      <m:oMath>
-        <m:sSub>
-          <m:sSubPr>
-            <m:ctrlPr>
-              <w:rPr>
-                <w:rFonts w:ascii="Cambria Math" w:hAnsi="Cambria Math"/>
-                <w:bCs/>
-                <w:i/>
-                <w:sz w:val="28"/>
-                <w:szCs w:val="28"/>
-                <w:lang w:val="en-US"/>
-              </w:rPr>
-            </m:ctrlPr>
-          </m:sSubPr>
-          <m:e>
-            <m:r>
-              <w:rPr>
-                <w:rFonts w:ascii="Cambria Math" w:hAnsi="Cambria Math"/>
-                <w:sz w:val="28"/>
-                <w:szCs w:val="28"/>
-                <w:lang w:val="en-US"/>
-              </w:rPr>
-              <m:t>t</m:t>
-            </m:r>
-          </m:e>
-          <m:sub>
-            <m:r>
-              <w:rPr>
-                <w:rFonts w:ascii="Cambria Math" w:hAnsi="Cambria Math"/>
-                <w:sz w:val="28"/>
-                <w:szCs w:val="28"/>
-              </w:rPr>
-              <m:t>0</m:t>
-            </m:r>
-          </m:sub>
-        </m:sSub>
-        <m:r>
-          <w:rPr>
-            <w:rFonts w:ascii="Cambria Math" w:hAnsi="Cambria Math"/>
-            <w:sz w:val="28"/>
-            <w:szCs w:val="28"/>
-          </w:rPr>
-          <m:t>=0;</m:t>
-        </m:r>
-      </m:oMath>
-    </w:p>
-    <w:p>
-      <w:pPr>
-        <w:pStyle w:val="a6"/>
+          <w:sz w:val="28"/>
+        </w:rPr>
+      </w:pPr>
+      <w:r>
+        <w:t>Преобразования</w:t>
+      </w:r>
+      <w:r>
+        <w:rPr>
+          <w:sz w:val="28"/>
+        </w:rPr>
+        <w:t>:</w:t>
+      </w:r>
+    </w:p>
+    <w:p>
+      <w:pPr>
         <w:spacing w:after="0"/>
-        <w:ind w:left="0" w:firstLine="0"/>
-        <w:jc w:val="left"/>
-      </w:pPr>
-      <m:oMath>
-        <m:f>
-          <m:fPr>
-            <m:ctrlPr>
-              <w:rPr>
-                <w:rFonts w:ascii="Cambria Math" w:hAnsi="Cambria Math"/>
-              </w:rPr>
-            </m:ctrlPr>
-          </m:fPr>
-          <m:num>
-            <m:r>
-              <w:rPr>
-                <w:rFonts w:ascii="Cambria Math" w:hAnsi="Cambria Math"/>
-              </w:rPr>
-              <m:t>d</m:t>
-            </m:r>
-            <m:sSub>
-              <m:sSubPr>
-                <m:ctrlPr>
-                  <w:rPr>
-                    <w:rFonts w:ascii="Cambria Math" w:hAnsi="Cambria Math"/>
-                  </w:rPr>
-                </m:ctrlPr>
-              </m:sSubPr>
-              <m:e>
-                <m:r>
-                  <w:rPr>
-                    <w:rFonts w:ascii="Cambria Math" w:hAnsi="Cambria Math"/>
-                  </w:rPr>
-                  <m:t>U</m:t>
-                </m:r>
-              </m:e>
-              <m:sub>
-                <m:r>
-                  <w:rPr>
-                    <w:rFonts w:ascii="Cambria Math" w:hAnsi="Cambria Math"/>
-                  </w:rPr>
-                  <m:t>c</m:t>
-                </m:r>
-              </m:sub>
-            </m:sSub>
-          </m:num>
-          <m:den>
-            <m:sSub>
-              <m:sSubPr>
-                <m:ctrlPr>
-                  <w:rPr>
-                    <w:rFonts w:ascii="Cambria Math" w:hAnsi="Cambria Math"/>
-                  </w:rPr>
-                </m:ctrlPr>
-              </m:sSubPr>
-              <m:e>
-                <m:r>
-                  <w:rPr>
-                    <w:rFonts w:ascii="Cambria Math" w:hAnsi="Cambria Math"/>
-                  </w:rPr>
-                  <m:t>U</m:t>
-                </m:r>
-              </m:e>
-              <m:sub>
-                <m:r>
-                  <w:rPr>
-                    <w:rFonts w:ascii="Cambria Math" w:hAnsi="Cambria Math"/>
-                  </w:rPr>
-                  <m:t>c</m:t>
-                </m:r>
-              </m:sub>
-            </m:sSub>
-          </m:den>
-        </m:f>
-        <m:r>
-          <w:rPr>
-            <w:rFonts w:ascii="Cambria Math" w:hAnsi="Cambria Math"/>
-          </w:rPr>
-          <m:t>=</m:t>
-        </m:r>
-        <m:f>
-          <m:fPr>
-            <m:ctrlPr>
-              <w:rPr>
-                <w:rFonts w:ascii="Cambria Math" w:hAnsi="Cambria Math"/>
-              </w:rPr>
-            </m:ctrlPr>
-          </m:fPr>
-          <m:num>
-            <m:r>
-              <w:rPr>
-                <w:rFonts w:ascii="Cambria Math" w:hAnsi="Cambria Math"/>
-              </w:rPr>
-              <m:t>-dt</m:t>
-            </m:r>
-          </m:num>
-          <m:den>
-            <m:r>
-              <w:rPr>
-                <w:rFonts w:ascii="Cambria Math" w:hAnsi="Cambria Math"/>
-              </w:rPr>
-              <m:t>(R+r2)*c</m:t>
-            </m:r>
-          </m:den>
-        </m:f>
-      </m:oMath>
-      <w:r>
-        <w:t>;</w:t>
-      </w:r>
-    </w:p>
-    <w:p>
-      <w:pPr>
-        <w:pStyle w:val="a6"/>
-        <w:spacing w:before="0" w:beforeAutospacing="0" w:after="0" w:afterAutospacing="0"/>
-        <w:ind w:left="0" w:firstLine="0"/>
-        <w:jc w:val="left"/>
-      </w:pPr>
-      <m:oMath>
-        <m:nary>
-          <m:naryPr>
-            <m:limLoc m:val="undOvr"/>
-            <m:subHide m:val="1"/>
-            <m:supHide m:val="1"/>
-            <m:ctrlPr>
-              <w:rPr>
-                <w:rFonts w:ascii="Cambria Math" w:hAnsi="Cambria Math"/>
-                <w:i/>
-              </w:rPr>
-            </m:ctrlPr>
-          </m:naryPr>
-          <m:sub/>
-          <m:sup/>
-          <m:e>
-            <m:f>
-              <m:fPr>
-                <m:ctrlPr>
-                  <w:rPr>
-                    <w:rFonts w:ascii="Cambria Math" w:hAnsi="Cambria Math"/>
-                    <w:i/>
-                  </w:rPr>
-                </m:ctrlPr>
-              </m:fPr>
-              <m:num>
-                <m:r>
-                  <w:rPr>
-                    <w:rFonts w:ascii="Cambria Math" w:hAnsi="Cambria Math"/>
-                  </w:rPr>
-                  <m:t>d</m:t>
-                </m:r>
-                <m:sSub>
-                  <m:sSubPr>
-                    <m:ctrlPr>
-                      <w:rPr>
-                        <w:rFonts w:ascii="Cambria Math" w:hAnsi="Cambria Math"/>
-                        <w:i/>
-                      </w:rPr>
-                    </m:ctrlPr>
-                  </m:sSubPr>
-                  <m:e>
-                    <m:r>
-                      <w:rPr>
-                        <w:rFonts w:ascii="Cambria Math" w:hAnsi="Cambria Math"/>
-                      </w:rPr>
-                      <m:t>U</m:t>
-                    </m:r>
-                  </m:e>
-                  <m:sub>
-                    <m:r>
-                      <w:rPr>
-                        <w:rFonts w:ascii="Cambria Math" w:hAnsi="Cambria Math"/>
-                      </w:rPr>
-                      <m:t>c</m:t>
-                    </m:r>
-                  </m:sub>
-                </m:sSub>
-              </m:num>
-              <m:den>
-                <m:sSub>
-                  <m:sSubPr>
-                    <m:ctrlPr>
-                      <w:rPr>
-                        <w:rFonts w:ascii="Cambria Math" w:hAnsi="Cambria Math"/>
-                        <w:i/>
-                      </w:rPr>
-                    </m:ctrlPr>
-                  </m:sSubPr>
-                  <m:e>
-                    <m:r>
-                      <w:rPr>
-                        <w:rFonts w:ascii="Cambria Math" w:hAnsi="Cambria Math"/>
-                      </w:rPr>
-                      <m:t>U</m:t>
-                    </m:r>
-                  </m:e>
-                  <m:sub>
-                    <m:r>
-                      <w:rPr>
-                        <w:rFonts w:ascii="Cambria Math" w:hAnsi="Cambria Math"/>
-                      </w:rPr>
-                      <m:t>c</m:t>
-                    </m:r>
-                  </m:sub>
-                </m:sSub>
-              </m:den>
-            </m:f>
-            <m:r>
-              <w:rPr>
-                <w:rFonts w:ascii="Cambria Math" w:hAnsi="Cambria Math"/>
-              </w:rPr>
-              <m:t>= -</m:t>
-            </m:r>
-            <m:nary>
-              <m:naryPr>
-                <m:limLoc m:val="undOvr"/>
-                <m:subHide m:val="1"/>
-                <m:supHide m:val="1"/>
-                <m:ctrlPr>
-                  <w:rPr>
-                    <w:rFonts w:ascii="Cambria Math" w:hAnsi="Cambria Math"/>
-                    <w:i/>
-                  </w:rPr>
-                </m:ctrlPr>
-              </m:naryPr>
-              <m:sub/>
-              <m:sup/>
-              <m:e>
-                <m:f>
-                  <m:fPr>
-                    <m:ctrlPr>
-                      <w:rPr>
-                        <w:rFonts w:ascii="Cambria Math" w:hAnsi="Cambria Math"/>
-                        <w:i/>
-                      </w:rPr>
-                    </m:ctrlPr>
-                  </m:fPr>
-                  <m:num>
-                    <m:r>
-                      <w:rPr>
-                        <w:rFonts w:ascii="Cambria Math" w:hAnsi="Cambria Math"/>
-                      </w:rPr>
-                      <m:t>dt</m:t>
-                    </m:r>
-                  </m:num>
-                  <m:den>
-                    <m:r>
-                      <w:rPr>
-                        <w:rFonts w:ascii="Cambria Math" w:hAnsi="Cambria Math"/>
-                      </w:rPr>
-                      <m:t>c*(R+r2)</m:t>
-                    </m:r>
-                  </m:den>
-                </m:f>
-              </m:e>
-            </m:nary>
-          </m:e>
-        </m:nary>
-      </m:oMath>
-      <w:r>
-        <w:t>;</w:t>
-      </w:r>
-    </w:p>
-    <w:p>
-      <w:pPr>
-        <w:pStyle w:val="a6"/>
-        <w:spacing w:before="0" w:beforeAutospacing="0" w:after="0" w:afterAutospacing="0"/>
-        <w:ind w:left="0" w:firstLine="0"/>
-        <w:jc w:val="left"/>
-        <w:rPr>
-          <w:sz w:val="28"/>
-        </w:rPr>
-      </w:pPr>
-      <m:oMath>
-        <m:r>
-          <w:rPr>
-            <w:rFonts w:ascii="Cambria Math" w:hAnsi="Cambria Math"/>
-            <w:lang w:val="en-US"/>
-          </w:rPr>
-          <m:t>ln</m:t>
-        </m:r>
-        <m:sSub>
-          <m:sSubPr>
-            <m:ctrlPr>
-              <w:rPr>
-                <w:rFonts w:ascii="Cambria Math" w:hAnsi="Cambria Math"/>
-                <w:i/>
-                <w:sz w:val="28"/>
-              </w:rPr>
-            </m:ctrlPr>
-          </m:sSubPr>
-          <m:e>
-            <m:r>
-              <w:rPr>
-                <w:rFonts w:ascii="Cambria Math" w:hAnsi="Cambria Math"/>
-                <w:sz w:val="28"/>
-              </w:rPr>
-              <m:t>U</m:t>
-            </m:r>
-          </m:e>
-          <m:sub>
-            <m:r>
-              <w:rPr>
-                <w:rFonts w:ascii="Cambria Math" w:hAnsi="Cambria Math"/>
-                <w:sz w:val="28"/>
-              </w:rPr>
-              <m:t>c</m:t>
-            </m:r>
-          </m:sub>
-        </m:sSub>
-      </m:oMath>
-      <w:r>
-        <w:rPr>
-          <w:sz w:val="28"/>
-        </w:rPr>
-        <w:t xml:space="preserve"> = </w:t>
-      </w:r>
+        <w:rPr>
+          <w:i/>
+          <w:sz w:val="28"/>
+        </w:rPr>
+      </w:pPr>
+      <m:oMathPara>
+        <m:oMath>
+          <m:r>
+            <w:rPr>
+              <w:rFonts w:ascii="Cambria Math" w:hAnsi="Cambria Math"/>
+              <w:sz w:val="28"/>
+            </w:rPr>
+            <m:t xml:space="preserve">L·di/dt + R·i = 0</m:t>
+          </m:r>
+        </m:oMath>
+      </m:oMathPara>
+    </w:p>
+    <w:p>
+      <w:pPr>
+        <w:spacing w:after="0"/>
+        <w:rPr>
+          <w:sz w:val="28"/>
+        </w:rPr>
+      </w:pPr>
       <m:oMath>
         <m:r>
           <w:rPr>
             <w:rFonts w:ascii="Cambria Math" w:hAnsi="Cambria Math"/>
             <w:sz w:val="28"/>
           </w:rPr>
-          <m:t>-</m:t>
+          <m:t xml:space="preserve">di/dt + (R/L)·i = 0</m:t>
         </m:r>
-        <m:f>
-          <m:fPr>
-            <m:ctrlPr>
-              <w:rPr>
-                <w:rFonts w:ascii="Cambria Math" w:hAnsi="Cambria Math"/>
-                <w:i/>
-                <w:sz w:val="28"/>
-              </w:rPr>
-            </m:ctrlPr>
-          </m:fPr>
-          <m:num>
-            <m:r>
-              <w:rPr>
-                <w:rFonts w:ascii="Cambria Math" w:hAnsi="Cambria Math"/>
-                <w:sz w:val="28"/>
-              </w:rPr>
-              <m:t>t</m:t>
-            </m:r>
-          </m:num>
-          <m:den>
-            <m:r>
-              <w:rPr>
-                <w:rFonts w:ascii="Cambria Math" w:hAnsi="Cambria Math"/>
-              </w:rPr>
-              <m:t>(R+r2)</m:t>
-            </m:r>
-            <m:r>
-              <w:rPr>
-                <w:rFonts w:ascii="Cambria Math" w:hAnsi="Cambria Math"/>
-                <w:sz w:val="28"/>
-              </w:rPr>
-              <m:t>*c</m:t>
-            </m:r>
-          </m:den>
-        </m:f>
       </m:oMath>
       <w:r>
         <w:rPr>
           <w:sz w:val="28"/>
         </w:rPr>
-        <w:t xml:space="preserve"> + </w:t>
-      </w:r>
+        <w:t>;</w:t>
+      </w:r>
+    </w:p>
+    <w:p>
+      <w:pPr>
+        <w:spacing w:after="0"/>
+        <w:rPr>
+          <w:b/>
+          <w:bCs/>
+          <w:sz w:val="28"/>
+          <w:szCs w:val="28"/>
+        </w:rPr>
+      </w:pPr>
+      <w:r>
+        <w:rPr>
+          <w:b/>
+          <w:bCs/>
+          <w:sz w:val="28"/>
+          <w:szCs w:val="28"/>
+        </w:rPr>
+        <w:t>Сформулирована задача Коши:</w:t>
+      </w:r>
+    </w:p>
+    <w:p>
+      <w:pPr>
+        <w:spacing w:after="0"/>
+        <w:rPr>
+          <w:b/>
+          <w:bCs/>
+          <w:sz w:val="28"/>
+          <w:szCs w:val="28"/>
+        </w:rPr>
+      </w:pPr>
       <m:oMath>
-        <m:sSub>
-          <m:sSubPr>
-            <m:ctrlPr>
-              <w:rPr>
-                <w:rFonts w:ascii="Cambria Math" w:hAnsi="Cambria Math"/>
-                <w:i/>
-                <w:sz w:val="28"/>
-                <w:lang w:val="en-US"/>
-              </w:rPr>
-            </m:ctrlPr>
-          </m:sSubPr>
-          <m:e>
-            <m:r>
-              <w:rPr>
-                <w:rFonts w:ascii="Cambria Math" w:hAnsi="Cambria Math"/>
-                <w:sz w:val="28"/>
-                <w:lang w:val="en-US"/>
-              </w:rPr>
-              <m:t>C</m:t>
-            </m:r>
-          </m:e>
-          <m:sub>
-            <m:r>
-              <w:rPr>
-                <w:rFonts w:ascii="Cambria Math" w:hAnsi="Cambria Math"/>
-                <w:sz w:val="28"/>
-              </w:rPr>
-              <m:t>1</m:t>
-            </m:r>
-          </m:sub>
-        </m:sSub>
+        <m:r>
+          <w:rPr>
+            <w:rFonts w:ascii="Cambria Math" w:hAnsi="Cambria Math"/>
+            <w:sz w:val="28"/>
+          </w:rPr>
+          <m:t xml:space="preserve">di/dt = − (R/L)·i</m:t>
+        </m:r>
       </m:oMath>
       <w:r>
         <w:rPr>
-          <w:sz w:val="28"/>
+          <w:b/>
+          <w:bCs/>
+          <w:sz w:val="28"/>
+          <w:szCs w:val="28"/>
         </w:rPr>
         <w:t>;</w:t>
       </w:r>
@@ -14657,208 +10519,182 @@
         <w:spacing w:before="0" w:beforeAutospacing="0" w:after="0" w:afterAutospacing="0"/>
         <w:ind w:left="0" w:firstLine="0"/>
         <w:jc w:val="left"/>
-      </w:pPr>
+        <w:rPr>
+          <w:rFonts w:ascii="Cambria Math" w:hAnsi="Cambria Math"/>
+          <w:bCs/>
+          <w:sz w:val="28"/>
+          <w:szCs w:val="28"/>
+        </w:rPr>
+      </w:pPr>
+      <w:r>
+        <w:rPr>
+          <w:rFonts w:ascii="Cambria Math" w:hAnsi="Cambria Math"/>
+          <w:bCs/>
+          <w:sz w:val="28"/>
+          <w:szCs w:val="28"/>
+        </w:rPr>
+        <w:t>Начальные условия:</w:t>
+      </w:r>
+    </w:p>
+    <w:p>
+      <w:pPr>
+        <w:pStyle w:val="a6"/>
+        <w:spacing w:before="0" w:beforeAutospacing="0" w:after="0" w:afterAutospacing="0"/>
+        <w:ind w:left="0" w:firstLine="0"/>
+        <w:jc w:val="left"/>
+        <w:rPr>
+          <w:bCs/>
+          <w:sz w:val="28"/>
+          <w:szCs w:val="28"/>
+        </w:rPr>
+      </w:pPr>
+      <w:r>
+        <w:rPr>
+          <w:rFonts w:ascii="Cambria Math" w:hAnsi="Cambria Math"/>
+          <w:bCs/>
+          <w:sz w:val="28"/>
+          <w:szCs w:val="28"/>
+        </w:rPr>
+        <w:t xml:space="preserve"> </w:t>
+      </w:r>
       <m:oMath>
-        <m:sSub>
-          <m:sSubPr>
-            <m:ctrlPr>
-              <w:rPr>
-                <w:rFonts w:ascii="Cambria Math" w:hAnsi="Cambria Math"/>
-                <w:i/>
-              </w:rPr>
-            </m:ctrlPr>
-          </m:sSubPr>
-          <m:e>
-            <m:r>
-              <w:rPr>
-                <w:rFonts w:ascii="Cambria Math" w:hAnsi="Cambria Math"/>
-              </w:rPr>
-              <m:t>U</m:t>
-            </m:r>
-          </m:e>
-          <m:sub>
-            <m:r>
-              <w:rPr>
-                <w:rFonts w:ascii="Cambria Math" w:hAnsi="Cambria Math"/>
-              </w:rPr>
-              <m:t>c</m:t>
-            </m:r>
-          </m:sub>
-        </m:sSub>
         <m:r>
           <w:rPr>
             <w:rFonts w:ascii="Cambria Math" w:hAnsi="Cambria Math"/>
+            <w:sz w:val="28"/>
           </w:rPr>
-          <m:t xml:space="preserve">= </m:t>
+          <m:t xml:space="preserve">Iр(0) = E/R;</m:t>
         </m:r>
-        <m:sSup>
-          <m:sSupPr>
-            <m:ctrlPr>
-              <w:rPr>
-                <w:rFonts w:ascii="Cambria Math" w:hAnsi="Cambria Math"/>
-                <w:i/>
-              </w:rPr>
-            </m:ctrlPr>
-          </m:sSupPr>
-          <m:e>
-            <m:r>
-              <w:rPr>
-                <w:rFonts w:ascii="Cambria Math" w:hAnsi="Cambria Math"/>
-              </w:rPr>
-              <m:t>e</m:t>
-            </m:r>
-          </m:e>
-          <m:sup>
-            <m:r>
-              <w:rPr>
-                <w:rFonts w:ascii="Cambria Math" w:hAnsi="Cambria Math"/>
-              </w:rPr>
-              <m:t>-</m:t>
-            </m:r>
-            <m:f>
-              <m:fPr>
-                <m:ctrlPr>
-                  <w:rPr>
-                    <w:rFonts w:ascii="Cambria Math" w:hAnsi="Cambria Math"/>
-                    <w:i/>
-                  </w:rPr>
-                </m:ctrlPr>
-              </m:fPr>
-              <m:num>
-                <m:r>
-                  <w:rPr>
-                    <w:rFonts w:ascii="Cambria Math" w:hAnsi="Cambria Math"/>
-                  </w:rPr>
-                  <m:t>t</m:t>
-                </m:r>
-              </m:num>
-              <m:den>
-                <m:r>
-                  <w:rPr>
-                    <w:rFonts w:ascii="Cambria Math" w:hAnsi="Cambria Math"/>
-                  </w:rPr>
-                  <m:t>(R+r2)*c</m:t>
-                </m:r>
-              </m:den>
-            </m:f>
-            <m:r>
-              <w:rPr>
-                <w:rFonts w:ascii="Cambria Math" w:hAnsi="Cambria Math"/>
-              </w:rPr>
-              <m:t>+</m:t>
-            </m:r>
-            <m:sSub>
-              <m:sSubPr>
-                <m:ctrlPr>
-                  <w:rPr>
-                    <w:rFonts w:ascii="Cambria Math" w:hAnsi="Cambria Math"/>
-                    <w:i/>
-                  </w:rPr>
-                </m:ctrlPr>
-              </m:sSubPr>
-              <m:e>
-                <m:r>
-                  <w:rPr>
-                    <w:rFonts w:ascii="Cambria Math" w:hAnsi="Cambria Math"/>
-                  </w:rPr>
-                  <m:t>C</m:t>
-                </m:r>
-              </m:e>
-              <m:sub>
-                <m:r>
-                  <w:rPr>
-                    <w:rFonts w:ascii="Cambria Math" w:hAnsi="Cambria Math"/>
-                  </w:rPr>
-                  <m:t>1</m:t>
-                </m:r>
-              </m:sub>
-            </m:sSub>
-          </m:sup>
-        </m:sSup>
+      </m:oMath>
+      <w:r>
+        <w:rPr>
+          <w:bCs/>
+          <w:sz w:val="28"/>
+          <w:szCs w:val="28"/>
+        </w:rPr>
+        <w:t xml:space="preserve">   </w:t>
+      </w:r>
+      <m:oMath>
         <m:r>
           <w:rPr>
             <w:rFonts w:ascii="Cambria Math" w:hAnsi="Cambria Math"/>
+            <w:sz w:val="28"/>
           </w:rPr>
-          <m:t xml:space="preserve">;    </m:t>
+          <m:t xml:space="preserve">t0 = 0;</m:t>
         </m:r>
-        <m:sSub>
-          <m:sSubPr>
-            <m:ctrlPr>
-              <w:rPr>
-                <w:rFonts w:ascii="Cambria Math" w:hAnsi="Cambria Math"/>
-                <w:i/>
-              </w:rPr>
-            </m:ctrlPr>
-          </m:sSubPr>
-          <m:e>
-            <m:r>
-              <w:rPr>
-                <w:rFonts w:ascii="Cambria Math" w:hAnsi="Cambria Math"/>
-              </w:rPr>
-              <m:t>C</m:t>
-            </m:r>
-          </m:e>
-          <m:sub>
-            <m:r>
-              <w:rPr>
-                <w:rFonts w:ascii="Cambria Math" w:hAnsi="Cambria Math"/>
-              </w:rPr>
-              <m:t>2</m:t>
-            </m:r>
-          </m:sub>
-        </m:sSub>
+      </m:oMath>
+    </w:p>
+    <w:p>
+      <w:pPr>
+        <w:pStyle w:val="a6"/>
+        <w:spacing w:after="0"/>
+        <w:ind w:left="0" w:firstLine="0"/>
+        <w:jc w:val="left"/>
+      </w:pPr>
+      <m:oMath>
         <m:r>
           <w:rPr>
             <w:rFonts w:ascii="Cambria Math" w:hAnsi="Cambria Math"/>
+            <w:sz w:val="28"/>
           </w:rPr>
-          <m:t>=</m:t>
+          <m:t xml:space="preserve">di/i = − (R/L) dt</m:t>
         </m:r>
-        <m:sSup>
-          <m:sSupPr>
-            <m:ctrlPr>
-              <w:rPr>
-                <w:rFonts w:ascii="Cambria Math" w:hAnsi="Cambria Math"/>
-                <w:i/>
-              </w:rPr>
-            </m:ctrlPr>
-          </m:sSupPr>
-          <m:e>
-            <m:r>
-              <w:rPr>
-                <w:rFonts w:ascii="Cambria Math" w:hAnsi="Cambria Math"/>
-              </w:rPr>
-              <m:t>e</m:t>
-            </m:r>
-          </m:e>
-          <m:sup>
-            <m:sSub>
-              <m:sSubPr>
-                <m:ctrlPr>
-                  <w:rPr>
-                    <w:rFonts w:ascii="Cambria Math" w:hAnsi="Cambria Math"/>
-                    <w:i/>
-                  </w:rPr>
-                </m:ctrlPr>
-              </m:sSubPr>
-              <m:e>
-                <m:r>
-                  <w:rPr>
-                    <w:rFonts w:ascii="Cambria Math" w:hAnsi="Cambria Math"/>
-                  </w:rPr>
-                  <m:t>C</m:t>
-                </m:r>
-              </m:e>
-              <m:sub>
-                <m:r>
-                  <w:rPr>
-                    <w:rFonts w:ascii="Cambria Math" w:hAnsi="Cambria Math"/>
-                  </w:rPr>
-                  <m:t>1</m:t>
-                </m:r>
-              </m:sub>
-            </m:sSub>
-          </m:sup>
-        </m:sSup>
+      </m:oMath>
+      <w:r>
+        <w:t>;</w:t>
+      </w:r>
+    </w:p>
+    <w:p>
+      <w:pPr>
+        <w:pStyle w:val="a6"/>
+        <w:spacing w:before="0" w:beforeAutospacing="0" w:after="0" w:afterAutospacing="0"/>
+        <w:ind w:left="0" w:firstLine="0"/>
+        <w:jc w:val="left"/>
+      </w:pPr>
+      <m:oMath>
+        <m:r>
+          <w:rPr>
+            <w:rFonts w:ascii="Cambria Math" w:hAnsi="Cambria Math"/>
+            <w:sz w:val="28"/>
+          </w:rPr>
+          <m:t xml:space="preserve">ln|i| = − (R/L)·t + C1</m:t>
+        </m:r>
+      </m:oMath>
+      <w:r>
+        <w:t>;</w:t>
+      </w:r>
+    </w:p>
+    <w:p>
+      <w:pPr>
+        <w:pStyle w:val="a6"/>
+        <w:spacing w:before="0" w:beforeAutospacing="0" w:after="0" w:afterAutospacing="0"/>
+        <w:ind w:left="0" w:firstLine="0"/>
+        <w:jc w:val="left"/>
+        <w:rPr>
+          <w:sz w:val="28"/>
+        </w:rPr>
+      </w:pPr>
+      <m:oMath>
+        <m:r>
+          <w:rPr>
+            <w:rFonts w:ascii="Cambria Math" w:hAnsi="Cambria Math"/>
+            <w:sz w:val="28"/>
+          </w:rPr>
+          <m:t xml:space="preserve">i(t) = C2 · e^(− t R/L)</m:t>
+        </m:r>
+      </m:oMath>
+      <w:r>
+        <w:rPr>
+          <w:sz w:val="28"/>
+        </w:rPr>
+        <w:t xml:space="preserve"> = </w:t>
+      </w:r>
+      <m:oMath>
+        <m:r>
+          <w:rPr>
+            <w:rFonts w:ascii="Cambria Math" w:hAnsi="Cambria Math"/>
+            <w:sz w:val="28"/>
+          </w:rPr>
+          <m:t xml:space="preserve"/>
+        </m:r>
+      </m:oMath>
+      <w:r>
+        <w:rPr>
+          <w:sz w:val="28"/>
+        </w:rPr>
+        <w:t xml:space="preserve"> + </w:t>
+      </w:r>
+      <m:oMath>
+        <m:r>
+          <w:rPr>
+            <w:rFonts w:ascii="Cambria Math" w:hAnsi="Cambria Math"/>
+            <w:sz w:val="28"/>
+          </w:rPr>
+          <m:t xml:space="preserve"/>
+        </m:r>
+      </m:oMath>
+      <w:r>
+        <w:rPr>
+          <w:sz w:val="28"/>
+        </w:rPr>
+        <w:t>;</w:t>
+      </w:r>
+    </w:p>
+    <w:p>
+      <w:pPr>
+        <w:pStyle w:val="a6"/>
+        <w:spacing w:before="0" w:beforeAutospacing="0" w:after="0" w:afterAutospacing="0"/>
+        <w:ind w:left="0" w:firstLine="0"/>
+        <w:jc w:val="left"/>
+      </w:pPr>
+      <m:oMath>
+        <m:r>
+          <w:rPr>
+            <w:rFonts w:ascii="Cambria Math" w:hAnsi="Cambria Math"/>
+            <w:sz w:val="28"/>
+          </w:rPr>
+          <m:t xml:space="preserve">Iр(0) = E/R  ⇒  C2 = E/R</m:t>
+        </m:r>
       </m:oMath>
       <w:r>
         <w:t>;</w:t>
@@ -14876,127 +10712,12 @@
           <m:jc m:val="left"/>
         </m:oMathParaPr>
         <m:oMath>
-          <m:sSub>
-            <m:sSubPr>
-              <m:ctrlPr>
-                <w:rPr>
-                  <w:rFonts w:ascii="Cambria Math" w:hAnsi="Cambria Math"/>
-                  <w:i/>
-                </w:rPr>
-              </m:ctrlPr>
-            </m:sSubPr>
-            <m:e>
-              <m:r>
-                <w:rPr>
-                  <w:rFonts w:ascii="Cambria Math" w:hAnsi="Cambria Math"/>
-                </w:rPr>
-                <m:t>U</m:t>
-              </m:r>
-            </m:e>
-            <m:sub>
-              <m:r>
-                <w:rPr>
-                  <w:rFonts w:ascii="Cambria Math" w:hAnsi="Cambria Math"/>
-                </w:rPr>
-                <m:t>c</m:t>
-              </m:r>
-            </m:sub>
-          </m:sSub>
           <m:r>
             <w:rPr>
               <w:rFonts w:ascii="Cambria Math" w:hAnsi="Cambria Math"/>
+              <w:sz w:val="28"/>
             </w:rPr>
-            <m:t xml:space="preserve">= </m:t>
-          </m:r>
-          <m:sSup>
-            <m:sSupPr>
-              <m:ctrlPr>
-                <w:rPr>
-                  <w:rFonts w:ascii="Cambria Math" w:hAnsi="Cambria Math"/>
-                  <w:i/>
-                </w:rPr>
-              </m:ctrlPr>
-            </m:sSupPr>
-            <m:e>
-              <m:r>
-                <w:rPr>
-                  <w:rFonts w:ascii="Cambria Math" w:hAnsi="Cambria Math"/>
-                </w:rPr>
-                <m:t>e</m:t>
-              </m:r>
-            </m:e>
-            <m:sup>
-              <m:r>
-                <w:rPr>
-                  <w:rFonts w:ascii="Cambria Math" w:hAnsi="Cambria Math"/>
-                </w:rPr>
-                <m:t>-</m:t>
-              </m:r>
-              <m:f>
-                <m:fPr>
-                  <m:ctrlPr>
-                    <w:rPr>
-                      <w:rFonts w:ascii="Cambria Math" w:hAnsi="Cambria Math"/>
-                      <w:i/>
-                    </w:rPr>
-                  </m:ctrlPr>
-                </m:fPr>
-                <m:num>
-                  <m:r>
-                    <w:rPr>
-                      <w:rFonts w:ascii="Cambria Math" w:hAnsi="Cambria Math"/>
-                    </w:rPr>
-                    <m:t>t</m:t>
-                  </m:r>
-                </m:num>
-                <m:den>
-                  <m:r>
-                    <w:rPr>
-                      <w:rFonts w:ascii="Cambria Math" w:hAnsi="Cambria Math"/>
-                    </w:rPr>
-                    <m:t>(R+r2)*c</m:t>
-                  </m:r>
-                </m:den>
-              </m:f>
-            </m:sup>
-          </m:sSup>
-          <m:r>
-            <w:rPr>
-              <w:rFonts w:ascii="Cambria Math" w:hAnsi="Cambria Math"/>
-            </w:rPr>
-            <m:t>*</m:t>
-          </m:r>
-          <m:sSub>
-            <m:sSubPr>
-              <m:ctrlPr>
-                <w:rPr>
-                  <w:rFonts w:ascii="Cambria Math" w:hAnsi="Cambria Math"/>
-                  <w:i/>
-                </w:rPr>
-              </m:ctrlPr>
-            </m:sSubPr>
-            <m:e>
-              <m:r>
-                <w:rPr>
-                  <w:rFonts w:ascii="Cambria Math" w:hAnsi="Cambria Math"/>
-                </w:rPr>
-                <m:t>C</m:t>
-              </m:r>
-            </m:e>
-            <m:sub>
-              <m:r>
-                <w:rPr>
-                  <w:rFonts w:ascii="Cambria Math" w:hAnsi="Cambria Math"/>
-                </w:rPr>
-                <m:t>2</m:t>
-              </m:r>
-            </m:sub>
-          </m:sSub>
-          <m:r>
-            <w:rPr>
-              <w:rFonts w:ascii="Cambria Math" w:hAnsi="Cambria Math"/>
-            </w:rPr>
-            <m:t>;</m:t>
+            <m:t xml:space="preserve">Iр(t) = (E/R) · e^(− t R/L)</m:t>
           </m:r>
         </m:oMath>
       </m:oMathPara>
@@ -15013,69 +10734,12 @@
           <m:jc m:val="left"/>
         </m:oMathParaPr>
         <m:oMath>
-          <m:sSub>
-            <m:sSubPr>
-              <m:ctrlPr>
-                <w:rPr>
-                  <w:rFonts w:ascii="Cambria Math" w:hAnsi="Cambria Math"/>
-                  <w:i/>
-                </w:rPr>
-              </m:ctrlPr>
-            </m:sSubPr>
-            <m:e>
-              <m:r>
-                <w:rPr>
-                  <w:rFonts w:ascii="Cambria Math" w:hAnsi="Cambria Math"/>
-                </w:rPr>
-                <m:t>U</m:t>
-              </m:r>
-            </m:e>
-            <m:sub>
-              <m:r>
-                <w:rPr>
-                  <w:rFonts w:ascii="Cambria Math" w:hAnsi="Cambria Math"/>
-                </w:rPr>
-                <m:t>c0</m:t>
-              </m:r>
-            </m:sub>
-          </m:sSub>
           <m:r>
             <w:rPr>
               <w:rFonts w:ascii="Cambria Math" w:hAnsi="Cambria Math"/>
+              <w:sz w:val="28"/>
             </w:rPr>
-            <m:t xml:space="preserve">= </m:t>
-          </m:r>
-          <m:sSub>
-            <m:sSubPr>
-              <m:ctrlPr>
-                <w:rPr>
-                  <w:rFonts w:ascii="Cambria Math" w:hAnsi="Cambria Math"/>
-                  <w:i/>
-                </w:rPr>
-              </m:ctrlPr>
-            </m:sSubPr>
-            <m:e>
-              <m:r>
-                <w:rPr>
-                  <w:rFonts w:ascii="Cambria Math" w:hAnsi="Cambria Math"/>
-                </w:rPr>
-                <m:t>C</m:t>
-              </m:r>
-            </m:e>
-            <m:sub>
-              <m:r>
-                <w:rPr>
-                  <w:rFonts w:ascii="Cambria Math" w:hAnsi="Cambria Math"/>
-                </w:rPr>
-                <m:t>2</m:t>
-              </m:r>
-            </m:sub>
-          </m:sSub>
-          <m:r>
-            <w:rPr>
-              <w:rFonts w:ascii="Cambria Math" w:hAnsi="Cambria Math"/>
-            </w:rPr>
-            <m:t>=E;</m:t>
+            <m:t xml:space="preserve">Uр(t) = L·i' = − E · e^(− t R/L)</m:t>
           </m:r>
         </m:oMath>
       </m:oMathPara>
@@ -15090,239 +10754,13 @@
         </w:rPr>
       </w:pPr>
       <m:oMath>
-        <m:sSub>
-          <m:sSubPr>
-            <m:ctrlPr>
-              <w:rPr>
-                <w:rFonts w:ascii="Cambria Math" w:hAnsi="Cambria Math"/>
-                <w:b/>
-                <w:i/>
-                <w:sz w:val="32"/>
-                <w:szCs w:val="44"/>
-              </w:rPr>
-            </m:ctrlPr>
-          </m:sSubPr>
-          <m:e>
-            <m:r>
-              <m:rPr>
-                <m:sty m:val="bi"/>
-              </m:rPr>
-              <w:rPr>
-                <w:rFonts w:ascii="Cambria Math" w:hAnsi="Cambria Math"/>
-                <w:sz w:val="32"/>
-                <w:szCs w:val="44"/>
-              </w:rPr>
-              <m:t>U</m:t>
-            </m:r>
-          </m:e>
-          <m:sub>
-            <m:r>
-              <m:rPr>
-                <m:sty m:val="bi"/>
-              </m:rPr>
-              <w:rPr>
-                <w:rFonts w:ascii="Cambria Math" w:hAnsi="Cambria Math"/>
-                <w:sz w:val="32"/>
-                <w:szCs w:val="44"/>
-              </w:rPr>
-              <m:t>c</m:t>
-            </m:r>
-          </m:sub>
-        </m:sSub>
-        <m:d>
-          <m:dPr>
-            <m:ctrlPr>
-              <w:rPr>
-                <w:rFonts w:ascii="Cambria Math" w:hAnsi="Cambria Math"/>
-                <w:b/>
-                <w:i/>
-                <w:sz w:val="32"/>
-                <w:szCs w:val="44"/>
-              </w:rPr>
-            </m:ctrlPr>
-          </m:dPr>
-          <m:e>
-            <m:r>
-              <m:rPr>
-                <m:sty m:val="bi"/>
-              </m:rPr>
-              <w:rPr>
-                <w:rFonts w:ascii="Cambria Math" w:hAnsi="Cambria Math"/>
-                <w:sz w:val="32"/>
-                <w:szCs w:val="44"/>
-              </w:rPr>
-              <m:t>t</m:t>
-            </m:r>
-          </m:e>
-        </m:d>
         <m:r>
-          <m:rPr>
-            <m:sty m:val="bi"/>
-          </m:rPr>
           <w:rPr>
             <w:rFonts w:ascii="Cambria Math" w:hAnsi="Cambria Math"/>
-            <w:sz w:val="32"/>
-            <w:szCs w:val="44"/>
+            <w:sz w:val="28"/>
           </w:rPr>
-          <m:t>=</m:t>
+          <m:t xml:space="preserve">Iр(t)=(E/R)*EXP(−t*R/L);   Uр(t)=−E*EXP(−t*R/L)  — формулы Excel</m:t>
         </m:r>
-        <m:sSup>
-          <m:sSupPr>
-            <m:ctrlPr>
-              <w:rPr>
-                <w:rFonts w:ascii="Cambria Math" w:hAnsi="Cambria Math"/>
-                <w:b/>
-                <w:i/>
-                <w:sz w:val="32"/>
-                <w:szCs w:val="44"/>
-              </w:rPr>
-            </m:ctrlPr>
-          </m:sSupPr>
-          <m:e>
-            <m:sSub>
-              <m:sSubPr>
-                <m:ctrlPr>
-                  <w:rPr>
-                    <w:rFonts w:ascii="Cambria Math" w:hAnsi="Cambria Math"/>
-                    <w:b/>
-                    <w:i/>
-                    <w:sz w:val="32"/>
-                    <w:szCs w:val="44"/>
-                  </w:rPr>
-                </m:ctrlPr>
-              </m:sSubPr>
-              <m:e>
-                <m:r>
-                  <m:rPr>
-                    <m:sty m:val="bi"/>
-                  </m:rPr>
-                  <w:rPr>
-                    <w:rFonts w:ascii="Cambria Math" w:hAnsi="Cambria Math"/>
-                    <w:sz w:val="32"/>
-                    <w:szCs w:val="44"/>
-                    <w:lang w:val="en-US"/>
-                  </w:rPr>
-                  <m:t>U</m:t>
-                </m:r>
-              </m:e>
-              <m:sub>
-                <m:sSub>
-                  <m:sSubPr>
-                    <m:ctrlPr>
-                      <w:rPr>
-                        <w:rFonts w:ascii="Cambria Math" w:hAnsi="Cambria Math"/>
-                        <w:b/>
-                        <w:i/>
-                        <w:sz w:val="32"/>
-                        <w:szCs w:val="44"/>
-                      </w:rPr>
-                    </m:ctrlPr>
-                  </m:sSubPr>
-                  <m:e>
-                    <m:r>
-                      <m:rPr>
-                        <m:sty m:val="bi"/>
-                      </m:rPr>
-                      <w:rPr>
-                        <w:rFonts w:ascii="Cambria Math" w:hAnsi="Cambria Math"/>
-                        <w:sz w:val="32"/>
-                        <w:szCs w:val="44"/>
-                      </w:rPr>
-                      <m:t>c</m:t>
-                    </m:r>
-                  </m:e>
-                  <m:sub>
-                    <m:r>
-                      <m:rPr>
-                        <m:sty m:val="bi"/>
-                      </m:rPr>
-                      <w:rPr>
-                        <w:rFonts w:ascii="Cambria Math" w:hAnsi="Cambria Math"/>
-                        <w:sz w:val="32"/>
-                        <w:szCs w:val="44"/>
-                      </w:rPr>
-                      <m:t>0</m:t>
-                    </m:r>
-                  </m:sub>
-                </m:sSub>
-              </m:sub>
-            </m:sSub>
-            <m:r>
-              <m:rPr>
-                <m:sty m:val="bi"/>
-              </m:rPr>
-              <w:rPr>
-                <w:rFonts w:ascii="Cambria Math" w:hAnsi="Cambria Math"/>
-                <w:sz w:val="32"/>
-                <w:szCs w:val="44"/>
-              </w:rPr>
-              <m:t>*e</m:t>
-            </m:r>
-          </m:e>
-          <m:sup>
-            <m:f>
-              <m:fPr>
-                <m:ctrlPr>
-                  <w:rPr>
-                    <w:rFonts w:ascii="Cambria Math" w:hAnsi="Cambria Math"/>
-                    <w:b/>
-                    <w:i/>
-                    <w:sz w:val="32"/>
-                    <w:szCs w:val="44"/>
-                  </w:rPr>
-                </m:ctrlPr>
-              </m:fPr>
-              <m:num>
-                <m:r>
-                  <m:rPr>
-                    <m:sty m:val="bi"/>
-                  </m:rPr>
-                  <w:rPr>
-                    <w:rFonts w:ascii="Cambria Math" w:hAnsi="Cambria Math"/>
-                    <w:sz w:val="32"/>
-                    <w:szCs w:val="44"/>
-                  </w:rPr>
-                  <m:t>-t</m:t>
-                </m:r>
-              </m:num>
-              <m:den>
-                <m:r>
-                  <m:rPr>
-                    <m:sty m:val="bi"/>
-                  </m:rPr>
-                  <w:rPr>
-                    <w:rFonts w:ascii="Cambria Math" w:hAnsi="Cambria Math"/>
-                    <w:sz w:val="28"/>
-                    <w:szCs w:val="28"/>
-                  </w:rPr>
-                  <m:t>(R+r</m:t>
-                </m:r>
-                <m:r>
-                  <m:rPr>
-                    <m:sty m:val="bi"/>
-                  </m:rPr>
-                  <w:rPr>
-                    <w:rFonts w:ascii="Cambria Math" w:hAnsi="Cambria Math"/>
-                    <w:sz w:val="28"/>
-                    <w:szCs w:val="28"/>
-                  </w:rPr>
-                  <m:t>2)</m:t>
-                </m:r>
-                <m:r>
-                  <m:rPr>
-                    <m:sty m:val="bi"/>
-                  </m:rPr>
-                  <w:rPr>
-                    <w:rFonts w:ascii="Cambria Math" w:hAnsi="Cambria Math"/>
-                    <w:sz w:val="32"/>
-                    <w:szCs w:val="44"/>
-                  </w:rPr>
-                  <m:t>*c</m:t>
-                </m:r>
-              </m:den>
-            </m:f>
-          </m:sup>
-        </m:sSup>
       </m:oMath>
       <w:r>
         <w:rPr>
@@ -15396,22 +10834,22 @@
         <w:jc w:val="center"/>
       </w:pPr>
       <w:r>
-        <w:t xml:space="preserve">Рис. </w:t>
-      </w:r>
-      <w:r>
-        <w:t>6</w:t>
-      </w:r>
-      <w:r>
-        <w:t xml:space="preserve">. </w:t>
-      </w:r>
-      <w:r>
-        <w:t>Зависимость силы тока и напряжения конденсатора от времени</w:t>
-      </w:r>
-      <w:r>
-        <w:t xml:space="preserve"> </w:t>
-      </w:r>
-      <w:r>
-        <w:t>во время разряда</w:t>
+        <w:t xml:space="preserve">Рис. 6. Зависимость силы тока и напряжения катушки от времени во время разряда (масштаб 10·τр, формулы Excel)</w:t>
+      </w:r>
+      <w:r>
+        <w:t/>
+      </w:r>
+      <w:r>
+        <w:t xml:space="preserve"/>
+      </w:r>
+      <w:r>
+        <w:t/>
+      </w:r>
+      <w:r>
+        <w:t xml:space="preserve"/>
+      </w:r>
+      <w:r>
+        <w:t/>
       </w:r>
     </w:p>
     <w:p>
@@ -15472,57 +10910,27 @@
         </w:rPr>
       </w:pPr>
       <w:r>
-        <w:t>Рис.</w:t>
-      </w:r>
-      <w:r>
-        <w:t xml:space="preserve">7 </w:t>
-      </w:r>
-      <w:r>
-        <w:t>Разряд конденсатора при увеличении емкости в 10 раз</w:t>
-      </w:r>
-      <w:r>
-        <w:t>.</w:t>
-      </w:r>
-      <w:r>
-        <w:t xml:space="preserve"> </w:t>
+        <w:t>Рис. 7. Разряд катушки при уменьшении R в 10 раз (R = 12 Ом).</w:t>
+      </w:r>
+      <w:r>
+        <w:t xml:space="preserve"/>
+      </w:r>
+      <w:r>
+        <w:t/>
+      </w:r>
+      <w:r>
+        <w:t/>
+      </w:r>
+      <w:r>
+        <w:t xml:space="preserve"/>
       </w:r>
       <m:oMath>
         <m:r>
           <w:rPr>
             <w:rFonts w:ascii="Cambria Math" w:hAnsi="Cambria Math"/>
+            <w:sz w:val="28"/>
           </w:rPr>
-          <m:t>C=</m:t>
-        </m:r>
-        <m:sSup>
-          <m:sSupPr>
-            <m:ctrlPr>
-              <w:rPr>
-                <w:rFonts w:ascii="Cambria Math" w:hAnsi="Cambria Math"/>
-              </w:rPr>
-            </m:ctrlPr>
-          </m:sSupPr>
-          <m:e>
-            <m:r>
-              <w:rPr>
-                <w:rFonts w:ascii="Cambria Math" w:hAnsi="Cambria Math"/>
-              </w:rPr>
-              <m:t>8*10</m:t>
-            </m:r>
-          </m:e>
-          <m:sup>
-            <m:r>
-              <w:rPr>
-                <w:rFonts w:ascii="Cambria Math" w:hAnsi="Cambria Math"/>
-              </w:rPr>
-              <m:t>-3</m:t>
-            </m:r>
-          </m:sup>
-        </m:sSup>
-        <m:r>
-          <w:rPr>
-            <w:rFonts w:ascii="Cambria Math" w:hAnsi="Cambria Math"/>
-          </w:rPr>
-          <m:t>Ф</m:t>
+          <m:t xml:space="preserve">R = 12 Ом,   L = 9·10^(-4) Гн</m:t>
         </m:r>
       </m:oMath>
     </w:p>
@@ -15575,42 +10983,42 @@
           <w:rFonts w:ascii="Times New Roman" w:hAnsi="Times New Roman" w:cs="Times New Roman"/>
           <w:sz w:val="28"/>
         </w:rPr>
-        <w:t>Изменения силы тока и напряжения при заряде (разряде) происходит по экспоненциальному закону. Увеличивая</w:t>
+        <w:t>Ток и напряжение на катушке изменяются по экспоненциальному закону. Постоянная времени заряда τз = L/r = 9·10^(−4)/9 = 10^(−4) с, разряда τр = L/R = 9·10^(−4)/120 = 7,5·10^(−6) с. Увеличение L замедляет переходный процесс, уменьшение L ускоряет его. Уменьшение r увеличивает установившийся ток E/r и увеличивает τз. Уменьшение R увеличивает начальный ток разряда E/R и увеличивает τр. Графики построены в Excel по формулам Iз, Uз, Iр, Uр и являются диаграммами Excel, а не рисунками.</w:t>
       </w:r>
       <w:r>
         <w:rPr>
           <w:rFonts w:ascii="Times New Roman" w:hAnsi="Times New Roman" w:cs="Times New Roman"/>
           <w:sz w:val="28"/>
         </w:rPr>
-        <w:t xml:space="preserve"> ем</w:t>
+        <w:t xml:space="preserve"/>
       </w:r>
       <w:r>
         <w:rPr>
           <w:rFonts w:ascii="Times New Roman" w:hAnsi="Times New Roman" w:cs="Times New Roman"/>
           <w:sz w:val="28"/>
         </w:rPr>
-        <w:t>кость</w:t>
+        <w:t/>
       </w:r>
       <w:r>
         <w:rPr>
           <w:rFonts w:ascii="Times New Roman" w:hAnsi="Times New Roman" w:cs="Times New Roman"/>
           <w:sz w:val="28"/>
         </w:rPr>
-        <w:t xml:space="preserve"> конденсатора и его сопротивлени</w:t>
+        <w:t xml:space="preserve"/>
       </w:r>
       <w:r>
         <w:rPr>
           <w:rFonts w:ascii="Times New Roman" w:hAnsi="Times New Roman" w:cs="Times New Roman"/>
           <w:sz w:val="28"/>
         </w:rPr>
-        <w:t>е,</w:t>
+        <w:t/>
       </w:r>
       <w:r>
         <w:rPr>
           <w:rFonts w:ascii="Times New Roman" w:hAnsi="Times New Roman" w:cs="Times New Roman"/>
           <w:sz w:val="28"/>
         </w:rPr>
-        <w:t xml:space="preserve"> время заряда (разряда) </w:t>
+        <w:t xml:space="preserve"/>
       </w:r>
       <w:r>
         <w:rPr>
@@ -15618,14 +11026,14 @@
           <w:bCs/>
           <w:sz w:val="28"/>
         </w:rPr>
-        <w:t>увеличивается</w:t>
+        <w:t/>
       </w:r>
       <w:r>
         <w:rPr>
           <w:rFonts w:ascii="Times New Roman" w:hAnsi="Times New Roman" w:cs="Times New Roman"/>
           <w:sz w:val="28"/>
         </w:rPr>
-        <w:t xml:space="preserve">. При уменьшении емкости конденсатора и его сопротивления время его заряда (разряда) </w:t>
+        <w:t xml:space="preserve"/>
       </w:r>
       <w:r>
         <w:rPr>
@@ -15633,42 +11041,42 @@
           <w:bCs/>
           <w:sz w:val="28"/>
         </w:rPr>
-        <w:t>уменьшается</w:t>
+        <w:t/>
       </w:r>
       <w:r>
         <w:rPr>
           <w:rFonts w:ascii="Times New Roman" w:hAnsi="Times New Roman" w:cs="Times New Roman"/>
           <w:sz w:val="28"/>
         </w:rPr>
-        <w:t>.</w:t>
+        <w:t/>
       </w:r>
       <w:r>
         <w:rPr>
           <w:rFonts w:ascii="Times New Roman" w:hAnsi="Times New Roman" w:cs="Times New Roman"/>
           <w:sz w:val="28"/>
         </w:rPr>
-        <w:t xml:space="preserve"> Длительность переходного процесса определяется </w:t>
+        <w:t xml:space="preserve"/>
       </w:r>
       <w:r>
         <w:rPr>
           <w:rFonts w:ascii="Times New Roman" w:hAnsi="Times New Roman" w:cs="Times New Roman"/>
           <w:sz w:val="28"/>
         </w:rPr>
-        <w:t>показателем релаксации</w:t>
+        <w:t/>
       </w:r>
       <w:r>
         <w:rPr>
           <w:rFonts w:ascii="Times New Roman" w:hAnsi="Times New Roman" w:cs="Times New Roman"/>
           <w:sz w:val="28"/>
         </w:rPr>
-        <w:t xml:space="preserve"> </w:t>
+        <w:t xml:space="preserve"/>
       </w:r>
       <w:r>
         <w:rPr>
           <w:rFonts w:ascii="Times New Roman" w:hAnsi="Times New Roman" w:cs="Times New Roman"/>
           <w:sz w:val="28"/>
         </w:rPr>
-        <w:t>[</w:t>
+        <w:t/>
       </w:r>
       <w:r>
         <w:rPr>
@@ -15676,14 +11084,14 @@
           <w:sz w:val="28"/>
           <w:lang w:val="en-US"/>
         </w:rPr>
-        <w:t>R</w:t>
+        <w:t/>
       </w:r>
       <w:r>
         <w:rPr>
           <w:rFonts w:ascii="Times New Roman" w:hAnsi="Times New Roman" w:cs="Times New Roman"/>
           <w:sz w:val="28"/>
         </w:rPr>
-        <w:t>*</w:t>
+        <w:t/>
       </w:r>
       <w:r>
         <w:rPr>
@@ -15691,56 +11099,56 @@
           <w:sz w:val="28"/>
           <w:lang w:val="en-US"/>
         </w:rPr>
-        <w:t>c</w:t>
+        <w:t/>
       </w:r>
       <w:r>
         <w:rPr>
           <w:rFonts w:ascii="Times New Roman" w:hAnsi="Times New Roman" w:cs="Times New Roman"/>
           <w:sz w:val="28"/>
         </w:rPr>
-        <w:t>]</w:t>
+        <w:t/>
       </w:r>
       <w:r>
         <w:rPr>
           <w:rFonts w:ascii="Times New Roman" w:hAnsi="Times New Roman" w:cs="Times New Roman"/>
           <w:sz w:val="28"/>
         </w:rPr>
-        <w:t xml:space="preserve"> </w:t>
+        <w:t xml:space="preserve"/>
       </w:r>
       <w:r>
         <w:rPr>
           <w:rFonts w:ascii="Times New Roman" w:hAnsi="Times New Roman" w:cs="Times New Roman"/>
           <w:sz w:val="28"/>
         </w:rPr>
-        <w:t>=</w:t>
+        <w:t/>
       </w:r>
       <w:r>
         <w:rPr>
           <w:rFonts w:ascii="Times New Roman" w:hAnsi="Times New Roman" w:cs="Times New Roman"/>
           <w:sz w:val="28"/>
         </w:rPr>
-        <w:t xml:space="preserve"> </w:t>
+        <w:t xml:space="preserve"/>
       </w:r>
       <w:r>
         <w:rPr>
           <w:rFonts w:ascii="Times New Roman" w:hAnsi="Times New Roman" w:cs="Times New Roman"/>
           <w:sz w:val="28"/>
         </w:rPr>
-        <w:t>сек</w:t>
+        <w:t/>
       </w:r>
       <w:r>
         <w:rPr>
           <w:rFonts w:ascii="Times New Roman" w:hAnsi="Times New Roman" w:cs="Times New Roman"/>
           <w:sz w:val="28"/>
         </w:rPr>
-        <w:t>унды</w:t>
+        <w:t/>
       </w:r>
       <w:r>
         <w:rPr>
           <w:rFonts w:ascii="Times New Roman" w:hAnsi="Times New Roman" w:cs="Times New Roman"/>
           <w:sz w:val="28"/>
         </w:rPr>
-        <w:t>.</w:t>
+        <w:t/>
       </w:r>
     </w:p>
     <w:p>

--- a/Daniil/задание 1.docx
+++ b/Daniil/задание 1.docx
@@ -727,7 +727,7 @@
           <w:sz w:val="28"/>
           <w:szCs w:val="28"/>
         </w:rPr>
-        <w:t>ТЕМА</w:t>
+        <w:t>ТЕМА: Заряд и разряд катушки индуктивности</w:t>
       </w:r>
       <w:r>
         <w:rPr>
@@ -735,7 +735,7 @@
           <w:b w:val="0"/>
           <w:i w:val="0"/>
         </w:rPr>
-        <w:t>: _____________________________</w:t>
+        <w:t/>
       </w:r>
       <w:r>
         <w:rPr>
@@ -743,7 +743,7 @@
           <w:b w:val="0"/>
           <w:i w:val="0"/>
         </w:rPr>
-        <w:t>___________________________________</w:t>
+        <w:t/>
       </w:r>
       <w:r>
         <w:rPr>
@@ -751,7 +751,7 @@
           <w:b w:val="0"/>
           <w:i w:val="0"/>
         </w:rPr>
-        <w:t>_</w:t>
+        <w:t/>
       </w:r>
     </w:p>
     <w:p>
@@ -771,7 +771,7 @@
           <w:b w:val="0"/>
           <w:i w:val="0"/>
         </w:rPr>
-        <w:t>_________________________________________________________________</w:t>
+        <w:t/>
       </w:r>
     </w:p>
     <w:p>
@@ -1163,7 +1163,7 @@
           <w:b w:val="0"/>
           <w:i w:val="0"/>
         </w:rPr>
-        <w:t xml:space="preserve"> группы ____</w:t>
+        <w:t xml:space="preserve"> группы 3012</w:t>
       </w:r>
       <w:r>
         <w:rPr>
@@ -1171,7 +1171,7 @@
           <w:b w:val="0"/>
           <w:i w:val="0"/>
         </w:rPr>
-        <w:t>_</w:t>
+        <w:t/>
       </w:r>
       <w:r>
         <w:rPr>
@@ -1179,7 +1179,7 @@
           <w:b w:val="0"/>
           <w:i w:val="0"/>
         </w:rPr>
-        <w:t>___</w:t>
+        <w:t/>
       </w:r>
       <w:r>
         <w:rPr>
@@ -1187,7 +1187,7 @@
           <w:b w:val="0"/>
           <w:i w:val="0"/>
         </w:rPr>
-        <w:t xml:space="preserve">_ </w:t>
+        <w:t xml:space="preserve"/>
       </w:r>
     </w:p>
     <w:p>
@@ -1204,13 +1204,13 @@
         <w:rPr>
           <w:i/>
         </w:rPr>
-        <w:t>________________</w:t>
+        <w:t/>
       </w:r>
       <w:r>
         <w:rPr>
           <w:i/>
         </w:rPr>
-        <w:t>_________________</w:t>
+        <w:t/>
       </w:r>
     </w:p>
     <w:p>
@@ -1605,28 +1605,28 @@
           <w:sz w:val="28"/>
           <w:szCs w:val="28"/>
         </w:rPr>
-        <w:t>Дубна, 20</w:t>
+        <w:t>Дубна, 2026 г.</w:t>
       </w:r>
       <w:r>
         <w:rPr>
           <w:sz w:val="28"/>
           <w:szCs w:val="28"/>
         </w:rPr>
-        <w:t>2</w:t>
+        <w:t/>
       </w:r>
       <w:r>
         <w:rPr>
           <w:sz w:val="28"/>
           <w:szCs w:val="28"/>
         </w:rPr>
-        <w:t>1</w:t>
+        <w:t/>
       </w:r>
       <w:r>
         <w:rPr>
           <w:sz w:val="28"/>
           <w:szCs w:val="28"/>
         </w:rPr>
-        <w:t xml:space="preserve"> г.</w:t>
+        <w:t xml:space="preserve"/>
       </w:r>
     </w:p>
     <w:p>
@@ -10647,7 +10647,7 @@
         <w:rPr>
           <w:sz w:val="28"/>
         </w:rPr>
-        <w:t xml:space="preserve"> = </w:t>
+        <w:t xml:space="preserve"/>
       </w:r>
       <m:oMath>
         <m:r>
@@ -10662,7 +10662,7 @@
         <w:rPr>
           <w:sz w:val="28"/>
         </w:rPr>
-        <w:t xml:space="preserve"> + </w:t>
+        <w:t xml:space="preserve"/>
       </w:r>
       <m:oMath>
         <m:r>
@@ -10677,7 +10677,7 @@
         <w:rPr>
           <w:sz w:val="28"/>
         </w:rPr>
-        <w:t>;</w:t>
+        <w:t/>
       </w:r>
     </w:p>
     <w:p>

--- a/Daniil/задание 1.docx
+++ b/Daniil/задание 1.docx
@@ -8647,7 +8647,7 @@
         </w:rPr>
       </w:pPr>
       <w:r>
-        <w:t xml:space="preserve">Цель: исследовать переходные процессы в цепи с катушкой индуктивности (нарастание тока при подключении к источнику и спад тока при разряде). По исходным данным рассчитать постоянные времени τз = L/r и τр = L/R, получить законы I(t) и U_L(t) и построить графики в Microsoft Excel.</w:t>
+        <w:t xml:space="preserve">Цель: проследить заряд и разряд катушки индуктивности в данной цепи, получить законы изменения тока и напряжения и оценить время переходного процесса.</w:t>
       </w:r>
       <w:r>
         <w:rPr>
@@ -9938,7 +9938,7 @@
             <w:rFonts w:ascii="Cambria Math" w:hAnsi="Cambria Math"/>
             <w:sz w:val="28"/>
           </w:rPr>
-          <m:t xml:space="preserve">Uз(t) = E · EXP(− t·r/L)     — итоговые выражения, совпадают с формулами Excel</m:t>
+          <m:t xml:space="preserve">Uз(t) = E · EXP(− t·r/L)</m:t>
         </m:r>
       </m:oMath>
       <w:r>
@@ -10031,7 +10031,7 @@
         <w:jc w:val="center"/>
       </w:pPr>
       <w:r>
-        <w:t xml:space="preserve">Рис. 2. Зависимость силы тока и напряжения катушки от времени во время заряда (формулы Excel, базовый режим)</w:t>
+        <w:t xml:space="preserve">Рис. 2. Ток и напряжение на катушке при заряде</w:t>
       </w:r>
       <w:r>
         <w:t/>
@@ -10238,7 +10238,7 @@
           <w:sz w:val="28"/>
           <w:szCs w:val="28"/>
         </w:rPr>
-        <w:t>Разряд катушки после переключения верхнего переключателя в правое положение (контур L–R, источник отключён). В Excel разряд считается отдельным режимом с Iр(0) = E/R.</w:t>
+        <w:t>Разряд катушки после переключения верхнего переключателя в правое положение (контур L–R). Начальный ток разряда принят равным E/R.</w:t>
       </w:r>
     </w:p>
     <w:p>
@@ -10759,7 +10759,7 @@
             <w:rFonts w:ascii="Cambria Math" w:hAnsi="Cambria Math"/>
             <w:sz w:val="28"/>
           </w:rPr>
-          <m:t xml:space="preserve">Iр(t)=(E/R)*EXP(−t*R/L);   Uр(t)=−E*EXP(−t*R/L)  — формулы Excel</m:t>
+          <m:t xml:space="preserve">Iр(t)=(E/R)*EXP(−t*R/L);   Uр(t)=−E*EXP(−t*R/L)</m:t>
         </m:r>
       </m:oMath>
       <w:r>
@@ -10834,7 +10834,7 @@
         <w:jc w:val="center"/>
       </w:pPr>
       <w:r>
-        <w:t xml:space="preserve">Рис. 6. Зависимость силы тока и напряжения катушки от времени во время разряда (масштаб 10·τр, формулы Excel)</w:t>
+        <w:t xml:space="preserve">Рис. 6. Ток и напряжение при разряде (шкала 10τр)</w:t>
       </w:r>
       <w:r>
         <w:t/>
@@ -10983,7 +10983,7 @@
           <w:rFonts w:ascii="Times New Roman" w:hAnsi="Times New Roman" w:cs="Times New Roman"/>
           <w:sz w:val="28"/>
         </w:rPr>
-        <w:t>Ток и напряжение на катушке изменяются по экспоненциальному закону. Постоянная времени заряда τз = L/r = 9·10^(−4)/9 = 10^(−4) с, разряда τр = L/R = 9·10^(−4)/120 = 7,5·10^(−6) с. Увеличение L замедляет переходный процесс, уменьшение L ускоряет его. Уменьшение r увеличивает установившийся ток E/r и увеличивает τз. Уменьшение R увеличивает начальный ток разряда E/R и увеличивает τр. Графики построены в Excel по формулам Iз, Uз, Iр, Uр и являются диаграммами Excel, а не рисунками.</w:t>
+        <w:t>Ток и напряжение на катушке меняются по экспоненте. При заряде Iз растёт от нуля до E/r, а напряжение на катушке падает от E до 0. Для L = 9·10⁻⁴ Гн и r = 9 Ом постоянная τз = L/r = 10⁻⁴ с, за 0,3–0,5 мс переходный процесс практически заканчивается. Разряд идёт через R = 120 Ом, τр = L/R = 7,5·10⁻⁶ с, то есть заметно быстрее. Если смотреть разряд на том же шаге, что и заряд, кривая сразу уходит в ноль — её имеет смысл строить отдельно, с более мелким шагом. При уменьшении L в три раза ток выходит на E/r раньше. Если уменьшить r, установившийся ток становится больше, а постоянная времени растёт. В целом длительность процесса определяется отношением L к сопротивлению контура.</w:t>
       </w:r>
       <w:r>
         <w:rPr>

--- a/Daniil/задание 1.docx
+++ b/Daniil/задание 1.docx
@@ -1,6 +1,6 @@
 
 <file path=word/document.xml><?xml version="1.0" encoding="utf-8"?>
-<w:document xmlns:wpc="http://schemas.microsoft.com/office/word/2010/wordprocessingCanvas" xmlns:cx="http://schemas.microsoft.com/office/drawing/2014/chartex" xmlns:mc="http://schemas.openxmlformats.org/markup-compatibility/2006" xmlns:o="urn:schemas-microsoft-com:office:office" xmlns:r="http://schemas.openxmlformats.org/officeDocument/2006/relationships" xmlns:m="http://schemas.openxmlformats.org/officeDocument/2006/math" xmlns:v="urn:schemas-microsoft-com:vml" xmlns:wp14="http://schemas.microsoft.com/office/word/2010/wordprocessingDrawing" xmlns:wp="http://schemas.openxmlformats.org/drawingml/2006/wordprocessingDrawing" xmlns:w10="urn:schemas-microsoft-com:office:word" xmlns:w="http://schemas.openxmlformats.org/wordprocessingml/2006/main" xmlns:w14="http://schemas.microsoft.com/office/word/2010/wordml" xmlns:w15="http://schemas.microsoft.com/office/word/2012/wordml" xmlns:w16se="http://schemas.microsoft.com/office/word/2015/wordml/symex" xmlns:wpg="http://schemas.microsoft.com/office/word/2010/wordprocessingGroup" xmlns:wpi="http://schemas.microsoft.com/office/word/2010/wordprocessingInk" xmlns:wne="http://schemas.microsoft.com/office/word/2006/wordml" xmlns:wps="http://schemas.microsoft.com/office/word/2010/wordprocessingShape" mc:Ignorable="w14 w15 w16se wp14">
+<w:document xmlns:wpc="http://schemas.microsoft.com/office/word/2010/wordprocessingCanvas" xmlns:cx="http://schemas.microsoft.com/office/drawing/2014/chartex" xmlns:cx1="http://schemas.microsoft.com/office/drawing/2015/9/8/chartex" xmlns:cx2="http://schemas.microsoft.com/office/drawing/2015/10/21/chartex" xmlns:cx3="http://schemas.microsoft.com/office/drawing/2016/5/9/chartex" xmlns:cx4="http://schemas.microsoft.com/office/drawing/2016/5/10/chartex" xmlns:cx5="http://schemas.microsoft.com/office/drawing/2016/5/11/chartex" xmlns:cx6="http://schemas.microsoft.com/office/drawing/2016/5/12/chartex" xmlns:cx7="http://schemas.microsoft.com/office/drawing/2016/5/13/chartex" xmlns:cx8="http://schemas.microsoft.com/office/drawing/2016/5/14/chartex" xmlns:mc="http://schemas.openxmlformats.org/markup-compatibility/2006" xmlns:aink="http://schemas.microsoft.com/office/drawing/2016/ink" xmlns:am3d="http://schemas.microsoft.com/office/drawing/2017/model3d" xmlns:o="urn:schemas-microsoft-com:office:office" xmlns:oel="http://schemas.microsoft.com/office/2019/extlst" xmlns:r="http://schemas.openxmlformats.org/officeDocument/2006/relationships" xmlns:m="http://schemas.openxmlformats.org/officeDocument/2006/math" xmlns:v="urn:schemas-microsoft-com:vml" xmlns:wp14="http://schemas.microsoft.com/office/word/2010/wordprocessingDrawing" xmlns:wp="http://schemas.openxmlformats.org/drawingml/2006/wordprocessingDrawing" xmlns:w10="urn:schemas-microsoft-com:office:word" xmlns:w="http://schemas.openxmlformats.org/wordprocessingml/2006/main" xmlns:w14="http://schemas.microsoft.com/office/word/2010/wordml" xmlns:w15="http://schemas.microsoft.com/office/word/2012/wordml" xmlns:w16cex="http://schemas.microsoft.com/office/word/2018/wordml/cex" xmlns:w16cid="http://schemas.microsoft.com/office/word/2016/wordml/cid" xmlns:w16="http://schemas.microsoft.com/office/word/2018/wordml" xmlns:w16sdtdh="http://schemas.microsoft.com/office/word/2020/wordml/sdtdatahash" xmlns:w16se="http://schemas.microsoft.com/office/word/2015/wordml/symex" xmlns:wpg="http://schemas.microsoft.com/office/word/2010/wordprocessingGroup" xmlns:wpi="http://schemas.microsoft.com/office/word/2010/wordprocessingInk" xmlns:wne="http://schemas.microsoft.com/office/word/2006/wordml" xmlns:wps="http://schemas.microsoft.com/office/word/2010/wordprocessingShape" mc:Ignorable="w14 w15 w16se w16cid w16 w16cex w16sdtdh wp14">
   <w:body>
     <w:p>
       <w:pPr>
@@ -121,9 +121,7 @@
           <w:i w:val="0"/>
         </w:rPr>
       </w:pPr>
-      <w:bookmarkStart w:id="1" w:name="_GoBack"/>
     </w:p>
-    <w:bookmarkEnd w:id="1"/>
     <w:p>
       <w:pPr>
         <w:pStyle w:val="FR1"/>
@@ -377,183 +375,12 @@
           <w:i w:val="0"/>
           <w:noProof/>
         </w:rPr>
-        <mc:AlternateContent>
-          <mc:Choice Requires="wps">
-            <w:drawing>
-              <wp:anchor distT="0" distB="0" distL="114300" distR="114300" simplePos="0" relativeHeight="251662336" behindDoc="0" locked="0" layoutInCell="1" allowOverlap="1" wp14:anchorId="381E5DB5" wp14:editId="7FFDAA16">
-                <wp:simplePos x="0" y="0"/>
-                <wp:positionH relativeFrom="column">
-                  <wp:posOffset>786765</wp:posOffset>
-                </wp:positionH>
-                <wp:positionV relativeFrom="paragraph">
-                  <wp:posOffset>102870</wp:posOffset>
-                </wp:positionV>
-                <wp:extent cx="5000625" cy="295275"/>
-                <wp:effectExtent l="0" t="0" r="0" b="0"/>
-                <wp:wrapNone/>
-                <wp:docPr id="2" name="Надпись 2"/>
-                <wp:cNvGraphicFramePr/>
-                <a:graphic xmlns:a="http://schemas.openxmlformats.org/drawingml/2006/main">
-                  <a:graphicData uri="http://schemas.microsoft.com/office/word/2010/wordprocessingShape">
-                    <wps:wsp>
-                      <wps:cNvSpPr txBox="1"/>
-                      <wps:spPr>
-                        <a:xfrm>
-                          <a:off x="0" y="0"/>
-                          <a:ext cx="5000625" cy="295275"/>
-                        </a:xfrm>
-                        <a:prstGeom prst="rect">
-                          <a:avLst/>
-                        </a:prstGeom>
-                        <a:noFill/>
-                        <a:ln w="6350">
-                          <a:noFill/>
-                        </a:ln>
-                        <a:effectLst/>
-                      </wps:spPr>
-                      <wps:style>
-                        <a:lnRef idx="0">
-                          <a:schemeClr val="accent1"/>
-                        </a:lnRef>
-                        <a:fillRef idx="0">
-                          <a:schemeClr val="accent1"/>
-                        </a:fillRef>
-                        <a:effectRef idx="0">
-                          <a:schemeClr val="accent1"/>
-                        </a:effectRef>
-                        <a:fontRef idx="minor">
-                          <a:schemeClr val="dk1"/>
-                        </a:fontRef>
-                      </wps:style>
-                      <wps:txbx>
-                        <w:txbxContent>
-                          <w:p>
-                            <w:pPr>
-                              <w:jc w:val="center"/>
-                              <w:rPr>
-                                <w:sz w:val="28"/>
-                                <w:szCs w:val="28"/>
-                                <w14:textOutline w14:w="9525" w14:cap="rnd" w14:cmpd="sng" w14:algn="ctr">
-                                  <w14:solidFill>
-                                    <w14:srgbClr w14:val="000000"/>
-                                  </w14:solidFill>
-                                  <w14:prstDash w14:val="solid"/>
-                                  <w14:bevel/>
-                                </w14:textOutline>
-                              </w:rPr>
-                            </w:pPr>
-                            <w:r>
-                              <w:rPr>
-                                <w:sz w:val="28"/>
-                                <w:szCs w:val="28"/>
-                                <w14:textOutline w14:w="9525" w14:cap="rnd" w14:cmpd="sng" w14:algn="ctr">
-                                  <w14:solidFill>
-                                    <w14:srgbClr w14:val="000000"/>
-                                  </w14:solidFill>
-                                  <w14:prstDash w14:val="solid"/>
-                                  <w14:bevel/>
-                                </w14:textOutline>
-                              </w:rPr>
-                              <w:t>Заряд и разряд катушки</w:t>
-                            </w:r>
-                          </w:p>
-                          <w:p>
-                            <w:pPr>
-                              <w:jc w:val="center"/>
-                              <w:rPr>
-                                <w:sz w:val="28"/>
-                                <w:szCs w:val="28"/>
-                                <w14:textOutline w14:w="9525" w14:cap="rnd" w14:cmpd="sng" w14:algn="ctr">
-                                  <w14:solidFill>
-                                    <w14:srgbClr w14:val="000000"/>
-                                  </w14:solidFill>
-                                  <w14:prstDash w14:val="solid"/>
-                                  <w14:bevel/>
-                                </w14:textOutline>
-                              </w:rPr>
-                            </w:pPr>
-                          </w:p>
-                        </w:txbxContent>
-                      </wps:txbx>
-                      <wps:bodyPr rot="0" spcFirstLastPara="0" vertOverflow="overflow" horzOverflow="overflow" vert="horz" wrap="square" lIns="91440" tIns="45720" rIns="91440" bIns="45720" numCol="1" spcCol="0" rtlCol="0" fromWordArt="0" anchor="t" anchorCtr="0" forceAA="0" compatLnSpc="1">
-                        <a:prstTxWarp prst="textNoShape">
-                          <a:avLst/>
-                        </a:prstTxWarp>
-                        <a:noAutofit/>
-                      </wps:bodyPr>
-                    </wps:wsp>
-                  </a:graphicData>
-                </a:graphic>
-                <wp14:sizeRelH relativeFrom="margin">
-                  <wp14:pctWidth>0</wp14:pctWidth>
-                </wp14:sizeRelH>
-                <wp14:sizeRelV relativeFrom="margin">
-                  <wp14:pctHeight>0</wp14:pctHeight>
-                </wp14:sizeRelV>
-              </wp:anchor>
-            </w:drawing>
-          </mc:Choice>
-          <mc:Fallback xmlns:w16sdtdh="http://schemas.microsoft.com/office/word/2020/wordml/sdtdatahash" xmlns:w16="http://schemas.microsoft.com/office/word/2018/wordml" xmlns:w16cid="http://schemas.microsoft.com/office/word/2016/wordml/cid" xmlns:w16cex="http://schemas.microsoft.com/office/word/2018/wordml/cex" xmlns:am3d="http://schemas.microsoft.com/office/drawing/2017/model3d" xmlns:aink="http://schemas.microsoft.com/office/drawing/2016/ink" xmlns:cx8="http://schemas.microsoft.com/office/drawing/2016/5/14/chartex" xmlns:cx7="http://schemas.microsoft.com/office/drawing/2016/5/13/chartex" xmlns:cx6="http://schemas.microsoft.com/office/drawing/2016/5/12/chartex" xmlns:cx5="http://schemas.microsoft.com/office/drawing/2016/5/11/chartex" xmlns:cx4="http://schemas.microsoft.com/office/drawing/2016/5/10/chartex" xmlns:cx3="http://schemas.microsoft.com/office/drawing/2016/5/9/chartex" xmlns:cx2="http://schemas.microsoft.com/office/drawing/2015/10/21/chartex" xmlns:cx1="http://schemas.microsoft.com/office/drawing/2015/9/8/chartex">
-            <w:pict>
-              <v:shapetype w14:anchorId="381E5DB5" id="_x0000_t202" coordsize="21600,21600" o:spt="202" path="m,l,21600r21600,l21600,xe">
-                <v:stroke joinstyle="miter"/>
-                <v:path gradientshapeok="t" o:connecttype="rect"/>
-              </v:shapetype>
-              <v:shape id="Надпись 2" o:spid="_x0000_s1026" type="#_x0000_t202" style="position:absolute;left:0;text-align:left;margin-left:61.95pt;margin-top:8.1pt;width:393.75pt;height:23.25pt;z-index:251662336;visibility:visible;mso-wrap-style:square;mso-width-percent:0;mso-height-percent:0;mso-wrap-distance-left:9pt;mso-wrap-distance-top:0;mso-wrap-distance-right:9pt;mso-wrap-distance-bottom:0;mso-position-horizontal:absolute;mso-position-horizontal-relative:text;mso-position-vertical:absolute;mso-position-vertical-relative:text;mso-width-percent:0;mso-height-percent:0;mso-width-relative:margin;mso-height-relative:margin;v-text-anchor:top" o:gfxdata="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" filled="f" stroked="f" strokeweight=".5pt">
-                <v:textbox>
-                  <w:txbxContent>
-                    <w:p>
-                      <w:pPr>
-                        <w:jc w:val="center"/>
-                        <w:rPr>
-                          <w:sz w:val="28"/>
-                          <w:szCs w:val="28"/>
-                          <w14:textOutline w14:w="9525" w14:cap="rnd" w14:cmpd="sng" w14:algn="ctr">
-                            <w14:solidFill>
-                              <w14:srgbClr w14:val="000000"/>
-                            </w14:solidFill>
-                            <w14:prstDash w14:val="solid"/>
-                            <w14:bevel/>
-                          </w14:textOutline>
-                        </w:rPr>
-                      </w:pPr>
-                      <w:r>
-                        <w:rPr>
-                          <w:sz w:val="28"/>
-                          <w:szCs w:val="28"/>
-                          <w14:textOutline w14:w="9525" w14:cap="rnd" w14:cmpd="sng" w14:algn="ctr">
-                            <w14:solidFill>
-                              <w14:srgbClr w14:val="000000"/>
-                            </w14:solidFill>
-                            <w14:prstDash w14:val="solid"/>
-                            <w14:bevel/>
-                          </w14:textOutline>
-                        </w:rPr>
-                        <w:t>Заряд и разряд катушки</w:t>
-                      </w:r>
-                    </w:p>
-                    <w:p>
-                      <w:pPr>
-                        <w:jc w:val="center"/>
-                        <w:rPr>
-                          <w:sz w:val="28"/>
-                          <w:szCs w:val="28"/>
-                          <w14:textOutline w14:w="9525" w14:cap="rnd" w14:cmpd="sng" w14:algn="ctr">
-                            <w14:solidFill>
-                              <w14:srgbClr w14:val="000000"/>
-                            </w14:solidFill>
-                            <w14:prstDash w14:val="solid"/>
-                            <w14:bevel/>
-                          </w14:textOutline>
-                        </w:rPr>
-                      </w:pPr>
-                    </w:p>
-                  </w:txbxContent>
-                </v:textbox>
-              </v:shape>
-            </w:pict>
-          </mc:Fallback>
-        </mc:AlternateContent>
+      </w:r>
+      <w:r>
+        <w:rPr>
+          <w:rFonts w:ascii="Times New Roman" w:hAnsi="Times New Roman"/>
+        </w:rPr>
+        <w:t xml:space="preserve">Заряд и разряд катушки</w:t>
       </w:r>
     </w:p>
     <w:p>
@@ -574,151 +401,6 @@
           <w:i w:val="0"/>
           <w:noProof/>
         </w:rPr>
-        <mc:AlternateContent>
-          <mc:Choice Requires="wps">
-            <w:drawing>
-              <wp:anchor distT="0" distB="0" distL="114300" distR="114300" simplePos="0" relativeHeight="251663360" behindDoc="0" locked="0" layoutInCell="1" allowOverlap="1" wp14:anchorId="41731D2E" wp14:editId="78334C0B">
-                <wp:simplePos x="0" y="0"/>
-                <wp:positionH relativeFrom="column">
-                  <wp:posOffset>796290</wp:posOffset>
-                </wp:positionH>
-                <wp:positionV relativeFrom="paragraph">
-                  <wp:posOffset>178435</wp:posOffset>
-                </wp:positionV>
-                <wp:extent cx="4914900" cy="333375"/>
-                <wp:effectExtent l="0" t="0" r="0" b="0"/>
-                <wp:wrapNone/>
-                <wp:docPr id="6" name="Надпись 6"/>
-                <wp:cNvGraphicFramePr/>
-                <a:graphic xmlns:a="http://schemas.openxmlformats.org/drawingml/2006/main">
-                  <a:graphicData uri="http://schemas.microsoft.com/office/word/2010/wordprocessingShape">
-                    <wps:wsp>
-                      <wps:cNvSpPr txBox="1"/>
-                      <wps:spPr>
-                        <a:xfrm>
-                          <a:off x="0" y="0"/>
-                          <a:ext cx="4914900" cy="333375"/>
-                        </a:xfrm>
-                        <a:prstGeom prst="rect">
-                          <a:avLst/>
-                        </a:prstGeom>
-                        <a:noFill/>
-                        <a:ln w="6350">
-                          <a:noFill/>
-                        </a:ln>
-                        <a:effectLst/>
-                      </wps:spPr>
-                      <wps:style>
-                        <a:lnRef idx="0">
-                          <a:schemeClr val="accent1"/>
-                        </a:lnRef>
-                        <a:fillRef idx="0">
-                          <a:schemeClr val="accent1"/>
-                        </a:fillRef>
-                        <a:effectRef idx="0">
-                          <a:schemeClr val="accent1"/>
-                        </a:effectRef>
-                        <a:fontRef idx="minor">
-                          <a:schemeClr val="dk1"/>
-                        </a:fontRef>
-                      </wps:style>
-                      <wps:txbx>
-                        <w:txbxContent>
-                          <w:p>
-                            <w:pPr>
-                              <w:jc w:val="center"/>
-                              <w:rPr>
-                                <w:sz w:val="28"/>
-                                <w:szCs w:val="28"/>
-                                <w14:textOutline w14:w="9525" w14:cap="rnd" w14:cmpd="sng" w14:algn="ctr">
-                                  <w14:solidFill>
-                                    <w14:srgbClr w14:val="000000"/>
-                                  </w14:solidFill>
-                                  <w14:prstDash w14:val="solid"/>
-                                  <w14:bevel/>
-                                </w14:textOutline>
-                              </w:rPr>
-                            </w:pPr>
-                          </w:p>
-                          <w:p>
-                            <w:pPr>
-                              <w:jc w:val="center"/>
-                              <w:rPr>
-                                <w:sz w:val="28"/>
-                                <w:szCs w:val="28"/>
-                                <w14:textOutline w14:w="9525" w14:cap="rnd" w14:cmpd="sng" w14:algn="ctr">
-                                  <w14:solidFill>
-                                    <w14:srgbClr w14:val="000000"/>
-                                  </w14:solidFill>
-                                  <w14:prstDash w14:val="solid"/>
-                                  <w14:bevel/>
-                                </w14:textOutline>
-                              </w:rPr>
-                            </w:pPr>
-                          </w:p>
-                        </w:txbxContent>
-                      </wps:txbx>
-                      <wps:bodyPr rot="0" spcFirstLastPara="0" vertOverflow="overflow" horzOverflow="overflow" vert="horz" wrap="square" lIns="91440" tIns="45720" rIns="91440" bIns="45720" numCol="1" spcCol="0" rtlCol="0" fromWordArt="0" anchor="t" anchorCtr="0" forceAA="0" compatLnSpc="1">
-                        <a:prstTxWarp prst="textNoShape">
-                          <a:avLst/>
-                        </a:prstTxWarp>
-                        <a:noAutofit/>
-                      </wps:bodyPr>
-                    </wps:wsp>
-                  </a:graphicData>
-                </a:graphic>
-                <wp14:sizeRelH relativeFrom="margin">
-                  <wp14:pctWidth>0</wp14:pctWidth>
-                </wp14:sizeRelH>
-                <wp14:sizeRelV relativeFrom="margin">
-                  <wp14:pctHeight>0</wp14:pctHeight>
-                </wp14:sizeRelV>
-              </wp:anchor>
-            </w:drawing>
-          </mc:Choice>
-          <mc:Fallback xmlns:w16sdtdh="http://schemas.microsoft.com/office/word/2020/wordml/sdtdatahash" xmlns:w16="http://schemas.microsoft.com/office/word/2018/wordml" xmlns:w16cid="http://schemas.microsoft.com/office/word/2016/wordml/cid" xmlns:w16cex="http://schemas.microsoft.com/office/word/2018/wordml/cex" xmlns:am3d="http://schemas.microsoft.com/office/drawing/2017/model3d" xmlns:aink="http://schemas.microsoft.com/office/drawing/2016/ink" xmlns:cx8="http://schemas.microsoft.com/office/drawing/2016/5/14/chartex" xmlns:cx7="http://schemas.microsoft.com/office/drawing/2016/5/13/chartex" xmlns:cx6="http://schemas.microsoft.com/office/drawing/2016/5/12/chartex" xmlns:cx5="http://schemas.microsoft.com/office/drawing/2016/5/11/chartex" xmlns:cx4="http://schemas.microsoft.com/office/drawing/2016/5/10/chartex" xmlns:cx3="http://schemas.microsoft.com/office/drawing/2016/5/9/chartex" xmlns:cx2="http://schemas.microsoft.com/office/drawing/2015/10/21/chartex" xmlns:cx1="http://schemas.microsoft.com/office/drawing/2015/9/8/chartex">
-            <w:pict>
-              <v:shape w14:anchorId="41731D2E" id="Надпись 6" o:spid="_x0000_s1027" type="#_x0000_t202" style="position:absolute;left:0;text-align:left;margin-left:62.7pt;margin-top:14.05pt;width:387pt;height:26.25pt;z-index:251663360;visibility:visible;mso-wrap-style:square;mso-width-percent:0;mso-height-percent:0;mso-wrap-distance-left:9pt;mso-wrap-distance-top:0;mso-wrap-distance-right:9pt;mso-wrap-distance-bottom:0;mso-position-horizontal:absolute;mso-position-horizontal-relative:text;mso-position-vertical:absolute;mso-position-vertical-relative:text;mso-width-percent:0;mso-height-percent:0;mso-width-relative:margin;mso-height-relative:margin;v-text-anchor:top" o:gfxdata="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" filled="f" stroked="f" strokeweight=".5pt">
-                <v:textbox>
-                  <w:txbxContent>
-                    <w:p>
-                      <w:pPr>
-                        <w:jc w:val="center"/>
-                        <w:rPr>
-                          <w:sz w:val="28"/>
-                          <w:szCs w:val="28"/>
-                          <w14:textOutline w14:w="9525" w14:cap="rnd" w14:cmpd="sng" w14:algn="ctr">
-                            <w14:solidFill>
-                              <w14:srgbClr w14:val="000000"/>
-                            </w14:solidFill>
-                            <w14:prstDash w14:val="solid"/>
-                            <w14:bevel/>
-                          </w14:textOutline>
-                        </w:rPr>
-                      </w:pPr>
-                    </w:p>
-                    <w:p>
-                      <w:pPr>
-                        <w:jc w:val="center"/>
-                        <w:rPr>
-                          <w:sz w:val="28"/>
-                          <w:szCs w:val="28"/>
-                          <w14:textOutline w14:w="9525" w14:cap="rnd" w14:cmpd="sng" w14:algn="ctr">
-                            <w14:solidFill>
-                              <w14:srgbClr w14:val="000000"/>
-                            </w14:solidFill>
-                            <w14:prstDash w14:val="solid"/>
-                            <w14:bevel/>
-                          </w14:textOutline>
-                        </w:rPr>
-                      </w:pPr>
-                    </w:p>
-                  </w:txbxContent>
-                </v:textbox>
-              </v:shape>
-            </w:pict>
-          </mc:Fallback>
-        </mc:AlternateContent>
       </w:r>
       <w:r>
         <w:rPr>
@@ -824,142 +506,12 @@
           <w:i w:val="0"/>
           <w:noProof/>
         </w:rPr>
-        <mc:AlternateContent>
-          <mc:Choice Requires="wps">
-            <w:drawing>
-              <wp:anchor distT="0" distB="0" distL="114300" distR="114300" simplePos="0" relativeHeight="251659264" behindDoc="0" locked="0" layoutInCell="1" allowOverlap="1" wp14:anchorId="62F93622" wp14:editId="0D9EA52D">
-                <wp:simplePos x="0" y="0"/>
-                <wp:positionH relativeFrom="margin">
-                  <wp:align>right</wp:align>
-                </wp:positionH>
-                <wp:positionV relativeFrom="paragraph">
-                  <wp:posOffset>114935</wp:posOffset>
-                </wp:positionV>
-                <wp:extent cx="708660" cy="257175"/>
-                <wp:effectExtent l="0" t="0" r="0" b="0"/>
-                <wp:wrapNone/>
-                <wp:docPr id="3" name="Надпись 3"/>
-                <wp:cNvGraphicFramePr/>
-                <a:graphic xmlns:a="http://schemas.openxmlformats.org/drawingml/2006/main">
-                  <a:graphicData uri="http://schemas.microsoft.com/office/word/2010/wordprocessingShape">
-                    <wps:wsp>
-                      <wps:cNvSpPr txBox="1"/>
-                      <wps:spPr>
-                        <a:xfrm>
-                          <a:off x="0" y="0"/>
-                          <a:ext cx="708660" cy="257175"/>
-                        </a:xfrm>
-                        <a:prstGeom prst="rect">
-                          <a:avLst/>
-                        </a:prstGeom>
-                        <a:noFill/>
-                        <a:ln w="6350">
-                          <a:noFill/>
-                        </a:ln>
-                        <a:effectLst/>
-                      </wps:spPr>
-                      <wps:style>
-                        <a:lnRef idx="0">
-                          <a:schemeClr val="accent1"/>
-                        </a:lnRef>
-                        <a:fillRef idx="0">
-                          <a:schemeClr val="accent1"/>
-                        </a:fillRef>
-                        <a:effectRef idx="0">
-                          <a:schemeClr val="accent1"/>
-                        </a:effectRef>
-                        <a:fontRef idx="minor">
-                          <a:schemeClr val="dk1"/>
-                        </a:fontRef>
-                      </wps:style>
-                      <wps:txbx>
-                        <w:txbxContent>
-                          <w:p>
-                            <w:pPr>
-                              <w:rPr>
-                                <w14:textOutline w14:w="9525" w14:cap="rnd" w14:cmpd="sng" w14:algn="ctr">
-                                  <w14:solidFill>
-                                    <w14:srgbClr w14:val="000000"/>
-                                  </w14:solidFill>
-                                  <w14:prstDash w14:val="solid"/>
-                                  <w14:bevel/>
-                                </w14:textOutline>
-                              </w:rPr>
-                            </w:pPr>
-                            <w:r>
-                              <w:rPr>
-                                <w14:textOutline w14:w="9525" w14:cap="rnd" w14:cmpd="sng" w14:algn="ctr">
-                                  <w14:solidFill>
-                                    <w14:srgbClr w14:val="000000"/>
-                                  </w14:solidFill>
-                                  <w14:prstDash w14:val="solid"/>
-                                  <w14:bevel/>
-                                </w14:textOutline>
-                              </w:rPr>
-                              <w:t>3012</w:t>
-                            </w:r>
-                          </w:p>
-                        </w:txbxContent>
-                      </wps:txbx>
-                      <wps:bodyPr rot="0" spcFirstLastPara="0" vertOverflow="overflow" horzOverflow="overflow" vert="horz" wrap="square" lIns="91440" tIns="45720" rIns="91440" bIns="45720" numCol="1" spcCol="0" rtlCol="0" fromWordArt="0" anchor="t" anchorCtr="0" forceAA="0" compatLnSpc="1">
-                        <a:prstTxWarp prst="textNoShape">
-                          <a:avLst/>
-                        </a:prstTxWarp>
-                        <a:noAutofit/>
-                      </wps:bodyPr>
-                    </wps:wsp>
-                  </a:graphicData>
-                </a:graphic>
-                <wp14:sizeRelH relativeFrom="margin">
-                  <wp14:pctWidth>0</wp14:pctWidth>
-                </wp14:sizeRelH>
-                <wp14:sizeRelV relativeFrom="margin">
-                  <wp14:pctHeight>0</wp14:pctHeight>
-                </wp14:sizeRelV>
-              </wp:anchor>
-            </w:drawing>
-          </mc:Choice>
-          <mc:Fallback>
-            <w:pict>
-              <v:shapetype w14:anchorId="62F93622" id="_x0000_t202" coordsize="21600,21600" o:spt="202" path="m,l,21600r21600,l21600,xe">
-                <v:stroke joinstyle="miter"/>
-                <v:path gradientshapeok="t" o:connecttype="rect"/>
-              </v:shapetype>
-              <v:shape id="Надпись 3" o:spid="_x0000_s1028" type="#_x0000_t202" style="position:absolute;left:0;text-align:left;margin-left:4.6pt;margin-top:9.05pt;width:55.8pt;height:20.25pt;z-index:251659264;visibility:visible;mso-wrap-style:square;mso-width-percent:0;mso-height-percent:0;mso-wrap-distance-left:9pt;mso-wrap-distance-top:0;mso-wrap-distance-right:9pt;mso-wrap-distance-bottom:0;mso-position-horizontal:right;mso-position-horizontal-relative:margin;mso-position-vertical:absolute;mso-position-vertical-relative:text;mso-width-percent:0;mso-height-percent:0;mso-width-relative:margin;mso-height-relative:margin;v-text-anchor:top" o:gfxdata="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" filled="f" stroked="f" strokeweight=".5pt">
-                <v:textbox>
-                  <w:txbxContent>
-                    <w:p>
-                      <w:pPr>
-                        <w:rPr>
-                          <w14:textOutline w14:w="9525" w14:cap="rnd" w14:cmpd="sng" w14:algn="ctr">
-                            <w14:solidFill>
-                              <w14:srgbClr w14:val="000000"/>
-                            </w14:solidFill>
-                            <w14:prstDash w14:val="solid"/>
-                            <w14:bevel/>
-                          </w14:textOutline>
-                        </w:rPr>
-                      </w:pPr>
-                      <w:r>
-                        <w:rPr>
-                          <w14:textOutline w14:w="9525" w14:cap="rnd" w14:cmpd="sng" w14:algn="ctr">
-                            <w14:solidFill>
-                              <w14:srgbClr w14:val="000000"/>
-                            </w14:solidFill>
-                            <w14:prstDash w14:val="solid"/>
-                            <w14:bevel/>
-                          </w14:textOutline>
-                        </w:rPr>
-                        <w:t>3012</w:t>
-                      </w:r>
-                    </w:p>
-                  </w:txbxContent>
-                </v:textbox>
-                <w10:wrap anchorx="margin"/>
-              </v:shape>
-            </w:pict>
-          </mc:Fallback>
-        </mc:AlternateContent>
+      </w:r>
+      <w:r>
+        <w:rPr>
+          <w:rFonts w:ascii="Times New Roman" w:hAnsi="Times New Roman"/>
+        </w:rPr>
+        <w:t xml:space="preserve">Выполнил: студент группы 3012</w:t>
       </w:r>
     </w:p>
     <w:p>
@@ -980,174 +532,13 @@
           <w:i w:val="0"/>
           <w:noProof/>
         </w:rPr>
-        <mc:AlternateContent>
-          <mc:Choice Requires="wps">
-            <w:drawing>
-              <wp:anchor distT="0" distB="0" distL="114300" distR="114300" simplePos="0" relativeHeight="251660288" behindDoc="0" locked="0" layoutInCell="1" allowOverlap="1" wp14:anchorId="1A335544" wp14:editId="584FCAC9">
-                <wp:simplePos x="0" y="0"/>
-                <wp:positionH relativeFrom="column">
-                  <wp:posOffset>3114169</wp:posOffset>
-                </wp:positionH>
-                <wp:positionV relativeFrom="paragraph">
-                  <wp:posOffset>178618</wp:posOffset>
-                </wp:positionV>
-                <wp:extent cx="2628900" cy="285750"/>
-                <wp:effectExtent l="0" t="0" r="0" b="0"/>
-                <wp:wrapNone/>
-                <wp:docPr id="8" name="Надпись 8"/>
-                <wp:cNvGraphicFramePr/>
-                <a:graphic xmlns:a="http://schemas.openxmlformats.org/drawingml/2006/main">
-                  <a:graphicData uri="http://schemas.microsoft.com/office/word/2010/wordprocessingShape">
-                    <wps:wsp>
-                      <wps:cNvSpPr txBox="1"/>
-                      <wps:spPr>
-                        <a:xfrm>
-                          <a:off x="0" y="0"/>
-                          <a:ext cx="2628900" cy="285750"/>
-                        </a:xfrm>
-                        <a:prstGeom prst="rect">
-                          <a:avLst/>
-                        </a:prstGeom>
-                        <a:noFill/>
-                        <a:ln w="6350">
-                          <a:noFill/>
-                        </a:ln>
-                        <a:effectLst/>
-                      </wps:spPr>
-                      <wps:style>
-                        <a:lnRef idx="0">
-                          <a:schemeClr val="accent1"/>
-                        </a:lnRef>
-                        <a:fillRef idx="0">
-                          <a:schemeClr val="accent1"/>
-                        </a:fillRef>
-                        <a:effectRef idx="0">
-                          <a:schemeClr val="accent1"/>
-                        </a:effectRef>
-                        <a:fontRef idx="minor">
-                          <a:schemeClr val="dk1"/>
-                        </a:fontRef>
-                      </wps:style>
-                      <wps:txbx>
-                        <w:txbxContent>
-                          <w:p>
-                            <w:pPr>
-                              <w:jc w:val="center"/>
-                              <w:rPr>
-                                <w14:textOutline w14:w="9525" w14:cap="rnd" w14:cmpd="sng" w14:algn="ctr">
-                                  <w14:solidFill>
-                                    <w14:srgbClr w14:val="000000"/>
-                                  </w14:solidFill>
-                                  <w14:prstDash w14:val="solid"/>
-                                  <w14:bevel/>
-                                </w14:textOutline>
-                              </w:rPr>
-                            </w:pPr>
-                            <w:r>
-                              <w:rPr>
-                                <w14:textOutline w14:w="9525" w14:cap="rnd" w14:cmpd="sng" w14:algn="ctr">
-                                  <w14:solidFill>
-                                    <w14:srgbClr w14:val="000000"/>
-                                  </w14:solidFill>
-                                  <w14:prstDash w14:val="solid"/>
-                                  <w14:bevel/>
-                                </w14:textOutline>
-                              </w:rPr>
-                              <w:t>Молчанов Даниил Александрович</w:t>
-                            </w:r>
-                          </w:p>
-                          <w:p>
-                            <w:pPr>
-                              <w:jc w:val="center"/>
-                              <w:rPr>
-                                <w14:textOutline w14:w="9525" w14:cap="rnd" w14:cmpd="sng" w14:algn="ctr">
-                                  <w14:solidFill>
-                                    <w14:srgbClr w14:val="000000"/>
-                                  </w14:solidFill>
-                                  <w14:prstDash w14:val="solid"/>
-                                  <w14:bevel/>
-                                </w14:textOutline>
-                              </w:rPr>
-                            </w:pPr>
-                          </w:p>
-                        </w:txbxContent>
-                      </wps:txbx>
-                      <wps:bodyPr rot="0" spcFirstLastPara="0" vertOverflow="overflow" horzOverflow="overflow" vert="horz" wrap="square" lIns="91440" tIns="45720" rIns="91440" bIns="45720" numCol="1" spcCol="0" rtlCol="0" fromWordArt="0" anchor="t" anchorCtr="0" forceAA="0" compatLnSpc="1">
-                        <a:prstTxWarp prst="textNoShape">
-                          <a:avLst/>
-                        </a:prstTxWarp>
-                        <a:noAutofit/>
-                      </wps:bodyPr>
-                    </wps:wsp>
-                  </a:graphicData>
-                </a:graphic>
-                <wp14:sizeRelH relativeFrom="margin">
-                  <wp14:pctWidth>0</wp14:pctWidth>
-                </wp14:sizeRelH>
-                <wp14:sizeRelV relativeFrom="margin">
-                  <wp14:pctHeight>0</wp14:pctHeight>
-                </wp14:sizeRelV>
-              </wp:anchor>
-            </w:drawing>
-          </mc:Choice>
-          <mc:Fallback>
-            <w:pict>
-              <v:shape w14:anchorId="1A335544" id="Надпись 8" o:spid="_x0000_s1029" type="#_x0000_t202" style="position:absolute;left:0;text-align:left;margin-left:245.2pt;margin-top:14.05pt;width:207pt;height:22.5pt;z-index:251660288;visibility:visible;mso-wrap-style:square;mso-width-percent:0;mso-height-percent:0;mso-wrap-distance-left:9pt;mso-wrap-distance-top:0;mso-wrap-distance-right:9pt;mso-wrap-distance-bottom:0;mso-position-horizontal:absolute;mso-position-horizontal-relative:text;mso-position-vertical:absolute;mso-position-vertical-relative:text;mso-width-percent:0;mso-height-percent:0;mso-width-relative:margin;mso-height-relative:margin;v-text-anchor:top" o:gfxdata="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" filled="f" stroked="f" strokeweight=".5pt">
-                <v:textbox>
-                  <w:txbxContent>
-                    <w:p>
-                      <w:pPr>
-                        <w:jc w:val="center"/>
-                        <w:rPr>
-                          <w14:textOutline w14:w="9525" w14:cap="rnd" w14:cmpd="sng" w14:algn="ctr">
-                            <w14:solidFill>
-                              <w14:srgbClr w14:val="000000"/>
-                            </w14:solidFill>
-                            <w14:prstDash w14:val="solid"/>
-                            <w14:bevel/>
-                          </w14:textOutline>
-                        </w:rPr>
-                      </w:pPr>
-                      <w:r>
-                        <w:rPr>
-                          <w14:textOutline w14:w="9525" w14:cap="rnd" w14:cmpd="sng" w14:algn="ctr">
-                            <w14:solidFill>
-                              <w14:srgbClr w14:val="000000"/>
-                            </w14:solidFill>
-                            <w14:prstDash w14:val="solid"/>
-                            <w14:bevel/>
-                          </w14:textOutline>
-                        </w:rPr>
-                        <w:t>Молчанов Даниил Александрович</w:t>
-                      </w:r>
-                    </w:p>
-                    <w:p>
-                      <w:pPr>
-                        <w:jc w:val="center"/>
-                        <w:rPr>
-                          <w14:textOutline w14:w="9525" w14:cap="rnd" w14:cmpd="sng" w14:algn="ctr">
-                            <w14:solidFill>
-                              <w14:srgbClr w14:val="000000"/>
-                            </w14:solidFill>
-                            <w14:prstDash w14:val="solid"/>
-                            <w14:bevel/>
-                          </w14:textOutline>
-                        </w:rPr>
-                      </w:pPr>
-                    </w:p>
-                  </w:txbxContent>
-                </v:textbox>
-              </v:shape>
-            </w:pict>
-          </mc:Fallback>
-        </mc:AlternateContent>
       </w:r>
       <w:r>
         <w:rPr>
           <w:rFonts w:ascii="Times New Roman" w:hAnsi="Times New Roman"/>
           <w:i w:val="0"/>
         </w:rPr>
-        <w:t>Выполнил</w:t>
+        <w:t>Молчанов Даниил Александрович</w:t>
       </w:r>
       <w:r>
         <w:rPr>
@@ -1155,7 +546,7 @@
           <w:b w:val="0"/>
           <w:i w:val="0"/>
         </w:rPr>
-        <w:t>: студент</w:t>
+        <w:t/>
       </w:r>
       <w:r>
         <w:rPr>
@@ -1163,7 +554,7 @@
           <w:b w:val="0"/>
           <w:i w:val="0"/>
         </w:rPr>
-        <w:t xml:space="preserve"> группы 3012</w:t>
+        <w:t xml:space="preserve"/>
       </w:r>
       <w:r>
         <w:rPr>
@@ -1263,7 +654,7 @@
           <w:rFonts w:ascii="Times New Roman" w:hAnsi="Times New Roman"/>
           <w:i w:val="0"/>
         </w:rPr>
-        <w:t>Преподаватель</w:t>
+        <w:t>Преподаватель:</w:t>
       </w:r>
       <w:r>
         <w:rPr>
@@ -1271,7 +662,7 @@
           <w:b w:val="0"/>
           <w:i w:val="0"/>
         </w:rPr>
-        <w:t xml:space="preserve">: </w:t>
+        <w:t xml:space="preserve"/>
       </w:r>
     </w:p>
     <w:p>
@@ -1292,179 +683,18 @@
           <w:noProof/>
           <w:lang w:eastAsia="ru-RU"/>
         </w:rPr>
-        <mc:AlternateContent>
-          <mc:Choice Requires="wps">
-            <w:drawing>
-              <wp:anchor distT="0" distB="0" distL="114300" distR="114300" simplePos="0" relativeHeight="251661312" behindDoc="0" locked="0" layoutInCell="1" allowOverlap="1" wp14:anchorId="3AC70D55" wp14:editId="01574D06">
-                <wp:simplePos x="0" y="0"/>
-                <wp:positionH relativeFrom="column">
-                  <wp:posOffset>3187065</wp:posOffset>
-                </wp:positionH>
-                <wp:positionV relativeFrom="paragraph">
-                  <wp:posOffset>17145</wp:posOffset>
-                </wp:positionV>
-                <wp:extent cx="2686050" cy="266700"/>
-                <wp:effectExtent l="0" t="0" r="0" b="0"/>
-                <wp:wrapNone/>
-                <wp:docPr id="10" name="Надпись 10"/>
-                <wp:cNvGraphicFramePr/>
-                <a:graphic xmlns:a="http://schemas.openxmlformats.org/drawingml/2006/main">
-                  <a:graphicData uri="http://schemas.microsoft.com/office/word/2010/wordprocessingShape">
-                    <wps:wsp>
-                      <wps:cNvSpPr txBox="1"/>
-                      <wps:spPr>
-                        <a:xfrm>
-                          <a:off x="0" y="0"/>
-                          <a:ext cx="2686050" cy="266700"/>
-                        </a:xfrm>
-                        <a:prstGeom prst="rect">
-                          <a:avLst/>
-                        </a:prstGeom>
-                        <a:noFill/>
-                        <a:ln w="6350">
-                          <a:noFill/>
-                        </a:ln>
-                        <a:effectLst/>
-                      </wps:spPr>
-                      <wps:style>
-                        <a:lnRef idx="0">
-                          <a:schemeClr val="accent1"/>
-                        </a:lnRef>
-                        <a:fillRef idx="0">
-                          <a:schemeClr val="accent1"/>
-                        </a:fillRef>
-                        <a:effectRef idx="0">
-                          <a:schemeClr val="accent1"/>
-                        </a:effectRef>
-                        <a:fontRef idx="minor">
-                          <a:schemeClr val="dk1"/>
-                        </a:fontRef>
-                      </wps:style>
-                      <wps:txbx>
-                        <w:txbxContent>
-                          <w:p>
-                            <w:pPr>
-                              <w:jc w:val="center"/>
-                              <w:rPr>
-                                <w14:textOutline w14:w="9525" w14:cap="rnd" w14:cmpd="sng" w14:algn="ctr">
-                                  <w14:solidFill>
-                                    <w14:srgbClr w14:val="000000"/>
-                                  </w14:solidFill>
-                                  <w14:prstDash w14:val="solid"/>
-                                  <w14:bevel/>
-                                </w14:textOutline>
-                              </w:rPr>
-                            </w:pPr>
-                            <w:r>
-                              <w:rPr>
-                                <w14:textOutline w14:w="9525" w14:cap="rnd" w14:cmpd="sng" w14:algn="ctr">
-                                  <w14:solidFill>
-                                    <w14:srgbClr w14:val="000000"/>
-                                  </w14:solidFill>
-                                  <w14:prstDash w14:val="solid"/>
-                                  <w14:bevel/>
-                                </w14:textOutline>
-                              </w:rPr>
-                              <w:t>доц. Решетников Г. П.</w:t>
-                            </w:r>
-                          </w:p>
-                          <w:p>
-                            <w:pPr>
-                              <w:jc w:val="center"/>
-                              <w:rPr>
-                                <w14:textOutline w14:w="9525" w14:cap="rnd" w14:cmpd="sng" w14:algn="ctr">
-                                  <w14:solidFill>
-                                    <w14:srgbClr w14:val="000000"/>
-                                  </w14:solidFill>
-                                  <w14:prstDash w14:val="solid"/>
-                                  <w14:bevel/>
-                                </w14:textOutline>
-                              </w:rPr>
-                            </w:pPr>
-                          </w:p>
-                        </w:txbxContent>
-                      </wps:txbx>
-                      <wps:bodyPr rot="0" spcFirstLastPara="0" vertOverflow="overflow" horzOverflow="overflow" vert="horz" wrap="square" lIns="91440" tIns="45720" rIns="91440" bIns="45720" numCol="1" spcCol="0" rtlCol="0" fromWordArt="0" anchor="t" anchorCtr="0" forceAA="0" compatLnSpc="1">
-                        <a:prstTxWarp prst="textNoShape">
-                          <a:avLst/>
-                        </a:prstTxWarp>
-                        <a:noAutofit/>
-                      </wps:bodyPr>
-                    </wps:wsp>
-                  </a:graphicData>
-                </a:graphic>
-                <wp14:sizeRelH relativeFrom="margin">
-                  <wp14:pctWidth>0</wp14:pctWidth>
-                </wp14:sizeRelH>
-                <wp14:sizeRelV relativeFrom="margin">
-                  <wp14:pctHeight>0</wp14:pctHeight>
-                </wp14:sizeRelV>
-              </wp:anchor>
-            </w:drawing>
-          </mc:Choice>
-          <mc:Fallback xmlns:w16sdtdh="http://schemas.microsoft.com/office/word/2020/wordml/sdtdatahash" xmlns:w16="http://schemas.microsoft.com/office/word/2018/wordml" xmlns:w16cid="http://schemas.microsoft.com/office/word/2016/wordml/cid" xmlns:w16cex="http://schemas.microsoft.com/office/word/2018/wordml/cex" xmlns:am3d="http://schemas.microsoft.com/office/drawing/2017/model3d" xmlns:aink="http://schemas.microsoft.com/office/drawing/2016/ink" xmlns:cx8="http://schemas.microsoft.com/office/drawing/2016/5/14/chartex" xmlns:cx7="http://schemas.microsoft.com/office/drawing/2016/5/13/chartex" xmlns:cx6="http://schemas.microsoft.com/office/drawing/2016/5/12/chartex" xmlns:cx5="http://schemas.microsoft.com/office/drawing/2016/5/11/chartex" xmlns:cx4="http://schemas.microsoft.com/office/drawing/2016/5/10/chartex" xmlns:cx3="http://schemas.microsoft.com/office/drawing/2016/5/9/chartex" xmlns:cx2="http://schemas.microsoft.com/office/drawing/2015/10/21/chartex" xmlns:cx1="http://schemas.microsoft.com/office/drawing/2015/9/8/chartex">
-            <w:pict>
-              <v:shape w14:anchorId="3AC70D55" id="Надпись 10" o:spid="_x0000_s1030" type="#_x0000_t202" style="position:absolute;left:0;text-align:left;margin-left:250.95pt;margin-top:1.35pt;width:211.5pt;height:21pt;z-index:251661312;visibility:visible;mso-wrap-style:square;mso-width-percent:0;mso-height-percent:0;mso-wrap-distance-left:9pt;mso-wrap-distance-top:0;mso-wrap-distance-right:9pt;mso-wrap-distance-bottom:0;mso-position-horizontal:absolute;mso-position-horizontal-relative:text;mso-position-vertical:absolute;mso-position-vertical-relative:text;mso-width-percent:0;mso-height-percent:0;mso-width-relative:margin;mso-height-relative:margin;v-text-anchor:top" o:gfxdata="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" filled="f" stroked="f" strokeweight=".5pt">
-                <v:textbox>
-                  <w:txbxContent>
-                    <w:p>
-                      <w:pPr>
-                        <w:jc w:val="center"/>
-                        <w:rPr>
-                          <w14:textOutline w14:w="9525" w14:cap="rnd" w14:cmpd="sng" w14:algn="ctr">
-                            <w14:solidFill>
-                              <w14:srgbClr w14:val="000000"/>
-                            </w14:solidFill>
-                            <w14:prstDash w14:val="solid"/>
-                            <w14:bevel/>
-                          </w14:textOutline>
-                        </w:rPr>
-                      </w:pPr>
-                      <w:r>
-                        <w:rPr>
-                          <w14:textOutline w14:w="9525" w14:cap="rnd" w14:cmpd="sng" w14:algn="ctr">
-                            <w14:solidFill>
-                              <w14:srgbClr w14:val="000000"/>
-                            </w14:solidFill>
-                            <w14:prstDash w14:val="solid"/>
-                            <w14:bevel/>
-                          </w14:textOutline>
-                        </w:rPr>
-                        <w:t>доц. Решетников Г. П.</w:t>
-                      </w:r>
-                    </w:p>
-                    <w:p>
-                      <w:pPr>
-                        <w:jc w:val="center"/>
-                        <w:rPr>
-                          <w14:textOutline w14:w="9525" w14:cap="rnd" w14:cmpd="sng" w14:algn="ctr">
-                            <w14:solidFill>
-                              <w14:srgbClr w14:val="000000"/>
-                            </w14:solidFill>
-                            <w14:prstDash w14:val="solid"/>
-                            <w14:bevel/>
-                          </w14:textOutline>
-                        </w:rPr>
-                      </w:pPr>
-                    </w:p>
-                  </w:txbxContent>
-                </v:textbox>
-              </v:shape>
-            </w:pict>
-          </mc:Fallback>
-        </mc:AlternateContent>
       </w:r>
       <w:r>
         <w:rPr>
           <w:i/>
         </w:rPr>
-        <w:t>______________________________</w:t>
+        <w:t>доц. Решетников Г. П.</w:t>
       </w:r>
       <w:r>
         <w:rPr>
           <w:i/>
         </w:rPr>
-        <w:t>___</w:t>
+        <w:t/>
       </w:r>
     </w:p>
     <w:p>
@@ -1753,7 +983,7 @@
               <w:jc w:val="center"/>
             </w:pPr>
             <w:r>
-              <w:object w:dxaOrig="316" w:dyaOrig="391" w14:anchorId="1FE61E07">
+              <w:object w:dxaOrig="316" w:dyaOrig="391" w14:anchorId="29C6C710">
                 <v:shapetype id="_x0000_t75" coordsize="21600,21600" o:spt="75" o:preferrelative="t" path="m@4@5l@4@11@9@11@9@5xe" filled="f" stroked="f">
                   <v:stroke joinstyle="miter"/>
                   <v:formulas>
@@ -1776,7 +1006,7 @@
                 <v:shape id="_x0000_i1025" type="#_x0000_t75" style="width:43.2pt;height:28.8pt" o:ole="">
                   <v:imagedata r:id="rId6" o:title=""/>
                 </v:shape>
-                <o:OLEObject Type="Embed" ProgID="Visio.Drawing.15" ShapeID="_x0000_i1025" DrawAspect="Content" ObjectID="_1726560603" r:id="rId7"/>
+                <o:OLEObject Type="Embed" ProgID="Visio.Drawing.15" ShapeID="_x0000_i1025" DrawAspect="Content" ObjectID="_1850545030" r:id="rId7"/>
               </w:object>
             </w:r>
           </w:p>
@@ -1822,11 +1052,11 @@
               <w:jc w:val="center"/>
             </w:pPr>
             <w:r>
-              <w:object w:dxaOrig="316" w:dyaOrig="391" w14:anchorId="5A1AC81C">
+              <w:object w:dxaOrig="316" w:dyaOrig="391" w14:anchorId="49CF7DFD">
                 <v:shape id="_x0000_i1026" type="#_x0000_t75" style="width:50.4pt;height:35.4pt" o:ole="">
                   <v:imagedata r:id="rId8" o:title=""/>
                 </v:shape>
-                <o:OLEObject Type="Embed" ProgID="Visio.Drawing.15" ShapeID="_x0000_i1026" DrawAspect="Content" ObjectID="_1726560604" r:id="rId9"/>
+                <o:OLEObject Type="Embed" ProgID="Visio.Drawing.15" ShapeID="_x0000_i1026" DrawAspect="Content" ObjectID="_1850545031" r:id="rId9"/>
               </w:object>
             </w:r>
           </w:p>
@@ -1872,11 +1102,11 @@
               <w:jc w:val="center"/>
             </w:pPr>
             <w:r>
-              <w:object w:dxaOrig="361" w:dyaOrig="406" w14:anchorId="507BC4A5">
+              <w:object w:dxaOrig="361" w:dyaOrig="406" w14:anchorId="38213032">
                 <v:shape id="_x0000_i1027" type="#_x0000_t75" style="width:50.4pt;height:36pt" o:ole="">
                   <v:imagedata r:id="rId10" o:title=""/>
                 </v:shape>
-                <o:OLEObject Type="Embed" ProgID="Visio.Drawing.15" ShapeID="_x0000_i1027" DrawAspect="Content" ObjectID="_1726560605" r:id="rId11"/>
+                <o:OLEObject Type="Embed" ProgID="Visio.Drawing.15" ShapeID="_x0000_i1027" DrawAspect="Content" ObjectID="_1850545032" r:id="rId11"/>
               </w:object>
             </w:r>
           </w:p>
@@ -1930,7 +1160,7 @@
                 <w:lang w:eastAsia="ru-RU"/>
               </w:rPr>
               <w:drawing>
-                <wp:inline distT="0" distB="0" distL="0" distR="0" wp14:anchorId="00D328A7" wp14:editId="3FCB2E96">
+                <wp:inline distT="0" distB="0" distL="0" distR="0" wp14:anchorId="6C42CD78" wp14:editId="59D17698">
                   <wp:extent cx="638175" cy="400050"/>
                   <wp:effectExtent l="0" t="0" r="9525" b="0"/>
                   <wp:docPr id="4" name="Рисунок 4"/>
@@ -2011,11 +1241,11 @@
               <w:jc w:val="center"/>
             </w:pPr>
             <w:r>
-              <w:object w:dxaOrig="601" w:dyaOrig="435" w14:anchorId="3733CC0D">
+              <w:object w:dxaOrig="601" w:dyaOrig="435" w14:anchorId="53BF84C0">
                 <v:shape id="_x0000_i1028" type="#_x0000_t75" style="width:43.2pt;height:35.4pt" o:ole="">
                   <v:imagedata r:id="rId13" o:title=""/>
                 </v:shape>
-                <o:OLEObject Type="Embed" ProgID="Visio.Drawing.15" ShapeID="_x0000_i1028" DrawAspect="Content" ObjectID="_1726560606" r:id="rId14"/>
+                <o:OLEObject Type="Embed" ProgID="Visio.Drawing.15" ShapeID="_x0000_i1028" DrawAspect="Content" ObjectID="_1850545033" r:id="rId14"/>
               </w:object>
             </w:r>
           </w:p>
@@ -2061,11 +1291,11 @@
               <w:jc w:val="center"/>
             </w:pPr>
             <w:r>
-              <w:object w:dxaOrig="601" w:dyaOrig="435" w14:anchorId="5927EDF5">
+              <w:object w:dxaOrig="601" w:dyaOrig="435" w14:anchorId="7554AA4A">
                 <v:shape id="_x0000_i1029" type="#_x0000_t75" style="width:49.8pt;height:28.8pt" o:ole="">
                   <v:imagedata r:id="rId15" o:title=""/>
                 </v:shape>
-                <o:OLEObject Type="Embed" ProgID="Visio.Drawing.15" ShapeID="_x0000_i1029" DrawAspect="Content" ObjectID="_1726560607" r:id="rId16"/>
+                <o:OLEObject Type="Embed" ProgID="Visio.Drawing.15" ShapeID="_x0000_i1029" DrawAspect="Content" ObjectID="_1850545034" r:id="rId16"/>
               </w:object>
             </w:r>
           </w:p>
@@ -2114,11 +1344,11 @@
               <w:jc w:val="center"/>
             </w:pPr>
             <w:r>
-              <w:object w:dxaOrig="601" w:dyaOrig="465" w14:anchorId="6BE0A4AC">
+              <w:object w:dxaOrig="601" w:dyaOrig="465" w14:anchorId="4C15D257">
                 <v:shape id="_x0000_i1030" type="#_x0000_t75" style="width:28.8pt;height:22.2pt" o:ole="">
                   <v:imagedata r:id="rId17" o:title=""/>
                 </v:shape>
-                <o:OLEObject Type="Embed" ProgID="Visio.Drawing.15" ShapeID="_x0000_i1030" DrawAspect="Content" ObjectID="_1726560608" r:id="rId18"/>
+                <o:OLEObject Type="Embed" ProgID="Visio.Drawing.15" ShapeID="_x0000_i1030" DrawAspect="Content" ObjectID="_1850545035" r:id="rId18"/>
               </w:object>
             </w:r>
           </w:p>
@@ -2164,11 +1394,11 @@
               <w:jc w:val="center"/>
             </w:pPr>
             <w:r>
-              <w:object w:dxaOrig="601" w:dyaOrig="465" w14:anchorId="241A3E11">
+              <w:object w:dxaOrig="601" w:dyaOrig="465" w14:anchorId="7C333E60">
                 <v:shape id="_x0000_i1031" type="#_x0000_t75" style="width:28.8pt;height:22.2pt" o:ole="">
                   <v:imagedata r:id="rId19" o:title=""/>
                 </v:shape>
-                <o:OLEObject Type="Embed" ProgID="Visio.Drawing.15" ShapeID="_x0000_i1031" DrawAspect="Content" ObjectID="_1726560609" r:id="rId20"/>
+                <o:OLEObject Type="Embed" ProgID="Visio.Drawing.15" ShapeID="_x0000_i1031" DrawAspect="Content" ObjectID="_1850545036" r:id="rId20"/>
               </w:object>
             </w:r>
           </w:p>
@@ -2217,11 +1447,11 @@
               <w:jc w:val="center"/>
             </w:pPr>
             <w:r>
-              <w:object w:dxaOrig="196" w:dyaOrig="556" w14:anchorId="1DCBD517">
+              <w:object w:dxaOrig="196" w:dyaOrig="556" w14:anchorId="54ECE2DB">
                 <v:shape id="_x0000_i1032" type="#_x0000_t75" style="width:8.4pt;height:28.8pt" o:ole="">
                   <v:imagedata r:id="rId21" o:title=""/>
                 </v:shape>
-                <o:OLEObject Type="Embed" ProgID="Visio.Drawing.15" ShapeID="_x0000_i1032" DrawAspect="Content" ObjectID="_1726560610" r:id="rId22"/>
+                <o:OLEObject Type="Embed" ProgID="Visio.Drawing.15" ShapeID="_x0000_i1032" DrawAspect="Content" ObjectID="_1850545037" r:id="rId22"/>
               </w:object>
             </w:r>
           </w:p>
@@ -2267,11 +1497,11 @@
               <w:jc w:val="center"/>
             </w:pPr>
             <w:r>
-              <w:object w:dxaOrig="196" w:dyaOrig="556" w14:anchorId="2FBA8EB3">
+              <w:object w:dxaOrig="196" w:dyaOrig="556" w14:anchorId="1EC7E0AD">
                 <v:shape id="_x0000_i1033" type="#_x0000_t75" style="width:8.4pt;height:28.8pt" o:ole="">
                   <v:imagedata r:id="rId23" o:title=""/>
                 </v:shape>
-                <o:OLEObject Type="Embed" ProgID="Visio.Drawing.15" ShapeID="_x0000_i1033" DrawAspect="Content" ObjectID="_1726560611" r:id="rId24"/>
+                <o:OLEObject Type="Embed" ProgID="Visio.Drawing.15" ShapeID="_x0000_i1033" DrawAspect="Content" ObjectID="_1850545038" r:id="rId24"/>
               </w:object>
             </w:r>
           </w:p>
@@ -2317,11 +1547,11 @@
               <w:jc w:val="center"/>
             </w:pPr>
             <w:r>
-              <w:object w:dxaOrig="196" w:dyaOrig="556" w14:anchorId="23013D79">
+              <w:object w:dxaOrig="196" w:dyaOrig="556" w14:anchorId="7502FCA6">
                 <v:shape id="_x0000_i1034" type="#_x0000_t75" style="width:8.4pt;height:28.8pt" o:ole="">
                   <v:imagedata r:id="rId25" o:title=""/>
                 </v:shape>
-                <o:OLEObject Type="Embed" ProgID="Visio.Drawing.15" ShapeID="_x0000_i1034" DrawAspect="Content" ObjectID="_1726560612" r:id="rId26"/>
+                <o:OLEObject Type="Embed" ProgID="Visio.Drawing.15" ShapeID="_x0000_i1034" DrawAspect="Content" ObjectID="_1850545039" r:id="rId26"/>
               </w:object>
             </w:r>
           </w:p>
@@ -2367,11 +1597,11 @@
               <w:jc w:val="center"/>
             </w:pPr>
             <w:r>
-              <w:object w:dxaOrig="196" w:dyaOrig="556" w14:anchorId="01A019A3">
+              <w:object w:dxaOrig="196" w:dyaOrig="556" w14:anchorId="0EA3682A">
                 <v:shape id="_x0000_i1035" type="#_x0000_t75" style="width:8.4pt;height:28.8pt" o:ole="">
                   <v:imagedata r:id="rId27" o:title=""/>
                 </v:shape>
-                <o:OLEObject Type="Embed" ProgID="Visio.Drawing.15" ShapeID="_x0000_i1035" DrawAspect="Content" ObjectID="_1726560613" r:id="rId28"/>
+                <o:OLEObject Type="Embed" ProgID="Visio.Drawing.15" ShapeID="_x0000_i1035" DrawAspect="Content" ObjectID="_1850545040" r:id="rId28"/>
               </w:object>
             </w:r>
           </w:p>
@@ -2417,11 +1647,11 @@
               <w:jc w:val="center"/>
             </w:pPr>
             <w:r>
-              <w:object w:dxaOrig="196" w:dyaOrig="376" w14:anchorId="76042B0C">
+              <w:object w:dxaOrig="196" w:dyaOrig="376" w14:anchorId="2DDFD07A">
                 <v:shape id="_x0000_i1036" type="#_x0000_t75" style="width:18pt;height:22.2pt" o:ole="">
                   <v:imagedata r:id="rId29" o:title=""/>
                 </v:shape>
-                <o:OLEObject Type="Embed" ProgID="Visio.Drawing.15" ShapeID="_x0000_i1036" DrawAspect="Content" ObjectID="_1726560614" r:id="rId30"/>
+                <o:OLEObject Type="Embed" ProgID="Visio.Drawing.15" ShapeID="_x0000_i1036" DrawAspect="Content" ObjectID="_1850545041" r:id="rId30"/>
               </w:object>
             </w:r>
           </w:p>
@@ -2472,7 +1702,7 @@
                 <w:lang w:eastAsia="ru-RU"/>
               </w:rPr>
               <w:drawing>
-                <wp:inline distT="0" distB="0" distL="0" distR="0" wp14:anchorId="70C718DE" wp14:editId="2111E2EE">
+                <wp:inline distT="0" distB="0" distL="0" distR="0" wp14:anchorId="7E4D9B27" wp14:editId="02462846">
                   <wp:extent cx="581025" cy="676275"/>
                   <wp:effectExtent l="0" t="0" r="9525" b="9525"/>
                   <wp:docPr id="29" name="Рисунок 29"/>
@@ -2552,11 +1782,11 @@
               <w:jc w:val="center"/>
             </w:pPr>
             <w:r>
-              <w:object w:dxaOrig="316" w:dyaOrig="496" w14:anchorId="18F46B57">
+              <w:object w:dxaOrig="316" w:dyaOrig="496" w14:anchorId="5883B7B5">
                 <v:shape id="_x0000_i1037" type="#_x0000_t75" style="width:43.2pt;height:36.6pt" o:ole="">
                   <v:imagedata r:id="rId32" o:title=""/>
                 </v:shape>
-                <o:OLEObject Type="Embed" ProgID="Visio.Drawing.15" ShapeID="_x0000_i1037" DrawAspect="Content" ObjectID="_1726560615" r:id="rId33"/>
+                <o:OLEObject Type="Embed" ProgID="Visio.Drawing.15" ShapeID="_x0000_i1037" DrawAspect="Content" ObjectID="_1850545042" r:id="rId33"/>
               </w:object>
             </w:r>
           </w:p>
@@ -2609,7 +1839,7 @@
                 <w:lang w:eastAsia="ru-RU"/>
               </w:rPr>
               <w:drawing>
-                <wp:inline distT="0" distB="0" distL="0" distR="0" wp14:anchorId="463B75B0" wp14:editId="721EC7BD">
+                <wp:inline distT="0" distB="0" distL="0" distR="0" wp14:anchorId="502B7006" wp14:editId="2D757BC9">
                   <wp:extent cx="314325" cy="333375"/>
                   <wp:effectExtent l="0" t="0" r="9525" b="9525"/>
                   <wp:docPr id="30" name="Рисунок 30"/>
@@ -2715,7 +1945,7 @@
                 <w:lang w:eastAsia="ru-RU"/>
               </w:rPr>
               <w:drawing>
-                <wp:inline distT="0" distB="0" distL="0" distR="0" wp14:anchorId="21E17F98" wp14:editId="62E8AD47">
+                <wp:inline distT="0" distB="0" distL="0" distR="0" wp14:anchorId="0F1A8D30" wp14:editId="08A722A3">
                   <wp:extent cx="838200" cy="333375"/>
                   <wp:effectExtent l="0" t="0" r="0" b="9525"/>
                   <wp:docPr id="7" name="Рисунок 7"/>
@@ -2795,11 +2025,11 @@
               <w:jc w:val="center"/>
             </w:pPr>
             <w:r>
-              <w:object w:dxaOrig="601" w:dyaOrig="586" w14:anchorId="73C6B0E9">
+              <w:object w:dxaOrig="601" w:dyaOrig="586" w14:anchorId="0EE88389">
                 <v:shape id="_x0000_i1038" type="#_x0000_t75" style="width:28.8pt;height:28.8pt" o:ole="">
                   <v:imagedata r:id="rId36" o:title=""/>
                 </v:shape>
-                <o:OLEObject Type="Embed" ProgID="Visio.Drawing.15" ShapeID="_x0000_i1038" DrawAspect="Content" ObjectID="_1726560616" r:id="rId37"/>
+                <o:OLEObject Type="Embed" ProgID="Visio.Drawing.15" ShapeID="_x0000_i1038" DrawAspect="Content" ObjectID="_1850545043" r:id="rId37"/>
               </w:object>
             </w:r>
           </w:p>
@@ -2852,7 +2082,7 @@
                 <w:lang w:eastAsia="ru-RU"/>
               </w:rPr>
               <w:drawing>
-                <wp:inline distT="0" distB="0" distL="0" distR="0" wp14:anchorId="134C6C70" wp14:editId="75E8D0E3">
+                <wp:inline distT="0" distB="0" distL="0" distR="0" wp14:anchorId="090ADAB7" wp14:editId="00755DF3">
                   <wp:extent cx="619125" cy="290454"/>
                   <wp:effectExtent l="0" t="0" r="0" b="0"/>
                   <wp:docPr id="1" name="Рисунок 1"/>
@@ -2944,7 +2174,7 @@
                 <w:lang w:eastAsia="ru-RU"/>
               </w:rPr>
               <w:drawing>
-                <wp:inline distT="0" distB="0" distL="0" distR="0" wp14:anchorId="7FA28A40" wp14:editId="199EA7C6">
+                <wp:inline distT="0" distB="0" distL="0" distR="0" wp14:anchorId="31A1E0FC" wp14:editId="2A40F5BF">
                   <wp:extent cx="866775" cy="647700"/>
                   <wp:effectExtent l="0" t="0" r="9525" b="0"/>
                   <wp:docPr id="9" name="Рисунок 9"/>
@@ -3035,7 +2265,7 @@
                 <w:lang w:eastAsia="ru-RU"/>
               </w:rPr>
               <w:drawing>
-                <wp:inline distT="0" distB="0" distL="0" distR="0" wp14:anchorId="76970768" wp14:editId="1B040EA1">
+                <wp:inline distT="0" distB="0" distL="0" distR="0" wp14:anchorId="19206955" wp14:editId="0B75A1E9">
                   <wp:extent cx="933450" cy="771525"/>
                   <wp:effectExtent l="0" t="0" r="0" b="9525"/>
                   <wp:docPr id="11" name="Рисунок 11"/>
@@ -3118,11 +2348,11 @@
               <w:jc w:val="center"/>
             </w:pPr>
             <w:r>
-              <w:object w:dxaOrig="240" w:dyaOrig="600" w14:anchorId="287DBF5A">
+              <w:object w:dxaOrig="240" w:dyaOrig="600" w14:anchorId="3AD11012">
                 <v:shape id="_x0000_i1039" type="#_x0000_t75" style="width:14.4pt;height:28.8pt" o:ole="">
                   <v:imagedata r:id="rId41" o:title=""/>
                 </v:shape>
-                <o:OLEObject Type="Embed" ProgID="Visio.Drawing.15" ShapeID="_x0000_i1039" DrawAspect="Content" ObjectID="_1726560617" r:id="rId42"/>
+                <o:OLEObject Type="Embed" ProgID="Visio.Drawing.15" ShapeID="_x0000_i1039" DrawAspect="Content" ObjectID="_1850545044" r:id="rId42"/>
               </w:object>
             </w:r>
           </w:p>
@@ -3171,11 +2401,11 @@
               <w:jc w:val="center"/>
             </w:pPr>
             <w:r>
-              <w:object w:dxaOrig="316" w:dyaOrig="496" w14:anchorId="7B2297F7">
+              <w:object w:dxaOrig="316" w:dyaOrig="496" w14:anchorId="01624903">
                 <v:shape id="_x0000_i1040" type="#_x0000_t75" style="width:35.4pt;height:43.2pt" o:ole="">
                   <v:imagedata r:id="rId43" o:title=""/>
                 </v:shape>
-                <o:OLEObject Type="Embed" ProgID="Visio.Drawing.15" ShapeID="_x0000_i1040" DrawAspect="Content" ObjectID="_1726560618" r:id="rId44"/>
+                <o:OLEObject Type="Embed" ProgID="Visio.Drawing.15" ShapeID="_x0000_i1040" DrawAspect="Content" ObjectID="_1850545045" r:id="rId44"/>
               </w:object>
             </w:r>
           </w:p>
@@ -3221,11 +2451,11 @@
               <w:jc w:val="center"/>
             </w:pPr>
             <w:r>
-              <w:object w:dxaOrig="316" w:dyaOrig="496" w14:anchorId="792CC860">
+              <w:object w:dxaOrig="316" w:dyaOrig="496" w14:anchorId="3297B861">
                 <v:shape id="_x0000_i1041" type="#_x0000_t75" style="width:35.4pt;height:49.8pt" o:ole="">
                   <v:imagedata r:id="rId45" o:title=""/>
                 </v:shape>
-                <o:OLEObject Type="Embed" ProgID="Visio.Drawing.15" ShapeID="_x0000_i1041" DrawAspect="Content" ObjectID="_1726560619" r:id="rId46"/>
+                <o:OLEObject Type="Embed" ProgID="Visio.Drawing.15" ShapeID="_x0000_i1041" DrawAspect="Content" ObjectID="_1850545046" r:id="rId46"/>
               </w:object>
             </w:r>
           </w:p>
@@ -3276,7 +2506,7 @@
                 <w:lang w:eastAsia="ru-RU"/>
               </w:rPr>
               <w:drawing>
-                <wp:inline distT="0" distB="0" distL="0" distR="0" wp14:anchorId="05B1F50F" wp14:editId="1712E744">
+                <wp:inline distT="0" distB="0" distL="0" distR="0" wp14:anchorId="0189353D" wp14:editId="07CC1588">
                   <wp:extent cx="533400" cy="400050"/>
                   <wp:effectExtent l="0" t="9525" r="9525" b="9525"/>
                   <wp:docPr id="31" name="Рисунок 31"/>
@@ -3363,11 +2593,11 @@
               <w:jc w:val="center"/>
             </w:pPr>
             <w:r>
-              <w:object w:dxaOrig="346" w:dyaOrig="316" w14:anchorId="46100F93">
+              <w:object w:dxaOrig="346" w:dyaOrig="316" w14:anchorId="3B62AC41">
                 <v:shape id="_x0000_i1042" type="#_x0000_t75" style="width:14.4pt;height:14.4pt" o:ole="">
                   <v:imagedata r:id="rId48" o:title=""/>
                 </v:shape>
-                <o:OLEObject Type="Embed" ProgID="Visio.Drawing.15" ShapeID="_x0000_i1042" DrawAspect="Content" ObjectID="_1726560620" r:id="rId49"/>
+                <o:OLEObject Type="Embed" ProgID="Visio.Drawing.15" ShapeID="_x0000_i1042" DrawAspect="Content" ObjectID="_1850545047" r:id="rId49"/>
               </w:object>
             </w:r>
           </w:p>
@@ -3413,11 +2643,11 @@
               <w:jc w:val="center"/>
             </w:pPr>
             <w:r>
-              <w:object w:dxaOrig="346" w:dyaOrig="316" w14:anchorId="71324840">
+              <w:object w:dxaOrig="346" w:dyaOrig="316" w14:anchorId="53771CE4">
                 <v:shape id="_x0000_i1043" type="#_x0000_t75" style="width:14.4pt;height:14.4pt" o:ole="">
                   <v:imagedata r:id="rId50" o:title=""/>
                 </v:shape>
-                <o:OLEObject Type="Embed" ProgID="Visio.Drawing.15" ShapeID="_x0000_i1043" DrawAspect="Content" ObjectID="_1726560621" r:id="rId51"/>
+                <o:OLEObject Type="Embed" ProgID="Visio.Drawing.15" ShapeID="_x0000_i1043" DrawAspect="Content" ObjectID="_1850545048" r:id="rId51"/>
               </w:object>
             </w:r>
           </w:p>
@@ -3466,11 +2696,11 @@
               <w:jc w:val="center"/>
             </w:pPr>
             <w:r>
-              <w:object w:dxaOrig="286" w:dyaOrig="496" w14:anchorId="310AB4E3">
+              <w:object w:dxaOrig="286" w:dyaOrig="496" w14:anchorId="1B9C4A85">
                 <v:shape id="_x0000_i1044" type="#_x0000_t75" style="width:14.4pt;height:21.6pt" o:ole="">
                   <v:imagedata r:id="rId52" o:title=""/>
                 </v:shape>
-                <o:OLEObject Type="Embed" ProgID="Visio.Drawing.15" ShapeID="_x0000_i1044" DrawAspect="Content" ObjectID="_1726560622" r:id="rId53"/>
+                <o:OLEObject Type="Embed" ProgID="Visio.Drawing.15" ShapeID="_x0000_i1044" DrawAspect="Content" ObjectID="_1850545049" r:id="rId53"/>
               </w:object>
             </w:r>
           </w:p>
@@ -3516,11 +2746,11 @@
               <w:jc w:val="center"/>
             </w:pPr>
             <w:r>
-              <w:object w:dxaOrig="286" w:dyaOrig="496" w14:anchorId="02CA4934">
+              <w:object w:dxaOrig="286" w:dyaOrig="496" w14:anchorId="55E3952D">
                 <v:shape id="_x0000_i1045" type="#_x0000_t75" style="width:14.4pt;height:21.6pt" o:ole="">
                   <v:imagedata r:id="rId54" o:title=""/>
                 </v:shape>
-                <o:OLEObject Type="Embed" ProgID="Visio.Drawing.15" ShapeID="_x0000_i1045" DrawAspect="Content" ObjectID="_1726560623" r:id="rId55"/>
+                <o:OLEObject Type="Embed" ProgID="Visio.Drawing.15" ShapeID="_x0000_i1045" DrawAspect="Content" ObjectID="_1850545050" r:id="rId55"/>
               </w:object>
             </w:r>
           </w:p>
@@ -3569,11 +2799,11 @@
               <w:jc w:val="center"/>
             </w:pPr>
             <w:r>
-              <w:object w:dxaOrig="466" w:dyaOrig="435" w14:anchorId="2566F01D">
+              <w:object w:dxaOrig="466" w:dyaOrig="435" w14:anchorId="16DEB66B">
                 <v:shape id="_x0000_i1046" type="#_x0000_t75" style="width:22.2pt;height:22.2pt" o:ole="">
                   <v:imagedata r:id="rId56" o:title=""/>
                 </v:shape>
-                <o:OLEObject Type="Embed" ProgID="Visio.Drawing.15" ShapeID="_x0000_i1046" DrawAspect="Content" ObjectID="_1726560624" r:id="rId57"/>
+                <o:OLEObject Type="Embed" ProgID="Visio.Drawing.15" ShapeID="_x0000_i1046" DrawAspect="Content" ObjectID="_1850545051" r:id="rId57"/>
               </w:object>
             </w:r>
           </w:p>
@@ -3619,11 +2849,11 @@
               <w:jc w:val="center"/>
             </w:pPr>
             <w:r>
-              <w:object w:dxaOrig="466" w:dyaOrig="435" w14:anchorId="7916400E">
+              <w:object w:dxaOrig="466" w:dyaOrig="435" w14:anchorId="7908DCE4">
                 <v:shape id="_x0000_i1047" type="#_x0000_t75" style="width:22.2pt;height:22.2pt" o:ole="">
                   <v:imagedata r:id="rId58" o:title=""/>
                 </v:shape>
-                <o:OLEObject Type="Embed" ProgID="Visio.Drawing.15" ShapeID="_x0000_i1047" DrawAspect="Content" ObjectID="_1726560625" r:id="rId59"/>
+                <o:OLEObject Type="Embed" ProgID="Visio.Drawing.15" ShapeID="_x0000_i1047" DrawAspect="Content" ObjectID="_1850545052" r:id="rId59"/>
               </w:object>
             </w:r>
           </w:p>
@@ -3679,7 +2909,7 @@
                 <w:lang w:eastAsia="ru-RU"/>
               </w:rPr>
               <w:drawing>
-                <wp:inline distT="0" distB="0" distL="0" distR="0" wp14:anchorId="4B3ED2A0" wp14:editId="4423236F">
+                <wp:inline distT="0" distB="0" distL="0" distR="0" wp14:anchorId="640F159B" wp14:editId="31BCC209">
                   <wp:extent cx="619125" cy="542925"/>
                   <wp:effectExtent l="0" t="0" r="9525" b="9525"/>
                   <wp:docPr id="32" name="Рисунок 32"/>
@@ -3770,7 +3000,7 @@
                 <w:lang w:eastAsia="ru-RU"/>
               </w:rPr>
               <w:drawing>
-                <wp:inline distT="0" distB="0" distL="0" distR="0" wp14:anchorId="131334F7" wp14:editId="62E3A0D3">
+                <wp:inline distT="0" distB="0" distL="0" distR="0" wp14:anchorId="316CAE3C" wp14:editId="3164FAE8">
                   <wp:extent cx="581025" cy="561975"/>
                   <wp:effectExtent l="0" t="0" r="9525" b="9525"/>
                   <wp:docPr id="19" name="Рисунок 19"/>
@@ -3858,7 +3088,7 @@
                 <w:lang w:eastAsia="ru-RU"/>
               </w:rPr>
               <w:drawing>
-                <wp:inline distT="0" distB="0" distL="0" distR="0" wp14:anchorId="519DA83A" wp14:editId="284B904A">
+                <wp:inline distT="0" distB="0" distL="0" distR="0" wp14:anchorId="09FA5839" wp14:editId="64173030">
                   <wp:extent cx="1028700" cy="419100"/>
                   <wp:effectExtent l="0" t="0" r="0" b="0"/>
                   <wp:docPr id="20" name="Рисунок 20"/>
@@ -3946,7 +3176,7 @@
                 <w:lang w:eastAsia="ru-RU"/>
               </w:rPr>
               <w:drawing>
-                <wp:inline distT="0" distB="0" distL="0" distR="0" wp14:anchorId="75EB2AD7" wp14:editId="59D770A4">
+                <wp:inline distT="0" distB="0" distL="0" distR="0" wp14:anchorId="68A08517" wp14:editId="711EB385">
                   <wp:extent cx="589609" cy="738835"/>
                   <wp:effectExtent l="0" t="0" r="1270" b="4445"/>
                   <wp:docPr id="21" name="Рисунок 21"/>
@@ -4034,7 +3264,7 @@
                 <w:lang w:eastAsia="ru-RU"/>
               </w:rPr>
               <w:drawing>
-                <wp:inline distT="0" distB="0" distL="0" distR="0" wp14:anchorId="39092B34" wp14:editId="2FCB4BC0">
+                <wp:inline distT="0" distB="0" distL="0" distR="0" wp14:anchorId="41D9F24C" wp14:editId="6131268C">
                   <wp:extent cx="1219200" cy="866775"/>
                   <wp:effectExtent l="0" t="0" r="0" b="9525"/>
                   <wp:docPr id="33" name="Рисунок 33"/>
@@ -4129,7 +3359,7 @@
                 <w:lang w:eastAsia="ru-RU"/>
               </w:rPr>
               <w:drawing>
-                <wp:inline distT="0" distB="0" distL="0" distR="0" wp14:anchorId="2525C0C5" wp14:editId="34610C00">
+                <wp:inline distT="0" distB="0" distL="0" distR="0" wp14:anchorId="35A0BA01" wp14:editId="720C767A">
                   <wp:extent cx="2143125" cy="828675"/>
                   <wp:effectExtent l="0" t="0" r="9525" b="9525"/>
                   <wp:docPr id="28" name="Рисунок 28"/>
@@ -4217,7 +3447,7 @@
                 <w:lang w:eastAsia="ru-RU"/>
               </w:rPr>
               <w:drawing>
-                <wp:inline distT="0" distB="0" distL="0" distR="0" wp14:anchorId="0A162BF4" wp14:editId="0FA0DBDA">
+                <wp:inline distT="0" distB="0" distL="0" distR="0" wp14:anchorId="632A1669" wp14:editId="60AAB028">
                   <wp:extent cx="781050" cy="695325"/>
                   <wp:effectExtent l="0" t="0" r="0" b="9525"/>
                   <wp:docPr id="24" name="Рисунок 24"/>
@@ -4311,7 +3541,7 @@
                 <w:lang w:eastAsia="ru-RU"/>
               </w:rPr>
               <w:drawing>
-                <wp:inline distT="0" distB="0" distL="0" distR="0" wp14:anchorId="291EF41E" wp14:editId="2387E609">
+                <wp:inline distT="0" distB="0" distL="0" distR="0" wp14:anchorId="0F34CB98" wp14:editId="7773509F">
                   <wp:extent cx="438150" cy="352425"/>
                   <wp:effectExtent l="0" t="0" r="0" b="9525"/>
                   <wp:docPr id="35" name="Рисунок 35"/>
@@ -4405,7 +3635,7 @@
                 <w:lang w:eastAsia="ru-RU"/>
               </w:rPr>
               <w:drawing>
-                <wp:inline distT="0" distB="0" distL="0" distR="0" wp14:anchorId="2F90B785" wp14:editId="5DDD3165">
+                <wp:inline distT="0" distB="0" distL="0" distR="0" wp14:anchorId="1DE8CBC4" wp14:editId="06DDD62E">
                   <wp:extent cx="438150" cy="276225"/>
                   <wp:effectExtent l="0" t="0" r="0" b="9525"/>
                   <wp:docPr id="26" name="Рисунок 26"/>
@@ -4499,7 +3729,7 @@
                 <w:lang w:eastAsia="ru-RU"/>
               </w:rPr>
               <w:drawing>
-                <wp:inline distT="0" distB="0" distL="0" distR="0" wp14:anchorId="09BCE5DB" wp14:editId="2ECAC732">
+                <wp:inline distT="0" distB="0" distL="0" distR="0" wp14:anchorId="076E4A21" wp14:editId="2D1E75EF">
                   <wp:extent cx="495300" cy="390525"/>
                   <wp:effectExtent l="0" t="0" r="0" b="9525"/>
                   <wp:docPr id="27" name="Рисунок 27"/>
@@ -4593,7 +3823,7 @@
                 <w:lang w:eastAsia="ru-RU"/>
               </w:rPr>
               <w:drawing>
-                <wp:inline distT="0" distB="0" distL="0" distR="0" wp14:anchorId="34488B54" wp14:editId="5E15D7E7">
+                <wp:inline distT="0" distB="0" distL="0" distR="0" wp14:anchorId="049F102B" wp14:editId="653BF9E4">
                   <wp:extent cx="866775" cy="828675"/>
                   <wp:effectExtent l="0" t="0" r="9525" b="9525"/>
                   <wp:docPr id="38" name="Рисунок 38"/>
@@ -4684,7 +3914,7 @@
                 <w:lang w:eastAsia="ru-RU"/>
               </w:rPr>
               <w:drawing>
-                <wp:inline distT="0" distB="0" distL="0" distR="0" wp14:anchorId="07089037" wp14:editId="6E91328B">
+                <wp:inline distT="0" distB="0" distL="0" distR="0" wp14:anchorId="48EE897A" wp14:editId="021CEB82">
                   <wp:extent cx="542925" cy="552450"/>
                   <wp:effectExtent l="0" t="0" r="9525" b="0"/>
                   <wp:docPr id="14" name="Рисунок 14"/>
@@ -5337,7 +4567,7 @@
           <w:noProof/>
         </w:rPr>
         <w:drawing>
-          <wp:inline distT="0" distB="0" distL="0" distR="0" wp14:anchorId="534CF0E9" wp14:editId="49C30292">
+          <wp:inline distT="0" distB="0" distL="0" distR="0" wp14:anchorId="2A839A11" wp14:editId="15BA4EBB">
             <wp:extent cx="114300" cy="142875"/>
             <wp:effectExtent l="0" t="0" r="0" b="9525"/>
             <wp:docPr id="34" name="Рисунок 34" descr="\vec v\!"/>
@@ -6679,7 +5909,7 @@
                 <w:lang w:eastAsia="ru-RU"/>
               </w:rPr>
               <w:drawing>
-                <wp:anchor distT="0" distB="0" distL="114300" distR="114300" simplePos="0" relativeHeight="251679744" behindDoc="1" locked="0" layoutInCell="1" allowOverlap="1" wp14:anchorId="59467267" wp14:editId="7E9FD1AD">
+                <wp:anchor distT="0" distB="0" distL="114300" distR="114300" simplePos="0" relativeHeight="251679744" behindDoc="1" locked="0" layoutInCell="1" allowOverlap="1" wp14:anchorId="276B0A2B" wp14:editId="5071C9DE">
                   <wp:simplePos x="0" y="0"/>
                   <wp:positionH relativeFrom="column">
                     <wp:posOffset>234315</wp:posOffset>
@@ -6823,7 +6053,29 @@
                         <w:sz w:val="28"/>
                         <w:szCs w:val="28"/>
                       </w:rPr>
-                      <m:t>i=1</m:t>
+                      <m:t>i</m:t>
+                    </m:r>
+                    <m:r>
+                      <m:rPr>
+                        <m:sty m:val="bi"/>
+                      </m:rPr>
+                      <w:rPr>
+                        <w:rFonts w:ascii="Cambria Math" w:hAnsi="Cambria Math"/>
+                        <w:sz w:val="28"/>
+                        <w:szCs w:val="28"/>
+                      </w:rPr>
+                      <m:t>=</m:t>
+                    </m:r>
+                    <m:r>
+                      <m:rPr>
+                        <m:sty m:val="bi"/>
+                      </m:rPr>
+                      <w:rPr>
+                        <w:rFonts w:ascii="Cambria Math" w:hAnsi="Cambria Math"/>
+                        <w:sz w:val="28"/>
+                        <w:szCs w:val="28"/>
+                      </w:rPr>
+                      <m:t>1</m:t>
                     </m:r>
                   </m:sub>
                   <m:sup>
@@ -6888,7 +6140,18 @@
                         <w:sz w:val="28"/>
                         <w:szCs w:val="28"/>
                       </w:rPr>
-                      <m:t>=0</m:t>
+                      <m:t>=</m:t>
+                    </m:r>
+                    <m:r>
+                      <m:rPr>
+                        <m:sty m:val="bi"/>
+                      </m:rPr>
+                      <w:rPr>
+                        <w:rFonts w:ascii="Cambria Math" w:hAnsi="Cambria Math"/>
+                        <w:sz w:val="28"/>
+                        <w:szCs w:val="28"/>
+                      </w:rPr>
+                      <m:t>0</m:t>
                     </m:r>
                   </m:e>
                 </m:nary>
@@ -6915,7 +6178,7 @@
                 <w:lang w:eastAsia="ru-RU"/>
               </w:rPr>
               <w:drawing>
-                <wp:anchor distT="0" distB="0" distL="114300" distR="114300" simplePos="0" relativeHeight="251681792" behindDoc="1" locked="0" layoutInCell="1" allowOverlap="1" wp14:anchorId="543BC824" wp14:editId="1479F54E">
+                <wp:anchor distT="0" distB="0" distL="114300" distR="114300" simplePos="0" relativeHeight="251681792" behindDoc="1" locked="0" layoutInCell="1" allowOverlap="1" wp14:anchorId="385A36F8" wp14:editId="77FBA274">
                   <wp:simplePos x="0" y="0"/>
                   <wp:positionH relativeFrom="column">
                     <wp:posOffset>320040</wp:posOffset>
@@ -7083,7 +6346,29 @@
                         <w:sz w:val="28"/>
                         <w:szCs w:val="28"/>
                       </w:rPr>
-                      <m:t>i=1</m:t>
+                      <m:t>i</m:t>
+                    </m:r>
+                    <m:r>
+                      <m:rPr>
+                        <m:sty m:val="bi"/>
+                      </m:rPr>
+                      <w:rPr>
+                        <w:rFonts w:ascii="Cambria Math" w:hAnsi="Cambria Math"/>
+                        <w:sz w:val="28"/>
+                        <w:szCs w:val="28"/>
+                      </w:rPr>
+                      <m:t>=</m:t>
+                    </m:r>
+                    <m:r>
+                      <m:rPr>
+                        <m:sty m:val="bi"/>
+                      </m:rPr>
+                      <w:rPr>
+                        <w:rFonts w:ascii="Cambria Math" w:hAnsi="Cambria Math"/>
+                        <w:sz w:val="28"/>
+                        <w:szCs w:val="28"/>
+                      </w:rPr>
+                      <m:t>1</m:t>
                     </m:r>
                   </m:sub>
                   <m:sup>
@@ -7150,7 +6435,18 @@
                     <w:sz w:val="28"/>
                     <w:szCs w:val="28"/>
                   </w:rPr>
-                  <m:t>=0</m:t>
+                  <m:t>=</m:t>
+                </m:r>
+                <m:r>
+                  <m:rPr>
+                    <m:sty m:val="bi"/>
+                  </m:rPr>
+                  <w:rPr>
+                    <w:rFonts w:ascii="Cambria Math" w:hAnsi="Cambria Math"/>
+                    <w:sz w:val="28"/>
+                    <w:szCs w:val="28"/>
+                  </w:rPr>
+                  <m:t>0</m:t>
                 </m:r>
               </m:oMath>
             </m:oMathPara>
@@ -7175,7 +6471,7 @@
                 <w:lang w:eastAsia="ru-RU"/>
               </w:rPr>
               <w:drawing>
-                <wp:anchor distT="0" distB="0" distL="114300" distR="114300" simplePos="0" relativeHeight="251682816" behindDoc="1" locked="0" layoutInCell="1" allowOverlap="1" wp14:anchorId="25C47E37" wp14:editId="7E2AC564">
+                <wp:anchor distT="0" distB="0" distL="114300" distR="114300" simplePos="0" relativeHeight="251682816" behindDoc="1" locked="0" layoutInCell="1" allowOverlap="1" wp14:anchorId="0B943E98" wp14:editId="513209D6">
                   <wp:simplePos x="0" y="0"/>
                   <wp:positionH relativeFrom="column">
                     <wp:posOffset>43180</wp:posOffset>
@@ -7391,7 +6687,18 @@
                         <w:sz w:val="28"/>
                         <w:szCs w:val="28"/>
                       </w:rPr>
-                      <m:t>I`</m:t>
+                      <m:t>I</m:t>
+                    </m:r>
+                    <m:r>
+                      <m:rPr>
+                        <m:sty m:val="bi"/>
+                      </m:rPr>
+                      <w:rPr>
+                        <w:rFonts w:ascii="Cambria Math" w:hAnsi="Cambria Math"/>
+                        <w:sz w:val="28"/>
+                        <w:szCs w:val="28"/>
+                      </w:rPr>
+                      <m:t>`</m:t>
                     </m:r>
                   </m:e>
                   <m:sub>
@@ -7450,7 +6757,7 @@
                 <w:szCs w:val="22"/>
               </w:rPr>
               <w:drawing>
-                <wp:anchor distT="0" distB="0" distL="114300" distR="114300" simplePos="0" relativeHeight="251680768" behindDoc="1" locked="0" layoutInCell="1" allowOverlap="1" wp14:anchorId="49E37D1F" wp14:editId="3743E867">
+                <wp:anchor distT="0" distB="0" distL="114300" distR="114300" simplePos="0" relativeHeight="251680768" behindDoc="1" locked="0" layoutInCell="1" allowOverlap="1" wp14:anchorId="07B02E90" wp14:editId="0CF6F94C">
                   <wp:simplePos x="0" y="0"/>
                   <wp:positionH relativeFrom="column">
                     <wp:posOffset>251460</wp:posOffset>
@@ -7686,7 +6993,19 @@
                         <w:sz w:val="28"/>
                         <w:szCs w:val="28"/>
                       </w:rPr>
-                      <m:t>U`</m:t>
+                      <m:t>U</m:t>
+                    </m:r>
+                    <m:r>
+                      <m:rPr>
+                        <m:sty m:val="bi"/>
+                      </m:rPr>
+                      <w:rPr>
+                        <w:rFonts w:ascii="Cambria Math" w:hAnsi="Cambria Math"/>
+                        <w:color w:val="000000"/>
+                        <w:sz w:val="28"/>
+                        <w:szCs w:val="28"/>
+                      </w:rPr>
+                      <m:t>`</m:t>
                     </m:r>
                   </m:e>
                   <m:sub>
@@ -7775,11 +7094,11 @@
               </w:rPr>
             </w:pPr>
             <w:r>
-              <w:object w:dxaOrig="2460" w:dyaOrig="1965" w14:anchorId="65A460C7">
+              <w:object w:dxaOrig="2460" w:dyaOrig="1965" w14:anchorId="79C687D0">
                 <v:shape id="_x0000_i1048" type="#_x0000_t75" style="width:97.2pt;height:88.2pt" o:ole="">
                   <v:imagedata r:id="rId77" o:title="" cropbottom="5436f" cropright="12291f"/>
                 </v:shape>
-                <o:OLEObject Type="Embed" ProgID="PBrush" ShapeID="_x0000_i1048" DrawAspect="Content" ObjectID="_1726560626" r:id="rId78"/>
+                <o:OLEObject Type="Embed" ProgID="PBrush" ShapeID="_x0000_i1048" DrawAspect="Content" ObjectID="_1850545053" r:id="rId78"/>
               </w:object>
             </w:r>
           </w:p>
@@ -8310,7 +7629,7 @@
                 <w:noProof/>
               </w:rPr>
               <w:drawing>
-                <wp:inline distT="0" distB="0" distL="0" distR="0" wp14:anchorId="43377E9A" wp14:editId="4300A2DA">
+                <wp:inline distT="0" distB="0" distL="0" distR="0" wp14:anchorId="50552109" wp14:editId="6CE13474">
                   <wp:extent cx="1522730" cy="1153795"/>
                   <wp:effectExtent l="0" t="0" r="1270" b="8255"/>
                   <wp:docPr id="15" name="Рисунок 15"/>
@@ -8683,7 +8002,7 @@
         <mc:AlternateContent>
           <mc:Choice Requires="wps">
             <w:drawing>
-              <wp:anchor distT="0" distB="0" distL="114300" distR="114300" simplePos="0" relativeHeight="251671552" behindDoc="0" locked="0" layoutInCell="1" allowOverlap="1" wp14:anchorId="081C5EAA" wp14:editId="5FF03671">
+              <wp:anchor distT="0" distB="0" distL="114300" distR="114300" simplePos="0" relativeHeight="251671552" behindDoc="0" locked="0" layoutInCell="1" allowOverlap="1" wp14:anchorId="16A62C58" wp14:editId="7FFFFC83">
                 <wp:simplePos x="0" y="0"/>
                 <wp:positionH relativeFrom="column">
                   <wp:posOffset>4267835</wp:posOffset>
@@ -8742,7 +8061,7 @@
               </wp:anchor>
             </w:drawing>
           </mc:Choice>
-          <mc:Fallback xmlns:w16sdtdh="http://schemas.microsoft.com/office/word/2020/wordml/sdtdatahash" xmlns:w16="http://schemas.microsoft.com/office/word/2018/wordml" xmlns:w16cid="http://schemas.microsoft.com/office/word/2016/wordml/cid" xmlns:w16cex="http://schemas.microsoft.com/office/word/2018/wordml/cex" xmlns:am3d="http://schemas.microsoft.com/office/drawing/2017/model3d" xmlns:aink="http://schemas.microsoft.com/office/drawing/2016/ink" xmlns:cx8="http://schemas.microsoft.com/office/drawing/2016/5/14/chartex" xmlns:cx7="http://schemas.microsoft.com/office/drawing/2016/5/13/chartex" xmlns:cx6="http://schemas.microsoft.com/office/drawing/2016/5/12/chartex" xmlns:cx5="http://schemas.microsoft.com/office/drawing/2016/5/11/chartex" xmlns:cx4="http://schemas.microsoft.com/office/drawing/2016/5/10/chartex" xmlns:cx3="http://schemas.microsoft.com/office/drawing/2016/5/9/chartex" xmlns:cx2="http://schemas.microsoft.com/office/drawing/2015/10/21/chartex" xmlns:cx1="http://schemas.microsoft.com/office/drawing/2015/9/8/chartex">
+          <mc:Fallback>
             <w:pict>
               <v:shape w14:anchorId="081C5EAA" id="Надпись 13" o:spid="_x0000_s1031" type="#_x0000_t202" style="position:absolute;left:0;text-align:left;margin-left:336.05pt;margin-top:44.4pt;width:58.65pt;height:32.75pt;z-index:251671552;visibility:visible;mso-wrap-style:square;mso-width-percent:0;mso-height-percent:0;mso-wrap-distance-left:9pt;mso-wrap-distance-top:0;mso-wrap-distance-right:9pt;mso-wrap-distance-bottom:0;mso-position-horizontal:absolute;mso-position-horizontal-relative:text;mso-position-vertical:absolute;mso-position-vertical-relative:text;mso-width-percent:0;mso-height-percent:0;mso-width-relative:margin;mso-height-relative:margin;v-text-anchor:top" o:gfxdata="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" filled="f" stroked="f" strokeweight=".5pt">
                 <v:textbox>
@@ -8769,7 +8088,7 @@
         <mc:AlternateContent>
           <mc:Choice Requires="wps">
             <w:drawing>
-              <wp:anchor distT="0" distB="0" distL="114300" distR="114300" simplePos="0" relativeHeight="251669504" behindDoc="0" locked="0" layoutInCell="1" allowOverlap="1" wp14:anchorId="26B6AFA7" wp14:editId="5ED4BEF9">
+              <wp:anchor distT="0" distB="0" distL="114300" distR="114300" simplePos="0" relativeHeight="251669504" behindDoc="0" locked="0" layoutInCell="1" allowOverlap="1" wp14:anchorId="1A8737E9" wp14:editId="5078A51C">
                 <wp:simplePos x="0" y="0"/>
                 <wp:positionH relativeFrom="column">
                   <wp:posOffset>2881630</wp:posOffset>
@@ -8828,7 +8147,7 @@
               </wp:anchor>
             </w:drawing>
           </mc:Choice>
-          <mc:Fallback xmlns:w16sdtdh="http://schemas.microsoft.com/office/word/2020/wordml/sdtdatahash" xmlns:w16="http://schemas.microsoft.com/office/word/2018/wordml" xmlns:w16cid="http://schemas.microsoft.com/office/word/2016/wordml/cid" xmlns:w16cex="http://schemas.microsoft.com/office/word/2018/wordml/cex" xmlns:am3d="http://schemas.microsoft.com/office/drawing/2017/model3d" xmlns:aink="http://schemas.microsoft.com/office/drawing/2016/ink" xmlns:cx8="http://schemas.microsoft.com/office/drawing/2016/5/14/chartex" xmlns:cx7="http://schemas.microsoft.com/office/drawing/2016/5/13/chartex" xmlns:cx6="http://schemas.microsoft.com/office/drawing/2016/5/12/chartex" xmlns:cx5="http://schemas.microsoft.com/office/drawing/2016/5/11/chartex" xmlns:cx4="http://schemas.microsoft.com/office/drawing/2016/5/10/chartex" xmlns:cx3="http://schemas.microsoft.com/office/drawing/2016/5/9/chartex" xmlns:cx2="http://schemas.microsoft.com/office/drawing/2015/10/21/chartex" xmlns:cx1="http://schemas.microsoft.com/office/drawing/2015/9/8/chartex">
+          <mc:Fallback>
             <w:pict>
               <v:shape w14:anchorId="26B6AFA7" id="Надпись 12" o:spid="_x0000_s1032" type="#_x0000_t202" style="position:absolute;left:0;text-align:left;margin-left:226.9pt;margin-top:117.6pt;width:58.65pt;height:32.75pt;z-index:251669504;visibility:visible;mso-wrap-style:square;mso-width-percent:0;mso-height-percent:0;mso-wrap-distance-left:9pt;mso-wrap-distance-top:0;mso-wrap-distance-right:9pt;mso-wrap-distance-bottom:0;mso-position-horizontal:absolute;mso-position-horizontal-relative:text;mso-position-vertical:absolute;mso-position-vertical-relative:text;mso-width-percent:0;mso-height-percent:0;mso-width-relative:margin;mso-height-relative:margin;v-text-anchor:top" o:gfxdata="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" filled="f" stroked="f" strokeweight=".5pt">
                 <v:textbox>
@@ -8848,11 +8167,11 @@
         </mc:AlternateContent>
       </w:r>
       <w:r>
-        <w:object w:dxaOrig="9765" w:dyaOrig="6240" w14:anchorId="602A7107">
+        <w:object w:dxaOrig="9765" w:dyaOrig="6240" w14:anchorId="3F62F73E">
           <v:shape id="_x0000_i1049" type="#_x0000_t75" style="width:468pt;height:298.8pt" o:ole="">
             <v:imagedata r:id="rId80" o:title=""/>
           </v:shape>
-          <o:OLEObject Type="Embed" ProgID="PBrush" ShapeID="_x0000_i1049" DrawAspect="Content" ObjectID="_1726560627" r:id="rId81"/>
+          <o:OLEObject Type="Embed" ProgID="PBrush" ShapeID="_x0000_i1049" DrawAspect="Content" ObjectID="_1850545054" r:id="rId81"/>
         </w:object>
       </w:r>
     </w:p>
@@ -9249,141 +8568,619 @@
         </w:tc>
       </w:tr>
     </w:tbl>
+    <w:tbl>
+      <w:tblPr>
+        <w:tblStyle w:val="a7"/>
+        <w:tblW w:w="8400" w:type="dxa"/>
+        <w:jc w:val="center"/>
+        <w:tblLook w:val="04A0" w:firstRow="1" w:lastRow="0" w:firstColumn="1" w:lastColumn="0" w:noHBand="0" w:noVBand="1"/>
+      </w:tblPr>
+      <w:tblGrid>
+        <w:gridCol w:w="2800"/>
+        <w:gridCol w:w="2800"/>
+        <w:gridCol w:w="2800"/>
+      </w:tblGrid>
+      <w:tr>
+        <w:trPr>
+          <w:jc w:val="center"/>
+        </w:trPr>
+        <w:tc>
+          <w:tcPr>
+            <w:tcW w:w="2800" w:type="dxa"/>
+            <w:tcBorders>
+              <w:top w:val="single" w:sz="8" w:space="0" w:color="6A0DAD"/>
+              <w:left w:val="single" w:sz="8" w:space="0" w:color="6A0DAD"/>
+              <w:bottom w:val="single" w:sz="8" w:space="0" w:color="6A0DAD"/>
+              <w:right w:val="single" w:sz="8" w:space="0" w:color="6A0DAD"/>
+            </w:tcBorders>
+            <w:shd w:val="clear" w:color="auto" w:fill="6A0DAD"/>
+          </w:tcPr>
+          <w:p>
+            <w:pPr>
+              <w:jc w:val="center"/>
+            </w:pPr>
+            <w:r>
+              <w:rPr>
+                <w:rFonts w:ascii="Times New Roman" w:eastAsia="Times New Roman" w:hAnsi="Times New Roman"/>
+                <w:b/>
+                <w:color w:val="FFFFFF"/>
+                <w:sz w:val="26"/>
+              </w:rPr>
+              <w:t>Параметр</w:t>
+            </w:r>
+            <m:oMath>
+              <m:r>
+                <w:rPr>
+                  <w:rFonts w:ascii="Cambria Math" w:hAnsi="Cambria Math"/>
+                  <w:sz w:val="28"/>
+                </w:rPr>
+                <m:t xml:space="preserve">E = 8 В;</m:t>
+              </m:r>
+            </m:oMath>
+          </w:p>
+        </w:tc>
+        <w:tc>
+          <w:tcPr>
+            <w:tcW w:w="2800" w:type="dxa"/>
+            <w:tcBorders>
+              <w:top w:val="single" w:sz="8" w:space="0" w:color="6A0DAD"/>
+              <w:left w:val="single" w:sz="8" w:space="0" w:color="6A0DAD"/>
+              <w:bottom w:val="single" w:sz="8" w:space="0" w:color="6A0DAD"/>
+              <w:right w:val="single" w:sz="8" w:space="0" w:color="6A0DAD"/>
+            </w:tcBorders>
+            <w:shd w:val="clear" w:color="auto" w:fill="6A0DAD"/>
+          </w:tcPr>
+          <w:p>
+            <w:pPr>
+              <w:jc w:val="center"/>
+            </w:pPr>
+            <w:r>
+              <w:rPr>
+                <w:rFonts w:ascii="Times New Roman" w:eastAsia="Times New Roman" w:hAnsi="Times New Roman"/>
+                <w:b/>
+                <w:color w:val="FFFFFF"/>
+                <w:sz w:val="26"/>
+              </w:rPr>
+              <w:t>Значение</w:t>
+            </w:r>
+            <m:oMath>
+              <m:r>
+                <w:rPr>
+                  <w:rFonts w:ascii="Cambria Math" w:hAnsi="Cambria Math"/>
+                  <w:sz w:val="28"/>
+                </w:rPr>
+                <m:t xml:space="preserve">L = 9·10^(-4) Гн;</m:t>
+              </m:r>
+            </m:oMath>
+          </w:p>
+        </w:tc>
+        <w:tc>
+          <w:tcPr>
+            <w:tcW w:w="2800" w:type="dxa"/>
+            <w:tcBorders>
+              <w:top w:val="single" w:sz="8" w:space="0" w:color="6A0DAD"/>
+              <w:left w:val="single" w:sz="8" w:space="0" w:color="6A0DAD"/>
+              <w:bottom w:val="single" w:sz="8" w:space="0" w:color="6A0DAD"/>
+              <w:right w:val="single" w:sz="8" w:space="0" w:color="6A0DAD"/>
+            </w:tcBorders>
+            <w:shd w:val="clear" w:color="auto" w:fill="6A0DAD"/>
+          </w:tcPr>
+          <w:p>
+            <w:pPr>
+              <w:jc w:val="center"/>
+            </w:pPr>
+            <w:r>
+              <w:rPr>
+                <w:rFonts w:ascii="Times New Roman" w:eastAsia="Times New Roman" w:hAnsi="Times New Roman"/>
+                <w:b/>
+                <w:color w:val="FFFFFF"/>
+                <w:sz w:val="26"/>
+              </w:rPr>
+              <w:t>Единица измерения</w:t>
+            </w:r>
+            <m:oMath>
+              <m:r>
+                <w:rPr>
+                  <w:rFonts w:ascii="Cambria Math" w:hAnsi="Cambria Math"/>
+                  <w:sz w:val="28"/>
+                </w:rPr>
+                <m:t xml:space="preserve">R = 120 Ом;</m:t>
+              </m:r>
+            </m:oMath>
+          </w:p>
+        </w:tc>
+      </w:tr>
+      <w:tr>
+        <w:trPr>
+          <w:jc w:val="center"/>
+        </w:trPr>
+        <w:tc>
+          <w:tcPr>
+            <w:tcW w:w="2800" w:type="dxa"/>
+            <w:tcBorders>
+              <w:top w:val="single" w:sz="8" w:space="0" w:color="6A0DAD"/>
+              <w:left w:val="single" w:sz="8" w:space="0" w:color="6A0DAD"/>
+              <w:bottom w:val="single" w:sz="8" w:space="0" w:color="6A0DAD"/>
+              <w:right w:val="single" w:sz="8" w:space="0" w:color="6A0DAD"/>
+            </w:tcBorders>
+            <w:shd w:val="clear" w:color="auto" w:fill="F5EEF8"/>
+          </w:tcPr>
+          <w:p>
+            <w:pPr>
+              <w:jc w:val="center"/>
+            </w:pPr>
+            <w:r>
+              <w:rPr>
+                <w:rFonts w:ascii="Times New Roman" w:eastAsia="Times New Roman" w:hAnsi="Times New Roman"/>
+                <w:color w:val="1C2833"/>
+                <w:sz w:val="26"/>
+              </w:rPr>
+              <w:t>ЭДС источника E</w:t>
+            </w:r>
+            <m:oMath>
+              <m:r>
+                <w:rPr>
+                  <w:rFonts w:ascii="Cambria Math" w:hAnsi="Cambria Math"/>
+                  <w:sz w:val="28"/>
+                </w:rPr>
+                <m:t xml:space="preserve">r = 9 Ом;</m:t>
+              </m:r>
+            </m:oMath>
+          </w:p>
+        </w:tc>
+        <w:tc>
+          <w:tcPr>
+            <w:tcW w:w="2800" w:type="dxa"/>
+            <w:tcBorders>
+              <w:top w:val="single" w:sz="8" w:space="0" w:color="6A0DAD"/>
+              <w:left w:val="single" w:sz="8" w:space="0" w:color="6A0DAD"/>
+              <w:bottom w:val="single" w:sz="8" w:space="0" w:color="6A0DAD"/>
+              <w:right w:val="single" w:sz="8" w:space="0" w:color="6A0DAD"/>
+            </w:tcBorders>
+            <w:shd w:val="clear" w:color="auto" w:fill="F5EEF8"/>
+          </w:tcPr>
+          <w:p>
+            <w:pPr>
+              <w:jc w:val="center"/>
+            </w:pPr>
+            <w:r>
+              <w:rPr>
+                <w:rFonts w:ascii="Times New Roman" w:eastAsia="Times New Roman" w:hAnsi="Times New Roman"/>
+                <w:color w:val="1C2833"/>
+                <w:sz w:val="26"/>
+              </w:rPr>
+              <w:t>12</w:t>
+            </w:r>
+            <m:oMath>
+              <m:r>
+                <w:rPr>
+                  <w:rFonts w:ascii="Cambria Math" w:hAnsi="Cambria Math"/>
+                  <w:sz w:val="28"/>
+                </w:rPr>
+                <m:t xml:space="preserve">t0 = 0 с,   I(t0) = 0 А.</m:t>
+              </m:r>
+            </m:oMath>
+          </w:p>
+        </w:tc>
+        <w:tc>
+          <w:tcPr>
+            <w:tcW w:w="2800" w:type="dxa"/>
+            <w:tcBorders>
+              <w:top w:val="single" w:sz="8" w:space="0" w:color="6A0DAD"/>
+              <w:left w:val="single" w:sz="8" w:space="0" w:color="6A0DAD"/>
+              <w:bottom w:val="single" w:sz="8" w:space="0" w:color="6A0DAD"/>
+              <w:right w:val="single" w:sz="8" w:space="0" w:color="6A0DAD"/>
+            </w:tcBorders>
+            <w:shd w:val="clear" w:color="auto" w:fill="F5EEF8"/>
+          </w:tcPr>
+          <w:p>
+            <w:pPr>
+              <w:jc w:val="center"/>
+            </w:pPr>
+            <w:r>
+              <w:rPr>
+                <w:rFonts w:ascii="Times New Roman" w:eastAsia="Times New Roman" w:hAnsi="Times New Roman"/>
+                <w:color w:val="1C2833"/>
+                <w:sz w:val="26"/>
+              </w:rPr>
+              <w:t>В</w:t>
+            </w:r>
+          </w:p>
+        </w:tc>
+      </w:tr>
+      <w:tr>
+        <w:trPr>
+          <w:jc w:val="center"/>
+        </w:trPr>
+        <w:tc>
+          <w:tcPr>
+            <w:tcW w:w="2800" w:type="dxa"/>
+            <w:tcBorders>
+              <w:top w:val="single" w:sz="8" w:space="0" w:color="6A0DAD"/>
+              <w:left w:val="single" w:sz="8" w:space="0" w:color="6A0DAD"/>
+              <w:bottom w:val="single" w:sz="8" w:space="0" w:color="6A0DAD"/>
+              <w:right w:val="single" w:sz="8" w:space="0" w:color="6A0DAD"/>
+            </w:tcBorders>
+            <w:shd w:val="clear" w:color="auto" w:fill="FFFFFF"/>
+          </w:tcPr>
+          <w:p>
+            <w:pPr>
+              <w:jc w:val="center"/>
+            </w:pPr>
+            <w:r>
+              <w:rPr>
+                <w:rFonts w:ascii="Times New Roman" w:eastAsia="Times New Roman" w:hAnsi="Times New Roman"/>
+                <w:color w:val="1C2833"/>
+                <w:sz w:val="26"/>
+              </w:rPr>
+              <w:t>Ёмкость конденсатора C</w:t>
+            </w:r>
+          </w:p>
+        </w:tc>
+        <w:tc>
+          <w:tcPr>
+            <w:tcW w:w="2800" w:type="dxa"/>
+            <w:tcBorders>
+              <w:top w:val="single" w:sz="8" w:space="0" w:color="6A0DAD"/>
+              <w:left w:val="single" w:sz="8" w:space="0" w:color="6A0DAD"/>
+              <w:bottom w:val="single" w:sz="8" w:space="0" w:color="6A0DAD"/>
+              <w:right w:val="single" w:sz="8" w:space="0" w:color="6A0DAD"/>
+            </w:tcBorders>
+            <w:shd w:val="clear" w:color="auto" w:fill="FFFFFF"/>
+          </w:tcPr>
+          <w:p>
+            <w:pPr>
+              <w:jc w:val="center"/>
+            </w:pPr>
+            <w:r>
+              <w:rPr>
+                <w:rFonts w:ascii="Times New Roman" w:eastAsia="Times New Roman" w:hAnsi="Times New Roman"/>
+                <w:color w:val="1C2833"/>
+                <w:sz w:val="26"/>
+              </w:rPr>
+              <w:t>4·10⁻⁴</w:t>
+            </w:r>
+            <m:oMath>
+              <m:r>
+                <w:rPr>
+                  <w:rFonts w:ascii="Cambria Math" w:hAnsi="Cambria Math"/>
+                  <w:sz w:val="28"/>
+                </w:rPr>
+                <m:t xml:space="preserve">E = i·r + u_L    | второй закон Кирхгофа;    u_L = L·i'    | закон электромагнитной индукции;    u_r = i·r    | закон Ома</m:t>
+              </m:r>
+            </m:oMath>
+          </w:p>
+        </w:tc>
+        <w:tc>
+          <w:tcPr>
+            <w:tcW w:w="2800" w:type="dxa"/>
+            <w:tcBorders>
+              <w:top w:val="single" w:sz="8" w:space="0" w:color="6A0DAD"/>
+              <w:left w:val="single" w:sz="8" w:space="0" w:color="6A0DAD"/>
+              <w:bottom w:val="single" w:sz="8" w:space="0" w:color="6A0DAD"/>
+              <w:right w:val="single" w:sz="8" w:space="0" w:color="6A0DAD"/>
+            </w:tcBorders>
+            <w:shd w:val="clear" w:color="auto" w:fill="FFFFFF"/>
+          </w:tcPr>
+          <w:p>
+            <w:pPr>
+              <w:jc w:val="center"/>
+            </w:pPr>
+            <w:r>
+              <w:rPr>
+                <w:rFonts w:ascii="Times New Roman" w:eastAsia="Times New Roman" w:hAnsi="Times New Roman"/>
+                <w:color w:val="1C2833"/>
+                <w:sz w:val="26"/>
+              </w:rPr>
+              <w:t>Ф</w:t>
+            </w:r>
+          </w:p>
+        </w:tc>
+      </w:tr>
+      <w:tr>
+        <w:trPr>
+          <w:jc w:val="center"/>
+        </w:trPr>
+        <w:tc>
+          <w:tcPr>
+            <w:tcW w:w="2800" w:type="dxa"/>
+            <w:tcBorders>
+              <w:top w:val="single" w:sz="8" w:space="0" w:color="6A0DAD"/>
+              <w:left w:val="single" w:sz="8" w:space="0" w:color="6A0DAD"/>
+              <w:bottom w:val="single" w:sz="8" w:space="0" w:color="6A0DAD"/>
+              <w:right w:val="single" w:sz="8" w:space="0" w:color="6A0DAD"/>
+            </w:tcBorders>
+            <w:shd w:val="clear" w:color="auto" w:fill="F5EEF8"/>
+          </w:tcPr>
+          <w:p>
+            <w:pPr>
+              <w:jc w:val="center"/>
+            </w:pPr>
+            <w:r>
+              <w:rPr>
+                <w:rFonts w:ascii="Times New Roman" w:eastAsia="Times New Roman" w:hAnsi="Times New Roman"/>
+                <w:color w:val="1C2833"/>
+                <w:sz w:val="26"/>
+              </w:rPr>
+              <w:t>Сопротивление резистора R</w:t>
+            </w:r>
+          </w:p>
+        </w:tc>
+        <w:tc>
+          <w:tcPr>
+            <w:tcW w:w="2800" w:type="dxa"/>
+            <w:tcBorders>
+              <w:top w:val="single" w:sz="8" w:space="0" w:color="6A0DAD"/>
+              <w:left w:val="single" w:sz="8" w:space="0" w:color="6A0DAD"/>
+              <w:bottom w:val="single" w:sz="8" w:space="0" w:color="6A0DAD"/>
+              <w:right w:val="single" w:sz="8" w:space="0" w:color="6A0DAD"/>
+            </w:tcBorders>
+            <w:shd w:val="clear" w:color="auto" w:fill="F5EEF8"/>
+          </w:tcPr>
+          <w:p>
+            <w:pPr>
+              <w:jc w:val="center"/>
+            </w:pPr>
+            <w:r>
+              <w:rPr>
+                <w:rFonts w:ascii="Times New Roman" w:eastAsia="Times New Roman" w:hAnsi="Times New Roman"/>
+                <w:color w:val="1C2833"/>
+                <w:sz w:val="26"/>
+              </w:rPr>
+              <w:t>100</w:t>
+            </w:r>
+            <m:oMath>
+              <m:r>
+                <w:rPr>
+                  <w:rFonts w:ascii="Cambria Math" w:hAnsi="Cambria Math"/>
+                  <w:sz w:val="28"/>
+                </w:rPr>
+                <m:t xml:space="preserve">E = i·r + L·di/dt</m:t>
+              </m:r>
+            </m:oMath>
+          </w:p>
+        </w:tc>
+        <w:tc>
+          <w:tcPr>
+            <w:tcW w:w="2800" w:type="dxa"/>
+            <w:tcBorders>
+              <w:top w:val="single" w:sz="8" w:space="0" w:color="6A0DAD"/>
+              <w:left w:val="single" w:sz="8" w:space="0" w:color="6A0DAD"/>
+              <w:bottom w:val="single" w:sz="8" w:space="0" w:color="6A0DAD"/>
+              <w:right w:val="single" w:sz="8" w:space="0" w:color="6A0DAD"/>
+            </w:tcBorders>
+            <w:shd w:val="clear" w:color="auto" w:fill="F5EEF8"/>
+          </w:tcPr>
+          <w:p>
+            <w:pPr>
+              <w:jc w:val="center"/>
+            </w:pPr>
+            <w:r>
+              <w:rPr>
+                <w:rFonts w:ascii="Times New Roman" w:eastAsia="Times New Roman" w:hAnsi="Times New Roman"/>
+                <w:color w:val="1C2833"/>
+                <w:sz w:val="26"/>
+              </w:rPr>
+              <w:t>Ом</w:t>
+            </w:r>
+          </w:p>
+        </w:tc>
+      </w:tr>
+      <w:tr>
+        <w:trPr>
+          <w:jc w:val="center"/>
+        </w:trPr>
+        <w:tc>
+          <w:tcPr>
+            <w:tcW w:w="2800" w:type="dxa"/>
+            <w:tcBorders>
+              <w:top w:val="single" w:sz="8" w:space="0" w:color="6A0DAD"/>
+              <w:left w:val="single" w:sz="8" w:space="0" w:color="6A0DAD"/>
+              <w:bottom w:val="single" w:sz="8" w:space="0" w:color="6A0DAD"/>
+              <w:right w:val="single" w:sz="8" w:space="0" w:color="6A0DAD"/>
+            </w:tcBorders>
+            <w:shd w:val="clear" w:color="auto" w:fill="FFFFFF"/>
+          </w:tcPr>
+          <w:p>
+            <w:pPr>
+              <w:jc w:val="center"/>
+            </w:pPr>
+            <w:r>
+              <w:rPr>
+                <w:rFonts w:ascii="Times New Roman" w:eastAsia="Times New Roman" w:hAnsi="Times New Roman"/>
+                <w:color w:val="1C2833"/>
+                <w:sz w:val="26"/>
+              </w:rPr>
+              <w:t>Сопротивление лампы Л1  r1</w:t>
+            </w:r>
+            <m:oMath>
+              <m:r>
+                <w:rPr>
+                  <w:rFonts w:ascii="Cambria Math" w:hAnsi="Cambria Math"/>
+                  <w:sz w:val="28"/>
+                </w:rPr>
+                <m:t xml:space="preserve">L·di/dt + r·i = E</m:t>
+              </m:r>
+            </m:oMath>
+          </w:p>
+        </w:tc>
+        <w:tc>
+          <w:tcPr>
+            <w:tcW w:w="2800" w:type="dxa"/>
+            <w:tcBorders>
+              <w:top w:val="single" w:sz="8" w:space="0" w:color="6A0DAD"/>
+              <w:left w:val="single" w:sz="8" w:space="0" w:color="6A0DAD"/>
+              <w:bottom w:val="single" w:sz="8" w:space="0" w:color="6A0DAD"/>
+              <w:right w:val="single" w:sz="8" w:space="0" w:color="6A0DAD"/>
+            </w:tcBorders>
+            <w:shd w:val="clear" w:color="auto" w:fill="FFFFFF"/>
+          </w:tcPr>
+          <w:p>
+            <w:pPr>
+              <w:jc w:val="center"/>
+            </w:pPr>
+            <w:r>
+              <w:rPr>
+                <w:rFonts w:ascii="Times New Roman" w:eastAsia="Times New Roman" w:hAnsi="Times New Roman"/>
+                <w:color w:val="1C2833"/>
+                <w:sz w:val="26"/>
+              </w:rPr>
+              <w:t>4</w:t>
+            </w:r>
+          </w:p>
+        </w:tc>
+        <w:tc>
+          <w:tcPr>
+            <w:tcW w:w="2800" w:type="dxa"/>
+            <w:tcBorders>
+              <w:top w:val="single" w:sz="8" w:space="0" w:color="6A0DAD"/>
+              <w:left w:val="single" w:sz="8" w:space="0" w:color="6A0DAD"/>
+              <w:bottom w:val="single" w:sz="8" w:space="0" w:color="6A0DAD"/>
+              <w:right w:val="single" w:sz="8" w:space="0" w:color="6A0DAD"/>
+            </w:tcBorders>
+            <w:shd w:val="clear" w:color="auto" w:fill="FFFFFF"/>
+          </w:tcPr>
+          <w:p>
+            <w:pPr>
+              <w:jc w:val="center"/>
+            </w:pPr>
+            <w:r>
+              <w:rPr>
+                <w:rFonts w:ascii="Times New Roman" w:eastAsia="Times New Roman" w:hAnsi="Times New Roman"/>
+                <w:color w:val="1C2833"/>
+                <w:sz w:val="26"/>
+              </w:rPr>
+              <w:t>Ом</w:t>
+            </w:r>
+            <m:oMath>
+              <m:r>
+                <w:rPr>
+                  <w:rFonts w:ascii="Cambria Math" w:hAnsi="Cambria Math"/>
+                  <w:sz w:val="28"/>
+                </w:rPr>
+                <m:t xml:space="preserve">di/dt + (r/L)·i = E/L</m:t>
+              </m:r>
+            </m:oMath>
+          </w:p>
+        </w:tc>
+      </w:tr>
+      <w:tr>
+        <w:trPr>
+          <w:jc w:val="center"/>
+        </w:trPr>
+        <w:tc>
+          <w:tcPr>
+            <w:tcW w:w="2800" w:type="dxa"/>
+            <w:tcBorders>
+              <w:top w:val="single" w:sz="8" w:space="0" w:color="6A0DAD"/>
+              <w:left w:val="single" w:sz="8" w:space="0" w:color="6A0DAD"/>
+              <w:bottom w:val="single" w:sz="8" w:space="0" w:color="6A0DAD"/>
+              <w:right w:val="single" w:sz="8" w:space="0" w:color="6A0DAD"/>
+            </w:tcBorders>
+            <w:shd w:val="clear" w:color="auto" w:fill="F5EEF8"/>
+          </w:tcPr>
+          <w:p>
+            <w:pPr>
+              <w:jc w:val="center"/>
+            </w:pPr>
+            <w:r>
+              <w:rPr>
+                <w:rFonts w:ascii="Times New Roman" w:eastAsia="Times New Roman" w:hAnsi="Times New Roman"/>
+                <w:color w:val="1C2833"/>
+                <w:sz w:val="26"/>
+              </w:rPr>
+              <w:t>Сопротивление лампы Л2  r2</w:t>
+            </w:r>
+          </w:p>
+        </w:tc>
+        <w:tc>
+          <w:tcPr>
+            <w:tcW w:w="2800" w:type="dxa"/>
+            <w:tcBorders>
+              <w:top w:val="single" w:sz="8" w:space="0" w:color="6A0DAD"/>
+              <w:left w:val="single" w:sz="8" w:space="0" w:color="6A0DAD"/>
+              <w:bottom w:val="single" w:sz="8" w:space="0" w:color="6A0DAD"/>
+              <w:right w:val="single" w:sz="8" w:space="0" w:color="6A0DAD"/>
+            </w:tcBorders>
+            <w:shd w:val="clear" w:color="auto" w:fill="F5EEF8"/>
+          </w:tcPr>
+          <w:p>
+            <w:pPr>
+              <w:jc w:val="center"/>
+            </w:pPr>
+            <w:r>
+              <w:rPr>
+                <w:rFonts w:ascii="Times New Roman" w:eastAsia="Times New Roman" w:hAnsi="Times New Roman"/>
+                <w:color w:val="1C2833"/>
+                <w:sz w:val="26"/>
+              </w:rPr>
+              <w:t>40</w:t>
+            </w:r>
+            <m:oMath>
+              <m:r>
+                <w:rPr>
+                  <w:rFonts w:ascii="Cambria Math" w:hAnsi="Cambria Math"/>
+                  <w:sz w:val="28"/>
+                </w:rPr>
+                <m:t xml:space="preserve">di/dt = (E − i·r)/L</m:t>
+              </m:r>
+            </m:oMath>
+          </w:p>
+        </w:tc>
+        <w:tc>
+          <w:tcPr>
+            <w:tcW w:w="2800" w:type="dxa"/>
+            <w:tcBorders>
+              <w:top w:val="single" w:sz="8" w:space="0" w:color="6A0DAD"/>
+              <w:left w:val="single" w:sz="8" w:space="0" w:color="6A0DAD"/>
+              <w:bottom w:val="single" w:sz="8" w:space="0" w:color="6A0DAD"/>
+              <w:right w:val="single" w:sz="8" w:space="0" w:color="6A0DAD"/>
+            </w:tcBorders>
+            <w:shd w:val="clear" w:color="auto" w:fill="F5EEF8"/>
+          </w:tcPr>
+          <w:p>
+            <w:pPr>
+              <w:jc w:val="center"/>
+            </w:pPr>
+            <w:r>
+              <w:rPr>
+                <w:rFonts w:ascii="Times New Roman" w:eastAsia="Times New Roman" w:hAnsi="Times New Roman"/>
+                <w:color w:val="1C2833"/>
+                <w:sz w:val="26"/>
+              </w:rPr>
+              <w:t>Ом</w:t>
+            </w:r>
+          </w:p>
+        </w:tc>
+      </w:tr>
+    </w:tbl>
     <w:p>
       <w:pPr>
-        <w:pStyle w:val="a6"/>
-        <w:numPr>
-          <w:ilvl w:val="0"/>
-          <w:numId w:val="1"/>
-        </w:numPr>
-        <w:spacing w:before="0" w:beforeAutospacing="0" w:after="0" w:afterAutospacing="0"/>
-        <w:rPr>
+        <w:spacing w:after="0"/>
+        <w:ind w:left="360"/>
+        <w:rPr>
+          <w:b/>
           <w:sz w:val="28"/>
           <w:szCs w:val="28"/>
         </w:rPr>
       </w:pPr>
+      <w:r>
+        <w:rPr>
+          <w:b/>
+          <w:sz w:val="28"/>
+          <w:szCs w:val="28"/>
+        </w:rPr>
+        <w:t>Заряд катушки индуктивности, когда верхний переключатель находится в левом положении (источник E подключён к катушке L через сопротивление r).</w:t>
+      </w:r>
       <m:oMath>
         <m:r>
           <w:rPr>
             <w:rFonts w:ascii="Cambria Math" w:hAnsi="Cambria Math"/>
             <w:sz w:val="28"/>
           </w:rPr>
-          <m:t xml:space="preserve">E = 8 В;</m:t>
+          <m:t xml:space="preserve">di/dt = (E − i·r)/L</m:t>
         </m:r>
       </m:oMath>
-    </w:p>
-    <w:p>
-      <w:pPr>
-        <w:pStyle w:val="a6"/>
-        <w:numPr>
-          <w:ilvl w:val="0"/>
-          <w:numId w:val="1"/>
-        </w:numPr>
-        <w:spacing w:before="0" w:beforeAutospacing="0" w:after="0" w:afterAutospacing="0"/>
-        <w:rPr>
-          <w:i/>
-          <w:sz w:val="28"/>
-          <w:szCs w:val="28"/>
-        </w:rPr>
-      </w:pPr>
-      <m:oMath>
-        <m:r>
-          <w:rPr>
-            <w:rFonts w:ascii="Cambria Math" w:hAnsi="Cambria Math"/>
-            <w:sz w:val="28"/>
-          </w:rPr>
-          <m:t xml:space="preserve">L = 9·10^(-4) Гн;</m:t>
-        </m:r>
-      </m:oMath>
-    </w:p>
-    <w:p>
-      <w:pPr>
-        <w:pStyle w:val="a6"/>
-        <w:numPr>
-          <w:ilvl w:val="0"/>
-          <w:numId w:val="1"/>
-        </w:numPr>
-        <w:spacing w:before="0" w:beforeAutospacing="0" w:after="0" w:afterAutospacing="0"/>
-        <w:rPr>
-          <w:i/>
-          <w:sz w:val="28"/>
-          <w:szCs w:val="28"/>
-        </w:rPr>
-      </w:pPr>
-      <m:oMath>
-        <m:r>
-          <w:rPr>
-            <w:rFonts w:ascii="Cambria Math" w:hAnsi="Cambria Math"/>
-            <w:sz w:val="28"/>
-          </w:rPr>
-          <m:t xml:space="preserve">R = 120 Ом;</m:t>
-        </m:r>
-      </m:oMath>
-    </w:p>
-    <w:p>
-      <w:pPr>
-        <w:pStyle w:val="a6"/>
-        <w:numPr>
-          <w:ilvl w:val="0"/>
-          <w:numId w:val="1"/>
-        </w:numPr>
-        <w:spacing w:before="0" w:beforeAutospacing="0" w:after="0" w:afterAutospacing="0"/>
-        <w:rPr>
-          <w:sz w:val="28"/>
-          <w:szCs w:val="28"/>
-        </w:rPr>
-      </w:pPr>
-      <m:oMath>
-        <m:r>
-          <w:rPr>
-            <w:rFonts w:ascii="Cambria Math" w:hAnsi="Cambria Math"/>
-            <w:sz w:val="28"/>
-          </w:rPr>
-          <m:t xml:space="preserve">r = 9 Ом;</m:t>
-        </m:r>
-      </m:oMath>
-    </w:p>
-    <w:p>
-      <w:pPr>
-        <w:pStyle w:val="a6"/>
-        <w:numPr>
-          <w:ilvl w:val="0"/>
-          <w:numId w:val="1"/>
-        </w:numPr>
-        <w:spacing w:before="0" w:beforeAutospacing="0" w:after="0" w:afterAutospacing="0"/>
-        <w:rPr>
-          <w:sz w:val="28"/>
-          <w:szCs w:val="28"/>
-        </w:rPr>
-      </w:pPr>
-      <m:oMath>
-        <m:r>
-          <w:rPr>
-            <w:rFonts w:ascii="Cambria Math" w:hAnsi="Cambria Math"/>
-            <w:sz w:val="28"/>
-          </w:rPr>
-          <m:t xml:space="preserve">t0 = 0 с,   I(t0) = 0 А.</m:t>
-        </m:r>
-      </m:oMath>
-    </w:p>
-    <w:p>
-      <w:pPr>
-        <w:spacing w:after="0"/>
-        <w:ind w:left="360"/>
-        <w:rPr>
-          <w:b/>
-          <w:sz w:val="28"/>
-          <w:szCs w:val="28"/>
-        </w:rPr>
-      </w:pPr>
-      <w:r>
-        <w:rPr>
-          <w:b/>
-          <w:sz w:val="28"/>
-          <w:szCs w:val="28"/>
-        </w:rPr>
-        <w:t>Заряд катушки индуктивности, когда верхний переключатель находится в левом положении (источник E подключён к катушке L через сопротивление r).</w:t>
-      </w:r>
     </w:p>
     <w:p>
       <w:pPr>
@@ -9423,7 +9220,16 @@
               <w:rFonts w:ascii="Cambria Math" w:hAnsi="Cambria Math"/>
               <w:sz w:val="28"/>
             </w:rPr>
-            <m:t xml:space="preserve">E = i·r + u_L    | второй закон Кирхгофа;    u_L = L·i'    | закон электромагнитной индукции;    u_r = i·r    | закон Ома</m:t>
+            <m:t xml:space="preserve">I(0) = 0;</m:t>
+          </m:r>
+        </m:oMath>
+        <m:oMath>
+          <m:r>
+            <w:rPr>
+              <w:rFonts w:ascii="Cambria Math" w:hAnsi="Cambria Math"/>
+              <w:sz w:val="28"/>
+            </w:rPr>
+            <m:t xml:space="preserve">t0 = 0;</m:t>
           </m:r>
         </m:oMath>
       </m:oMathPara>
@@ -9444,113 +9250,52 @@
         </w:rPr>
         <w:t>Преобразования:</w:t>
       </w:r>
-    </w:p>
-    <w:p>
-      <w:pPr>
-        <w:spacing w:after="0" w:line="240" w:lineRule="auto"/>
-        <w:ind w:left="360"/>
-        <w:rPr>
-          <w:sz w:val="28"/>
-          <w:szCs w:val="28"/>
-          <w:lang w:val="en-US"/>
-        </w:rPr>
-      </w:pPr>
-      <w:r>
-        <w:rPr>
-          <w:sz w:val="28"/>
-          <w:szCs w:val="28"/>
-        </w:rPr>
-        <w:lastRenderedPageBreak/>
-        <w:t xml:space="preserve">Подставляем закон Ома и u_L = L·i' во второй закон Кирхгофа, получаем уравнение для тока катушки.</w:t>
-      </w:r>
-      <w:proofErr w:type="spellStart"/>
-      <w:r>
-        <w:rPr>
-          <w:sz w:val="28"/>
-          <w:szCs w:val="28"/>
-          <w:lang w:val="en-US"/>
-        </w:rPr>
-        <w:t/>
-      </w:r>
-      <w:proofErr w:type="spellEnd"/>
-    </w:p>
-    <w:p>
-      <w:pPr>
-        <w:spacing w:after="0" w:line="240" w:lineRule="auto"/>
-        <w:ind w:left="360"/>
-        <w:rPr>
-          <w:sz w:val="28"/>
-          <w:szCs w:val="28"/>
-          <w:lang w:val="en-US"/>
-        </w:rPr>
-      </w:pPr>
       <m:oMath>
         <m:r>
           <w:rPr>
             <w:rFonts w:ascii="Cambria Math" w:hAnsi="Cambria Math"/>
             <w:sz w:val="28"/>
           </w:rPr>
-          <m:t xml:space="preserve">E = i·r + L·di/dt</m:t>
+          <m:t xml:space="preserve">di/(i − E/r) = − (r/L) dt</m:t>
         </m:r>
       </m:oMath>
-      <w:r>
+    </w:p>
+    <w:p>
+      <w:pPr>
+        <w:spacing w:after="0" w:line="240" w:lineRule="auto"/>
+        <w:ind w:left="360"/>
         <w:rPr>
           <w:sz w:val="28"/>
           <w:szCs w:val="28"/>
           <w:lang w:val="en-US"/>
         </w:rPr>
-        <w:t>;</w:t>
-      </w:r>
-    </w:p>
-    <w:p>
-      <w:pPr>
-        <w:spacing w:after="0" w:line="240" w:lineRule="auto"/>
-        <w:ind w:left="360"/>
+      </w:pPr>
+      <w:r>
+        <w:rPr>
+          <w:sz w:val="28"/>
+          <w:szCs w:val="28"/>
+        </w:rPr>
+        <w:t xml:space="preserve">Подставляем закон Ома и u_L = L·i' во второй закон Кирхгофа, получаем уравнение для тока катушки.</w:t>
+      </w:r>
+      <w:proofErr w:type="spellStart"/>
+      <w:r>
         <w:rPr>
           <w:sz w:val="28"/>
           <w:szCs w:val="28"/>
           <w:lang w:val="en-US"/>
         </w:rPr>
-      </w:pPr>
-    </w:p>
-    <w:p>
-      <w:pPr>
-        <w:spacing w:after="0" w:line="240" w:lineRule="auto"/>
-        <w:ind w:left="360"/>
-        <w:rPr>
-          <w:sz w:val="28"/>
-          <w:szCs w:val="28"/>
-          <w:lang w:val="en-US"/>
-        </w:rPr>
-      </w:pPr>
+        <w:t/>
+      </w:r>
+      <w:proofErr w:type="spellEnd"/>
       <m:oMath>
         <m:r>
           <w:rPr>
             <w:rFonts w:ascii="Cambria Math" w:hAnsi="Cambria Math"/>
             <w:sz w:val="28"/>
           </w:rPr>
-          <m:t xml:space="preserve">L·di/dt + r·i = E</m:t>
+          <m:t xml:space="preserve">ln|i − E/r| = − (r/L)·t + C1</m:t>
         </m:r>
       </m:oMath>
-      <w:r>
-        <w:rPr>
-          <w:sz w:val="28"/>
-          <w:szCs w:val="28"/>
-          <w:lang w:val="en-US"/>
-        </w:rPr>
-        <w:t>;</w:t>
-      </w:r>
-    </w:p>
-    <w:p>
-      <w:pPr>
-        <w:spacing w:after="0" w:line="240" w:lineRule="auto"/>
-        <w:ind w:left="360"/>
-        <w:rPr>
-          <w:sz w:val="28"/>
-          <w:szCs w:val="28"/>
-          <w:lang w:val="en-US"/>
-        </w:rPr>
-      </w:pPr>
     </w:p>
     <w:p>
       <w:pPr>
@@ -9568,7 +9313,112 @@
             <w:rFonts w:ascii="Cambria Math" w:hAnsi="Cambria Math"/>
             <w:sz w:val="28"/>
           </w:rPr>
-          <m:t xml:space="preserve">di/dt + (r/L)·i = E/L</m:t>
+          <m:t xml:space="preserve">i − E/r = C2 · e^(− t r/L)</m:t>
+        </m:r>
+      </m:oMath>
+      <w:r>
+        <w:rPr>
+          <w:sz w:val="28"/>
+          <w:szCs w:val="28"/>
+          <w:lang w:val="en-US"/>
+        </w:rPr>
+        <w:t>;</w:t>
+      </w:r>
+    </w:p>
+    <w:p>
+      <w:pPr>
+        <w:spacing w:after="0" w:line="240" w:lineRule="auto"/>
+        <w:ind w:left="360"/>
+        <w:rPr>
+          <w:sz w:val="28"/>
+          <w:szCs w:val="28"/>
+          <w:lang w:val="en-US"/>
+        </w:rPr>
+      </w:pPr>
+      <m:oMath>
+        <m:r>
+          <w:rPr>
+            <w:rFonts w:ascii="Cambria Math" w:hAnsi="Cambria Math"/>
+            <w:sz w:val="28"/>
+          </w:rPr>
+          <m:t xml:space="preserve">I(0)=0  ⇒  C2 = − E/r</m:t>
+        </m:r>
+      </m:oMath>
+    </w:p>
+    <w:p>
+      <w:pPr>
+        <w:spacing w:after="0" w:line="240" w:lineRule="auto"/>
+        <w:ind w:left="360"/>
+        <w:rPr>
+          <w:sz w:val="28"/>
+          <w:szCs w:val="28"/>
+          <w:lang w:val="en-US"/>
+        </w:rPr>
+      </w:pPr>
+      <m:oMath>
+        <m:r>
+          <w:rPr>
+            <w:rFonts w:ascii="Cambria Math" w:hAnsi="Cambria Math"/>
+            <w:sz w:val="28"/>
+          </w:rPr>
+          <m:t xml:space="preserve">i(t) = (E/r)(1 − e^(− t r/L))</m:t>
+        </m:r>
+      </m:oMath>
+      <m:oMath>
+        <m:r>
+          <w:rPr>
+            <w:rFonts w:ascii="Cambria Math" w:hAnsi="Cambria Math"/>
+            <w:sz w:val="28"/>
+          </w:rPr>
+          <m:t xml:space="preserve">u_L(t) = E · e^(− t r/L)</m:t>
+        </m:r>
+      </m:oMath>
+      <w:r>
+        <w:rPr>
+          <w:sz w:val="28"/>
+          <w:szCs w:val="28"/>
+          <w:lang w:val="en-US"/>
+        </w:rPr>
+        <w:t>;</w:t>
+      </w:r>
+    </w:p>
+    <w:p>
+      <w:pPr>
+        <w:spacing w:after="0" w:line="240" w:lineRule="auto"/>
+        <w:ind w:left="360"/>
+        <w:rPr>
+          <w:sz w:val="28"/>
+          <w:szCs w:val="28"/>
+          <w:lang w:val="en-US"/>
+        </w:rPr>
+      </w:pPr>
+      <m:oMath>
+        <m:r>
+          <w:rPr>
+            <w:rFonts w:ascii="Cambria Math" w:hAnsi="Cambria Math"/>
+            <w:sz w:val="28"/>
+          </w:rPr>
+          <m:t xml:space="preserve">Iз(t) = (E/r)(1 − EXP(− t·r/L))</m:t>
+        </m:r>
+      </m:oMath>
+    </w:p>
+    <w:p>
+      <w:pPr>
+        <w:spacing w:after="0" w:line="240" w:lineRule="auto"/>
+        <w:ind w:left="360"/>
+        <w:rPr>
+          <w:sz w:val="28"/>
+          <w:szCs w:val="28"/>
+          <w:lang w:val="en-US"/>
+        </w:rPr>
+      </w:pPr>
+      <m:oMath>
+        <m:r>
+          <w:rPr>
+            <w:rFonts w:ascii="Cambria Math" w:hAnsi="Cambria Math"/>
+            <w:sz w:val="28"/>
+          </w:rPr>
+          <m:t xml:space="preserve">Uз(t) = E · EXP(− t·r/L)</m:t>
         </m:r>
       </m:oMath>
       <w:r>
@@ -9611,13 +9461,169 @@
         </w:rPr>
       </w:pPr>
       <m:oMath>
+        <m:f>
+          <m:fPr>
+            <m:ctrlPr>
+              <w:rPr>
+                <w:rFonts w:ascii="Cambria Math" w:hAnsi="Cambria Math"/>
+                <w:i/>
+                <w:sz w:val="28"/>
+                <w:szCs w:val="28"/>
+              </w:rPr>
+            </m:ctrlPr>
+          </m:fPr>
+          <m:num>
+            <m:r>
+              <w:rPr>
+                <w:rFonts w:ascii="Cambria Math" w:hAnsi="Cambria Math"/>
+                <w:sz w:val="28"/>
+                <w:szCs w:val="28"/>
+              </w:rPr>
+              <m:t>d</m:t>
+            </m:r>
+            <m:sSub>
+              <m:sSubPr>
+                <m:ctrlPr>
+                  <w:rPr>
+                    <w:rFonts w:ascii="Cambria Math" w:hAnsi="Cambria Math"/>
+                    <w:i/>
+                    <w:sz w:val="28"/>
+                    <w:szCs w:val="28"/>
+                  </w:rPr>
+                </m:ctrlPr>
+              </m:sSubPr>
+              <m:e>
+                <m:r>
+                  <w:rPr>
+                    <w:rFonts w:ascii="Cambria Math" w:hAnsi="Cambria Math"/>
+                    <w:sz w:val="28"/>
+                    <w:szCs w:val="28"/>
+                  </w:rPr>
+                  <m:t>U</m:t>
+                </m:r>
+              </m:e>
+              <m:sub>
+                <m:r>
+                  <w:rPr>
+                    <w:rFonts w:ascii="Cambria Math" w:hAnsi="Cambria Math"/>
+                    <w:sz w:val="28"/>
+                    <w:szCs w:val="28"/>
+                  </w:rPr>
+                  <m:t>c</m:t>
+                </m:r>
+              </m:sub>
+            </m:sSub>
+          </m:num>
+          <m:den>
+            <m:r>
+              <w:rPr>
+                <w:rFonts w:ascii="Cambria Math" w:hAnsi="Cambria Math"/>
+                <w:sz w:val="28"/>
+                <w:szCs w:val="28"/>
+              </w:rPr>
+              <m:t>dt</m:t>
+            </m:r>
+          </m:den>
+        </m:f>
         <m:r>
           <w:rPr>
             <w:rFonts w:ascii="Cambria Math" w:hAnsi="Cambria Math"/>
             <w:sz w:val="28"/>
+            <w:szCs w:val="28"/>
+            <w:lang w:val="en-US"/>
           </w:rPr>
-          <m:t xml:space="preserve">di/dt = (E − i·r)/L</m:t>
+          <m:t>=</m:t>
         </m:r>
+        <m:f>
+          <m:fPr>
+            <m:ctrlPr>
+              <w:rPr>
+                <w:rFonts w:ascii="Cambria Math" w:hAnsi="Cambria Math"/>
+                <w:i/>
+                <w:sz w:val="28"/>
+                <w:szCs w:val="28"/>
+              </w:rPr>
+            </m:ctrlPr>
+          </m:fPr>
+          <m:num>
+            <m:r>
+              <w:rPr>
+                <w:rFonts w:ascii="Cambria Math" w:hAnsi="Cambria Math"/>
+                <w:sz w:val="28"/>
+                <w:szCs w:val="28"/>
+              </w:rPr>
+              <m:t>E</m:t>
+            </m:r>
+            <m:r>
+              <w:rPr>
+                <w:rFonts w:ascii="Cambria Math" w:hAnsi="Cambria Math"/>
+                <w:sz w:val="28"/>
+                <w:szCs w:val="28"/>
+                <w:lang w:val="en-US"/>
+              </w:rPr>
+              <m:t>-</m:t>
+            </m:r>
+            <m:sSub>
+              <m:sSubPr>
+                <m:ctrlPr>
+                  <w:rPr>
+                    <w:rFonts w:ascii="Cambria Math" w:hAnsi="Cambria Math"/>
+                    <w:i/>
+                    <w:sz w:val="28"/>
+                    <w:szCs w:val="28"/>
+                  </w:rPr>
+                </m:ctrlPr>
+              </m:sSubPr>
+              <m:e>
+                <m:r>
+                  <w:rPr>
+                    <w:rFonts w:ascii="Cambria Math" w:hAnsi="Cambria Math"/>
+                    <w:sz w:val="28"/>
+                    <w:szCs w:val="28"/>
+                  </w:rPr>
+                  <m:t>U</m:t>
+                </m:r>
+              </m:e>
+              <m:sub>
+                <m:r>
+                  <w:rPr>
+                    <w:rFonts w:ascii="Cambria Math" w:hAnsi="Cambria Math"/>
+                    <w:sz w:val="28"/>
+                    <w:szCs w:val="28"/>
+                  </w:rPr>
+                  <m:t>c</m:t>
+                </m:r>
+              </m:sub>
+            </m:sSub>
+          </m:num>
+          <m:den>
+            <m:r>
+              <w:rPr>
+                <w:rFonts w:ascii="Cambria Math" w:hAnsi="Cambria Math"/>
+                <w:sz w:val="28"/>
+                <w:szCs w:val="28"/>
+              </w:rPr>
+              <m:t>r</m:t>
+            </m:r>
+            <m:r>
+              <w:rPr>
+                <w:rFonts w:ascii="Cambria Math" w:hAnsi="Cambria Math"/>
+                <w:sz w:val="28"/>
+                <w:szCs w:val="28"/>
+                <w:lang w:val="en-US"/>
+              </w:rPr>
+              <m:t>1*</m:t>
+            </m:r>
+            <m:r>
+              <w:rPr>
+                <w:rFonts w:ascii="Cambria Math" w:hAnsi="Cambria Math"/>
+                <w:sz w:val="28"/>
+                <w:szCs w:val="28"/>
+              </w:rPr>
+              <m:t>c</m:t>
+            </m:r>
+          </m:den>
+        </m:f>
       </m:oMath>
       <w:r>
         <w:rPr>
@@ -9661,46 +9667,263 @@
           <w:szCs w:val="32"/>
         </w:rPr>
       </w:pPr>
+      <m:oMath>
+        <m:f>
+          <m:fPr>
+            <m:ctrlPr>
+              <w:rPr>
+                <w:rFonts w:ascii="Cambria Math" w:hAnsi="Cambria Math"/>
+                <w:b/>
+                <w:bCs/>
+                <w:i/>
+                <w:sz w:val="32"/>
+                <w:szCs w:val="32"/>
+              </w:rPr>
+            </m:ctrlPr>
+          </m:fPr>
+          <m:num>
+            <m:r>
+              <m:rPr>
+                <m:sty m:val="bi"/>
+              </m:rPr>
+              <w:rPr>
+                <w:rFonts w:ascii="Cambria Math" w:hAnsi="Cambria Math"/>
+                <w:sz w:val="32"/>
+                <w:szCs w:val="32"/>
+              </w:rPr>
+              <m:t>d</m:t>
+            </m:r>
+            <m:sSub>
+              <m:sSubPr>
+                <m:ctrlPr>
+                  <w:rPr>
+                    <w:rFonts w:ascii="Cambria Math" w:hAnsi="Cambria Math"/>
+                    <w:b/>
+                    <w:bCs/>
+                    <w:i/>
+                    <w:sz w:val="32"/>
+                    <w:szCs w:val="32"/>
+                  </w:rPr>
+                </m:ctrlPr>
+              </m:sSubPr>
+              <m:e>
+                <m:r>
+                  <m:rPr>
+                    <m:sty m:val="bi"/>
+                  </m:rPr>
+                  <w:rPr>
+                    <w:rFonts w:ascii="Cambria Math" w:hAnsi="Cambria Math"/>
+                    <w:sz w:val="32"/>
+                    <w:szCs w:val="32"/>
+                  </w:rPr>
+                  <m:t>U</m:t>
+                </m:r>
+              </m:e>
+              <m:sub>
+                <m:r>
+                  <m:rPr>
+                    <m:sty m:val="bi"/>
+                  </m:rPr>
+                  <w:rPr>
+                    <w:rFonts w:ascii="Cambria Math" w:hAnsi="Cambria Math"/>
+                    <w:sz w:val="32"/>
+                    <w:szCs w:val="32"/>
+                  </w:rPr>
+                  <m:t>c</m:t>
+                </m:r>
+              </m:sub>
+            </m:sSub>
+          </m:num>
+          <m:den>
+            <m:r>
+              <m:rPr>
+                <m:sty m:val="bi"/>
+              </m:rPr>
+              <w:rPr>
+                <w:rFonts w:ascii="Cambria Math" w:hAnsi="Cambria Math"/>
+                <w:sz w:val="32"/>
+                <w:szCs w:val="32"/>
+              </w:rPr>
+              <m:t>dt</m:t>
+            </m:r>
+          </m:den>
+        </m:f>
+        <m:r>
+          <m:rPr>
+            <m:sty m:val="bi"/>
+          </m:rPr>
+          <w:rPr>
+            <w:rFonts w:ascii="Cambria Math" w:hAnsi="Cambria Math"/>
+            <w:sz w:val="32"/>
+            <w:szCs w:val="32"/>
+          </w:rPr>
+          <m:t>=</m:t>
+        </m:r>
+        <m:f>
+          <m:fPr>
+            <m:ctrlPr>
+              <w:rPr>
+                <w:rFonts w:ascii="Cambria Math" w:hAnsi="Cambria Math"/>
+                <w:b/>
+                <w:bCs/>
+                <w:i/>
+                <w:sz w:val="32"/>
+                <w:szCs w:val="32"/>
+              </w:rPr>
+            </m:ctrlPr>
+          </m:fPr>
+          <m:num>
+            <m:r>
+              <m:rPr>
+                <m:sty m:val="bi"/>
+              </m:rPr>
+              <w:rPr>
+                <w:rFonts w:ascii="Cambria Math" w:hAnsi="Cambria Math"/>
+                <w:sz w:val="32"/>
+                <w:szCs w:val="32"/>
+              </w:rPr>
+              <m:t>E</m:t>
+            </m:r>
+            <m:r>
+              <m:rPr>
+                <m:sty m:val="bi"/>
+              </m:rPr>
+              <w:rPr>
+                <w:rFonts w:ascii="Cambria Math" w:hAnsi="Cambria Math"/>
+                <w:sz w:val="32"/>
+                <w:szCs w:val="32"/>
+              </w:rPr>
+              <m:t>-</m:t>
+            </m:r>
+            <m:sSub>
+              <m:sSubPr>
+                <m:ctrlPr>
+                  <w:rPr>
+                    <w:rFonts w:ascii="Cambria Math" w:hAnsi="Cambria Math"/>
+                    <w:b/>
+                    <w:bCs/>
+                    <w:i/>
+                    <w:sz w:val="32"/>
+                    <w:szCs w:val="32"/>
+                  </w:rPr>
+                </m:ctrlPr>
+              </m:sSubPr>
+              <m:e>
+                <m:r>
+                  <m:rPr>
+                    <m:sty m:val="bi"/>
+                  </m:rPr>
+                  <w:rPr>
+                    <w:rFonts w:ascii="Cambria Math" w:hAnsi="Cambria Math"/>
+                    <w:sz w:val="32"/>
+                    <w:szCs w:val="32"/>
+                  </w:rPr>
+                  <m:t>U</m:t>
+                </m:r>
+              </m:e>
+              <m:sub>
+                <m:r>
+                  <m:rPr>
+                    <m:sty m:val="bi"/>
+                  </m:rPr>
+                  <w:rPr>
+                    <w:rFonts w:ascii="Cambria Math" w:hAnsi="Cambria Math"/>
+                    <w:sz w:val="32"/>
+                    <w:szCs w:val="32"/>
+                  </w:rPr>
+                  <m:t>c</m:t>
+                </m:r>
+              </m:sub>
+            </m:sSub>
+          </m:num>
+          <m:den>
+            <m:r>
+              <m:rPr>
+                <m:sty m:val="bi"/>
+              </m:rPr>
+              <w:rPr>
+                <w:rFonts w:ascii="Cambria Math" w:hAnsi="Cambria Math"/>
+                <w:sz w:val="32"/>
+                <w:szCs w:val="32"/>
+              </w:rPr>
+              <m:t>r</m:t>
+            </m:r>
+            <m:r>
+              <m:rPr>
+                <m:sty m:val="bi"/>
+              </m:rPr>
+              <w:rPr>
+                <w:rFonts w:ascii="Cambria Math" w:hAnsi="Cambria Math"/>
+                <w:sz w:val="32"/>
+                <w:szCs w:val="32"/>
+              </w:rPr>
+              <m:t>1</m:t>
+            </m:r>
+            <m:r>
+              <m:rPr>
+                <m:sty m:val="bi"/>
+              </m:rPr>
+              <w:rPr>
+                <w:rFonts w:ascii="Cambria Math" w:hAnsi="Cambria Math"/>
+                <w:sz w:val="32"/>
+                <w:szCs w:val="32"/>
+              </w:rPr>
+              <m:t>*</m:t>
+            </m:r>
+            <m:r>
+              <m:rPr>
+                <m:sty m:val="bi"/>
+              </m:rPr>
+              <w:rPr>
+                <w:rFonts w:ascii="Cambria Math" w:hAnsi="Cambria Math"/>
+                <w:sz w:val="32"/>
+                <w:szCs w:val="32"/>
+              </w:rPr>
+              <m:t>c</m:t>
+            </m:r>
+          </m:den>
+        </m:f>
+      </m:oMath>
+      <w:r>
+        <w:rPr>
+          <w:rFonts w:ascii="Cambria Math" w:hAnsi="Cambria Math"/>
+          <w:b/>
+          <w:bCs/>
+          <w:sz w:val="32"/>
+          <w:szCs w:val="32"/>
+        </w:rPr>
+        <w:t xml:space="preserve">;   </w:t>
+      </w:r>
+    </w:p>
+    <w:p>
+      <w:pPr>
+        <w:spacing w:after="0"/>
+        <w:ind w:left="360"/>
+        <w:rPr>
+          <w:rFonts w:ascii="Cambria Math" w:hAnsi="Cambria Math"/>
+          <w:bCs/>
+          <w:sz w:val="28"/>
+          <w:szCs w:val="28"/>
+        </w:rPr>
+      </w:pPr>
+      <w:r>
+        <w:rPr>
+          <w:rFonts w:ascii="Cambria Math" w:hAnsi="Cambria Math"/>
+          <w:bCs/>
+          <w:sz w:val="28"/>
+          <w:szCs w:val="28"/>
+        </w:rPr>
+        <w:t>Начальные условия:</w:t>
+      </w:r>
       <m:oMath>
         <m:r>
           <w:rPr>
             <w:rFonts w:ascii="Cambria Math" w:hAnsi="Cambria Math"/>
             <w:sz w:val="28"/>
           </w:rPr>
-          <m:t xml:space="preserve">di/dt = (E − i·r)/L</m:t>
+          <m:t xml:space="preserve">L = 3·10^(-4) Гн</m:t>
         </m:r>
       </m:oMath>
-      <w:r>
-        <w:rPr>
-          <w:rFonts w:ascii="Cambria Math" w:hAnsi="Cambria Math"/>
-          <w:b/>
-          <w:bCs/>
-          <w:sz w:val="32"/>
-          <w:szCs w:val="32"/>
-        </w:rPr>
-        <w:t xml:space="preserve">;   </w:t>
-      </w:r>
-    </w:p>
-    <w:p>
-      <w:pPr>
-        <w:spacing w:after="0"/>
-        <w:ind w:left="360"/>
-        <w:rPr>
-          <w:rFonts w:ascii="Cambria Math" w:hAnsi="Cambria Math"/>
-          <w:bCs/>
-          <w:sz w:val="28"/>
-          <w:szCs w:val="28"/>
-        </w:rPr>
-      </w:pPr>
-      <w:r>
-        <w:rPr>
-          <w:rFonts w:ascii="Cambria Math" w:hAnsi="Cambria Math"/>
-          <w:bCs/>
-          <w:sz w:val="28"/>
-          <w:szCs w:val="28"/>
-        </w:rPr>
-        <w:t>Начальные условия:</w:t>
-      </w:r>
     </w:p>
     <w:p>
       <w:pPr>
@@ -9722,12 +9945,72 @@
         <w:t xml:space="preserve"> </w:t>
       </w:r>
       <m:oMath>
+        <m:sSub>
+          <m:sSubPr>
+            <m:ctrlPr>
+              <w:rPr>
+                <w:rFonts w:ascii="Cambria Math" w:hAnsi="Cambria Math"/>
+                <w:bCs/>
+                <w:i/>
+                <w:sz w:val="28"/>
+                <w:szCs w:val="28"/>
+              </w:rPr>
+            </m:ctrlPr>
+          </m:sSubPr>
+          <m:e>
+            <m:r>
+              <w:rPr>
+                <w:rFonts w:ascii="Cambria Math" w:hAnsi="Cambria Math"/>
+                <w:sz w:val="28"/>
+                <w:szCs w:val="28"/>
+                <w:lang w:val="en-US"/>
+              </w:rPr>
+              <m:t>U</m:t>
+            </m:r>
+          </m:e>
+          <m:sub>
+            <m:sSub>
+              <m:sSubPr>
+                <m:ctrlPr>
+                  <w:rPr>
+                    <w:rFonts w:ascii="Cambria Math" w:hAnsi="Cambria Math"/>
+                    <w:bCs/>
+                    <w:i/>
+                    <w:sz w:val="28"/>
+                    <w:szCs w:val="28"/>
+                  </w:rPr>
+                </m:ctrlPr>
+              </m:sSubPr>
+              <m:e>
+                <m:r>
+                  <w:rPr>
+                    <w:rFonts w:ascii="Cambria Math" w:hAnsi="Cambria Math"/>
+                    <w:sz w:val="28"/>
+                    <w:szCs w:val="28"/>
+                  </w:rPr>
+                  <m:t>c</m:t>
+                </m:r>
+              </m:e>
+              <m:sub>
+                <m:r>
+                  <w:rPr>
+                    <w:rFonts w:ascii="Cambria Math" w:hAnsi="Cambria Math"/>
+                    <w:sz w:val="28"/>
+                    <w:szCs w:val="28"/>
+                  </w:rPr>
+                  <m:t>0</m:t>
+                </m:r>
+              </m:sub>
+            </m:sSub>
+          </m:sub>
+        </m:sSub>
         <m:r>
           <w:rPr>
             <w:rFonts w:ascii="Cambria Math" w:hAnsi="Cambria Math"/>
             <w:sz w:val="28"/>
+            <w:szCs w:val="28"/>
           </w:rPr>
-          <m:t xml:space="preserve">I(0) = 0;</m:t>
+          <m:t>=0;</m:t>
         </m:r>
       </m:oMath>
       <w:r>
@@ -9739,12 +10022,48 @@
         <w:t xml:space="preserve">   </w:t>
       </w:r>
       <m:oMath>
+        <m:sSub>
+          <m:sSubPr>
+            <m:ctrlPr>
+              <w:rPr>
+                <w:rFonts w:ascii="Cambria Math" w:hAnsi="Cambria Math"/>
+                <w:bCs/>
+                <w:i/>
+                <w:sz w:val="28"/>
+                <w:szCs w:val="28"/>
+                <w:lang w:val="en-US"/>
+              </w:rPr>
+            </m:ctrlPr>
+          </m:sSubPr>
+          <m:e>
+            <m:r>
+              <w:rPr>
+                <w:rFonts w:ascii="Cambria Math" w:hAnsi="Cambria Math"/>
+                <w:sz w:val="28"/>
+                <w:szCs w:val="28"/>
+                <w:lang w:val="en-US"/>
+              </w:rPr>
+              <m:t>t</m:t>
+            </m:r>
+          </m:e>
+          <m:sub>
+            <m:r>
+              <w:rPr>
+                <w:rFonts w:ascii="Cambria Math" w:hAnsi="Cambria Math"/>
+                <w:sz w:val="28"/>
+                <w:szCs w:val="28"/>
+              </w:rPr>
+              <m:t>0</m:t>
+            </m:r>
+          </m:sub>
+        </m:sSub>
         <m:r>
           <w:rPr>
             <w:rFonts w:ascii="Cambria Math" w:hAnsi="Cambria Math"/>
             <w:sz w:val="28"/>
+            <w:szCs w:val="28"/>
           </w:rPr>
-          <m:t xml:space="preserve">t0 = 0;</m:t>
+          <m:t>=0;</m:t>
         </m:r>
       </m:oMath>
     </w:p>
@@ -9767,8 +10086,121 @@
             <w:rPr>
               <w:rFonts w:ascii="Cambria Math" w:hAnsi="Cambria Math"/>
               <w:sz w:val="28"/>
+              <w:szCs w:val="28"/>
             </w:rPr>
-            <m:t xml:space="preserve">di/(i − E/r) = − (r/L) dt</m:t>
+            <m:t>-d</m:t>
+          </m:r>
+          <m:sSub>
+            <m:sSubPr>
+              <m:ctrlPr>
+                <w:rPr>
+                  <w:rFonts w:ascii="Cambria Math" w:hAnsi="Cambria Math"/>
+                  <w:i/>
+                  <w:sz w:val="28"/>
+                  <w:szCs w:val="28"/>
+                </w:rPr>
+              </m:ctrlPr>
+            </m:sSubPr>
+            <m:e>
+              <m:r>
+                <w:rPr>
+                  <w:rFonts w:ascii="Cambria Math" w:hAnsi="Cambria Math"/>
+                  <w:sz w:val="28"/>
+                  <w:szCs w:val="28"/>
+                </w:rPr>
+                <m:t>U</m:t>
+              </m:r>
+            </m:e>
+            <m:sub>
+              <m:r>
+                <w:rPr>
+                  <w:rFonts w:ascii="Cambria Math" w:hAnsi="Cambria Math"/>
+                  <w:sz w:val="28"/>
+                  <w:szCs w:val="28"/>
+                </w:rPr>
+                <m:t>c</m:t>
+              </m:r>
+            </m:sub>
+          </m:sSub>
+          <m:r>
+            <w:rPr>
+              <w:rFonts w:ascii="Cambria Math" w:hAnsi="Cambria Math"/>
+              <w:sz w:val="28"/>
+              <w:szCs w:val="28"/>
+            </w:rPr>
+            <m:t>=</m:t>
+          </m:r>
+          <m:f>
+            <m:fPr>
+              <m:ctrlPr>
+                <w:rPr>
+                  <w:rFonts w:ascii="Cambria Math" w:hAnsi="Cambria Math"/>
+                  <w:i/>
+                  <w:sz w:val="28"/>
+                  <w:szCs w:val="28"/>
+                </w:rPr>
+              </m:ctrlPr>
+            </m:fPr>
+            <m:num>
+              <m:sSub>
+                <m:sSubPr>
+                  <m:ctrlPr>
+                    <w:rPr>
+                      <w:rFonts w:ascii="Cambria Math" w:hAnsi="Cambria Math"/>
+                      <w:i/>
+                      <w:sz w:val="28"/>
+                      <w:szCs w:val="28"/>
+                    </w:rPr>
+                  </m:ctrlPr>
+                </m:sSubPr>
+                <m:e>
+                  <m:r>
+                    <w:rPr>
+                      <w:rFonts w:ascii="Cambria Math" w:hAnsi="Cambria Math"/>
+                      <w:sz w:val="28"/>
+                      <w:szCs w:val="28"/>
+                    </w:rPr>
+                    <m:t>U</m:t>
+                  </m:r>
+                </m:e>
+                <m:sub>
+                  <m:r>
+                    <w:rPr>
+                      <w:rFonts w:ascii="Cambria Math" w:hAnsi="Cambria Math"/>
+                      <w:sz w:val="28"/>
+                      <w:szCs w:val="28"/>
+                    </w:rPr>
+                    <m:t>c</m:t>
+                  </m:r>
+                </m:sub>
+              </m:sSub>
+              <m:r>
+                <w:rPr>
+                  <w:rFonts w:ascii="Cambria Math" w:hAnsi="Cambria Math"/>
+                  <w:sz w:val="28"/>
+                  <w:szCs w:val="28"/>
+                </w:rPr>
+                <m:t>-E</m:t>
+              </m:r>
+            </m:num>
+            <m:den>
+              <m:r>
+                <w:rPr>
+                  <w:rFonts w:ascii="Cambria Math" w:hAnsi="Cambria Math"/>
+                  <w:sz w:val="28"/>
+                  <w:szCs w:val="28"/>
+                </w:rPr>
+                <m:t>r1*c</m:t>
+              </m:r>
+            </m:den>
+          </m:f>
+          <m:r>
+            <w:rPr>
+              <w:rFonts w:ascii="Cambria Math" w:hAnsi="Cambria Math"/>
+              <w:sz w:val="28"/>
+              <w:szCs w:val="28"/>
+            </w:rPr>
+            <m:t>dt;</m:t>
           </m:r>
         </m:oMath>
       </m:oMathPara>
@@ -9788,7 +10220,7 @@
             <w:rFonts w:ascii="Cambria Math" w:hAnsi="Cambria Math"/>
             <w:sz w:val="28"/>
           </w:rPr>
-          <m:t xml:space="preserve">ln|i − E/r| = − (r/L)·t + C1</m:t>
+          <m:t xml:space="preserve">L = 9·10^(-4) Гн;   r = 4,5 Ом</m:t>
         </m:r>
       </m:oMath>
       <w:r>
@@ -9813,9 +10245,206 @@
           <w:rPr>
             <w:rFonts w:ascii="Cambria Math" w:hAnsi="Cambria Math"/>
             <w:sz w:val="28"/>
+            <w:szCs w:val="28"/>
           </w:rPr>
-          <m:t xml:space="preserve">i − E/r = C2 · e^(− t r/L)</m:t>
+          <m:t>-</m:t>
         </m:r>
+        <m:nary>
+          <m:naryPr>
+            <m:limLoc m:val="undOvr"/>
+            <m:subHide m:val="1"/>
+            <m:supHide m:val="1"/>
+            <m:ctrlPr>
+              <w:rPr>
+                <w:rFonts w:ascii="Cambria Math" w:hAnsi="Cambria Math"/>
+                <w:i/>
+                <w:sz w:val="28"/>
+                <w:szCs w:val="28"/>
+              </w:rPr>
+            </m:ctrlPr>
+          </m:naryPr>
+          <m:sub/>
+          <m:sup/>
+          <m:e>
+            <m:f>
+              <m:fPr>
+                <m:ctrlPr>
+                  <w:rPr>
+                    <w:rFonts w:ascii="Cambria Math" w:hAnsi="Cambria Math"/>
+                    <w:i/>
+                    <w:sz w:val="28"/>
+                    <w:szCs w:val="28"/>
+                  </w:rPr>
+                </m:ctrlPr>
+              </m:fPr>
+              <m:num>
+                <m:r>
+                  <w:rPr>
+                    <w:rFonts w:ascii="Cambria Math" w:hAnsi="Cambria Math"/>
+                    <w:sz w:val="28"/>
+                    <w:szCs w:val="28"/>
+                  </w:rPr>
+                  <m:t>d</m:t>
+                </m:r>
+                <m:d>
+                  <m:dPr>
+                    <m:ctrlPr>
+                      <w:rPr>
+                        <w:rFonts w:ascii="Cambria Math" w:hAnsi="Cambria Math"/>
+                        <w:i/>
+                        <w:sz w:val="28"/>
+                        <w:szCs w:val="28"/>
+                      </w:rPr>
+                    </m:ctrlPr>
+                  </m:dPr>
+                  <m:e>
+                    <m:sSub>
+                      <m:sSubPr>
+                        <m:ctrlPr>
+                          <w:rPr>
+                            <w:rFonts w:ascii="Cambria Math" w:hAnsi="Cambria Math"/>
+                            <w:i/>
+                            <w:sz w:val="28"/>
+                            <w:szCs w:val="28"/>
+                          </w:rPr>
+                        </m:ctrlPr>
+                      </m:sSubPr>
+                      <m:e>
+                        <m:r>
+                          <w:rPr>
+                            <w:rFonts w:ascii="Cambria Math" w:hAnsi="Cambria Math"/>
+                            <w:sz w:val="28"/>
+                            <w:szCs w:val="28"/>
+                          </w:rPr>
+                          <m:t>U</m:t>
+                        </m:r>
+                      </m:e>
+                      <m:sub>
+                        <m:r>
+                          <w:rPr>
+                            <w:rFonts w:ascii="Cambria Math" w:hAnsi="Cambria Math"/>
+                            <w:sz w:val="28"/>
+                            <w:szCs w:val="28"/>
+                          </w:rPr>
+                          <m:t>c</m:t>
+                        </m:r>
+                      </m:sub>
+                    </m:sSub>
+                    <m:r>
+                      <w:rPr>
+                        <w:rFonts w:ascii="Cambria Math" w:hAnsi="Cambria Math"/>
+                        <w:sz w:val="28"/>
+                        <w:szCs w:val="28"/>
+                      </w:rPr>
+                      <m:t>-E</m:t>
+                    </m:r>
+                  </m:e>
+                </m:d>
+              </m:num>
+              <m:den>
+                <m:sSub>
+                  <m:sSubPr>
+                    <m:ctrlPr>
+                      <w:rPr>
+                        <w:rFonts w:ascii="Cambria Math" w:hAnsi="Cambria Math"/>
+                        <w:i/>
+                        <w:sz w:val="28"/>
+                        <w:szCs w:val="28"/>
+                      </w:rPr>
+                    </m:ctrlPr>
+                  </m:sSubPr>
+                  <m:e>
+                    <m:r>
+                      <w:rPr>
+                        <w:rFonts w:ascii="Cambria Math" w:hAnsi="Cambria Math"/>
+                        <w:sz w:val="28"/>
+                        <w:szCs w:val="28"/>
+                      </w:rPr>
+                      <m:t>U</m:t>
+                    </m:r>
+                  </m:e>
+                  <m:sub>
+                    <m:r>
+                      <w:rPr>
+                        <w:rFonts w:ascii="Cambria Math" w:hAnsi="Cambria Math"/>
+                        <w:sz w:val="28"/>
+                        <w:szCs w:val="28"/>
+                      </w:rPr>
+                      <m:t>c</m:t>
+                    </m:r>
+                  </m:sub>
+                </m:sSub>
+                <m:r>
+                  <w:rPr>
+                    <w:rFonts w:ascii="Cambria Math" w:hAnsi="Cambria Math"/>
+                    <w:sz w:val="28"/>
+                    <w:szCs w:val="28"/>
+                  </w:rPr>
+                  <m:t>-E</m:t>
+                </m:r>
+              </m:den>
+            </m:f>
+          </m:e>
+        </m:nary>
+        <m:r>
+          <w:rPr>
+            <w:rFonts w:ascii="Cambria Math" w:hAnsi="Cambria Math"/>
+            <w:sz w:val="28"/>
+            <w:szCs w:val="28"/>
+          </w:rPr>
+          <m:t>=</m:t>
+        </m:r>
+        <m:nary>
+          <m:naryPr>
+            <m:limLoc m:val="undOvr"/>
+            <m:subHide m:val="1"/>
+            <m:supHide m:val="1"/>
+            <m:ctrlPr>
+              <w:rPr>
+                <w:rFonts w:ascii="Cambria Math" w:hAnsi="Cambria Math"/>
+                <w:i/>
+                <w:sz w:val="28"/>
+                <w:szCs w:val="28"/>
+              </w:rPr>
+            </m:ctrlPr>
+          </m:naryPr>
+          <m:sub/>
+          <m:sup/>
+          <m:e>
+            <m:f>
+              <m:fPr>
+                <m:ctrlPr>
+                  <w:rPr>
+                    <w:rFonts w:ascii="Cambria Math" w:hAnsi="Cambria Math"/>
+                    <w:i/>
+                    <w:sz w:val="28"/>
+                    <w:szCs w:val="28"/>
+                  </w:rPr>
+                </m:ctrlPr>
+              </m:fPr>
+              <m:num>
+                <m:r>
+                  <w:rPr>
+                    <w:rFonts w:ascii="Cambria Math" w:hAnsi="Cambria Math"/>
+                    <w:sz w:val="28"/>
+                    <w:szCs w:val="28"/>
+                  </w:rPr>
+                  <m:t>dt</m:t>
+                </m:r>
+              </m:num>
+              <m:den>
+                <m:r>
+                  <w:rPr>
+                    <w:rFonts w:ascii="Cambria Math" w:hAnsi="Cambria Math"/>
+                    <w:sz w:val="28"/>
+                    <w:szCs w:val="28"/>
+                  </w:rPr>
+                  <m:t>r1*c</m:t>
+                </m:r>
+              </m:den>
+            </m:f>
+          </m:e>
+        </m:nary>
       </m:oMath>
       <w:r>
         <w:rPr>
@@ -9834,56 +10463,580 @@
           <w:szCs w:val="28"/>
         </w:rPr>
       </w:pPr>
+      <m:oMath>
+        <m:func>
+          <m:funcPr>
+            <m:ctrlPr>
+              <w:rPr>
+                <w:rFonts w:ascii="Cambria Math" w:hAnsi="Cambria Math"/>
+                <w:i/>
+                <w:sz w:val="28"/>
+                <w:szCs w:val="28"/>
+              </w:rPr>
+            </m:ctrlPr>
+          </m:funcPr>
+          <m:fName>
+            <m:r>
+              <m:rPr>
+                <m:sty m:val="p"/>
+              </m:rPr>
+              <w:rPr>
+                <w:rFonts w:ascii="Cambria Math" w:hAnsi="Cambria Math"/>
+                <w:sz w:val="28"/>
+                <w:szCs w:val="28"/>
+              </w:rPr>
+              <m:t>ln</m:t>
+            </m:r>
+          </m:fName>
+          <m:e>
+            <m:d>
+              <m:dPr>
+                <m:ctrlPr>
+                  <w:rPr>
+                    <w:rFonts w:ascii="Cambria Math" w:hAnsi="Cambria Math"/>
+                    <w:i/>
+                    <w:sz w:val="28"/>
+                    <w:szCs w:val="28"/>
+                  </w:rPr>
+                </m:ctrlPr>
+              </m:dPr>
+              <m:e>
+                <m:sSub>
+                  <m:sSubPr>
+                    <m:ctrlPr>
+                      <w:rPr>
+                        <w:rFonts w:ascii="Cambria Math" w:hAnsi="Cambria Math"/>
+                        <w:i/>
+                        <w:sz w:val="28"/>
+                        <w:szCs w:val="28"/>
+                      </w:rPr>
+                    </m:ctrlPr>
+                  </m:sSubPr>
+                  <m:e>
+                    <m:r>
+                      <w:rPr>
+                        <w:rFonts w:ascii="Cambria Math" w:hAnsi="Cambria Math"/>
+                        <w:sz w:val="28"/>
+                        <w:szCs w:val="28"/>
+                      </w:rPr>
+                      <m:t>U</m:t>
+                    </m:r>
+                  </m:e>
+                  <m:sub>
+                    <m:r>
+                      <w:rPr>
+                        <w:rFonts w:ascii="Cambria Math" w:hAnsi="Cambria Math"/>
+                        <w:sz w:val="28"/>
+                        <w:szCs w:val="28"/>
+                      </w:rPr>
+                      <m:t>c</m:t>
+                    </m:r>
+                  </m:sub>
+                </m:sSub>
+                <m:r>
+                  <w:rPr>
+                    <w:rFonts w:ascii="Cambria Math" w:hAnsi="Cambria Math"/>
+                    <w:sz w:val="28"/>
+                    <w:szCs w:val="28"/>
+                  </w:rPr>
+                  <m:t>-</m:t>
+                </m:r>
+                <m:r>
+                  <w:rPr>
+                    <w:rFonts w:ascii="Cambria Math" w:hAnsi="Cambria Math"/>
+                    <w:sz w:val="28"/>
+                    <w:szCs w:val="28"/>
+                  </w:rPr>
+                  <m:t>E</m:t>
+                </m:r>
+              </m:e>
+            </m:d>
+            <m:r>
+              <w:rPr>
+                <w:rFonts w:ascii="Cambria Math" w:hAnsi="Cambria Math"/>
+                <w:sz w:val="28"/>
+                <w:szCs w:val="28"/>
+              </w:rPr>
+              <m:t>=-</m:t>
+            </m:r>
+            <m:f>
+              <m:fPr>
+                <m:ctrlPr>
+                  <w:rPr>
+                    <w:rFonts w:ascii="Cambria Math" w:hAnsi="Cambria Math"/>
+                    <w:i/>
+                    <w:sz w:val="28"/>
+                    <w:szCs w:val="28"/>
+                  </w:rPr>
+                </m:ctrlPr>
+              </m:fPr>
+              <m:num>
+                <m:r>
+                  <w:rPr>
+                    <w:rFonts w:ascii="Cambria Math" w:hAnsi="Cambria Math"/>
+                    <w:sz w:val="28"/>
+                    <w:szCs w:val="28"/>
+                  </w:rPr>
+                  <m:t>t</m:t>
+                </m:r>
+              </m:num>
+              <m:den>
+                <m:r>
+                  <w:rPr>
+                    <w:rFonts w:ascii="Cambria Math" w:hAnsi="Cambria Math"/>
+                    <w:sz w:val="28"/>
+                    <w:szCs w:val="28"/>
+                  </w:rPr>
+                  <m:t>r</m:t>
+                </m:r>
+                <m:r>
+                  <w:rPr>
+                    <w:rFonts w:ascii="Cambria Math" w:hAnsi="Cambria Math"/>
+                    <w:sz w:val="28"/>
+                    <w:szCs w:val="28"/>
+                  </w:rPr>
+                  <m:t>1*</m:t>
+                </m:r>
+                <m:r>
+                  <w:rPr>
+                    <w:rFonts w:ascii="Cambria Math" w:hAnsi="Cambria Math"/>
+                    <w:sz w:val="28"/>
+                    <w:szCs w:val="28"/>
+                  </w:rPr>
+                  <m:t>c</m:t>
+                </m:r>
+              </m:den>
+            </m:f>
+          </m:e>
+        </m:func>
+        <m:r>
+          <w:rPr>
+            <w:rFonts w:ascii="Cambria Math" w:hAnsi="Cambria Math"/>
+            <w:sz w:val="28"/>
+            <w:szCs w:val="28"/>
+          </w:rPr>
+          <m:t>-</m:t>
+        </m:r>
+        <m:sSub>
+          <m:sSubPr>
+            <m:ctrlPr>
+              <w:rPr>
+                <w:rFonts w:ascii="Cambria Math" w:hAnsi="Cambria Math"/>
+                <w:i/>
+                <w:sz w:val="28"/>
+                <w:szCs w:val="28"/>
+              </w:rPr>
+            </m:ctrlPr>
+          </m:sSubPr>
+          <m:e>
+            <m:r>
+              <w:rPr>
+                <w:rFonts w:ascii="Cambria Math" w:hAnsi="Cambria Math"/>
+                <w:sz w:val="28"/>
+                <w:szCs w:val="28"/>
+              </w:rPr>
+              <m:t>C</m:t>
+            </m:r>
+          </m:e>
+          <m:sub>
+            <m:r>
+              <w:rPr>
+                <w:rFonts w:ascii="Cambria Math" w:hAnsi="Cambria Math"/>
+                <w:sz w:val="28"/>
+                <w:szCs w:val="28"/>
+              </w:rPr>
+              <m:t>1</m:t>
+            </m:r>
+          </m:sub>
+        </m:sSub>
+        <m:r>
+          <w:rPr>
+            <w:rFonts w:ascii="Cambria Math" w:hAnsi="Cambria Math"/>
+            <w:sz w:val="28"/>
+            <w:szCs w:val="28"/>
+          </w:rPr>
+          <m:t xml:space="preserve">;     </m:t>
+        </m:r>
+        <m:sSub>
+          <m:sSubPr>
+            <m:ctrlPr>
+              <w:rPr>
+                <w:rFonts w:ascii="Cambria Math" w:hAnsi="Cambria Math"/>
+                <w:i/>
+                <w:sz w:val="28"/>
+                <w:szCs w:val="28"/>
+              </w:rPr>
+            </m:ctrlPr>
+          </m:sSubPr>
+          <m:e>
+            <m:r>
+              <w:rPr>
+                <w:rFonts w:ascii="Cambria Math" w:hAnsi="Cambria Math"/>
+                <w:sz w:val="28"/>
+                <w:szCs w:val="28"/>
+              </w:rPr>
+              <m:t>C</m:t>
+            </m:r>
+          </m:e>
+          <m:sub>
+            <m:r>
+              <w:rPr>
+                <w:rFonts w:ascii="Cambria Math" w:hAnsi="Cambria Math"/>
+                <w:sz w:val="28"/>
+                <w:szCs w:val="28"/>
+              </w:rPr>
+              <m:t>1</m:t>
+            </m:r>
+          </m:sub>
+        </m:sSub>
+        <m:r>
+          <w:rPr>
+            <w:rFonts w:ascii="Cambria Math" w:hAnsi="Cambria Math"/>
+            <w:sz w:val="28"/>
+            <w:szCs w:val="28"/>
+          </w:rPr>
+          <m:t>=-</m:t>
+        </m:r>
+        <m:sSub>
+          <m:sSubPr>
+            <m:ctrlPr>
+              <w:rPr>
+                <w:rFonts w:ascii="Cambria Math" w:hAnsi="Cambria Math"/>
+                <w:i/>
+                <w:sz w:val="28"/>
+                <w:szCs w:val="28"/>
+              </w:rPr>
+            </m:ctrlPr>
+          </m:sSubPr>
+          <m:e>
+            <m:r>
+              <w:rPr>
+                <w:rFonts w:ascii="Cambria Math" w:hAnsi="Cambria Math"/>
+                <w:sz w:val="28"/>
+                <w:szCs w:val="28"/>
+              </w:rPr>
+              <m:t>C</m:t>
+            </m:r>
+          </m:e>
+          <m:sub>
+            <m:r>
+              <w:rPr>
+                <w:rFonts w:ascii="Cambria Math" w:hAnsi="Cambria Math"/>
+                <w:sz w:val="28"/>
+                <w:szCs w:val="28"/>
+              </w:rPr>
+              <m:t>2</m:t>
+            </m:r>
+          </m:sub>
+        </m:sSub>
+      </m:oMath>
+      <w:r>
+        <w:rPr>
+          <w:sz w:val="28"/>
+          <w:szCs w:val="28"/>
+        </w:rPr>
+        <w:t>;</w:t>
+      </w:r>
+    </w:p>
+    <w:p>
+      <w:pPr>
+        <w:spacing w:line="240" w:lineRule="auto"/>
+        <w:ind w:left="360"/>
+        <w:rPr>
+          <w:sz w:val="28"/>
+          <w:szCs w:val="28"/>
+        </w:rPr>
+      </w:pPr>
+      <m:oMath>
+        <m:sSub>
+          <m:sSubPr>
+            <m:ctrlPr>
+              <w:rPr>
+                <w:rFonts w:ascii="Cambria Math" w:hAnsi="Cambria Math"/>
+                <w:i/>
+                <w:sz w:val="28"/>
+                <w:szCs w:val="28"/>
+              </w:rPr>
+            </m:ctrlPr>
+          </m:sSubPr>
+          <m:e>
+            <m:r>
+              <w:rPr>
+                <w:rFonts w:ascii="Cambria Math" w:hAnsi="Cambria Math"/>
+                <w:sz w:val="28"/>
+                <w:szCs w:val="28"/>
+              </w:rPr>
+              <m:t>U</m:t>
+            </m:r>
+          </m:e>
+          <m:sub>
+            <m:r>
+              <w:rPr>
+                <w:rFonts w:ascii="Cambria Math" w:hAnsi="Cambria Math"/>
+                <w:sz w:val="28"/>
+                <w:szCs w:val="28"/>
+              </w:rPr>
+              <m:t>c</m:t>
+            </m:r>
+          </m:sub>
+        </m:sSub>
+        <m:r>
+          <w:rPr>
+            <w:rFonts w:ascii="Cambria Math" w:hAnsi="Cambria Math"/>
+            <w:sz w:val="28"/>
+            <w:szCs w:val="28"/>
+          </w:rPr>
+          <m:t>=</m:t>
+        </m:r>
+        <m:r>
+          <w:rPr>
+            <w:rFonts w:ascii="Cambria Math" w:hAnsi="Cambria Math"/>
+            <w:sz w:val="28"/>
+            <w:szCs w:val="28"/>
+          </w:rPr>
+          <m:t>E</m:t>
+        </m:r>
+        <m:r>
+          <w:rPr>
+            <w:rFonts w:ascii="Cambria Math" w:hAnsi="Cambria Math"/>
+            <w:sz w:val="28"/>
+            <w:szCs w:val="28"/>
+          </w:rPr>
+          <m:t>+</m:t>
+        </m:r>
+        <m:sSup>
+          <m:sSupPr>
+            <m:ctrlPr>
+              <w:rPr>
+                <w:rFonts w:ascii="Cambria Math" w:hAnsi="Cambria Math"/>
+                <w:i/>
+                <w:sz w:val="28"/>
+                <w:szCs w:val="28"/>
+              </w:rPr>
+            </m:ctrlPr>
+          </m:sSupPr>
+          <m:e>
+            <m:r>
+              <w:rPr>
+                <w:rFonts w:ascii="Cambria Math" w:hAnsi="Cambria Math"/>
+                <w:sz w:val="28"/>
+                <w:szCs w:val="28"/>
+              </w:rPr>
+              <m:t>e</m:t>
+            </m:r>
+          </m:e>
+          <m:sup>
+            <m:r>
+              <w:rPr>
+                <w:rFonts w:ascii="Cambria Math" w:hAnsi="Cambria Math"/>
+                <w:sz w:val="28"/>
+                <w:szCs w:val="28"/>
+              </w:rPr>
+              <m:t>-</m:t>
+            </m:r>
+            <m:f>
+              <m:fPr>
+                <m:ctrlPr>
+                  <w:rPr>
+                    <w:rFonts w:ascii="Cambria Math" w:hAnsi="Cambria Math"/>
+                    <w:i/>
+                    <w:sz w:val="28"/>
+                    <w:szCs w:val="28"/>
+                  </w:rPr>
+                </m:ctrlPr>
+              </m:fPr>
+              <m:num>
+                <m:r>
+                  <w:rPr>
+                    <w:rFonts w:ascii="Cambria Math" w:hAnsi="Cambria Math"/>
+                    <w:sz w:val="28"/>
+                    <w:szCs w:val="28"/>
+                  </w:rPr>
+                  <m:t>t</m:t>
+                </m:r>
+              </m:num>
+              <m:den>
+                <m:r>
+                  <w:rPr>
+                    <w:rFonts w:ascii="Cambria Math" w:hAnsi="Cambria Math"/>
+                    <w:sz w:val="28"/>
+                    <w:szCs w:val="28"/>
+                  </w:rPr>
+                  <m:t>r</m:t>
+                </m:r>
+                <m:r>
+                  <w:rPr>
+                    <w:rFonts w:ascii="Cambria Math" w:hAnsi="Cambria Math"/>
+                    <w:sz w:val="28"/>
+                    <w:szCs w:val="28"/>
+                  </w:rPr>
+                  <m:t>1*</m:t>
+                </m:r>
+                <m:r>
+                  <w:rPr>
+                    <w:rFonts w:ascii="Cambria Math" w:hAnsi="Cambria Math"/>
+                    <w:sz w:val="28"/>
+                    <w:szCs w:val="28"/>
+                  </w:rPr>
+                  <m:t>c</m:t>
+                </m:r>
+              </m:den>
+            </m:f>
+          </m:sup>
+        </m:sSup>
+        <m:r>
+          <w:rPr>
+            <w:rFonts w:ascii="Cambria Math" w:hAnsi="Cambria Math"/>
+            <w:sz w:val="28"/>
+            <w:szCs w:val="28"/>
+          </w:rPr>
+          <m:t>*</m:t>
+        </m:r>
+        <m:sSup>
+          <m:sSupPr>
+            <m:ctrlPr>
+              <w:rPr>
+                <w:rFonts w:ascii="Cambria Math" w:hAnsi="Cambria Math"/>
+                <w:i/>
+                <w:sz w:val="28"/>
+                <w:szCs w:val="28"/>
+              </w:rPr>
+            </m:ctrlPr>
+          </m:sSupPr>
+          <m:e>
+            <m:r>
+              <w:rPr>
+                <w:rFonts w:ascii="Cambria Math" w:hAnsi="Cambria Math"/>
+                <w:sz w:val="28"/>
+                <w:szCs w:val="28"/>
+              </w:rPr>
+              <m:t>e</m:t>
+            </m:r>
+          </m:e>
+          <m:sup>
+            <m:sSub>
+              <m:sSubPr>
+                <m:ctrlPr>
+                  <w:rPr>
+                    <w:rFonts w:ascii="Cambria Math" w:hAnsi="Cambria Math"/>
+                    <w:i/>
+                    <w:sz w:val="28"/>
+                    <w:szCs w:val="28"/>
+                  </w:rPr>
+                </m:ctrlPr>
+              </m:sSubPr>
+              <m:e>
+                <m:r>
+                  <w:rPr>
+                    <w:rFonts w:ascii="Cambria Math" w:hAnsi="Cambria Math"/>
+                    <w:sz w:val="28"/>
+                    <w:szCs w:val="28"/>
+                  </w:rPr>
+                  <m:t>C</m:t>
+                </m:r>
+              </m:e>
+              <m:sub>
+                <m:r>
+                  <w:rPr>
+                    <w:rFonts w:ascii="Cambria Math" w:hAnsi="Cambria Math"/>
+                    <w:sz w:val="28"/>
+                    <w:szCs w:val="28"/>
+                  </w:rPr>
+                  <m:t>2</m:t>
+                </m:r>
+              </m:sub>
+            </m:sSub>
+          </m:sup>
+        </m:sSup>
+      </m:oMath>
+      <w:r>
+        <w:rPr>
+          <w:sz w:val="28"/>
+          <w:szCs w:val="28"/>
+        </w:rPr>
+        <w:t xml:space="preserve">;   </w:t>
+      </w:r>
       <m:oMath>
         <m:r>
           <w:rPr>
             <w:rFonts w:ascii="Cambria Math" w:hAnsi="Cambria Math"/>
             <w:sz w:val="28"/>
+            <w:szCs w:val="28"/>
           </w:rPr>
-          <m:t xml:space="preserve">I(0)=0  ⇒  C2 = − E/r</m:t>
+          <m:t>-</m:t>
         </m:r>
-      </m:oMath>
-      <w:r>
-        <w:rPr>
-          <w:sz w:val="28"/>
-          <w:szCs w:val="28"/>
-        </w:rPr>
-        <w:t>;</w:t>
-      </w:r>
-    </w:p>
-    <w:p>
-      <w:pPr>
-        <w:spacing w:line="240" w:lineRule="auto"/>
-        <w:ind w:left="360"/>
-        <w:rPr>
-          <w:sz w:val="28"/>
-          <w:szCs w:val="28"/>
-        </w:rPr>
-      </w:pPr>
-      <m:oMath>
         <m:r>
           <w:rPr>
             <w:rFonts w:ascii="Cambria Math" w:hAnsi="Cambria Math"/>
             <w:sz w:val="28"/>
+            <w:szCs w:val="28"/>
           </w:rPr>
-          <m:t xml:space="preserve">i(t) = (E/r)(1 − e^(− t r/L))</m:t>
+          <m:t>E</m:t>
         </m:r>
-      </m:oMath>
-      <w:r>
-        <w:rPr>
-          <w:sz w:val="28"/>
-          <w:szCs w:val="28"/>
-        </w:rPr>
-        <w:t xml:space="preserve">;   </w:t>
-      </w:r>
-      <m:oMath>
         <m:r>
           <w:rPr>
             <w:rFonts w:ascii="Cambria Math" w:hAnsi="Cambria Math"/>
             <w:sz w:val="28"/>
+            <w:szCs w:val="28"/>
           </w:rPr>
-          <m:t xml:space="preserve">u_L(t) = E · e^(− t r/L)</m:t>
+          <m:t>=</m:t>
         </m:r>
+        <m:sSup>
+          <m:sSupPr>
+            <m:ctrlPr>
+              <w:rPr>
+                <w:rFonts w:ascii="Cambria Math" w:hAnsi="Cambria Math"/>
+                <w:i/>
+                <w:sz w:val="28"/>
+                <w:szCs w:val="28"/>
+              </w:rPr>
+            </m:ctrlPr>
+          </m:sSupPr>
+          <m:e>
+            <m:r>
+              <w:rPr>
+                <w:rFonts w:ascii="Cambria Math" w:hAnsi="Cambria Math"/>
+                <w:sz w:val="28"/>
+                <w:szCs w:val="28"/>
+              </w:rPr>
+              <m:t>e</m:t>
+            </m:r>
+          </m:e>
+          <m:sup>
+            <m:sSub>
+              <m:sSubPr>
+                <m:ctrlPr>
+                  <w:rPr>
+                    <w:rFonts w:ascii="Cambria Math" w:hAnsi="Cambria Math"/>
+                    <w:i/>
+                    <w:sz w:val="28"/>
+                    <w:szCs w:val="28"/>
+                  </w:rPr>
+                </m:ctrlPr>
+              </m:sSubPr>
+              <m:e>
+                <m:r>
+                  <w:rPr>
+                    <w:rFonts w:ascii="Cambria Math" w:hAnsi="Cambria Math"/>
+                    <w:sz w:val="28"/>
+                    <w:szCs w:val="28"/>
+                  </w:rPr>
+                  <m:t>C</m:t>
+                </m:r>
+              </m:e>
+              <m:sub>
+                <m:r>
+                  <w:rPr>
+                    <w:rFonts w:ascii="Cambria Math" w:hAnsi="Cambria Math"/>
+                    <w:sz w:val="28"/>
+                    <w:szCs w:val="28"/>
+                  </w:rPr>
+                  <m:t>2</m:t>
+                </m:r>
+              </m:sub>
+            </m:sSub>
+          </m:sup>
+        </m:sSup>
       </m:oMath>
       <w:r>
         <w:rPr>
@@ -9903,13 +11056,158 @@
         </w:rPr>
       </w:pPr>
       <m:oMath>
+        <m:sSub>
+          <m:sSubPr>
+            <m:ctrlPr>
+              <w:rPr>
+                <w:rFonts w:ascii="Cambria Math" w:hAnsi="Cambria Math"/>
+                <w:i/>
+                <w:sz w:val="28"/>
+                <w:szCs w:val="28"/>
+              </w:rPr>
+            </m:ctrlPr>
+          </m:sSubPr>
+          <m:e>
+            <m:r>
+              <w:rPr>
+                <w:rFonts w:ascii="Cambria Math" w:hAnsi="Cambria Math"/>
+                <w:sz w:val="28"/>
+                <w:szCs w:val="28"/>
+              </w:rPr>
+              <m:t>U</m:t>
+            </m:r>
+          </m:e>
+          <m:sub>
+            <m:r>
+              <w:rPr>
+                <w:rFonts w:ascii="Cambria Math" w:hAnsi="Cambria Math"/>
+                <w:sz w:val="28"/>
+                <w:szCs w:val="28"/>
+              </w:rPr>
+              <m:t>c</m:t>
+            </m:r>
+          </m:sub>
+        </m:sSub>
         <m:r>
           <w:rPr>
             <w:rFonts w:ascii="Cambria Math" w:hAnsi="Cambria Math"/>
             <w:sz w:val="28"/>
+            <w:szCs w:val="28"/>
           </w:rPr>
-          <m:t xml:space="preserve">Iз(t) = (E/r)(1 − EXP(− t·r/L))</m:t>
+          <m:t>=</m:t>
         </m:r>
+        <m:r>
+          <w:rPr>
+            <w:rFonts w:ascii="Cambria Math" w:hAnsi="Cambria Math"/>
+            <w:sz w:val="28"/>
+            <w:szCs w:val="28"/>
+          </w:rPr>
+          <m:t>E</m:t>
+        </m:r>
+        <m:r>
+          <w:rPr>
+            <w:rFonts w:ascii="Cambria Math" w:hAnsi="Cambria Math"/>
+            <w:sz w:val="28"/>
+            <w:szCs w:val="28"/>
+          </w:rPr>
+          <m:t>-</m:t>
+        </m:r>
+        <m:r>
+          <w:rPr>
+            <w:rFonts w:ascii="Cambria Math" w:hAnsi="Cambria Math"/>
+            <w:sz w:val="28"/>
+            <w:szCs w:val="28"/>
+          </w:rPr>
+          <m:t>E</m:t>
+        </m:r>
+        <m:r>
+          <w:rPr>
+            <w:rFonts w:ascii="Cambria Math" w:hAnsi="Cambria Math"/>
+            <w:sz w:val="28"/>
+            <w:szCs w:val="28"/>
+          </w:rPr>
+          <m:t>*</m:t>
+        </m:r>
+        <m:sSup>
+          <m:sSupPr>
+            <m:ctrlPr>
+              <w:rPr>
+                <w:rFonts w:ascii="Cambria Math" w:hAnsi="Cambria Math"/>
+                <w:i/>
+                <w:sz w:val="28"/>
+                <w:szCs w:val="28"/>
+              </w:rPr>
+            </m:ctrlPr>
+          </m:sSupPr>
+          <m:e>
+            <m:r>
+              <w:rPr>
+                <w:rFonts w:ascii="Cambria Math" w:hAnsi="Cambria Math"/>
+                <w:sz w:val="28"/>
+                <w:szCs w:val="28"/>
+              </w:rPr>
+              <m:t>e</m:t>
+            </m:r>
+          </m:e>
+          <m:sup>
+            <m:r>
+              <w:rPr>
+                <w:rFonts w:ascii="Cambria Math" w:hAnsi="Cambria Math"/>
+                <w:sz w:val="28"/>
+                <w:szCs w:val="28"/>
+              </w:rPr>
+              <m:t>-</m:t>
+            </m:r>
+            <m:f>
+              <m:fPr>
+                <m:ctrlPr>
+                  <w:rPr>
+                    <w:rFonts w:ascii="Cambria Math" w:hAnsi="Cambria Math"/>
+                    <w:i/>
+                    <w:sz w:val="28"/>
+                    <w:szCs w:val="28"/>
+                  </w:rPr>
+                </m:ctrlPr>
+              </m:fPr>
+              <m:num>
+                <m:r>
+                  <w:rPr>
+                    <w:rFonts w:ascii="Cambria Math" w:hAnsi="Cambria Math"/>
+                    <w:sz w:val="28"/>
+                    <w:szCs w:val="28"/>
+                  </w:rPr>
+                  <m:t>t</m:t>
+                </m:r>
+              </m:num>
+              <m:den>
+                <m:r>
+                  <w:rPr>
+                    <w:rFonts w:ascii="Cambria Math" w:hAnsi="Cambria Math"/>
+                    <w:sz w:val="28"/>
+                    <w:szCs w:val="28"/>
+                  </w:rPr>
+                  <m:t>r</m:t>
+                </m:r>
+                <m:r>
+                  <w:rPr>
+                    <w:rFonts w:ascii="Cambria Math" w:hAnsi="Cambria Math"/>
+                    <w:sz w:val="28"/>
+                    <w:szCs w:val="28"/>
+                  </w:rPr>
+                  <m:t>1*</m:t>
+                </m:r>
+                <m:r>
+                  <w:rPr>
+                    <w:rFonts w:ascii="Cambria Math" w:hAnsi="Cambria Math"/>
+                    <w:sz w:val="28"/>
+                    <w:szCs w:val="28"/>
+                  </w:rPr>
+                  <m:t>c</m:t>
+                </m:r>
+              </m:den>
+            </m:f>
+          </m:sup>
+        </m:sSup>
       </m:oMath>
       <w:r>
         <w:rPr>
@@ -9933,12 +11231,255 @@
         </w:rPr>
       </w:pPr>
       <m:oMath>
+        <m:sSub>
+          <m:sSubPr>
+            <m:ctrlPr>
+              <w:rPr>
+                <w:rFonts w:ascii="Cambria Math" w:hAnsi="Cambria Math"/>
+                <w:b/>
+                <w:iCs/>
+                <w:color w:val="000000" w:themeColor="text1"/>
+                <w:sz w:val="28"/>
+                <w:szCs w:val="28"/>
+              </w:rPr>
+            </m:ctrlPr>
+          </m:sSubPr>
+          <m:e>
+            <m:r>
+              <m:rPr>
+                <m:sty m:val="b"/>
+              </m:rPr>
+              <w:rPr>
+                <w:rFonts w:ascii="Cambria Math" w:hAnsi="Cambria Math"/>
+                <w:color w:val="000000" w:themeColor="text1"/>
+                <w:sz w:val="28"/>
+                <w:szCs w:val="28"/>
+              </w:rPr>
+              <m:t>U</m:t>
+            </m:r>
+          </m:e>
+          <m:sub>
+            <m:r>
+              <m:rPr>
+                <m:sty m:val="b"/>
+              </m:rPr>
+              <w:rPr>
+                <w:rFonts w:ascii="Cambria Math" w:hAnsi="Cambria Math"/>
+                <w:color w:val="000000" w:themeColor="text1"/>
+                <w:sz w:val="28"/>
+                <w:szCs w:val="28"/>
+              </w:rPr>
+              <m:t>c</m:t>
+            </m:r>
+          </m:sub>
+        </m:sSub>
+        <m:d>
+          <m:dPr>
+            <m:ctrlPr>
+              <w:rPr>
+                <w:rFonts w:ascii="Cambria Math" w:hAnsi="Cambria Math"/>
+                <w:b/>
+                <w:iCs/>
+                <w:color w:val="000000" w:themeColor="text1"/>
+                <w:sz w:val="28"/>
+                <w:szCs w:val="28"/>
+              </w:rPr>
+            </m:ctrlPr>
+          </m:dPr>
+          <m:e>
+            <m:r>
+              <m:rPr>
+                <m:sty m:val="b"/>
+              </m:rPr>
+              <w:rPr>
+                <w:rFonts w:ascii="Cambria Math" w:hAnsi="Cambria Math"/>
+                <w:color w:val="000000" w:themeColor="text1"/>
+                <w:sz w:val="28"/>
+                <w:szCs w:val="28"/>
+              </w:rPr>
+              <m:t>t</m:t>
+            </m:r>
+          </m:e>
+        </m:d>
         <m:r>
+          <m:rPr>
+            <m:sty m:val="b"/>
+          </m:rPr>
           <w:rPr>
             <w:rFonts w:ascii="Cambria Math" w:hAnsi="Cambria Math"/>
+            <w:color w:val="000000" w:themeColor="text1"/>
             <w:sz w:val="28"/>
+            <w:szCs w:val="28"/>
           </w:rPr>
-          <m:t xml:space="preserve">Uз(t) = E · EXP(− t·r/L)</m:t>
+          <m:t>=</m:t>
+        </m:r>
+        <m:r>
+          <m:rPr>
+            <m:sty m:val="b"/>
+          </m:rPr>
+          <w:rPr>
+            <w:rFonts w:ascii="Cambria Math" w:hAnsi="Cambria Math"/>
+            <w:color w:val="000000" w:themeColor="text1"/>
+            <w:sz w:val="28"/>
+            <w:szCs w:val="28"/>
+          </w:rPr>
+          <m:t>E</m:t>
+        </m:r>
+        <m:r>
+          <m:rPr>
+            <m:sty m:val="b"/>
+          </m:rPr>
+          <w:rPr>
+            <w:rFonts w:ascii="Cambria Math" w:hAnsi="Cambria Math"/>
+            <w:color w:val="000000" w:themeColor="text1"/>
+            <w:sz w:val="28"/>
+            <w:szCs w:val="28"/>
+          </w:rPr>
+          <m:t>(</m:t>
+        </m:r>
+        <m:r>
+          <m:rPr>
+            <m:sty m:val="b"/>
+          </m:rPr>
+          <w:rPr>
+            <w:rFonts w:ascii="Cambria Math" w:hAnsi="Cambria Math"/>
+            <w:color w:val="000000" w:themeColor="text1"/>
+            <w:sz w:val="28"/>
+            <w:szCs w:val="28"/>
+          </w:rPr>
+          <m:t>1</m:t>
+        </m:r>
+        <m:r>
+          <m:rPr>
+            <m:sty m:val="b"/>
+          </m:rPr>
+          <w:rPr>
+            <w:rFonts w:ascii="Cambria Math" w:hAnsi="Cambria Math"/>
+            <w:color w:val="000000" w:themeColor="text1"/>
+            <w:sz w:val="28"/>
+            <w:szCs w:val="28"/>
+          </w:rPr>
+          <m:t>-</m:t>
+        </m:r>
+        <m:sSup>
+          <m:sSupPr>
+            <m:ctrlPr>
+              <w:rPr>
+                <w:rFonts w:ascii="Cambria Math" w:hAnsi="Cambria Math"/>
+                <w:b/>
+                <w:iCs/>
+                <w:color w:val="000000" w:themeColor="text1"/>
+                <w:sz w:val="28"/>
+                <w:szCs w:val="28"/>
+              </w:rPr>
+            </m:ctrlPr>
+          </m:sSupPr>
+          <m:e>
+            <m:r>
+              <m:rPr>
+                <m:sty m:val="b"/>
+              </m:rPr>
+              <w:rPr>
+                <w:rFonts w:ascii="Cambria Math" w:hAnsi="Cambria Math"/>
+                <w:color w:val="000000" w:themeColor="text1"/>
+                <w:sz w:val="28"/>
+                <w:szCs w:val="28"/>
+              </w:rPr>
+              <m:t>e</m:t>
+            </m:r>
+          </m:e>
+          <m:sup>
+            <m:r>
+              <m:rPr>
+                <m:sty m:val="b"/>
+              </m:rPr>
+              <w:rPr>
+                <w:rFonts w:ascii="Cambria Math" w:hAnsi="Cambria Math"/>
+                <w:color w:val="000000" w:themeColor="text1"/>
+                <w:sz w:val="28"/>
+                <w:szCs w:val="28"/>
+              </w:rPr>
+              <m:t>-</m:t>
+            </m:r>
+            <m:f>
+              <m:fPr>
+                <m:ctrlPr>
+                  <w:rPr>
+                    <w:rFonts w:ascii="Cambria Math" w:hAnsi="Cambria Math"/>
+                    <w:b/>
+                    <w:iCs/>
+                    <w:color w:val="000000" w:themeColor="text1"/>
+                    <w:sz w:val="28"/>
+                    <w:szCs w:val="28"/>
+                  </w:rPr>
+                </m:ctrlPr>
+              </m:fPr>
+              <m:num>
+                <m:r>
+                  <m:rPr>
+                    <m:sty m:val="b"/>
+                  </m:rPr>
+                  <w:rPr>
+                    <w:rFonts w:ascii="Cambria Math" w:hAnsi="Cambria Math"/>
+                    <w:color w:val="000000" w:themeColor="text1"/>
+                    <w:sz w:val="28"/>
+                    <w:szCs w:val="28"/>
+                  </w:rPr>
+                  <m:t>t</m:t>
+                </m:r>
+              </m:num>
+              <m:den>
+                <m:r>
+                  <m:rPr>
+                    <m:sty m:val="b"/>
+                  </m:rPr>
+                  <w:rPr>
+                    <w:rFonts w:ascii="Cambria Math" w:hAnsi="Cambria Math"/>
+                    <w:color w:val="000000" w:themeColor="text1"/>
+                    <w:sz w:val="28"/>
+                    <w:szCs w:val="28"/>
+                  </w:rPr>
+                  <m:t>r1</m:t>
+                </m:r>
+                <m:r>
+                  <m:rPr>
+                    <m:sty m:val="b"/>
+                  </m:rPr>
+                  <w:rPr>
+                    <w:rFonts w:ascii="Cambria Math" w:hAnsi="Cambria Math"/>
+                    <w:color w:val="000000" w:themeColor="text1"/>
+                    <w:sz w:val="28"/>
+                    <w:szCs w:val="28"/>
+                  </w:rPr>
+                  <m:t>*</m:t>
+                </m:r>
+                <m:r>
+                  <m:rPr>
+                    <m:sty m:val="b"/>
+                  </m:rPr>
+                  <w:rPr>
+                    <w:rFonts w:ascii="Cambria Math" w:hAnsi="Cambria Math"/>
+                    <w:color w:val="000000" w:themeColor="text1"/>
+                    <w:sz w:val="28"/>
+                    <w:szCs w:val="28"/>
+                  </w:rPr>
+                  <m:t>c</m:t>
+                </m:r>
+              </m:den>
+            </m:f>
+          </m:sup>
+        </m:sSup>
+        <m:r>
+          <m:rPr>
+            <m:sty m:val="b"/>
+          </m:rPr>
+          <w:rPr>
+            <w:rFonts w:ascii="Cambria Math" w:hAnsi="Cambria Math"/>
+            <w:color w:val="000000" w:themeColor="text1"/>
+            <w:sz w:val="28"/>
+            <w:szCs w:val="28"/>
+          </w:rPr>
+          <m:t>)</m:t>
         </m:r>
       </m:oMath>
       <w:r>
@@ -9990,7 +11531,7 @@
         </w:rPr>
         <w:lastRenderedPageBreak/>
         <w:drawing>
-          <wp:inline distT="0" distB="0" distL="0" distR="0" wp14:anchorId="395A5375" wp14:editId="19F951AF">
+          <wp:inline distT="0" distB="0" distL="0" distR="0" wp14:anchorId="52B3D7B8" wp14:editId="586791A6">
             <wp:extent cx="5940425" cy="2931795"/>
             <wp:effectExtent l="0" t="0" r="3175" b="1905"/>
             <wp:docPr id="40" name="Рисунок 40"/>
@@ -10065,7 +11606,7 @@
           <w:lang w:eastAsia="ru-RU"/>
         </w:rPr>
         <w:drawing>
-          <wp:inline distT="0" distB="0" distL="0" distR="0" wp14:anchorId="24A14078" wp14:editId="3B63E5FA">
+          <wp:inline distT="0" distB="0" distL="0" distR="0" wp14:anchorId="184B650C" wp14:editId="1F704BBD">
             <wp:extent cx="5940425" cy="2925445"/>
             <wp:effectExtent l="0" t="0" r="3175" b="8255"/>
             <wp:docPr id="23" name="Рисунок 23"/>
@@ -10126,7 +11667,7 @@
             <w:rFonts w:ascii="Cambria Math" w:hAnsi="Cambria Math"/>
             <w:sz w:val="28"/>
           </w:rPr>
-          <m:t xml:space="preserve">L = 3·10^(-4) Гн</m:t>
+          <m:t xml:space="preserve">0 = i·R + u_L    | второй закон Кирхгофа;    u_L = L·i';    u_R = i·R</m:t>
         </m:r>
       </m:oMath>
     </w:p>
@@ -10141,7 +11682,7 @@
         </w:rPr>
         <w:lastRenderedPageBreak/>
         <w:drawing>
-          <wp:inline distT="0" distB="0" distL="0" distR="0" wp14:anchorId="3C4FDFFD" wp14:editId="285C3AA5">
+          <wp:inline distT="0" distB="0" distL="0" distR="0" wp14:anchorId="321644FD" wp14:editId="1B6161A6">
             <wp:extent cx="5940425" cy="2966720"/>
             <wp:effectExtent l="0" t="0" r="3175" b="5080"/>
             <wp:docPr id="42" name="Рисунок 42"/>
@@ -10191,6 +11732,15 @@
       <w:r>
         <w:t/>
       </w:r>
+      <m:oMath>
+        <m:r>
+          <w:rPr>
+            <w:rFonts w:ascii="Cambria Math" w:hAnsi="Cambria Math"/>
+            <w:sz w:val="28"/>
+          </w:rPr>
+          <m:t xml:space="preserve">L·di/dt + R·i = 0</m:t>
+        </m:r>
+      </m:oMath>
     </w:p>
     <w:p>
       <w:pPr>
@@ -10204,7 +11754,7 @@
               <w:rFonts w:ascii="Cambria Math" w:hAnsi="Cambria Math"/>
               <w:sz w:val="28"/>
             </w:rPr>
-            <m:t xml:space="preserve">L = 9·10^(-4) Гн;   r = 4,5 Ом</m:t>
+            <m:t xml:space="preserve">di/dt + (R/L)·i = 0</m:t>
           </m:r>
         </m:oMath>
       </m:oMathPara>
@@ -10240,6 +11790,15 @@
         </w:rPr>
         <w:t>Разряд катушки после переключения верхнего переключателя в правое положение (контур L–R). Начальный ток разряда принят равным E/R.</w:t>
       </w:r>
+      <m:oMath>
+        <m:r>
+          <w:rPr>
+            <w:rFonts w:ascii="Cambria Math" w:hAnsi="Cambria Math"/>
+            <w:sz w:val="28"/>
+          </w:rPr>
+          <m:t xml:space="preserve">di/dt = − (R/L)·i</m:t>
+        </m:r>
+      </m:oMath>
     </w:p>
     <w:p>
       <w:pPr>
@@ -10260,7 +11819,7 @@
           <w:lang w:eastAsia="ru-RU"/>
         </w:rPr>
         <w:drawing>
-          <wp:inline distT="0" distB="0" distL="0" distR="0" wp14:anchorId="1BD91352" wp14:editId="7CE1EC8A">
+          <wp:inline distT="0" distB="0" distL="0" distR="0" wp14:anchorId="01EBD894" wp14:editId="4FE04CE1">
             <wp:extent cx="5940425" cy="3794125"/>
             <wp:effectExtent l="0" t="0" r="3175" b="0"/>
             <wp:docPr id="17" name="Рисунок 17"/>
@@ -10313,250 +11872,6 @@
       <w:r>
         <w:t/>
       </w:r>
-    </w:p>
-    <w:p>
-      <w:pPr>
-        <w:spacing w:after="0"/>
-        <w:ind w:left="360"/>
-        <w:rPr>
-          <w:b/>
-          <w:sz w:val="28"/>
-          <w:szCs w:val="28"/>
-        </w:rPr>
-      </w:pPr>
-    </w:p>
-    <w:p>
-      <w:pPr>
-        <w:spacing w:after="0"/>
-        <w:ind w:left="360"/>
-        <w:rPr>
-          <w:b/>
-          <w:sz w:val="28"/>
-          <w:szCs w:val="28"/>
-        </w:rPr>
-      </w:pPr>
-    </w:p>
-    <w:p>
-      <w:pPr>
-        <w:spacing w:after="0"/>
-        <w:ind w:left="360"/>
-        <w:rPr>
-          <w:b/>
-          <w:sz w:val="28"/>
-          <w:szCs w:val="28"/>
-        </w:rPr>
-      </w:pPr>
-    </w:p>
-    <w:p>
-      <w:pPr>
-        <w:spacing w:after="0"/>
-        <w:ind w:left="360"/>
-        <w:rPr>
-          <w:b/>
-          <w:sz w:val="28"/>
-          <w:szCs w:val="28"/>
-        </w:rPr>
-      </w:pPr>
-    </w:p>
-    <w:p>
-      <w:pPr>
-        <w:pStyle w:val="a6"/>
-        <w:spacing w:before="0" w:beforeAutospacing="0" w:after="0" w:afterAutospacing="0"/>
-        <w:ind w:left="0" w:firstLine="0"/>
-        <w:jc w:val="left"/>
-        <w:rPr>
-          <w:color w:val="000000" w:themeColor="text1"/>
-        </w:rPr>
-      </w:pPr>
-      <w:r>
-        <w:rPr>
-          <w:color w:val="000000" w:themeColor="text1"/>
-        </w:rPr>
-        <w:lastRenderedPageBreak/>
-        <w:t>По основным законам электротехники:</w:t>
-      </w:r>
-    </w:p>
-    <w:p>
-      <w:pPr>
-        <w:pStyle w:val="a6"/>
-        <w:spacing w:before="0" w:beforeAutospacing="0" w:after="0" w:afterAutospacing="0"/>
-        <w:ind w:left="0" w:firstLine="0"/>
-        <w:jc w:val="left"/>
-        <w:rPr>
-          <w:b/>
-          <w:bCs/>
-          <w:sz w:val="32"/>
-          <w:szCs w:val="28"/>
-        </w:rPr>
-      </w:pPr>
-      <m:oMathPara>
-        <m:oMath>
-          <m:r>
-            <w:rPr>
-              <w:rFonts w:ascii="Cambria Math" w:hAnsi="Cambria Math"/>
-              <w:sz w:val="28"/>
-            </w:rPr>
-            <m:t xml:space="preserve">0 = i·R + u_L    | второй закон Кирхгофа;    u_L = L·i';    u_R = i·R</m:t>
-          </m:r>
-        </m:oMath>
-      </m:oMathPara>
-    </w:p>
-    <w:p>
-      <w:pPr>
-        <w:pStyle w:val="a6"/>
-        <w:spacing w:before="0" w:beforeAutospacing="0" w:after="0" w:afterAutospacing="0"/>
-        <w:ind w:left="0" w:firstLine="0"/>
-        <w:jc w:val="left"/>
-        <w:rPr>
-          <w:sz w:val="28"/>
-        </w:rPr>
-      </w:pPr>
-      <w:r>
-        <w:t>Преобразования</w:t>
-      </w:r>
-      <w:r>
-        <w:rPr>
-          <w:sz w:val="28"/>
-        </w:rPr>
-        <w:t>:</w:t>
-      </w:r>
-    </w:p>
-    <w:p>
-      <w:pPr>
-        <w:spacing w:after="0"/>
-        <w:rPr>
-          <w:i/>
-          <w:sz w:val="28"/>
-        </w:rPr>
-      </w:pPr>
-      <m:oMathPara>
-        <m:oMath>
-          <m:r>
-            <w:rPr>
-              <w:rFonts w:ascii="Cambria Math" w:hAnsi="Cambria Math"/>
-              <w:sz w:val="28"/>
-            </w:rPr>
-            <m:t xml:space="preserve">L·di/dt + R·i = 0</m:t>
-          </m:r>
-        </m:oMath>
-      </m:oMathPara>
-    </w:p>
-    <w:p>
-      <w:pPr>
-        <w:spacing w:after="0"/>
-        <w:rPr>
-          <w:sz w:val="28"/>
-        </w:rPr>
-      </w:pPr>
-      <m:oMath>
-        <m:r>
-          <w:rPr>
-            <w:rFonts w:ascii="Cambria Math" w:hAnsi="Cambria Math"/>
-            <w:sz w:val="28"/>
-          </w:rPr>
-          <m:t xml:space="preserve">di/dt + (R/L)·i = 0</m:t>
-        </m:r>
-      </m:oMath>
-      <w:r>
-        <w:rPr>
-          <w:sz w:val="28"/>
-        </w:rPr>
-        <w:t>;</w:t>
-      </w:r>
-    </w:p>
-    <w:p>
-      <w:pPr>
-        <w:spacing w:after="0"/>
-        <w:rPr>
-          <w:b/>
-          <w:bCs/>
-          <w:sz w:val="28"/>
-          <w:szCs w:val="28"/>
-        </w:rPr>
-      </w:pPr>
-      <w:r>
-        <w:rPr>
-          <w:b/>
-          <w:bCs/>
-          <w:sz w:val="28"/>
-          <w:szCs w:val="28"/>
-        </w:rPr>
-        <w:t>Сформулирована задача Коши:</w:t>
-      </w:r>
-    </w:p>
-    <w:p>
-      <w:pPr>
-        <w:spacing w:after="0"/>
-        <w:rPr>
-          <w:b/>
-          <w:bCs/>
-          <w:sz w:val="28"/>
-          <w:szCs w:val="28"/>
-        </w:rPr>
-      </w:pPr>
-      <m:oMath>
-        <m:r>
-          <w:rPr>
-            <w:rFonts w:ascii="Cambria Math" w:hAnsi="Cambria Math"/>
-            <w:sz w:val="28"/>
-          </w:rPr>
-          <m:t xml:space="preserve">di/dt = − (R/L)·i</m:t>
-        </m:r>
-      </m:oMath>
-      <w:r>
-        <w:rPr>
-          <w:b/>
-          <w:bCs/>
-          <w:sz w:val="28"/>
-          <w:szCs w:val="28"/>
-        </w:rPr>
-        <w:t>;</w:t>
-      </w:r>
-    </w:p>
-    <w:p>
-      <w:pPr>
-        <w:pStyle w:val="a6"/>
-        <w:spacing w:before="0" w:beforeAutospacing="0" w:after="0" w:afterAutospacing="0"/>
-        <w:ind w:left="0" w:firstLine="0"/>
-        <w:jc w:val="left"/>
-        <w:rPr>
-          <w:rFonts w:ascii="Cambria Math" w:hAnsi="Cambria Math"/>
-          <w:bCs/>
-          <w:sz w:val="28"/>
-          <w:szCs w:val="28"/>
-        </w:rPr>
-      </w:pPr>
-      <w:r>
-        <w:rPr>
-          <w:rFonts w:ascii="Cambria Math" w:hAnsi="Cambria Math"/>
-          <w:bCs/>
-          <w:sz w:val="28"/>
-          <w:szCs w:val="28"/>
-        </w:rPr>
-        <w:t>Начальные условия:</w:t>
-      </w:r>
-    </w:p>
-    <w:p>
-      <w:pPr>
-        <w:pStyle w:val="a6"/>
-        <w:spacing w:before="0" w:beforeAutospacing="0" w:after="0" w:afterAutospacing="0"/>
-        <w:ind w:left="0" w:firstLine="0"/>
-        <w:jc w:val="left"/>
-        <w:rPr>
-          <w:bCs/>
-          <w:sz w:val="28"/>
-          <w:szCs w:val="28"/>
-        </w:rPr>
-      </w:pPr>
-      <w:r>
-        <w:rPr>
-          <w:rFonts w:ascii="Cambria Math" w:hAnsi="Cambria Math"/>
-          <w:bCs/>
-          <w:sz w:val="28"/>
-          <w:szCs w:val="28"/>
-        </w:rPr>
-        <w:t xml:space="preserve"> </w:t>
-      </w:r>
       <m:oMath>
         <m:r>
           <w:rPr>
@@ -10566,30 +11881,16 @@
           <m:t xml:space="preserve">Iр(0) = E/R;</m:t>
         </m:r>
       </m:oMath>
-      <w:r>
-        <w:rPr>
-          <w:bCs/>
+    </w:p>
+    <w:p>
+      <w:pPr>
+        <w:spacing w:after="0"/>
+        <w:ind w:left="360"/>
+        <w:rPr>
+          <w:b/>
           <w:sz w:val="28"/>
           <w:szCs w:val="28"/>
         </w:rPr>
-        <w:t xml:space="preserve">   </w:t>
-      </w:r>
-      <m:oMath>
-        <m:r>
-          <w:rPr>
-            <w:rFonts w:ascii="Cambria Math" w:hAnsi="Cambria Math"/>
-            <w:sz w:val="28"/>
-          </w:rPr>
-          <m:t xml:space="preserve">t0 = 0;</m:t>
-        </m:r>
-      </m:oMath>
-    </w:p>
-    <w:p>
-      <w:pPr>
-        <w:pStyle w:val="a6"/>
-        <w:spacing w:after="0"/>
-        <w:ind w:left="0" w:firstLine="0"/>
-        <w:jc w:val="left"/>
       </w:pPr>
       <m:oMath>
         <m:r>
@@ -10600,16 +11901,16 @@
           <m:t xml:space="preserve">di/i = − (R/L) dt</m:t>
         </m:r>
       </m:oMath>
-      <w:r>
-        <w:t>;</w:t>
-      </w:r>
     </w:p>
     <w:p>
       <w:pPr>
-        <w:pStyle w:val="a6"/>
-        <w:spacing w:before="0" w:beforeAutospacing="0" w:after="0" w:afterAutospacing="0"/>
-        <w:ind w:left="0" w:firstLine="0"/>
-        <w:jc w:val="left"/>
+        <w:spacing w:after="0"/>
+        <w:ind w:left="360"/>
+        <w:rPr>
+          <w:b/>
+          <w:sz w:val="28"/>
+          <w:szCs w:val="28"/>
+        </w:rPr>
       </w:pPr>
       <m:oMath>
         <m:r>
@@ -10620,18 +11921,15 @@
           <m:t xml:space="preserve">ln|i| = − (R/L)·t + C1</m:t>
         </m:r>
       </m:oMath>
-      <w:r>
-        <w:t>;</w:t>
-      </w:r>
     </w:p>
     <w:p>
       <w:pPr>
-        <w:pStyle w:val="a6"/>
-        <w:spacing w:before="0" w:beforeAutospacing="0" w:after="0" w:afterAutospacing="0"/>
-        <w:ind w:left="0" w:firstLine="0"/>
-        <w:jc w:val="left"/>
-        <w:rPr>
+        <w:spacing w:after="0"/>
+        <w:ind w:left="360"/>
+        <w:rPr>
+          <w:b/>
           <w:sz w:val="28"/>
+          <w:szCs w:val="28"/>
         </w:rPr>
       </w:pPr>
       <m:oMath>
@@ -10643,49 +11941,16 @@
           <m:t xml:space="preserve">i(t) = C2 · e^(− t R/L)</m:t>
         </m:r>
       </m:oMath>
-      <w:r>
-        <w:rPr>
-          <w:sz w:val="28"/>
-        </w:rPr>
-        <w:t xml:space="preserve"/>
-      </w:r>
-      <m:oMath>
-        <m:r>
-          <w:rPr>
-            <w:rFonts w:ascii="Cambria Math" w:hAnsi="Cambria Math"/>
-            <w:sz w:val="28"/>
-          </w:rPr>
-          <m:t xml:space="preserve"/>
-        </m:r>
-      </m:oMath>
-      <w:r>
-        <w:rPr>
-          <w:sz w:val="28"/>
-        </w:rPr>
-        <w:t xml:space="preserve"/>
-      </w:r>
-      <m:oMath>
-        <m:r>
-          <w:rPr>
-            <w:rFonts w:ascii="Cambria Math" w:hAnsi="Cambria Math"/>
-            <w:sz w:val="28"/>
-          </w:rPr>
-          <m:t xml:space="preserve"/>
-        </m:r>
-      </m:oMath>
-      <w:r>
-        <w:rPr>
-          <w:sz w:val="28"/>
-        </w:rPr>
-        <w:t/>
-      </w:r>
     </w:p>
     <w:p>
       <w:pPr>
-        <w:pStyle w:val="a6"/>
-        <w:spacing w:before="0" w:beforeAutospacing="0" w:after="0" w:afterAutospacing="0"/>
-        <w:ind w:left="0" w:firstLine="0"/>
-        <w:jc w:val="left"/>
+        <w:spacing w:after="0"/>
+        <w:ind w:left="360"/>
+        <w:rPr>
+          <w:b/>
+          <w:sz w:val="28"/>
+          <w:szCs w:val="28"/>
+        </w:rPr>
       </w:pPr>
       <m:oMath>
         <m:r>
@@ -10696,9 +11961,6 @@
           <m:t xml:space="preserve">Iр(0) = E/R  ⇒  C2 = E/R</m:t>
         </m:r>
       </m:oMath>
-      <w:r>
-        <w:t>;</w:t>
-      </w:r>
     </w:p>
     <w:p>
       <w:pPr>
@@ -10706,21 +11968,26 @@
         <w:spacing w:before="0" w:beforeAutospacing="0" w:after="0" w:afterAutospacing="0"/>
         <w:ind w:left="0" w:firstLine="0"/>
         <w:jc w:val="left"/>
-      </w:pPr>
-      <m:oMathPara>
-        <m:oMathParaPr>
-          <m:jc m:val="left"/>
-        </m:oMathParaPr>
-        <m:oMath>
-          <m:r>
-            <w:rPr>
-              <w:rFonts w:ascii="Cambria Math" w:hAnsi="Cambria Math"/>
-              <w:sz w:val="28"/>
-            </w:rPr>
-            <m:t xml:space="preserve">Iр(t) = (E/R) · e^(− t R/L)</m:t>
-          </m:r>
-        </m:oMath>
-      </m:oMathPara>
+        <w:rPr>
+          <w:color w:val="000000" w:themeColor="text1"/>
+        </w:rPr>
+      </w:pPr>
+      <w:r>
+        <w:rPr>
+          <w:color w:val="000000" w:themeColor="text1"/>
+        </w:rPr>
+        <w:lastRenderedPageBreak/>
+        <w:t>По основным законам электротехники:</w:t>
+      </w:r>
+      <m:oMath>
+        <m:r>
+          <w:rPr>
+            <w:rFonts w:ascii="Cambria Math" w:hAnsi="Cambria Math"/>
+            <w:sz w:val="28"/>
+          </w:rPr>
+          <m:t xml:space="preserve">Iр(t) = (E/R) · e^(− t R/L)</m:t>
+        </m:r>
+      </m:oMath>
     </w:p>
     <w:p>
       <w:pPr>
@@ -10728,11 +11995,14 @@
         <w:spacing w:before="0" w:beforeAutospacing="0" w:after="0" w:afterAutospacing="0"/>
         <w:ind w:left="0" w:firstLine="0"/>
         <w:jc w:val="left"/>
+        <w:rPr>
+          <w:b/>
+          <w:bCs/>
+          <w:sz w:val="32"/>
+          <w:szCs w:val="28"/>
+        </w:rPr>
       </w:pPr>
       <m:oMathPara>
-        <m:oMathParaPr>
-          <m:jc m:val="left"/>
-        </m:oMathParaPr>
         <m:oMath>
           <m:r>
             <w:rPr>
@@ -10746,13 +12016,23 @@
     </w:p>
     <w:p>
       <w:pPr>
-        <w:spacing w:after="0"/>
-        <w:rPr>
-          <w:b/>
-          <w:sz w:val="32"/>
-          <w:szCs w:val="44"/>
-        </w:rPr>
-      </w:pPr>
+        <w:pStyle w:val="a6"/>
+        <w:spacing w:before="0" w:beforeAutospacing="0" w:after="0" w:afterAutospacing="0"/>
+        <w:ind w:left="0" w:firstLine="0"/>
+        <w:jc w:val="left"/>
+        <w:rPr>
+          <w:sz w:val="28"/>
+        </w:rPr>
+      </w:pPr>
+      <w:r>
+        <w:t>Преобразования</w:t>
+      </w:r>
+      <w:r>
+        <w:rPr>
+          <w:sz w:val="28"/>
+        </w:rPr>
+        <w:t>:</w:t>
+      </w:r>
       <m:oMath>
         <m:r>
           <w:rPr>
@@ -10762,27 +12042,2191 @@
           <m:t xml:space="preserve">Iр(t)=(E/R)*EXP(−t*R/L);   Uр(t)=−E*EXP(−t*R/L)</m:t>
         </m:r>
       </m:oMath>
-      <w:r>
+    </w:p>
+    <w:p>
+      <w:pPr>
+        <w:spacing w:after="0"/>
+        <w:rPr>
+          <w:i/>
+          <w:sz w:val="28"/>
+        </w:rPr>
+      </w:pPr>
+      <m:oMathPara>
+        <m:oMath>
+          <m:d>
+            <m:dPr>
+              <m:begChr m:val="{"/>
+              <m:endChr m:val=""/>
+              <m:ctrlPr>
+                <w:rPr>
+                  <w:rFonts w:ascii="Cambria Math" w:hAnsi="Cambria Math"/>
+                  <w:i/>
+                  <w:sz w:val="28"/>
+                </w:rPr>
+              </m:ctrlPr>
+            </m:dPr>
+            <m:e>
+              <m:eqArr>
+                <m:eqArrPr>
+                  <m:ctrlPr>
+                    <w:rPr>
+                      <w:rFonts w:ascii="Cambria Math" w:hAnsi="Cambria Math"/>
+                      <w:i/>
+                      <w:sz w:val="28"/>
+                    </w:rPr>
+                  </m:ctrlPr>
+                </m:eqArrPr>
+                <m:e>
+                  <m:sSub>
+                    <m:sSubPr>
+                      <m:ctrlPr>
+                        <w:rPr>
+                          <w:rFonts w:ascii="Cambria Math" w:hAnsi="Cambria Math"/>
+                          <w:i/>
+                        </w:rPr>
+                      </m:ctrlPr>
+                    </m:sSubPr>
+                    <m:e>
+                      <m:r>
+                        <w:rPr>
+                          <w:rFonts w:ascii="Cambria Math" w:hAnsi="Cambria Math"/>
+                        </w:rPr>
+                        <m:t>U</m:t>
+                      </m:r>
+                    </m:e>
+                    <m:sub>
+                      <m:r>
+                        <w:rPr>
+                          <w:rFonts w:ascii="Cambria Math" w:hAnsi="Cambria Math"/>
+                        </w:rPr>
+                        <m:t>c</m:t>
+                      </m:r>
+                    </m:sub>
+                  </m:sSub>
+                  <m:r>
+                    <w:rPr>
+                      <w:rFonts w:ascii="Cambria Math" w:hAnsi="Cambria Math"/>
+                    </w:rPr>
+                    <m:t>=</m:t>
+                  </m:r>
+                  <m:sSub>
+                    <m:sSubPr>
+                      <m:ctrlPr>
+                        <w:rPr>
+                          <w:rFonts w:ascii="Cambria Math" w:hAnsi="Cambria Math"/>
+                          <w:i/>
+                        </w:rPr>
+                      </m:ctrlPr>
+                    </m:sSubPr>
+                    <m:e>
+                      <m:r>
+                        <w:rPr>
+                          <w:rFonts w:ascii="Cambria Math" w:hAnsi="Cambria Math"/>
+                        </w:rPr>
+                        <m:t>I</m:t>
+                      </m:r>
+                    </m:e>
+                    <m:sub>
+                      <m:r>
+                        <w:rPr>
+                          <w:rFonts w:ascii="Cambria Math" w:hAnsi="Cambria Math"/>
+                        </w:rPr>
+                        <m:t>разр</m:t>
+                      </m:r>
+                    </m:sub>
+                  </m:sSub>
+                  <m:r>
+                    <w:rPr>
+                      <w:rFonts w:ascii="Cambria Math" w:hAnsi="Cambria Math"/>
+                    </w:rPr>
+                    <m:t>*</m:t>
+                  </m:r>
+                  <m:r>
+                    <w:rPr>
+                      <w:rFonts w:ascii="Cambria Math" w:hAnsi="Cambria Math"/>
+                    </w:rPr>
+                    <m:t>R</m:t>
+                  </m:r>
+                  <m:r>
+                    <w:rPr>
+                      <w:rFonts w:ascii="Cambria Math" w:hAnsi="Cambria Math"/>
+                    </w:rPr>
+                    <m:t>-</m:t>
+                  </m:r>
+                  <m:sSub>
+                    <m:sSubPr>
+                      <m:ctrlPr>
+                        <w:rPr>
+                          <w:rFonts w:ascii="Cambria Math" w:hAnsi="Cambria Math"/>
+                          <w:i/>
+                        </w:rPr>
+                      </m:ctrlPr>
+                    </m:sSubPr>
+                    <m:e>
+                      <m:r>
+                        <w:rPr>
+                          <w:rFonts w:ascii="Cambria Math" w:hAnsi="Cambria Math"/>
+                        </w:rPr>
+                        <m:t>I</m:t>
+                      </m:r>
+                    </m:e>
+                    <m:sub>
+                      <m:r>
+                        <w:rPr>
+                          <w:rFonts w:ascii="Cambria Math" w:hAnsi="Cambria Math"/>
+                        </w:rPr>
+                        <m:t>разр</m:t>
+                      </m:r>
+                    </m:sub>
+                  </m:sSub>
+                  <m:r>
+                    <w:rPr>
+                      <w:rFonts w:ascii="Cambria Math" w:hAnsi="Cambria Math"/>
+                    </w:rPr>
+                    <m:t>*</m:t>
+                  </m:r>
+                  <m:r>
+                    <w:rPr>
+                      <w:rFonts w:ascii="Cambria Math" w:hAnsi="Cambria Math"/>
+                    </w:rPr>
+                    <m:t>r</m:t>
+                  </m:r>
+                  <m:r>
+                    <w:rPr>
+                      <w:rFonts w:ascii="Cambria Math" w:hAnsi="Cambria Math"/>
+                    </w:rPr>
+                    <m:t>2</m:t>
+                  </m:r>
+                  <m:r>
+                    <w:rPr>
+                      <w:rFonts w:ascii="Cambria Math" w:hAnsi="Cambria Math"/>
+                      <w:sz w:val="28"/>
+                    </w:rPr>
+                    <m:t xml:space="preserve">           </m:t>
+                  </m:r>
+                </m:e>
+                <m:e>
+                  <m:sSub>
+                    <m:sSubPr>
+                      <m:ctrlPr>
+                        <w:rPr>
+                          <w:rFonts w:ascii="Cambria Math" w:hAnsi="Cambria Math"/>
+                          <w:i/>
+                          <w:sz w:val="28"/>
+                        </w:rPr>
+                      </m:ctrlPr>
+                    </m:sSubPr>
+                    <m:e>
+                      <m:r>
+                        <w:rPr>
+                          <w:rFonts w:ascii="Cambria Math" w:hAnsi="Cambria Math"/>
+                          <w:sz w:val="28"/>
+                        </w:rPr>
+                        <m:t>U</m:t>
+                      </m:r>
+                    </m:e>
+                    <m:sub>
+                      <m:r>
+                        <w:rPr>
+                          <w:rFonts w:ascii="Cambria Math" w:hAnsi="Cambria Math"/>
+                          <w:sz w:val="28"/>
+                        </w:rPr>
+                        <m:t>с</m:t>
+                      </m:r>
+                    </m:sub>
+                  </m:sSub>
+                  <m:r>
+                    <w:rPr>
+                      <w:rFonts w:ascii="Cambria Math" w:hAnsi="Cambria Math"/>
+                      <w:sz w:val="28"/>
+                    </w:rPr>
+                    <m:t>=</m:t>
+                  </m:r>
+                  <m:r>
+                    <w:rPr>
+                      <w:rFonts w:ascii="Cambria Math" w:hAnsi="Cambria Math"/>
+                      <w:sz w:val="28"/>
+                      <w:lang w:val="en-US"/>
+                    </w:rPr>
+                    <m:t>c</m:t>
+                  </m:r>
+                  <m:r>
+                    <w:rPr>
+                      <w:rFonts w:ascii="Cambria Math" w:hAnsi="Cambria Math"/>
+                      <w:sz w:val="28"/>
+                    </w:rPr>
+                    <m:t>*</m:t>
+                  </m:r>
+                  <m:sSubSup>
+                    <m:sSubSupPr>
+                      <m:ctrlPr>
+                        <w:rPr>
+                          <w:rFonts w:ascii="Cambria Math" w:hAnsi="Cambria Math"/>
+                          <w:i/>
+                          <w:sz w:val="28"/>
+                          <w:lang w:val="en-US"/>
+                        </w:rPr>
+                      </m:ctrlPr>
+                    </m:sSubSupPr>
+                    <m:e>
+                      <m:r>
+                        <w:rPr>
+                          <w:rFonts w:ascii="Cambria Math" w:hAnsi="Cambria Math"/>
+                          <w:sz w:val="28"/>
+                          <w:lang w:val="en-US"/>
+                        </w:rPr>
+                        <m:t>U</m:t>
+                      </m:r>
+                    </m:e>
+                    <m:sub>
+                      <m:r>
+                        <w:rPr>
+                          <w:rFonts w:ascii="Cambria Math" w:hAnsi="Cambria Math"/>
+                          <w:sz w:val="28"/>
+                          <w:lang w:val="en-US"/>
+                        </w:rPr>
+                        <m:t>c</m:t>
+                      </m:r>
+                    </m:sub>
+                    <m:sup>
+                      <m:r>
+                        <w:rPr>
+                          <w:rFonts w:ascii="Cambria Math" w:hAnsi="Cambria Math"/>
+                          <w:sz w:val="28"/>
+                        </w:rPr>
+                        <m:t>'</m:t>
+                      </m:r>
+                    </m:sup>
+                  </m:sSubSup>
+                  <m:r>
+                    <w:rPr>
+                      <w:rFonts w:ascii="Cambria Math" w:hAnsi="Cambria Math"/>
+                      <w:sz w:val="28"/>
+                      <w:lang w:val="en-US"/>
+                    </w:rPr>
+                    <m:t>*</m:t>
+                  </m:r>
+                  <m:r>
+                    <w:rPr>
+                      <w:rFonts w:ascii="Cambria Math" w:hAnsi="Cambria Math"/>
+                      <w:sz w:val="28"/>
+                      <w:lang w:val="en-US"/>
+                    </w:rPr>
+                    <m:t>R</m:t>
+                  </m:r>
+                  <m:r>
+                    <w:rPr>
+                      <w:rFonts w:ascii="Cambria Math" w:hAnsi="Cambria Math"/>
+                      <w:sz w:val="28"/>
+                      <w:lang w:val="en-US"/>
+                    </w:rPr>
+                    <m:t>-</m:t>
+                  </m:r>
+                  <m:r>
+                    <w:rPr>
+                      <w:rFonts w:ascii="Cambria Math" w:hAnsi="Cambria Math"/>
+                      <w:lang w:val="en-US"/>
+                    </w:rPr>
+                    <m:t>c</m:t>
+                  </m:r>
+                  <m:r>
+                    <w:rPr>
+                      <w:rFonts w:ascii="Cambria Math" w:hAnsi="Cambria Math"/>
+                    </w:rPr>
+                    <m:t>*</m:t>
+                  </m:r>
+                  <m:sSubSup>
+                    <m:sSubSupPr>
+                      <m:ctrlPr>
+                        <w:rPr>
+                          <w:rFonts w:ascii="Cambria Math" w:hAnsi="Cambria Math"/>
+                          <w:i/>
+                          <w:lang w:val="en-US"/>
+                        </w:rPr>
+                      </m:ctrlPr>
+                    </m:sSubSupPr>
+                    <m:e>
+                      <m:r>
+                        <w:rPr>
+                          <w:rFonts w:ascii="Cambria Math" w:hAnsi="Cambria Math"/>
+                          <w:lang w:val="en-US"/>
+                        </w:rPr>
+                        <m:t>U</m:t>
+                      </m:r>
+                    </m:e>
+                    <m:sub>
+                      <m:r>
+                        <w:rPr>
+                          <w:rFonts w:ascii="Cambria Math" w:hAnsi="Cambria Math"/>
+                          <w:lang w:val="en-US"/>
+                        </w:rPr>
+                        <m:t>c</m:t>
+                      </m:r>
+                    </m:sub>
+                    <m:sup>
+                      <m:r>
+                        <w:rPr>
+                          <w:rFonts w:ascii="Cambria Math" w:hAnsi="Cambria Math"/>
+                        </w:rPr>
+                        <m:t>'</m:t>
+                      </m:r>
+                    </m:sup>
+                  </m:sSubSup>
+                  <m:r>
+                    <w:rPr>
+                      <w:rFonts w:ascii="Cambria Math" w:hAnsi="Cambria Math"/>
+                    </w:rPr>
+                    <m:t>*</m:t>
+                  </m:r>
+                  <m:r>
+                    <w:rPr>
+                      <w:rFonts w:ascii="Cambria Math" w:hAnsi="Cambria Math"/>
+                    </w:rPr>
+                    <m:t>r</m:t>
+                  </m:r>
+                  <m:r>
+                    <w:rPr>
+                      <w:rFonts w:ascii="Cambria Math" w:hAnsi="Cambria Math"/>
+                    </w:rPr>
+                    <m:t>2</m:t>
+                  </m:r>
+                </m:e>
+              </m:eqArr>
+            </m:e>
+          </m:d>
+          <m:r>
+            <w:rPr>
+              <w:rFonts w:ascii="Cambria Math" w:hAnsi="Cambria Math"/>
+              <w:sz w:val="28"/>
+            </w:rPr>
+            <m:t>;</m:t>
+          </m:r>
+        </m:oMath>
+      </m:oMathPara>
+    </w:p>
+    <w:p>
+      <w:pPr>
+        <w:spacing w:after="0"/>
+        <w:rPr>
+          <w:sz w:val="28"/>
+        </w:rPr>
+      </w:pPr>
+      <m:oMath>
+        <m:sSubSup>
+          <m:sSubSupPr>
+            <m:ctrlPr>
+              <w:rPr>
+                <w:rFonts w:ascii="Cambria Math" w:hAnsi="Cambria Math"/>
+                <w:i/>
+                <w:sz w:val="28"/>
+                <w:lang w:val="en-US"/>
+              </w:rPr>
+            </m:ctrlPr>
+          </m:sSubSupPr>
+          <m:e>
+            <m:r>
+              <w:rPr>
+                <w:rFonts w:ascii="Cambria Math" w:hAnsi="Cambria Math"/>
+                <w:sz w:val="28"/>
+                <w:lang w:val="en-US"/>
+              </w:rPr>
+              <m:t>U</m:t>
+            </m:r>
+          </m:e>
+          <m:sub>
+            <m:r>
+              <w:rPr>
+                <w:rFonts w:ascii="Cambria Math" w:hAnsi="Cambria Math"/>
+                <w:sz w:val="28"/>
+                <w:lang w:val="en-US"/>
+              </w:rPr>
+              <m:t>c</m:t>
+            </m:r>
+          </m:sub>
+          <m:sup>
+            <m:r>
+              <w:rPr>
+                <w:rFonts w:ascii="Cambria Math" w:hAnsi="Cambria Math"/>
+                <w:sz w:val="28"/>
+              </w:rPr>
+              <m:t>'</m:t>
+            </m:r>
+          </m:sup>
+        </m:sSubSup>
+        <m:r>
+          <w:rPr>
+            <w:rFonts w:ascii="Cambria Math" w:hAnsi="Cambria Math"/>
+            <w:sz w:val="28"/>
+          </w:rPr>
+          <m:t>= -</m:t>
+        </m:r>
+        <m:f>
+          <m:fPr>
+            <m:ctrlPr>
+              <w:rPr>
+                <w:rFonts w:ascii="Cambria Math" w:hAnsi="Cambria Math"/>
+                <w:i/>
+                <w:sz w:val="28"/>
+              </w:rPr>
+            </m:ctrlPr>
+          </m:fPr>
+          <m:num>
+            <m:sSub>
+              <m:sSubPr>
+                <m:ctrlPr>
+                  <w:rPr>
+                    <w:rFonts w:ascii="Cambria Math" w:hAnsi="Cambria Math"/>
+                    <w:i/>
+                    <w:sz w:val="28"/>
+                  </w:rPr>
+                </m:ctrlPr>
+              </m:sSubPr>
+              <m:e>
+                <m:r>
+                  <w:rPr>
+                    <w:rFonts w:ascii="Cambria Math" w:hAnsi="Cambria Math"/>
+                    <w:sz w:val="28"/>
+                  </w:rPr>
+                  <m:t>U</m:t>
+                </m:r>
+              </m:e>
+              <m:sub>
+                <m:r>
+                  <w:rPr>
+                    <w:rFonts w:ascii="Cambria Math" w:hAnsi="Cambria Math"/>
+                    <w:sz w:val="28"/>
+                  </w:rPr>
+                  <m:t>c</m:t>
+                </m:r>
+              </m:sub>
+            </m:sSub>
+          </m:num>
+          <m:den>
+            <m:r>
+              <w:rPr>
+                <w:rFonts w:ascii="Cambria Math" w:hAnsi="Cambria Math"/>
+                <w:sz w:val="28"/>
+              </w:rPr>
+              <m:t>(</m:t>
+            </m:r>
+            <m:r>
+              <w:rPr>
+                <w:rFonts w:ascii="Cambria Math" w:hAnsi="Cambria Math"/>
+                <w:sz w:val="28"/>
+              </w:rPr>
+              <m:t>R</m:t>
+            </m:r>
+            <m:r>
+              <w:rPr>
+                <w:rFonts w:ascii="Cambria Math" w:hAnsi="Cambria Math"/>
+                <w:sz w:val="28"/>
+              </w:rPr>
+              <m:t>+</m:t>
+            </m:r>
+            <m:r>
+              <w:rPr>
+                <w:rFonts w:ascii="Cambria Math" w:hAnsi="Cambria Math"/>
+                <w:sz w:val="28"/>
+              </w:rPr>
+              <m:t>r</m:t>
+            </m:r>
+            <m:r>
+              <w:rPr>
+                <w:rFonts w:ascii="Cambria Math" w:hAnsi="Cambria Math"/>
+                <w:sz w:val="28"/>
+              </w:rPr>
+              <m:t>2)*</m:t>
+            </m:r>
+            <m:r>
+              <w:rPr>
+                <w:rFonts w:ascii="Cambria Math" w:hAnsi="Cambria Math"/>
+                <w:sz w:val="28"/>
+              </w:rPr>
+              <m:t>c</m:t>
+            </m:r>
+          </m:den>
+        </m:f>
+      </m:oMath>
+      <w:r>
+        <w:rPr>
+          <w:sz w:val="28"/>
+        </w:rPr>
+        <w:t>;</w:t>
+      </w:r>
+    </w:p>
+    <w:p>
+      <w:pPr>
+        <w:spacing w:after="0"/>
+        <w:rPr>
+          <w:b/>
+          <w:bCs/>
+          <w:sz w:val="28"/>
+          <w:szCs w:val="28"/>
+        </w:rPr>
+      </w:pPr>
+      <w:r>
+        <w:rPr>
+          <w:b/>
+          <w:bCs/>
+          <w:sz w:val="28"/>
+          <w:szCs w:val="28"/>
+        </w:rPr>
+        <w:t>Сформулирована задача Коши:</w:t>
+      </w:r>
+    </w:p>
+    <w:p>
+      <w:pPr>
+        <w:spacing w:after="0"/>
+        <w:rPr>
+          <w:b/>
+          <w:bCs/>
+          <w:sz w:val="28"/>
+          <w:szCs w:val="28"/>
+        </w:rPr>
+      </w:pPr>
+      <m:oMath>
+        <m:f>
+          <m:fPr>
+            <m:ctrlPr>
+              <w:rPr>
+                <w:rFonts w:ascii="Cambria Math" w:hAnsi="Cambria Math"/>
+                <w:b/>
+                <w:bCs/>
+                <w:i/>
+                <w:sz w:val="28"/>
+                <w:szCs w:val="28"/>
+              </w:rPr>
+            </m:ctrlPr>
+          </m:fPr>
+          <m:num>
+            <m:r>
+              <m:rPr>
+                <m:sty m:val="bi"/>
+              </m:rPr>
+              <w:rPr>
+                <w:rFonts w:ascii="Cambria Math" w:hAnsi="Cambria Math"/>
+                <w:sz w:val="28"/>
+                <w:szCs w:val="28"/>
+              </w:rPr>
+              <m:t>d</m:t>
+            </m:r>
+            <m:sSub>
+              <m:sSubPr>
+                <m:ctrlPr>
+                  <w:rPr>
+                    <w:rFonts w:ascii="Cambria Math" w:hAnsi="Cambria Math"/>
+                    <w:b/>
+                    <w:bCs/>
+                    <w:i/>
+                    <w:sz w:val="28"/>
+                    <w:szCs w:val="28"/>
+                  </w:rPr>
+                </m:ctrlPr>
+              </m:sSubPr>
+              <m:e>
+                <m:r>
+                  <m:rPr>
+                    <m:sty m:val="bi"/>
+                  </m:rPr>
+                  <w:rPr>
+                    <w:rFonts w:ascii="Cambria Math" w:hAnsi="Cambria Math"/>
+                    <w:sz w:val="28"/>
+                    <w:szCs w:val="28"/>
+                  </w:rPr>
+                  <m:t>U</m:t>
+                </m:r>
+              </m:e>
+              <m:sub>
+                <m:r>
+                  <m:rPr>
+                    <m:sty m:val="bi"/>
+                  </m:rPr>
+                  <w:rPr>
+                    <w:rFonts w:ascii="Cambria Math" w:hAnsi="Cambria Math"/>
+                    <w:sz w:val="28"/>
+                    <w:szCs w:val="28"/>
+                  </w:rPr>
+                  <m:t>c</m:t>
+                </m:r>
+              </m:sub>
+            </m:sSub>
+          </m:num>
+          <m:den>
+            <m:r>
+              <m:rPr>
+                <m:sty m:val="bi"/>
+              </m:rPr>
+              <w:rPr>
+                <w:rFonts w:ascii="Cambria Math" w:hAnsi="Cambria Math"/>
+                <w:sz w:val="28"/>
+                <w:szCs w:val="28"/>
+              </w:rPr>
+              <m:t>dt</m:t>
+            </m:r>
+          </m:den>
+        </m:f>
+        <m:r>
+          <m:rPr>
+            <m:sty m:val="bi"/>
+          </m:rPr>
+          <w:rPr>
+            <w:rFonts w:ascii="Cambria Math" w:hAnsi="Cambria Math"/>
+            <w:sz w:val="28"/>
+            <w:szCs w:val="28"/>
+          </w:rPr>
+          <m:t>=-</m:t>
+        </m:r>
+        <m:f>
+          <m:fPr>
+            <m:ctrlPr>
+              <w:rPr>
+                <w:rFonts w:ascii="Cambria Math" w:hAnsi="Cambria Math"/>
+                <w:b/>
+                <w:bCs/>
+                <w:i/>
+                <w:sz w:val="28"/>
+                <w:szCs w:val="28"/>
+              </w:rPr>
+            </m:ctrlPr>
+          </m:fPr>
+          <m:num>
+            <m:sSub>
+              <m:sSubPr>
+                <m:ctrlPr>
+                  <w:rPr>
+                    <w:rFonts w:ascii="Cambria Math" w:hAnsi="Cambria Math"/>
+                    <w:b/>
+                    <w:bCs/>
+                    <w:i/>
+                    <w:sz w:val="28"/>
+                    <w:szCs w:val="28"/>
+                  </w:rPr>
+                </m:ctrlPr>
+              </m:sSubPr>
+              <m:e>
+                <m:r>
+                  <m:rPr>
+                    <m:sty m:val="bi"/>
+                  </m:rPr>
+                  <w:rPr>
+                    <w:rFonts w:ascii="Cambria Math" w:hAnsi="Cambria Math"/>
+                    <w:sz w:val="28"/>
+                    <w:szCs w:val="28"/>
+                  </w:rPr>
+                  <m:t>U</m:t>
+                </m:r>
+              </m:e>
+              <m:sub>
+                <m:r>
+                  <m:rPr>
+                    <m:sty m:val="bi"/>
+                  </m:rPr>
+                  <w:rPr>
+                    <w:rFonts w:ascii="Cambria Math" w:hAnsi="Cambria Math"/>
+                    <w:sz w:val="28"/>
+                    <w:szCs w:val="28"/>
+                  </w:rPr>
+                  <m:t>c</m:t>
+                </m:r>
+              </m:sub>
+            </m:sSub>
+          </m:num>
+          <m:den>
+            <m:d>
+              <m:dPr>
+                <m:ctrlPr>
+                  <w:rPr>
+                    <w:rFonts w:ascii="Cambria Math" w:hAnsi="Cambria Math"/>
+                    <w:b/>
+                    <w:bCs/>
+                    <w:i/>
+                    <w:sz w:val="28"/>
+                    <w:szCs w:val="28"/>
+                  </w:rPr>
+                </m:ctrlPr>
+              </m:dPr>
+              <m:e>
+                <m:r>
+                  <m:rPr>
+                    <m:sty m:val="bi"/>
+                  </m:rPr>
+                  <w:rPr>
+                    <w:rFonts w:ascii="Cambria Math" w:hAnsi="Cambria Math"/>
+                    <w:sz w:val="28"/>
+                    <w:szCs w:val="28"/>
+                  </w:rPr>
+                  <m:t>R</m:t>
+                </m:r>
+                <m:r>
+                  <m:rPr>
+                    <m:sty m:val="bi"/>
+                  </m:rPr>
+                  <w:rPr>
+                    <w:rFonts w:ascii="Cambria Math" w:hAnsi="Cambria Math"/>
+                    <w:sz w:val="28"/>
+                    <w:szCs w:val="28"/>
+                  </w:rPr>
+                  <m:t>+</m:t>
+                </m:r>
+                <m:r>
+                  <m:rPr>
+                    <m:sty m:val="bi"/>
+                  </m:rPr>
+                  <w:rPr>
+                    <w:rFonts w:ascii="Cambria Math" w:hAnsi="Cambria Math"/>
+                    <w:sz w:val="28"/>
+                    <w:szCs w:val="28"/>
+                  </w:rPr>
+                  <m:t>r</m:t>
+                </m:r>
+                <m:r>
+                  <m:rPr>
+                    <m:sty m:val="bi"/>
+                  </m:rPr>
+                  <w:rPr>
+                    <w:rFonts w:ascii="Cambria Math" w:hAnsi="Cambria Math"/>
+                    <w:sz w:val="28"/>
+                    <w:szCs w:val="28"/>
+                  </w:rPr>
+                  <m:t>2</m:t>
+                </m:r>
+              </m:e>
+            </m:d>
+            <m:r>
+              <m:rPr>
+                <m:sty m:val="bi"/>
+              </m:rPr>
+              <w:rPr>
+                <w:rFonts w:ascii="Cambria Math" w:hAnsi="Cambria Math"/>
+                <w:sz w:val="28"/>
+                <w:szCs w:val="28"/>
+              </w:rPr>
+              <m:t>*</m:t>
+            </m:r>
+            <m:r>
+              <m:rPr>
+                <m:sty m:val="bi"/>
+              </m:rPr>
+              <w:rPr>
+                <w:rFonts w:ascii="Cambria Math" w:hAnsi="Cambria Math"/>
+                <w:sz w:val="28"/>
+                <w:szCs w:val="28"/>
+              </w:rPr>
+              <m:t>c</m:t>
+            </m:r>
+          </m:den>
+        </m:f>
+      </m:oMath>
+      <w:r>
+        <w:rPr>
+          <w:b/>
+          <w:bCs/>
+          <w:sz w:val="28"/>
+          <w:szCs w:val="28"/>
+        </w:rPr>
+        <w:t>;</w:t>
+      </w:r>
+    </w:p>
+    <w:p>
+      <w:pPr>
+        <w:pStyle w:val="a6"/>
+        <w:spacing w:before="0" w:beforeAutospacing="0" w:after="0" w:afterAutospacing="0"/>
+        <w:ind w:left="0" w:firstLine="0"/>
+        <w:jc w:val="left"/>
+        <w:rPr>
+          <w:rFonts w:ascii="Cambria Math" w:hAnsi="Cambria Math"/>
+          <w:bCs/>
+          <w:sz w:val="28"/>
+          <w:szCs w:val="28"/>
+        </w:rPr>
+      </w:pPr>
+      <w:r>
+        <w:rPr>
+          <w:rFonts w:ascii="Cambria Math" w:hAnsi="Cambria Math"/>
+          <w:bCs/>
+          <w:sz w:val="28"/>
+          <w:szCs w:val="28"/>
+        </w:rPr>
+        <w:t>Начальные условия:</w:t>
+      </w:r>
+    </w:p>
+    <w:p>
+      <w:pPr>
+        <w:pStyle w:val="a6"/>
+        <w:spacing w:before="0" w:beforeAutospacing="0" w:after="0" w:afterAutospacing="0"/>
+        <w:ind w:left="0" w:firstLine="0"/>
+        <w:jc w:val="left"/>
+        <w:rPr>
+          <w:bCs/>
+          <w:sz w:val="28"/>
+          <w:szCs w:val="28"/>
+        </w:rPr>
+      </w:pPr>
+      <w:r>
+        <w:rPr>
+          <w:rFonts w:ascii="Cambria Math" w:hAnsi="Cambria Math"/>
+          <w:bCs/>
+          <w:sz w:val="28"/>
+          <w:szCs w:val="28"/>
+        </w:rPr>
+        <w:t xml:space="preserve"> </w:t>
+      </w:r>
+      <m:oMath>
+        <m:r>
+          <w:rPr>
+            <w:rFonts w:ascii="Cambria Math" w:hAnsi="Cambria Math"/>
+            <w:sz w:val="28"/>
+          </w:rPr>
+          <m:t xml:space="preserve">R = 12 Ом,   L = 9·10^(-4) Гн</m:t>
+        </m:r>
+      </m:oMath>
+      <w:r>
+        <w:rPr>
+          <w:bCs/>
+          <w:sz w:val="28"/>
+          <w:szCs w:val="28"/>
+        </w:rPr>
+        <w:t xml:space="preserve">   </w:t>
+      </w:r>
+      <m:oMath>
+        <m:r>
+          <w:rPr>
+            <w:rFonts w:ascii="Cambria Math" w:hAnsi="Cambria Math"/>
+            <w:sz w:val="28"/>
+          </w:rPr>
+          <m:t xml:space="preserve"/>
+        </m:r>
+      </m:oMath>
+    </w:p>
+    <w:p>
+      <w:pPr>
+        <w:pStyle w:val="a6"/>
+        <w:spacing w:after="0"/>
+        <w:ind w:left="0" w:firstLine="0"/>
+        <w:jc w:val="left"/>
+      </w:pPr>
+      <m:oMath>
+        <m:f>
+          <m:fPr>
+            <m:ctrlPr>
+              <w:rPr>
+                <w:rFonts w:ascii="Cambria Math" w:hAnsi="Cambria Math"/>
+              </w:rPr>
+            </m:ctrlPr>
+          </m:fPr>
+          <m:num>
+            <m:r>
+              <w:rPr>
+                <w:rFonts w:ascii="Cambria Math" w:hAnsi="Cambria Math"/>
+              </w:rPr>
+              <m:t>d</m:t>
+            </m:r>
+            <m:sSub>
+              <m:sSubPr>
+                <m:ctrlPr>
+                  <w:rPr>
+                    <w:rFonts w:ascii="Cambria Math" w:hAnsi="Cambria Math"/>
+                  </w:rPr>
+                </m:ctrlPr>
+              </m:sSubPr>
+              <m:e>
+                <m:r>
+                  <w:rPr>
+                    <w:rFonts w:ascii="Cambria Math" w:hAnsi="Cambria Math"/>
+                  </w:rPr>
+                  <m:t>U</m:t>
+                </m:r>
+              </m:e>
+              <m:sub>
+                <m:r>
+                  <w:rPr>
+                    <w:rFonts w:ascii="Cambria Math" w:hAnsi="Cambria Math"/>
+                  </w:rPr>
+                  <m:t>c</m:t>
+                </m:r>
+              </m:sub>
+            </m:sSub>
+          </m:num>
+          <m:den>
+            <m:sSub>
+              <m:sSubPr>
+                <m:ctrlPr>
+                  <w:rPr>
+                    <w:rFonts w:ascii="Cambria Math" w:hAnsi="Cambria Math"/>
+                  </w:rPr>
+                </m:ctrlPr>
+              </m:sSubPr>
+              <m:e>
+                <m:r>
+                  <w:rPr>
+                    <w:rFonts w:ascii="Cambria Math" w:hAnsi="Cambria Math"/>
+                  </w:rPr>
+                  <m:t>U</m:t>
+                </m:r>
+              </m:e>
+              <m:sub>
+                <m:r>
+                  <w:rPr>
+                    <w:rFonts w:ascii="Cambria Math" w:hAnsi="Cambria Math"/>
+                  </w:rPr>
+                  <m:t>c</m:t>
+                </m:r>
+              </m:sub>
+            </m:sSub>
+          </m:den>
+        </m:f>
+        <m:r>
+          <w:rPr>
+            <w:rFonts w:ascii="Cambria Math" w:hAnsi="Cambria Math"/>
+          </w:rPr>
+          <m:t>=</m:t>
+        </m:r>
+        <m:f>
+          <m:fPr>
+            <m:ctrlPr>
+              <w:rPr>
+                <w:rFonts w:ascii="Cambria Math" w:hAnsi="Cambria Math"/>
+              </w:rPr>
+            </m:ctrlPr>
+          </m:fPr>
+          <m:num>
+            <m:r>
+              <w:rPr>
+                <w:rFonts w:ascii="Cambria Math" w:hAnsi="Cambria Math"/>
+              </w:rPr>
+              <m:t>-</m:t>
+            </m:r>
+            <m:r>
+              <w:rPr>
+                <w:rFonts w:ascii="Cambria Math" w:hAnsi="Cambria Math"/>
+              </w:rPr>
+              <m:t>dt</m:t>
+            </m:r>
+          </m:num>
+          <m:den>
+            <m:r>
+              <w:rPr>
+                <w:rFonts w:ascii="Cambria Math" w:hAnsi="Cambria Math"/>
+              </w:rPr>
+              <m:t>(</m:t>
+            </m:r>
+            <m:r>
+              <w:rPr>
+                <w:rFonts w:ascii="Cambria Math" w:hAnsi="Cambria Math"/>
+              </w:rPr>
+              <m:t>R</m:t>
+            </m:r>
+            <m:r>
+              <w:rPr>
+                <w:rFonts w:ascii="Cambria Math" w:hAnsi="Cambria Math"/>
+              </w:rPr>
+              <m:t>+</m:t>
+            </m:r>
+            <m:r>
+              <w:rPr>
+                <w:rFonts w:ascii="Cambria Math" w:hAnsi="Cambria Math"/>
+              </w:rPr>
+              <m:t>r</m:t>
+            </m:r>
+            <m:r>
+              <w:rPr>
+                <w:rFonts w:ascii="Cambria Math" w:hAnsi="Cambria Math"/>
+              </w:rPr>
+              <m:t>2)*</m:t>
+            </m:r>
+            <m:r>
+              <w:rPr>
+                <w:rFonts w:ascii="Cambria Math" w:hAnsi="Cambria Math"/>
+              </w:rPr>
+              <m:t>c</m:t>
+            </m:r>
+          </m:den>
+        </m:f>
+      </m:oMath>
+      <w:r>
+        <w:t>;</w:t>
+      </w:r>
+    </w:p>
+    <w:p>
+      <w:pPr>
+        <w:pStyle w:val="a6"/>
+        <w:spacing w:before="0" w:beforeAutospacing="0" w:after="0" w:afterAutospacing="0"/>
+        <w:ind w:left="0" w:firstLine="0"/>
+        <w:jc w:val="left"/>
+      </w:pPr>
+      <m:oMath>
+        <m:nary>
+          <m:naryPr>
+            <m:limLoc m:val="undOvr"/>
+            <m:subHide m:val="1"/>
+            <m:supHide m:val="1"/>
+            <m:ctrlPr>
+              <w:rPr>
+                <w:rFonts w:ascii="Cambria Math" w:hAnsi="Cambria Math"/>
+                <w:i/>
+              </w:rPr>
+            </m:ctrlPr>
+          </m:naryPr>
+          <m:sub/>
+          <m:sup/>
+          <m:e>
+            <m:f>
+              <m:fPr>
+                <m:ctrlPr>
+                  <w:rPr>
+                    <w:rFonts w:ascii="Cambria Math" w:hAnsi="Cambria Math"/>
+                    <w:i/>
+                  </w:rPr>
+                </m:ctrlPr>
+              </m:fPr>
+              <m:num>
+                <m:r>
+                  <w:rPr>
+                    <w:rFonts w:ascii="Cambria Math" w:hAnsi="Cambria Math"/>
+                  </w:rPr>
+                  <m:t>d</m:t>
+                </m:r>
+                <m:sSub>
+                  <m:sSubPr>
+                    <m:ctrlPr>
+                      <w:rPr>
+                        <w:rFonts w:ascii="Cambria Math" w:hAnsi="Cambria Math"/>
+                        <w:i/>
+                      </w:rPr>
+                    </m:ctrlPr>
+                  </m:sSubPr>
+                  <m:e>
+                    <m:r>
+                      <w:rPr>
+                        <w:rFonts w:ascii="Cambria Math" w:hAnsi="Cambria Math"/>
+                      </w:rPr>
+                      <m:t>U</m:t>
+                    </m:r>
+                  </m:e>
+                  <m:sub>
+                    <m:r>
+                      <w:rPr>
+                        <w:rFonts w:ascii="Cambria Math" w:hAnsi="Cambria Math"/>
+                      </w:rPr>
+                      <m:t>c</m:t>
+                    </m:r>
+                  </m:sub>
+                </m:sSub>
+              </m:num>
+              <m:den>
+                <m:sSub>
+                  <m:sSubPr>
+                    <m:ctrlPr>
+                      <w:rPr>
+                        <w:rFonts w:ascii="Cambria Math" w:hAnsi="Cambria Math"/>
+                        <w:i/>
+                      </w:rPr>
+                    </m:ctrlPr>
+                  </m:sSubPr>
+                  <m:e>
+                    <m:r>
+                      <w:rPr>
+                        <w:rFonts w:ascii="Cambria Math" w:hAnsi="Cambria Math"/>
+                      </w:rPr>
+                      <m:t>U</m:t>
+                    </m:r>
+                  </m:e>
+                  <m:sub>
+                    <m:r>
+                      <w:rPr>
+                        <w:rFonts w:ascii="Cambria Math" w:hAnsi="Cambria Math"/>
+                      </w:rPr>
+                      <m:t>c</m:t>
+                    </m:r>
+                  </m:sub>
+                </m:sSub>
+              </m:den>
+            </m:f>
+            <m:r>
+              <w:rPr>
+                <w:rFonts w:ascii="Cambria Math" w:hAnsi="Cambria Math"/>
+              </w:rPr>
+              <m:t>= -</m:t>
+            </m:r>
+            <m:nary>
+              <m:naryPr>
+                <m:limLoc m:val="undOvr"/>
+                <m:subHide m:val="1"/>
+                <m:supHide m:val="1"/>
+                <m:ctrlPr>
+                  <w:rPr>
+                    <w:rFonts w:ascii="Cambria Math" w:hAnsi="Cambria Math"/>
+                    <w:i/>
+                  </w:rPr>
+                </m:ctrlPr>
+              </m:naryPr>
+              <m:sub/>
+              <m:sup/>
+              <m:e>
+                <m:f>
+                  <m:fPr>
+                    <m:ctrlPr>
+                      <w:rPr>
+                        <w:rFonts w:ascii="Cambria Math" w:hAnsi="Cambria Math"/>
+                        <w:i/>
+                      </w:rPr>
+                    </m:ctrlPr>
+                  </m:fPr>
+                  <m:num>
+                    <m:r>
+                      <w:rPr>
+                        <w:rFonts w:ascii="Cambria Math" w:hAnsi="Cambria Math"/>
+                      </w:rPr>
+                      <m:t>dt</m:t>
+                    </m:r>
+                  </m:num>
+                  <m:den>
+                    <m:r>
+                      <w:rPr>
+                        <w:rFonts w:ascii="Cambria Math" w:hAnsi="Cambria Math"/>
+                      </w:rPr>
+                      <m:t>c</m:t>
+                    </m:r>
+                    <m:r>
+                      <w:rPr>
+                        <w:rFonts w:ascii="Cambria Math" w:hAnsi="Cambria Math"/>
+                      </w:rPr>
+                      <m:t>*</m:t>
+                    </m:r>
+                    <m:r>
+                      <w:rPr>
+                        <w:rFonts w:ascii="Cambria Math" w:hAnsi="Cambria Math"/>
+                      </w:rPr>
+                      <m:t>(</m:t>
+                    </m:r>
+                    <m:r>
+                      <w:rPr>
+                        <w:rFonts w:ascii="Cambria Math" w:hAnsi="Cambria Math"/>
+                      </w:rPr>
+                      <m:t>R</m:t>
+                    </m:r>
+                    <m:r>
+                      <w:rPr>
+                        <w:rFonts w:ascii="Cambria Math" w:hAnsi="Cambria Math"/>
+                      </w:rPr>
+                      <m:t>+</m:t>
+                    </m:r>
+                    <m:r>
+                      <w:rPr>
+                        <w:rFonts w:ascii="Cambria Math" w:hAnsi="Cambria Math"/>
+                      </w:rPr>
+                      <m:t>r</m:t>
+                    </m:r>
+                    <m:r>
+                      <w:rPr>
+                        <w:rFonts w:ascii="Cambria Math" w:hAnsi="Cambria Math"/>
+                      </w:rPr>
+                      <m:t>2)</m:t>
+                    </m:r>
+                  </m:den>
+                </m:f>
+              </m:e>
+            </m:nary>
+          </m:e>
+        </m:nary>
+      </m:oMath>
+      <w:r>
+        <w:t>;</w:t>
+      </w:r>
+    </w:p>
+    <w:p>
+      <w:pPr>
+        <w:pStyle w:val="a6"/>
+        <w:spacing w:before="0" w:beforeAutospacing="0" w:after="0" w:afterAutospacing="0"/>
+        <w:ind w:left="0" w:firstLine="0"/>
+        <w:jc w:val="left"/>
+        <w:rPr>
+          <w:sz w:val="28"/>
+        </w:rPr>
+      </w:pPr>
+      <m:oMath>
+        <m:r>
+          <w:rPr>
+            <w:rFonts w:ascii="Cambria Math" w:hAnsi="Cambria Math"/>
+            <w:lang w:val="en-US"/>
+          </w:rPr>
+          <m:t>ln</m:t>
+        </m:r>
+        <m:sSub>
+          <m:sSubPr>
+            <m:ctrlPr>
+              <w:rPr>
+                <w:rFonts w:ascii="Cambria Math" w:hAnsi="Cambria Math"/>
+                <w:i/>
+                <w:sz w:val="28"/>
+              </w:rPr>
+            </m:ctrlPr>
+          </m:sSubPr>
+          <m:e>
+            <m:r>
+              <w:rPr>
+                <w:rFonts w:ascii="Cambria Math" w:hAnsi="Cambria Math"/>
+                <w:sz w:val="28"/>
+              </w:rPr>
+              <m:t>U</m:t>
+            </m:r>
+          </m:e>
+          <m:sub>
+            <m:r>
+              <w:rPr>
+                <w:rFonts w:ascii="Cambria Math" w:hAnsi="Cambria Math"/>
+                <w:sz w:val="28"/>
+              </w:rPr>
+              <m:t>c</m:t>
+            </m:r>
+          </m:sub>
+        </m:sSub>
+      </m:oMath>
+      <w:r>
+        <w:rPr>
+          <w:sz w:val="28"/>
+        </w:rPr>
+        <w:t xml:space="preserve"/>
+      </w:r>
+      <m:oMath>
+        <m:r>
+          <w:rPr>
+            <w:rFonts w:ascii="Cambria Math" w:hAnsi="Cambria Math"/>
+            <w:sz w:val="28"/>
+          </w:rPr>
+          <m:t>-</m:t>
+        </m:r>
+        <m:f>
+          <m:fPr>
+            <m:ctrlPr>
+              <w:rPr>
+                <w:rFonts w:ascii="Cambria Math" w:hAnsi="Cambria Math"/>
+                <w:i/>
+                <w:sz w:val="28"/>
+              </w:rPr>
+            </m:ctrlPr>
+          </m:fPr>
+          <m:num>
+            <m:r>
+              <w:rPr>
+                <w:rFonts w:ascii="Cambria Math" w:hAnsi="Cambria Math"/>
+                <w:sz w:val="28"/>
+              </w:rPr>
+              <m:t>t</m:t>
+            </m:r>
+          </m:num>
+          <m:den>
+            <m:r>
+              <w:rPr>
+                <w:rFonts w:ascii="Cambria Math" w:hAnsi="Cambria Math"/>
+              </w:rPr>
+              <m:t>(R+r2)</m:t>
+            </m:r>
+            <m:r>
+              <w:rPr>
+                <w:rFonts w:ascii="Cambria Math" w:hAnsi="Cambria Math"/>
+                <w:sz w:val="28"/>
+              </w:rPr>
+              <m:t>*c</m:t>
+            </m:r>
+          </m:den>
+        </m:f>
+      </m:oMath>
+      <w:r>
+        <w:rPr>
+          <w:sz w:val="28"/>
+        </w:rPr>
+        <w:t xml:space="preserve"/>
+      </w:r>
+      <m:oMath>
+        <m:sSub>
+          <m:sSubPr>
+            <m:ctrlPr>
+              <w:rPr>
+                <w:rFonts w:ascii="Cambria Math" w:hAnsi="Cambria Math"/>
+                <w:i/>
+                <w:sz w:val="28"/>
+                <w:lang w:val="en-US"/>
+              </w:rPr>
+            </m:ctrlPr>
+          </m:sSubPr>
+          <m:e>
+            <m:r>
+              <w:rPr>
+                <w:rFonts w:ascii="Cambria Math" w:hAnsi="Cambria Math"/>
+                <w:sz w:val="28"/>
+                <w:lang w:val="en-US"/>
+              </w:rPr>
+              <m:t>C</m:t>
+            </m:r>
+          </m:e>
+          <m:sub>
+            <m:r>
+              <w:rPr>
+                <w:rFonts w:ascii="Cambria Math" w:hAnsi="Cambria Math"/>
+                <w:sz w:val="28"/>
+              </w:rPr>
+              <m:t>1</m:t>
+            </m:r>
+          </m:sub>
+        </m:sSub>
+      </m:oMath>
+      <w:r>
+        <w:rPr>
+          <w:sz w:val="28"/>
+        </w:rPr>
+        <w:t/>
+      </w:r>
+    </w:p>
+    <w:p>
+      <w:pPr>
+        <w:pStyle w:val="a6"/>
+        <w:spacing w:before="0" w:beforeAutospacing="0" w:after="0" w:afterAutospacing="0"/>
+        <w:ind w:left="0" w:firstLine="0"/>
+        <w:jc w:val="left"/>
+      </w:pPr>
+      <m:oMath>
+        <m:sSub>
+          <m:sSubPr>
+            <m:ctrlPr>
+              <w:rPr>
+                <w:rFonts w:ascii="Cambria Math" w:hAnsi="Cambria Math"/>
+                <w:i/>
+              </w:rPr>
+            </m:ctrlPr>
+          </m:sSubPr>
+          <m:e>
+            <m:r>
+              <w:rPr>
+                <w:rFonts w:ascii="Cambria Math" w:hAnsi="Cambria Math"/>
+              </w:rPr>
+              <m:t>U</m:t>
+            </m:r>
+          </m:e>
+          <m:sub>
+            <m:r>
+              <w:rPr>
+                <w:rFonts w:ascii="Cambria Math" w:hAnsi="Cambria Math"/>
+              </w:rPr>
+              <m:t>c</m:t>
+            </m:r>
+          </m:sub>
+        </m:sSub>
+        <m:r>
+          <w:rPr>
+            <w:rFonts w:ascii="Cambria Math" w:hAnsi="Cambria Math"/>
+          </w:rPr>
+          <m:t xml:space="preserve">= </m:t>
+        </m:r>
+        <m:sSup>
+          <m:sSupPr>
+            <m:ctrlPr>
+              <w:rPr>
+                <w:rFonts w:ascii="Cambria Math" w:hAnsi="Cambria Math"/>
+                <w:i/>
+              </w:rPr>
+            </m:ctrlPr>
+          </m:sSupPr>
+          <m:e>
+            <m:r>
+              <w:rPr>
+                <w:rFonts w:ascii="Cambria Math" w:hAnsi="Cambria Math"/>
+              </w:rPr>
+              <m:t>e</m:t>
+            </m:r>
+          </m:e>
+          <m:sup>
+            <m:r>
+              <w:rPr>
+                <w:rFonts w:ascii="Cambria Math" w:hAnsi="Cambria Math"/>
+              </w:rPr>
+              <m:t>-</m:t>
+            </m:r>
+            <m:f>
+              <m:fPr>
+                <m:ctrlPr>
+                  <w:rPr>
+                    <w:rFonts w:ascii="Cambria Math" w:hAnsi="Cambria Math"/>
+                    <w:i/>
+                  </w:rPr>
+                </m:ctrlPr>
+              </m:fPr>
+              <m:num>
+                <m:r>
+                  <w:rPr>
+                    <w:rFonts w:ascii="Cambria Math" w:hAnsi="Cambria Math"/>
+                  </w:rPr>
+                  <m:t>t</m:t>
+                </m:r>
+              </m:num>
+              <m:den>
+                <m:r>
+                  <w:rPr>
+                    <w:rFonts w:ascii="Cambria Math" w:hAnsi="Cambria Math"/>
+                  </w:rPr>
+                  <m:t>(</m:t>
+                </m:r>
+                <m:r>
+                  <w:rPr>
+                    <w:rFonts w:ascii="Cambria Math" w:hAnsi="Cambria Math"/>
+                  </w:rPr>
+                  <m:t>R</m:t>
+                </m:r>
+                <m:r>
+                  <w:rPr>
+                    <w:rFonts w:ascii="Cambria Math" w:hAnsi="Cambria Math"/>
+                  </w:rPr>
+                  <m:t>+</m:t>
+                </m:r>
+                <m:r>
+                  <w:rPr>
+                    <w:rFonts w:ascii="Cambria Math" w:hAnsi="Cambria Math"/>
+                  </w:rPr>
+                  <m:t>r</m:t>
+                </m:r>
+                <m:r>
+                  <w:rPr>
+                    <w:rFonts w:ascii="Cambria Math" w:hAnsi="Cambria Math"/>
+                  </w:rPr>
+                  <m:t>2)*</m:t>
+                </m:r>
+                <m:r>
+                  <w:rPr>
+                    <w:rFonts w:ascii="Cambria Math" w:hAnsi="Cambria Math"/>
+                  </w:rPr>
+                  <m:t>c</m:t>
+                </m:r>
+              </m:den>
+            </m:f>
+            <m:r>
+              <w:rPr>
+                <w:rFonts w:ascii="Cambria Math" w:hAnsi="Cambria Math"/>
+              </w:rPr>
+              <m:t>+</m:t>
+            </m:r>
+            <m:sSub>
+              <m:sSubPr>
+                <m:ctrlPr>
+                  <w:rPr>
+                    <w:rFonts w:ascii="Cambria Math" w:hAnsi="Cambria Math"/>
+                    <w:i/>
+                  </w:rPr>
+                </m:ctrlPr>
+              </m:sSubPr>
+              <m:e>
+                <m:r>
+                  <w:rPr>
+                    <w:rFonts w:ascii="Cambria Math" w:hAnsi="Cambria Math"/>
+                  </w:rPr>
+                  <m:t>C</m:t>
+                </m:r>
+              </m:e>
+              <m:sub>
+                <m:r>
+                  <w:rPr>
+                    <w:rFonts w:ascii="Cambria Math" w:hAnsi="Cambria Math"/>
+                  </w:rPr>
+                  <m:t>1</m:t>
+                </m:r>
+              </m:sub>
+            </m:sSub>
+          </m:sup>
+        </m:sSup>
+        <m:r>
+          <w:rPr>
+            <w:rFonts w:ascii="Cambria Math" w:hAnsi="Cambria Math"/>
+          </w:rPr>
+          <m:t xml:space="preserve">;    </m:t>
+        </m:r>
+        <m:sSub>
+          <m:sSubPr>
+            <m:ctrlPr>
+              <w:rPr>
+                <w:rFonts w:ascii="Cambria Math" w:hAnsi="Cambria Math"/>
+                <w:i/>
+              </w:rPr>
+            </m:ctrlPr>
+          </m:sSubPr>
+          <m:e>
+            <m:r>
+              <w:rPr>
+                <w:rFonts w:ascii="Cambria Math" w:hAnsi="Cambria Math"/>
+              </w:rPr>
+              <m:t>C</m:t>
+            </m:r>
+          </m:e>
+          <m:sub>
+            <m:r>
+              <w:rPr>
+                <w:rFonts w:ascii="Cambria Math" w:hAnsi="Cambria Math"/>
+              </w:rPr>
+              <m:t>2</m:t>
+            </m:r>
+          </m:sub>
+        </m:sSub>
+        <m:r>
+          <w:rPr>
+            <w:rFonts w:ascii="Cambria Math" w:hAnsi="Cambria Math"/>
+          </w:rPr>
+          <m:t>=</m:t>
+        </m:r>
+        <m:sSup>
+          <m:sSupPr>
+            <m:ctrlPr>
+              <w:rPr>
+                <w:rFonts w:ascii="Cambria Math" w:hAnsi="Cambria Math"/>
+                <w:i/>
+              </w:rPr>
+            </m:ctrlPr>
+          </m:sSupPr>
+          <m:e>
+            <m:r>
+              <w:rPr>
+                <w:rFonts w:ascii="Cambria Math" w:hAnsi="Cambria Math"/>
+              </w:rPr>
+              <m:t>e</m:t>
+            </m:r>
+          </m:e>
+          <m:sup>
+            <m:sSub>
+              <m:sSubPr>
+                <m:ctrlPr>
+                  <w:rPr>
+                    <w:rFonts w:ascii="Cambria Math" w:hAnsi="Cambria Math"/>
+                    <w:i/>
+                  </w:rPr>
+                </m:ctrlPr>
+              </m:sSubPr>
+              <m:e>
+                <m:r>
+                  <w:rPr>
+                    <w:rFonts w:ascii="Cambria Math" w:hAnsi="Cambria Math"/>
+                  </w:rPr>
+                  <m:t>C</m:t>
+                </m:r>
+              </m:e>
+              <m:sub>
+                <m:r>
+                  <w:rPr>
+                    <w:rFonts w:ascii="Cambria Math" w:hAnsi="Cambria Math"/>
+                  </w:rPr>
+                  <m:t>1</m:t>
+                </m:r>
+              </m:sub>
+            </m:sSub>
+          </m:sup>
+        </m:sSup>
+      </m:oMath>
+      <w:r>
+        <w:t>;</w:t>
+      </w:r>
+    </w:p>
+    <w:p>
+      <w:pPr>
+        <w:pStyle w:val="a6"/>
+        <w:spacing w:before="0" w:beforeAutospacing="0" w:after="0" w:afterAutospacing="0"/>
+        <w:ind w:left="0" w:firstLine="0"/>
+        <w:jc w:val="left"/>
+      </w:pPr>
+      <m:oMathPara>
+        <m:oMathParaPr>
+          <m:jc m:val="left"/>
+        </m:oMathParaPr>
+        <m:oMath>
+          <m:sSub>
+            <m:sSubPr>
+              <m:ctrlPr>
+                <w:rPr>
+                  <w:rFonts w:ascii="Cambria Math" w:hAnsi="Cambria Math"/>
+                  <w:i/>
+                </w:rPr>
+              </m:ctrlPr>
+            </m:sSubPr>
+            <m:e>
+              <m:r>
+                <w:rPr>
+                  <w:rFonts w:ascii="Cambria Math" w:hAnsi="Cambria Math"/>
+                </w:rPr>
+                <m:t>U</m:t>
+              </m:r>
+            </m:e>
+            <m:sub>
+              <m:r>
+                <w:rPr>
+                  <w:rFonts w:ascii="Cambria Math" w:hAnsi="Cambria Math"/>
+                </w:rPr>
+                <m:t>c</m:t>
+              </m:r>
+            </m:sub>
+          </m:sSub>
+          <m:r>
+            <w:rPr>
+              <w:rFonts w:ascii="Cambria Math" w:hAnsi="Cambria Math"/>
+            </w:rPr>
+            <m:t xml:space="preserve">= </m:t>
+          </m:r>
+          <m:sSup>
+            <m:sSupPr>
+              <m:ctrlPr>
+                <w:rPr>
+                  <w:rFonts w:ascii="Cambria Math" w:hAnsi="Cambria Math"/>
+                  <w:i/>
+                </w:rPr>
+              </m:ctrlPr>
+            </m:sSupPr>
+            <m:e>
+              <m:r>
+                <w:rPr>
+                  <w:rFonts w:ascii="Cambria Math" w:hAnsi="Cambria Math"/>
+                </w:rPr>
+                <m:t>e</m:t>
+              </m:r>
+            </m:e>
+            <m:sup>
+              <m:r>
+                <w:rPr>
+                  <w:rFonts w:ascii="Cambria Math" w:hAnsi="Cambria Math"/>
+                </w:rPr>
+                <m:t>-</m:t>
+              </m:r>
+              <m:f>
+                <m:fPr>
+                  <m:ctrlPr>
+                    <w:rPr>
+                      <w:rFonts w:ascii="Cambria Math" w:hAnsi="Cambria Math"/>
+                      <w:i/>
+                    </w:rPr>
+                  </m:ctrlPr>
+                </m:fPr>
+                <m:num>
+                  <m:r>
+                    <w:rPr>
+                      <w:rFonts w:ascii="Cambria Math" w:hAnsi="Cambria Math"/>
+                    </w:rPr>
+                    <m:t>t</m:t>
+                  </m:r>
+                </m:num>
+                <m:den>
+                  <m:r>
+                    <w:rPr>
+                      <w:rFonts w:ascii="Cambria Math" w:hAnsi="Cambria Math"/>
+                    </w:rPr>
+                    <m:t>(</m:t>
+                  </m:r>
+                  <m:r>
+                    <w:rPr>
+                      <w:rFonts w:ascii="Cambria Math" w:hAnsi="Cambria Math"/>
+                    </w:rPr>
+                    <m:t>R</m:t>
+                  </m:r>
+                  <m:r>
+                    <w:rPr>
+                      <w:rFonts w:ascii="Cambria Math" w:hAnsi="Cambria Math"/>
+                    </w:rPr>
+                    <m:t>+</m:t>
+                  </m:r>
+                  <m:r>
+                    <w:rPr>
+                      <w:rFonts w:ascii="Cambria Math" w:hAnsi="Cambria Math"/>
+                    </w:rPr>
+                    <m:t>r</m:t>
+                  </m:r>
+                  <m:r>
+                    <w:rPr>
+                      <w:rFonts w:ascii="Cambria Math" w:hAnsi="Cambria Math"/>
+                    </w:rPr>
+                    <m:t>2)*</m:t>
+                  </m:r>
+                  <m:r>
+                    <w:rPr>
+                      <w:rFonts w:ascii="Cambria Math" w:hAnsi="Cambria Math"/>
+                    </w:rPr>
+                    <m:t>c</m:t>
+                  </m:r>
+                </m:den>
+              </m:f>
+            </m:sup>
+          </m:sSup>
+          <m:r>
+            <w:rPr>
+              <w:rFonts w:ascii="Cambria Math" w:hAnsi="Cambria Math"/>
+            </w:rPr>
+            <m:t>*</m:t>
+          </m:r>
+          <m:sSub>
+            <m:sSubPr>
+              <m:ctrlPr>
+                <w:rPr>
+                  <w:rFonts w:ascii="Cambria Math" w:hAnsi="Cambria Math"/>
+                  <w:i/>
+                </w:rPr>
+              </m:ctrlPr>
+            </m:sSubPr>
+            <m:e>
+              <m:r>
+                <w:rPr>
+                  <w:rFonts w:ascii="Cambria Math" w:hAnsi="Cambria Math"/>
+                </w:rPr>
+                <m:t>C</m:t>
+              </m:r>
+            </m:e>
+            <m:sub>
+              <m:r>
+                <w:rPr>
+                  <w:rFonts w:ascii="Cambria Math" w:hAnsi="Cambria Math"/>
+                </w:rPr>
+                <m:t>2</m:t>
+              </m:r>
+            </m:sub>
+          </m:sSub>
+          <m:r>
+            <w:rPr>
+              <w:rFonts w:ascii="Cambria Math" w:hAnsi="Cambria Math"/>
+            </w:rPr>
+            <m:t>;</m:t>
+          </m:r>
+        </m:oMath>
+      </m:oMathPara>
+    </w:p>
+    <w:p>
+      <w:pPr>
+        <w:pStyle w:val="a6"/>
+        <w:spacing w:before="0" w:beforeAutospacing="0" w:after="0" w:afterAutospacing="0"/>
+        <w:ind w:left="0" w:firstLine="0"/>
+        <w:jc w:val="left"/>
+      </w:pPr>
+      <m:oMathPara>
+        <m:oMathParaPr>
+          <m:jc m:val="left"/>
+        </m:oMathParaPr>
+        <m:oMath>
+          <m:sSub>
+            <m:sSubPr>
+              <m:ctrlPr>
+                <w:rPr>
+                  <w:rFonts w:ascii="Cambria Math" w:hAnsi="Cambria Math"/>
+                  <w:i/>
+                </w:rPr>
+              </m:ctrlPr>
+            </m:sSubPr>
+            <m:e>
+              <m:r>
+                <w:rPr>
+                  <w:rFonts w:ascii="Cambria Math" w:hAnsi="Cambria Math"/>
+                </w:rPr>
+                <m:t>U</m:t>
+              </m:r>
+            </m:e>
+            <m:sub>
+              <m:r>
+                <w:rPr>
+                  <w:rFonts w:ascii="Cambria Math" w:hAnsi="Cambria Math"/>
+                </w:rPr>
+                <m:t>c</m:t>
+              </m:r>
+              <m:r>
+                <w:rPr>
+                  <w:rFonts w:ascii="Cambria Math" w:hAnsi="Cambria Math"/>
+                </w:rPr>
+                <m:t>0</m:t>
+              </m:r>
+            </m:sub>
+          </m:sSub>
+          <m:r>
+            <w:rPr>
+              <w:rFonts w:ascii="Cambria Math" w:hAnsi="Cambria Math"/>
+            </w:rPr>
+            <m:t xml:space="preserve">= </m:t>
+          </m:r>
+          <m:sSub>
+            <m:sSubPr>
+              <m:ctrlPr>
+                <w:rPr>
+                  <w:rFonts w:ascii="Cambria Math" w:hAnsi="Cambria Math"/>
+                  <w:i/>
+                </w:rPr>
+              </m:ctrlPr>
+            </m:sSubPr>
+            <m:e>
+              <m:r>
+                <w:rPr>
+                  <w:rFonts w:ascii="Cambria Math" w:hAnsi="Cambria Math"/>
+                </w:rPr>
+                <m:t>C</m:t>
+              </m:r>
+            </m:e>
+            <m:sub>
+              <m:r>
+                <w:rPr>
+                  <w:rFonts w:ascii="Cambria Math" w:hAnsi="Cambria Math"/>
+                </w:rPr>
+                <m:t>2</m:t>
+              </m:r>
+            </m:sub>
+          </m:sSub>
+          <m:r>
+            <w:rPr>
+              <w:rFonts w:ascii="Cambria Math" w:hAnsi="Cambria Math"/>
+            </w:rPr>
+            <m:t>=</m:t>
+          </m:r>
+          <m:r>
+            <w:rPr>
+              <w:rFonts w:ascii="Cambria Math" w:hAnsi="Cambria Math"/>
+            </w:rPr>
+            <m:t>E</m:t>
+          </m:r>
+          <m:r>
+            <w:rPr>
+              <w:rFonts w:ascii="Cambria Math" w:hAnsi="Cambria Math"/>
+            </w:rPr>
+            <m:t>;</m:t>
+          </m:r>
+        </m:oMath>
+      </m:oMathPara>
+    </w:p>
+    <w:p>
+      <w:pPr>
+        <w:spacing w:after="0"/>
         <w:rPr>
           <w:b/>
           <w:sz w:val="32"/>
           <w:szCs w:val="44"/>
         </w:rPr>
-        <w:t xml:space="preserve"> – итоговый ответ</w:t>
-      </w:r>
-    </w:p>
-    <w:p>
-      <w:pPr>
-        <w:spacing w:after="0"/>
+      </w:pPr>
+      <m:oMath>
+        <m:sSub>
+          <m:sSubPr>
+            <m:ctrlPr>
+              <w:rPr>
+                <w:rFonts w:ascii="Cambria Math" w:hAnsi="Cambria Math"/>
+                <w:b/>
+                <w:i/>
+                <w:sz w:val="32"/>
+                <w:szCs w:val="44"/>
+              </w:rPr>
+            </m:ctrlPr>
+          </m:sSubPr>
+          <m:e>
+            <m:r>
+              <m:rPr>
+                <m:sty m:val="bi"/>
+              </m:rPr>
+              <w:rPr>
+                <w:rFonts w:ascii="Cambria Math" w:hAnsi="Cambria Math"/>
+                <w:sz w:val="32"/>
+                <w:szCs w:val="44"/>
+              </w:rPr>
+              <m:t>U</m:t>
+            </m:r>
+          </m:e>
+          <m:sub>
+            <m:r>
+              <m:rPr>
+                <m:sty m:val="bi"/>
+              </m:rPr>
+              <w:rPr>
+                <w:rFonts w:ascii="Cambria Math" w:hAnsi="Cambria Math"/>
+                <w:sz w:val="32"/>
+                <w:szCs w:val="44"/>
+              </w:rPr>
+              <m:t>c</m:t>
+            </m:r>
+          </m:sub>
+        </m:sSub>
+        <m:d>
+          <m:dPr>
+            <m:ctrlPr>
+              <w:rPr>
+                <w:rFonts w:ascii="Cambria Math" w:hAnsi="Cambria Math"/>
+                <w:b/>
+                <w:i/>
+                <w:sz w:val="32"/>
+                <w:szCs w:val="44"/>
+              </w:rPr>
+            </m:ctrlPr>
+          </m:dPr>
+          <m:e>
+            <m:r>
+              <m:rPr>
+                <m:sty m:val="bi"/>
+              </m:rPr>
+              <w:rPr>
+                <w:rFonts w:ascii="Cambria Math" w:hAnsi="Cambria Math"/>
+                <w:sz w:val="32"/>
+                <w:szCs w:val="44"/>
+              </w:rPr>
+              <m:t>t</m:t>
+            </m:r>
+          </m:e>
+        </m:d>
+        <m:r>
+          <m:rPr>
+            <m:sty m:val="bi"/>
+          </m:rPr>
+          <w:rPr>
+            <w:rFonts w:ascii="Cambria Math" w:hAnsi="Cambria Math"/>
+            <w:sz w:val="32"/>
+            <w:szCs w:val="44"/>
+          </w:rPr>
+          <m:t>=</m:t>
+        </m:r>
+        <m:sSup>
+          <m:sSupPr>
+            <m:ctrlPr>
+              <w:rPr>
+                <w:rFonts w:ascii="Cambria Math" w:hAnsi="Cambria Math"/>
+                <w:b/>
+                <w:i/>
+                <w:sz w:val="32"/>
+                <w:szCs w:val="44"/>
+              </w:rPr>
+            </m:ctrlPr>
+          </m:sSupPr>
+          <m:e>
+            <m:sSub>
+              <m:sSubPr>
+                <m:ctrlPr>
+                  <w:rPr>
+                    <w:rFonts w:ascii="Cambria Math" w:hAnsi="Cambria Math"/>
+                    <w:b/>
+                    <w:i/>
+                    <w:sz w:val="32"/>
+                    <w:szCs w:val="44"/>
+                  </w:rPr>
+                </m:ctrlPr>
+              </m:sSubPr>
+              <m:e>
+                <m:r>
+                  <m:rPr>
+                    <m:sty m:val="bi"/>
+                  </m:rPr>
+                  <w:rPr>
+                    <w:rFonts w:ascii="Cambria Math" w:hAnsi="Cambria Math"/>
+                    <w:sz w:val="32"/>
+                    <w:szCs w:val="44"/>
+                    <w:lang w:val="en-US"/>
+                  </w:rPr>
+                  <m:t>U</m:t>
+                </m:r>
+              </m:e>
+              <m:sub>
+                <m:sSub>
+                  <m:sSubPr>
+                    <m:ctrlPr>
+                      <w:rPr>
+                        <w:rFonts w:ascii="Cambria Math" w:hAnsi="Cambria Math"/>
+                        <w:b/>
+                        <w:i/>
+                        <w:sz w:val="32"/>
+                        <w:szCs w:val="44"/>
+                      </w:rPr>
+                    </m:ctrlPr>
+                  </m:sSubPr>
+                  <m:e>
+                    <m:r>
+                      <m:rPr>
+                        <m:sty m:val="bi"/>
+                      </m:rPr>
+                      <w:rPr>
+                        <w:rFonts w:ascii="Cambria Math" w:hAnsi="Cambria Math"/>
+                        <w:sz w:val="32"/>
+                        <w:szCs w:val="44"/>
+                      </w:rPr>
+                      <m:t>c</m:t>
+                    </m:r>
+                  </m:e>
+                  <m:sub>
+                    <m:r>
+                      <m:rPr>
+                        <m:sty m:val="bi"/>
+                      </m:rPr>
+                      <w:rPr>
+                        <w:rFonts w:ascii="Cambria Math" w:hAnsi="Cambria Math"/>
+                        <w:sz w:val="32"/>
+                        <w:szCs w:val="44"/>
+                      </w:rPr>
+                      <m:t>0</m:t>
+                    </m:r>
+                  </m:sub>
+                </m:sSub>
+              </m:sub>
+            </m:sSub>
+            <m:r>
+              <m:rPr>
+                <m:sty m:val="bi"/>
+              </m:rPr>
+              <w:rPr>
+                <w:rFonts w:ascii="Cambria Math" w:hAnsi="Cambria Math"/>
+                <w:sz w:val="32"/>
+                <w:szCs w:val="44"/>
+              </w:rPr>
+              <m:t>*</m:t>
+            </m:r>
+            <m:r>
+              <m:rPr>
+                <m:sty m:val="bi"/>
+              </m:rPr>
+              <w:rPr>
+                <w:rFonts w:ascii="Cambria Math" w:hAnsi="Cambria Math"/>
+                <w:sz w:val="32"/>
+                <w:szCs w:val="44"/>
+              </w:rPr>
+              <m:t>e</m:t>
+            </m:r>
+          </m:e>
+          <m:sup>
+            <m:f>
+              <m:fPr>
+                <m:ctrlPr>
+                  <w:rPr>
+                    <w:rFonts w:ascii="Cambria Math" w:hAnsi="Cambria Math"/>
+                    <w:b/>
+                    <w:i/>
+                    <w:sz w:val="32"/>
+                    <w:szCs w:val="44"/>
+                  </w:rPr>
+                </m:ctrlPr>
+              </m:fPr>
+              <m:num>
+                <m:r>
+                  <m:rPr>
+                    <m:sty m:val="bi"/>
+                  </m:rPr>
+                  <w:rPr>
+                    <w:rFonts w:ascii="Cambria Math" w:hAnsi="Cambria Math"/>
+                    <w:sz w:val="32"/>
+                    <w:szCs w:val="44"/>
+                  </w:rPr>
+                  <m:t>-</m:t>
+                </m:r>
+                <m:r>
+                  <m:rPr>
+                    <m:sty m:val="bi"/>
+                  </m:rPr>
+                  <w:rPr>
+                    <w:rFonts w:ascii="Cambria Math" w:hAnsi="Cambria Math"/>
+                    <w:sz w:val="32"/>
+                    <w:szCs w:val="44"/>
+                  </w:rPr>
+                  <m:t>t</m:t>
+                </m:r>
+              </m:num>
+              <m:den>
+                <m:r>
+                  <m:rPr>
+                    <m:sty m:val="bi"/>
+                  </m:rPr>
+                  <w:rPr>
+                    <w:rFonts w:ascii="Cambria Math" w:hAnsi="Cambria Math"/>
+                    <w:sz w:val="28"/>
+                    <w:szCs w:val="28"/>
+                  </w:rPr>
+                  <m:t>(</m:t>
+                </m:r>
+                <m:r>
+                  <m:rPr>
+                    <m:sty m:val="bi"/>
+                  </m:rPr>
+                  <w:rPr>
+                    <w:rFonts w:ascii="Cambria Math" w:hAnsi="Cambria Math"/>
+                    <w:sz w:val="28"/>
+                    <w:szCs w:val="28"/>
+                  </w:rPr>
+                  <m:t>R</m:t>
+                </m:r>
+                <m:r>
+                  <m:rPr>
+                    <m:sty m:val="bi"/>
+                  </m:rPr>
+                  <w:rPr>
+                    <w:rFonts w:ascii="Cambria Math" w:hAnsi="Cambria Math"/>
+                    <w:sz w:val="28"/>
+                    <w:szCs w:val="28"/>
+                  </w:rPr>
+                  <m:t>+</m:t>
+                </m:r>
+                <m:r>
+                  <m:rPr>
+                    <m:sty m:val="bi"/>
+                  </m:rPr>
+                  <w:rPr>
+                    <w:rFonts w:ascii="Cambria Math" w:hAnsi="Cambria Math"/>
+                    <w:sz w:val="28"/>
+                    <w:szCs w:val="28"/>
+                  </w:rPr>
+                  <m:t>r</m:t>
+                </m:r>
+                <m:r>
+                  <m:rPr>
+                    <m:sty m:val="bi"/>
+                  </m:rPr>
+                  <w:rPr>
+                    <w:rFonts w:ascii="Cambria Math" w:hAnsi="Cambria Math"/>
+                    <w:sz w:val="28"/>
+                    <w:szCs w:val="28"/>
+                  </w:rPr>
+                  <m:t>2</m:t>
+                </m:r>
+                <m:r>
+                  <m:rPr>
+                    <m:sty m:val="bi"/>
+                  </m:rPr>
+                  <w:rPr>
+                    <w:rFonts w:ascii="Cambria Math" w:hAnsi="Cambria Math"/>
+                    <w:sz w:val="28"/>
+                    <w:szCs w:val="28"/>
+                  </w:rPr>
+                  <m:t>)</m:t>
+                </m:r>
+                <m:r>
+                  <m:rPr>
+                    <m:sty m:val="bi"/>
+                  </m:rPr>
+                  <w:rPr>
+                    <w:rFonts w:ascii="Cambria Math" w:hAnsi="Cambria Math"/>
+                    <w:sz w:val="32"/>
+                    <w:szCs w:val="44"/>
+                  </w:rPr>
+                  <m:t>*</m:t>
+                </m:r>
+                <m:r>
+                  <m:rPr>
+                    <m:sty m:val="bi"/>
+                  </m:rPr>
+                  <w:rPr>
+                    <w:rFonts w:ascii="Cambria Math" w:hAnsi="Cambria Math"/>
+                    <w:sz w:val="32"/>
+                    <w:szCs w:val="44"/>
+                  </w:rPr>
+                  <m:t>c</m:t>
+                </m:r>
+              </m:den>
+            </m:f>
+          </m:sup>
+        </m:sSup>
+      </m:oMath>
+      <w:r>
         <w:rPr>
           <w:b/>
           <w:sz w:val="32"/>
           <w:szCs w:val="44"/>
         </w:rPr>
-      </w:pPr>
+        <w:t xml:space="preserve"> – итоговый ответ</w:t>
+      </w:r>
     </w:p>
     <w:p>
       <w:pPr>
+        <w:spacing w:after="0"/>
+        <w:rPr>
+          <w:b/>
+          <w:sz w:val="32"/>
+          <w:szCs w:val="44"/>
+        </w:rPr>
+      </w:pPr>
+    </w:p>
+    <w:p>
+      <w:pPr>
         <w:keepNext/>
         <w:jc w:val="both"/>
       </w:pPr>
@@ -10793,7 +14237,7 @@
         </w:rPr>
         <w:lastRenderedPageBreak/>
         <w:drawing>
-          <wp:inline distT="0" distB="0" distL="0" distR="0" wp14:anchorId="53FE66A6" wp14:editId="5AC6C5ED">
+          <wp:inline distT="0" distB="0" distL="0" distR="0" wp14:anchorId="6AF22689" wp14:editId="66BD3B98">
             <wp:extent cx="5940425" cy="3323590"/>
             <wp:effectExtent l="0" t="0" r="3175" b="0"/>
             <wp:docPr id="25" name="Рисунок 25"/>
@@ -10864,7 +14308,7 @@
           <w:lang w:eastAsia="ru-RU"/>
         </w:rPr>
         <w:drawing>
-          <wp:inline distT="0" distB="0" distL="0" distR="0" wp14:anchorId="59A8FA23" wp14:editId="74AF0142">
+          <wp:inline distT="0" distB="0" distL="0" distR="0" wp14:anchorId="04A430BB" wp14:editId="29EE28BD">
             <wp:extent cx="5940425" cy="3681730"/>
             <wp:effectExtent l="0" t="0" r="3175" b="0"/>
             <wp:docPr id="43" name="Рисунок 43"/>
@@ -10928,9 +14372,39 @@
         <m:r>
           <w:rPr>
             <w:rFonts w:ascii="Cambria Math" w:hAnsi="Cambria Math"/>
-            <w:sz w:val="28"/>
           </w:rPr>
-          <m:t xml:space="preserve">R = 12 Ом,   L = 9·10^(-4) Гн</m:t>
+          <m:t>C=</m:t>
+        </m:r>
+        <m:sSup>
+          <m:sSupPr>
+            <m:ctrlPr>
+              <w:rPr>
+                <w:rFonts w:ascii="Cambria Math" w:hAnsi="Cambria Math"/>
+              </w:rPr>
+            </m:ctrlPr>
+          </m:sSupPr>
+          <m:e>
+            <m:r>
+              <w:rPr>
+                <w:rFonts w:ascii="Cambria Math" w:hAnsi="Cambria Math"/>
+              </w:rPr>
+              <m:t>4*10</m:t>
+            </m:r>
+          </m:e>
+          <m:sup>
+            <m:r>
+              <w:rPr>
+                <w:rFonts w:ascii="Cambria Math" w:hAnsi="Cambria Math"/>
+              </w:rPr>
+              <m:t>-3</m:t>
+            </m:r>
+          </m:sup>
+        </m:sSup>
+        <m:r>
+          <w:rPr>
+            <w:rFonts w:ascii="Cambria Math" w:hAnsi="Cambria Math"/>
+          </w:rPr>
+          <m:t>Ф</m:t>
         </m:r>
       </m:oMath>
     </w:p>
@@ -10980,175 +14454,10 @@
       </w:pPr>
       <w:r>
         <w:rPr>
-          <w:rFonts w:ascii="Times New Roman" w:hAnsi="Times New Roman" w:cs="Times New Roman"/>
+          <w:rFonts w:ascii="Times New Roman" w:eastAsia="Times New Roman" w:hAnsi="Times New Roman"/>
           <w:sz w:val="28"/>
         </w:rPr>
         <w:t>Ток и напряжение на катушке меняются по экспоненте. При заряде Iз растёт от нуля до E/r, а напряжение на катушке падает от E до 0. Для L = 9·10⁻⁴ Гн и r = 9 Ом постоянная τз = L/r = 10⁻⁴ с, за 0,3–0,5 мс переходный процесс практически заканчивается. Разряд идёт через R = 120 Ом, τр = L/R = 7,5·10⁻⁶ с, то есть заметно быстрее. Если смотреть разряд на том же шаге, что и заряд, кривая сразу уходит в ноль — её имеет смысл строить отдельно, с более мелким шагом. При уменьшении L в три раза ток выходит на E/r раньше. Если уменьшить r, установившийся ток становится больше, а постоянная времени растёт. В целом длительность процесса определяется отношением L к сопротивлению контура.</w:t>
-      </w:r>
-      <w:r>
-        <w:rPr>
-          <w:rFonts w:ascii="Times New Roman" w:hAnsi="Times New Roman" w:cs="Times New Roman"/>
-          <w:sz w:val="28"/>
-        </w:rPr>
-        <w:t xml:space="preserve"/>
-      </w:r>
-      <w:r>
-        <w:rPr>
-          <w:rFonts w:ascii="Times New Roman" w:hAnsi="Times New Roman" w:cs="Times New Roman"/>
-          <w:sz w:val="28"/>
-        </w:rPr>
-        <w:t/>
-      </w:r>
-      <w:r>
-        <w:rPr>
-          <w:rFonts w:ascii="Times New Roman" w:hAnsi="Times New Roman" w:cs="Times New Roman"/>
-          <w:sz w:val="28"/>
-        </w:rPr>
-        <w:t xml:space="preserve"/>
-      </w:r>
-      <w:r>
-        <w:rPr>
-          <w:rFonts w:ascii="Times New Roman" w:hAnsi="Times New Roman" w:cs="Times New Roman"/>
-          <w:sz w:val="28"/>
-        </w:rPr>
-        <w:t/>
-      </w:r>
-      <w:r>
-        <w:rPr>
-          <w:rFonts w:ascii="Times New Roman" w:hAnsi="Times New Roman" w:cs="Times New Roman"/>
-          <w:sz w:val="28"/>
-        </w:rPr>
-        <w:t xml:space="preserve"/>
-      </w:r>
-      <w:r>
-        <w:rPr>
-          <w:rFonts w:ascii="Times New Roman" w:hAnsi="Times New Roman" w:cs="Times New Roman"/>
-          <w:bCs/>
-          <w:sz w:val="28"/>
-        </w:rPr>
-        <w:t/>
-      </w:r>
-      <w:r>
-        <w:rPr>
-          <w:rFonts w:ascii="Times New Roman" w:hAnsi="Times New Roman" w:cs="Times New Roman"/>
-          <w:sz w:val="28"/>
-        </w:rPr>
-        <w:t xml:space="preserve"/>
-      </w:r>
-      <w:r>
-        <w:rPr>
-          <w:rFonts w:ascii="Times New Roman" w:hAnsi="Times New Roman" w:cs="Times New Roman"/>
-          <w:bCs/>
-          <w:sz w:val="28"/>
-        </w:rPr>
-        <w:t/>
-      </w:r>
-      <w:r>
-        <w:rPr>
-          <w:rFonts w:ascii="Times New Roman" w:hAnsi="Times New Roman" w:cs="Times New Roman"/>
-          <w:sz w:val="28"/>
-        </w:rPr>
-        <w:t/>
-      </w:r>
-      <w:r>
-        <w:rPr>
-          <w:rFonts w:ascii="Times New Roman" w:hAnsi="Times New Roman" w:cs="Times New Roman"/>
-          <w:sz w:val="28"/>
-        </w:rPr>
-        <w:t xml:space="preserve"/>
-      </w:r>
-      <w:r>
-        <w:rPr>
-          <w:rFonts w:ascii="Times New Roman" w:hAnsi="Times New Roman" w:cs="Times New Roman"/>
-          <w:sz w:val="28"/>
-        </w:rPr>
-        <w:t/>
-      </w:r>
-      <w:r>
-        <w:rPr>
-          <w:rFonts w:ascii="Times New Roman" w:hAnsi="Times New Roman" w:cs="Times New Roman"/>
-          <w:sz w:val="28"/>
-        </w:rPr>
-        <w:t xml:space="preserve"/>
-      </w:r>
-      <w:r>
-        <w:rPr>
-          <w:rFonts w:ascii="Times New Roman" w:hAnsi="Times New Roman" w:cs="Times New Roman"/>
-          <w:sz w:val="28"/>
-        </w:rPr>
-        <w:t/>
-      </w:r>
-      <w:r>
-        <w:rPr>
-          <w:rFonts w:ascii="Times New Roman" w:hAnsi="Times New Roman" w:cs="Times New Roman"/>
-          <w:sz w:val="28"/>
-          <w:lang w:val="en-US"/>
-        </w:rPr>
-        <w:t/>
-      </w:r>
-      <w:r>
-        <w:rPr>
-          <w:rFonts w:ascii="Times New Roman" w:hAnsi="Times New Roman" w:cs="Times New Roman"/>
-          <w:sz w:val="28"/>
-        </w:rPr>
-        <w:t/>
-      </w:r>
-      <w:r>
-        <w:rPr>
-          <w:rFonts w:ascii="Times New Roman" w:hAnsi="Times New Roman" w:cs="Times New Roman"/>
-          <w:sz w:val="28"/>
-          <w:lang w:val="en-US"/>
-        </w:rPr>
-        <w:t/>
-      </w:r>
-      <w:r>
-        <w:rPr>
-          <w:rFonts w:ascii="Times New Roman" w:hAnsi="Times New Roman" w:cs="Times New Roman"/>
-          <w:sz w:val="28"/>
-        </w:rPr>
-        <w:t/>
-      </w:r>
-      <w:r>
-        <w:rPr>
-          <w:rFonts w:ascii="Times New Roman" w:hAnsi="Times New Roman" w:cs="Times New Roman"/>
-          <w:sz w:val="28"/>
-        </w:rPr>
-        <w:t xml:space="preserve"/>
-      </w:r>
-      <w:r>
-        <w:rPr>
-          <w:rFonts w:ascii="Times New Roman" w:hAnsi="Times New Roman" w:cs="Times New Roman"/>
-          <w:sz w:val="28"/>
-        </w:rPr>
-        <w:t/>
-      </w:r>
-      <w:r>
-        <w:rPr>
-          <w:rFonts w:ascii="Times New Roman" w:hAnsi="Times New Roman" w:cs="Times New Roman"/>
-          <w:sz w:val="28"/>
-        </w:rPr>
-        <w:t xml:space="preserve"/>
-      </w:r>
-      <w:r>
-        <w:rPr>
-          <w:rFonts w:ascii="Times New Roman" w:hAnsi="Times New Roman" w:cs="Times New Roman"/>
-          <w:sz w:val="28"/>
-        </w:rPr>
-        <w:t/>
-      </w:r>
-      <w:r>
-        <w:rPr>
-          <w:rFonts w:ascii="Times New Roman" w:hAnsi="Times New Roman" w:cs="Times New Roman"/>
-          <w:sz w:val="28"/>
-        </w:rPr>
-        <w:t/>
-      </w:r>
-      <w:r>
-        <w:rPr>
-          <w:rFonts w:ascii="Times New Roman" w:hAnsi="Times New Roman" w:cs="Times New Roman"/>
-          <w:sz w:val="28"/>
-        </w:rPr>
-        <w:t/>
       </w:r>
     </w:p>
     <w:p>
@@ -11178,7 +14487,7 @@
 </file>
 
 <file path=word/numbering.xml><?xml version="1.0" encoding="utf-8"?>
-<w:numbering xmlns:wpc="http://schemas.microsoft.com/office/word/2010/wordprocessingCanvas" xmlns:cx="http://schemas.microsoft.com/office/drawing/2014/chartex" xmlns:mc="http://schemas.openxmlformats.org/markup-compatibility/2006" xmlns:o="urn:schemas-microsoft-com:office:office" xmlns:r="http://schemas.openxmlformats.org/officeDocument/2006/relationships" xmlns:m="http://schemas.openxmlformats.org/officeDocument/2006/math" xmlns:v="urn:schemas-microsoft-com:vml" xmlns:wp14="http://schemas.microsoft.com/office/word/2010/wordprocessingDrawing" xmlns:wp="http://schemas.openxmlformats.org/drawingml/2006/wordprocessingDrawing" xmlns:w10="urn:schemas-microsoft-com:office:word" xmlns:w="http://schemas.openxmlformats.org/wordprocessingml/2006/main" xmlns:w14="http://schemas.microsoft.com/office/word/2010/wordml" xmlns:w15="http://schemas.microsoft.com/office/word/2012/wordml" xmlns:w16se="http://schemas.microsoft.com/office/word/2015/wordml/symex" xmlns:wpg="http://schemas.microsoft.com/office/word/2010/wordprocessingGroup" xmlns:wpi="http://schemas.microsoft.com/office/word/2010/wordprocessingInk" xmlns:wne="http://schemas.microsoft.com/office/word/2006/wordml" xmlns:wps="http://schemas.microsoft.com/office/word/2010/wordprocessingShape" mc:Ignorable="w14 w15 w16se wp14">
+<w:numbering xmlns:wpc="http://schemas.microsoft.com/office/word/2010/wordprocessingCanvas" xmlns:cx="http://schemas.microsoft.com/office/drawing/2014/chartex" xmlns:cx1="http://schemas.microsoft.com/office/drawing/2015/9/8/chartex" xmlns:cx2="http://schemas.microsoft.com/office/drawing/2015/10/21/chartex" xmlns:cx3="http://schemas.microsoft.com/office/drawing/2016/5/9/chartex" xmlns:cx4="http://schemas.microsoft.com/office/drawing/2016/5/10/chartex" xmlns:cx5="http://schemas.microsoft.com/office/drawing/2016/5/11/chartex" xmlns:cx6="http://schemas.microsoft.com/office/drawing/2016/5/12/chartex" xmlns:cx7="http://schemas.microsoft.com/office/drawing/2016/5/13/chartex" xmlns:cx8="http://schemas.microsoft.com/office/drawing/2016/5/14/chartex" xmlns:mc="http://schemas.openxmlformats.org/markup-compatibility/2006" xmlns:aink="http://schemas.microsoft.com/office/drawing/2016/ink" xmlns:am3d="http://schemas.microsoft.com/office/drawing/2017/model3d" xmlns:o="urn:schemas-microsoft-com:office:office" xmlns:oel="http://schemas.microsoft.com/office/2019/extlst" xmlns:r="http://schemas.openxmlformats.org/officeDocument/2006/relationships" xmlns:m="http://schemas.openxmlformats.org/officeDocument/2006/math" xmlns:v="urn:schemas-microsoft-com:vml" xmlns:wp14="http://schemas.microsoft.com/office/word/2010/wordprocessingDrawing" xmlns:wp="http://schemas.openxmlformats.org/drawingml/2006/wordprocessingDrawing" xmlns:w10="urn:schemas-microsoft-com:office:word" xmlns:w="http://schemas.openxmlformats.org/wordprocessingml/2006/main" xmlns:w14="http://schemas.microsoft.com/office/word/2010/wordml" xmlns:w15="http://schemas.microsoft.com/office/word/2012/wordml" xmlns:w16cex="http://schemas.microsoft.com/office/word/2018/wordml/cex" xmlns:w16cid="http://schemas.microsoft.com/office/word/2016/wordml/cid" xmlns:w16="http://schemas.microsoft.com/office/word/2018/wordml" xmlns:w16sdtdh="http://schemas.microsoft.com/office/word/2020/wordml/sdtdatahash" xmlns:w16se="http://schemas.microsoft.com/office/word/2015/wordml/symex" xmlns:wpg="http://schemas.microsoft.com/office/word/2010/wordprocessingGroup" xmlns:wpi="http://schemas.microsoft.com/office/word/2010/wordprocessingInk" xmlns:wne="http://schemas.microsoft.com/office/word/2006/wordml" xmlns:wps="http://schemas.microsoft.com/office/word/2010/wordprocessingShape" mc:Ignorable="w14 w15 w16se w16cid w16 w16cex w16sdtdh wp14">
   <w:abstractNum w:abstractNumId="0" w15:restartNumberingAfterBreak="0">
     <w:nsid w:val="14F40FC1"/>
     <w:multiLevelType w:val="hybridMultilevel"/>
@@ -11388,7 +14697,7 @@
 </file>
 
 <file path=word/styles.xml><?xml version="1.0" encoding="utf-8"?>
-<w:styles xmlns:mc="http://schemas.openxmlformats.org/markup-compatibility/2006" xmlns:r="http://schemas.openxmlformats.org/officeDocument/2006/relationships" xmlns:w="http://schemas.openxmlformats.org/wordprocessingml/2006/main" xmlns:w14="http://schemas.microsoft.com/office/word/2010/wordml" xmlns:w15="http://schemas.microsoft.com/office/word/2012/wordml" xmlns:w16se="http://schemas.microsoft.com/office/word/2015/wordml/symex" mc:Ignorable="w14 w15 w16se">
+<w:styles xmlns:mc="http://schemas.openxmlformats.org/markup-compatibility/2006" xmlns:r="http://schemas.openxmlformats.org/officeDocument/2006/relationships" xmlns:w="http://schemas.openxmlformats.org/wordprocessingml/2006/main" xmlns:w14="http://schemas.microsoft.com/office/word/2010/wordml" xmlns:w15="http://schemas.microsoft.com/office/word/2012/wordml" xmlns:w16cex="http://schemas.microsoft.com/office/word/2018/wordml/cex" xmlns:w16cid="http://schemas.microsoft.com/office/word/2016/wordml/cid" xmlns:w16="http://schemas.microsoft.com/office/word/2018/wordml" xmlns:w16sdtdh="http://schemas.microsoft.com/office/word/2020/wordml/sdtdatahash" xmlns:w16se="http://schemas.microsoft.com/office/word/2015/wordml/symex" mc:Ignorable="w14 w15 w16se w16cid w16 w16cex w16sdtdh">
   <w:docDefaults>
     <w:rPrDefault>
       <w:rPr>
@@ -11404,7 +14713,7 @@
       </w:pPr>
     </w:pPrDefault>
   </w:docDefaults>
-  <w:latentStyles w:defLockedState="0" w:defUIPriority="99" w:defSemiHidden="0" w:defUnhideWhenUsed="0" w:defQFormat="0" w:count="371">
+  <w:latentStyles w:defLockedState="0" w:defUIPriority="99" w:defSemiHidden="0" w:defUnhideWhenUsed="0" w:defQFormat="0" w:count="376">
     <w:lsdException w:name="Normal" w:uiPriority="0" w:qFormat="1"/>
     <w:lsdException w:name="heading 1" w:uiPriority="9" w:qFormat="1"/>
     <w:lsdException w:name="heading 2" w:semiHidden="1" w:uiPriority="9" w:unhideWhenUsed="1" w:qFormat="1"/>
@@ -11510,7 +14819,6 @@
     <w:lsdException w:name="HTML Sample" w:semiHidden="1" w:unhideWhenUsed="1"/>
     <w:lsdException w:name="HTML Typewriter" w:semiHidden="1" w:unhideWhenUsed="1"/>
     <w:lsdException w:name="HTML Variable" w:semiHidden="1" w:unhideWhenUsed="1"/>
-    <w:lsdException w:name="Normal Table" w:semiHidden="1" w:unhideWhenUsed="1"/>
     <w:lsdException w:name="annotation subject" w:semiHidden="1" w:unhideWhenUsed="1"/>
     <w:lsdException w:name="No List" w:semiHidden="1" w:unhideWhenUsed="1"/>
     <w:lsdException w:name="Outline List 1" w:semiHidden="1" w:unhideWhenUsed="1"/>
@@ -11553,11 +14861,8 @@
     <w:lsdException w:name="Table Contemporary" w:semiHidden="1" w:unhideWhenUsed="1"/>
     <w:lsdException w:name="Table Elegant" w:semiHidden="1" w:unhideWhenUsed="1"/>
     <w:lsdException w:name="Table Professional" w:semiHidden="1" w:unhideWhenUsed="1"/>
-    <w:lsdException w:name="Table Subtle 1" w:semiHidden="1" w:unhideWhenUsed="1"/>
     <w:lsdException w:name="Table Subtle 2" w:semiHidden="1" w:unhideWhenUsed="1"/>
     <w:lsdException w:name="Table Web 1" w:semiHidden="1" w:unhideWhenUsed="1"/>
-    <w:lsdException w:name="Table Web 2" w:semiHidden="1" w:unhideWhenUsed="1"/>
-    <w:lsdException w:name="Table Web 3" w:semiHidden="1" w:unhideWhenUsed="1"/>
     <w:lsdException w:name="Balloon Text" w:semiHidden="1" w:unhideWhenUsed="1"/>
     <w:lsdException w:name="Table Grid" w:uiPriority="39"/>
     <w:lsdException w:name="Table Theme" w:semiHidden="1" w:unhideWhenUsed="1"/>
@@ -11776,6 +15081,11 @@
     <w:lsdException w:name="List Table 5 Dark Accent 6" w:uiPriority="50"/>
     <w:lsdException w:name="List Table 6 Colorful Accent 6" w:uiPriority="51"/>
     <w:lsdException w:name="List Table 7 Colorful Accent 6" w:uiPriority="52"/>
+    <w:lsdException w:name="Mention" w:semiHidden="1" w:unhideWhenUsed="1"/>
+    <w:lsdException w:name="Smart Hyperlink" w:semiHidden="1" w:unhideWhenUsed="1"/>
+    <w:lsdException w:name="Hashtag" w:semiHidden="1" w:unhideWhenUsed="1"/>
+    <w:lsdException w:name="Unresolved Mention" w:semiHidden="1" w:unhideWhenUsed="1"/>
+    <w:lsdException w:name="Smart Link" w:semiHidden="1" w:unhideWhenUsed="1"/>
   </w:latentStyles>
   <w:style w:type="paragraph" w:default="1" w:styleId="a">
     <w:name w:val="Normal"/>

--- a/Daniil/задание 1.docx
+++ b/Daniil/задание 1.docx
@@ -7935,277 +7935,49 @@
     </w:p>
     <w:p>
       <w:pPr>
+        <w:spacing w:after="160" w:line="276" w:lineRule="auto"/>
         <w:jc w:val="center"/>
-        <w:rPr>
+        <w:ind w:firstLine="0"/>
+      </w:pPr>
+      <w:r>
+        <w:rPr>
+          <w:rFonts w:ascii="Times New Roman" w:hAnsi="Times New Roman" w:cs="Times New Roman"/>
           <w:b/>
           <w:bCs/>
-          <w:iCs/>
-          <w:sz w:val="28"/>
+          <w:sz w:val="32"/>
           <w:szCs w:val="32"/>
         </w:rPr>
-      </w:pPr>
-      <w:r>
-        <w:rPr>
+        <w:t xml:space="preserve">Решение задачи</w:t>
+      </w:r>
+    </w:p>
+    <w:p>
+      <w:pPr>
+        <w:spacing w:after="160" w:line="276" w:lineRule="auto"/>
+        <w:ind w:firstLine="360"/>
+      </w:pPr>
+      <w:r>
+        <w:rPr>
+          <w:rFonts w:ascii="Times New Roman" w:hAnsi="Times New Roman" w:cs="Times New Roman"/>
+          <w:sz w:val="24"/>
+          <w:szCs w:val="24"/>
+        </w:rPr>
+        <w:t xml:space="preserve">Цель: проследить заряд и разряд катушки индуктивности в данной цепи, получить законы изменения тока и напряжения и оценить время переходного процесса.</w:t>
+      </w:r>
+    </w:p>
+    <w:p>
+      <w:pPr>
+        <w:spacing w:after="160" w:line="276" w:lineRule="auto"/>
+        <w:ind w:firstLine="0"/>
+      </w:pPr>
+      <w:r>
+        <w:rPr>
+          <w:rFonts w:ascii="Times New Roman" w:hAnsi="Times New Roman" w:cs="Times New Roman"/>
           <w:b/>
           <w:bCs/>
-          <w:iCs/>
-          <w:sz w:val="28"/>
-          <w:szCs w:val="32"/>
-        </w:rPr>
-        <w:lastRenderedPageBreak/>
-        <w:t>Решение задачи</w:t>
-      </w:r>
-    </w:p>
-    <w:p>
-      <w:pPr>
-        <w:pStyle w:val="11"/>
-        <w:spacing w:line="360" w:lineRule="auto"/>
-        <w:jc w:val="both"/>
-        <w:rPr>
-          <w:szCs w:val="24"/>
-        </w:rPr>
-      </w:pPr>
-      <w:r>
-        <w:t xml:space="preserve">Цель: проследить заряд и разряд катушки индуктивности в данной цепи, получить законы изменения тока и напряжения и оценить время переходного процесса.</w:t>
-      </w:r>
-      <w:r>
-        <w:rPr>
-          <w:szCs w:val="24"/>
-        </w:rPr>
-        <w:t/>
-      </w:r>
-      <w:r>
-        <w:rPr>
-          <w:szCs w:val="24"/>
-        </w:rPr>
-        <w:t/>
-      </w:r>
-      <w:r>
-        <w:rPr>
-          <w:szCs w:val="24"/>
-        </w:rPr>
-        <w:t/>
-      </w:r>
-    </w:p>
-    <w:p>
-      <w:pPr>
-        <w:pStyle w:val="11"/>
-        <w:keepNext/>
-        <w:spacing w:line="360" w:lineRule="auto"/>
-        <w:jc w:val="center"/>
-      </w:pPr>
-      <w:r>
-        <w:rPr>
-          <w:noProof/>
-          <w:snapToGrid/>
-        </w:rPr>
-        <mc:AlternateContent>
-          <mc:Choice Requires="wps">
-            <w:drawing>
-              <wp:anchor distT="0" distB="0" distL="114300" distR="114300" simplePos="0" relativeHeight="251671552" behindDoc="0" locked="0" layoutInCell="1" allowOverlap="1" wp14:anchorId="16A62C58" wp14:editId="7FFFFC83">
-                <wp:simplePos x="0" y="0"/>
-                <wp:positionH relativeFrom="column">
-                  <wp:posOffset>4267835</wp:posOffset>
-                </wp:positionH>
-                <wp:positionV relativeFrom="paragraph">
-                  <wp:posOffset>563880</wp:posOffset>
-                </wp:positionV>
-                <wp:extent cx="745168" cy="416030"/>
-                <wp:effectExtent l="0" t="0" r="0" b="3175"/>
-                <wp:wrapNone/>
-                <wp:docPr id="13" name="Надпись 13"/>
-                <wp:cNvGraphicFramePr/>
-                <a:graphic xmlns:a="http://schemas.openxmlformats.org/drawingml/2006/main">
-                  <a:graphicData uri="http://schemas.microsoft.com/office/word/2010/wordprocessingShape">
-                    <wps:wsp>
-                      <wps:cNvSpPr txBox="1"/>
-                      <wps:spPr>
-                        <a:xfrm>
-                          <a:off x="0" y="0"/>
-                          <a:ext cx="745168" cy="416030"/>
-                        </a:xfrm>
-                        <a:prstGeom prst="rect">
-                          <a:avLst/>
-                        </a:prstGeom>
-                        <a:noFill/>
-                        <a:ln w="6350">
-                          <a:noFill/>
-                        </a:ln>
-                      </wps:spPr>
-                      <wps:txbx>
-                        <w:txbxContent>
-                          <w:p>
-                            <w:pPr>
-                              <w:rPr>
-                                <w:lang w:val="en-US"/>
-                              </w:rPr>
-                            </w:pPr>
-                          </w:p>
-                        </w:txbxContent>
-                      </wps:txbx>
-                      <wps:bodyPr rot="0" spcFirstLastPara="0" vertOverflow="overflow" horzOverflow="overflow" vert="horz" wrap="square" lIns="91440" tIns="45720" rIns="91440" bIns="45720" numCol="1" spcCol="0" rtlCol="0" fromWordArt="0" anchor="t" anchorCtr="0" forceAA="0" compatLnSpc="1">
-                        <a:prstTxWarp prst="textNoShape">
-                          <a:avLst/>
-                        </a:prstTxWarp>
-                        <a:noAutofit/>
-                      </wps:bodyPr>
-                    </wps:wsp>
-                  </a:graphicData>
-                </a:graphic>
-                <wp14:sizeRelH relativeFrom="margin">
-                  <wp14:pctWidth>0</wp14:pctWidth>
-                </wp14:sizeRelH>
-                <wp14:sizeRelV relativeFrom="margin">
-                  <wp14:pctHeight>0</wp14:pctHeight>
-                </wp14:sizeRelV>
-              </wp:anchor>
-            </w:drawing>
-          </mc:Choice>
-          <mc:Fallback>
-            <w:pict>
-              <v:shape w14:anchorId="081C5EAA" id="Надпись 13" o:spid="_x0000_s1031" type="#_x0000_t202" style="position:absolute;left:0;text-align:left;margin-left:336.05pt;margin-top:44.4pt;width:58.65pt;height:32.75pt;z-index:251671552;visibility:visible;mso-wrap-style:square;mso-width-percent:0;mso-height-percent:0;mso-wrap-distance-left:9pt;mso-wrap-distance-top:0;mso-wrap-distance-right:9pt;mso-wrap-distance-bottom:0;mso-position-horizontal:absolute;mso-position-horizontal-relative:text;mso-position-vertical:absolute;mso-position-vertical-relative:text;mso-width-percent:0;mso-height-percent:0;mso-width-relative:margin;mso-height-relative:margin;v-text-anchor:top" o:gfxdata="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" filled="f" stroked="f" strokeweight=".5pt">
-                <v:textbox>
-                  <w:txbxContent>
-                    <w:p>
-                      <w:pPr>
-                        <w:rPr>
-                          <w:lang w:val="en-US"/>
-                        </w:rPr>
-                      </w:pPr>
-                    </w:p>
-                  </w:txbxContent>
-                </v:textbox>
-              </v:shape>
-            </w:pict>
-          </mc:Fallback>
-        </mc:AlternateContent>
-      </w:r>
-      <w:r>
-        <w:rPr>
-          <w:noProof/>
-          <w:snapToGrid/>
-        </w:rPr>
-        <mc:AlternateContent>
-          <mc:Choice Requires="wps">
-            <w:drawing>
-              <wp:anchor distT="0" distB="0" distL="114300" distR="114300" simplePos="0" relativeHeight="251669504" behindDoc="0" locked="0" layoutInCell="1" allowOverlap="1" wp14:anchorId="1A8737E9" wp14:editId="5078A51C">
-                <wp:simplePos x="0" y="0"/>
-                <wp:positionH relativeFrom="column">
-                  <wp:posOffset>2881630</wp:posOffset>
-                </wp:positionH>
-                <wp:positionV relativeFrom="paragraph">
-                  <wp:posOffset>1493520</wp:posOffset>
-                </wp:positionV>
-                <wp:extent cx="745168" cy="416030"/>
-                <wp:effectExtent l="0" t="0" r="0" b="3175"/>
-                <wp:wrapNone/>
-                <wp:docPr id="12" name="Надпись 12"/>
-                <wp:cNvGraphicFramePr/>
-                <a:graphic xmlns:a="http://schemas.openxmlformats.org/drawingml/2006/main">
-                  <a:graphicData uri="http://schemas.microsoft.com/office/word/2010/wordprocessingShape">
-                    <wps:wsp>
-                      <wps:cNvSpPr txBox="1"/>
-                      <wps:spPr>
-                        <a:xfrm>
-                          <a:off x="0" y="0"/>
-                          <a:ext cx="745168" cy="416030"/>
-                        </a:xfrm>
-                        <a:prstGeom prst="rect">
-                          <a:avLst/>
-                        </a:prstGeom>
-                        <a:noFill/>
-                        <a:ln w="6350">
-                          <a:noFill/>
-                        </a:ln>
-                      </wps:spPr>
-                      <wps:txbx>
-                        <w:txbxContent>
-                          <w:p>
-                            <w:pPr>
-                              <w:rPr>
-                                <w:lang w:val="en-US"/>
-                              </w:rPr>
-                            </w:pPr>
-                          </w:p>
-                        </w:txbxContent>
-                      </wps:txbx>
-                      <wps:bodyPr rot="0" spcFirstLastPara="0" vertOverflow="overflow" horzOverflow="overflow" vert="horz" wrap="square" lIns="91440" tIns="45720" rIns="91440" bIns="45720" numCol="1" spcCol="0" rtlCol="0" fromWordArt="0" anchor="t" anchorCtr="0" forceAA="0" compatLnSpc="1">
-                        <a:prstTxWarp prst="textNoShape">
-                          <a:avLst/>
-                        </a:prstTxWarp>
-                        <a:noAutofit/>
-                      </wps:bodyPr>
-                    </wps:wsp>
-                  </a:graphicData>
-                </a:graphic>
-                <wp14:sizeRelH relativeFrom="margin">
-                  <wp14:pctWidth>0</wp14:pctWidth>
-                </wp14:sizeRelH>
-                <wp14:sizeRelV relativeFrom="margin">
-                  <wp14:pctHeight>0</wp14:pctHeight>
-                </wp14:sizeRelV>
-              </wp:anchor>
-            </w:drawing>
-          </mc:Choice>
-          <mc:Fallback>
-            <w:pict>
-              <v:shape w14:anchorId="26B6AFA7" id="Надпись 12" o:spid="_x0000_s1032" type="#_x0000_t202" style="position:absolute;left:0;text-align:left;margin-left:226.9pt;margin-top:117.6pt;width:58.65pt;height:32.75pt;z-index:251669504;visibility:visible;mso-wrap-style:square;mso-width-percent:0;mso-height-percent:0;mso-wrap-distance-left:9pt;mso-wrap-distance-top:0;mso-wrap-distance-right:9pt;mso-wrap-distance-bottom:0;mso-position-horizontal:absolute;mso-position-horizontal-relative:text;mso-position-vertical:absolute;mso-position-vertical-relative:text;mso-width-percent:0;mso-height-percent:0;mso-width-relative:margin;mso-height-relative:margin;v-text-anchor:top" o:gfxdata="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" filled="f" stroked="f" strokeweight=".5pt">
-                <v:textbox>
-                  <w:txbxContent>
-                    <w:p>
-                      <w:pPr>
-                        <w:rPr>
-                          <w:lang w:val="en-US"/>
-                        </w:rPr>
-                      </w:pPr>
-                    </w:p>
-                  </w:txbxContent>
-                </v:textbox>
-              </v:shape>
-            </w:pict>
-          </mc:Fallback>
-        </mc:AlternateContent>
-      </w:r>
-      <w:r>
-        <w:object w:dxaOrig="9765" w:dyaOrig="6240" w14:anchorId="3F62F73E">
-          <v:shape id="_x0000_i1049" type="#_x0000_t75" style="width:468pt;height:298.8pt" o:ole="">
-            <v:imagedata r:id="rId80" o:title=""/>
-          </v:shape>
-          <o:OLEObject Type="Embed" ProgID="PBrush" ShapeID="_x0000_i1049" DrawAspect="Content" ObjectID="_1850545054" r:id="rId81"/>
-        </w:object>
-      </w:r>
-    </w:p>
-    <w:p>
-      <w:pPr>
-        <w:jc w:val="center"/>
-        <w:rPr>
-          <w:i/>
-          <w:sz w:val="28"/>
-        </w:rPr>
-      </w:pPr>
-      <w:r>
-        <w:t>Рис. 1. Электрическая цепь с катушкой индуктивности</w:t>
-      </w:r>
-    </w:p>
-    <w:p>
-      <w:pPr>
-        <w:tabs>
-          <w:tab w:val="left" w:pos="3105"/>
-        </w:tabs>
-        <w:jc w:val="center"/>
-        <w:rPr>
-          <w:rFonts w:ascii="Times New Roman" w:hAnsi="Times New Roman" w:cs="Times New Roman"/>
-          <w:b/>
-          <w:sz w:val="28"/>
-        </w:rPr>
-      </w:pPr>
-      <w:r>
-        <w:rPr>
-          <w:rFonts w:ascii="Times New Roman" w:hAnsi="Times New Roman" w:cs="Times New Roman"/>
-          <w:b/>
-          <w:sz w:val="28"/>
-        </w:rPr>
-        <w:t>Исходные данные</w:t>
+          <w:sz w:val="26"/>
+          <w:szCs w:val="26"/>
+        </w:rPr>
+        <w:t xml:space="preserve">Исходные данные</w:t>
       </w:r>
     </w:p>
     <w:tbl>
@@ -8568,598 +8340,59 @@
         </w:tc>
       </w:tr>
     </w:tbl>
-    <w:tbl>
-      <w:tblPr>
-        <w:tblStyle w:val="a7"/>
-        <w:tblW w:w="8400" w:type="dxa"/>
+    <w:p>
+      <w:pPr>
         <w:jc w:val="center"/>
-        <w:tblLook w:val="04A0" w:firstRow="1" w:lastRow="0" w:firstColumn="1" w:lastColumn="0" w:noHBand="0" w:noVBand="1"/>
-      </w:tblPr>
-      <w:tblGrid>
-        <w:gridCol w:w="2800"/>
-        <w:gridCol w:w="2800"/>
-        <w:gridCol w:w="2800"/>
-      </w:tblGrid>
-      <w:tr>
-        <w:trPr>
-          <w:jc w:val="center"/>
-        </w:trPr>
-        <w:tc>
-          <w:tcPr>
-            <w:tcW w:w="2800" w:type="dxa"/>
-            <w:tcBorders>
-              <w:top w:val="single" w:sz="8" w:space="0" w:color="6A0DAD"/>
-              <w:left w:val="single" w:sz="8" w:space="0" w:color="6A0DAD"/>
-              <w:bottom w:val="single" w:sz="8" w:space="0" w:color="6A0DAD"/>
-              <w:right w:val="single" w:sz="8" w:space="0" w:color="6A0DAD"/>
-            </w:tcBorders>
-            <w:shd w:val="clear" w:color="auto" w:fill="6A0DAD"/>
-          </w:tcPr>
-          <w:p>
-            <w:pPr>
-              <w:jc w:val="center"/>
-            </w:pPr>
-            <w:r>
-              <w:rPr>
-                <w:rFonts w:ascii="Times New Roman" w:eastAsia="Times New Roman" w:hAnsi="Times New Roman"/>
-                <w:b/>
-                <w:color w:val="FFFFFF"/>
-                <w:sz w:val="26"/>
-              </w:rPr>
-              <w:t>Параметр</w:t>
-            </w:r>
-            <m:oMath>
-              <m:r>
-                <w:rPr>
-                  <w:rFonts w:ascii="Cambria Math" w:hAnsi="Cambria Math"/>
-                  <w:sz w:val="28"/>
-                </w:rPr>
-                <m:t xml:space="preserve">E = 8 В;</m:t>
-              </m:r>
-            </m:oMath>
-          </w:p>
-        </w:tc>
-        <w:tc>
-          <w:tcPr>
-            <w:tcW w:w="2800" w:type="dxa"/>
-            <w:tcBorders>
-              <w:top w:val="single" w:sz="8" w:space="0" w:color="6A0DAD"/>
-              <w:left w:val="single" w:sz="8" w:space="0" w:color="6A0DAD"/>
-              <w:bottom w:val="single" w:sz="8" w:space="0" w:color="6A0DAD"/>
-              <w:right w:val="single" w:sz="8" w:space="0" w:color="6A0DAD"/>
-            </w:tcBorders>
-            <w:shd w:val="clear" w:color="auto" w:fill="6A0DAD"/>
-          </w:tcPr>
-          <w:p>
-            <w:pPr>
-              <w:jc w:val="center"/>
-            </w:pPr>
-            <w:r>
-              <w:rPr>
-                <w:rFonts w:ascii="Times New Roman" w:eastAsia="Times New Roman" w:hAnsi="Times New Roman"/>
-                <w:b/>
-                <w:color w:val="FFFFFF"/>
-                <w:sz w:val="26"/>
-              </w:rPr>
-              <w:t>Значение</w:t>
-            </w:r>
-            <m:oMath>
-              <m:r>
-                <w:rPr>
-                  <w:rFonts w:ascii="Cambria Math" w:hAnsi="Cambria Math"/>
-                  <w:sz w:val="28"/>
-                </w:rPr>
-                <m:t xml:space="preserve">L = 9·10^(-4) Гн;</m:t>
-              </m:r>
-            </m:oMath>
-          </w:p>
-        </w:tc>
-        <w:tc>
-          <w:tcPr>
-            <w:tcW w:w="2800" w:type="dxa"/>
-            <w:tcBorders>
-              <w:top w:val="single" w:sz="8" w:space="0" w:color="6A0DAD"/>
-              <w:left w:val="single" w:sz="8" w:space="0" w:color="6A0DAD"/>
-              <w:bottom w:val="single" w:sz="8" w:space="0" w:color="6A0DAD"/>
-              <w:right w:val="single" w:sz="8" w:space="0" w:color="6A0DAD"/>
-            </w:tcBorders>
-            <w:shd w:val="clear" w:color="auto" w:fill="6A0DAD"/>
-          </w:tcPr>
-          <w:p>
-            <w:pPr>
-              <w:jc w:val="center"/>
-            </w:pPr>
-            <w:r>
-              <w:rPr>
-                <w:rFonts w:ascii="Times New Roman" w:eastAsia="Times New Roman" w:hAnsi="Times New Roman"/>
-                <w:b/>
-                <w:color w:val="FFFFFF"/>
-                <w:sz w:val="26"/>
-              </w:rPr>
-              <w:t>Единица измерения</w:t>
-            </w:r>
-            <m:oMath>
-              <m:r>
-                <w:rPr>
-                  <w:rFonts w:ascii="Cambria Math" w:hAnsi="Cambria Math"/>
-                  <w:sz w:val="28"/>
-                </w:rPr>
-                <m:t xml:space="preserve">R = 120 Ом;</m:t>
-              </m:r>
-            </m:oMath>
-          </w:p>
-        </w:tc>
-      </w:tr>
-      <w:tr>
-        <w:trPr>
-          <w:jc w:val="center"/>
-        </w:trPr>
-        <w:tc>
-          <w:tcPr>
-            <w:tcW w:w="2800" w:type="dxa"/>
-            <w:tcBorders>
-              <w:top w:val="single" w:sz="8" w:space="0" w:color="6A0DAD"/>
-              <w:left w:val="single" w:sz="8" w:space="0" w:color="6A0DAD"/>
-              <w:bottom w:val="single" w:sz="8" w:space="0" w:color="6A0DAD"/>
-              <w:right w:val="single" w:sz="8" w:space="0" w:color="6A0DAD"/>
-            </w:tcBorders>
-            <w:shd w:val="clear" w:color="auto" w:fill="F5EEF8"/>
-          </w:tcPr>
-          <w:p>
-            <w:pPr>
-              <w:jc w:val="center"/>
-            </w:pPr>
-            <w:r>
-              <w:rPr>
-                <w:rFonts w:ascii="Times New Roman" w:eastAsia="Times New Roman" w:hAnsi="Times New Roman"/>
-                <w:color w:val="1C2833"/>
-                <w:sz w:val="26"/>
-              </w:rPr>
-              <w:t>ЭДС источника E</w:t>
-            </w:r>
-            <m:oMath>
-              <m:r>
-                <w:rPr>
-                  <w:rFonts w:ascii="Cambria Math" w:hAnsi="Cambria Math"/>
-                  <w:sz w:val="28"/>
-                </w:rPr>
-                <m:t xml:space="preserve">r = 9 Ом;</m:t>
-              </m:r>
-            </m:oMath>
-          </w:p>
-        </w:tc>
-        <w:tc>
-          <w:tcPr>
-            <w:tcW w:w="2800" w:type="dxa"/>
-            <w:tcBorders>
-              <w:top w:val="single" w:sz="8" w:space="0" w:color="6A0DAD"/>
-              <w:left w:val="single" w:sz="8" w:space="0" w:color="6A0DAD"/>
-              <w:bottom w:val="single" w:sz="8" w:space="0" w:color="6A0DAD"/>
-              <w:right w:val="single" w:sz="8" w:space="0" w:color="6A0DAD"/>
-            </w:tcBorders>
-            <w:shd w:val="clear" w:color="auto" w:fill="F5EEF8"/>
-          </w:tcPr>
-          <w:p>
-            <w:pPr>
-              <w:jc w:val="center"/>
-            </w:pPr>
-            <w:r>
-              <w:rPr>
-                <w:rFonts w:ascii="Times New Roman" w:eastAsia="Times New Roman" w:hAnsi="Times New Roman"/>
-                <w:color w:val="1C2833"/>
-                <w:sz w:val="26"/>
-              </w:rPr>
-              <w:t>12</w:t>
-            </w:r>
-            <m:oMath>
-              <m:r>
-                <w:rPr>
-                  <w:rFonts w:ascii="Cambria Math" w:hAnsi="Cambria Math"/>
-                  <w:sz w:val="28"/>
-                </w:rPr>
-                <m:t xml:space="preserve">t0 = 0 с,   I(t0) = 0 А.</m:t>
-              </m:r>
-            </m:oMath>
-          </w:p>
-        </w:tc>
-        <w:tc>
-          <w:tcPr>
-            <w:tcW w:w="2800" w:type="dxa"/>
-            <w:tcBorders>
-              <w:top w:val="single" w:sz="8" w:space="0" w:color="6A0DAD"/>
-              <w:left w:val="single" w:sz="8" w:space="0" w:color="6A0DAD"/>
-              <w:bottom w:val="single" w:sz="8" w:space="0" w:color="6A0DAD"/>
-              <w:right w:val="single" w:sz="8" w:space="0" w:color="6A0DAD"/>
-            </w:tcBorders>
-            <w:shd w:val="clear" w:color="auto" w:fill="F5EEF8"/>
-          </w:tcPr>
-          <w:p>
-            <w:pPr>
-              <w:jc w:val="center"/>
-            </w:pPr>
-            <w:r>
-              <w:rPr>
-                <w:rFonts w:ascii="Times New Roman" w:eastAsia="Times New Roman" w:hAnsi="Times New Roman"/>
-                <w:color w:val="1C2833"/>
-                <w:sz w:val="26"/>
-              </w:rPr>
-              <w:t>В</w:t>
-            </w:r>
-          </w:p>
-        </w:tc>
-      </w:tr>
-      <w:tr>
-        <w:trPr>
-          <w:jc w:val="center"/>
-        </w:trPr>
-        <w:tc>
-          <w:tcPr>
-            <w:tcW w:w="2800" w:type="dxa"/>
-            <w:tcBorders>
-              <w:top w:val="single" w:sz="8" w:space="0" w:color="6A0DAD"/>
-              <w:left w:val="single" w:sz="8" w:space="0" w:color="6A0DAD"/>
-              <w:bottom w:val="single" w:sz="8" w:space="0" w:color="6A0DAD"/>
-              <w:right w:val="single" w:sz="8" w:space="0" w:color="6A0DAD"/>
-            </w:tcBorders>
-            <w:shd w:val="clear" w:color="auto" w:fill="FFFFFF"/>
-          </w:tcPr>
-          <w:p>
-            <w:pPr>
-              <w:jc w:val="center"/>
-            </w:pPr>
-            <w:r>
-              <w:rPr>
-                <w:rFonts w:ascii="Times New Roman" w:eastAsia="Times New Roman" w:hAnsi="Times New Roman"/>
-                <w:color w:val="1C2833"/>
-                <w:sz w:val="26"/>
-              </w:rPr>
-              <w:t>Ёмкость конденсатора C</w:t>
-            </w:r>
-          </w:p>
-        </w:tc>
-        <w:tc>
-          <w:tcPr>
-            <w:tcW w:w="2800" w:type="dxa"/>
-            <w:tcBorders>
-              <w:top w:val="single" w:sz="8" w:space="0" w:color="6A0DAD"/>
-              <w:left w:val="single" w:sz="8" w:space="0" w:color="6A0DAD"/>
-              <w:bottom w:val="single" w:sz="8" w:space="0" w:color="6A0DAD"/>
-              <w:right w:val="single" w:sz="8" w:space="0" w:color="6A0DAD"/>
-            </w:tcBorders>
-            <w:shd w:val="clear" w:color="auto" w:fill="FFFFFF"/>
-          </w:tcPr>
-          <w:p>
-            <w:pPr>
-              <w:jc w:val="center"/>
-            </w:pPr>
-            <w:r>
-              <w:rPr>
-                <w:rFonts w:ascii="Times New Roman" w:eastAsia="Times New Roman" w:hAnsi="Times New Roman"/>
-                <w:color w:val="1C2833"/>
-                <w:sz w:val="26"/>
-              </w:rPr>
-              <w:t>4·10⁻⁴</w:t>
-            </w:r>
-            <m:oMath>
-              <m:r>
-                <w:rPr>
-                  <w:rFonts w:ascii="Cambria Math" w:hAnsi="Cambria Math"/>
-                  <w:sz w:val="28"/>
-                </w:rPr>
-                <m:t xml:space="preserve">E = i·r + u_L    | второй закон Кирхгофа;    u_L = L·i'    | закон электромагнитной индукции;    u_r = i·r    | закон Ома</m:t>
-              </m:r>
-            </m:oMath>
-          </w:p>
-        </w:tc>
-        <w:tc>
-          <w:tcPr>
-            <w:tcW w:w="2800" w:type="dxa"/>
-            <w:tcBorders>
-              <w:top w:val="single" w:sz="8" w:space="0" w:color="6A0DAD"/>
-              <w:left w:val="single" w:sz="8" w:space="0" w:color="6A0DAD"/>
-              <w:bottom w:val="single" w:sz="8" w:space="0" w:color="6A0DAD"/>
-              <w:right w:val="single" w:sz="8" w:space="0" w:color="6A0DAD"/>
-            </w:tcBorders>
-            <w:shd w:val="clear" w:color="auto" w:fill="FFFFFF"/>
-          </w:tcPr>
-          <w:p>
-            <w:pPr>
-              <w:jc w:val="center"/>
-            </w:pPr>
-            <w:r>
-              <w:rPr>
-                <w:rFonts w:ascii="Times New Roman" w:eastAsia="Times New Roman" w:hAnsi="Times New Roman"/>
-                <w:color w:val="1C2833"/>
-                <w:sz w:val="26"/>
-              </w:rPr>
-              <w:t>Ф</w:t>
-            </w:r>
-          </w:p>
-        </w:tc>
-      </w:tr>
-      <w:tr>
-        <w:trPr>
-          <w:jc w:val="center"/>
-        </w:trPr>
-        <w:tc>
-          <w:tcPr>
-            <w:tcW w:w="2800" w:type="dxa"/>
-            <w:tcBorders>
-              <w:top w:val="single" w:sz="8" w:space="0" w:color="6A0DAD"/>
-              <w:left w:val="single" w:sz="8" w:space="0" w:color="6A0DAD"/>
-              <w:bottom w:val="single" w:sz="8" w:space="0" w:color="6A0DAD"/>
-              <w:right w:val="single" w:sz="8" w:space="0" w:color="6A0DAD"/>
-            </w:tcBorders>
-            <w:shd w:val="clear" w:color="auto" w:fill="F5EEF8"/>
-          </w:tcPr>
-          <w:p>
-            <w:pPr>
-              <w:jc w:val="center"/>
-            </w:pPr>
-            <w:r>
-              <w:rPr>
-                <w:rFonts w:ascii="Times New Roman" w:eastAsia="Times New Roman" w:hAnsi="Times New Roman"/>
-                <w:color w:val="1C2833"/>
-                <w:sz w:val="26"/>
-              </w:rPr>
-              <w:t>Сопротивление резистора R</w:t>
-            </w:r>
-          </w:p>
-        </w:tc>
-        <w:tc>
-          <w:tcPr>
-            <w:tcW w:w="2800" w:type="dxa"/>
-            <w:tcBorders>
-              <w:top w:val="single" w:sz="8" w:space="0" w:color="6A0DAD"/>
-              <w:left w:val="single" w:sz="8" w:space="0" w:color="6A0DAD"/>
-              <w:bottom w:val="single" w:sz="8" w:space="0" w:color="6A0DAD"/>
-              <w:right w:val="single" w:sz="8" w:space="0" w:color="6A0DAD"/>
-            </w:tcBorders>
-            <w:shd w:val="clear" w:color="auto" w:fill="F5EEF8"/>
-          </w:tcPr>
-          <w:p>
-            <w:pPr>
-              <w:jc w:val="center"/>
-            </w:pPr>
-            <w:r>
-              <w:rPr>
-                <w:rFonts w:ascii="Times New Roman" w:eastAsia="Times New Roman" w:hAnsi="Times New Roman"/>
-                <w:color w:val="1C2833"/>
-                <w:sz w:val="26"/>
-              </w:rPr>
-              <w:t>100</w:t>
-            </w:r>
-            <m:oMath>
-              <m:r>
-                <w:rPr>
-                  <w:rFonts w:ascii="Cambria Math" w:hAnsi="Cambria Math"/>
-                  <w:sz w:val="28"/>
-                </w:rPr>
-                <m:t xml:space="preserve">E = i·r + L·di/dt</m:t>
-              </m:r>
-            </m:oMath>
-          </w:p>
-        </w:tc>
-        <w:tc>
-          <w:tcPr>
-            <w:tcW w:w="2800" w:type="dxa"/>
-            <w:tcBorders>
-              <w:top w:val="single" w:sz="8" w:space="0" w:color="6A0DAD"/>
-              <w:left w:val="single" w:sz="8" w:space="0" w:color="6A0DAD"/>
-              <w:bottom w:val="single" w:sz="8" w:space="0" w:color="6A0DAD"/>
-              <w:right w:val="single" w:sz="8" w:space="0" w:color="6A0DAD"/>
-            </w:tcBorders>
-            <w:shd w:val="clear" w:color="auto" w:fill="F5EEF8"/>
-          </w:tcPr>
-          <w:p>
-            <w:pPr>
-              <w:jc w:val="center"/>
-            </w:pPr>
-            <w:r>
-              <w:rPr>
-                <w:rFonts w:ascii="Times New Roman" w:eastAsia="Times New Roman" w:hAnsi="Times New Roman"/>
-                <w:color w:val="1C2833"/>
-                <w:sz w:val="26"/>
-              </w:rPr>
-              <w:t>Ом</w:t>
-            </w:r>
-          </w:p>
-        </w:tc>
-      </w:tr>
-      <w:tr>
-        <w:trPr>
-          <w:jc w:val="center"/>
-        </w:trPr>
-        <w:tc>
-          <w:tcPr>
-            <w:tcW w:w="2800" w:type="dxa"/>
-            <w:tcBorders>
-              <w:top w:val="single" w:sz="8" w:space="0" w:color="6A0DAD"/>
-              <w:left w:val="single" w:sz="8" w:space="0" w:color="6A0DAD"/>
-              <w:bottom w:val="single" w:sz="8" w:space="0" w:color="6A0DAD"/>
-              <w:right w:val="single" w:sz="8" w:space="0" w:color="6A0DAD"/>
-            </w:tcBorders>
-            <w:shd w:val="clear" w:color="auto" w:fill="FFFFFF"/>
-          </w:tcPr>
-          <w:p>
-            <w:pPr>
-              <w:jc w:val="center"/>
-            </w:pPr>
-            <w:r>
-              <w:rPr>
-                <w:rFonts w:ascii="Times New Roman" w:eastAsia="Times New Roman" w:hAnsi="Times New Roman"/>
-                <w:color w:val="1C2833"/>
-                <w:sz w:val="26"/>
-              </w:rPr>
-              <w:t>Сопротивление лампы Л1  r1</w:t>
-            </w:r>
-            <m:oMath>
-              <m:r>
-                <w:rPr>
-                  <w:rFonts w:ascii="Cambria Math" w:hAnsi="Cambria Math"/>
-                  <w:sz w:val="28"/>
-                </w:rPr>
-                <m:t xml:space="preserve">L·di/dt + r·i = E</m:t>
-              </m:r>
-            </m:oMath>
-          </w:p>
-        </w:tc>
-        <w:tc>
-          <w:tcPr>
-            <w:tcW w:w="2800" w:type="dxa"/>
-            <w:tcBorders>
-              <w:top w:val="single" w:sz="8" w:space="0" w:color="6A0DAD"/>
-              <w:left w:val="single" w:sz="8" w:space="0" w:color="6A0DAD"/>
-              <w:bottom w:val="single" w:sz="8" w:space="0" w:color="6A0DAD"/>
-              <w:right w:val="single" w:sz="8" w:space="0" w:color="6A0DAD"/>
-            </w:tcBorders>
-            <w:shd w:val="clear" w:color="auto" w:fill="FFFFFF"/>
-          </w:tcPr>
-          <w:p>
-            <w:pPr>
-              <w:jc w:val="center"/>
-            </w:pPr>
-            <w:r>
-              <w:rPr>
-                <w:rFonts w:ascii="Times New Roman" w:eastAsia="Times New Roman" w:hAnsi="Times New Roman"/>
-                <w:color w:val="1C2833"/>
-                <w:sz w:val="26"/>
-              </w:rPr>
-              <w:t>4</w:t>
-            </w:r>
-          </w:p>
-        </w:tc>
-        <w:tc>
-          <w:tcPr>
-            <w:tcW w:w="2800" w:type="dxa"/>
-            <w:tcBorders>
-              <w:top w:val="single" w:sz="8" w:space="0" w:color="6A0DAD"/>
-              <w:left w:val="single" w:sz="8" w:space="0" w:color="6A0DAD"/>
-              <w:bottom w:val="single" w:sz="8" w:space="0" w:color="6A0DAD"/>
-              <w:right w:val="single" w:sz="8" w:space="0" w:color="6A0DAD"/>
-            </w:tcBorders>
-            <w:shd w:val="clear" w:color="auto" w:fill="FFFFFF"/>
-          </w:tcPr>
-          <w:p>
-            <w:pPr>
-              <w:jc w:val="center"/>
-            </w:pPr>
-            <w:r>
-              <w:rPr>
-                <w:rFonts w:ascii="Times New Roman" w:eastAsia="Times New Roman" w:hAnsi="Times New Roman"/>
-                <w:color w:val="1C2833"/>
-                <w:sz w:val="26"/>
-              </w:rPr>
-              <w:t>Ом</w:t>
-            </w:r>
-            <m:oMath>
-              <m:r>
-                <w:rPr>
-                  <w:rFonts w:ascii="Cambria Math" w:hAnsi="Cambria Math"/>
-                  <w:sz w:val="28"/>
-                </w:rPr>
-                <m:t xml:space="preserve">di/dt + (r/L)·i = E/L</m:t>
-              </m:r>
-            </m:oMath>
-          </w:p>
-        </w:tc>
-      </w:tr>
-      <w:tr>
-        <w:trPr>
-          <w:jc w:val="center"/>
-        </w:trPr>
-        <w:tc>
-          <w:tcPr>
-            <w:tcW w:w="2800" w:type="dxa"/>
-            <w:tcBorders>
-              <w:top w:val="single" w:sz="8" w:space="0" w:color="6A0DAD"/>
-              <w:left w:val="single" w:sz="8" w:space="0" w:color="6A0DAD"/>
-              <w:bottom w:val="single" w:sz="8" w:space="0" w:color="6A0DAD"/>
-              <w:right w:val="single" w:sz="8" w:space="0" w:color="6A0DAD"/>
-            </w:tcBorders>
-            <w:shd w:val="clear" w:color="auto" w:fill="F5EEF8"/>
-          </w:tcPr>
-          <w:p>
-            <w:pPr>
-              <w:jc w:val="center"/>
-            </w:pPr>
-            <w:r>
-              <w:rPr>
-                <w:rFonts w:ascii="Times New Roman" w:eastAsia="Times New Roman" w:hAnsi="Times New Roman"/>
-                <w:color w:val="1C2833"/>
-                <w:sz w:val="26"/>
-              </w:rPr>
-              <w:t>Сопротивление лампы Л2  r2</w:t>
-            </w:r>
-          </w:p>
-        </w:tc>
-        <w:tc>
-          <w:tcPr>
-            <w:tcW w:w="2800" w:type="dxa"/>
-            <w:tcBorders>
-              <w:top w:val="single" w:sz="8" w:space="0" w:color="6A0DAD"/>
-              <w:left w:val="single" w:sz="8" w:space="0" w:color="6A0DAD"/>
-              <w:bottom w:val="single" w:sz="8" w:space="0" w:color="6A0DAD"/>
-              <w:right w:val="single" w:sz="8" w:space="0" w:color="6A0DAD"/>
-            </w:tcBorders>
-            <w:shd w:val="clear" w:color="auto" w:fill="F5EEF8"/>
-          </w:tcPr>
-          <w:p>
-            <w:pPr>
-              <w:jc w:val="center"/>
-            </w:pPr>
-            <w:r>
-              <w:rPr>
-                <w:rFonts w:ascii="Times New Roman" w:eastAsia="Times New Roman" w:hAnsi="Times New Roman"/>
-                <w:color w:val="1C2833"/>
-                <w:sz w:val="26"/>
-              </w:rPr>
-              <w:t>40</w:t>
-            </w:r>
-            <m:oMath>
-              <m:r>
-                <w:rPr>
-                  <w:rFonts w:ascii="Cambria Math" w:hAnsi="Cambria Math"/>
-                  <w:sz w:val="28"/>
-                </w:rPr>
-                <m:t xml:space="preserve">di/dt = (E − i·r)/L</m:t>
-              </m:r>
-            </m:oMath>
-          </w:p>
-        </w:tc>
-        <w:tc>
-          <w:tcPr>
-            <w:tcW w:w="2800" w:type="dxa"/>
-            <w:tcBorders>
-              <w:top w:val="single" w:sz="8" w:space="0" w:color="6A0DAD"/>
-              <w:left w:val="single" w:sz="8" w:space="0" w:color="6A0DAD"/>
-              <w:bottom w:val="single" w:sz="8" w:space="0" w:color="6A0DAD"/>
-              <w:right w:val="single" w:sz="8" w:space="0" w:color="6A0DAD"/>
-            </w:tcBorders>
-            <w:shd w:val="clear" w:color="auto" w:fill="F5EEF8"/>
-          </w:tcPr>
-          <w:p>
-            <w:pPr>
-              <w:jc w:val="center"/>
-            </w:pPr>
-            <w:r>
-              <w:rPr>
-                <w:rFonts w:ascii="Times New Roman" w:eastAsia="Times New Roman" w:hAnsi="Times New Roman"/>
-                <w:color w:val="1C2833"/>
-                <w:sz w:val="26"/>
-              </w:rPr>
-              <w:t>Ом</w:t>
-            </w:r>
-          </w:p>
-        </w:tc>
-      </w:tr>
-    </w:tbl>
-    <w:p>
-      <w:pPr>
-        <w:spacing w:after="0"/>
-        <w:ind w:left="360"/>
-        <w:rPr>
-          <w:b/>
+        <w:spacing w:after="80"/>
+      </w:pPr>
+      <m:oMath>
+        <m:r>
+          <w:rPr>
+            <w:rFonts w:ascii="Cambria Math" w:hAnsi="Cambria Math"/>
+            <w:sz w:val="28"/>
+          </w:rPr>
+          <m:t xml:space="preserve">E = 8 В;   L = 9·10^(-4) Гн;   R = 120 Ом;   r = 9 Ом;   t0 = 0 с;   I(t0) = 0 А.</m:t>
+        </m:r>
+      </m:oMath>
+    </w:p>
+    <w:p>
+      <w:pPr>
+        <w:spacing w:after="160" w:line="276" w:lineRule="auto"/>
+        <w:ind w:firstLine="0"/>
+      </w:pPr>
+      <w:r>
+        <w:rPr>
+          <w:rFonts w:ascii="Times New Roman" w:hAnsi="Times New Roman" w:cs="Times New Roman"/>
+          <w:b/>
+          <w:bCs/>
+          <w:sz w:val="26"/>
+          <w:szCs w:val="26"/>
+        </w:rPr>
+        <w:t xml:space="preserve">Этап 1. Заряд катушки</w:t>
+      </w:r>
+    </w:p>
+    <w:p>
+      <w:pPr>
+        <w:spacing w:after="160" w:line="276" w:lineRule="auto"/>
+        <w:ind w:firstLine="360"/>
+      </w:pPr>
+      <w:r>
+        <w:rPr>
+          <w:rFonts w:ascii="Times New Roman" w:hAnsi="Times New Roman" w:cs="Times New Roman"/>
+          <w:sz w:val="24"/>
+          <w:szCs w:val="24"/>
+        </w:rPr>
+        <w:t xml:space="preserve">Верхний переключатель в левом положении: источник E подключён к катушке L через сопротивление r. Ток в катушке растёт от нуля, напряжение на катушке в начальный момент равно E.</w:t>
+      </w:r>
+    </w:p>
+    <w:p>
+      <w:pPr>
+        <w:spacing w:line="240" w:lineRule="auto"/>
+        <w:jc w:val="center"/>
+        <w:rPr>
+          <w:b/>
+          <w:iCs/>
+          <w:color w:val="000000" w:themeColor="text1"/>
           <w:sz w:val="28"/>
           <w:szCs w:val="28"/>
         </w:rPr>
@@ -9167,11 +8400,193 @@
       <w:r>
         <w:rPr>
           <w:b/>
+          <w:iCs/>
+          <w:noProof/>
+          <w:color w:val="000000" w:themeColor="text1"/>
           <w:sz w:val="28"/>
           <w:szCs w:val="28"/>
-        </w:rPr>
-        <w:t>Заряд катушки индуктивности, когда верхний переключатель находится в левом положении (источник E подключён к катушке L через сопротивление r).</w:t>
-      </w:r>
+          <w:lang w:eastAsia="ru-RU"/>
+        </w:rPr>
+        <w:lastRenderedPageBreak/>
+        <w:drawing>
+          <wp:inline distT="0" distB="0" distL="0" distR="0" wp14:anchorId="52B3D7B8" wp14:editId="586791A6">
+            <wp:extent cx="5940425" cy="2931795"/>
+            <wp:effectExtent l="0" t="0" r="3175" b="1905"/>
+            <wp:docPr id="40" name="Рисунок 40"/>
+            <wp:cNvGraphicFramePr>
+              <a:graphicFrameLocks xmlns:a="http://schemas.openxmlformats.org/drawingml/2006/main" noChangeAspect="1"/>
+            </wp:cNvGraphicFramePr>
+            <a:graphic xmlns:a="http://schemas.openxmlformats.org/drawingml/2006/main">
+              <a:graphicData uri="http://schemas.openxmlformats.org/drawingml/2006/picture">
+                <pic:pic xmlns:pic="http://schemas.openxmlformats.org/drawingml/2006/picture">
+                  <pic:nvPicPr>
+                    <pic:cNvPr id="1" name=""/>
+                    <pic:cNvPicPr/>
+                  </pic:nvPicPr>
+                  <pic:blipFill>
+                    <a:blip r:embed="rId80"/>
+                    <a:stretch>
+                      <a:fillRect/>
+                    </a:stretch>
+                  </pic:blipFill>
+                  <pic:spPr>
+                    <a:xfrm>
+                      <a:off x="0" y="0"/>
+                      <a:ext cx="5940425" cy="2931795"/>
+                    </a:xfrm>
+                    <a:prstGeom prst="rect">
+                      <a:avLst/>
+                    </a:prstGeom>
+                  </pic:spPr>
+                </pic:pic>
+              </a:graphicData>
+            </a:graphic>
+          </wp:inline>
+        </w:drawing>
+      </w:r>
+    </w:p>
+    <w:p>
+      <w:pPr>
+        <w:spacing w:after="160" w:line="276" w:lineRule="auto"/>
+        <w:jc w:val="center"/>
+        <w:ind w:firstLine="0"/>
+      </w:pPr>
+      <w:r>
+        <w:rPr>
+          <w:rFonts w:ascii="Times New Roman" w:hAnsi="Times New Roman" w:cs="Times New Roman"/>
+          <w:sz w:val="22"/>
+          <w:szCs w:val="22"/>
+        </w:rPr>
+        <w:t xml:space="preserve">Рис. 1. Электрическая цепь с катушкой индуктивности (ключ влево, заряд)</w:t>
+      </w:r>
+    </w:p>
+    <w:p>
+      <w:pPr>
+        <w:spacing w:after="160" w:line="276" w:lineRule="auto"/>
+        <w:ind w:firstLine="0"/>
+      </w:pPr>
+      <w:r>
+        <w:rPr>
+          <w:rFonts w:ascii="Times New Roman" w:hAnsi="Times New Roman" w:cs="Times New Roman"/>
+          <w:b/>
+          <w:bCs/>
+          <w:sz w:val="26"/>
+          <w:szCs w:val="26"/>
+        </w:rPr>
+        <w:t xml:space="preserve">По законам электротехники</w:t>
+      </w:r>
+    </w:p>
+    <w:p>
+      <w:pPr>
+        <w:jc w:val="center"/>
+        <w:spacing w:after="80"/>
+      </w:pPr>
+      <m:oMath>
+        <m:r>
+          <w:rPr>
+            <w:rFonts w:ascii="Cambria Math" w:hAnsi="Cambria Math"/>
+            <w:sz w:val="28"/>
+          </w:rPr>
+          <m:t xml:space="preserve">E = i·r + u_L    | второй закон Кирхгофа</m:t>
+        </m:r>
+      </m:oMath>
+    </w:p>
+    <w:p>
+      <w:pPr>
+        <w:jc w:val="center"/>
+        <w:spacing w:after="80"/>
+      </w:pPr>
+      <m:oMath>
+        <m:r>
+          <w:rPr>
+            <w:rFonts w:ascii="Cambria Math" w:hAnsi="Cambria Math"/>
+            <w:sz w:val="28"/>
+          </w:rPr>
+          <m:t xml:space="preserve">u_L = L · di/dt    | закон электромагнитной индукции</m:t>
+        </m:r>
+      </m:oMath>
+    </w:p>
+    <w:p>
+      <w:pPr>
+        <w:jc w:val="center"/>
+        <w:spacing w:after="80"/>
+      </w:pPr>
+      <m:oMath>
+        <m:r>
+          <w:rPr>
+            <w:rFonts w:ascii="Cambria Math" w:hAnsi="Cambria Math"/>
+            <w:sz w:val="28"/>
+          </w:rPr>
+          <m:t xml:space="preserve">u_r = i·r    | закон Ома</m:t>
+        </m:r>
+      </m:oMath>
+    </w:p>
+    <w:p>
+      <w:pPr>
+        <w:spacing w:after="160" w:line="276" w:lineRule="auto"/>
+        <w:ind w:firstLine="0"/>
+      </w:pPr>
+      <w:r>
+        <w:rPr>
+          <w:rFonts w:ascii="Times New Roman" w:hAnsi="Times New Roman" w:cs="Times New Roman"/>
+          <w:b/>
+          <w:bCs/>
+          <w:sz w:val="26"/>
+          <w:szCs w:val="26"/>
+        </w:rPr>
+        <w:t xml:space="preserve">Преобразования</w:t>
+      </w:r>
+    </w:p>
+    <w:p>
+      <w:pPr>
+        <w:jc w:val="center"/>
+        <w:spacing w:after="80"/>
+      </w:pPr>
+      <m:oMath>
+        <m:r>
+          <w:rPr>
+            <w:rFonts w:ascii="Cambria Math" w:hAnsi="Cambria Math"/>
+            <w:sz w:val="28"/>
+          </w:rPr>
+          <m:t xml:space="preserve">E = i·r + L·di/dt</m:t>
+        </m:r>
+      </m:oMath>
+    </w:p>
+    <w:p>
+      <w:pPr>
+        <w:jc w:val="center"/>
+        <w:spacing w:after="80"/>
+      </w:pPr>
+      <m:oMath>
+        <m:r>
+          <w:rPr>
+            <w:rFonts w:ascii="Cambria Math" w:hAnsi="Cambria Math"/>
+            <w:sz w:val="28"/>
+          </w:rPr>
+          <m:t xml:space="preserve">L·di/dt + r·i = E</m:t>
+        </m:r>
+      </m:oMath>
+    </w:p>
+    <w:p>
+      <w:pPr>
+        <w:jc w:val="center"/>
+        <w:spacing w:after="80"/>
+      </w:pPr>
+      <m:oMath>
+        <m:r>
+          <w:rPr>
+            <w:rFonts w:ascii="Cambria Math" w:hAnsi="Cambria Math"/>
+            <w:sz w:val="28"/>
+          </w:rPr>
+          <m:t xml:space="preserve">di/dt + (r/L)·i = E/L</m:t>
+        </m:r>
+      </m:oMath>
+    </w:p>
+    <w:p>
+      <w:pPr>
+        <w:jc w:val="center"/>
+        <w:spacing w:after="80"/>
+      </w:pPr>
       <m:oMath>
         <m:r>
           <w:rPr>
@@ -9184,72 +8599,87 @@
     </w:p>
     <w:p>
       <w:pPr>
-        <w:spacing w:after="0"/>
-        <w:ind w:left="360"/>
-        <w:rPr>
-          <w:sz w:val="28"/>
-          <w:szCs w:val="28"/>
-        </w:rPr>
-      </w:pPr>
-      <w:r>
-        <w:rPr>
-          <w:sz w:val="28"/>
-          <w:szCs w:val="28"/>
-        </w:rPr>
-        <w:t>По законам электротехники</w:t>
-      </w:r>
-    </w:p>
-    <w:p>
-      <w:pPr>
-        <w:spacing w:after="0"/>
-        <w:ind w:left="360"/>
+        <w:spacing w:after="160" w:line="276" w:lineRule="auto"/>
+        <w:ind w:firstLine="0"/>
+      </w:pPr>
+      <w:r>
+        <w:rPr>
+          <w:rFonts w:ascii="Times New Roman" w:hAnsi="Times New Roman" w:cs="Times New Roman"/>
+          <w:b/>
+          <w:bCs/>
+          <w:sz w:val="26"/>
+          <w:szCs w:val="26"/>
+        </w:rPr>
+        <w:t xml:space="preserve">Сформулирована задача Коши</w:t>
+      </w:r>
+    </w:p>
+    <w:p>
+      <w:pPr>
         <w:jc w:val="center"/>
-        <w:rPr>
-          <w:b/>
-          <w:sz w:val="28"/>
-          <w:szCs w:val="28"/>
-        </w:rPr>
-      </w:pPr>
-      <m:oMathPara>
-        <m:oMathParaPr>
-          <m:jc m:val="center"/>
-        </m:oMathParaPr>
-        <m:oMath>
-          <m:r>
-            <w:rPr>
-              <w:rFonts w:ascii="Cambria Math" w:hAnsi="Cambria Math"/>
-              <w:sz w:val="28"/>
-            </w:rPr>
-            <m:t xml:space="preserve">I(0) = 0;</m:t>
-          </m:r>
-        </m:oMath>
-        <m:oMath>
-          <m:r>
-            <w:rPr>
-              <w:rFonts w:ascii="Cambria Math" w:hAnsi="Cambria Math"/>
-              <w:sz w:val="28"/>
-            </w:rPr>
-            <m:t xml:space="preserve">t0 = 0;</m:t>
-          </m:r>
-        </m:oMath>
-      </m:oMathPara>
-    </w:p>
-    <w:p>
-      <w:pPr>
-        <w:spacing w:after="0" w:line="240" w:lineRule="auto"/>
-        <w:ind w:left="360"/>
-        <w:rPr>
-          <w:sz w:val="28"/>
-          <w:szCs w:val="28"/>
-        </w:rPr>
-      </w:pPr>
-      <w:r>
-        <w:rPr>
-          <w:sz w:val="28"/>
-          <w:szCs w:val="28"/>
-        </w:rPr>
-        <w:t>Преобразования:</w:t>
-      </w:r>
+        <w:spacing w:after="80"/>
+      </w:pPr>
+      <m:oMath>
+        <m:r>
+          <w:rPr>
+            <w:rFonts w:ascii="Cambria Math" w:hAnsi="Cambria Math"/>
+            <w:sz w:val="28"/>
+          </w:rPr>
+          <m:t xml:space="preserve">di/dt = (E − i·r)/L</m:t>
+        </m:r>
+      </m:oMath>
+    </w:p>
+    <w:p>
+      <w:pPr>
+        <w:spacing w:after="160" w:line="276" w:lineRule="auto"/>
+        <w:ind w:firstLine="0"/>
+      </w:pPr>
+      <w:r>
+        <w:rPr>
+          <w:rFonts w:ascii="Times New Roman" w:hAnsi="Times New Roman" w:cs="Times New Roman"/>
+          <w:b/>
+          <w:bCs/>
+          <w:sz w:val="26"/>
+          <w:szCs w:val="26"/>
+        </w:rPr>
+        <w:t xml:space="preserve">Начальные условия</w:t>
+      </w:r>
+    </w:p>
+    <w:p>
+      <w:pPr>
+        <w:jc w:val="center"/>
+        <w:spacing w:after="80"/>
+      </w:pPr>
+      <m:oMath>
+        <m:r>
+          <w:rPr>
+            <w:rFonts w:ascii="Cambria Math" w:hAnsi="Cambria Math"/>
+            <w:sz w:val="28"/>
+          </w:rPr>
+          <m:t xml:space="preserve">I(0) = 0;    t0 = 0</m:t>
+        </m:r>
+      </m:oMath>
+    </w:p>
+    <w:p>
+      <w:pPr>
+        <w:spacing w:after="160" w:line="276" w:lineRule="auto"/>
+        <w:ind w:firstLine="0"/>
+      </w:pPr>
+      <w:r>
+        <w:rPr>
+          <w:rFonts w:ascii="Times New Roman" w:hAnsi="Times New Roman" w:cs="Times New Roman"/>
+          <w:b/>
+          <w:bCs/>
+          <w:sz w:val="26"/>
+          <w:szCs w:val="26"/>
+        </w:rPr>
+        <w:t xml:space="preserve">Решение уравнения</w:t>
+      </w:r>
+    </w:p>
+    <w:p>
+      <w:pPr>
+        <w:jc w:val="center"/>
+        <w:spacing w:after="80"/>
+      </w:pPr>
       <m:oMath>
         <m:r>
           <w:rPr>
@@ -9262,31 +8692,9 @@
     </w:p>
     <w:p>
       <w:pPr>
-        <w:spacing w:after="0" w:line="240" w:lineRule="auto"/>
-        <w:ind w:left="360"/>
-        <w:rPr>
-          <w:sz w:val="28"/>
-          <w:szCs w:val="28"/>
-          <w:lang w:val="en-US"/>
-        </w:rPr>
-      </w:pPr>
-      <w:r>
-        <w:rPr>
-          <w:sz w:val="28"/>
-          <w:szCs w:val="28"/>
-        </w:rPr>
-        <w:t xml:space="preserve">Подставляем закон Ома и u_L = L·i' во второй закон Кирхгофа, получаем уравнение для тока катушки.</w:t>
-      </w:r>
-      <w:proofErr w:type="spellStart"/>
-      <w:r>
-        <w:rPr>
-          <w:sz w:val="28"/>
-          <w:szCs w:val="28"/>
-          <w:lang w:val="en-US"/>
-        </w:rPr>
-        <w:t/>
-      </w:r>
-      <w:proofErr w:type="spellEnd"/>
+        <w:jc w:val="center"/>
+        <w:spacing w:after="80"/>
+      </w:pPr>
       <m:oMath>
         <m:r>
           <w:rPr>
@@ -9299,13 +8707,8 @@
     </w:p>
     <w:p>
       <w:pPr>
-        <w:spacing w:after="0" w:line="240" w:lineRule="auto"/>
-        <w:ind w:left="360"/>
-        <w:rPr>
-          <w:sz w:val="28"/>
-          <w:szCs w:val="28"/>
-          <w:lang w:val="en-US"/>
-        </w:rPr>
+        <w:jc w:val="center"/>
+        <w:spacing w:after="80"/>
       </w:pPr>
       <m:oMath>
         <m:r>
@@ -9316,24 +8719,11 @@
           <m:t xml:space="preserve">i − E/r = C2 · e^(− t r/L)</m:t>
         </m:r>
       </m:oMath>
-      <w:r>
-        <w:rPr>
-          <w:sz w:val="28"/>
-          <w:szCs w:val="28"/>
-          <w:lang w:val="en-US"/>
-        </w:rPr>
-        <w:t>;</w:t>
-      </w:r>
-    </w:p>
-    <w:p>
-      <w:pPr>
-        <w:spacing w:after="0" w:line="240" w:lineRule="auto"/>
-        <w:ind w:left="360"/>
-        <w:rPr>
-          <w:sz w:val="28"/>
-          <w:szCs w:val="28"/>
-          <w:lang w:val="en-US"/>
-        </w:rPr>
+    </w:p>
+    <w:p>
+      <w:pPr>
+        <w:jc w:val="center"/>
+        <w:spacing w:after="80"/>
       </w:pPr>
       <m:oMath>
         <m:r>
@@ -9347,13 +8737,24 @@
     </w:p>
     <w:p>
       <w:pPr>
-        <w:spacing w:after="0" w:line="240" w:lineRule="auto"/>
-        <w:ind w:left="360"/>
-        <w:rPr>
-          <w:sz w:val="28"/>
-          <w:szCs w:val="28"/>
-          <w:lang w:val="en-US"/>
-        </w:rPr>
+        <w:spacing w:after="160" w:line="276" w:lineRule="auto"/>
+        <w:ind w:firstLine="0"/>
+      </w:pPr>
+      <w:r>
+        <w:rPr>
+          <w:rFonts w:ascii="Times New Roman" w:hAnsi="Times New Roman" w:cs="Times New Roman"/>
+          <w:b/>
+          <w:bCs/>
+          <w:sz w:val="26"/>
+          <w:szCs w:val="26"/>
+        </w:rPr>
+        <w:t xml:space="preserve">Итоговое выражение</w:t>
+      </w:r>
+    </w:p>
+    <w:p>
+      <w:pPr>
+        <w:jc w:val="center"/>
+        <w:spacing w:after="80"/>
       </w:pPr>
       <m:oMath>
         <m:r>
@@ -9361,36 +8762,29 @@
             <w:rFonts w:ascii="Cambria Math" w:hAnsi="Cambria Math"/>
             <w:sz w:val="28"/>
           </w:rPr>
-          <m:t xml:space="preserve">i(t) = (E/r)(1 − e^(− t r/L))</m:t>
+          <m:t xml:space="preserve">Iз(t) = (E/r)(1 − e^(− t r/L))</m:t>
         </m:r>
       </m:oMath>
+    </w:p>
+    <w:p>
+      <w:pPr>
+        <w:jc w:val="center"/>
+        <w:spacing w:after="80"/>
+      </w:pPr>
       <m:oMath>
         <m:r>
           <w:rPr>
             <w:rFonts w:ascii="Cambria Math" w:hAnsi="Cambria Math"/>
             <w:sz w:val="28"/>
           </w:rPr>
-          <m:t xml:space="preserve">u_L(t) = E · e^(− t r/L)</m:t>
+          <m:t xml:space="preserve">Uз(t) = E · e^(− t r/L)</m:t>
         </m:r>
       </m:oMath>
-      <w:r>
-        <w:rPr>
-          <w:sz w:val="28"/>
-          <w:szCs w:val="28"/>
-          <w:lang w:val="en-US"/>
-        </w:rPr>
-        <w:t>;</w:t>
-      </w:r>
-    </w:p>
-    <w:p>
-      <w:pPr>
-        <w:spacing w:after="0" w:line="240" w:lineRule="auto"/>
-        <w:ind w:left="360"/>
-        <w:rPr>
-          <w:sz w:val="28"/>
-          <w:szCs w:val="28"/>
-          <w:lang w:val="en-US"/>
-        </w:rPr>
+    </w:p>
+    <w:p>
+      <w:pPr>
+        <w:jc w:val="center"/>
+        <w:spacing w:after="80"/>
       </w:pPr>
       <m:oMath>
         <m:r>
@@ -9398,2114 +8792,9 @@
             <w:rFonts w:ascii="Cambria Math" w:hAnsi="Cambria Math"/>
             <w:sz w:val="28"/>
           </w:rPr>
-          <m:t xml:space="preserve">Iз(t) = (E/r)(1 − EXP(− t·r/L))</m:t>
+          <m:t xml:space="preserve">в Excel:  Iз=(E/r)*(1-EXP(-t*r/L));   Uз=E*EXP(-t*r/L)</m:t>
         </m:r>
       </m:oMath>
-    </w:p>
-    <w:p>
-      <w:pPr>
-        <w:spacing w:after="0" w:line="240" w:lineRule="auto"/>
-        <w:ind w:left="360"/>
-        <w:rPr>
-          <w:sz w:val="28"/>
-          <w:szCs w:val="28"/>
-          <w:lang w:val="en-US"/>
-        </w:rPr>
-      </w:pPr>
-      <m:oMath>
-        <m:r>
-          <w:rPr>
-            <w:rFonts w:ascii="Cambria Math" w:hAnsi="Cambria Math"/>
-            <w:sz w:val="28"/>
-          </w:rPr>
-          <m:t xml:space="preserve">Uз(t) = E · EXP(− t·r/L)</m:t>
-        </m:r>
-      </m:oMath>
-      <w:r>
-        <w:rPr>
-          <w:sz w:val="28"/>
-          <w:szCs w:val="28"/>
-          <w:lang w:val="en-US"/>
-        </w:rPr>
-        <w:t xml:space="preserve">; </w:t>
-      </w:r>
-      <m:oMath>
-        <m:r>
-          <w:rPr>
-            <w:rFonts w:ascii="Cambria Math" w:hAnsi="Cambria Math"/>
-            <w:sz w:val="28"/>
-          </w:rPr>
-          <m:t xml:space="preserve"/>
-        </m:r>
-      </m:oMath>
-    </w:p>
-    <w:p>
-      <w:pPr>
-        <w:spacing w:after="0" w:line="240" w:lineRule="auto"/>
-        <w:ind w:left="360"/>
-        <w:rPr>
-          <w:sz w:val="28"/>
-          <w:szCs w:val="28"/>
-          <w:lang w:val="en-US"/>
-        </w:rPr>
-      </w:pPr>
-    </w:p>
-    <w:p>
-      <w:pPr>
-        <w:spacing w:after="0" w:line="240" w:lineRule="auto"/>
-        <w:ind w:left="360"/>
-        <w:rPr>
-          <w:sz w:val="28"/>
-          <w:szCs w:val="28"/>
-          <w:lang w:val="en-US"/>
-        </w:rPr>
-      </w:pPr>
-      <m:oMath>
-        <m:f>
-          <m:fPr>
-            <m:ctrlPr>
-              <w:rPr>
-                <w:rFonts w:ascii="Cambria Math" w:hAnsi="Cambria Math"/>
-                <w:i/>
-                <w:sz w:val="28"/>
-                <w:szCs w:val="28"/>
-              </w:rPr>
-            </m:ctrlPr>
-          </m:fPr>
-          <m:num>
-            <m:r>
-              <w:rPr>
-                <w:rFonts w:ascii="Cambria Math" w:hAnsi="Cambria Math"/>
-                <w:sz w:val="28"/>
-                <w:szCs w:val="28"/>
-              </w:rPr>
-              <m:t>d</m:t>
-            </m:r>
-            <m:sSub>
-              <m:sSubPr>
-                <m:ctrlPr>
-                  <w:rPr>
-                    <w:rFonts w:ascii="Cambria Math" w:hAnsi="Cambria Math"/>
-                    <w:i/>
-                    <w:sz w:val="28"/>
-                    <w:szCs w:val="28"/>
-                  </w:rPr>
-                </m:ctrlPr>
-              </m:sSubPr>
-              <m:e>
-                <m:r>
-                  <w:rPr>
-                    <w:rFonts w:ascii="Cambria Math" w:hAnsi="Cambria Math"/>
-                    <w:sz w:val="28"/>
-                    <w:szCs w:val="28"/>
-                  </w:rPr>
-                  <m:t>U</m:t>
-                </m:r>
-              </m:e>
-              <m:sub>
-                <m:r>
-                  <w:rPr>
-                    <w:rFonts w:ascii="Cambria Math" w:hAnsi="Cambria Math"/>
-                    <w:sz w:val="28"/>
-                    <w:szCs w:val="28"/>
-                  </w:rPr>
-                  <m:t>c</m:t>
-                </m:r>
-              </m:sub>
-            </m:sSub>
-          </m:num>
-          <m:den>
-            <m:r>
-              <w:rPr>
-                <w:rFonts w:ascii="Cambria Math" w:hAnsi="Cambria Math"/>
-                <w:sz w:val="28"/>
-                <w:szCs w:val="28"/>
-              </w:rPr>
-              <m:t>dt</m:t>
-            </m:r>
-          </m:den>
-        </m:f>
-        <m:r>
-          <w:rPr>
-            <w:rFonts w:ascii="Cambria Math" w:hAnsi="Cambria Math"/>
-            <w:sz w:val="28"/>
-            <w:szCs w:val="28"/>
-            <w:lang w:val="en-US"/>
-          </w:rPr>
-          <m:t>=</m:t>
-        </m:r>
-        <m:f>
-          <m:fPr>
-            <m:ctrlPr>
-              <w:rPr>
-                <w:rFonts w:ascii="Cambria Math" w:hAnsi="Cambria Math"/>
-                <w:i/>
-                <w:sz w:val="28"/>
-                <w:szCs w:val="28"/>
-              </w:rPr>
-            </m:ctrlPr>
-          </m:fPr>
-          <m:num>
-            <m:r>
-              <w:rPr>
-                <w:rFonts w:ascii="Cambria Math" w:hAnsi="Cambria Math"/>
-                <w:sz w:val="28"/>
-                <w:szCs w:val="28"/>
-              </w:rPr>
-              <m:t>E</m:t>
-            </m:r>
-            <m:r>
-              <w:rPr>
-                <w:rFonts w:ascii="Cambria Math" w:hAnsi="Cambria Math"/>
-                <w:sz w:val="28"/>
-                <w:szCs w:val="28"/>
-                <w:lang w:val="en-US"/>
-              </w:rPr>
-              <m:t>-</m:t>
-            </m:r>
-            <m:sSub>
-              <m:sSubPr>
-                <m:ctrlPr>
-                  <w:rPr>
-                    <w:rFonts w:ascii="Cambria Math" w:hAnsi="Cambria Math"/>
-                    <w:i/>
-                    <w:sz w:val="28"/>
-                    <w:szCs w:val="28"/>
-                  </w:rPr>
-                </m:ctrlPr>
-              </m:sSubPr>
-              <m:e>
-                <m:r>
-                  <w:rPr>
-                    <w:rFonts w:ascii="Cambria Math" w:hAnsi="Cambria Math"/>
-                    <w:sz w:val="28"/>
-                    <w:szCs w:val="28"/>
-                  </w:rPr>
-                  <m:t>U</m:t>
-                </m:r>
-              </m:e>
-              <m:sub>
-                <m:r>
-                  <w:rPr>
-                    <w:rFonts w:ascii="Cambria Math" w:hAnsi="Cambria Math"/>
-                    <w:sz w:val="28"/>
-                    <w:szCs w:val="28"/>
-                  </w:rPr>
-                  <m:t>c</m:t>
-                </m:r>
-              </m:sub>
-            </m:sSub>
-          </m:num>
-          <m:den>
-            <m:r>
-              <w:rPr>
-                <w:rFonts w:ascii="Cambria Math" w:hAnsi="Cambria Math"/>
-                <w:sz w:val="28"/>
-                <w:szCs w:val="28"/>
-              </w:rPr>
-              <m:t>r</m:t>
-            </m:r>
-            <m:r>
-              <w:rPr>
-                <w:rFonts w:ascii="Cambria Math" w:hAnsi="Cambria Math"/>
-                <w:sz w:val="28"/>
-                <w:szCs w:val="28"/>
-                <w:lang w:val="en-US"/>
-              </w:rPr>
-              <m:t>1*</m:t>
-            </m:r>
-            <m:r>
-              <w:rPr>
-                <w:rFonts w:ascii="Cambria Math" w:hAnsi="Cambria Math"/>
-                <w:sz w:val="28"/>
-                <w:szCs w:val="28"/>
-              </w:rPr>
-              <m:t>c</m:t>
-            </m:r>
-          </m:den>
-        </m:f>
-      </m:oMath>
-      <w:r>
-        <w:rPr>
-          <w:sz w:val="28"/>
-          <w:szCs w:val="28"/>
-          <w:lang w:val="en-US"/>
-        </w:rPr>
-        <w:t>;</w:t>
-      </w:r>
-    </w:p>
-    <w:p>
-      <w:pPr>
-        <w:spacing w:after="0"/>
-        <w:ind w:left="360"/>
-        <w:rPr>
-          <w:b/>
-          <w:bCs/>
-          <w:sz w:val="28"/>
-          <w:szCs w:val="28"/>
-        </w:rPr>
-      </w:pPr>
-      <w:r>
-        <w:rPr>
-          <w:b/>
-          <w:bCs/>
-          <w:sz w:val="28"/>
-          <w:szCs w:val="28"/>
-        </w:rPr>
-        <w:t>Сформулирована задача Коши:</w:t>
-      </w:r>
-    </w:p>
-    <w:p>
-      <w:pPr>
-        <w:spacing w:after="0"/>
-        <w:ind w:left="360"/>
-        <w:rPr>
-          <w:rFonts w:ascii="Cambria Math" w:hAnsi="Cambria Math"/>
-          <w:b/>
-          <w:bCs/>
-          <w:sz w:val="32"/>
-          <w:szCs w:val="32"/>
-        </w:rPr>
-      </w:pPr>
-      <m:oMath>
-        <m:f>
-          <m:fPr>
-            <m:ctrlPr>
-              <w:rPr>
-                <w:rFonts w:ascii="Cambria Math" w:hAnsi="Cambria Math"/>
-                <w:b/>
-                <w:bCs/>
-                <w:i/>
-                <w:sz w:val="32"/>
-                <w:szCs w:val="32"/>
-              </w:rPr>
-            </m:ctrlPr>
-          </m:fPr>
-          <m:num>
-            <m:r>
-              <m:rPr>
-                <m:sty m:val="bi"/>
-              </m:rPr>
-              <w:rPr>
-                <w:rFonts w:ascii="Cambria Math" w:hAnsi="Cambria Math"/>
-                <w:sz w:val="32"/>
-                <w:szCs w:val="32"/>
-              </w:rPr>
-              <m:t>d</m:t>
-            </m:r>
-            <m:sSub>
-              <m:sSubPr>
-                <m:ctrlPr>
-                  <w:rPr>
-                    <w:rFonts w:ascii="Cambria Math" w:hAnsi="Cambria Math"/>
-                    <w:b/>
-                    <w:bCs/>
-                    <w:i/>
-                    <w:sz w:val="32"/>
-                    <w:szCs w:val="32"/>
-                  </w:rPr>
-                </m:ctrlPr>
-              </m:sSubPr>
-              <m:e>
-                <m:r>
-                  <m:rPr>
-                    <m:sty m:val="bi"/>
-                  </m:rPr>
-                  <w:rPr>
-                    <w:rFonts w:ascii="Cambria Math" w:hAnsi="Cambria Math"/>
-                    <w:sz w:val="32"/>
-                    <w:szCs w:val="32"/>
-                  </w:rPr>
-                  <m:t>U</m:t>
-                </m:r>
-              </m:e>
-              <m:sub>
-                <m:r>
-                  <m:rPr>
-                    <m:sty m:val="bi"/>
-                  </m:rPr>
-                  <w:rPr>
-                    <w:rFonts w:ascii="Cambria Math" w:hAnsi="Cambria Math"/>
-                    <w:sz w:val="32"/>
-                    <w:szCs w:val="32"/>
-                  </w:rPr>
-                  <m:t>c</m:t>
-                </m:r>
-              </m:sub>
-            </m:sSub>
-          </m:num>
-          <m:den>
-            <m:r>
-              <m:rPr>
-                <m:sty m:val="bi"/>
-              </m:rPr>
-              <w:rPr>
-                <w:rFonts w:ascii="Cambria Math" w:hAnsi="Cambria Math"/>
-                <w:sz w:val="32"/>
-                <w:szCs w:val="32"/>
-              </w:rPr>
-              <m:t>dt</m:t>
-            </m:r>
-          </m:den>
-        </m:f>
-        <m:r>
-          <m:rPr>
-            <m:sty m:val="bi"/>
-          </m:rPr>
-          <w:rPr>
-            <w:rFonts w:ascii="Cambria Math" w:hAnsi="Cambria Math"/>
-            <w:sz w:val="32"/>
-            <w:szCs w:val="32"/>
-          </w:rPr>
-          <m:t>=</m:t>
-        </m:r>
-        <m:f>
-          <m:fPr>
-            <m:ctrlPr>
-              <w:rPr>
-                <w:rFonts w:ascii="Cambria Math" w:hAnsi="Cambria Math"/>
-                <w:b/>
-                <w:bCs/>
-                <w:i/>
-                <w:sz w:val="32"/>
-                <w:szCs w:val="32"/>
-              </w:rPr>
-            </m:ctrlPr>
-          </m:fPr>
-          <m:num>
-            <m:r>
-              <m:rPr>
-                <m:sty m:val="bi"/>
-              </m:rPr>
-              <w:rPr>
-                <w:rFonts w:ascii="Cambria Math" w:hAnsi="Cambria Math"/>
-                <w:sz w:val="32"/>
-                <w:szCs w:val="32"/>
-              </w:rPr>
-              <m:t>E</m:t>
-            </m:r>
-            <m:r>
-              <m:rPr>
-                <m:sty m:val="bi"/>
-              </m:rPr>
-              <w:rPr>
-                <w:rFonts w:ascii="Cambria Math" w:hAnsi="Cambria Math"/>
-                <w:sz w:val="32"/>
-                <w:szCs w:val="32"/>
-              </w:rPr>
-              <m:t>-</m:t>
-            </m:r>
-            <m:sSub>
-              <m:sSubPr>
-                <m:ctrlPr>
-                  <w:rPr>
-                    <w:rFonts w:ascii="Cambria Math" w:hAnsi="Cambria Math"/>
-                    <w:b/>
-                    <w:bCs/>
-                    <w:i/>
-                    <w:sz w:val="32"/>
-                    <w:szCs w:val="32"/>
-                  </w:rPr>
-                </m:ctrlPr>
-              </m:sSubPr>
-              <m:e>
-                <m:r>
-                  <m:rPr>
-                    <m:sty m:val="bi"/>
-                  </m:rPr>
-                  <w:rPr>
-                    <w:rFonts w:ascii="Cambria Math" w:hAnsi="Cambria Math"/>
-                    <w:sz w:val="32"/>
-                    <w:szCs w:val="32"/>
-                  </w:rPr>
-                  <m:t>U</m:t>
-                </m:r>
-              </m:e>
-              <m:sub>
-                <m:r>
-                  <m:rPr>
-                    <m:sty m:val="bi"/>
-                  </m:rPr>
-                  <w:rPr>
-                    <w:rFonts w:ascii="Cambria Math" w:hAnsi="Cambria Math"/>
-                    <w:sz w:val="32"/>
-                    <w:szCs w:val="32"/>
-                  </w:rPr>
-                  <m:t>c</m:t>
-                </m:r>
-              </m:sub>
-            </m:sSub>
-          </m:num>
-          <m:den>
-            <m:r>
-              <m:rPr>
-                <m:sty m:val="bi"/>
-              </m:rPr>
-              <w:rPr>
-                <w:rFonts w:ascii="Cambria Math" w:hAnsi="Cambria Math"/>
-                <w:sz w:val="32"/>
-                <w:szCs w:val="32"/>
-              </w:rPr>
-              <m:t>r</m:t>
-            </m:r>
-            <m:r>
-              <m:rPr>
-                <m:sty m:val="bi"/>
-              </m:rPr>
-              <w:rPr>
-                <w:rFonts w:ascii="Cambria Math" w:hAnsi="Cambria Math"/>
-                <w:sz w:val="32"/>
-                <w:szCs w:val="32"/>
-              </w:rPr>
-              <m:t>1</m:t>
-            </m:r>
-            <m:r>
-              <m:rPr>
-                <m:sty m:val="bi"/>
-              </m:rPr>
-              <w:rPr>
-                <w:rFonts w:ascii="Cambria Math" w:hAnsi="Cambria Math"/>
-                <w:sz w:val="32"/>
-                <w:szCs w:val="32"/>
-              </w:rPr>
-              <m:t>*</m:t>
-            </m:r>
-            <m:r>
-              <m:rPr>
-                <m:sty m:val="bi"/>
-              </m:rPr>
-              <w:rPr>
-                <w:rFonts w:ascii="Cambria Math" w:hAnsi="Cambria Math"/>
-                <w:sz w:val="32"/>
-                <w:szCs w:val="32"/>
-              </w:rPr>
-              <m:t>c</m:t>
-            </m:r>
-          </m:den>
-        </m:f>
-      </m:oMath>
-      <w:r>
-        <w:rPr>
-          <w:rFonts w:ascii="Cambria Math" w:hAnsi="Cambria Math"/>
-          <w:b/>
-          <w:bCs/>
-          <w:sz w:val="32"/>
-          <w:szCs w:val="32"/>
-        </w:rPr>
-        <w:t xml:space="preserve">;   </w:t>
-      </w:r>
-    </w:p>
-    <w:p>
-      <w:pPr>
-        <w:spacing w:after="0"/>
-        <w:ind w:left="360"/>
-        <w:rPr>
-          <w:rFonts w:ascii="Cambria Math" w:hAnsi="Cambria Math"/>
-          <w:bCs/>
-          <w:sz w:val="28"/>
-          <w:szCs w:val="28"/>
-        </w:rPr>
-      </w:pPr>
-      <w:r>
-        <w:rPr>
-          <w:rFonts w:ascii="Cambria Math" w:hAnsi="Cambria Math"/>
-          <w:bCs/>
-          <w:sz w:val="28"/>
-          <w:szCs w:val="28"/>
-        </w:rPr>
-        <w:t>Начальные условия:</w:t>
-      </w:r>
-      <m:oMath>
-        <m:r>
-          <w:rPr>
-            <w:rFonts w:ascii="Cambria Math" w:hAnsi="Cambria Math"/>
-            <w:sz w:val="28"/>
-          </w:rPr>
-          <m:t xml:space="preserve">L = 3·10^(-4) Гн</m:t>
-        </m:r>
-      </m:oMath>
-    </w:p>
-    <w:p>
-      <w:pPr>
-        <w:spacing w:after="0"/>
-        <w:ind w:left="360"/>
-        <w:rPr>
-          <w:bCs/>
-          <w:sz w:val="28"/>
-          <w:szCs w:val="28"/>
-        </w:rPr>
-      </w:pPr>
-      <w:r>
-        <w:rPr>
-          <w:rFonts w:ascii="Cambria Math" w:hAnsi="Cambria Math"/>
-          <w:b/>
-          <w:sz w:val="28"/>
-          <w:szCs w:val="28"/>
-        </w:rPr>
-        <w:t xml:space="preserve"> </w:t>
-      </w:r>
-      <m:oMath>
-        <m:sSub>
-          <m:sSubPr>
-            <m:ctrlPr>
-              <w:rPr>
-                <w:rFonts w:ascii="Cambria Math" w:hAnsi="Cambria Math"/>
-                <w:bCs/>
-                <w:i/>
-                <w:sz w:val="28"/>
-                <w:szCs w:val="28"/>
-              </w:rPr>
-            </m:ctrlPr>
-          </m:sSubPr>
-          <m:e>
-            <m:r>
-              <w:rPr>
-                <w:rFonts w:ascii="Cambria Math" w:hAnsi="Cambria Math"/>
-                <w:sz w:val="28"/>
-                <w:szCs w:val="28"/>
-                <w:lang w:val="en-US"/>
-              </w:rPr>
-              <m:t>U</m:t>
-            </m:r>
-          </m:e>
-          <m:sub>
-            <m:sSub>
-              <m:sSubPr>
-                <m:ctrlPr>
-                  <w:rPr>
-                    <w:rFonts w:ascii="Cambria Math" w:hAnsi="Cambria Math"/>
-                    <w:bCs/>
-                    <w:i/>
-                    <w:sz w:val="28"/>
-                    <w:szCs w:val="28"/>
-                  </w:rPr>
-                </m:ctrlPr>
-              </m:sSubPr>
-              <m:e>
-                <m:r>
-                  <w:rPr>
-                    <w:rFonts w:ascii="Cambria Math" w:hAnsi="Cambria Math"/>
-                    <w:sz w:val="28"/>
-                    <w:szCs w:val="28"/>
-                  </w:rPr>
-                  <m:t>c</m:t>
-                </m:r>
-              </m:e>
-              <m:sub>
-                <m:r>
-                  <w:rPr>
-                    <w:rFonts w:ascii="Cambria Math" w:hAnsi="Cambria Math"/>
-                    <w:sz w:val="28"/>
-                    <w:szCs w:val="28"/>
-                  </w:rPr>
-                  <m:t>0</m:t>
-                </m:r>
-              </m:sub>
-            </m:sSub>
-          </m:sub>
-        </m:sSub>
-        <m:r>
-          <w:rPr>
-            <w:rFonts w:ascii="Cambria Math" w:hAnsi="Cambria Math"/>
-            <w:sz w:val="28"/>
-            <w:szCs w:val="28"/>
-          </w:rPr>
-          <m:t>=0;</m:t>
-        </m:r>
-      </m:oMath>
-      <w:r>
-        <w:rPr>
-          <w:bCs/>
-          <w:sz w:val="28"/>
-          <w:szCs w:val="28"/>
-        </w:rPr>
-        <w:t xml:space="preserve">   </w:t>
-      </w:r>
-      <m:oMath>
-        <m:sSub>
-          <m:sSubPr>
-            <m:ctrlPr>
-              <w:rPr>
-                <w:rFonts w:ascii="Cambria Math" w:hAnsi="Cambria Math"/>
-                <w:bCs/>
-                <w:i/>
-                <w:sz w:val="28"/>
-                <w:szCs w:val="28"/>
-                <w:lang w:val="en-US"/>
-              </w:rPr>
-            </m:ctrlPr>
-          </m:sSubPr>
-          <m:e>
-            <m:r>
-              <w:rPr>
-                <w:rFonts w:ascii="Cambria Math" w:hAnsi="Cambria Math"/>
-                <w:sz w:val="28"/>
-                <w:szCs w:val="28"/>
-                <w:lang w:val="en-US"/>
-              </w:rPr>
-              <m:t>t</m:t>
-            </m:r>
-          </m:e>
-          <m:sub>
-            <m:r>
-              <w:rPr>
-                <w:rFonts w:ascii="Cambria Math" w:hAnsi="Cambria Math"/>
-                <w:sz w:val="28"/>
-                <w:szCs w:val="28"/>
-              </w:rPr>
-              <m:t>0</m:t>
-            </m:r>
-          </m:sub>
-        </m:sSub>
-        <m:r>
-          <w:rPr>
-            <w:rFonts w:ascii="Cambria Math" w:hAnsi="Cambria Math"/>
-            <w:sz w:val="28"/>
-            <w:szCs w:val="28"/>
-          </w:rPr>
-          <m:t>=0;</m:t>
-        </m:r>
-      </m:oMath>
-    </w:p>
-    <w:p>
-      <w:pPr>
-        <w:spacing w:after="0"/>
-        <w:ind w:left="360"/>
-        <w:rPr>
-          <w:bCs/>
-          <w:sz w:val="28"/>
-          <w:szCs w:val="28"/>
-        </w:rPr>
-      </w:pPr>
-      <m:oMathPara>
-        <m:oMathParaPr>
-          <m:jc m:val="left"/>
-        </m:oMathParaPr>
-        <m:oMath>
-          <m:r>
-            <w:rPr>
-              <w:rFonts w:ascii="Cambria Math" w:hAnsi="Cambria Math"/>
-              <w:sz w:val="28"/>
-              <w:szCs w:val="28"/>
-            </w:rPr>
-            <m:t>-d</m:t>
-          </m:r>
-          <m:sSub>
-            <m:sSubPr>
-              <m:ctrlPr>
-                <w:rPr>
-                  <w:rFonts w:ascii="Cambria Math" w:hAnsi="Cambria Math"/>
-                  <w:i/>
-                  <w:sz w:val="28"/>
-                  <w:szCs w:val="28"/>
-                </w:rPr>
-              </m:ctrlPr>
-            </m:sSubPr>
-            <m:e>
-              <m:r>
-                <w:rPr>
-                  <w:rFonts w:ascii="Cambria Math" w:hAnsi="Cambria Math"/>
-                  <w:sz w:val="28"/>
-                  <w:szCs w:val="28"/>
-                </w:rPr>
-                <m:t>U</m:t>
-              </m:r>
-            </m:e>
-            <m:sub>
-              <m:r>
-                <w:rPr>
-                  <w:rFonts w:ascii="Cambria Math" w:hAnsi="Cambria Math"/>
-                  <w:sz w:val="28"/>
-                  <w:szCs w:val="28"/>
-                </w:rPr>
-                <m:t>c</m:t>
-              </m:r>
-            </m:sub>
-          </m:sSub>
-          <m:r>
-            <w:rPr>
-              <w:rFonts w:ascii="Cambria Math" w:hAnsi="Cambria Math"/>
-              <w:sz w:val="28"/>
-              <w:szCs w:val="28"/>
-            </w:rPr>
-            <m:t>=</m:t>
-          </m:r>
-          <m:f>
-            <m:fPr>
-              <m:ctrlPr>
-                <w:rPr>
-                  <w:rFonts w:ascii="Cambria Math" w:hAnsi="Cambria Math"/>
-                  <w:i/>
-                  <w:sz w:val="28"/>
-                  <w:szCs w:val="28"/>
-                </w:rPr>
-              </m:ctrlPr>
-            </m:fPr>
-            <m:num>
-              <m:sSub>
-                <m:sSubPr>
-                  <m:ctrlPr>
-                    <w:rPr>
-                      <w:rFonts w:ascii="Cambria Math" w:hAnsi="Cambria Math"/>
-                      <w:i/>
-                      <w:sz w:val="28"/>
-                      <w:szCs w:val="28"/>
-                    </w:rPr>
-                  </m:ctrlPr>
-                </m:sSubPr>
-                <m:e>
-                  <m:r>
-                    <w:rPr>
-                      <w:rFonts w:ascii="Cambria Math" w:hAnsi="Cambria Math"/>
-                      <w:sz w:val="28"/>
-                      <w:szCs w:val="28"/>
-                    </w:rPr>
-                    <m:t>U</m:t>
-                  </m:r>
-                </m:e>
-                <m:sub>
-                  <m:r>
-                    <w:rPr>
-                      <w:rFonts w:ascii="Cambria Math" w:hAnsi="Cambria Math"/>
-                      <w:sz w:val="28"/>
-                      <w:szCs w:val="28"/>
-                    </w:rPr>
-                    <m:t>c</m:t>
-                  </m:r>
-                </m:sub>
-              </m:sSub>
-              <m:r>
-                <w:rPr>
-                  <w:rFonts w:ascii="Cambria Math" w:hAnsi="Cambria Math"/>
-                  <w:sz w:val="28"/>
-                  <w:szCs w:val="28"/>
-                </w:rPr>
-                <m:t>-E</m:t>
-              </m:r>
-            </m:num>
-            <m:den>
-              <m:r>
-                <w:rPr>
-                  <w:rFonts w:ascii="Cambria Math" w:hAnsi="Cambria Math"/>
-                  <w:sz w:val="28"/>
-                  <w:szCs w:val="28"/>
-                </w:rPr>
-                <m:t>r1*c</m:t>
-              </m:r>
-            </m:den>
-          </m:f>
-          <m:r>
-            <w:rPr>
-              <w:rFonts w:ascii="Cambria Math" w:hAnsi="Cambria Math"/>
-              <w:sz w:val="28"/>
-              <w:szCs w:val="28"/>
-            </w:rPr>
-            <m:t>dt;</m:t>
-          </m:r>
-        </m:oMath>
-      </m:oMathPara>
-    </w:p>
-    <w:p>
-      <w:pPr>
-        <w:spacing w:line="240" w:lineRule="auto"/>
-        <w:ind w:left="360"/>
-        <w:rPr>
-          <w:sz w:val="28"/>
-          <w:szCs w:val="28"/>
-        </w:rPr>
-      </w:pPr>
-      <m:oMath>
-        <m:r>
-          <w:rPr>
-            <w:rFonts w:ascii="Cambria Math" w:hAnsi="Cambria Math"/>
-            <w:sz w:val="28"/>
-          </w:rPr>
-          <m:t xml:space="preserve">L = 9·10^(-4) Гн;   r = 4,5 Ом</m:t>
-        </m:r>
-      </m:oMath>
-      <w:r>
-        <w:rPr>
-          <w:sz w:val="28"/>
-          <w:szCs w:val="28"/>
-        </w:rPr>
-        <w:t>;</w:t>
-      </w:r>
-    </w:p>
-    <w:p>
-      <w:pPr>
-        <w:spacing w:line="240" w:lineRule="auto"/>
-        <w:ind w:left="360"/>
-        <w:rPr>
-          <w:sz w:val="28"/>
-          <w:szCs w:val="28"/>
-        </w:rPr>
-      </w:pPr>
-      <m:oMath>
-        <m:r>
-          <w:rPr>
-            <w:rFonts w:ascii="Cambria Math" w:hAnsi="Cambria Math"/>
-            <w:sz w:val="28"/>
-            <w:szCs w:val="28"/>
-          </w:rPr>
-          <m:t>-</m:t>
-        </m:r>
-        <m:nary>
-          <m:naryPr>
-            <m:limLoc m:val="undOvr"/>
-            <m:subHide m:val="1"/>
-            <m:supHide m:val="1"/>
-            <m:ctrlPr>
-              <w:rPr>
-                <w:rFonts w:ascii="Cambria Math" w:hAnsi="Cambria Math"/>
-                <w:i/>
-                <w:sz w:val="28"/>
-                <w:szCs w:val="28"/>
-              </w:rPr>
-            </m:ctrlPr>
-          </m:naryPr>
-          <m:sub/>
-          <m:sup/>
-          <m:e>
-            <m:f>
-              <m:fPr>
-                <m:ctrlPr>
-                  <w:rPr>
-                    <w:rFonts w:ascii="Cambria Math" w:hAnsi="Cambria Math"/>
-                    <w:i/>
-                    <w:sz w:val="28"/>
-                    <w:szCs w:val="28"/>
-                  </w:rPr>
-                </m:ctrlPr>
-              </m:fPr>
-              <m:num>
-                <m:r>
-                  <w:rPr>
-                    <w:rFonts w:ascii="Cambria Math" w:hAnsi="Cambria Math"/>
-                    <w:sz w:val="28"/>
-                    <w:szCs w:val="28"/>
-                  </w:rPr>
-                  <m:t>d</m:t>
-                </m:r>
-                <m:d>
-                  <m:dPr>
-                    <m:ctrlPr>
-                      <w:rPr>
-                        <w:rFonts w:ascii="Cambria Math" w:hAnsi="Cambria Math"/>
-                        <w:i/>
-                        <w:sz w:val="28"/>
-                        <w:szCs w:val="28"/>
-                      </w:rPr>
-                    </m:ctrlPr>
-                  </m:dPr>
-                  <m:e>
-                    <m:sSub>
-                      <m:sSubPr>
-                        <m:ctrlPr>
-                          <w:rPr>
-                            <w:rFonts w:ascii="Cambria Math" w:hAnsi="Cambria Math"/>
-                            <w:i/>
-                            <w:sz w:val="28"/>
-                            <w:szCs w:val="28"/>
-                          </w:rPr>
-                        </m:ctrlPr>
-                      </m:sSubPr>
-                      <m:e>
-                        <m:r>
-                          <w:rPr>
-                            <w:rFonts w:ascii="Cambria Math" w:hAnsi="Cambria Math"/>
-                            <w:sz w:val="28"/>
-                            <w:szCs w:val="28"/>
-                          </w:rPr>
-                          <m:t>U</m:t>
-                        </m:r>
-                      </m:e>
-                      <m:sub>
-                        <m:r>
-                          <w:rPr>
-                            <w:rFonts w:ascii="Cambria Math" w:hAnsi="Cambria Math"/>
-                            <w:sz w:val="28"/>
-                            <w:szCs w:val="28"/>
-                          </w:rPr>
-                          <m:t>c</m:t>
-                        </m:r>
-                      </m:sub>
-                    </m:sSub>
-                    <m:r>
-                      <w:rPr>
-                        <w:rFonts w:ascii="Cambria Math" w:hAnsi="Cambria Math"/>
-                        <w:sz w:val="28"/>
-                        <w:szCs w:val="28"/>
-                      </w:rPr>
-                      <m:t>-E</m:t>
-                    </m:r>
-                  </m:e>
-                </m:d>
-              </m:num>
-              <m:den>
-                <m:sSub>
-                  <m:sSubPr>
-                    <m:ctrlPr>
-                      <w:rPr>
-                        <w:rFonts w:ascii="Cambria Math" w:hAnsi="Cambria Math"/>
-                        <w:i/>
-                        <w:sz w:val="28"/>
-                        <w:szCs w:val="28"/>
-                      </w:rPr>
-                    </m:ctrlPr>
-                  </m:sSubPr>
-                  <m:e>
-                    <m:r>
-                      <w:rPr>
-                        <w:rFonts w:ascii="Cambria Math" w:hAnsi="Cambria Math"/>
-                        <w:sz w:val="28"/>
-                        <w:szCs w:val="28"/>
-                      </w:rPr>
-                      <m:t>U</m:t>
-                    </m:r>
-                  </m:e>
-                  <m:sub>
-                    <m:r>
-                      <w:rPr>
-                        <w:rFonts w:ascii="Cambria Math" w:hAnsi="Cambria Math"/>
-                        <w:sz w:val="28"/>
-                        <w:szCs w:val="28"/>
-                      </w:rPr>
-                      <m:t>c</m:t>
-                    </m:r>
-                  </m:sub>
-                </m:sSub>
-                <m:r>
-                  <w:rPr>
-                    <w:rFonts w:ascii="Cambria Math" w:hAnsi="Cambria Math"/>
-                    <w:sz w:val="28"/>
-                    <w:szCs w:val="28"/>
-                  </w:rPr>
-                  <m:t>-E</m:t>
-                </m:r>
-              </m:den>
-            </m:f>
-          </m:e>
-        </m:nary>
-        <m:r>
-          <w:rPr>
-            <w:rFonts w:ascii="Cambria Math" w:hAnsi="Cambria Math"/>
-            <w:sz w:val="28"/>
-            <w:szCs w:val="28"/>
-          </w:rPr>
-          <m:t>=</m:t>
-        </m:r>
-        <m:nary>
-          <m:naryPr>
-            <m:limLoc m:val="undOvr"/>
-            <m:subHide m:val="1"/>
-            <m:supHide m:val="1"/>
-            <m:ctrlPr>
-              <w:rPr>
-                <w:rFonts w:ascii="Cambria Math" w:hAnsi="Cambria Math"/>
-                <w:i/>
-                <w:sz w:val="28"/>
-                <w:szCs w:val="28"/>
-              </w:rPr>
-            </m:ctrlPr>
-          </m:naryPr>
-          <m:sub/>
-          <m:sup/>
-          <m:e>
-            <m:f>
-              <m:fPr>
-                <m:ctrlPr>
-                  <w:rPr>
-                    <w:rFonts w:ascii="Cambria Math" w:hAnsi="Cambria Math"/>
-                    <w:i/>
-                    <w:sz w:val="28"/>
-                    <w:szCs w:val="28"/>
-                  </w:rPr>
-                </m:ctrlPr>
-              </m:fPr>
-              <m:num>
-                <m:r>
-                  <w:rPr>
-                    <w:rFonts w:ascii="Cambria Math" w:hAnsi="Cambria Math"/>
-                    <w:sz w:val="28"/>
-                    <w:szCs w:val="28"/>
-                  </w:rPr>
-                  <m:t>dt</m:t>
-                </m:r>
-              </m:num>
-              <m:den>
-                <m:r>
-                  <w:rPr>
-                    <w:rFonts w:ascii="Cambria Math" w:hAnsi="Cambria Math"/>
-                    <w:sz w:val="28"/>
-                    <w:szCs w:val="28"/>
-                  </w:rPr>
-                  <m:t>r1*c</m:t>
-                </m:r>
-              </m:den>
-            </m:f>
-          </m:e>
-        </m:nary>
-      </m:oMath>
-      <w:r>
-        <w:rPr>
-          <w:sz w:val="28"/>
-          <w:szCs w:val="28"/>
-        </w:rPr>
-        <w:t>;</w:t>
-      </w:r>
-    </w:p>
-    <w:p>
-      <w:pPr>
-        <w:spacing w:line="240" w:lineRule="auto"/>
-        <w:ind w:left="360"/>
-        <w:rPr>
-          <w:sz w:val="28"/>
-          <w:szCs w:val="28"/>
-        </w:rPr>
-      </w:pPr>
-      <m:oMath>
-        <m:func>
-          <m:funcPr>
-            <m:ctrlPr>
-              <w:rPr>
-                <w:rFonts w:ascii="Cambria Math" w:hAnsi="Cambria Math"/>
-                <w:i/>
-                <w:sz w:val="28"/>
-                <w:szCs w:val="28"/>
-              </w:rPr>
-            </m:ctrlPr>
-          </m:funcPr>
-          <m:fName>
-            <m:r>
-              <m:rPr>
-                <m:sty m:val="p"/>
-              </m:rPr>
-              <w:rPr>
-                <w:rFonts w:ascii="Cambria Math" w:hAnsi="Cambria Math"/>
-                <w:sz w:val="28"/>
-                <w:szCs w:val="28"/>
-              </w:rPr>
-              <m:t>ln</m:t>
-            </m:r>
-          </m:fName>
-          <m:e>
-            <m:d>
-              <m:dPr>
-                <m:ctrlPr>
-                  <w:rPr>
-                    <w:rFonts w:ascii="Cambria Math" w:hAnsi="Cambria Math"/>
-                    <w:i/>
-                    <w:sz w:val="28"/>
-                    <w:szCs w:val="28"/>
-                  </w:rPr>
-                </m:ctrlPr>
-              </m:dPr>
-              <m:e>
-                <m:sSub>
-                  <m:sSubPr>
-                    <m:ctrlPr>
-                      <w:rPr>
-                        <w:rFonts w:ascii="Cambria Math" w:hAnsi="Cambria Math"/>
-                        <w:i/>
-                        <w:sz w:val="28"/>
-                        <w:szCs w:val="28"/>
-                      </w:rPr>
-                    </m:ctrlPr>
-                  </m:sSubPr>
-                  <m:e>
-                    <m:r>
-                      <w:rPr>
-                        <w:rFonts w:ascii="Cambria Math" w:hAnsi="Cambria Math"/>
-                        <w:sz w:val="28"/>
-                        <w:szCs w:val="28"/>
-                      </w:rPr>
-                      <m:t>U</m:t>
-                    </m:r>
-                  </m:e>
-                  <m:sub>
-                    <m:r>
-                      <w:rPr>
-                        <w:rFonts w:ascii="Cambria Math" w:hAnsi="Cambria Math"/>
-                        <w:sz w:val="28"/>
-                        <w:szCs w:val="28"/>
-                      </w:rPr>
-                      <m:t>c</m:t>
-                    </m:r>
-                  </m:sub>
-                </m:sSub>
-                <m:r>
-                  <w:rPr>
-                    <w:rFonts w:ascii="Cambria Math" w:hAnsi="Cambria Math"/>
-                    <w:sz w:val="28"/>
-                    <w:szCs w:val="28"/>
-                  </w:rPr>
-                  <m:t>-</m:t>
-                </m:r>
-                <m:r>
-                  <w:rPr>
-                    <w:rFonts w:ascii="Cambria Math" w:hAnsi="Cambria Math"/>
-                    <w:sz w:val="28"/>
-                    <w:szCs w:val="28"/>
-                  </w:rPr>
-                  <m:t>E</m:t>
-                </m:r>
-              </m:e>
-            </m:d>
-            <m:r>
-              <w:rPr>
-                <w:rFonts w:ascii="Cambria Math" w:hAnsi="Cambria Math"/>
-                <w:sz w:val="28"/>
-                <w:szCs w:val="28"/>
-              </w:rPr>
-              <m:t>=-</m:t>
-            </m:r>
-            <m:f>
-              <m:fPr>
-                <m:ctrlPr>
-                  <w:rPr>
-                    <w:rFonts w:ascii="Cambria Math" w:hAnsi="Cambria Math"/>
-                    <w:i/>
-                    <w:sz w:val="28"/>
-                    <w:szCs w:val="28"/>
-                  </w:rPr>
-                </m:ctrlPr>
-              </m:fPr>
-              <m:num>
-                <m:r>
-                  <w:rPr>
-                    <w:rFonts w:ascii="Cambria Math" w:hAnsi="Cambria Math"/>
-                    <w:sz w:val="28"/>
-                    <w:szCs w:val="28"/>
-                  </w:rPr>
-                  <m:t>t</m:t>
-                </m:r>
-              </m:num>
-              <m:den>
-                <m:r>
-                  <w:rPr>
-                    <w:rFonts w:ascii="Cambria Math" w:hAnsi="Cambria Math"/>
-                    <w:sz w:val="28"/>
-                    <w:szCs w:val="28"/>
-                  </w:rPr>
-                  <m:t>r</m:t>
-                </m:r>
-                <m:r>
-                  <w:rPr>
-                    <w:rFonts w:ascii="Cambria Math" w:hAnsi="Cambria Math"/>
-                    <w:sz w:val="28"/>
-                    <w:szCs w:val="28"/>
-                  </w:rPr>
-                  <m:t>1*</m:t>
-                </m:r>
-                <m:r>
-                  <w:rPr>
-                    <w:rFonts w:ascii="Cambria Math" w:hAnsi="Cambria Math"/>
-                    <w:sz w:val="28"/>
-                    <w:szCs w:val="28"/>
-                  </w:rPr>
-                  <m:t>c</m:t>
-                </m:r>
-              </m:den>
-            </m:f>
-          </m:e>
-        </m:func>
-        <m:r>
-          <w:rPr>
-            <w:rFonts w:ascii="Cambria Math" w:hAnsi="Cambria Math"/>
-            <w:sz w:val="28"/>
-            <w:szCs w:val="28"/>
-          </w:rPr>
-          <m:t>-</m:t>
-        </m:r>
-        <m:sSub>
-          <m:sSubPr>
-            <m:ctrlPr>
-              <w:rPr>
-                <w:rFonts w:ascii="Cambria Math" w:hAnsi="Cambria Math"/>
-                <w:i/>
-                <w:sz w:val="28"/>
-                <w:szCs w:val="28"/>
-              </w:rPr>
-            </m:ctrlPr>
-          </m:sSubPr>
-          <m:e>
-            <m:r>
-              <w:rPr>
-                <w:rFonts w:ascii="Cambria Math" w:hAnsi="Cambria Math"/>
-                <w:sz w:val="28"/>
-                <w:szCs w:val="28"/>
-              </w:rPr>
-              <m:t>C</m:t>
-            </m:r>
-          </m:e>
-          <m:sub>
-            <m:r>
-              <w:rPr>
-                <w:rFonts w:ascii="Cambria Math" w:hAnsi="Cambria Math"/>
-                <w:sz w:val="28"/>
-                <w:szCs w:val="28"/>
-              </w:rPr>
-              <m:t>1</m:t>
-            </m:r>
-          </m:sub>
-        </m:sSub>
-        <m:r>
-          <w:rPr>
-            <w:rFonts w:ascii="Cambria Math" w:hAnsi="Cambria Math"/>
-            <w:sz w:val="28"/>
-            <w:szCs w:val="28"/>
-          </w:rPr>
-          <m:t xml:space="preserve">;     </m:t>
-        </m:r>
-        <m:sSub>
-          <m:sSubPr>
-            <m:ctrlPr>
-              <w:rPr>
-                <w:rFonts w:ascii="Cambria Math" w:hAnsi="Cambria Math"/>
-                <w:i/>
-                <w:sz w:val="28"/>
-                <w:szCs w:val="28"/>
-              </w:rPr>
-            </m:ctrlPr>
-          </m:sSubPr>
-          <m:e>
-            <m:r>
-              <w:rPr>
-                <w:rFonts w:ascii="Cambria Math" w:hAnsi="Cambria Math"/>
-                <w:sz w:val="28"/>
-                <w:szCs w:val="28"/>
-              </w:rPr>
-              <m:t>C</m:t>
-            </m:r>
-          </m:e>
-          <m:sub>
-            <m:r>
-              <w:rPr>
-                <w:rFonts w:ascii="Cambria Math" w:hAnsi="Cambria Math"/>
-                <w:sz w:val="28"/>
-                <w:szCs w:val="28"/>
-              </w:rPr>
-              <m:t>1</m:t>
-            </m:r>
-          </m:sub>
-        </m:sSub>
-        <m:r>
-          <w:rPr>
-            <w:rFonts w:ascii="Cambria Math" w:hAnsi="Cambria Math"/>
-            <w:sz w:val="28"/>
-            <w:szCs w:val="28"/>
-          </w:rPr>
-          <m:t>=-</m:t>
-        </m:r>
-        <m:sSub>
-          <m:sSubPr>
-            <m:ctrlPr>
-              <w:rPr>
-                <w:rFonts w:ascii="Cambria Math" w:hAnsi="Cambria Math"/>
-                <w:i/>
-                <w:sz w:val="28"/>
-                <w:szCs w:val="28"/>
-              </w:rPr>
-            </m:ctrlPr>
-          </m:sSubPr>
-          <m:e>
-            <m:r>
-              <w:rPr>
-                <w:rFonts w:ascii="Cambria Math" w:hAnsi="Cambria Math"/>
-                <w:sz w:val="28"/>
-                <w:szCs w:val="28"/>
-              </w:rPr>
-              <m:t>C</m:t>
-            </m:r>
-          </m:e>
-          <m:sub>
-            <m:r>
-              <w:rPr>
-                <w:rFonts w:ascii="Cambria Math" w:hAnsi="Cambria Math"/>
-                <w:sz w:val="28"/>
-                <w:szCs w:val="28"/>
-              </w:rPr>
-              <m:t>2</m:t>
-            </m:r>
-          </m:sub>
-        </m:sSub>
-      </m:oMath>
-      <w:r>
-        <w:rPr>
-          <w:sz w:val="28"/>
-          <w:szCs w:val="28"/>
-        </w:rPr>
-        <w:t>;</w:t>
-      </w:r>
-    </w:p>
-    <w:p>
-      <w:pPr>
-        <w:spacing w:line="240" w:lineRule="auto"/>
-        <w:ind w:left="360"/>
-        <w:rPr>
-          <w:sz w:val="28"/>
-          <w:szCs w:val="28"/>
-        </w:rPr>
-      </w:pPr>
-      <m:oMath>
-        <m:sSub>
-          <m:sSubPr>
-            <m:ctrlPr>
-              <w:rPr>
-                <w:rFonts w:ascii="Cambria Math" w:hAnsi="Cambria Math"/>
-                <w:i/>
-                <w:sz w:val="28"/>
-                <w:szCs w:val="28"/>
-              </w:rPr>
-            </m:ctrlPr>
-          </m:sSubPr>
-          <m:e>
-            <m:r>
-              <w:rPr>
-                <w:rFonts w:ascii="Cambria Math" w:hAnsi="Cambria Math"/>
-                <w:sz w:val="28"/>
-                <w:szCs w:val="28"/>
-              </w:rPr>
-              <m:t>U</m:t>
-            </m:r>
-          </m:e>
-          <m:sub>
-            <m:r>
-              <w:rPr>
-                <w:rFonts w:ascii="Cambria Math" w:hAnsi="Cambria Math"/>
-                <w:sz w:val="28"/>
-                <w:szCs w:val="28"/>
-              </w:rPr>
-              <m:t>c</m:t>
-            </m:r>
-          </m:sub>
-        </m:sSub>
-        <m:r>
-          <w:rPr>
-            <w:rFonts w:ascii="Cambria Math" w:hAnsi="Cambria Math"/>
-            <w:sz w:val="28"/>
-            <w:szCs w:val="28"/>
-          </w:rPr>
-          <m:t>=</m:t>
-        </m:r>
-        <m:r>
-          <w:rPr>
-            <w:rFonts w:ascii="Cambria Math" w:hAnsi="Cambria Math"/>
-            <w:sz w:val="28"/>
-            <w:szCs w:val="28"/>
-          </w:rPr>
-          <m:t>E</m:t>
-        </m:r>
-        <m:r>
-          <w:rPr>
-            <w:rFonts w:ascii="Cambria Math" w:hAnsi="Cambria Math"/>
-            <w:sz w:val="28"/>
-            <w:szCs w:val="28"/>
-          </w:rPr>
-          <m:t>+</m:t>
-        </m:r>
-        <m:sSup>
-          <m:sSupPr>
-            <m:ctrlPr>
-              <w:rPr>
-                <w:rFonts w:ascii="Cambria Math" w:hAnsi="Cambria Math"/>
-                <w:i/>
-                <w:sz w:val="28"/>
-                <w:szCs w:val="28"/>
-              </w:rPr>
-            </m:ctrlPr>
-          </m:sSupPr>
-          <m:e>
-            <m:r>
-              <w:rPr>
-                <w:rFonts w:ascii="Cambria Math" w:hAnsi="Cambria Math"/>
-                <w:sz w:val="28"/>
-                <w:szCs w:val="28"/>
-              </w:rPr>
-              <m:t>e</m:t>
-            </m:r>
-          </m:e>
-          <m:sup>
-            <m:r>
-              <w:rPr>
-                <w:rFonts w:ascii="Cambria Math" w:hAnsi="Cambria Math"/>
-                <w:sz w:val="28"/>
-                <w:szCs w:val="28"/>
-              </w:rPr>
-              <m:t>-</m:t>
-            </m:r>
-            <m:f>
-              <m:fPr>
-                <m:ctrlPr>
-                  <w:rPr>
-                    <w:rFonts w:ascii="Cambria Math" w:hAnsi="Cambria Math"/>
-                    <w:i/>
-                    <w:sz w:val="28"/>
-                    <w:szCs w:val="28"/>
-                  </w:rPr>
-                </m:ctrlPr>
-              </m:fPr>
-              <m:num>
-                <m:r>
-                  <w:rPr>
-                    <w:rFonts w:ascii="Cambria Math" w:hAnsi="Cambria Math"/>
-                    <w:sz w:val="28"/>
-                    <w:szCs w:val="28"/>
-                  </w:rPr>
-                  <m:t>t</m:t>
-                </m:r>
-              </m:num>
-              <m:den>
-                <m:r>
-                  <w:rPr>
-                    <w:rFonts w:ascii="Cambria Math" w:hAnsi="Cambria Math"/>
-                    <w:sz w:val="28"/>
-                    <w:szCs w:val="28"/>
-                  </w:rPr>
-                  <m:t>r</m:t>
-                </m:r>
-                <m:r>
-                  <w:rPr>
-                    <w:rFonts w:ascii="Cambria Math" w:hAnsi="Cambria Math"/>
-                    <w:sz w:val="28"/>
-                    <w:szCs w:val="28"/>
-                  </w:rPr>
-                  <m:t>1*</m:t>
-                </m:r>
-                <m:r>
-                  <w:rPr>
-                    <w:rFonts w:ascii="Cambria Math" w:hAnsi="Cambria Math"/>
-                    <w:sz w:val="28"/>
-                    <w:szCs w:val="28"/>
-                  </w:rPr>
-                  <m:t>c</m:t>
-                </m:r>
-              </m:den>
-            </m:f>
-          </m:sup>
-        </m:sSup>
-        <m:r>
-          <w:rPr>
-            <w:rFonts w:ascii="Cambria Math" w:hAnsi="Cambria Math"/>
-            <w:sz w:val="28"/>
-            <w:szCs w:val="28"/>
-          </w:rPr>
-          <m:t>*</m:t>
-        </m:r>
-        <m:sSup>
-          <m:sSupPr>
-            <m:ctrlPr>
-              <w:rPr>
-                <w:rFonts w:ascii="Cambria Math" w:hAnsi="Cambria Math"/>
-                <w:i/>
-                <w:sz w:val="28"/>
-                <w:szCs w:val="28"/>
-              </w:rPr>
-            </m:ctrlPr>
-          </m:sSupPr>
-          <m:e>
-            <m:r>
-              <w:rPr>
-                <w:rFonts w:ascii="Cambria Math" w:hAnsi="Cambria Math"/>
-                <w:sz w:val="28"/>
-                <w:szCs w:val="28"/>
-              </w:rPr>
-              <m:t>e</m:t>
-            </m:r>
-          </m:e>
-          <m:sup>
-            <m:sSub>
-              <m:sSubPr>
-                <m:ctrlPr>
-                  <w:rPr>
-                    <w:rFonts w:ascii="Cambria Math" w:hAnsi="Cambria Math"/>
-                    <w:i/>
-                    <w:sz w:val="28"/>
-                    <w:szCs w:val="28"/>
-                  </w:rPr>
-                </m:ctrlPr>
-              </m:sSubPr>
-              <m:e>
-                <m:r>
-                  <w:rPr>
-                    <w:rFonts w:ascii="Cambria Math" w:hAnsi="Cambria Math"/>
-                    <w:sz w:val="28"/>
-                    <w:szCs w:val="28"/>
-                  </w:rPr>
-                  <m:t>C</m:t>
-                </m:r>
-              </m:e>
-              <m:sub>
-                <m:r>
-                  <w:rPr>
-                    <w:rFonts w:ascii="Cambria Math" w:hAnsi="Cambria Math"/>
-                    <w:sz w:val="28"/>
-                    <w:szCs w:val="28"/>
-                  </w:rPr>
-                  <m:t>2</m:t>
-                </m:r>
-              </m:sub>
-            </m:sSub>
-          </m:sup>
-        </m:sSup>
-      </m:oMath>
-      <w:r>
-        <w:rPr>
-          <w:sz w:val="28"/>
-          <w:szCs w:val="28"/>
-        </w:rPr>
-        <w:t xml:space="preserve">;   </w:t>
-      </w:r>
-      <m:oMath>
-        <m:r>
-          <w:rPr>
-            <w:rFonts w:ascii="Cambria Math" w:hAnsi="Cambria Math"/>
-            <w:sz w:val="28"/>
-            <w:szCs w:val="28"/>
-          </w:rPr>
-          <m:t>-</m:t>
-        </m:r>
-        <m:r>
-          <w:rPr>
-            <w:rFonts w:ascii="Cambria Math" w:hAnsi="Cambria Math"/>
-            <w:sz w:val="28"/>
-            <w:szCs w:val="28"/>
-          </w:rPr>
-          <m:t>E</m:t>
-        </m:r>
-        <m:r>
-          <w:rPr>
-            <w:rFonts w:ascii="Cambria Math" w:hAnsi="Cambria Math"/>
-            <w:sz w:val="28"/>
-            <w:szCs w:val="28"/>
-          </w:rPr>
-          <m:t>=</m:t>
-        </m:r>
-        <m:sSup>
-          <m:sSupPr>
-            <m:ctrlPr>
-              <w:rPr>
-                <w:rFonts w:ascii="Cambria Math" w:hAnsi="Cambria Math"/>
-                <w:i/>
-                <w:sz w:val="28"/>
-                <w:szCs w:val="28"/>
-              </w:rPr>
-            </m:ctrlPr>
-          </m:sSupPr>
-          <m:e>
-            <m:r>
-              <w:rPr>
-                <w:rFonts w:ascii="Cambria Math" w:hAnsi="Cambria Math"/>
-                <w:sz w:val="28"/>
-                <w:szCs w:val="28"/>
-              </w:rPr>
-              <m:t>e</m:t>
-            </m:r>
-          </m:e>
-          <m:sup>
-            <m:sSub>
-              <m:sSubPr>
-                <m:ctrlPr>
-                  <w:rPr>
-                    <w:rFonts w:ascii="Cambria Math" w:hAnsi="Cambria Math"/>
-                    <w:i/>
-                    <w:sz w:val="28"/>
-                    <w:szCs w:val="28"/>
-                  </w:rPr>
-                </m:ctrlPr>
-              </m:sSubPr>
-              <m:e>
-                <m:r>
-                  <w:rPr>
-                    <w:rFonts w:ascii="Cambria Math" w:hAnsi="Cambria Math"/>
-                    <w:sz w:val="28"/>
-                    <w:szCs w:val="28"/>
-                  </w:rPr>
-                  <m:t>C</m:t>
-                </m:r>
-              </m:e>
-              <m:sub>
-                <m:r>
-                  <w:rPr>
-                    <w:rFonts w:ascii="Cambria Math" w:hAnsi="Cambria Math"/>
-                    <w:sz w:val="28"/>
-                    <w:szCs w:val="28"/>
-                  </w:rPr>
-                  <m:t>2</m:t>
-                </m:r>
-              </m:sub>
-            </m:sSub>
-          </m:sup>
-        </m:sSup>
-      </m:oMath>
-      <w:r>
-        <w:rPr>
-          <w:sz w:val="28"/>
-          <w:szCs w:val="28"/>
-        </w:rPr>
-        <w:t>;</w:t>
-      </w:r>
-    </w:p>
-    <w:p>
-      <w:pPr>
-        <w:spacing w:line="240" w:lineRule="auto"/>
-        <w:ind w:left="360"/>
-        <w:rPr>
-          <w:sz w:val="28"/>
-          <w:szCs w:val="28"/>
-        </w:rPr>
-      </w:pPr>
-      <m:oMath>
-        <m:sSub>
-          <m:sSubPr>
-            <m:ctrlPr>
-              <w:rPr>
-                <w:rFonts w:ascii="Cambria Math" w:hAnsi="Cambria Math"/>
-                <w:i/>
-                <w:sz w:val="28"/>
-                <w:szCs w:val="28"/>
-              </w:rPr>
-            </m:ctrlPr>
-          </m:sSubPr>
-          <m:e>
-            <m:r>
-              <w:rPr>
-                <w:rFonts w:ascii="Cambria Math" w:hAnsi="Cambria Math"/>
-                <w:sz w:val="28"/>
-                <w:szCs w:val="28"/>
-              </w:rPr>
-              <m:t>U</m:t>
-            </m:r>
-          </m:e>
-          <m:sub>
-            <m:r>
-              <w:rPr>
-                <w:rFonts w:ascii="Cambria Math" w:hAnsi="Cambria Math"/>
-                <w:sz w:val="28"/>
-                <w:szCs w:val="28"/>
-              </w:rPr>
-              <m:t>c</m:t>
-            </m:r>
-          </m:sub>
-        </m:sSub>
-        <m:r>
-          <w:rPr>
-            <w:rFonts w:ascii="Cambria Math" w:hAnsi="Cambria Math"/>
-            <w:sz w:val="28"/>
-            <w:szCs w:val="28"/>
-          </w:rPr>
-          <m:t>=</m:t>
-        </m:r>
-        <m:r>
-          <w:rPr>
-            <w:rFonts w:ascii="Cambria Math" w:hAnsi="Cambria Math"/>
-            <w:sz w:val="28"/>
-            <w:szCs w:val="28"/>
-          </w:rPr>
-          <m:t>E</m:t>
-        </m:r>
-        <m:r>
-          <w:rPr>
-            <w:rFonts w:ascii="Cambria Math" w:hAnsi="Cambria Math"/>
-            <w:sz w:val="28"/>
-            <w:szCs w:val="28"/>
-          </w:rPr>
-          <m:t>-</m:t>
-        </m:r>
-        <m:r>
-          <w:rPr>
-            <w:rFonts w:ascii="Cambria Math" w:hAnsi="Cambria Math"/>
-            <w:sz w:val="28"/>
-            <w:szCs w:val="28"/>
-          </w:rPr>
-          <m:t>E</m:t>
-        </m:r>
-        <m:r>
-          <w:rPr>
-            <w:rFonts w:ascii="Cambria Math" w:hAnsi="Cambria Math"/>
-            <w:sz w:val="28"/>
-            <w:szCs w:val="28"/>
-          </w:rPr>
-          <m:t>*</m:t>
-        </m:r>
-        <m:sSup>
-          <m:sSupPr>
-            <m:ctrlPr>
-              <w:rPr>
-                <w:rFonts w:ascii="Cambria Math" w:hAnsi="Cambria Math"/>
-                <w:i/>
-                <w:sz w:val="28"/>
-                <w:szCs w:val="28"/>
-              </w:rPr>
-            </m:ctrlPr>
-          </m:sSupPr>
-          <m:e>
-            <m:r>
-              <w:rPr>
-                <w:rFonts w:ascii="Cambria Math" w:hAnsi="Cambria Math"/>
-                <w:sz w:val="28"/>
-                <w:szCs w:val="28"/>
-              </w:rPr>
-              <m:t>e</m:t>
-            </m:r>
-          </m:e>
-          <m:sup>
-            <m:r>
-              <w:rPr>
-                <w:rFonts w:ascii="Cambria Math" w:hAnsi="Cambria Math"/>
-                <w:sz w:val="28"/>
-                <w:szCs w:val="28"/>
-              </w:rPr>
-              <m:t>-</m:t>
-            </m:r>
-            <m:f>
-              <m:fPr>
-                <m:ctrlPr>
-                  <w:rPr>
-                    <w:rFonts w:ascii="Cambria Math" w:hAnsi="Cambria Math"/>
-                    <w:i/>
-                    <w:sz w:val="28"/>
-                    <w:szCs w:val="28"/>
-                  </w:rPr>
-                </m:ctrlPr>
-              </m:fPr>
-              <m:num>
-                <m:r>
-                  <w:rPr>
-                    <w:rFonts w:ascii="Cambria Math" w:hAnsi="Cambria Math"/>
-                    <w:sz w:val="28"/>
-                    <w:szCs w:val="28"/>
-                  </w:rPr>
-                  <m:t>t</m:t>
-                </m:r>
-              </m:num>
-              <m:den>
-                <m:r>
-                  <w:rPr>
-                    <w:rFonts w:ascii="Cambria Math" w:hAnsi="Cambria Math"/>
-                    <w:sz w:val="28"/>
-                    <w:szCs w:val="28"/>
-                  </w:rPr>
-                  <m:t>r</m:t>
-                </m:r>
-                <m:r>
-                  <w:rPr>
-                    <w:rFonts w:ascii="Cambria Math" w:hAnsi="Cambria Math"/>
-                    <w:sz w:val="28"/>
-                    <w:szCs w:val="28"/>
-                  </w:rPr>
-                  <m:t>1*</m:t>
-                </m:r>
-                <m:r>
-                  <w:rPr>
-                    <w:rFonts w:ascii="Cambria Math" w:hAnsi="Cambria Math"/>
-                    <w:sz w:val="28"/>
-                    <w:szCs w:val="28"/>
-                  </w:rPr>
-                  <m:t>c</m:t>
-                </m:r>
-              </m:den>
-            </m:f>
-          </m:sup>
-        </m:sSup>
-      </m:oMath>
-      <w:r>
-        <w:rPr>
-          <w:sz w:val="28"/>
-          <w:szCs w:val="28"/>
-        </w:rPr>
-        <w:t>;</w:t>
-      </w:r>
-    </w:p>
-    <w:p>
-      <w:pPr>
-        <w:spacing w:line="240" w:lineRule="auto"/>
-        <w:ind w:left="360"/>
-        <w:jc w:val="center"/>
-        <w:rPr>
-          <w:b/>
-          <w:iCs/>
-          <w:color w:val="000000" w:themeColor="text1"/>
-          <w:sz w:val="28"/>
-          <w:szCs w:val="28"/>
-        </w:rPr>
-      </w:pPr>
-      <m:oMath>
-        <m:sSub>
-          <m:sSubPr>
-            <m:ctrlPr>
-              <w:rPr>
-                <w:rFonts w:ascii="Cambria Math" w:hAnsi="Cambria Math"/>
-                <w:b/>
-                <w:iCs/>
-                <w:color w:val="000000" w:themeColor="text1"/>
-                <w:sz w:val="28"/>
-                <w:szCs w:val="28"/>
-              </w:rPr>
-            </m:ctrlPr>
-          </m:sSubPr>
-          <m:e>
-            <m:r>
-              <m:rPr>
-                <m:sty m:val="b"/>
-              </m:rPr>
-              <w:rPr>
-                <w:rFonts w:ascii="Cambria Math" w:hAnsi="Cambria Math"/>
-                <w:color w:val="000000" w:themeColor="text1"/>
-                <w:sz w:val="28"/>
-                <w:szCs w:val="28"/>
-              </w:rPr>
-              <m:t>U</m:t>
-            </m:r>
-          </m:e>
-          <m:sub>
-            <m:r>
-              <m:rPr>
-                <m:sty m:val="b"/>
-              </m:rPr>
-              <w:rPr>
-                <w:rFonts w:ascii="Cambria Math" w:hAnsi="Cambria Math"/>
-                <w:color w:val="000000" w:themeColor="text1"/>
-                <w:sz w:val="28"/>
-                <w:szCs w:val="28"/>
-              </w:rPr>
-              <m:t>c</m:t>
-            </m:r>
-          </m:sub>
-        </m:sSub>
-        <m:d>
-          <m:dPr>
-            <m:ctrlPr>
-              <w:rPr>
-                <w:rFonts w:ascii="Cambria Math" w:hAnsi="Cambria Math"/>
-                <w:b/>
-                <w:iCs/>
-                <w:color w:val="000000" w:themeColor="text1"/>
-                <w:sz w:val="28"/>
-                <w:szCs w:val="28"/>
-              </w:rPr>
-            </m:ctrlPr>
-          </m:dPr>
-          <m:e>
-            <m:r>
-              <m:rPr>
-                <m:sty m:val="b"/>
-              </m:rPr>
-              <w:rPr>
-                <w:rFonts w:ascii="Cambria Math" w:hAnsi="Cambria Math"/>
-                <w:color w:val="000000" w:themeColor="text1"/>
-                <w:sz w:val="28"/>
-                <w:szCs w:val="28"/>
-              </w:rPr>
-              <m:t>t</m:t>
-            </m:r>
-          </m:e>
-        </m:d>
-        <m:r>
-          <m:rPr>
-            <m:sty m:val="b"/>
-          </m:rPr>
-          <w:rPr>
-            <w:rFonts w:ascii="Cambria Math" w:hAnsi="Cambria Math"/>
-            <w:color w:val="000000" w:themeColor="text1"/>
-            <w:sz w:val="28"/>
-            <w:szCs w:val="28"/>
-          </w:rPr>
-          <m:t>=</m:t>
-        </m:r>
-        <m:r>
-          <m:rPr>
-            <m:sty m:val="b"/>
-          </m:rPr>
-          <w:rPr>
-            <w:rFonts w:ascii="Cambria Math" w:hAnsi="Cambria Math"/>
-            <w:color w:val="000000" w:themeColor="text1"/>
-            <w:sz w:val="28"/>
-            <w:szCs w:val="28"/>
-          </w:rPr>
-          <m:t>E</m:t>
-        </m:r>
-        <m:r>
-          <m:rPr>
-            <m:sty m:val="b"/>
-          </m:rPr>
-          <w:rPr>
-            <w:rFonts w:ascii="Cambria Math" w:hAnsi="Cambria Math"/>
-            <w:color w:val="000000" w:themeColor="text1"/>
-            <w:sz w:val="28"/>
-            <w:szCs w:val="28"/>
-          </w:rPr>
-          <m:t>(</m:t>
-        </m:r>
-        <m:r>
-          <m:rPr>
-            <m:sty m:val="b"/>
-          </m:rPr>
-          <w:rPr>
-            <w:rFonts w:ascii="Cambria Math" w:hAnsi="Cambria Math"/>
-            <w:color w:val="000000" w:themeColor="text1"/>
-            <w:sz w:val="28"/>
-            <w:szCs w:val="28"/>
-          </w:rPr>
-          <m:t>1</m:t>
-        </m:r>
-        <m:r>
-          <m:rPr>
-            <m:sty m:val="b"/>
-          </m:rPr>
-          <w:rPr>
-            <w:rFonts w:ascii="Cambria Math" w:hAnsi="Cambria Math"/>
-            <w:color w:val="000000" w:themeColor="text1"/>
-            <w:sz w:val="28"/>
-            <w:szCs w:val="28"/>
-          </w:rPr>
-          <m:t>-</m:t>
-        </m:r>
-        <m:sSup>
-          <m:sSupPr>
-            <m:ctrlPr>
-              <w:rPr>
-                <w:rFonts w:ascii="Cambria Math" w:hAnsi="Cambria Math"/>
-                <w:b/>
-                <w:iCs/>
-                <w:color w:val="000000" w:themeColor="text1"/>
-                <w:sz w:val="28"/>
-                <w:szCs w:val="28"/>
-              </w:rPr>
-            </m:ctrlPr>
-          </m:sSupPr>
-          <m:e>
-            <m:r>
-              <m:rPr>
-                <m:sty m:val="b"/>
-              </m:rPr>
-              <w:rPr>
-                <w:rFonts w:ascii="Cambria Math" w:hAnsi="Cambria Math"/>
-                <w:color w:val="000000" w:themeColor="text1"/>
-                <w:sz w:val="28"/>
-                <w:szCs w:val="28"/>
-              </w:rPr>
-              <m:t>e</m:t>
-            </m:r>
-          </m:e>
-          <m:sup>
-            <m:r>
-              <m:rPr>
-                <m:sty m:val="b"/>
-              </m:rPr>
-              <w:rPr>
-                <w:rFonts w:ascii="Cambria Math" w:hAnsi="Cambria Math"/>
-                <w:color w:val="000000" w:themeColor="text1"/>
-                <w:sz w:val="28"/>
-                <w:szCs w:val="28"/>
-              </w:rPr>
-              <m:t>-</m:t>
-            </m:r>
-            <m:f>
-              <m:fPr>
-                <m:ctrlPr>
-                  <w:rPr>
-                    <w:rFonts w:ascii="Cambria Math" w:hAnsi="Cambria Math"/>
-                    <w:b/>
-                    <w:iCs/>
-                    <w:color w:val="000000" w:themeColor="text1"/>
-                    <w:sz w:val="28"/>
-                    <w:szCs w:val="28"/>
-                  </w:rPr>
-                </m:ctrlPr>
-              </m:fPr>
-              <m:num>
-                <m:r>
-                  <m:rPr>
-                    <m:sty m:val="b"/>
-                  </m:rPr>
-                  <w:rPr>
-                    <w:rFonts w:ascii="Cambria Math" w:hAnsi="Cambria Math"/>
-                    <w:color w:val="000000" w:themeColor="text1"/>
-                    <w:sz w:val="28"/>
-                    <w:szCs w:val="28"/>
-                  </w:rPr>
-                  <m:t>t</m:t>
-                </m:r>
-              </m:num>
-              <m:den>
-                <m:r>
-                  <m:rPr>
-                    <m:sty m:val="b"/>
-                  </m:rPr>
-                  <w:rPr>
-                    <w:rFonts w:ascii="Cambria Math" w:hAnsi="Cambria Math"/>
-                    <w:color w:val="000000" w:themeColor="text1"/>
-                    <w:sz w:val="28"/>
-                    <w:szCs w:val="28"/>
-                  </w:rPr>
-                  <m:t>r1</m:t>
-                </m:r>
-                <m:r>
-                  <m:rPr>
-                    <m:sty m:val="b"/>
-                  </m:rPr>
-                  <w:rPr>
-                    <w:rFonts w:ascii="Cambria Math" w:hAnsi="Cambria Math"/>
-                    <w:color w:val="000000" w:themeColor="text1"/>
-                    <w:sz w:val="28"/>
-                    <w:szCs w:val="28"/>
-                  </w:rPr>
-                  <m:t>*</m:t>
-                </m:r>
-                <m:r>
-                  <m:rPr>
-                    <m:sty m:val="b"/>
-                  </m:rPr>
-                  <w:rPr>
-                    <w:rFonts w:ascii="Cambria Math" w:hAnsi="Cambria Math"/>
-                    <w:color w:val="000000" w:themeColor="text1"/>
-                    <w:sz w:val="28"/>
-                    <w:szCs w:val="28"/>
-                  </w:rPr>
-                  <m:t>c</m:t>
-                </m:r>
-              </m:den>
-            </m:f>
-          </m:sup>
-        </m:sSup>
-        <m:r>
-          <m:rPr>
-            <m:sty m:val="b"/>
-          </m:rPr>
-          <w:rPr>
-            <w:rFonts w:ascii="Cambria Math" w:hAnsi="Cambria Math"/>
-            <w:color w:val="000000" w:themeColor="text1"/>
-            <w:sz w:val="28"/>
-            <w:szCs w:val="28"/>
-          </w:rPr>
-          <m:t>)</m:t>
-        </m:r>
-      </m:oMath>
-      <w:r>
-        <w:rPr>
-          <w:b/>
-          <w:iCs/>
-          <w:color w:val="000000" w:themeColor="text1"/>
-          <w:sz w:val="28"/>
-          <w:szCs w:val="28"/>
-        </w:rPr>
-        <w:t xml:space="preserve"> – Итоговое выражение</w:t>
-      </w:r>
-    </w:p>
-    <w:p>
-      <w:pPr>
-        <w:spacing w:line="240" w:lineRule="auto"/>
-        <w:ind w:left="360"/>
-        <w:jc w:val="center"/>
-        <w:rPr>
-          <w:b/>
-          <w:iCs/>
-          <w:color w:val="000000" w:themeColor="text1"/>
-          <w:sz w:val="28"/>
-          <w:szCs w:val="28"/>
-        </w:rPr>
-      </w:pPr>
     </w:p>
     <w:p>
       <w:pPr>
@@ -11569,25 +8858,62 @@
     </w:p>
     <w:p>
       <w:pPr>
+        <w:spacing w:after="160" w:line="276" w:lineRule="auto"/>
         <w:jc w:val="center"/>
-      </w:pPr>
-      <w:r>
-        <w:t xml:space="preserve">Рис. 2. Ток и напряжение на катушке при заряде</w:t>
-      </w:r>
-      <w:r>
-        <w:t/>
-      </w:r>
-      <w:r>
-        <w:t xml:space="preserve"/>
-      </w:r>
-      <w:r>
-        <w:t/>
-      </w:r>
-      <w:r>
-        <w:t xml:space="preserve"/>
-      </w:r>
-      <w:r>
-        <w:t/>
+        <w:ind w:firstLine="0"/>
+      </w:pPr>
+      <w:r>
+        <w:rPr>
+          <w:rFonts w:ascii="Times New Roman" w:hAnsi="Times New Roman" w:cs="Times New Roman"/>
+          <w:sz w:val="22"/>
+          <w:szCs w:val="22"/>
+        </w:rPr>
+        <w:t xml:space="preserve">Рис. 2. Ток и напряжение на катушке при заряде (базовый режим)</w:t>
+      </w:r>
+    </w:p>
+    <w:p>
+      <w:pPr>
+        <w:spacing w:after="160" w:line="276" w:lineRule="auto"/>
+        <w:ind w:firstLine="0"/>
+      </w:pPr>
+      <w:r>
+        <w:rPr>
+          <w:rFonts w:ascii="Times New Roman" w:hAnsi="Times New Roman" w:cs="Times New Roman"/>
+          <w:b/>
+          <w:bCs/>
+          <w:sz w:val="26"/>
+          <w:szCs w:val="26"/>
+        </w:rPr>
+        <w:t xml:space="preserve">Этап 1.1. Заряд при уменьшении L в 3 раза</w:t>
+      </w:r>
+    </w:p>
+    <w:p>
+      <w:pPr>
+        <w:jc w:val="center"/>
+        <w:spacing w:after="80"/>
+      </w:pPr>
+      <m:oMath>
+        <m:r>
+          <w:rPr>
+            <w:rFonts w:ascii="Cambria Math" w:hAnsi="Cambria Math"/>
+            <w:sz w:val="28"/>
+          </w:rPr>
+          <m:t xml:space="preserve">L = 3·10^(-4) Гн,   r = 9 Ом</m:t>
+        </m:r>
+      </m:oMath>
+    </w:p>
+    <w:p>
+      <w:pPr>
+        <w:spacing w:after="160" w:line="276" w:lineRule="auto"/>
+        <w:ind w:firstLine="360"/>
+      </w:pPr>
+      <w:r>
+        <w:rPr>
+          <w:rFonts w:ascii="Times New Roman" w:hAnsi="Times New Roman" w:cs="Times New Roman"/>
+          <w:sz w:val="24"/>
+          <w:szCs w:val="24"/>
+        </w:rPr>
+        <w:t xml:space="preserve">Постоянная времени меньше, ток выходит на E/r быстрее.</w:t>
       </w:r>
     </w:p>
     <w:p>
@@ -11644,32 +8970,63 @@
     </w:p>
     <w:p>
       <w:pPr>
+        <w:spacing w:after="160" w:line="276" w:lineRule="auto"/>
         <w:jc w:val="center"/>
-        <w:rPr>
-          <w:rFonts w:eastAsiaTheme="minorEastAsia"/>
-        </w:rPr>
-      </w:pPr>
-      <w:r>
-        <w:t xml:space="preserve">Рис. 3. Заряд катушки при уменьшении индуктивности в 3 раза (L = 3·10^(-4) Гн)</w:t>
-      </w:r>
-      <w:r>
-        <w:t/>
-      </w:r>
-      <w:r>
-        <w:t xml:space="preserve"/>
-      </w:r>
-      <w:r>
-        <w:t/>
-      </w:r>
+        <w:ind w:firstLine="0"/>
+      </w:pPr>
+      <w:r>
+        <w:rPr>
+          <w:rFonts w:ascii="Times New Roman" w:hAnsi="Times New Roman" w:cs="Times New Roman"/>
+          <w:sz w:val="22"/>
+          <w:szCs w:val="22"/>
+        </w:rPr>
+        <w:t xml:space="preserve">Рис. 3. Заряд катушки при L = 3·10^(-4) Гн</w:t>
+      </w:r>
+    </w:p>
+    <w:p>
+      <w:pPr>
+        <w:spacing w:after="160" w:line="276" w:lineRule="auto"/>
+        <w:ind w:firstLine="0"/>
+      </w:pPr>
+      <w:r>
+        <w:rPr>
+          <w:rFonts w:ascii="Times New Roman" w:hAnsi="Times New Roman" w:cs="Times New Roman"/>
+          <w:b/>
+          <w:bCs/>
+          <w:sz w:val="26"/>
+          <w:szCs w:val="26"/>
+        </w:rPr>
+        <w:t xml:space="preserve">Этап 1.2. Заряд при уменьшении r в 2 раза</w:t>
+      </w:r>
+    </w:p>
+    <w:p>
+      <w:pPr>
+        <w:jc w:val="center"/>
+        <w:spacing w:after="80"/>
+      </w:pPr>
       <m:oMath>
         <m:r>
           <w:rPr>
             <w:rFonts w:ascii="Cambria Math" w:hAnsi="Cambria Math"/>
             <w:sz w:val="28"/>
           </w:rPr>
-          <m:t xml:space="preserve">0 = i·R + u_L    | второй закон Кирхгофа;    u_L = L·i';    u_R = i·R</m:t>
+          <m:t xml:space="preserve">L = 9·10^(-4) Гн;   r = 4,5 Ом</m:t>
         </m:r>
       </m:oMath>
+    </w:p>
+    <w:p>
+      <w:pPr>
+        <w:spacing w:after="160" w:line="276" w:lineRule="auto"/>
+        <w:ind w:firstLine="360"/>
+      </w:pPr>
+      <w:r>
+        <w:rPr>
+          <w:rFonts w:ascii="Times New Roman" w:hAnsi="Times New Roman" w:cs="Times New Roman"/>
+          <w:sz w:val="24"/>
+          <w:szCs w:val="24"/>
+        </w:rPr>
+        <w:t xml:space="preserve">Установившийся ток E/r больше, постоянная времени τз = L/r больше.</w:t>
+      </w:r>
     </w:p>
     <w:p>
       <w:pPr>
@@ -11720,44 +9077,48 @@
     </w:p>
     <w:p>
       <w:pPr>
-        <w:spacing w:after="0"/>
+        <w:spacing w:after="160" w:line="276" w:lineRule="auto"/>
         <w:jc w:val="center"/>
-      </w:pPr>
-      <w:r>
-        <w:t>Рис. 4. Заряд катушки при уменьшении r в 2 раза (r = 4,5 Ом), L без изменения.</w:t>
-      </w:r>
-      <w:r>
-        <w:t/>
-      </w:r>
-      <w:r>
-        <w:t/>
-      </w:r>
-      <m:oMath>
-        <m:r>
-          <w:rPr>
-            <w:rFonts w:ascii="Cambria Math" w:hAnsi="Cambria Math"/>
-            <w:sz w:val="28"/>
-          </w:rPr>
-          <m:t xml:space="preserve">L·di/dt + R·i = 0</m:t>
-        </m:r>
-      </m:oMath>
-    </w:p>
-    <w:p>
-      <w:pPr>
-        <w:spacing w:after="0"/>
-        <w:jc w:val="center"/>
-      </w:pPr>
-      <m:oMathPara>
-        <m:oMath>
-          <m:r>
-            <w:rPr>
-              <w:rFonts w:ascii="Cambria Math" w:hAnsi="Cambria Math"/>
-              <w:sz w:val="28"/>
-            </w:rPr>
-            <m:t xml:space="preserve">di/dt + (R/L)·i = 0</m:t>
-          </m:r>
-        </m:oMath>
-      </m:oMathPara>
+        <w:ind w:firstLine="0"/>
+      </w:pPr>
+      <w:r>
+        <w:rPr>
+          <w:rFonts w:ascii="Times New Roman" w:hAnsi="Times New Roman" w:cs="Times New Roman"/>
+          <w:sz w:val="22"/>
+          <w:szCs w:val="22"/>
+        </w:rPr>
+        <w:t xml:space="preserve">Рис. 4. Заряд катушки при r = 4,5 Ом</w:t>
+      </w:r>
+    </w:p>
+    <w:p>
+      <w:pPr>
+        <w:spacing w:after="160" w:line="276" w:lineRule="auto"/>
+        <w:ind w:firstLine="0"/>
+      </w:pPr>
+      <w:r>
+        <w:rPr>
+          <w:rFonts w:ascii="Times New Roman" w:hAnsi="Times New Roman" w:cs="Times New Roman"/>
+          <w:b/>
+          <w:bCs/>
+          <w:sz w:val="26"/>
+          <w:szCs w:val="26"/>
+        </w:rPr>
+        <w:t xml:space="preserve">Этап 2. Разряд катушки</w:t>
+      </w:r>
+    </w:p>
+    <w:p>
+      <w:pPr>
+        <w:spacing w:after="160" w:line="276" w:lineRule="auto"/>
+        <w:ind w:firstLine="360"/>
+      </w:pPr>
+      <w:r>
+        <w:rPr>
+          <w:rFonts w:ascii="Times New Roman" w:hAnsi="Times New Roman" w:cs="Times New Roman"/>
+          <w:sz w:val="24"/>
+          <w:szCs w:val="24"/>
+        </w:rPr>
+        <w:t xml:space="preserve">Верхний переключатель в правом положении: контур L–R, источник отключён. Начальный ток разряда принят равным E/R.</w:t>
+      </w:r>
     </w:p>
     <w:p>
       <w:pPr>
@@ -11771,58 +9132,22 @@
           <w:szCs w:val="28"/>
         </w:rPr>
       </w:pPr>
-    </w:p>
-    <w:p>
-      <w:pPr>
-        <w:spacing w:after="0"/>
-        <w:ind w:left="360"/>
-        <w:rPr>
-          <w:b/>
-          <w:sz w:val="28"/>
-          <w:szCs w:val="28"/>
-        </w:rPr>
-      </w:pPr>
-      <w:r>
-        <w:rPr>
-          <w:b/>
-          <w:sz w:val="28"/>
-          <w:szCs w:val="28"/>
-        </w:rPr>
-        <w:t>Разряд катушки после переключения верхнего переключателя в правое положение (контур L–R). Начальный ток разряда принят равным E/R.</w:t>
-      </w:r>
-      <m:oMath>
-        <m:r>
-          <w:rPr>
-            <w:rFonts w:ascii="Cambria Math" w:hAnsi="Cambria Math"/>
-            <w:sz w:val="28"/>
-          </w:rPr>
-          <m:t xml:space="preserve">di/dt = − (R/L)·i</m:t>
-        </m:r>
-      </m:oMath>
-    </w:p>
-    <w:p>
-      <w:pPr>
-        <w:spacing w:after="0"/>
-        <w:ind w:left="360"/>
-        <w:rPr>
-          <w:b/>
-          <w:sz w:val="28"/>
-          <w:szCs w:val="28"/>
-        </w:rPr>
-      </w:pPr>
-      <w:r>
-        <w:rPr>
-          <w:b/>
+      <w:r>
+        <w:rPr>
+          <w:b/>
+          <w:iCs/>
           <w:noProof/>
+          <w:color w:val="000000" w:themeColor="text1"/>
           <w:sz w:val="28"/>
           <w:szCs w:val="28"/>
           <w:lang w:eastAsia="ru-RU"/>
         </w:rPr>
+        <w:lastRenderedPageBreak/>
         <w:drawing>
-          <wp:inline distT="0" distB="0" distL="0" distR="0" wp14:anchorId="01EBD894" wp14:editId="4FE04CE1">
-            <wp:extent cx="5940425" cy="3794125"/>
-            <wp:effectExtent l="0" t="0" r="3175" b="0"/>
-            <wp:docPr id="17" name="Рисунок 17"/>
+          <wp:inline distT="0" distB="0" distL="0" distR="0" wp14:anchorId="52B3D7B8" wp14:editId="586791A6">
+            <wp:extent cx="5940425" cy="2931795"/>
+            <wp:effectExtent l="0" t="0" r="3175" b="1905"/>
+            <wp:docPr id="40" name="Рисунок 40"/>
             <wp:cNvGraphicFramePr>
               <a:graphicFrameLocks xmlns:a="http://schemas.openxmlformats.org/drawingml/2006/main" noChangeAspect="1"/>
             </wp:cNvGraphicFramePr>
@@ -11842,7 +9167,7 @@
                   <pic:spPr>
                     <a:xfrm>
                       <a:off x="0" y="0"/>
-                      <a:ext cx="5940425" cy="3794125"/>
+                      <a:ext cx="5940425" cy="2931795"/>
                     </a:xfrm>
                     <a:prstGeom prst="rect">
                       <a:avLst/>
@@ -11857,40 +9182,208 @@
     </w:p>
     <w:p>
       <w:pPr>
+        <w:spacing w:after="160" w:line="276" w:lineRule="auto"/>
         <w:jc w:val="center"/>
-        <w:rPr>
-          <w:i/>
-          <w:sz w:val="28"/>
-        </w:rPr>
-      </w:pPr>
-      <w:r>
-        <w:t xml:space="preserve">Рис. 5. Электрическая цепь при разряде катушки</w:t>
-      </w:r>
-      <w:r>
-        <w:t/>
-      </w:r>
-      <w:r>
-        <w:t/>
-      </w:r>
+        <w:ind w:firstLine="0"/>
+      </w:pPr>
+      <w:r>
+        <w:rPr>
+          <w:rFonts w:ascii="Times New Roman" w:hAnsi="Times New Roman" w:cs="Times New Roman"/>
+          <w:sz w:val="22"/>
+          <w:szCs w:val="22"/>
+        </w:rPr>
+        <w:t xml:space="preserve">Рис. 5. Электрическая цепь при разряде катушки (ключ вправо)</w:t>
+      </w:r>
+    </w:p>
+    <w:p>
+      <w:pPr>
+        <w:spacing w:after="160" w:line="276" w:lineRule="auto"/>
+        <w:ind w:firstLine="0"/>
+      </w:pPr>
+      <w:r>
+        <w:rPr>
+          <w:rFonts w:ascii="Times New Roman" w:hAnsi="Times New Roman" w:cs="Times New Roman"/>
+          <w:b/>
+          <w:bCs/>
+          <w:sz w:val="26"/>
+          <w:szCs w:val="26"/>
+        </w:rPr>
+        <w:t xml:space="preserve">По законам электротехники</w:t>
+      </w:r>
+    </w:p>
+    <w:p>
+      <w:pPr>
+        <w:jc w:val="center"/>
+        <w:spacing w:after="80"/>
+      </w:pPr>
       <m:oMath>
         <m:r>
           <w:rPr>
             <w:rFonts w:ascii="Cambria Math" w:hAnsi="Cambria Math"/>
             <w:sz w:val="28"/>
           </w:rPr>
-          <m:t xml:space="preserve">Iр(0) = E/R;</m:t>
+          <m:t xml:space="preserve">0 = i·R + u_L    | второй закон Кирхгофа</m:t>
         </m:r>
       </m:oMath>
     </w:p>
     <w:p>
       <w:pPr>
-        <w:spacing w:after="0"/>
-        <w:ind w:left="360"/>
-        <w:rPr>
-          <w:b/>
-          <w:sz w:val="28"/>
-          <w:szCs w:val="28"/>
-        </w:rPr>
+        <w:jc w:val="center"/>
+        <w:spacing w:after="80"/>
+      </w:pPr>
+      <m:oMath>
+        <m:r>
+          <w:rPr>
+            <w:rFonts w:ascii="Cambria Math" w:hAnsi="Cambria Math"/>
+            <w:sz w:val="28"/>
+          </w:rPr>
+          <m:t xml:space="preserve">u_L = L·di/dt;    u_R = i·R</m:t>
+        </m:r>
+      </m:oMath>
+    </w:p>
+    <w:p>
+      <w:pPr>
+        <w:spacing w:after="160" w:line="276" w:lineRule="auto"/>
+        <w:ind w:firstLine="0"/>
+      </w:pPr>
+      <w:r>
+        <w:rPr>
+          <w:rFonts w:ascii="Times New Roman" w:hAnsi="Times New Roman" w:cs="Times New Roman"/>
+          <w:b/>
+          <w:bCs/>
+          <w:sz w:val="26"/>
+          <w:szCs w:val="26"/>
+        </w:rPr>
+        <w:t xml:space="preserve">Преобразования</w:t>
+      </w:r>
+    </w:p>
+    <w:p>
+      <w:pPr>
+        <w:jc w:val="center"/>
+        <w:spacing w:after="80"/>
+      </w:pPr>
+      <m:oMath>
+        <m:r>
+          <w:rPr>
+            <w:rFonts w:ascii="Cambria Math" w:hAnsi="Cambria Math"/>
+            <w:sz w:val="28"/>
+          </w:rPr>
+          <m:t xml:space="preserve">L·di/dt + R·i = 0</m:t>
+        </m:r>
+      </m:oMath>
+    </w:p>
+    <w:p>
+      <w:pPr>
+        <w:jc w:val="center"/>
+        <w:spacing w:after="80"/>
+      </w:pPr>
+      <m:oMath>
+        <m:r>
+          <w:rPr>
+            <w:rFonts w:ascii="Cambria Math" w:hAnsi="Cambria Math"/>
+            <w:sz w:val="28"/>
+          </w:rPr>
+          <m:t xml:space="preserve">di/dt + (R/L)·i = 0</m:t>
+        </m:r>
+      </m:oMath>
+    </w:p>
+    <w:p>
+      <w:pPr>
+        <w:jc w:val="center"/>
+        <w:spacing w:after="80"/>
+      </w:pPr>
+      <m:oMath>
+        <m:r>
+          <w:rPr>
+            <w:rFonts w:ascii="Cambria Math" w:hAnsi="Cambria Math"/>
+            <w:sz w:val="28"/>
+          </w:rPr>
+          <m:t xml:space="preserve">di/dt = − (R/L)·i</m:t>
+        </m:r>
+      </m:oMath>
+    </w:p>
+    <w:p>
+      <w:pPr>
+        <w:spacing w:after="160" w:line="276" w:lineRule="auto"/>
+        <w:ind w:firstLine="0"/>
+      </w:pPr>
+      <w:r>
+        <w:rPr>
+          <w:rFonts w:ascii="Times New Roman" w:hAnsi="Times New Roman" w:cs="Times New Roman"/>
+          <w:b/>
+          <w:bCs/>
+          <w:sz w:val="26"/>
+          <w:szCs w:val="26"/>
+        </w:rPr>
+        <w:t xml:space="preserve">Сформулирована задача Коши</w:t>
+      </w:r>
+    </w:p>
+    <w:p>
+      <w:pPr>
+        <w:jc w:val="center"/>
+        <w:spacing w:after="80"/>
+      </w:pPr>
+      <m:oMath>
+        <m:r>
+          <w:rPr>
+            <w:rFonts w:ascii="Cambria Math" w:hAnsi="Cambria Math"/>
+            <w:sz w:val="28"/>
+          </w:rPr>
+          <m:t xml:space="preserve">di/dt = − (R/L)·i</m:t>
+        </m:r>
+      </m:oMath>
+    </w:p>
+    <w:p>
+      <w:pPr>
+        <w:spacing w:after="160" w:line="276" w:lineRule="auto"/>
+        <w:ind w:firstLine="0"/>
+      </w:pPr>
+      <w:r>
+        <w:rPr>
+          <w:rFonts w:ascii="Times New Roman" w:hAnsi="Times New Roman" w:cs="Times New Roman"/>
+          <w:b/>
+          <w:bCs/>
+          <w:sz w:val="26"/>
+          <w:szCs w:val="26"/>
+        </w:rPr>
+        <w:t xml:space="preserve">Начальные условия</w:t>
+      </w:r>
+    </w:p>
+    <w:p>
+      <w:pPr>
+        <w:jc w:val="center"/>
+        <w:spacing w:after="80"/>
+      </w:pPr>
+      <m:oMath>
+        <m:r>
+          <w:rPr>
+            <w:rFonts w:ascii="Cambria Math" w:hAnsi="Cambria Math"/>
+            <w:sz w:val="28"/>
+          </w:rPr>
+          <m:t xml:space="preserve">Iр(0) = E/R;    t0 = 0</m:t>
+        </m:r>
+      </m:oMath>
+    </w:p>
+    <w:p>
+      <w:pPr>
+        <w:spacing w:after="160" w:line="276" w:lineRule="auto"/>
+        <w:ind w:firstLine="0"/>
+      </w:pPr>
+      <w:r>
+        <w:rPr>
+          <w:rFonts w:ascii="Times New Roman" w:hAnsi="Times New Roman" w:cs="Times New Roman"/>
+          <w:b/>
+          <w:bCs/>
+          <w:sz w:val="26"/>
+          <w:szCs w:val="26"/>
+        </w:rPr>
+        <w:t xml:space="preserve">Решение уравнения</w:t>
+      </w:r>
+    </w:p>
+    <w:p>
+      <w:pPr>
+        <w:jc w:val="center"/>
+        <w:spacing w:after="80"/>
       </w:pPr>
       <m:oMath>
         <m:r>
@@ -11904,13 +9397,8 @@
     </w:p>
     <w:p>
       <w:pPr>
-        <w:spacing w:after="0"/>
-        <w:ind w:left="360"/>
-        <w:rPr>
-          <w:b/>
-          <w:sz w:val="28"/>
-          <w:szCs w:val="28"/>
-        </w:rPr>
+        <w:jc w:val="center"/>
+        <w:spacing w:after="80"/>
       </w:pPr>
       <m:oMath>
         <m:r>
@@ -11924,13 +9412,8 @@
     </w:p>
     <w:p>
       <w:pPr>
-        <w:spacing w:after="0"/>
-        <w:ind w:left="360"/>
-        <w:rPr>
-          <w:b/>
-          <w:sz w:val="28"/>
-          <w:szCs w:val="28"/>
-        </w:rPr>
+        <w:jc w:val="center"/>
+        <w:spacing w:after="80"/>
       </w:pPr>
       <m:oMath>
         <m:r>
@@ -11944,13 +9427,8 @@
     </w:p>
     <w:p>
       <w:pPr>
-        <w:spacing w:after="0"/>
-        <w:ind w:left="360"/>
-        <w:rPr>
-          <w:b/>
-          <w:sz w:val="28"/>
-          <w:szCs w:val="28"/>
-        </w:rPr>
+        <w:jc w:val="center"/>
+        <w:spacing w:after="80"/>
       </w:pPr>
       <m:oMath>
         <m:r>
@@ -11964,21 +9442,25 @@
     </w:p>
     <w:p>
       <w:pPr>
-        <w:pStyle w:val="a6"/>
-        <w:spacing w:before="0" w:beforeAutospacing="0" w:after="0" w:afterAutospacing="0"/>
-        <w:ind w:left="0" w:firstLine="0"/>
-        <w:jc w:val="left"/>
-        <w:rPr>
-          <w:color w:val="000000" w:themeColor="text1"/>
-        </w:rPr>
-      </w:pPr>
-      <w:r>
-        <w:rPr>
-          <w:color w:val="000000" w:themeColor="text1"/>
-        </w:rPr>
-        <w:lastRenderedPageBreak/>
-        <w:t>По основным законам электротехники:</w:t>
-      </w:r>
+        <w:spacing w:after="160" w:line="276" w:lineRule="auto"/>
+        <w:ind w:firstLine="0"/>
+      </w:pPr>
+      <w:r>
+        <w:rPr>
+          <w:rFonts w:ascii="Times New Roman" w:hAnsi="Times New Roman" w:cs="Times New Roman"/>
+          <w:b/>
+          <w:bCs/>
+          <w:sz w:val="26"/>
+          <w:szCs w:val="26"/>
+        </w:rPr>
+        <w:t xml:space="preserve">Итоговое выражение</w:t>
+      </w:r>
+    </w:p>
+    <w:p>
+      <w:pPr>
+        <w:jc w:val="center"/>
+        <w:spacing w:after="80"/>
+      </w:pPr>
       <m:oMath>
         <m:r>
           <w:rPr>
@@ -11991,2239 +9473,33 @@
     </w:p>
     <w:p>
       <w:pPr>
-        <w:pStyle w:val="a6"/>
-        <w:spacing w:before="0" w:beforeAutospacing="0" w:after="0" w:afterAutospacing="0"/>
-        <w:ind w:left="0" w:firstLine="0"/>
-        <w:jc w:val="left"/>
-        <w:rPr>
-          <w:b/>
-          <w:bCs/>
-          <w:sz w:val="32"/>
-          <w:szCs w:val="28"/>
-        </w:rPr>
-      </w:pPr>
-      <m:oMathPara>
-        <m:oMath>
-          <m:r>
-            <w:rPr>
-              <w:rFonts w:ascii="Cambria Math" w:hAnsi="Cambria Math"/>
-              <w:sz w:val="28"/>
-            </w:rPr>
-            <m:t xml:space="preserve">Uр(t) = L·i' = − E · e^(− t R/L)</m:t>
-          </m:r>
-        </m:oMath>
-      </m:oMathPara>
-    </w:p>
-    <w:p>
-      <w:pPr>
-        <w:pStyle w:val="a6"/>
-        <w:spacing w:before="0" w:beforeAutospacing="0" w:after="0" w:afterAutospacing="0"/>
-        <w:ind w:left="0" w:firstLine="0"/>
-        <w:jc w:val="left"/>
-        <w:rPr>
-          <w:sz w:val="28"/>
-        </w:rPr>
-      </w:pPr>
-      <w:r>
-        <w:t>Преобразования</w:t>
-      </w:r>
-      <w:r>
-        <w:rPr>
-          <w:sz w:val="28"/>
-        </w:rPr>
-        <w:t>:</w:t>
-      </w:r>
+        <w:jc w:val="center"/>
+        <w:spacing w:after="80"/>
+      </w:pPr>
       <m:oMath>
         <m:r>
           <w:rPr>
             <w:rFonts w:ascii="Cambria Math" w:hAnsi="Cambria Math"/>
             <w:sz w:val="28"/>
           </w:rPr>
-          <m:t xml:space="preserve">Iр(t)=(E/R)*EXP(−t*R/L);   Uр(t)=−E*EXP(−t*R/L)</m:t>
+          <m:t xml:space="preserve">Uр(t) = L·i' = − E · e^(− t R/L)</m:t>
         </m:r>
       </m:oMath>
     </w:p>
     <w:p>
       <w:pPr>
-        <w:spacing w:after="0"/>
-        <w:rPr>
-          <w:i/>
-          <w:sz w:val="28"/>
-        </w:rPr>
-      </w:pPr>
-      <m:oMathPara>
-        <m:oMath>
-          <m:d>
-            <m:dPr>
-              <m:begChr m:val="{"/>
-              <m:endChr m:val=""/>
-              <m:ctrlPr>
-                <w:rPr>
-                  <w:rFonts w:ascii="Cambria Math" w:hAnsi="Cambria Math"/>
-                  <w:i/>
-                  <w:sz w:val="28"/>
-                </w:rPr>
-              </m:ctrlPr>
-            </m:dPr>
-            <m:e>
-              <m:eqArr>
-                <m:eqArrPr>
-                  <m:ctrlPr>
-                    <w:rPr>
-                      <w:rFonts w:ascii="Cambria Math" w:hAnsi="Cambria Math"/>
-                      <w:i/>
-                      <w:sz w:val="28"/>
-                    </w:rPr>
-                  </m:ctrlPr>
-                </m:eqArrPr>
-                <m:e>
-                  <m:sSub>
-                    <m:sSubPr>
-                      <m:ctrlPr>
-                        <w:rPr>
-                          <w:rFonts w:ascii="Cambria Math" w:hAnsi="Cambria Math"/>
-                          <w:i/>
-                        </w:rPr>
-                      </m:ctrlPr>
-                    </m:sSubPr>
-                    <m:e>
-                      <m:r>
-                        <w:rPr>
-                          <w:rFonts w:ascii="Cambria Math" w:hAnsi="Cambria Math"/>
-                        </w:rPr>
-                        <m:t>U</m:t>
-                      </m:r>
-                    </m:e>
-                    <m:sub>
-                      <m:r>
-                        <w:rPr>
-                          <w:rFonts w:ascii="Cambria Math" w:hAnsi="Cambria Math"/>
-                        </w:rPr>
-                        <m:t>c</m:t>
-                      </m:r>
-                    </m:sub>
-                  </m:sSub>
-                  <m:r>
-                    <w:rPr>
-                      <w:rFonts w:ascii="Cambria Math" w:hAnsi="Cambria Math"/>
-                    </w:rPr>
-                    <m:t>=</m:t>
-                  </m:r>
-                  <m:sSub>
-                    <m:sSubPr>
-                      <m:ctrlPr>
-                        <w:rPr>
-                          <w:rFonts w:ascii="Cambria Math" w:hAnsi="Cambria Math"/>
-                          <w:i/>
-                        </w:rPr>
-                      </m:ctrlPr>
-                    </m:sSubPr>
-                    <m:e>
-                      <m:r>
-                        <w:rPr>
-                          <w:rFonts w:ascii="Cambria Math" w:hAnsi="Cambria Math"/>
-                        </w:rPr>
-                        <m:t>I</m:t>
-                      </m:r>
-                    </m:e>
-                    <m:sub>
-                      <m:r>
-                        <w:rPr>
-                          <w:rFonts w:ascii="Cambria Math" w:hAnsi="Cambria Math"/>
-                        </w:rPr>
-                        <m:t>разр</m:t>
-                      </m:r>
-                    </m:sub>
-                  </m:sSub>
-                  <m:r>
-                    <w:rPr>
-                      <w:rFonts w:ascii="Cambria Math" w:hAnsi="Cambria Math"/>
-                    </w:rPr>
-                    <m:t>*</m:t>
-                  </m:r>
-                  <m:r>
-                    <w:rPr>
-                      <w:rFonts w:ascii="Cambria Math" w:hAnsi="Cambria Math"/>
-                    </w:rPr>
-                    <m:t>R</m:t>
-                  </m:r>
-                  <m:r>
-                    <w:rPr>
-                      <w:rFonts w:ascii="Cambria Math" w:hAnsi="Cambria Math"/>
-                    </w:rPr>
-                    <m:t>-</m:t>
-                  </m:r>
-                  <m:sSub>
-                    <m:sSubPr>
-                      <m:ctrlPr>
-                        <w:rPr>
-                          <w:rFonts w:ascii="Cambria Math" w:hAnsi="Cambria Math"/>
-                          <w:i/>
-                        </w:rPr>
-                      </m:ctrlPr>
-                    </m:sSubPr>
-                    <m:e>
-                      <m:r>
-                        <w:rPr>
-                          <w:rFonts w:ascii="Cambria Math" w:hAnsi="Cambria Math"/>
-                        </w:rPr>
-                        <m:t>I</m:t>
-                      </m:r>
-                    </m:e>
-                    <m:sub>
-                      <m:r>
-                        <w:rPr>
-                          <w:rFonts w:ascii="Cambria Math" w:hAnsi="Cambria Math"/>
-                        </w:rPr>
-                        <m:t>разр</m:t>
-                      </m:r>
-                    </m:sub>
-                  </m:sSub>
-                  <m:r>
-                    <w:rPr>
-                      <w:rFonts w:ascii="Cambria Math" w:hAnsi="Cambria Math"/>
-                    </w:rPr>
-                    <m:t>*</m:t>
-                  </m:r>
-                  <m:r>
-                    <w:rPr>
-                      <w:rFonts w:ascii="Cambria Math" w:hAnsi="Cambria Math"/>
-                    </w:rPr>
-                    <m:t>r</m:t>
-                  </m:r>
-                  <m:r>
-                    <w:rPr>
-                      <w:rFonts w:ascii="Cambria Math" w:hAnsi="Cambria Math"/>
-                    </w:rPr>
-                    <m:t>2</m:t>
-                  </m:r>
-                  <m:r>
-                    <w:rPr>
-                      <w:rFonts w:ascii="Cambria Math" w:hAnsi="Cambria Math"/>
-                      <w:sz w:val="28"/>
-                    </w:rPr>
-                    <m:t xml:space="preserve">           </m:t>
-                  </m:r>
-                </m:e>
-                <m:e>
-                  <m:sSub>
-                    <m:sSubPr>
-                      <m:ctrlPr>
-                        <w:rPr>
-                          <w:rFonts w:ascii="Cambria Math" w:hAnsi="Cambria Math"/>
-                          <w:i/>
-                          <w:sz w:val="28"/>
-                        </w:rPr>
-                      </m:ctrlPr>
-                    </m:sSubPr>
-                    <m:e>
-                      <m:r>
-                        <w:rPr>
-                          <w:rFonts w:ascii="Cambria Math" w:hAnsi="Cambria Math"/>
-                          <w:sz w:val="28"/>
-                        </w:rPr>
-                        <m:t>U</m:t>
-                      </m:r>
-                    </m:e>
-                    <m:sub>
-                      <m:r>
-                        <w:rPr>
-                          <w:rFonts w:ascii="Cambria Math" w:hAnsi="Cambria Math"/>
-                          <w:sz w:val="28"/>
-                        </w:rPr>
-                        <m:t>с</m:t>
-                      </m:r>
-                    </m:sub>
-                  </m:sSub>
-                  <m:r>
-                    <w:rPr>
-                      <w:rFonts w:ascii="Cambria Math" w:hAnsi="Cambria Math"/>
-                      <w:sz w:val="28"/>
-                    </w:rPr>
-                    <m:t>=</m:t>
-                  </m:r>
-                  <m:r>
-                    <w:rPr>
-                      <w:rFonts w:ascii="Cambria Math" w:hAnsi="Cambria Math"/>
-                      <w:sz w:val="28"/>
-                      <w:lang w:val="en-US"/>
-                    </w:rPr>
-                    <m:t>c</m:t>
-                  </m:r>
-                  <m:r>
-                    <w:rPr>
-                      <w:rFonts w:ascii="Cambria Math" w:hAnsi="Cambria Math"/>
-                      <w:sz w:val="28"/>
-                    </w:rPr>
-                    <m:t>*</m:t>
-                  </m:r>
-                  <m:sSubSup>
-                    <m:sSubSupPr>
-                      <m:ctrlPr>
-                        <w:rPr>
-                          <w:rFonts w:ascii="Cambria Math" w:hAnsi="Cambria Math"/>
-                          <w:i/>
-                          <w:sz w:val="28"/>
-                          <w:lang w:val="en-US"/>
-                        </w:rPr>
-                      </m:ctrlPr>
-                    </m:sSubSupPr>
-                    <m:e>
-                      <m:r>
-                        <w:rPr>
-                          <w:rFonts w:ascii="Cambria Math" w:hAnsi="Cambria Math"/>
-                          <w:sz w:val="28"/>
-                          <w:lang w:val="en-US"/>
-                        </w:rPr>
-                        <m:t>U</m:t>
-                      </m:r>
-                    </m:e>
-                    <m:sub>
-                      <m:r>
-                        <w:rPr>
-                          <w:rFonts w:ascii="Cambria Math" w:hAnsi="Cambria Math"/>
-                          <w:sz w:val="28"/>
-                          <w:lang w:val="en-US"/>
-                        </w:rPr>
-                        <m:t>c</m:t>
-                      </m:r>
-                    </m:sub>
-                    <m:sup>
-                      <m:r>
-                        <w:rPr>
-                          <w:rFonts w:ascii="Cambria Math" w:hAnsi="Cambria Math"/>
-                          <w:sz w:val="28"/>
-                        </w:rPr>
-                        <m:t>'</m:t>
-                      </m:r>
-                    </m:sup>
-                  </m:sSubSup>
-                  <m:r>
-                    <w:rPr>
-                      <w:rFonts w:ascii="Cambria Math" w:hAnsi="Cambria Math"/>
-                      <w:sz w:val="28"/>
-                      <w:lang w:val="en-US"/>
-                    </w:rPr>
-                    <m:t>*</m:t>
-                  </m:r>
-                  <m:r>
-                    <w:rPr>
-                      <w:rFonts w:ascii="Cambria Math" w:hAnsi="Cambria Math"/>
-                      <w:sz w:val="28"/>
-                      <w:lang w:val="en-US"/>
-                    </w:rPr>
-                    <m:t>R</m:t>
-                  </m:r>
-                  <m:r>
-                    <w:rPr>
-                      <w:rFonts w:ascii="Cambria Math" w:hAnsi="Cambria Math"/>
-                      <w:sz w:val="28"/>
-                      <w:lang w:val="en-US"/>
-                    </w:rPr>
-                    <m:t>-</m:t>
-                  </m:r>
-                  <m:r>
-                    <w:rPr>
-                      <w:rFonts w:ascii="Cambria Math" w:hAnsi="Cambria Math"/>
-                      <w:lang w:val="en-US"/>
-                    </w:rPr>
-                    <m:t>c</m:t>
-                  </m:r>
-                  <m:r>
-                    <w:rPr>
-                      <w:rFonts w:ascii="Cambria Math" w:hAnsi="Cambria Math"/>
-                    </w:rPr>
-                    <m:t>*</m:t>
-                  </m:r>
-                  <m:sSubSup>
-                    <m:sSubSupPr>
-                      <m:ctrlPr>
-                        <w:rPr>
-                          <w:rFonts w:ascii="Cambria Math" w:hAnsi="Cambria Math"/>
-                          <w:i/>
-                          <w:lang w:val="en-US"/>
-                        </w:rPr>
-                      </m:ctrlPr>
-                    </m:sSubSupPr>
-                    <m:e>
-                      <m:r>
-                        <w:rPr>
-                          <w:rFonts w:ascii="Cambria Math" w:hAnsi="Cambria Math"/>
-                          <w:lang w:val="en-US"/>
-                        </w:rPr>
-                        <m:t>U</m:t>
-                      </m:r>
-                    </m:e>
-                    <m:sub>
-                      <m:r>
-                        <w:rPr>
-                          <w:rFonts w:ascii="Cambria Math" w:hAnsi="Cambria Math"/>
-                          <w:lang w:val="en-US"/>
-                        </w:rPr>
-                        <m:t>c</m:t>
-                      </m:r>
-                    </m:sub>
-                    <m:sup>
-                      <m:r>
-                        <w:rPr>
-                          <w:rFonts w:ascii="Cambria Math" w:hAnsi="Cambria Math"/>
-                        </w:rPr>
-                        <m:t>'</m:t>
-                      </m:r>
-                    </m:sup>
-                  </m:sSubSup>
-                  <m:r>
-                    <w:rPr>
-                      <w:rFonts w:ascii="Cambria Math" w:hAnsi="Cambria Math"/>
-                    </w:rPr>
-                    <m:t>*</m:t>
-                  </m:r>
-                  <m:r>
-                    <w:rPr>
-                      <w:rFonts w:ascii="Cambria Math" w:hAnsi="Cambria Math"/>
-                    </w:rPr>
-                    <m:t>r</m:t>
-                  </m:r>
-                  <m:r>
-                    <w:rPr>
-                      <w:rFonts w:ascii="Cambria Math" w:hAnsi="Cambria Math"/>
-                    </w:rPr>
-                    <m:t>2</m:t>
-                  </m:r>
-                </m:e>
-              </m:eqArr>
-            </m:e>
-          </m:d>
-          <m:r>
-            <w:rPr>
-              <w:rFonts w:ascii="Cambria Math" w:hAnsi="Cambria Math"/>
-              <w:sz w:val="28"/>
-            </w:rPr>
-            <m:t>;</m:t>
-          </m:r>
-        </m:oMath>
-      </m:oMathPara>
-    </w:p>
-    <w:p>
-      <w:pPr>
-        <w:spacing w:after="0"/>
-        <w:rPr>
-          <w:sz w:val="28"/>
-        </w:rPr>
-      </w:pPr>
-      <m:oMath>
-        <m:sSubSup>
-          <m:sSubSupPr>
-            <m:ctrlPr>
-              <w:rPr>
-                <w:rFonts w:ascii="Cambria Math" w:hAnsi="Cambria Math"/>
-                <w:i/>
-                <w:sz w:val="28"/>
-                <w:lang w:val="en-US"/>
-              </w:rPr>
-            </m:ctrlPr>
-          </m:sSubSupPr>
-          <m:e>
-            <m:r>
-              <w:rPr>
-                <w:rFonts w:ascii="Cambria Math" w:hAnsi="Cambria Math"/>
-                <w:sz w:val="28"/>
-                <w:lang w:val="en-US"/>
-              </w:rPr>
-              <m:t>U</m:t>
-            </m:r>
-          </m:e>
-          <m:sub>
-            <m:r>
-              <w:rPr>
-                <w:rFonts w:ascii="Cambria Math" w:hAnsi="Cambria Math"/>
-                <w:sz w:val="28"/>
-                <w:lang w:val="en-US"/>
-              </w:rPr>
-              <m:t>c</m:t>
-            </m:r>
-          </m:sub>
-          <m:sup>
-            <m:r>
-              <w:rPr>
-                <w:rFonts w:ascii="Cambria Math" w:hAnsi="Cambria Math"/>
-                <w:sz w:val="28"/>
-              </w:rPr>
-              <m:t>'</m:t>
-            </m:r>
-          </m:sup>
-        </m:sSubSup>
-        <m:r>
-          <w:rPr>
-            <w:rFonts w:ascii="Cambria Math" w:hAnsi="Cambria Math"/>
-            <w:sz w:val="28"/>
-          </w:rPr>
-          <m:t>= -</m:t>
-        </m:r>
-        <m:f>
-          <m:fPr>
-            <m:ctrlPr>
-              <w:rPr>
-                <w:rFonts w:ascii="Cambria Math" w:hAnsi="Cambria Math"/>
-                <w:i/>
-                <w:sz w:val="28"/>
-              </w:rPr>
-            </m:ctrlPr>
-          </m:fPr>
-          <m:num>
-            <m:sSub>
-              <m:sSubPr>
-                <m:ctrlPr>
-                  <w:rPr>
-                    <w:rFonts w:ascii="Cambria Math" w:hAnsi="Cambria Math"/>
-                    <w:i/>
-                    <w:sz w:val="28"/>
-                  </w:rPr>
-                </m:ctrlPr>
-              </m:sSubPr>
-              <m:e>
-                <m:r>
-                  <w:rPr>
-                    <w:rFonts w:ascii="Cambria Math" w:hAnsi="Cambria Math"/>
-                    <w:sz w:val="28"/>
-                  </w:rPr>
-                  <m:t>U</m:t>
-                </m:r>
-              </m:e>
-              <m:sub>
-                <m:r>
-                  <w:rPr>
-                    <w:rFonts w:ascii="Cambria Math" w:hAnsi="Cambria Math"/>
-                    <w:sz w:val="28"/>
-                  </w:rPr>
-                  <m:t>c</m:t>
-                </m:r>
-              </m:sub>
-            </m:sSub>
-          </m:num>
-          <m:den>
-            <m:r>
-              <w:rPr>
-                <w:rFonts w:ascii="Cambria Math" w:hAnsi="Cambria Math"/>
-                <w:sz w:val="28"/>
-              </w:rPr>
-              <m:t>(</m:t>
-            </m:r>
-            <m:r>
-              <w:rPr>
-                <w:rFonts w:ascii="Cambria Math" w:hAnsi="Cambria Math"/>
-                <w:sz w:val="28"/>
-              </w:rPr>
-              <m:t>R</m:t>
-            </m:r>
-            <m:r>
-              <w:rPr>
-                <w:rFonts w:ascii="Cambria Math" w:hAnsi="Cambria Math"/>
-                <w:sz w:val="28"/>
-              </w:rPr>
-              <m:t>+</m:t>
-            </m:r>
-            <m:r>
-              <w:rPr>
-                <w:rFonts w:ascii="Cambria Math" w:hAnsi="Cambria Math"/>
-                <w:sz w:val="28"/>
-              </w:rPr>
-              <m:t>r</m:t>
-            </m:r>
-            <m:r>
-              <w:rPr>
-                <w:rFonts w:ascii="Cambria Math" w:hAnsi="Cambria Math"/>
-                <w:sz w:val="28"/>
-              </w:rPr>
-              <m:t>2)*</m:t>
-            </m:r>
-            <m:r>
-              <w:rPr>
-                <w:rFonts w:ascii="Cambria Math" w:hAnsi="Cambria Math"/>
-                <w:sz w:val="28"/>
-              </w:rPr>
-              <m:t>c</m:t>
-            </m:r>
-          </m:den>
-        </m:f>
-      </m:oMath>
-      <w:r>
-        <w:rPr>
-          <w:sz w:val="28"/>
-        </w:rPr>
-        <w:t>;</w:t>
-      </w:r>
-    </w:p>
-    <w:p>
-      <w:pPr>
-        <w:spacing w:after="0"/>
-        <w:rPr>
-          <w:b/>
-          <w:bCs/>
-          <w:sz w:val="28"/>
-          <w:szCs w:val="28"/>
-        </w:rPr>
-      </w:pPr>
-      <w:r>
-        <w:rPr>
-          <w:b/>
-          <w:bCs/>
-          <w:sz w:val="28"/>
-          <w:szCs w:val="28"/>
-        </w:rPr>
-        <w:t>Сформулирована задача Коши:</w:t>
-      </w:r>
-    </w:p>
-    <w:p>
-      <w:pPr>
-        <w:spacing w:after="0"/>
-        <w:rPr>
-          <w:b/>
-          <w:bCs/>
-          <w:sz w:val="28"/>
-          <w:szCs w:val="28"/>
-        </w:rPr>
-      </w:pPr>
-      <m:oMath>
-        <m:f>
-          <m:fPr>
-            <m:ctrlPr>
-              <w:rPr>
-                <w:rFonts w:ascii="Cambria Math" w:hAnsi="Cambria Math"/>
-                <w:b/>
-                <w:bCs/>
-                <w:i/>
-                <w:sz w:val="28"/>
-                <w:szCs w:val="28"/>
-              </w:rPr>
-            </m:ctrlPr>
-          </m:fPr>
-          <m:num>
-            <m:r>
-              <m:rPr>
-                <m:sty m:val="bi"/>
-              </m:rPr>
-              <w:rPr>
-                <w:rFonts w:ascii="Cambria Math" w:hAnsi="Cambria Math"/>
-                <w:sz w:val="28"/>
-                <w:szCs w:val="28"/>
-              </w:rPr>
-              <m:t>d</m:t>
-            </m:r>
-            <m:sSub>
-              <m:sSubPr>
-                <m:ctrlPr>
-                  <w:rPr>
-                    <w:rFonts w:ascii="Cambria Math" w:hAnsi="Cambria Math"/>
-                    <w:b/>
-                    <w:bCs/>
-                    <w:i/>
-                    <w:sz w:val="28"/>
-                    <w:szCs w:val="28"/>
-                  </w:rPr>
-                </m:ctrlPr>
-              </m:sSubPr>
-              <m:e>
-                <m:r>
-                  <m:rPr>
-                    <m:sty m:val="bi"/>
-                  </m:rPr>
-                  <w:rPr>
-                    <w:rFonts w:ascii="Cambria Math" w:hAnsi="Cambria Math"/>
-                    <w:sz w:val="28"/>
-                    <w:szCs w:val="28"/>
-                  </w:rPr>
-                  <m:t>U</m:t>
-                </m:r>
-              </m:e>
-              <m:sub>
-                <m:r>
-                  <m:rPr>
-                    <m:sty m:val="bi"/>
-                  </m:rPr>
-                  <w:rPr>
-                    <w:rFonts w:ascii="Cambria Math" w:hAnsi="Cambria Math"/>
-                    <w:sz w:val="28"/>
-                    <w:szCs w:val="28"/>
-                  </w:rPr>
-                  <m:t>c</m:t>
-                </m:r>
-              </m:sub>
-            </m:sSub>
-          </m:num>
-          <m:den>
-            <m:r>
-              <m:rPr>
-                <m:sty m:val="bi"/>
-              </m:rPr>
-              <w:rPr>
-                <w:rFonts w:ascii="Cambria Math" w:hAnsi="Cambria Math"/>
-                <w:sz w:val="28"/>
-                <w:szCs w:val="28"/>
-              </w:rPr>
-              <m:t>dt</m:t>
-            </m:r>
-          </m:den>
-        </m:f>
-        <m:r>
-          <m:rPr>
-            <m:sty m:val="bi"/>
-          </m:rPr>
-          <w:rPr>
-            <w:rFonts w:ascii="Cambria Math" w:hAnsi="Cambria Math"/>
-            <w:sz w:val="28"/>
-            <w:szCs w:val="28"/>
-          </w:rPr>
-          <m:t>=-</m:t>
-        </m:r>
-        <m:f>
-          <m:fPr>
-            <m:ctrlPr>
-              <w:rPr>
-                <w:rFonts w:ascii="Cambria Math" w:hAnsi="Cambria Math"/>
-                <w:b/>
-                <w:bCs/>
-                <w:i/>
-                <w:sz w:val="28"/>
-                <w:szCs w:val="28"/>
-              </w:rPr>
-            </m:ctrlPr>
-          </m:fPr>
-          <m:num>
-            <m:sSub>
-              <m:sSubPr>
-                <m:ctrlPr>
-                  <w:rPr>
-                    <w:rFonts w:ascii="Cambria Math" w:hAnsi="Cambria Math"/>
-                    <w:b/>
-                    <w:bCs/>
-                    <w:i/>
-                    <w:sz w:val="28"/>
-                    <w:szCs w:val="28"/>
-                  </w:rPr>
-                </m:ctrlPr>
-              </m:sSubPr>
-              <m:e>
-                <m:r>
-                  <m:rPr>
-                    <m:sty m:val="bi"/>
-                  </m:rPr>
-                  <w:rPr>
-                    <w:rFonts w:ascii="Cambria Math" w:hAnsi="Cambria Math"/>
-                    <w:sz w:val="28"/>
-                    <w:szCs w:val="28"/>
-                  </w:rPr>
-                  <m:t>U</m:t>
-                </m:r>
-              </m:e>
-              <m:sub>
-                <m:r>
-                  <m:rPr>
-                    <m:sty m:val="bi"/>
-                  </m:rPr>
-                  <w:rPr>
-                    <w:rFonts w:ascii="Cambria Math" w:hAnsi="Cambria Math"/>
-                    <w:sz w:val="28"/>
-                    <w:szCs w:val="28"/>
-                  </w:rPr>
-                  <m:t>c</m:t>
-                </m:r>
-              </m:sub>
-            </m:sSub>
-          </m:num>
-          <m:den>
-            <m:d>
-              <m:dPr>
-                <m:ctrlPr>
-                  <w:rPr>
-                    <w:rFonts w:ascii="Cambria Math" w:hAnsi="Cambria Math"/>
-                    <w:b/>
-                    <w:bCs/>
-                    <w:i/>
-                    <w:sz w:val="28"/>
-                    <w:szCs w:val="28"/>
-                  </w:rPr>
-                </m:ctrlPr>
-              </m:dPr>
-              <m:e>
-                <m:r>
-                  <m:rPr>
-                    <m:sty m:val="bi"/>
-                  </m:rPr>
-                  <w:rPr>
-                    <w:rFonts w:ascii="Cambria Math" w:hAnsi="Cambria Math"/>
-                    <w:sz w:val="28"/>
-                    <w:szCs w:val="28"/>
-                  </w:rPr>
-                  <m:t>R</m:t>
-                </m:r>
-                <m:r>
-                  <m:rPr>
-                    <m:sty m:val="bi"/>
-                  </m:rPr>
-                  <w:rPr>
-                    <w:rFonts w:ascii="Cambria Math" w:hAnsi="Cambria Math"/>
-                    <w:sz w:val="28"/>
-                    <w:szCs w:val="28"/>
-                  </w:rPr>
-                  <m:t>+</m:t>
-                </m:r>
-                <m:r>
-                  <m:rPr>
-                    <m:sty m:val="bi"/>
-                  </m:rPr>
-                  <w:rPr>
-                    <w:rFonts w:ascii="Cambria Math" w:hAnsi="Cambria Math"/>
-                    <w:sz w:val="28"/>
-                    <w:szCs w:val="28"/>
-                  </w:rPr>
-                  <m:t>r</m:t>
-                </m:r>
-                <m:r>
-                  <m:rPr>
-                    <m:sty m:val="bi"/>
-                  </m:rPr>
-                  <w:rPr>
-                    <w:rFonts w:ascii="Cambria Math" w:hAnsi="Cambria Math"/>
-                    <w:sz w:val="28"/>
-                    <w:szCs w:val="28"/>
-                  </w:rPr>
-                  <m:t>2</m:t>
-                </m:r>
-              </m:e>
-            </m:d>
-            <m:r>
-              <m:rPr>
-                <m:sty m:val="bi"/>
-              </m:rPr>
-              <w:rPr>
-                <w:rFonts w:ascii="Cambria Math" w:hAnsi="Cambria Math"/>
-                <w:sz w:val="28"/>
-                <w:szCs w:val="28"/>
-              </w:rPr>
-              <m:t>*</m:t>
-            </m:r>
-            <m:r>
-              <m:rPr>
-                <m:sty m:val="bi"/>
-              </m:rPr>
-              <w:rPr>
-                <w:rFonts w:ascii="Cambria Math" w:hAnsi="Cambria Math"/>
-                <w:sz w:val="28"/>
-                <w:szCs w:val="28"/>
-              </w:rPr>
-              <m:t>c</m:t>
-            </m:r>
-          </m:den>
-        </m:f>
-      </m:oMath>
-      <w:r>
-        <w:rPr>
-          <w:b/>
-          <w:bCs/>
-          <w:sz w:val="28"/>
-          <w:szCs w:val="28"/>
-        </w:rPr>
-        <w:t>;</w:t>
-      </w:r>
-    </w:p>
-    <w:p>
-      <w:pPr>
-        <w:pStyle w:val="a6"/>
-        <w:spacing w:before="0" w:beforeAutospacing="0" w:after="0" w:afterAutospacing="0"/>
-        <w:ind w:left="0" w:firstLine="0"/>
-        <w:jc w:val="left"/>
-        <w:rPr>
-          <w:rFonts w:ascii="Cambria Math" w:hAnsi="Cambria Math"/>
-          <w:bCs/>
-          <w:sz w:val="28"/>
-          <w:szCs w:val="28"/>
-        </w:rPr>
-      </w:pPr>
-      <w:r>
-        <w:rPr>
-          <w:rFonts w:ascii="Cambria Math" w:hAnsi="Cambria Math"/>
-          <w:bCs/>
-          <w:sz w:val="28"/>
-          <w:szCs w:val="28"/>
-        </w:rPr>
-        <w:t>Начальные условия:</w:t>
-      </w:r>
-    </w:p>
-    <w:p>
-      <w:pPr>
-        <w:pStyle w:val="a6"/>
-        <w:spacing w:before="0" w:beforeAutospacing="0" w:after="0" w:afterAutospacing="0"/>
-        <w:ind w:left="0" w:firstLine="0"/>
-        <w:jc w:val="left"/>
-        <w:rPr>
-          <w:bCs/>
-          <w:sz w:val="28"/>
-          <w:szCs w:val="28"/>
-        </w:rPr>
-      </w:pPr>
-      <w:r>
-        <w:rPr>
-          <w:rFonts w:ascii="Cambria Math" w:hAnsi="Cambria Math"/>
-          <w:bCs/>
-          <w:sz w:val="28"/>
-          <w:szCs w:val="28"/>
-        </w:rPr>
-        <w:t xml:space="preserve"> </w:t>
-      </w:r>
+        <w:jc w:val="center"/>
+        <w:spacing w:after="80"/>
+      </w:pPr>
       <m:oMath>
         <m:r>
           <w:rPr>
             <w:rFonts w:ascii="Cambria Math" w:hAnsi="Cambria Math"/>
             <w:sz w:val="28"/>
           </w:rPr>
-          <m:t xml:space="preserve">R = 12 Ом,   L = 9·10^(-4) Гн</m:t>
+          <m:t xml:space="preserve">в Excel:  Iр=(E/R)*EXP(-t*R/L);   Uр=-E*EXP(-t*R/L)</m:t>
         </m:r>
       </m:oMath>
-      <w:r>
-        <w:rPr>
-          <w:bCs/>
-          <w:sz w:val="28"/>
-          <w:szCs w:val="28"/>
-        </w:rPr>
-        <w:t xml:space="preserve">   </w:t>
-      </w:r>
-      <m:oMath>
-        <m:r>
-          <w:rPr>
-            <w:rFonts w:ascii="Cambria Math" w:hAnsi="Cambria Math"/>
-            <w:sz w:val="28"/>
-          </w:rPr>
-          <m:t xml:space="preserve"/>
-        </m:r>
-      </m:oMath>
-    </w:p>
-    <w:p>
-      <w:pPr>
-        <w:pStyle w:val="a6"/>
-        <w:spacing w:after="0"/>
-        <w:ind w:left="0" w:firstLine="0"/>
-        <w:jc w:val="left"/>
-      </w:pPr>
-      <m:oMath>
-        <m:f>
-          <m:fPr>
-            <m:ctrlPr>
-              <w:rPr>
-                <w:rFonts w:ascii="Cambria Math" w:hAnsi="Cambria Math"/>
-              </w:rPr>
-            </m:ctrlPr>
-          </m:fPr>
-          <m:num>
-            <m:r>
-              <w:rPr>
-                <w:rFonts w:ascii="Cambria Math" w:hAnsi="Cambria Math"/>
-              </w:rPr>
-              <m:t>d</m:t>
-            </m:r>
-            <m:sSub>
-              <m:sSubPr>
-                <m:ctrlPr>
-                  <w:rPr>
-                    <w:rFonts w:ascii="Cambria Math" w:hAnsi="Cambria Math"/>
-                  </w:rPr>
-                </m:ctrlPr>
-              </m:sSubPr>
-              <m:e>
-                <m:r>
-                  <w:rPr>
-                    <w:rFonts w:ascii="Cambria Math" w:hAnsi="Cambria Math"/>
-                  </w:rPr>
-                  <m:t>U</m:t>
-                </m:r>
-              </m:e>
-              <m:sub>
-                <m:r>
-                  <w:rPr>
-                    <w:rFonts w:ascii="Cambria Math" w:hAnsi="Cambria Math"/>
-                  </w:rPr>
-                  <m:t>c</m:t>
-                </m:r>
-              </m:sub>
-            </m:sSub>
-          </m:num>
-          <m:den>
-            <m:sSub>
-              <m:sSubPr>
-                <m:ctrlPr>
-                  <w:rPr>
-                    <w:rFonts w:ascii="Cambria Math" w:hAnsi="Cambria Math"/>
-                  </w:rPr>
-                </m:ctrlPr>
-              </m:sSubPr>
-              <m:e>
-                <m:r>
-                  <w:rPr>
-                    <w:rFonts w:ascii="Cambria Math" w:hAnsi="Cambria Math"/>
-                  </w:rPr>
-                  <m:t>U</m:t>
-                </m:r>
-              </m:e>
-              <m:sub>
-                <m:r>
-                  <w:rPr>
-                    <w:rFonts w:ascii="Cambria Math" w:hAnsi="Cambria Math"/>
-                  </w:rPr>
-                  <m:t>c</m:t>
-                </m:r>
-              </m:sub>
-            </m:sSub>
-          </m:den>
-        </m:f>
-        <m:r>
-          <w:rPr>
-            <w:rFonts w:ascii="Cambria Math" w:hAnsi="Cambria Math"/>
-          </w:rPr>
-          <m:t>=</m:t>
-        </m:r>
-        <m:f>
-          <m:fPr>
-            <m:ctrlPr>
-              <w:rPr>
-                <w:rFonts w:ascii="Cambria Math" w:hAnsi="Cambria Math"/>
-              </w:rPr>
-            </m:ctrlPr>
-          </m:fPr>
-          <m:num>
-            <m:r>
-              <w:rPr>
-                <w:rFonts w:ascii="Cambria Math" w:hAnsi="Cambria Math"/>
-              </w:rPr>
-              <m:t>-</m:t>
-            </m:r>
-            <m:r>
-              <w:rPr>
-                <w:rFonts w:ascii="Cambria Math" w:hAnsi="Cambria Math"/>
-              </w:rPr>
-              <m:t>dt</m:t>
-            </m:r>
-          </m:num>
-          <m:den>
-            <m:r>
-              <w:rPr>
-                <w:rFonts w:ascii="Cambria Math" w:hAnsi="Cambria Math"/>
-              </w:rPr>
-              <m:t>(</m:t>
-            </m:r>
-            <m:r>
-              <w:rPr>
-                <w:rFonts w:ascii="Cambria Math" w:hAnsi="Cambria Math"/>
-              </w:rPr>
-              <m:t>R</m:t>
-            </m:r>
-            <m:r>
-              <w:rPr>
-                <w:rFonts w:ascii="Cambria Math" w:hAnsi="Cambria Math"/>
-              </w:rPr>
-              <m:t>+</m:t>
-            </m:r>
-            <m:r>
-              <w:rPr>
-                <w:rFonts w:ascii="Cambria Math" w:hAnsi="Cambria Math"/>
-              </w:rPr>
-              <m:t>r</m:t>
-            </m:r>
-            <m:r>
-              <w:rPr>
-                <w:rFonts w:ascii="Cambria Math" w:hAnsi="Cambria Math"/>
-              </w:rPr>
-              <m:t>2)*</m:t>
-            </m:r>
-            <m:r>
-              <w:rPr>
-                <w:rFonts w:ascii="Cambria Math" w:hAnsi="Cambria Math"/>
-              </w:rPr>
-              <m:t>c</m:t>
-            </m:r>
-          </m:den>
-        </m:f>
-      </m:oMath>
-      <w:r>
-        <w:t>;</w:t>
-      </w:r>
-    </w:p>
-    <w:p>
-      <w:pPr>
-        <w:pStyle w:val="a6"/>
-        <w:spacing w:before="0" w:beforeAutospacing="0" w:after="0" w:afterAutospacing="0"/>
-        <w:ind w:left="0" w:firstLine="0"/>
-        <w:jc w:val="left"/>
-      </w:pPr>
-      <m:oMath>
-        <m:nary>
-          <m:naryPr>
-            <m:limLoc m:val="undOvr"/>
-            <m:subHide m:val="1"/>
-            <m:supHide m:val="1"/>
-            <m:ctrlPr>
-              <w:rPr>
-                <w:rFonts w:ascii="Cambria Math" w:hAnsi="Cambria Math"/>
-                <w:i/>
-              </w:rPr>
-            </m:ctrlPr>
-          </m:naryPr>
-          <m:sub/>
-          <m:sup/>
-          <m:e>
-            <m:f>
-              <m:fPr>
-                <m:ctrlPr>
-                  <w:rPr>
-                    <w:rFonts w:ascii="Cambria Math" w:hAnsi="Cambria Math"/>
-                    <w:i/>
-                  </w:rPr>
-                </m:ctrlPr>
-              </m:fPr>
-              <m:num>
-                <m:r>
-                  <w:rPr>
-                    <w:rFonts w:ascii="Cambria Math" w:hAnsi="Cambria Math"/>
-                  </w:rPr>
-                  <m:t>d</m:t>
-                </m:r>
-                <m:sSub>
-                  <m:sSubPr>
-                    <m:ctrlPr>
-                      <w:rPr>
-                        <w:rFonts w:ascii="Cambria Math" w:hAnsi="Cambria Math"/>
-                        <w:i/>
-                      </w:rPr>
-                    </m:ctrlPr>
-                  </m:sSubPr>
-                  <m:e>
-                    <m:r>
-                      <w:rPr>
-                        <w:rFonts w:ascii="Cambria Math" w:hAnsi="Cambria Math"/>
-                      </w:rPr>
-                      <m:t>U</m:t>
-                    </m:r>
-                  </m:e>
-                  <m:sub>
-                    <m:r>
-                      <w:rPr>
-                        <w:rFonts w:ascii="Cambria Math" w:hAnsi="Cambria Math"/>
-                      </w:rPr>
-                      <m:t>c</m:t>
-                    </m:r>
-                  </m:sub>
-                </m:sSub>
-              </m:num>
-              <m:den>
-                <m:sSub>
-                  <m:sSubPr>
-                    <m:ctrlPr>
-                      <w:rPr>
-                        <w:rFonts w:ascii="Cambria Math" w:hAnsi="Cambria Math"/>
-                        <w:i/>
-                      </w:rPr>
-                    </m:ctrlPr>
-                  </m:sSubPr>
-                  <m:e>
-                    <m:r>
-                      <w:rPr>
-                        <w:rFonts w:ascii="Cambria Math" w:hAnsi="Cambria Math"/>
-                      </w:rPr>
-                      <m:t>U</m:t>
-                    </m:r>
-                  </m:e>
-                  <m:sub>
-                    <m:r>
-                      <w:rPr>
-                        <w:rFonts w:ascii="Cambria Math" w:hAnsi="Cambria Math"/>
-                      </w:rPr>
-                      <m:t>c</m:t>
-                    </m:r>
-                  </m:sub>
-                </m:sSub>
-              </m:den>
-            </m:f>
-            <m:r>
-              <w:rPr>
-                <w:rFonts w:ascii="Cambria Math" w:hAnsi="Cambria Math"/>
-              </w:rPr>
-              <m:t>= -</m:t>
-            </m:r>
-            <m:nary>
-              <m:naryPr>
-                <m:limLoc m:val="undOvr"/>
-                <m:subHide m:val="1"/>
-                <m:supHide m:val="1"/>
-                <m:ctrlPr>
-                  <w:rPr>
-                    <w:rFonts w:ascii="Cambria Math" w:hAnsi="Cambria Math"/>
-                    <w:i/>
-                  </w:rPr>
-                </m:ctrlPr>
-              </m:naryPr>
-              <m:sub/>
-              <m:sup/>
-              <m:e>
-                <m:f>
-                  <m:fPr>
-                    <m:ctrlPr>
-                      <w:rPr>
-                        <w:rFonts w:ascii="Cambria Math" w:hAnsi="Cambria Math"/>
-                        <w:i/>
-                      </w:rPr>
-                    </m:ctrlPr>
-                  </m:fPr>
-                  <m:num>
-                    <m:r>
-                      <w:rPr>
-                        <w:rFonts w:ascii="Cambria Math" w:hAnsi="Cambria Math"/>
-                      </w:rPr>
-                      <m:t>dt</m:t>
-                    </m:r>
-                  </m:num>
-                  <m:den>
-                    <m:r>
-                      <w:rPr>
-                        <w:rFonts w:ascii="Cambria Math" w:hAnsi="Cambria Math"/>
-                      </w:rPr>
-                      <m:t>c</m:t>
-                    </m:r>
-                    <m:r>
-                      <w:rPr>
-                        <w:rFonts w:ascii="Cambria Math" w:hAnsi="Cambria Math"/>
-                      </w:rPr>
-                      <m:t>*</m:t>
-                    </m:r>
-                    <m:r>
-                      <w:rPr>
-                        <w:rFonts w:ascii="Cambria Math" w:hAnsi="Cambria Math"/>
-                      </w:rPr>
-                      <m:t>(</m:t>
-                    </m:r>
-                    <m:r>
-                      <w:rPr>
-                        <w:rFonts w:ascii="Cambria Math" w:hAnsi="Cambria Math"/>
-                      </w:rPr>
-                      <m:t>R</m:t>
-                    </m:r>
-                    <m:r>
-                      <w:rPr>
-                        <w:rFonts w:ascii="Cambria Math" w:hAnsi="Cambria Math"/>
-                      </w:rPr>
-                      <m:t>+</m:t>
-                    </m:r>
-                    <m:r>
-                      <w:rPr>
-                        <w:rFonts w:ascii="Cambria Math" w:hAnsi="Cambria Math"/>
-                      </w:rPr>
-                      <m:t>r</m:t>
-                    </m:r>
-                    <m:r>
-                      <w:rPr>
-                        <w:rFonts w:ascii="Cambria Math" w:hAnsi="Cambria Math"/>
-                      </w:rPr>
-                      <m:t>2)</m:t>
-                    </m:r>
-                  </m:den>
-                </m:f>
-              </m:e>
-            </m:nary>
-          </m:e>
-        </m:nary>
-      </m:oMath>
-      <w:r>
-        <w:t>;</w:t>
-      </w:r>
-    </w:p>
-    <w:p>
-      <w:pPr>
-        <w:pStyle w:val="a6"/>
-        <w:spacing w:before="0" w:beforeAutospacing="0" w:after="0" w:afterAutospacing="0"/>
-        <w:ind w:left="0" w:firstLine="0"/>
-        <w:jc w:val="left"/>
-        <w:rPr>
-          <w:sz w:val="28"/>
-        </w:rPr>
-      </w:pPr>
-      <m:oMath>
-        <m:r>
-          <w:rPr>
-            <w:rFonts w:ascii="Cambria Math" w:hAnsi="Cambria Math"/>
-            <w:lang w:val="en-US"/>
-          </w:rPr>
-          <m:t>ln</m:t>
-        </m:r>
-        <m:sSub>
-          <m:sSubPr>
-            <m:ctrlPr>
-              <w:rPr>
-                <w:rFonts w:ascii="Cambria Math" w:hAnsi="Cambria Math"/>
-                <w:i/>
-                <w:sz w:val="28"/>
-              </w:rPr>
-            </m:ctrlPr>
-          </m:sSubPr>
-          <m:e>
-            <m:r>
-              <w:rPr>
-                <w:rFonts w:ascii="Cambria Math" w:hAnsi="Cambria Math"/>
-                <w:sz w:val="28"/>
-              </w:rPr>
-              <m:t>U</m:t>
-            </m:r>
-          </m:e>
-          <m:sub>
-            <m:r>
-              <w:rPr>
-                <w:rFonts w:ascii="Cambria Math" w:hAnsi="Cambria Math"/>
-                <w:sz w:val="28"/>
-              </w:rPr>
-              <m:t>c</m:t>
-            </m:r>
-          </m:sub>
-        </m:sSub>
-      </m:oMath>
-      <w:r>
-        <w:rPr>
-          <w:sz w:val="28"/>
-        </w:rPr>
-        <w:t xml:space="preserve"/>
-      </w:r>
-      <m:oMath>
-        <m:r>
-          <w:rPr>
-            <w:rFonts w:ascii="Cambria Math" w:hAnsi="Cambria Math"/>
-            <w:sz w:val="28"/>
-          </w:rPr>
-          <m:t>-</m:t>
-        </m:r>
-        <m:f>
-          <m:fPr>
-            <m:ctrlPr>
-              <w:rPr>
-                <w:rFonts w:ascii="Cambria Math" w:hAnsi="Cambria Math"/>
-                <w:i/>
-                <w:sz w:val="28"/>
-              </w:rPr>
-            </m:ctrlPr>
-          </m:fPr>
-          <m:num>
-            <m:r>
-              <w:rPr>
-                <w:rFonts w:ascii="Cambria Math" w:hAnsi="Cambria Math"/>
-                <w:sz w:val="28"/>
-              </w:rPr>
-              <m:t>t</m:t>
-            </m:r>
-          </m:num>
-          <m:den>
-            <m:r>
-              <w:rPr>
-                <w:rFonts w:ascii="Cambria Math" w:hAnsi="Cambria Math"/>
-              </w:rPr>
-              <m:t>(R+r2)</m:t>
-            </m:r>
-            <m:r>
-              <w:rPr>
-                <w:rFonts w:ascii="Cambria Math" w:hAnsi="Cambria Math"/>
-                <w:sz w:val="28"/>
-              </w:rPr>
-              <m:t>*c</m:t>
-            </m:r>
-          </m:den>
-        </m:f>
-      </m:oMath>
-      <w:r>
-        <w:rPr>
-          <w:sz w:val="28"/>
-        </w:rPr>
-        <w:t xml:space="preserve"/>
-      </w:r>
-      <m:oMath>
-        <m:sSub>
-          <m:sSubPr>
-            <m:ctrlPr>
-              <w:rPr>
-                <w:rFonts w:ascii="Cambria Math" w:hAnsi="Cambria Math"/>
-                <w:i/>
-                <w:sz w:val="28"/>
-                <w:lang w:val="en-US"/>
-              </w:rPr>
-            </m:ctrlPr>
-          </m:sSubPr>
-          <m:e>
-            <m:r>
-              <w:rPr>
-                <w:rFonts w:ascii="Cambria Math" w:hAnsi="Cambria Math"/>
-                <w:sz w:val="28"/>
-                <w:lang w:val="en-US"/>
-              </w:rPr>
-              <m:t>C</m:t>
-            </m:r>
-          </m:e>
-          <m:sub>
-            <m:r>
-              <w:rPr>
-                <w:rFonts w:ascii="Cambria Math" w:hAnsi="Cambria Math"/>
-                <w:sz w:val="28"/>
-              </w:rPr>
-              <m:t>1</m:t>
-            </m:r>
-          </m:sub>
-        </m:sSub>
-      </m:oMath>
-      <w:r>
-        <w:rPr>
-          <w:sz w:val="28"/>
-        </w:rPr>
-        <w:t/>
-      </w:r>
-    </w:p>
-    <w:p>
-      <w:pPr>
-        <w:pStyle w:val="a6"/>
-        <w:spacing w:before="0" w:beforeAutospacing="0" w:after="0" w:afterAutospacing="0"/>
-        <w:ind w:left="0" w:firstLine="0"/>
-        <w:jc w:val="left"/>
-      </w:pPr>
-      <m:oMath>
-        <m:sSub>
-          <m:sSubPr>
-            <m:ctrlPr>
-              <w:rPr>
-                <w:rFonts w:ascii="Cambria Math" w:hAnsi="Cambria Math"/>
-                <w:i/>
-              </w:rPr>
-            </m:ctrlPr>
-          </m:sSubPr>
-          <m:e>
-            <m:r>
-              <w:rPr>
-                <w:rFonts w:ascii="Cambria Math" w:hAnsi="Cambria Math"/>
-              </w:rPr>
-              <m:t>U</m:t>
-            </m:r>
-          </m:e>
-          <m:sub>
-            <m:r>
-              <w:rPr>
-                <w:rFonts w:ascii="Cambria Math" w:hAnsi="Cambria Math"/>
-              </w:rPr>
-              <m:t>c</m:t>
-            </m:r>
-          </m:sub>
-        </m:sSub>
-        <m:r>
-          <w:rPr>
-            <w:rFonts w:ascii="Cambria Math" w:hAnsi="Cambria Math"/>
-          </w:rPr>
-          <m:t xml:space="preserve">= </m:t>
-        </m:r>
-        <m:sSup>
-          <m:sSupPr>
-            <m:ctrlPr>
-              <w:rPr>
-                <w:rFonts w:ascii="Cambria Math" w:hAnsi="Cambria Math"/>
-                <w:i/>
-              </w:rPr>
-            </m:ctrlPr>
-          </m:sSupPr>
-          <m:e>
-            <m:r>
-              <w:rPr>
-                <w:rFonts w:ascii="Cambria Math" w:hAnsi="Cambria Math"/>
-              </w:rPr>
-              <m:t>e</m:t>
-            </m:r>
-          </m:e>
-          <m:sup>
-            <m:r>
-              <w:rPr>
-                <w:rFonts w:ascii="Cambria Math" w:hAnsi="Cambria Math"/>
-              </w:rPr>
-              <m:t>-</m:t>
-            </m:r>
-            <m:f>
-              <m:fPr>
-                <m:ctrlPr>
-                  <w:rPr>
-                    <w:rFonts w:ascii="Cambria Math" w:hAnsi="Cambria Math"/>
-                    <w:i/>
-                  </w:rPr>
-                </m:ctrlPr>
-              </m:fPr>
-              <m:num>
-                <m:r>
-                  <w:rPr>
-                    <w:rFonts w:ascii="Cambria Math" w:hAnsi="Cambria Math"/>
-                  </w:rPr>
-                  <m:t>t</m:t>
-                </m:r>
-              </m:num>
-              <m:den>
-                <m:r>
-                  <w:rPr>
-                    <w:rFonts w:ascii="Cambria Math" w:hAnsi="Cambria Math"/>
-                  </w:rPr>
-                  <m:t>(</m:t>
-                </m:r>
-                <m:r>
-                  <w:rPr>
-                    <w:rFonts w:ascii="Cambria Math" w:hAnsi="Cambria Math"/>
-                  </w:rPr>
-                  <m:t>R</m:t>
-                </m:r>
-                <m:r>
-                  <w:rPr>
-                    <w:rFonts w:ascii="Cambria Math" w:hAnsi="Cambria Math"/>
-                  </w:rPr>
-                  <m:t>+</m:t>
-                </m:r>
-                <m:r>
-                  <w:rPr>
-                    <w:rFonts w:ascii="Cambria Math" w:hAnsi="Cambria Math"/>
-                  </w:rPr>
-                  <m:t>r</m:t>
-                </m:r>
-                <m:r>
-                  <w:rPr>
-                    <w:rFonts w:ascii="Cambria Math" w:hAnsi="Cambria Math"/>
-                  </w:rPr>
-                  <m:t>2)*</m:t>
-                </m:r>
-                <m:r>
-                  <w:rPr>
-                    <w:rFonts w:ascii="Cambria Math" w:hAnsi="Cambria Math"/>
-                  </w:rPr>
-                  <m:t>c</m:t>
-                </m:r>
-              </m:den>
-            </m:f>
-            <m:r>
-              <w:rPr>
-                <w:rFonts w:ascii="Cambria Math" w:hAnsi="Cambria Math"/>
-              </w:rPr>
-              <m:t>+</m:t>
-            </m:r>
-            <m:sSub>
-              <m:sSubPr>
-                <m:ctrlPr>
-                  <w:rPr>
-                    <w:rFonts w:ascii="Cambria Math" w:hAnsi="Cambria Math"/>
-                    <w:i/>
-                  </w:rPr>
-                </m:ctrlPr>
-              </m:sSubPr>
-              <m:e>
-                <m:r>
-                  <w:rPr>
-                    <w:rFonts w:ascii="Cambria Math" w:hAnsi="Cambria Math"/>
-                  </w:rPr>
-                  <m:t>C</m:t>
-                </m:r>
-              </m:e>
-              <m:sub>
-                <m:r>
-                  <w:rPr>
-                    <w:rFonts w:ascii="Cambria Math" w:hAnsi="Cambria Math"/>
-                  </w:rPr>
-                  <m:t>1</m:t>
-                </m:r>
-              </m:sub>
-            </m:sSub>
-          </m:sup>
-        </m:sSup>
-        <m:r>
-          <w:rPr>
-            <w:rFonts w:ascii="Cambria Math" w:hAnsi="Cambria Math"/>
-          </w:rPr>
-          <m:t xml:space="preserve">;    </m:t>
-        </m:r>
-        <m:sSub>
-          <m:sSubPr>
-            <m:ctrlPr>
-              <w:rPr>
-                <w:rFonts w:ascii="Cambria Math" w:hAnsi="Cambria Math"/>
-                <w:i/>
-              </w:rPr>
-            </m:ctrlPr>
-          </m:sSubPr>
-          <m:e>
-            <m:r>
-              <w:rPr>
-                <w:rFonts w:ascii="Cambria Math" w:hAnsi="Cambria Math"/>
-              </w:rPr>
-              <m:t>C</m:t>
-            </m:r>
-          </m:e>
-          <m:sub>
-            <m:r>
-              <w:rPr>
-                <w:rFonts w:ascii="Cambria Math" w:hAnsi="Cambria Math"/>
-              </w:rPr>
-              <m:t>2</m:t>
-            </m:r>
-          </m:sub>
-        </m:sSub>
-        <m:r>
-          <w:rPr>
-            <w:rFonts w:ascii="Cambria Math" w:hAnsi="Cambria Math"/>
-          </w:rPr>
-          <m:t>=</m:t>
-        </m:r>
-        <m:sSup>
-          <m:sSupPr>
-            <m:ctrlPr>
-              <w:rPr>
-                <w:rFonts w:ascii="Cambria Math" w:hAnsi="Cambria Math"/>
-                <w:i/>
-              </w:rPr>
-            </m:ctrlPr>
-          </m:sSupPr>
-          <m:e>
-            <m:r>
-              <w:rPr>
-                <w:rFonts w:ascii="Cambria Math" w:hAnsi="Cambria Math"/>
-              </w:rPr>
-              <m:t>e</m:t>
-            </m:r>
-          </m:e>
-          <m:sup>
-            <m:sSub>
-              <m:sSubPr>
-                <m:ctrlPr>
-                  <w:rPr>
-                    <w:rFonts w:ascii="Cambria Math" w:hAnsi="Cambria Math"/>
-                    <w:i/>
-                  </w:rPr>
-                </m:ctrlPr>
-              </m:sSubPr>
-              <m:e>
-                <m:r>
-                  <w:rPr>
-                    <w:rFonts w:ascii="Cambria Math" w:hAnsi="Cambria Math"/>
-                  </w:rPr>
-                  <m:t>C</m:t>
-                </m:r>
-              </m:e>
-              <m:sub>
-                <m:r>
-                  <w:rPr>
-                    <w:rFonts w:ascii="Cambria Math" w:hAnsi="Cambria Math"/>
-                  </w:rPr>
-                  <m:t>1</m:t>
-                </m:r>
-              </m:sub>
-            </m:sSub>
-          </m:sup>
-        </m:sSup>
-      </m:oMath>
-      <w:r>
-        <w:t>;</w:t>
-      </w:r>
-    </w:p>
-    <w:p>
-      <w:pPr>
-        <w:pStyle w:val="a6"/>
-        <w:spacing w:before="0" w:beforeAutospacing="0" w:after="0" w:afterAutospacing="0"/>
-        <w:ind w:left="0" w:firstLine="0"/>
-        <w:jc w:val="left"/>
-      </w:pPr>
-      <m:oMathPara>
-        <m:oMathParaPr>
-          <m:jc m:val="left"/>
-        </m:oMathParaPr>
-        <m:oMath>
-          <m:sSub>
-            <m:sSubPr>
-              <m:ctrlPr>
-                <w:rPr>
-                  <w:rFonts w:ascii="Cambria Math" w:hAnsi="Cambria Math"/>
-                  <w:i/>
-                </w:rPr>
-              </m:ctrlPr>
-            </m:sSubPr>
-            <m:e>
-              <m:r>
-                <w:rPr>
-                  <w:rFonts w:ascii="Cambria Math" w:hAnsi="Cambria Math"/>
-                </w:rPr>
-                <m:t>U</m:t>
-              </m:r>
-            </m:e>
-            <m:sub>
-              <m:r>
-                <w:rPr>
-                  <w:rFonts w:ascii="Cambria Math" w:hAnsi="Cambria Math"/>
-                </w:rPr>
-                <m:t>c</m:t>
-              </m:r>
-            </m:sub>
-          </m:sSub>
-          <m:r>
-            <w:rPr>
-              <w:rFonts w:ascii="Cambria Math" w:hAnsi="Cambria Math"/>
-            </w:rPr>
-            <m:t xml:space="preserve">= </m:t>
-          </m:r>
-          <m:sSup>
-            <m:sSupPr>
-              <m:ctrlPr>
-                <w:rPr>
-                  <w:rFonts w:ascii="Cambria Math" w:hAnsi="Cambria Math"/>
-                  <w:i/>
-                </w:rPr>
-              </m:ctrlPr>
-            </m:sSupPr>
-            <m:e>
-              <m:r>
-                <w:rPr>
-                  <w:rFonts w:ascii="Cambria Math" w:hAnsi="Cambria Math"/>
-                </w:rPr>
-                <m:t>e</m:t>
-              </m:r>
-            </m:e>
-            <m:sup>
-              <m:r>
-                <w:rPr>
-                  <w:rFonts w:ascii="Cambria Math" w:hAnsi="Cambria Math"/>
-                </w:rPr>
-                <m:t>-</m:t>
-              </m:r>
-              <m:f>
-                <m:fPr>
-                  <m:ctrlPr>
-                    <w:rPr>
-                      <w:rFonts w:ascii="Cambria Math" w:hAnsi="Cambria Math"/>
-                      <w:i/>
-                    </w:rPr>
-                  </m:ctrlPr>
-                </m:fPr>
-                <m:num>
-                  <m:r>
-                    <w:rPr>
-                      <w:rFonts w:ascii="Cambria Math" w:hAnsi="Cambria Math"/>
-                    </w:rPr>
-                    <m:t>t</m:t>
-                  </m:r>
-                </m:num>
-                <m:den>
-                  <m:r>
-                    <w:rPr>
-                      <w:rFonts w:ascii="Cambria Math" w:hAnsi="Cambria Math"/>
-                    </w:rPr>
-                    <m:t>(</m:t>
-                  </m:r>
-                  <m:r>
-                    <w:rPr>
-                      <w:rFonts w:ascii="Cambria Math" w:hAnsi="Cambria Math"/>
-                    </w:rPr>
-                    <m:t>R</m:t>
-                  </m:r>
-                  <m:r>
-                    <w:rPr>
-                      <w:rFonts w:ascii="Cambria Math" w:hAnsi="Cambria Math"/>
-                    </w:rPr>
-                    <m:t>+</m:t>
-                  </m:r>
-                  <m:r>
-                    <w:rPr>
-                      <w:rFonts w:ascii="Cambria Math" w:hAnsi="Cambria Math"/>
-                    </w:rPr>
-                    <m:t>r</m:t>
-                  </m:r>
-                  <m:r>
-                    <w:rPr>
-                      <w:rFonts w:ascii="Cambria Math" w:hAnsi="Cambria Math"/>
-                    </w:rPr>
-                    <m:t>2)*</m:t>
-                  </m:r>
-                  <m:r>
-                    <w:rPr>
-                      <w:rFonts w:ascii="Cambria Math" w:hAnsi="Cambria Math"/>
-                    </w:rPr>
-                    <m:t>c</m:t>
-                  </m:r>
-                </m:den>
-              </m:f>
-            </m:sup>
-          </m:sSup>
-          <m:r>
-            <w:rPr>
-              <w:rFonts w:ascii="Cambria Math" w:hAnsi="Cambria Math"/>
-            </w:rPr>
-            <m:t>*</m:t>
-          </m:r>
-          <m:sSub>
-            <m:sSubPr>
-              <m:ctrlPr>
-                <w:rPr>
-                  <w:rFonts w:ascii="Cambria Math" w:hAnsi="Cambria Math"/>
-                  <w:i/>
-                </w:rPr>
-              </m:ctrlPr>
-            </m:sSubPr>
-            <m:e>
-              <m:r>
-                <w:rPr>
-                  <w:rFonts w:ascii="Cambria Math" w:hAnsi="Cambria Math"/>
-                </w:rPr>
-                <m:t>C</m:t>
-              </m:r>
-            </m:e>
-            <m:sub>
-              <m:r>
-                <w:rPr>
-                  <w:rFonts w:ascii="Cambria Math" w:hAnsi="Cambria Math"/>
-                </w:rPr>
-                <m:t>2</m:t>
-              </m:r>
-            </m:sub>
-          </m:sSub>
-          <m:r>
-            <w:rPr>
-              <w:rFonts w:ascii="Cambria Math" w:hAnsi="Cambria Math"/>
-            </w:rPr>
-            <m:t>;</m:t>
-          </m:r>
-        </m:oMath>
-      </m:oMathPara>
-    </w:p>
-    <w:p>
-      <w:pPr>
-        <w:pStyle w:val="a6"/>
-        <w:spacing w:before="0" w:beforeAutospacing="0" w:after="0" w:afterAutospacing="0"/>
-        <w:ind w:left="0" w:firstLine="0"/>
-        <w:jc w:val="left"/>
-      </w:pPr>
-      <m:oMathPara>
-        <m:oMathParaPr>
-          <m:jc m:val="left"/>
-        </m:oMathParaPr>
-        <m:oMath>
-          <m:sSub>
-            <m:sSubPr>
-              <m:ctrlPr>
-                <w:rPr>
-                  <w:rFonts w:ascii="Cambria Math" w:hAnsi="Cambria Math"/>
-                  <w:i/>
-                </w:rPr>
-              </m:ctrlPr>
-            </m:sSubPr>
-            <m:e>
-              <m:r>
-                <w:rPr>
-                  <w:rFonts w:ascii="Cambria Math" w:hAnsi="Cambria Math"/>
-                </w:rPr>
-                <m:t>U</m:t>
-              </m:r>
-            </m:e>
-            <m:sub>
-              <m:r>
-                <w:rPr>
-                  <w:rFonts w:ascii="Cambria Math" w:hAnsi="Cambria Math"/>
-                </w:rPr>
-                <m:t>c</m:t>
-              </m:r>
-              <m:r>
-                <w:rPr>
-                  <w:rFonts w:ascii="Cambria Math" w:hAnsi="Cambria Math"/>
-                </w:rPr>
-                <m:t>0</m:t>
-              </m:r>
-            </m:sub>
-          </m:sSub>
-          <m:r>
-            <w:rPr>
-              <w:rFonts w:ascii="Cambria Math" w:hAnsi="Cambria Math"/>
-            </w:rPr>
-            <m:t xml:space="preserve">= </m:t>
-          </m:r>
-          <m:sSub>
-            <m:sSubPr>
-              <m:ctrlPr>
-                <w:rPr>
-                  <w:rFonts w:ascii="Cambria Math" w:hAnsi="Cambria Math"/>
-                  <w:i/>
-                </w:rPr>
-              </m:ctrlPr>
-            </m:sSubPr>
-            <m:e>
-              <m:r>
-                <w:rPr>
-                  <w:rFonts w:ascii="Cambria Math" w:hAnsi="Cambria Math"/>
-                </w:rPr>
-                <m:t>C</m:t>
-              </m:r>
-            </m:e>
-            <m:sub>
-              <m:r>
-                <w:rPr>
-                  <w:rFonts w:ascii="Cambria Math" w:hAnsi="Cambria Math"/>
-                </w:rPr>
-                <m:t>2</m:t>
-              </m:r>
-            </m:sub>
-          </m:sSub>
-          <m:r>
-            <w:rPr>
-              <w:rFonts w:ascii="Cambria Math" w:hAnsi="Cambria Math"/>
-            </w:rPr>
-            <m:t>=</m:t>
-          </m:r>
-          <m:r>
-            <w:rPr>
-              <w:rFonts w:ascii="Cambria Math" w:hAnsi="Cambria Math"/>
-            </w:rPr>
-            <m:t>E</m:t>
-          </m:r>
-          <m:r>
-            <w:rPr>
-              <w:rFonts w:ascii="Cambria Math" w:hAnsi="Cambria Math"/>
-            </w:rPr>
-            <m:t>;</m:t>
-          </m:r>
-        </m:oMath>
-      </m:oMathPara>
-    </w:p>
-    <w:p>
-      <w:pPr>
-        <w:spacing w:after="0"/>
-        <w:rPr>
-          <w:b/>
-          <w:sz w:val="32"/>
-          <w:szCs w:val="44"/>
-        </w:rPr>
-      </w:pPr>
-      <m:oMath>
-        <m:sSub>
-          <m:sSubPr>
-            <m:ctrlPr>
-              <w:rPr>
-                <w:rFonts w:ascii="Cambria Math" w:hAnsi="Cambria Math"/>
-                <w:b/>
-                <w:i/>
-                <w:sz w:val="32"/>
-                <w:szCs w:val="44"/>
-              </w:rPr>
-            </m:ctrlPr>
-          </m:sSubPr>
-          <m:e>
-            <m:r>
-              <m:rPr>
-                <m:sty m:val="bi"/>
-              </m:rPr>
-              <w:rPr>
-                <w:rFonts w:ascii="Cambria Math" w:hAnsi="Cambria Math"/>
-                <w:sz w:val="32"/>
-                <w:szCs w:val="44"/>
-              </w:rPr>
-              <m:t>U</m:t>
-            </m:r>
-          </m:e>
-          <m:sub>
-            <m:r>
-              <m:rPr>
-                <m:sty m:val="bi"/>
-              </m:rPr>
-              <w:rPr>
-                <w:rFonts w:ascii="Cambria Math" w:hAnsi="Cambria Math"/>
-                <w:sz w:val="32"/>
-                <w:szCs w:val="44"/>
-              </w:rPr>
-              <m:t>c</m:t>
-            </m:r>
-          </m:sub>
-        </m:sSub>
-        <m:d>
-          <m:dPr>
-            <m:ctrlPr>
-              <w:rPr>
-                <w:rFonts w:ascii="Cambria Math" w:hAnsi="Cambria Math"/>
-                <w:b/>
-                <w:i/>
-                <w:sz w:val="32"/>
-                <w:szCs w:val="44"/>
-              </w:rPr>
-            </m:ctrlPr>
-          </m:dPr>
-          <m:e>
-            <m:r>
-              <m:rPr>
-                <m:sty m:val="bi"/>
-              </m:rPr>
-              <w:rPr>
-                <w:rFonts w:ascii="Cambria Math" w:hAnsi="Cambria Math"/>
-                <w:sz w:val="32"/>
-                <w:szCs w:val="44"/>
-              </w:rPr>
-              <m:t>t</m:t>
-            </m:r>
-          </m:e>
-        </m:d>
-        <m:r>
-          <m:rPr>
-            <m:sty m:val="bi"/>
-          </m:rPr>
-          <w:rPr>
-            <w:rFonts w:ascii="Cambria Math" w:hAnsi="Cambria Math"/>
-            <w:sz w:val="32"/>
-            <w:szCs w:val="44"/>
-          </w:rPr>
-          <m:t>=</m:t>
-        </m:r>
-        <m:sSup>
-          <m:sSupPr>
-            <m:ctrlPr>
-              <w:rPr>
-                <w:rFonts w:ascii="Cambria Math" w:hAnsi="Cambria Math"/>
-                <w:b/>
-                <w:i/>
-                <w:sz w:val="32"/>
-                <w:szCs w:val="44"/>
-              </w:rPr>
-            </m:ctrlPr>
-          </m:sSupPr>
-          <m:e>
-            <m:sSub>
-              <m:sSubPr>
-                <m:ctrlPr>
-                  <w:rPr>
-                    <w:rFonts w:ascii="Cambria Math" w:hAnsi="Cambria Math"/>
-                    <w:b/>
-                    <w:i/>
-                    <w:sz w:val="32"/>
-                    <w:szCs w:val="44"/>
-                  </w:rPr>
-                </m:ctrlPr>
-              </m:sSubPr>
-              <m:e>
-                <m:r>
-                  <m:rPr>
-                    <m:sty m:val="bi"/>
-                  </m:rPr>
-                  <w:rPr>
-                    <w:rFonts w:ascii="Cambria Math" w:hAnsi="Cambria Math"/>
-                    <w:sz w:val="32"/>
-                    <w:szCs w:val="44"/>
-                    <w:lang w:val="en-US"/>
-                  </w:rPr>
-                  <m:t>U</m:t>
-                </m:r>
-              </m:e>
-              <m:sub>
-                <m:sSub>
-                  <m:sSubPr>
-                    <m:ctrlPr>
-                      <w:rPr>
-                        <w:rFonts w:ascii="Cambria Math" w:hAnsi="Cambria Math"/>
-                        <w:b/>
-                        <w:i/>
-                        <w:sz w:val="32"/>
-                        <w:szCs w:val="44"/>
-                      </w:rPr>
-                    </m:ctrlPr>
-                  </m:sSubPr>
-                  <m:e>
-                    <m:r>
-                      <m:rPr>
-                        <m:sty m:val="bi"/>
-                      </m:rPr>
-                      <w:rPr>
-                        <w:rFonts w:ascii="Cambria Math" w:hAnsi="Cambria Math"/>
-                        <w:sz w:val="32"/>
-                        <w:szCs w:val="44"/>
-                      </w:rPr>
-                      <m:t>c</m:t>
-                    </m:r>
-                  </m:e>
-                  <m:sub>
-                    <m:r>
-                      <m:rPr>
-                        <m:sty m:val="bi"/>
-                      </m:rPr>
-                      <w:rPr>
-                        <w:rFonts w:ascii="Cambria Math" w:hAnsi="Cambria Math"/>
-                        <w:sz w:val="32"/>
-                        <w:szCs w:val="44"/>
-                      </w:rPr>
-                      <m:t>0</m:t>
-                    </m:r>
-                  </m:sub>
-                </m:sSub>
-              </m:sub>
-            </m:sSub>
-            <m:r>
-              <m:rPr>
-                <m:sty m:val="bi"/>
-              </m:rPr>
-              <w:rPr>
-                <w:rFonts w:ascii="Cambria Math" w:hAnsi="Cambria Math"/>
-                <w:sz w:val="32"/>
-                <w:szCs w:val="44"/>
-              </w:rPr>
-              <m:t>*</m:t>
-            </m:r>
-            <m:r>
-              <m:rPr>
-                <m:sty m:val="bi"/>
-              </m:rPr>
-              <w:rPr>
-                <w:rFonts w:ascii="Cambria Math" w:hAnsi="Cambria Math"/>
-                <w:sz w:val="32"/>
-                <w:szCs w:val="44"/>
-              </w:rPr>
-              <m:t>e</m:t>
-            </m:r>
-          </m:e>
-          <m:sup>
-            <m:f>
-              <m:fPr>
-                <m:ctrlPr>
-                  <w:rPr>
-                    <w:rFonts w:ascii="Cambria Math" w:hAnsi="Cambria Math"/>
-                    <w:b/>
-                    <w:i/>
-                    <w:sz w:val="32"/>
-                    <w:szCs w:val="44"/>
-                  </w:rPr>
-                </m:ctrlPr>
-              </m:fPr>
-              <m:num>
-                <m:r>
-                  <m:rPr>
-                    <m:sty m:val="bi"/>
-                  </m:rPr>
-                  <w:rPr>
-                    <w:rFonts w:ascii="Cambria Math" w:hAnsi="Cambria Math"/>
-                    <w:sz w:val="32"/>
-                    <w:szCs w:val="44"/>
-                  </w:rPr>
-                  <m:t>-</m:t>
-                </m:r>
-                <m:r>
-                  <m:rPr>
-                    <m:sty m:val="bi"/>
-                  </m:rPr>
-                  <w:rPr>
-                    <w:rFonts w:ascii="Cambria Math" w:hAnsi="Cambria Math"/>
-                    <w:sz w:val="32"/>
-                    <w:szCs w:val="44"/>
-                  </w:rPr>
-                  <m:t>t</m:t>
-                </m:r>
-              </m:num>
-              <m:den>
-                <m:r>
-                  <m:rPr>
-                    <m:sty m:val="bi"/>
-                  </m:rPr>
-                  <w:rPr>
-                    <w:rFonts w:ascii="Cambria Math" w:hAnsi="Cambria Math"/>
-                    <w:sz w:val="28"/>
-                    <w:szCs w:val="28"/>
-                  </w:rPr>
-                  <m:t>(</m:t>
-                </m:r>
-                <m:r>
-                  <m:rPr>
-                    <m:sty m:val="bi"/>
-                  </m:rPr>
-                  <w:rPr>
-                    <w:rFonts w:ascii="Cambria Math" w:hAnsi="Cambria Math"/>
-                    <w:sz w:val="28"/>
-                    <w:szCs w:val="28"/>
-                  </w:rPr>
-                  <m:t>R</m:t>
-                </m:r>
-                <m:r>
-                  <m:rPr>
-                    <m:sty m:val="bi"/>
-                  </m:rPr>
-                  <w:rPr>
-                    <w:rFonts w:ascii="Cambria Math" w:hAnsi="Cambria Math"/>
-                    <w:sz w:val="28"/>
-                    <w:szCs w:val="28"/>
-                  </w:rPr>
-                  <m:t>+</m:t>
-                </m:r>
-                <m:r>
-                  <m:rPr>
-                    <m:sty m:val="bi"/>
-                  </m:rPr>
-                  <w:rPr>
-                    <w:rFonts w:ascii="Cambria Math" w:hAnsi="Cambria Math"/>
-                    <w:sz w:val="28"/>
-                    <w:szCs w:val="28"/>
-                  </w:rPr>
-                  <m:t>r</m:t>
-                </m:r>
-                <m:r>
-                  <m:rPr>
-                    <m:sty m:val="bi"/>
-                  </m:rPr>
-                  <w:rPr>
-                    <w:rFonts w:ascii="Cambria Math" w:hAnsi="Cambria Math"/>
-                    <w:sz w:val="28"/>
-                    <w:szCs w:val="28"/>
-                  </w:rPr>
-                  <m:t>2</m:t>
-                </m:r>
-                <m:r>
-                  <m:rPr>
-                    <m:sty m:val="bi"/>
-                  </m:rPr>
-                  <w:rPr>
-                    <w:rFonts w:ascii="Cambria Math" w:hAnsi="Cambria Math"/>
-                    <w:sz w:val="28"/>
-                    <w:szCs w:val="28"/>
-                  </w:rPr>
-                  <m:t>)</m:t>
-                </m:r>
-                <m:r>
-                  <m:rPr>
-                    <m:sty m:val="bi"/>
-                  </m:rPr>
-                  <w:rPr>
-                    <w:rFonts w:ascii="Cambria Math" w:hAnsi="Cambria Math"/>
-                    <w:sz w:val="32"/>
-                    <w:szCs w:val="44"/>
-                  </w:rPr>
-                  <m:t>*</m:t>
-                </m:r>
-                <m:r>
-                  <m:rPr>
-                    <m:sty m:val="bi"/>
-                  </m:rPr>
-                  <w:rPr>
-                    <w:rFonts w:ascii="Cambria Math" w:hAnsi="Cambria Math"/>
-                    <w:sz w:val="32"/>
-                    <w:szCs w:val="44"/>
-                  </w:rPr>
-                  <m:t>c</m:t>
-                </m:r>
-              </m:den>
-            </m:f>
-          </m:sup>
-        </m:sSup>
-      </m:oMath>
-      <w:r>
-        <w:rPr>
-          <w:b/>
-          <w:sz w:val="32"/>
-          <w:szCs w:val="44"/>
-        </w:rPr>
-        <w:t xml:space="preserve"> – итоговый ответ</w:t>
-      </w:r>
-    </w:p>
-    <w:p>
-      <w:pPr>
-        <w:spacing w:after="0"/>
-        <w:rPr>
-          <w:b/>
-          <w:sz w:val="32"/>
-          <w:szCs w:val="44"/>
-        </w:rPr>
-      </w:pPr>
     </w:p>
     <w:p>
       <w:pPr>
@@ -14275,31 +9551,63 @@
     </w:p>
     <w:p>
       <w:pPr>
+        <w:spacing w:after="160" w:line="276" w:lineRule="auto"/>
         <w:jc w:val="center"/>
-      </w:pPr>
-      <w:r>
-        <w:t xml:space="preserve">Рис. 6. Ток и напряжение при разряде (шкала 10τр)</w:t>
-      </w:r>
-      <w:r>
-        <w:t/>
-      </w:r>
-      <w:r>
-        <w:t xml:space="preserve"/>
-      </w:r>
-      <w:r>
-        <w:t/>
-      </w:r>
-      <w:r>
-        <w:t xml:space="preserve"/>
-      </w:r>
-      <w:r>
-        <w:t/>
+        <w:ind w:firstLine="0"/>
+      </w:pPr>
+      <w:r>
+        <w:rPr>
+          <w:rFonts w:ascii="Times New Roman" w:hAnsi="Times New Roman" w:cs="Times New Roman"/>
+          <w:sz w:val="22"/>
+          <w:szCs w:val="22"/>
+        </w:rPr>
+        <w:t xml:space="preserve">Рис. 6. Ток и напряжение при разряде (шкала 10τр, R = 120 Ом)</w:t>
+      </w:r>
+    </w:p>
+    <w:p>
+      <w:pPr>
+        <w:spacing w:after="160" w:line="276" w:lineRule="auto"/>
+        <w:ind w:firstLine="0"/>
+      </w:pPr>
+      <w:r>
+        <w:rPr>
+          <w:rFonts w:ascii="Times New Roman" w:hAnsi="Times New Roman" w:cs="Times New Roman"/>
+          <w:b/>
+          <w:bCs/>
+          <w:sz w:val="26"/>
+          <w:szCs w:val="26"/>
+        </w:rPr>
+        <w:t xml:space="preserve">Этап 2.1. Разряд при уменьшении R в 10 раз</w:t>
       </w:r>
     </w:p>
     <w:p>
       <w:pPr>
         <w:jc w:val="center"/>
-      </w:pPr>
+        <w:spacing w:after="80"/>
+      </w:pPr>
+      <m:oMath>
+        <m:r>
+          <w:rPr>
+            <w:rFonts w:ascii="Cambria Math" w:hAnsi="Cambria Math"/>
+            <w:sz w:val="28"/>
+          </w:rPr>
+          <m:t xml:space="preserve">R = 12 Ом,   L = 9·10^(-4) Гн</m:t>
+        </m:r>
+      </m:oMath>
+    </w:p>
+    <w:p>
+      <w:pPr>
+        <w:spacing w:after="160" w:line="276" w:lineRule="auto"/>
+        <w:ind w:firstLine="360"/>
+      </w:pPr>
+      <w:r>
+        <w:rPr>
+          <w:rFonts w:ascii="Times New Roman" w:hAnsi="Times New Roman" w:cs="Times New Roman"/>
+          <w:sz w:val="24"/>
+          <w:szCs w:val="24"/>
+        </w:rPr>
+        <w:t xml:space="preserve">Постоянная τр больше, разряд длится дольше.</w:t>
+      </w:r>
     </w:p>
     <w:p>
       <w:r>
@@ -14346,135 +9654,49 @@
     </w:p>
     <w:p>
       <w:pPr>
-        <w:spacing w:line="259" w:lineRule="auto"/>
+        <w:spacing w:after="160" w:line="276" w:lineRule="auto"/>
         <w:jc w:val="center"/>
-        <w:rPr>
-          <w:i/>
-          <w:sz w:val="28"/>
-        </w:rPr>
-      </w:pPr>
-      <w:r>
-        <w:t>Рис. 7. Разряд катушки при уменьшении R в 10 раз (R = 12 Ом).</w:t>
-      </w:r>
-      <w:r>
-        <w:t xml:space="preserve"/>
-      </w:r>
-      <w:r>
-        <w:t/>
-      </w:r>
-      <w:r>
-        <w:t/>
-      </w:r>
-      <w:r>
-        <w:t xml:space="preserve"/>
-      </w:r>
-      <m:oMath>
-        <m:r>
-          <w:rPr>
-            <w:rFonts w:ascii="Cambria Math" w:hAnsi="Cambria Math"/>
-          </w:rPr>
-          <m:t>C=</m:t>
-        </m:r>
-        <m:sSup>
-          <m:sSupPr>
-            <m:ctrlPr>
-              <w:rPr>
-                <w:rFonts w:ascii="Cambria Math" w:hAnsi="Cambria Math"/>
-              </w:rPr>
-            </m:ctrlPr>
-          </m:sSupPr>
-          <m:e>
-            <m:r>
-              <w:rPr>
-                <w:rFonts w:ascii="Cambria Math" w:hAnsi="Cambria Math"/>
-              </w:rPr>
-              <m:t>4*10</m:t>
-            </m:r>
-          </m:e>
-          <m:sup>
-            <m:r>
-              <w:rPr>
-                <w:rFonts w:ascii="Cambria Math" w:hAnsi="Cambria Math"/>
-              </w:rPr>
-              <m:t>-3</m:t>
-            </m:r>
-          </m:sup>
-        </m:sSup>
-        <m:r>
-          <w:rPr>
-            <w:rFonts w:ascii="Cambria Math" w:hAnsi="Cambria Math"/>
-          </w:rPr>
-          <m:t>Ф</m:t>
-        </m:r>
-      </m:oMath>
-    </w:p>
-    <w:p>
-      <w:pPr>
-        <w:spacing w:line="259" w:lineRule="auto"/>
+        <w:ind w:firstLine="0"/>
+      </w:pPr>
+      <w:r>
+        <w:rPr>
+          <w:rFonts w:ascii="Times New Roman" w:hAnsi="Times New Roman" w:cs="Times New Roman"/>
+          <w:sz w:val="22"/>
+          <w:szCs w:val="22"/>
+        </w:rPr>
+        <w:t xml:space="preserve">Рис. 7. Разряд катушки при R = 12 Ом</w:t>
+      </w:r>
+    </w:p>
+    <w:p>
+      <w:pPr>
+        <w:spacing w:after="160" w:line="276" w:lineRule="auto"/>
         <w:jc w:val="center"/>
-        <w:rPr>
-          <w:i/>
-          <w:sz w:val="28"/>
-        </w:rPr>
-      </w:pPr>
-      <w:r>
-        <w:rPr>
-          <w:i/>
-          <w:sz w:val="28"/>
-        </w:rPr>
-        <w:br w:type="page"/>
-      </w:r>
-    </w:p>
-    <w:p>
-      <w:pPr>
-        <w:jc w:val="center"/>
-        <w:rPr>
-          <w:b/>
-          <w:sz w:val="28"/>
-        </w:rPr>
-      </w:pPr>
-      <w:r>
-        <w:rPr>
-          <w:b/>
-          <w:sz w:val="28"/>
-        </w:rPr>
-        <w:lastRenderedPageBreak/>
-        <w:t>Вывод</w:t>
-      </w:r>
-    </w:p>
-    <w:p>
-      <w:pPr>
-        <w:spacing w:line="360" w:lineRule="auto"/>
-        <w:ind w:firstLine="709"/>
-        <w:jc w:val="both"/>
+        <w:ind w:firstLine="0"/>
+      </w:pPr>
+      <w:r>
         <w:rPr>
           <w:rFonts w:ascii="Times New Roman" w:hAnsi="Times New Roman" w:cs="Times New Roman"/>
-          <w:sz w:val="28"/>
-        </w:rPr>
-      </w:pPr>
-      <w:r>
-        <w:rPr>
-          <w:rFonts w:ascii="Times New Roman" w:eastAsia="Times New Roman" w:hAnsi="Times New Roman"/>
-          <w:sz w:val="28"/>
-        </w:rPr>
-        <w:t>Ток и напряжение на катушке меняются по экспоненте. При заряде Iз растёт от нуля до E/r, а напряжение на катушке падает от E до 0. Для L = 9·10⁻⁴ Гн и r = 9 Ом постоянная τз = L/r = 10⁻⁴ с, за 0,3–0,5 мс переходный процесс практически заканчивается. Разряд идёт через R = 120 Ом, τр = L/R = 7,5·10⁻⁶ с, то есть заметно быстрее. Если смотреть разряд на том же шаге, что и заряд, кривая сразу уходит в ноль — её имеет смысл строить отдельно, с более мелким шагом. При уменьшении L в три раза ток выходит на E/r раньше. Если уменьшить r, установившийся ток становится больше, а постоянная времени растёт. В целом длительность процесса определяется отношением L к сопротивлению контура.</w:t>
-      </w:r>
-    </w:p>
-    <w:p>
-      <w:pPr>
-        <w:rPr>
-          <w:iCs/>
-          <w:sz w:val="28"/>
-        </w:rPr>
-      </w:pPr>
-    </w:p>
-    <w:p>
-      <w:pPr>
-        <w:rPr>
+          <w:b/>
+          <w:bCs/>
           <w:sz w:val="32"/>
           <w:szCs w:val="32"/>
         </w:rPr>
-      </w:pPr>
+        <w:t xml:space="preserve">Вывод</w:t>
+      </w:r>
+    </w:p>
+    <w:p>
+      <w:pPr>
+        <w:spacing w:after="160" w:line="276" w:lineRule="auto"/>
+        <w:ind w:firstLine="360"/>
+      </w:pPr>
+      <w:r>
+        <w:rPr>
+          <w:rFonts w:ascii="Times New Roman" w:hAnsi="Times New Roman" w:cs="Times New Roman"/>
+          <w:sz w:val="24"/>
+          <w:szCs w:val="24"/>
+        </w:rPr>
+        <w:t xml:space="preserve">Ток и напряжение на катушке меняются по экспоненте. При заряде Iз растёт от нуля до E/r, а напряжение на катушке падает от E до 0. Для L = 9·10⁻⁴ Гн и r = 9 Ом постоянная τз = L/r = 10⁻⁴ с, за 0,3–0,5 мс переходный процесс практически заканчивается. Разряд идёт через R = 120 Ом, τр = L/R = 7,5·10⁻⁶ с, то есть заметно быстрее. Если смотреть разряд на том же шаге, что и заряд, кривая сразу уходит в ноль — её имеет смысл строить отдельно, с более мелким шагом. При уменьшении L в три раза ток выходит на E/r раньше. Если уменьшить r, установившийся ток становится больше, а постоянная времени растёт. В целом длительность процесса определяется отношением L к сопротивлению контура.</w:t>
+      </w:r>
     </w:p>
     <w:sectPr>
       <w:pgSz w:w="11906" w:h="16838"/>

--- a/Daniil/задание 1.docx
+++ b/Daniil/задание 1.docx
@@ -9695,7 +9695,21 @@
           <w:sz w:val="24"/>
           <w:szCs w:val="24"/>
         </w:rPr>
-        <w:t xml:space="preserve">Ток и напряжение на катушке меняются по экспоненте. При заряде Iз растёт от нуля до E/r, а напряжение на катушке падает от E до 0. Для L = 9·10⁻⁴ Гн и r = 9 Ом постоянная τз = L/r = 10⁻⁴ с, за 0,3–0,5 мс переходный процесс практически заканчивается. Разряд идёт через R = 120 Ом, τр = L/R = 7,5·10⁻⁶ с, то есть заметно быстрее. Если смотреть разряд на том же шаге, что и заряд, кривая сразу уходит в ноль — её имеет смысл строить отдельно, с более мелким шагом. При уменьшении L в три раза ток выходит на E/r раньше. Если уменьшить r, установившийся ток становится больше, а постоянная времени растёт. В целом длительность процесса определяется отношением L к сопротивлению контура.</w:t>
+        <w:t xml:space="preserve">По графикам заряд и разряд катушки идут по экспоненте, как и выходило из уравнения. Пока ключ на источнике, ток нарастает от нуля до E/r ≈ 0,89 А, а напряжение на L в первый момент равно 8 В и быстро падает. У нас L = 9·10⁻⁴ Гн и r = 9 Ом, τз = 10⁻⁴ с — к половине миллисекунды кривые уже почти горизонтальные, дальше считать почти нечего. Разряд через 120 Ом гораздо короче: τр ≈ 7,5 мкс. С тем же шагом, что заряд, на графике от него ничего не остаётся, поэтому разряд я вынес на отдельную шкалу, примерно 10τр.</w:t>
+      </w:r>
+    </w:p>
+    <w:p>
+      <w:pPr>
+        <w:spacing w:after="160" w:line="276" w:lineRule="auto"/>
+        <w:ind w:firstLine="360"/>
+      </w:pPr>
+      <w:r>
+        <w:rPr>
+          <w:rFonts w:ascii="Times New Roman" w:hAnsi="Times New Roman" w:cs="Times New Roman"/>
+          <w:sz w:val="24"/>
+          <w:szCs w:val="24"/>
+        </w:rPr>
+        <w:t xml:space="preserve">Когда уменьшал L втрое, ток выходил на полку заметно раньше. При r = 4,5 Ом полка выше, около 1,8 А, переход чуть длиннее. С R = 12 Ом разряд тоже растягивается. Постоянная времени тут просто L, делённая на сопротивление того контура, который сейчас замкнут.</w:t>
       </w:r>
     </w:p>
     <w:sectPr>

--- a/Daniil/задание 1.docx
+++ b/Daniil/задание 1.docx
@@ -361,7 +361,7 @@
       <w:pPr>
         <w:pStyle w:val="FR1"/>
         <w:ind w:firstLine="397"/>
-        <w:jc w:val="both"/>
+        <w:jc w:val="center"/>
         <w:rPr>
           <w:rFonts w:ascii="Times New Roman" w:hAnsi="Times New Roman"/>
           <w:b w:val="0"/>
@@ -7668,271 +7668,6 @@
         </w:tc>
       </w:tr>
     </w:tbl>
-    <w:p/>
-    <w:p>
-      <w:pPr>
-        <w:jc w:val="center"/>
-        <w:rPr>
-          <w:b/>
-          <w:bCs/>
-          <w:iCs/>
-          <w:sz w:val="28"/>
-          <w:szCs w:val="32"/>
-        </w:rPr>
-      </w:pPr>
-    </w:p>
-    <w:p>
-      <w:pPr>
-        <w:jc w:val="center"/>
-        <w:rPr>
-          <w:b/>
-          <w:bCs/>
-          <w:iCs/>
-          <w:sz w:val="28"/>
-          <w:szCs w:val="32"/>
-        </w:rPr>
-      </w:pPr>
-    </w:p>
-    <w:p>
-      <w:pPr>
-        <w:jc w:val="center"/>
-        <w:rPr>
-          <w:b/>
-          <w:bCs/>
-          <w:iCs/>
-          <w:sz w:val="28"/>
-          <w:szCs w:val="32"/>
-        </w:rPr>
-      </w:pPr>
-    </w:p>
-    <w:p>
-      <w:pPr>
-        <w:jc w:val="center"/>
-        <w:rPr>
-          <w:b/>
-          <w:bCs/>
-          <w:iCs/>
-          <w:sz w:val="28"/>
-          <w:szCs w:val="32"/>
-        </w:rPr>
-      </w:pPr>
-    </w:p>
-    <w:p>
-      <w:pPr>
-        <w:jc w:val="center"/>
-        <w:rPr>
-          <w:b/>
-          <w:bCs/>
-          <w:iCs/>
-          <w:sz w:val="28"/>
-          <w:szCs w:val="32"/>
-        </w:rPr>
-      </w:pPr>
-    </w:p>
-    <w:p>
-      <w:pPr>
-        <w:jc w:val="center"/>
-        <w:rPr>
-          <w:b/>
-          <w:bCs/>
-          <w:iCs/>
-          <w:sz w:val="28"/>
-          <w:szCs w:val="32"/>
-        </w:rPr>
-      </w:pPr>
-    </w:p>
-    <w:p>
-      <w:pPr>
-        <w:jc w:val="center"/>
-        <w:rPr>
-          <w:b/>
-          <w:bCs/>
-          <w:iCs/>
-          <w:sz w:val="28"/>
-          <w:szCs w:val="32"/>
-        </w:rPr>
-      </w:pPr>
-    </w:p>
-    <w:p>
-      <w:pPr>
-        <w:jc w:val="center"/>
-        <w:rPr>
-          <w:b/>
-          <w:bCs/>
-          <w:iCs/>
-          <w:sz w:val="28"/>
-          <w:szCs w:val="32"/>
-        </w:rPr>
-      </w:pPr>
-    </w:p>
-    <w:p>
-      <w:pPr>
-        <w:jc w:val="center"/>
-        <w:rPr>
-          <w:b/>
-          <w:bCs/>
-          <w:iCs/>
-          <w:sz w:val="28"/>
-          <w:szCs w:val="32"/>
-        </w:rPr>
-      </w:pPr>
-    </w:p>
-    <w:p>
-      <w:pPr>
-        <w:jc w:val="center"/>
-        <w:rPr>
-          <w:b/>
-          <w:bCs/>
-          <w:iCs/>
-          <w:sz w:val="28"/>
-          <w:szCs w:val="32"/>
-        </w:rPr>
-      </w:pPr>
-    </w:p>
-    <w:p>
-      <w:pPr>
-        <w:jc w:val="center"/>
-        <w:rPr>
-          <w:b/>
-          <w:bCs/>
-          <w:iCs/>
-          <w:sz w:val="28"/>
-          <w:szCs w:val="32"/>
-        </w:rPr>
-      </w:pPr>
-    </w:p>
-    <w:p>
-      <w:pPr>
-        <w:jc w:val="center"/>
-        <w:rPr>
-          <w:b/>
-          <w:bCs/>
-          <w:iCs/>
-          <w:sz w:val="28"/>
-          <w:szCs w:val="32"/>
-        </w:rPr>
-      </w:pPr>
-    </w:p>
-    <w:p>
-      <w:pPr>
-        <w:jc w:val="center"/>
-        <w:rPr>
-          <w:b/>
-          <w:bCs/>
-          <w:iCs/>
-          <w:sz w:val="28"/>
-          <w:szCs w:val="32"/>
-        </w:rPr>
-      </w:pPr>
-    </w:p>
-    <w:p>
-      <w:pPr>
-        <w:jc w:val="center"/>
-        <w:rPr>
-          <w:b/>
-          <w:bCs/>
-          <w:iCs/>
-          <w:sz w:val="28"/>
-          <w:szCs w:val="32"/>
-        </w:rPr>
-      </w:pPr>
-    </w:p>
-    <w:p>
-      <w:pPr>
-        <w:jc w:val="center"/>
-        <w:rPr>
-          <w:b/>
-          <w:bCs/>
-          <w:iCs/>
-          <w:sz w:val="28"/>
-          <w:szCs w:val="32"/>
-        </w:rPr>
-      </w:pPr>
-    </w:p>
-    <w:p>
-      <w:pPr>
-        <w:jc w:val="center"/>
-        <w:rPr>
-          <w:b/>
-          <w:bCs/>
-          <w:iCs/>
-          <w:sz w:val="28"/>
-          <w:szCs w:val="32"/>
-        </w:rPr>
-      </w:pPr>
-    </w:p>
-    <w:p>
-      <w:pPr>
-        <w:jc w:val="center"/>
-        <w:rPr>
-          <w:b/>
-          <w:bCs/>
-          <w:iCs/>
-          <w:sz w:val="28"/>
-          <w:szCs w:val="32"/>
-        </w:rPr>
-      </w:pPr>
-    </w:p>
-    <w:p>
-      <w:pPr>
-        <w:jc w:val="center"/>
-        <w:rPr>
-          <w:b/>
-          <w:bCs/>
-          <w:iCs/>
-          <w:sz w:val="28"/>
-          <w:szCs w:val="32"/>
-        </w:rPr>
-      </w:pPr>
-    </w:p>
-    <w:p>
-      <w:pPr>
-        <w:jc w:val="center"/>
-        <w:rPr>
-          <w:b/>
-          <w:bCs/>
-          <w:iCs/>
-          <w:sz w:val="28"/>
-          <w:szCs w:val="32"/>
-        </w:rPr>
-      </w:pPr>
-    </w:p>
-    <w:p>
-      <w:pPr>
-        <w:jc w:val="center"/>
-        <w:rPr>
-          <w:b/>
-          <w:bCs/>
-          <w:iCs/>
-          <w:sz w:val="28"/>
-          <w:szCs w:val="32"/>
-        </w:rPr>
-      </w:pPr>
-    </w:p>
-    <w:p>
-      <w:pPr>
-        <w:jc w:val="center"/>
-        <w:rPr>
-          <w:b/>
-          <w:bCs/>
-          <w:iCs/>
-          <w:sz w:val="28"/>
-          <w:szCs w:val="32"/>
-        </w:rPr>
-      </w:pPr>
-    </w:p>
-    <w:p>
-      <w:pPr>
-        <w:jc w:val="center"/>
-        <w:rPr>
-          <w:b/>
-          <w:bCs/>
-          <w:iCs/>
-          <w:sz w:val="28"/>
-          <w:szCs w:val="32"/>
-        </w:rPr>
-      </w:pPr>
-    </w:p>
     <w:p>
       <w:pPr>
         <w:spacing w:after="160" w:line="276" w:lineRule="auto"/>
@@ -8342,18 +8077,20 @@
     </w:tbl>
     <w:p>
       <w:pPr>
+        <w:spacing w:after="160" w:line="276" w:lineRule="auto"/>
         <w:jc w:val="center"/>
-        <w:spacing w:after="80"/>
-      </w:pPr>
-      <m:oMath>
-        <m:r>
-          <w:rPr>
-            <w:rFonts w:ascii="Cambria Math" w:hAnsi="Cambria Math"/>
-            <w:sz w:val="28"/>
-          </w:rPr>
-          <m:t xml:space="preserve">E = 8 В;   L = 9·10^(-4) Гн;   R = 120 Ом;   r = 9 Ом;   t0 = 0 с;   I(t0) = 0 А.</m:t>
-        </m:r>
-      </m:oMath>
+        <w:ind w:firstLine="0"/>
+      </w:pPr>
+      <w:r>
+        <w:rPr>
+          <w:rFonts w:ascii="Times New Roman" w:hAnsi="Times New Roman" w:cs="Times New Roman"/>
+          <w:sz w:val="24"/>
+          <w:szCs w:val="24"/>
+          <w:i/>
+          <w:iCs/>
+        </w:rPr>
+        <w:t xml:space="preserve">E = 8 В;   L = 9·10⁻⁴ Гн;   R = 120 Ом;   r = 9 Ом;   t0 = 0 с;   I(t0) = 0 А.</w:t>
+      </w:r>
     </w:p>
     <w:p>
       <w:pPr>
@@ -8478,48 +8215,54 @@
     </w:p>
     <w:p>
       <w:pPr>
+        <w:spacing w:after="160" w:line="276" w:lineRule="auto"/>
         <w:jc w:val="center"/>
-        <w:spacing w:after="80"/>
-      </w:pPr>
-      <m:oMath>
-        <m:r>
-          <w:rPr>
-            <w:rFonts w:ascii="Cambria Math" w:hAnsi="Cambria Math"/>
-            <w:sz w:val="28"/>
-          </w:rPr>
-          <m:t xml:space="preserve">E = i·r + u_L    | второй закон Кирхгофа</m:t>
-        </m:r>
-      </m:oMath>
-    </w:p>
-    <w:p>
-      <w:pPr>
+        <w:ind w:firstLine="0"/>
+      </w:pPr>
+      <w:r>
+        <w:rPr>
+          <w:rFonts w:ascii="Times New Roman" w:hAnsi="Times New Roman" w:cs="Times New Roman"/>
+          <w:sz w:val="24"/>
+          <w:szCs w:val="24"/>
+          <w:i/>
+          <w:iCs/>
+        </w:rPr>
+        <w:t xml:space="preserve">E = i·r + u_L     (второй закон Кирхгофа)</w:t>
+      </w:r>
+    </w:p>
+    <w:p>
+      <w:pPr>
+        <w:spacing w:after="160" w:line="276" w:lineRule="auto"/>
         <w:jc w:val="center"/>
-        <w:spacing w:after="80"/>
-      </w:pPr>
-      <m:oMath>
-        <m:r>
-          <w:rPr>
-            <w:rFonts w:ascii="Cambria Math" w:hAnsi="Cambria Math"/>
-            <w:sz w:val="28"/>
-          </w:rPr>
-          <m:t xml:space="preserve">u_L = L · di/dt    | закон электромагнитной индукции</m:t>
-        </m:r>
-      </m:oMath>
-    </w:p>
-    <w:p>
-      <w:pPr>
+        <w:ind w:firstLine="0"/>
+      </w:pPr>
+      <w:r>
+        <w:rPr>
+          <w:rFonts w:ascii="Times New Roman" w:hAnsi="Times New Roman" w:cs="Times New Roman"/>
+          <w:sz w:val="24"/>
+          <w:szCs w:val="24"/>
+          <w:i/>
+          <w:iCs/>
+        </w:rPr>
+        <w:t xml:space="preserve">u_L = L · di/dt     (закон электромагнитной индукции)</w:t>
+      </w:r>
+    </w:p>
+    <w:p>
+      <w:pPr>
+        <w:spacing w:after="160" w:line="276" w:lineRule="auto"/>
         <w:jc w:val="center"/>
-        <w:spacing w:after="80"/>
-      </w:pPr>
-      <m:oMath>
-        <m:r>
-          <w:rPr>
-            <w:rFonts w:ascii="Cambria Math" w:hAnsi="Cambria Math"/>
-            <w:sz w:val="28"/>
-          </w:rPr>
-          <m:t xml:space="preserve">u_r = i·r    | закон Ома</m:t>
-        </m:r>
-      </m:oMath>
+        <w:ind w:firstLine="0"/>
+      </w:pPr>
+      <w:r>
+        <w:rPr>
+          <w:rFonts w:ascii="Times New Roman" w:hAnsi="Times New Roman" w:cs="Times New Roman"/>
+          <w:sz w:val="24"/>
+          <w:szCs w:val="24"/>
+          <w:i/>
+          <w:iCs/>
+        </w:rPr>
+        <w:t xml:space="preserve">u_r = i·r     (закон Ома)</w:t>
+      </w:r>
     </w:p>
     <w:p>
       <w:pPr>
@@ -8539,63 +8282,71 @@
     </w:p>
     <w:p>
       <w:pPr>
+        <w:spacing w:after="160" w:line="276" w:lineRule="auto"/>
         <w:jc w:val="center"/>
-        <w:spacing w:after="80"/>
-      </w:pPr>
-      <m:oMath>
-        <m:r>
-          <w:rPr>
-            <w:rFonts w:ascii="Cambria Math" w:hAnsi="Cambria Math"/>
-            <w:sz w:val="28"/>
-          </w:rPr>
-          <m:t xml:space="preserve">E = i·r + L·di/dt</m:t>
-        </m:r>
-      </m:oMath>
-    </w:p>
-    <w:p>
-      <w:pPr>
+        <w:ind w:firstLine="0"/>
+      </w:pPr>
+      <w:r>
+        <w:rPr>
+          <w:rFonts w:ascii="Times New Roman" w:hAnsi="Times New Roman" w:cs="Times New Roman"/>
+          <w:sz w:val="24"/>
+          <w:szCs w:val="24"/>
+          <w:i/>
+          <w:iCs/>
+        </w:rPr>
+        <w:t xml:space="preserve">E = i·r + L·di/dt</w:t>
+      </w:r>
+    </w:p>
+    <w:p>
+      <w:pPr>
+        <w:spacing w:after="160" w:line="276" w:lineRule="auto"/>
         <w:jc w:val="center"/>
-        <w:spacing w:after="80"/>
-      </w:pPr>
-      <m:oMath>
-        <m:r>
-          <w:rPr>
-            <w:rFonts w:ascii="Cambria Math" w:hAnsi="Cambria Math"/>
-            <w:sz w:val="28"/>
-          </w:rPr>
-          <m:t xml:space="preserve">L·di/dt + r·i = E</m:t>
-        </m:r>
-      </m:oMath>
-    </w:p>
-    <w:p>
-      <w:pPr>
+        <w:ind w:firstLine="0"/>
+      </w:pPr>
+      <w:r>
+        <w:rPr>
+          <w:rFonts w:ascii="Times New Roman" w:hAnsi="Times New Roman" w:cs="Times New Roman"/>
+          <w:sz w:val="24"/>
+          <w:szCs w:val="24"/>
+          <w:i/>
+          <w:iCs/>
+        </w:rPr>
+        <w:t xml:space="preserve">L·di/dt + r·i = E</w:t>
+      </w:r>
+    </w:p>
+    <w:p>
+      <w:pPr>
+        <w:spacing w:after="160" w:line="276" w:lineRule="auto"/>
         <w:jc w:val="center"/>
-        <w:spacing w:after="80"/>
-      </w:pPr>
-      <m:oMath>
-        <m:r>
-          <w:rPr>
-            <w:rFonts w:ascii="Cambria Math" w:hAnsi="Cambria Math"/>
-            <w:sz w:val="28"/>
-          </w:rPr>
-          <m:t xml:space="preserve">di/dt + (r/L)·i = E/L</m:t>
-        </m:r>
-      </m:oMath>
-    </w:p>
-    <w:p>
-      <w:pPr>
+        <w:ind w:firstLine="0"/>
+      </w:pPr>
+      <w:r>
+        <w:rPr>
+          <w:rFonts w:ascii="Times New Roman" w:hAnsi="Times New Roman" w:cs="Times New Roman"/>
+          <w:sz w:val="24"/>
+          <w:szCs w:val="24"/>
+          <w:i/>
+          <w:iCs/>
+        </w:rPr>
+        <w:t xml:space="preserve">di/dt + (r/L)·i = E/L</w:t>
+      </w:r>
+    </w:p>
+    <w:p>
+      <w:pPr>
+        <w:spacing w:after="160" w:line="276" w:lineRule="auto"/>
         <w:jc w:val="center"/>
-        <w:spacing w:after="80"/>
-      </w:pPr>
-      <m:oMath>
-        <m:r>
-          <w:rPr>
-            <w:rFonts w:ascii="Cambria Math" w:hAnsi="Cambria Math"/>
-            <w:sz w:val="28"/>
-          </w:rPr>
-          <m:t xml:space="preserve">di/dt = (E − i·r)/L</m:t>
-        </m:r>
-      </m:oMath>
+        <w:ind w:firstLine="0"/>
+      </w:pPr>
+      <w:r>
+        <w:rPr>
+          <w:rFonts w:ascii="Times New Roman" w:hAnsi="Times New Roman" w:cs="Times New Roman"/>
+          <w:sz w:val="24"/>
+          <w:szCs w:val="24"/>
+          <w:i/>
+          <w:iCs/>
+        </w:rPr>
+        <w:t xml:space="preserve">di/dt = (E − i·r)/L</w:t>
+      </w:r>
     </w:p>
     <w:p>
       <w:pPr>
@@ -8615,18 +8366,20 @@
     </w:p>
     <w:p>
       <w:pPr>
+        <w:spacing w:after="160" w:line="276" w:lineRule="auto"/>
         <w:jc w:val="center"/>
-        <w:spacing w:after="80"/>
-      </w:pPr>
-      <m:oMath>
-        <m:r>
-          <w:rPr>
-            <w:rFonts w:ascii="Cambria Math" w:hAnsi="Cambria Math"/>
-            <w:sz w:val="28"/>
-          </w:rPr>
-          <m:t xml:space="preserve">di/dt = (E − i·r)/L</m:t>
-        </m:r>
-      </m:oMath>
+        <w:ind w:firstLine="0"/>
+      </w:pPr>
+      <w:r>
+        <w:rPr>
+          <w:rFonts w:ascii="Times New Roman" w:hAnsi="Times New Roman" w:cs="Times New Roman"/>
+          <w:sz w:val="24"/>
+          <w:szCs w:val="24"/>
+          <w:i/>
+          <w:iCs/>
+        </w:rPr>
+        <w:t xml:space="preserve">di/dt = (E − i·r)/L</w:t>
+      </w:r>
     </w:p>
     <w:p>
       <w:pPr>
@@ -8646,18 +8399,20 @@
     </w:p>
     <w:p>
       <w:pPr>
+        <w:spacing w:after="160" w:line="276" w:lineRule="auto"/>
         <w:jc w:val="center"/>
-        <w:spacing w:after="80"/>
-      </w:pPr>
-      <m:oMath>
-        <m:r>
-          <w:rPr>
-            <w:rFonts w:ascii="Cambria Math" w:hAnsi="Cambria Math"/>
-            <w:sz w:val="28"/>
-          </w:rPr>
-          <m:t xml:space="preserve">I(0) = 0;    t0 = 0</m:t>
-        </m:r>
-      </m:oMath>
+        <w:ind w:firstLine="0"/>
+      </w:pPr>
+      <w:r>
+        <w:rPr>
+          <w:rFonts w:ascii="Times New Roman" w:hAnsi="Times New Roman" w:cs="Times New Roman"/>
+          <w:sz w:val="24"/>
+          <w:szCs w:val="24"/>
+          <w:i/>
+          <w:iCs/>
+        </w:rPr>
+        <w:t xml:space="preserve">I(0) = 0,    t0 = 0</w:t>
+      </w:r>
     </w:p>
     <w:p>
       <w:pPr>
@@ -8677,63 +8432,71 @@
     </w:p>
     <w:p>
       <w:pPr>
+        <w:spacing w:after="160" w:line="276" w:lineRule="auto"/>
         <w:jc w:val="center"/>
-        <w:spacing w:after="80"/>
-      </w:pPr>
-      <m:oMath>
-        <m:r>
-          <w:rPr>
-            <w:rFonts w:ascii="Cambria Math" w:hAnsi="Cambria Math"/>
-            <w:sz w:val="28"/>
-          </w:rPr>
-          <m:t xml:space="preserve">di/(i − E/r) = − (r/L) dt</m:t>
-        </m:r>
-      </m:oMath>
-    </w:p>
-    <w:p>
-      <w:pPr>
+        <w:ind w:firstLine="0"/>
+      </w:pPr>
+      <w:r>
+        <w:rPr>
+          <w:rFonts w:ascii="Times New Roman" w:hAnsi="Times New Roman" w:cs="Times New Roman"/>
+          <w:sz w:val="24"/>
+          <w:szCs w:val="24"/>
+          <w:i/>
+          <w:iCs/>
+        </w:rPr>
+        <w:t xml:space="preserve">di / (i − E/r) = − (r/L) dt</w:t>
+      </w:r>
+    </w:p>
+    <w:p>
+      <w:pPr>
+        <w:spacing w:after="160" w:line="276" w:lineRule="auto"/>
         <w:jc w:val="center"/>
-        <w:spacing w:after="80"/>
-      </w:pPr>
-      <m:oMath>
-        <m:r>
-          <w:rPr>
-            <w:rFonts w:ascii="Cambria Math" w:hAnsi="Cambria Math"/>
-            <w:sz w:val="28"/>
-          </w:rPr>
-          <m:t xml:space="preserve">ln|i − E/r| = − (r/L)·t + C1</m:t>
-        </m:r>
-      </m:oMath>
-    </w:p>
-    <w:p>
-      <w:pPr>
+        <w:ind w:firstLine="0"/>
+      </w:pPr>
+      <w:r>
+        <w:rPr>
+          <w:rFonts w:ascii="Times New Roman" w:hAnsi="Times New Roman" w:cs="Times New Roman"/>
+          <w:sz w:val="24"/>
+          <w:szCs w:val="24"/>
+          <w:i/>
+          <w:iCs/>
+        </w:rPr>
+        <w:t xml:space="preserve">ln|i − E/r| = − (r/L)·t + C1</w:t>
+      </w:r>
+    </w:p>
+    <w:p>
+      <w:pPr>
+        <w:spacing w:after="160" w:line="276" w:lineRule="auto"/>
         <w:jc w:val="center"/>
-        <w:spacing w:after="80"/>
-      </w:pPr>
-      <m:oMath>
-        <m:r>
-          <w:rPr>
-            <w:rFonts w:ascii="Cambria Math" w:hAnsi="Cambria Math"/>
-            <w:sz w:val="28"/>
-          </w:rPr>
-          <m:t xml:space="preserve">i − E/r = C2 · e^(− t r/L)</m:t>
-        </m:r>
-      </m:oMath>
-    </w:p>
-    <w:p>
-      <w:pPr>
+        <w:ind w:firstLine="0"/>
+      </w:pPr>
+      <w:r>
+        <w:rPr>
+          <w:rFonts w:ascii="Times New Roman" w:hAnsi="Times New Roman" w:cs="Times New Roman"/>
+          <w:sz w:val="24"/>
+          <w:szCs w:val="24"/>
+          <w:i/>
+          <w:iCs/>
+        </w:rPr>
+        <w:t xml:space="preserve">i − E/r = C2 · exp(−t·r/L)</w:t>
+      </w:r>
+    </w:p>
+    <w:p>
+      <w:pPr>
+        <w:spacing w:after="160" w:line="276" w:lineRule="auto"/>
         <w:jc w:val="center"/>
-        <w:spacing w:after="80"/>
-      </w:pPr>
-      <m:oMath>
-        <m:r>
-          <w:rPr>
-            <w:rFonts w:ascii="Cambria Math" w:hAnsi="Cambria Math"/>
-            <w:sz w:val="28"/>
-          </w:rPr>
-          <m:t xml:space="preserve">I(0)=0  ⇒  C2 = − E/r</m:t>
-        </m:r>
-      </m:oMath>
+        <w:ind w:firstLine="0"/>
+      </w:pPr>
+      <w:r>
+        <w:rPr>
+          <w:rFonts w:ascii="Times New Roman" w:hAnsi="Times New Roman" w:cs="Times New Roman"/>
+          <w:sz w:val="24"/>
+          <w:szCs w:val="24"/>
+          <w:i/>
+          <w:iCs/>
+        </w:rPr>
+        <w:t xml:space="preserve">I(0) = 0  ⇒  C2 = − E/r</w:t>
+      </w:r>
     </w:p>
     <w:p>
       <w:pPr>
@@ -8753,48 +8516,54 @@
     </w:p>
     <w:p>
       <w:pPr>
+        <w:spacing w:after="160" w:line="276" w:lineRule="auto"/>
         <w:jc w:val="center"/>
-        <w:spacing w:after="80"/>
-      </w:pPr>
-      <m:oMath>
-        <m:r>
-          <w:rPr>
-            <w:rFonts w:ascii="Cambria Math" w:hAnsi="Cambria Math"/>
-            <w:sz w:val="28"/>
-          </w:rPr>
-          <m:t xml:space="preserve">Iз(t) = (E/r)(1 − e^(− t r/L))</m:t>
-        </m:r>
-      </m:oMath>
-    </w:p>
-    <w:p>
-      <w:pPr>
+        <w:ind w:firstLine="0"/>
+      </w:pPr>
+      <w:r>
+        <w:rPr>
+          <w:rFonts w:ascii="Times New Roman" w:hAnsi="Times New Roman" w:cs="Times New Roman"/>
+          <w:sz w:val="24"/>
+          <w:szCs w:val="24"/>
+          <w:i/>
+          <w:iCs/>
+        </w:rPr>
+        <w:t xml:space="preserve">Iз(t) = (E/r)·(1 − exp(−t·r/L))</w:t>
+      </w:r>
+    </w:p>
+    <w:p>
+      <w:pPr>
+        <w:spacing w:after="160" w:line="276" w:lineRule="auto"/>
         <w:jc w:val="center"/>
-        <w:spacing w:after="80"/>
-      </w:pPr>
-      <m:oMath>
-        <m:r>
-          <w:rPr>
-            <w:rFonts w:ascii="Cambria Math" w:hAnsi="Cambria Math"/>
-            <w:sz w:val="28"/>
-          </w:rPr>
-          <m:t xml:space="preserve">Uз(t) = E · e^(− t r/L)</m:t>
-        </m:r>
-      </m:oMath>
-    </w:p>
-    <w:p>
-      <w:pPr>
+        <w:ind w:firstLine="0"/>
+      </w:pPr>
+      <w:r>
+        <w:rPr>
+          <w:rFonts w:ascii="Times New Roman" w:hAnsi="Times New Roman" w:cs="Times New Roman"/>
+          <w:sz w:val="24"/>
+          <w:szCs w:val="24"/>
+          <w:i/>
+          <w:iCs/>
+        </w:rPr>
+        <w:t xml:space="preserve">Uз(t) = E · exp(−t·r/L)</w:t>
+      </w:r>
+    </w:p>
+    <w:p>
+      <w:pPr>
+        <w:spacing w:after="160" w:line="276" w:lineRule="auto"/>
         <w:jc w:val="center"/>
-        <w:spacing w:after="80"/>
-      </w:pPr>
-      <m:oMath>
-        <m:r>
-          <w:rPr>
-            <w:rFonts w:ascii="Cambria Math" w:hAnsi="Cambria Math"/>
-            <w:sz w:val="28"/>
-          </w:rPr>
-          <m:t xml:space="preserve">в Excel:  Iз=(E/r)*(1-EXP(-t*r/L));   Uз=E*EXP(-t*r/L)</m:t>
-        </m:r>
-      </m:oMath>
+        <w:ind w:firstLine="0"/>
+      </w:pPr>
+      <w:r>
+        <w:rPr>
+          <w:rFonts w:ascii="Times New Roman" w:hAnsi="Times New Roman" w:cs="Times New Roman"/>
+          <w:sz w:val="24"/>
+          <w:szCs w:val="24"/>
+          <w:i/>
+          <w:iCs/>
+        </w:rPr>
+        <w:t xml:space="preserve">Excel:  Iз=(E/r)*(1-EXP(-t*r/L));   Uз=E*EXP(-t*r/L)</w:t>
+      </w:r>
     </w:p>
     <w:p>
       <w:pPr>
@@ -8889,18 +8658,20 @@
     </w:p>
     <w:p>
       <w:pPr>
+        <w:spacing w:after="160" w:line="276" w:lineRule="auto"/>
         <w:jc w:val="center"/>
-        <w:spacing w:after="80"/>
-      </w:pPr>
-      <m:oMath>
-        <m:r>
-          <w:rPr>
-            <w:rFonts w:ascii="Cambria Math" w:hAnsi="Cambria Math"/>
-            <w:sz w:val="28"/>
-          </w:rPr>
-          <m:t xml:space="preserve">L = 3·10^(-4) Гн,   r = 9 Ом</m:t>
-        </m:r>
-      </m:oMath>
+        <w:ind w:firstLine="0"/>
+      </w:pPr>
+      <w:r>
+        <w:rPr>
+          <w:rFonts w:ascii="Times New Roman" w:hAnsi="Times New Roman" w:cs="Times New Roman"/>
+          <w:sz w:val="24"/>
+          <w:szCs w:val="24"/>
+          <w:i/>
+          <w:iCs/>
+        </w:rPr>
+        <w:t xml:space="preserve">L = 3·10⁻⁴ Гн,   r = 9 Ом</w:t>
+      </w:r>
     </w:p>
     <w:p>
       <w:pPr>
@@ -8980,7 +8751,7 @@
           <w:sz w:val="22"/>
           <w:szCs w:val="22"/>
         </w:rPr>
-        <w:t xml:space="preserve">Рис. 3. Заряд катушки при L = 3·10^(-4) Гн</w:t>
+        <w:t xml:space="preserve">Рис. 3. Заряд катушки при L = 3·10⁻⁴ Гн</w:t>
       </w:r>
     </w:p>
     <w:p>
@@ -9001,18 +8772,20 @@
     </w:p>
     <w:p>
       <w:pPr>
+        <w:spacing w:after="160" w:line="276" w:lineRule="auto"/>
         <w:jc w:val="center"/>
-        <w:spacing w:after="80"/>
-      </w:pPr>
-      <m:oMath>
-        <m:r>
-          <w:rPr>
-            <w:rFonts w:ascii="Cambria Math" w:hAnsi="Cambria Math"/>
-            <w:sz w:val="28"/>
-          </w:rPr>
-          <m:t xml:space="preserve">L = 9·10^(-4) Гн;   r = 4,5 Ом</m:t>
-        </m:r>
-      </m:oMath>
+        <w:ind w:firstLine="0"/>
+      </w:pPr>
+      <w:r>
+        <w:rPr>
+          <w:rFonts w:ascii="Times New Roman" w:hAnsi="Times New Roman" w:cs="Times New Roman"/>
+          <w:sz w:val="24"/>
+          <w:szCs w:val="24"/>
+          <w:i/>
+          <w:iCs/>
+        </w:rPr>
+        <w:t xml:space="preserve">L = 9·10⁻⁴ Гн;   r = 4,5 Ом</w:t>
+      </w:r>
     </w:p>
     <w:p>
       <w:pPr>
@@ -9213,33 +8986,37 @@
     </w:p>
     <w:p>
       <w:pPr>
+        <w:spacing w:after="160" w:line="276" w:lineRule="auto"/>
         <w:jc w:val="center"/>
-        <w:spacing w:after="80"/>
-      </w:pPr>
-      <m:oMath>
-        <m:r>
-          <w:rPr>
-            <w:rFonts w:ascii="Cambria Math" w:hAnsi="Cambria Math"/>
-            <w:sz w:val="28"/>
-          </w:rPr>
-          <m:t xml:space="preserve">0 = i·R + u_L    | второй закон Кирхгофа</m:t>
-        </m:r>
-      </m:oMath>
-    </w:p>
-    <w:p>
-      <w:pPr>
+        <w:ind w:firstLine="0"/>
+      </w:pPr>
+      <w:r>
+        <w:rPr>
+          <w:rFonts w:ascii="Times New Roman" w:hAnsi="Times New Roman" w:cs="Times New Roman"/>
+          <w:sz w:val="24"/>
+          <w:szCs w:val="24"/>
+          <w:i/>
+          <w:iCs/>
+        </w:rPr>
+        <w:t xml:space="preserve">0 = i·R + u_L     (второй закон Кирхгофа)</w:t>
+      </w:r>
+    </w:p>
+    <w:p>
+      <w:pPr>
+        <w:spacing w:after="160" w:line="276" w:lineRule="auto"/>
         <w:jc w:val="center"/>
-        <w:spacing w:after="80"/>
-      </w:pPr>
-      <m:oMath>
-        <m:r>
-          <w:rPr>
-            <w:rFonts w:ascii="Cambria Math" w:hAnsi="Cambria Math"/>
-            <w:sz w:val="28"/>
-          </w:rPr>
-          <m:t xml:space="preserve">u_L = L·di/dt;    u_R = i·R</m:t>
-        </m:r>
-      </m:oMath>
+        <w:ind w:firstLine="0"/>
+      </w:pPr>
+      <w:r>
+        <w:rPr>
+          <w:rFonts w:ascii="Times New Roman" w:hAnsi="Times New Roman" w:cs="Times New Roman"/>
+          <w:sz w:val="24"/>
+          <w:szCs w:val="24"/>
+          <w:i/>
+          <w:iCs/>
+        </w:rPr>
+        <w:t xml:space="preserve">u_L = L·di/dt,    u_R = i·R</w:t>
+      </w:r>
     </w:p>
     <w:p>
       <w:pPr>
@@ -9259,48 +9036,54 @@
     </w:p>
     <w:p>
       <w:pPr>
+        <w:spacing w:after="160" w:line="276" w:lineRule="auto"/>
         <w:jc w:val="center"/>
-        <w:spacing w:after="80"/>
-      </w:pPr>
-      <m:oMath>
-        <m:r>
-          <w:rPr>
-            <w:rFonts w:ascii="Cambria Math" w:hAnsi="Cambria Math"/>
-            <w:sz w:val="28"/>
-          </w:rPr>
-          <m:t xml:space="preserve">L·di/dt + R·i = 0</m:t>
-        </m:r>
-      </m:oMath>
-    </w:p>
-    <w:p>
-      <w:pPr>
+        <w:ind w:firstLine="0"/>
+      </w:pPr>
+      <w:r>
+        <w:rPr>
+          <w:rFonts w:ascii="Times New Roman" w:hAnsi="Times New Roman" w:cs="Times New Roman"/>
+          <w:sz w:val="24"/>
+          <w:szCs w:val="24"/>
+          <w:i/>
+          <w:iCs/>
+        </w:rPr>
+        <w:t xml:space="preserve">L·di/dt + R·i = 0</w:t>
+      </w:r>
+    </w:p>
+    <w:p>
+      <w:pPr>
+        <w:spacing w:after="160" w:line="276" w:lineRule="auto"/>
         <w:jc w:val="center"/>
-        <w:spacing w:after="80"/>
-      </w:pPr>
-      <m:oMath>
-        <m:r>
-          <w:rPr>
-            <w:rFonts w:ascii="Cambria Math" w:hAnsi="Cambria Math"/>
-            <w:sz w:val="28"/>
-          </w:rPr>
-          <m:t xml:space="preserve">di/dt + (R/L)·i = 0</m:t>
-        </m:r>
-      </m:oMath>
-    </w:p>
-    <w:p>
-      <w:pPr>
+        <w:ind w:firstLine="0"/>
+      </w:pPr>
+      <w:r>
+        <w:rPr>
+          <w:rFonts w:ascii="Times New Roman" w:hAnsi="Times New Roman" w:cs="Times New Roman"/>
+          <w:sz w:val="24"/>
+          <w:szCs w:val="24"/>
+          <w:i/>
+          <w:iCs/>
+        </w:rPr>
+        <w:t xml:space="preserve">di/dt + (R/L)·i = 0</w:t>
+      </w:r>
+    </w:p>
+    <w:p>
+      <w:pPr>
+        <w:spacing w:after="160" w:line="276" w:lineRule="auto"/>
         <w:jc w:val="center"/>
-        <w:spacing w:after="80"/>
-      </w:pPr>
-      <m:oMath>
-        <m:r>
-          <w:rPr>
-            <w:rFonts w:ascii="Cambria Math" w:hAnsi="Cambria Math"/>
-            <w:sz w:val="28"/>
-          </w:rPr>
-          <m:t xml:space="preserve">di/dt = − (R/L)·i</m:t>
-        </m:r>
-      </m:oMath>
+        <w:ind w:firstLine="0"/>
+      </w:pPr>
+      <w:r>
+        <w:rPr>
+          <w:rFonts w:ascii="Times New Roman" w:hAnsi="Times New Roman" w:cs="Times New Roman"/>
+          <w:sz w:val="24"/>
+          <w:szCs w:val="24"/>
+          <w:i/>
+          <w:iCs/>
+        </w:rPr>
+        <w:t xml:space="preserve">di/dt = − (R/L)·i</w:t>
+      </w:r>
     </w:p>
     <w:p>
       <w:pPr>
@@ -9320,18 +9103,20 @@
     </w:p>
     <w:p>
       <w:pPr>
+        <w:spacing w:after="160" w:line="276" w:lineRule="auto"/>
         <w:jc w:val="center"/>
-        <w:spacing w:after="80"/>
-      </w:pPr>
-      <m:oMath>
-        <m:r>
-          <w:rPr>
-            <w:rFonts w:ascii="Cambria Math" w:hAnsi="Cambria Math"/>
-            <w:sz w:val="28"/>
-          </w:rPr>
-          <m:t xml:space="preserve">di/dt = − (R/L)·i</m:t>
-        </m:r>
-      </m:oMath>
+        <w:ind w:firstLine="0"/>
+      </w:pPr>
+      <w:r>
+        <w:rPr>
+          <w:rFonts w:ascii="Times New Roman" w:hAnsi="Times New Roman" w:cs="Times New Roman"/>
+          <w:sz w:val="24"/>
+          <w:szCs w:val="24"/>
+          <w:i/>
+          <w:iCs/>
+        </w:rPr>
+        <w:t xml:space="preserve">di/dt = − (R/L)·i</w:t>
+      </w:r>
     </w:p>
     <w:p>
       <w:pPr>
@@ -9351,18 +9136,20 @@
     </w:p>
     <w:p>
       <w:pPr>
+        <w:spacing w:after="160" w:line="276" w:lineRule="auto"/>
         <w:jc w:val="center"/>
-        <w:spacing w:after="80"/>
-      </w:pPr>
-      <m:oMath>
-        <m:r>
-          <w:rPr>
-            <w:rFonts w:ascii="Cambria Math" w:hAnsi="Cambria Math"/>
-            <w:sz w:val="28"/>
-          </w:rPr>
-          <m:t xml:space="preserve">Iр(0) = E/R;    t0 = 0</m:t>
-        </m:r>
-      </m:oMath>
+        <w:ind w:firstLine="0"/>
+      </w:pPr>
+      <w:r>
+        <w:rPr>
+          <w:rFonts w:ascii="Times New Roman" w:hAnsi="Times New Roman" w:cs="Times New Roman"/>
+          <w:sz w:val="24"/>
+          <w:szCs w:val="24"/>
+          <w:i/>
+          <w:iCs/>
+        </w:rPr>
+        <w:t xml:space="preserve">Iр(0) = E/R,    t0 = 0</w:t>
+      </w:r>
     </w:p>
     <w:p>
       <w:pPr>
@@ -9382,63 +9169,71 @@
     </w:p>
     <w:p>
       <w:pPr>
+        <w:spacing w:after="160" w:line="276" w:lineRule="auto"/>
         <w:jc w:val="center"/>
-        <w:spacing w:after="80"/>
-      </w:pPr>
-      <m:oMath>
-        <m:r>
-          <w:rPr>
-            <w:rFonts w:ascii="Cambria Math" w:hAnsi="Cambria Math"/>
-            <w:sz w:val="28"/>
-          </w:rPr>
-          <m:t xml:space="preserve">di/i = − (R/L) dt</m:t>
-        </m:r>
-      </m:oMath>
-    </w:p>
-    <w:p>
-      <w:pPr>
+        <w:ind w:firstLine="0"/>
+      </w:pPr>
+      <w:r>
+        <w:rPr>
+          <w:rFonts w:ascii="Times New Roman" w:hAnsi="Times New Roman" w:cs="Times New Roman"/>
+          <w:sz w:val="24"/>
+          <w:szCs w:val="24"/>
+          <w:i/>
+          <w:iCs/>
+        </w:rPr>
+        <w:t xml:space="preserve">di/i = − (R/L) dt</w:t>
+      </w:r>
+    </w:p>
+    <w:p>
+      <w:pPr>
+        <w:spacing w:after="160" w:line="276" w:lineRule="auto"/>
         <w:jc w:val="center"/>
-        <w:spacing w:after="80"/>
-      </w:pPr>
-      <m:oMath>
-        <m:r>
-          <w:rPr>
-            <w:rFonts w:ascii="Cambria Math" w:hAnsi="Cambria Math"/>
-            <w:sz w:val="28"/>
-          </w:rPr>
-          <m:t xml:space="preserve">ln|i| = − (R/L)·t + C1</m:t>
-        </m:r>
-      </m:oMath>
-    </w:p>
-    <w:p>
-      <w:pPr>
+        <w:ind w:firstLine="0"/>
+      </w:pPr>
+      <w:r>
+        <w:rPr>
+          <w:rFonts w:ascii="Times New Roman" w:hAnsi="Times New Roman" w:cs="Times New Roman"/>
+          <w:sz w:val="24"/>
+          <w:szCs w:val="24"/>
+          <w:i/>
+          <w:iCs/>
+        </w:rPr>
+        <w:t xml:space="preserve">ln|i| = − (R/L)·t + C1</w:t>
+      </w:r>
+    </w:p>
+    <w:p>
+      <w:pPr>
+        <w:spacing w:after="160" w:line="276" w:lineRule="auto"/>
         <w:jc w:val="center"/>
-        <w:spacing w:after="80"/>
-      </w:pPr>
-      <m:oMath>
-        <m:r>
-          <w:rPr>
-            <w:rFonts w:ascii="Cambria Math" w:hAnsi="Cambria Math"/>
-            <w:sz w:val="28"/>
-          </w:rPr>
-          <m:t xml:space="preserve">i(t) = C2 · e^(− t R/L)</m:t>
-        </m:r>
-      </m:oMath>
-    </w:p>
-    <w:p>
-      <w:pPr>
+        <w:ind w:firstLine="0"/>
+      </w:pPr>
+      <w:r>
+        <w:rPr>
+          <w:rFonts w:ascii="Times New Roman" w:hAnsi="Times New Roman" w:cs="Times New Roman"/>
+          <w:sz w:val="24"/>
+          <w:szCs w:val="24"/>
+          <w:i/>
+          <w:iCs/>
+        </w:rPr>
+        <w:t xml:space="preserve">i(t) = C2 · exp(−t·R/L)</w:t>
+      </w:r>
+    </w:p>
+    <w:p>
+      <w:pPr>
+        <w:spacing w:after="160" w:line="276" w:lineRule="auto"/>
         <w:jc w:val="center"/>
-        <w:spacing w:after="80"/>
-      </w:pPr>
-      <m:oMath>
-        <m:r>
-          <w:rPr>
-            <w:rFonts w:ascii="Cambria Math" w:hAnsi="Cambria Math"/>
-            <w:sz w:val="28"/>
-          </w:rPr>
-          <m:t xml:space="preserve">Iр(0) = E/R  ⇒  C2 = E/R</m:t>
-        </m:r>
-      </m:oMath>
+        <w:ind w:firstLine="0"/>
+      </w:pPr>
+      <w:r>
+        <w:rPr>
+          <w:rFonts w:ascii="Times New Roman" w:hAnsi="Times New Roman" w:cs="Times New Roman"/>
+          <w:sz w:val="24"/>
+          <w:szCs w:val="24"/>
+          <w:i/>
+          <w:iCs/>
+        </w:rPr>
+        <w:t xml:space="preserve">Iр(0) = E/R  ⇒  C2 = E/R</w:t>
+      </w:r>
     </w:p>
     <w:p>
       <w:pPr>
@@ -9458,48 +9253,54 @@
     </w:p>
     <w:p>
       <w:pPr>
+        <w:spacing w:after="160" w:line="276" w:lineRule="auto"/>
         <w:jc w:val="center"/>
-        <w:spacing w:after="80"/>
-      </w:pPr>
-      <m:oMath>
-        <m:r>
-          <w:rPr>
-            <w:rFonts w:ascii="Cambria Math" w:hAnsi="Cambria Math"/>
-            <w:sz w:val="28"/>
-          </w:rPr>
-          <m:t xml:space="preserve">Iр(t) = (E/R) · e^(− t R/L)</m:t>
-        </m:r>
-      </m:oMath>
-    </w:p>
-    <w:p>
-      <w:pPr>
+        <w:ind w:firstLine="0"/>
+      </w:pPr>
+      <w:r>
+        <w:rPr>
+          <w:rFonts w:ascii="Times New Roman" w:hAnsi="Times New Roman" w:cs="Times New Roman"/>
+          <w:sz w:val="24"/>
+          <w:szCs w:val="24"/>
+          <w:i/>
+          <w:iCs/>
+        </w:rPr>
+        <w:t xml:space="preserve">Iр(t) = (E/R) · exp(−t·R/L)</w:t>
+      </w:r>
+    </w:p>
+    <w:p>
+      <w:pPr>
+        <w:spacing w:after="160" w:line="276" w:lineRule="auto"/>
         <w:jc w:val="center"/>
-        <w:spacing w:after="80"/>
-      </w:pPr>
-      <m:oMath>
-        <m:r>
-          <w:rPr>
-            <w:rFonts w:ascii="Cambria Math" w:hAnsi="Cambria Math"/>
-            <w:sz w:val="28"/>
-          </w:rPr>
-          <m:t xml:space="preserve">Uр(t) = L·i' = − E · e^(− t R/L)</m:t>
-        </m:r>
-      </m:oMath>
-    </w:p>
-    <w:p>
-      <w:pPr>
+        <w:ind w:firstLine="0"/>
+      </w:pPr>
+      <w:r>
+        <w:rPr>
+          <w:rFonts w:ascii="Times New Roman" w:hAnsi="Times New Roman" w:cs="Times New Roman"/>
+          <w:sz w:val="24"/>
+          <w:szCs w:val="24"/>
+          <w:i/>
+          <w:iCs/>
+        </w:rPr>
+        <w:t xml:space="preserve">Uр(t) = L·i' = − E · exp(−t·R/L)</w:t>
+      </w:r>
+    </w:p>
+    <w:p>
+      <w:pPr>
+        <w:spacing w:after="160" w:line="276" w:lineRule="auto"/>
         <w:jc w:val="center"/>
-        <w:spacing w:after="80"/>
-      </w:pPr>
-      <m:oMath>
-        <m:r>
-          <w:rPr>
-            <w:rFonts w:ascii="Cambria Math" w:hAnsi="Cambria Math"/>
-            <w:sz w:val="28"/>
-          </w:rPr>
-          <m:t xml:space="preserve">в Excel:  Iр=(E/R)*EXP(-t*R/L);   Uр=-E*EXP(-t*R/L)</m:t>
-        </m:r>
-      </m:oMath>
+        <w:ind w:firstLine="0"/>
+      </w:pPr>
+      <w:r>
+        <w:rPr>
+          <w:rFonts w:ascii="Times New Roman" w:hAnsi="Times New Roman" w:cs="Times New Roman"/>
+          <w:sz w:val="24"/>
+          <w:szCs w:val="24"/>
+          <w:i/>
+          <w:iCs/>
+        </w:rPr>
+        <w:t xml:space="preserve">Excel:  Iр=(E/R)*EXP(-t*R/L);   Uр=-E*EXP(-t*R/L)</w:t>
+      </w:r>
     </w:p>
     <w:p>
       <w:pPr>
@@ -9582,18 +9383,20 @@
     </w:p>
     <w:p>
       <w:pPr>
+        <w:spacing w:after="160" w:line="276" w:lineRule="auto"/>
         <w:jc w:val="center"/>
-        <w:spacing w:after="80"/>
-      </w:pPr>
-      <m:oMath>
-        <m:r>
-          <w:rPr>
-            <w:rFonts w:ascii="Cambria Math" w:hAnsi="Cambria Math"/>
-            <w:sz w:val="28"/>
-          </w:rPr>
-          <m:t xml:space="preserve">R = 12 Ом,   L = 9·10^(-4) Гн</m:t>
-        </m:r>
-      </m:oMath>
+        <w:ind w:firstLine="0"/>
+      </w:pPr>
+      <w:r>
+        <w:rPr>
+          <w:rFonts w:ascii="Times New Roman" w:hAnsi="Times New Roman" w:cs="Times New Roman"/>
+          <w:sz w:val="24"/>
+          <w:szCs w:val="24"/>
+          <w:i/>
+          <w:iCs/>
+        </w:rPr>
+        <w:t xml:space="preserve">R = 12 Ом,   L = 9·10⁻⁴ Гн</w:t>
+      </w:r>
     </w:p>
     <w:p>
       <w:pPr>

--- a/Daniil/задание 1.docx
+++ b/Daniil/задание 1.docx
@@ -8077,20 +8077,29 @@
     </w:tbl>
     <w:p>
       <w:pPr>
-        <w:spacing w:after="160" w:line="276" w:lineRule="auto"/>
         <w:jc w:val="center"/>
-        <w:ind w:firstLine="0"/>
-      </w:pPr>
-      <w:r>
-        <w:rPr>
-          <w:rFonts w:ascii="Times New Roman" w:hAnsi="Times New Roman" w:cs="Times New Roman"/>
-          <w:sz w:val="24"/>
-          <w:szCs w:val="24"/>
-          <w:i/>
-          <w:iCs/>
-        </w:rPr>
-        <w:t xml:space="preserve">E = 8 В;   L = 9·10⁻⁴ Гн;   R = 120 Ом;   r = 9 Ом;   t0 = 0 с;   I(t0) = 0 А.</w:t>
-      </w:r>
+        <w:spacing w:after="120" w:line="276" w:lineRule="auto"/>
+      </w:pPr>
+      <m:oMathPara>
+        <m:oMathParaPr>
+          <m:jc m:val="center"/>
+        </m:oMathParaPr>
+        <m:oMath>
+          <m:r>
+            <m:rPr>
+              <m:sty m:val="b"/>
+            </m:rPr>
+            <w:rPr>
+              <w:rFonts w:ascii="Cambria Math" w:hAnsi="Cambria Math"/>
+              <w:b/>
+              <w:bCs/>
+              <w:sz w:val="28"/>
+              <w:szCs w:val="28"/>
+            </w:rPr>
+            <m:t xml:space="preserve">E = 8 В;   L = 9·10⁻⁴ Гн;   R = 120 Ом;   r = 9 Ом;   t0 = 0 с;   I(t0) = 0 А.</m:t>
+          </m:r>
+        </m:oMath>
+      </m:oMathPara>
     </w:p>
     <w:p>
       <w:pPr>
@@ -8215,54 +8224,81 @@
     </w:p>
     <w:p>
       <w:pPr>
-        <w:spacing w:after="160" w:line="276" w:lineRule="auto"/>
         <w:jc w:val="center"/>
-        <w:ind w:firstLine="0"/>
-      </w:pPr>
-      <w:r>
-        <w:rPr>
-          <w:rFonts w:ascii="Times New Roman" w:hAnsi="Times New Roman" w:cs="Times New Roman"/>
-          <w:sz w:val="24"/>
-          <w:szCs w:val="24"/>
-          <w:i/>
-          <w:iCs/>
-        </w:rPr>
-        <w:t xml:space="preserve">E = i·r + u_L     (второй закон Кирхгофа)</w:t>
-      </w:r>
-    </w:p>
-    <w:p>
-      <w:pPr>
-        <w:spacing w:after="160" w:line="276" w:lineRule="auto"/>
+        <w:spacing w:after="120" w:line="276" w:lineRule="auto"/>
+      </w:pPr>
+      <m:oMathPara>
+        <m:oMathParaPr>
+          <m:jc m:val="center"/>
+        </m:oMathParaPr>
+        <m:oMath>
+          <m:r>
+            <m:rPr>
+              <m:sty m:val="b"/>
+            </m:rPr>
+            <w:rPr>
+              <w:rFonts w:ascii="Cambria Math" w:hAnsi="Cambria Math"/>
+              <w:b/>
+              <w:bCs/>
+              <w:sz w:val="28"/>
+              <w:szCs w:val="28"/>
+            </w:rPr>
+            <m:t xml:space="preserve">E = i·r + u_L     (второй закон Кирхгофа)</m:t>
+          </m:r>
+        </m:oMath>
+      </m:oMathPara>
+    </w:p>
+    <w:p>
+      <w:pPr>
         <w:jc w:val="center"/>
-        <w:ind w:firstLine="0"/>
-      </w:pPr>
-      <w:r>
-        <w:rPr>
-          <w:rFonts w:ascii="Times New Roman" w:hAnsi="Times New Roman" w:cs="Times New Roman"/>
-          <w:sz w:val="24"/>
-          <w:szCs w:val="24"/>
-          <w:i/>
-          <w:iCs/>
-        </w:rPr>
-        <w:t xml:space="preserve">u_L = L · di/dt     (закон электромагнитной индукции)</w:t>
-      </w:r>
-    </w:p>
-    <w:p>
-      <w:pPr>
-        <w:spacing w:after="160" w:line="276" w:lineRule="auto"/>
+        <w:spacing w:after="120" w:line="276" w:lineRule="auto"/>
+      </w:pPr>
+      <m:oMathPara>
+        <m:oMathParaPr>
+          <m:jc m:val="center"/>
+        </m:oMathParaPr>
+        <m:oMath>
+          <m:r>
+            <m:rPr>
+              <m:sty m:val="b"/>
+            </m:rPr>
+            <w:rPr>
+              <w:rFonts w:ascii="Cambria Math" w:hAnsi="Cambria Math"/>
+              <w:b/>
+              <w:bCs/>
+              <w:sz w:val="28"/>
+              <w:szCs w:val="28"/>
+            </w:rPr>
+            <m:t xml:space="preserve">u_L = L · di/dt     (закон электромагнитной индукции)</m:t>
+          </m:r>
+        </m:oMath>
+      </m:oMathPara>
+    </w:p>
+    <w:p>
+      <w:pPr>
         <w:jc w:val="center"/>
-        <w:ind w:firstLine="0"/>
-      </w:pPr>
-      <w:r>
-        <w:rPr>
-          <w:rFonts w:ascii="Times New Roman" w:hAnsi="Times New Roman" w:cs="Times New Roman"/>
-          <w:sz w:val="24"/>
-          <w:szCs w:val="24"/>
-          <w:i/>
-          <w:iCs/>
-        </w:rPr>
-        <w:t xml:space="preserve">u_r = i·r     (закон Ома)</w:t>
-      </w:r>
+        <w:spacing w:after="120" w:line="276" w:lineRule="auto"/>
+      </w:pPr>
+      <m:oMathPara>
+        <m:oMathParaPr>
+          <m:jc m:val="center"/>
+        </m:oMathParaPr>
+        <m:oMath>
+          <m:r>
+            <m:rPr>
+              <m:sty m:val="b"/>
+            </m:rPr>
+            <w:rPr>
+              <w:rFonts w:ascii="Cambria Math" w:hAnsi="Cambria Math"/>
+              <w:b/>
+              <w:bCs/>
+              <w:sz w:val="28"/>
+              <w:szCs w:val="28"/>
+            </w:rPr>
+            <m:t xml:space="preserve">u_r = i·r     (закон Ома)</m:t>
+          </m:r>
+        </m:oMath>
+      </m:oMathPara>
     </w:p>
     <w:p>
       <w:pPr>
@@ -8282,71 +8318,107 @@
     </w:p>
     <w:p>
       <w:pPr>
-        <w:spacing w:after="160" w:line="276" w:lineRule="auto"/>
         <w:jc w:val="center"/>
-        <w:ind w:firstLine="0"/>
-      </w:pPr>
-      <w:r>
-        <w:rPr>
-          <w:rFonts w:ascii="Times New Roman" w:hAnsi="Times New Roman" w:cs="Times New Roman"/>
-          <w:sz w:val="24"/>
-          <w:szCs w:val="24"/>
-          <w:i/>
-          <w:iCs/>
-        </w:rPr>
-        <w:t xml:space="preserve">E = i·r + L·di/dt</w:t>
-      </w:r>
-    </w:p>
-    <w:p>
-      <w:pPr>
-        <w:spacing w:after="160" w:line="276" w:lineRule="auto"/>
+        <w:spacing w:after="120" w:line="276" w:lineRule="auto"/>
+      </w:pPr>
+      <m:oMathPara>
+        <m:oMathParaPr>
+          <m:jc m:val="center"/>
+        </m:oMathParaPr>
+        <m:oMath>
+          <m:r>
+            <m:rPr>
+              <m:sty m:val="b"/>
+            </m:rPr>
+            <w:rPr>
+              <w:rFonts w:ascii="Cambria Math" w:hAnsi="Cambria Math"/>
+              <w:b/>
+              <w:bCs/>
+              <w:sz w:val="28"/>
+              <w:szCs w:val="28"/>
+            </w:rPr>
+            <m:t xml:space="preserve">E = i·r + L·di/dt</m:t>
+          </m:r>
+        </m:oMath>
+      </m:oMathPara>
+    </w:p>
+    <w:p>
+      <w:pPr>
         <w:jc w:val="center"/>
-        <w:ind w:firstLine="0"/>
-      </w:pPr>
-      <w:r>
-        <w:rPr>
-          <w:rFonts w:ascii="Times New Roman" w:hAnsi="Times New Roman" w:cs="Times New Roman"/>
-          <w:sz w:val="24"/>
-          <w:szCs w:val="24"/>
-          <w:i/>
-          <w:iCs/>
-        </w:rPr>
-        <w:t xml:space="preserve">L·di/dt + r·i = E</w:t>
-      </w:r>
-    </w:p>
-    <w:p>
-      <w:pPr>
-        <w:spacing w:after="160" w:line="276" w:lineRule="auto"/>
+        <w:spacing w:after="120" w:line="276" w:lineRule="auto"/>
+      </w:pPr>
+      <m:oMathPara>
+        <m:oMathParaPr>
+          <m:jc m:val="center"/>
+        </m:oMathParaPr>
+        <m:oMath>
+          <m:r>
+            <m:rPr>
+              <m:sty m:val="b"/>
+            </m:rPr>
+            <w:rPr>
+              <w:rFonts w:ascii="Cambria Math" w:hAnsi="Cambria Math"/>
+              <w:b/>
+              <w:bCs/>
+              <w:sz w:val="28"/>
+              <w:szCs w:val="28"/>
+            </w:rPr>
+            <m:t xml:space="preserve">L·di/dt + r·i = E</m:t>
+          </m:r>
+        </m:oMath>
+      </m:oMathPara>
+    </w:p>
+    <w:p>
+      <w:pPr>
         <w:jc w:val="center"/>
-        <w:ind w:firstLine="0"/>
-      </w:pPr>
-      <w:r>
-        <w:rPr>
-          <w:rFonts w:ascii="Times New Roman" w:hAnsi="Times New Roman" w:cs="Times New Roman"/>
-          <w:sz w:val="24"/>
-          <w:szCs w:val="24"/>
-          <w:i/>
-          <w:iCs/>
-        </w:rPr>
-        <w:t xml:space="preserve">di/dt + (r/L)·i = E/L</w:t>
-      </w:r>
-    </w:p>
-    <w:p>
-      <w:pPr>
-        <w:spacing w:after="160" w:line="276" w:lineRule="auto"/>
+        <w:spacing w:after="120" w:line="276" w:lineRule="auto"/>
+      </w:pPr>
+      <m:oMathPara>
+        <m:oMathParaPr>
+          <m:jc m:val="center"/>
+        </m:oMathParaPr>
+        <m:oMath>
+          <m:r>
+            <m:rPr>
+              <m:sty m:val="b"/>
+            </m:rPr>
+            <w:rPr>
+              <w:rFonts w:ascii="Cambria Math" w:hAnsi="Cambria Math"/>
+              <w:b/>
+              <w:bCs/>
+              <w:sz w:val="28"/>
+              <w:szCs w:val="28"/>
+            </w:rPr>
+            <m:t xml:space="preserve">di/dt + (r/L)·i = E/L</m:t>
+          </m:r>
+        </m:oMath>
+      </m:oMathPara>
+    </w:p>
+    <w:p>
+      <w:pPr>
         <w:jc w:val="center"/>
-        <w:ind w:firstLine="0"/>
-      </w:pPr>
-      <w:r>
-        <w:rPr>
-          <w:rFonts w:ascii="Times New Roman" w:hAnsi="Times New Roman" w:cs="Times New Roman"/>
-          <w:sz w:val="24"/>
-          <w:szCs w:val="24"/>
-          <w:i/>
-          <w:iCs/>
-        </w:rPr>
-        <w:t xml:space="preserve">di/dt = (E − i·r)/L</w:t>
-      </w:r>
+        <w:spacing w:after="120" w:line="276" w:lineRule="auto"/>
+      </w:pPr>
+      <m:oMathPara>
+        <m:oMathParaPr>
+          <m:jc m:val="center"/>
+        </m:oMathParaPr>
+        <m:oMath>
+          <m:r>
+            <m:rPr>
+              <m:sty m:val="b"/>
+            </m:rPr>
+            <w:rPr>
+              <w:rFonts w:ascii="Cambria Math" w:hAnsi="Cambria Math"/>
+              <w:b/>
+              <w:bCs/>
+              <w:sz w:val="28"/>
+              <w:szCs w:val="28"/>
+            </w:rPr>
+            <m:t xml:space="preserve">di/dt = (E − i·r)/L</m:t>
+          </m:r>
+        </m:oMath>
+      </m:oMathPara>
     </w:p>
     <w:p>
       <w:pPr>
@@ -8366,20 +8438,29 @@
     </w:p>
     <w:p>
       <w:pPr>
-        <w:spacing w:after="160" w:line="276" w:lineRule="auto"/>
         <w:jc w:val="center"/>
-        <w:ind w:firstLine="0"/>
-      </w:pPr>
-      <w:r>
-        <w:rPr>
-          <w:rFonts w:ascii="Times New Roman" w:hAnsi="Times New Roman" w:cs="Times New Roman"/>
-          <w:sz w:val="24"/>
-          <w:szCs w:val="24"/>
-          <w:i/>
-          <w:iCs/>
-        </w:rPr>
-        <w:t xml:space="preserve">di/dt = (E − i·r)/L</w:t>
-      </w:r>
+        <w:spacing w:after="120" w:line="276" w:lineRule="auto"/>
+      </w:pPr>
+      <m:oMathPara>
+        <m:oMathParaPr>
+          <m:jc m:val="center"/>
+        </m:oMathParaPr>
+        <m:oMath>
+          <m:r>
+            <m:rPr>
+              <m:sty m:val="b"/>
+            </m:rPr>
+            <w:rPr>
+              <w:rFonts w:ascii="Cambria Math" w:hAnsi="Cambria Math"/>
+              <w:b/>
+              <w:bCs/>
+              <w:sz w:val="28"/>
+              <w:szCs w:val="28"/>
+            </w:rPr>
+            <m:t xml:space="preserve">di/dt = (E − i·r)/L</m:t>
+          </m:r>
+        </m:oMath>
+      </m:oMathPara>
     </w:p>
     <w:p>
       <w:pPr>
@@ -8399,20 +8480,29 @@
     </w:p>
     <w:p>
       <w:pPr>
-        <w:spacing w:after="160" w:line="276" w:lineRule="auto"/>
         <w:jc w:val="center"/>
-        <w:ind w:firstLine="0"/>
-      </w:pPr>
-      <w:r>
-        <w:rPr>
-          <w:rFonts w:ascii="Times New Roman" w:hAnsi="Times New Roman" w:cs="Times New Roman"/>
-          <w:sz w:val="24"/>
-          <w:szCs w:val="24"/>
-          <w:i/>
-          <w:iCs/>
-        </w:rPr>
-        <w:t xml:space="preserve">I(0) = 0,    t0 = 0</w:t>
-      </w:r>
+        <w:spacing w:after="120" w:line="276" w:lineRule="auto"/>
+      </w:pPr>
+      <m:oMathPara>
+        <m:oMathParaPr>
+          <m:jc m:val="center"/>
+        </m:oMathParaPr>
+        <m:oMath>
+          <m:r>
+            <m:rPr>
+              <m:sty m:val="b"/>
+            </m:rPr>
+            <w:rPr>
+              <w:rFonts w:ascii="Cambria Math" w:hAnsi="Cambria Math"/>
+              <w:b/>
+              <w:bCs/>
+              <w:sz w:val="28"/>
+              <w:szCs w:val="28"/>
+            </w:rPr>
+            <m:t xml:space="preserve">I(0) = 0,    t0 = 0</m:t>
+          </m:r>
+        </m:oMath>
+      </m:oMathPara>
     </w:p>
     <w:p>
       <w:pPr>
@@ -8432,71 +8522,141 @@
     </w:p>
     <w:p>
       <w:pPr>
-        <w:spacing w:after="160" w:line="276" w:lineRule="auto"/>
         <w:jc w:val="center"/>
-        <w:ind w:firstLine="0"/>
-      </w:pPr>
-      <w:r>
-        <w:rPr>
-          <w:rFonts w:ascii="Times New Roman" w:hAnsi="Times New Roman" w:cs="Times New Roman"/>
-          <w:sz w:val="24"/>
-          <w:szCs w:val="24"/>
-          <w:i/>
-          <w:iCs/>
-        </w:rPr>
-        <w:t xml:space="preserve">di / (i − E/r) = − (r/L) dt</w:t>
-      </w:r>
-    </w:p>
-    <w:p>
-      <w:pPr>
-        <w:spacing w:after="160" w:line="276" w:lineRule="auto"/>
+        <w:spacing w:after="120" w:line="276" w:lineRule="auto"/>
+      </w:pPr>
+      <m:oMathPara>
+        <m:oMathParaPr>
+          <m:jc m:val="center"/>
+        </m:oMathParaPr>
+        <m:oMath>
+          <m:r>
+            <m:rPr>
+              <m:sty m:val="b"/>
+            </m:rPr>
+            <w:rPr>
+              <w:rFonts w:ascii="Cambria Math" w:hAnsi="Cambria Math"/>
+              <w:b/>
+              <w:bCs/>
+              <w:sz w:val="28"/>
+              <w:szCs w:val="28"/>
+            </w:rPr>
+            <m:t xml:space="preserve">di / (i − E/r) = − (r/L) dt</m:t>
+          </m:r>
+        </m:oMath>
+      </m:oMathPara>
+    </w:p>
+    <w:p>
+      <w:pPr>
         <w:jc w:val="center"/>
-        <w:ind w:firstLine="0"/>
-      </w:pPr>
-      <w:r>
-        <w:rPr>
-          <w:rFonts w:ascii="Times New Roman" w:hAnsi="Times New Roman" w:cs="Times New Roman"/>
-          <w:sz w:val="24"/>
-          <w:szCs w:val="24"/>
-          <w:i/>
-          <w:iCs/>
-        </w:rPr>
-        <w:t xml:space="preserve">ln|i − E/r| = − (r/L)·t + C1</w:t>
-      </w:r>
-    </w:p>
-    <w:p>
-      <w:pPr>
-        <w:spacing w:after="160" w:line="276" w:lineRule="auto"/>
+        <w:spacing w:after="120" w:line="276" w:lineRule="auto"/>
+      </w:pPr>
+      <m:oMathPara>
+        <m:oMathParaPr>
+          <m:jc m:val="center"/>
+        </m:oMathParaPr>
+        <m:oMath>
+          <m:r>
+            <m:rPr>
+              <m:sty m:val="b"/>
+            </m:rPr>
+            <w:rPr>
+              <w:rFonts w:ascii="Cambria Math" w:hAnsi="Cambria Math"/>
+              <w:b/>
+              <w:bCs/>
+              <w:sz w:val="28"/>
+              <w:szCs w:val="28"/>
+            </w:rPr>
+            <m:t xml:space="preserve">ln</m:t>
+          </m:r>
+          <m:d>
+            <m:dPr>
+              <m:begChr m:val="|"/>
+              <m:endChr m:val="|"/>
+            </m:dPr>
+            <m:e>
+              <m:r>
+                <m:rPr>
+                  <m:sty m:val="b"/>
+                </m:rPr>
+                <w:rPr>
+                  <w:rFonts w:ascii="Cambria Math" w:hAnsi="Cambria Math"/>
+                  <w:b/>
+                  <w:bCs/>
+                  <w:sz w:val="28"/>
+                  <w:szCs w:val="28"/>
+                </w:rPr>
+                <m:t xml:space="preserve">i − E/r</m:t>
+              </m:r>
+            </m:e>
+          </m:d>
+          <m:r>
+            <m:rPr>
+              <m:sty m:val="b"/>
+            </m:rPr>
+            <w:rPr>
+              <w:rFonts w:ascii="Cambria Math" w:hAnsi="Cambria Math"/>
+              <w:b/>
+              <w:bCs/>
+              <w:sz w:val="28"/>
+              <w:szCs w:val="28"/>
+            </w:rPr>
+            <m:t xml:space="preserve"> = − (r/L)·t + C1</m:t>
+          </m:r>
+        </m:oMath>
+      </m:oMathPara>
+    </w:p>
+    <w:p>
+      <w:pPr>
         <w:jc w:val="center"/>
-        <w:ind w:firstLine="0"/>
-      </w:pPr>
-      <w:r>
-        <w:rPr>
-          <w:rFonts w:ascii="Times New Roman" w:hAnsi="Times New Roman" w:cs="Times New Roman"/>
-          <w:sz w:val="24"/>
-          <w:szCs w:val="24"/>
-          <w:i/>
-          <w:iCs/>
-        </w:rPr>
-        <w:t xml:space="preserve">i − E/r = C2 · exp(−t·r/L)</w:t>
-      </w:r>
-    </w:p>
-    <w:p>
-      <w:pPr>
-        <w:spacing w:after="160" w:line="276" w:lineRule="auto"/>
+        <w:spacing w:after="120" w:line="276" w:lineRule="auto"/>
+      </w:pPr>
+      <m:oMathPara>
+        <m:oMathParaPr>
+          <m:jc m:val="center"/>
+        </m:oMathParaPr>
+        <m:oMath>
+          <m:r>
+            <m:rPr>
+              <m:sty m:val="b"/>
+            </m:rPr>
+            <w:rPr>
+              <w:rFonts w:ascii="Cambria Math" w:hAnsi="Cambria Math"/>
+              <w:b/>
+              <w:bCs/>
+              <w:sz w:val="28"/>
+              <w:szCs w:val="28"/>
+            </w:rPr>
+            <m:t xml:space="preserve">i − E/r = C2 · exp(−t·r/L)</m:t>
+          </m:r>
+        </m:oMath>
+      </m:oMathPara>
+    </w:p>
+    <w:p>
+      <w:pPr>
         <w:jc w:val="center"/>
-        <w:ind w:firstLine="0"/>
-      </w:pPr>
-      <w:r>
-        <w:rPr>
-          <w:rFonts w:ascii="Times New Roman" w:hAnsi="Times New Roman" w:cs="Times New Roman"/>
-          <w:sz w:val="24"/>
-          <w:szCs w:val="24"/>
-          <w:i/>
-          <w:iCs/>
-        </w:rPr>
-        <w:t xml:space="preserve">I(0) = 0  ⇒  C2 = − E/r</w:t>
-      </w:r>
+        <w:spacing w:after="120" w:line="276" w:lineRule="auto"/>
+      </w:pPr>
+      <m:oMathPara>
+        <m:oMathParaPr>
+          <m:jc m:val="center"/>
+        </m:oMathParaPr>
+        <m:oMath>
+          <m:r>
+            <m:rPr>
+              <m:sty m:val="b"/>
+            </m:rPr>
+            <w:rPr>
+              <w:rFonts w:ascii="Cambria Math" w:hAnsi="Cambria Math"/>
+              <w:b/>
+              <w:bCs/>
+              <w:sz w:val="28"/>
+              <w:szCs w:val="28"/>
+            </w:rPr>
+            <m:t xml:space="preserve">I(0) = 0  ⇒  C2 = − E/r</m:t>
+          </m:r>
+        </m:oMath>
+      </m:oMathPara>
     </w:p>
     <w:p>
       <w:pPr>
@@ -8516,54 +8676,81 @@
     </w:p>
     <w:p>
       <w:pPr>
-        <w:spacing w:after="160" w:line="276" w:lineRule="auto"/>
         <w:jc w:val="center"/>
-        <w:ind w:firstLine="0"/>
-      </w:pPr>
-      <w:r>
-        <w:rPr>
-          <w:rFonts w:ascii="Times New Roman" w:hAnsi="Times New Roman" w:cs="Times New Roman"/>
-          <w:sz w:val="24"/>
-          <w:szCs w:val="24"/>
-          <w:i/>
-          <w:iCs/>
-        </w:rPr>
-        <w:t xml:space="preserve">Iз(t) = (E/r)·(1 − exp(−t·r/L))</w:t>
-      </w:r>
-    </w:p>
-    <w:p>
-      <w:pPr>
-        <w:spacing w:after="160" w:line="276" w:lineRule="auto"/>
+        <w:spacing w:after="120" w:line="276" w:lineRule="auto"/>
+      </w:pPr>
+      <m:oMathPara>
+        <m:oMathParaPr>
+          <m:jc m:val="center"/>
+        </m:oMathParaPr>
+        <m:oMath>
+          <m:r>
+            <m:rPr>
+              <m:sty m:val="b"/>
+            </m:rPr>
+            <w:rPr>
+              <w:rFonts w:ascii="Cambria Math" w:hAnsi="Cambria Math"/>
+              <w:b/>
+              <w:bCs/>
+              <w:sz w:val="28"/>
+              <w:szCs w:val="28"/>
+            </w:rPr>
+            <m:t xml:space="preserve">Iз(t) = (E/r)·(1 − exp(−t·r/L))</m:t>
+          </m:r>
+        </m:oMath>
+      </m:oMathPara>
+    </w:p>
+    <w:p>
+      <w:pPr>
         <w:jc w:val="center"/>
-        <w:ind w:firstLine="0"/>
-      </w:pPr>
-      <w:r>
-        <w:rPr>
-          <w:rFonts w:ascii="Times New Roman" w:hAnsi="Times New Roman" w:cs="Times New Roman"/>
-          <w:sz w:val="24"/>
-          <w:szCs w:val="24"/>
-          <w:i/>
-          <w:iCs/>
-        </w:rPr>
-        <w:t xml:space="preserve">Uз(t) = E · exp(−t·r/L)</w:t>
-      </w:r>
-    </w:p>
-    <w:p>
-      <w:pPr>
-        <w:spacing w:after="160" w:line="276" w:lineRule="auto"/>
+        <w:spacing w:after="120" w:line="276" w:lineRule="auto"/>
+      </w:pPr>
+      <m:oMathPara>
+        <m:oMathParaPr>
+          <m:jc m:val="center"/>
+        </m:oMathParaPr>
+        <m:oMath>
+          <m:r>
+            <m:rPr>
+              <m:sty m:val="b"/>
+            </m:rPr>
+            <w:rPr>
+              <w:rFonts w:ascii="Cambria Math" w:hAnsi="Cambria Math"/>
+              <w:b/>
+              <w:bCs/>
+              <w:sz w:val="28"/>
+              <w:szCs w:val="28"/>
+            </w:rPr>
+            <m:t xml:space="preserve">Uз(t) = E · exp(−t·r/L)</m:t>
+          </m:r>
+        </m:oMath>
+      </m:oMathPara>
+    </w:p>
+    <w:p>
+      <w:pPr>
         <w:jc w:val="center"/>
-        <w:ind w:firstLine="0"/>
-      </w:pPr>
-      <w:r>
-        <w:rPr>
-          <w:rFonts w:ascii="Times New Roman" w:hAnsi="Times New Roman" w:cs="Times New Roman"/>
-          <w:sz w:val="24"/>
-          <w:szCs w:val="24"/>
-          <w:i/>
-          <w:iCs/>
-        </w:rPr>
-        <w:t xml:space="preserve">Excel:  Iз=(E/r)*(1-EXP(-t*r/L));   Uз=E*EXP(-t*r/L)</w:t>
-      </w:r>
+        <w:spacing w:after="120" w:line="276" w:lineRule="auto"/>
+      </w:pPr>
+      <m:oMathPara>
+        <m:oMathParaPr>
+          <m:jc m:val="center"/>
+        </m:oMathParaPr>
+        <m:oMath>
+          <m:r>
+            <m:rPr>
+              <m:sty m:val="b"/>
+            </m:rPr>
+            <w:rPr>
+              <w:rFonts w:ascii="Cambria Math" w:hAnsi="Cambria Math"/>
+              <w:b/>
+              <w:bCs/>
+              <w:sz w:val="28"/>
+              <w:szCs w:val="28"/>
+            </w:rPr>
+            <m:t xml:space="preserve">Excel:  Iз=(E/r)*(1-EXP(-t*r/L));   Uз=E*EXP(-t*r/L)</m:t>
+          </m:r>
+        </m:oMath>
+      </m:oMathPara>
     </w:p>
     <w:p>
       <w:pPr>
@@ -8658,20 +8845,29 @@
     </w:p>
     <w:p>
       <w:pPr>
-        <w:spacing w:after="160" w:line="276" w:lineRule="auto"/>
         <w:jc w:val="center"/>
-        <w:ind w:firstLine="0"/>
-      </w:pPr>
-      <w:r>
-        <w:rPr>
-          <w:rFonts w:ascii="Times New Roman" w:hAnsi="Times New Roman" w:cs="Times New Roman"/>
-          <w:sz w:val="24"/>
-          <w:szCs w:val="24"/>
-          <w:i/>
-          <w:iCs/>
-        </w:rPr>
-        <w:t xml:space="preserve">L = 3·10⁻⁴ Гн,   r = 9 Ом</w:t>
-      </w:r>
+        <w:spacing w:after="120" w:line="276" w:lineRule="auto"/>
+      </w:pPr>
+      <m:oMathPara>
+        <m:oMathParaPr>
+          <m:jc m:val="center"/>
+        </m:oMathParaPr>
+        <m:oMath>
+          <m:r>
+            <m:rPr>
+              <m:sty m:val="b"/>
+            </m:rPr>
+            <w:rPr>
+              <w:rFonts w:ascii="Cambria Math" w:hAnsi="Cambria Math"/>
+              <w:b/>
+              <w:bCs/>
+              <w:sz w:val="28"/>
+              <w:szCs w:val="28"/>
+            </w:rPr>
+            <m:t xml:space="preserve">L = 3·10⁻⁴ Гн,   r = 9 Ом</m:t>
+          </m:r>
+        </m:oMath>
+      </m:oMathPara>
     </w:p>
     <w:p>
       <w:pPr>
@@ -8772,20 +8968,29 @@
     </w:p>
     <w:p>
       <w:pPr>
-        <w:spacing w:after="160" w:line="276" w:lineRule="auto"/>
         <w:jc w:val="center"/>
-        <w:ind w:firstLine="0"/>
-      </w:pPr>
-      <w:r>
-        <w:rPr>
-          <w:rFonts w:ascii="Times New Roman" w:hAnsi="Times New Roman" w:cs="Times New Roman"/>
-          <w:sz w:val="24"/>
-          <w:szCs w:val="24"/>
-          <w:i/>
-          <w:iCs/>
-        </w:rPr>
-        <w:t xml:space="preserve">L = 9·10⁻⁴ Гн;   r = 4,5 Ом</w:t>
-      </w:r>
+        <w:spacing w:after="120" w:line="276" w:lineRule="auto"/>
+      </w:pPr>
+      <m:oMathPara>
+        <m:oMathParaPr>
+          <m:jc m:val="center"/>
+        </m:oMathParaPr>
+        <m:oMath>
+          <m:r>
+            <m:rPr>
+              <m:sty m:val="b"/>
+            </m:rPr>
+            <w:rPr>
+              <w:rFonts w:ascii="Cambria Math" w:hAnsi="Cambria Math"/>
+              <w:b/>
+              <w:bCs/>
+              <w:sz w:val="28"/>
+              <w:szCs w:val="28"/>
+            </w:rPr>
+            <m:t xml:space="preserve">L = 9·10⁻⁴ Гн;   r = 4,5 Ом</m:t>
+          </m:r>
+        </m:oMath>
+      </m:oMathPara>
     </w:p>
     <w:p>
       <w:pPr>
@@ -8986,37 +9191,55 @@
     </w:p>
     <w:p>
       <w:pPr>
-        <w:spacing w:after="160" w:line="276" w:lineRule="auto"/>
         <w:jc w:val="center"/>
-        <w:ind w:firstLine="0"/>
-      </w:pPr>
-      <w:r>
-        <w:rPr>
-          <w:rFonts w:ascii="Times New Roman" w:hAnsi="Times New Roman" w:cs="Times New Roman"/>
-          <w:sz w:val="24"/>
-          <w:szCs w:val="24"/>
-          <w:i/>
-          <w:iCs/>
-        </w:rPr>
-        <w:t xml:space="preserve">0 = i·R + u_L     (второй закон Кирхгофа)</w:t>
-      </w:r>
-    </w:p>
-    <w:p>
-      <w:pPr>
-        <w:spacing w:after="160" w:line="276" w:lineRule="auto"/>
+        <w:spacing w:after="120" w:line="276" w:lineRule="auto"/>
+      </w:pPr>
+      <m:oMathPara>
+        <m:oMathParaPr>
+          <m:jc m:val="center"/>
+        </m:oMathParaPr>
+        <m:oMath>
+          <m:r>
+            <m:rPr>
+              <m:sty m:val="b"/>
+            </m:rPr>
+            <w:rPr>
+              <w:rFonts w:ascii="Cambria Math" w:hAnsi="Cambria Math"/>
+              <w:b/>
+              <w:bCs/>
+              <w:sz w:val="28"/>
+              <w:szCs w:val="28"/>
+            </w:rPr>
+            <m:t xml:space="preserve">0 = i·R + u_L     (второй закон Кирхгофа)</m:t>
+          </m:r>
+        </m:oMath>
+      </m:oMathPara>
+    </w:p>
+    <w:p>
+      <w:pPr>
         <w:jc w:val="center"/>
-        <w:ind w:firstLine="0"/>
-      </w:pPr>
-      <w:r>
-        <w:rPr>
-          <w:rFonts w:ascii="Times New Roman" w:hAnsi="Times New Roman" w:cs="Times New Roman"/>
-          <w:sz w:val="24"/>
-          <w:szCs w:val="24"/>
-          <w:i/>
-          <w:iCs/>
-        </w:rPr>
-        <w:t xml:space="preserve">u_L = L·di/dt,    u_R = i·R</w:t>
-      </w:r>
+        <w:spacing w:after="120" w:line="276" w:lineRule="auto"/>
+      </w:pPr>
+      <m:oMathPara>
+        <m:oMathParaPr>
+          <m:jc m:val="center"/>
+        </m:oMathParaPr>
+        <m:oMath>
+          <m:r>
+            <m:rPr>
+              <m:sty m:val="b"/>
+            </m:rPr>
+            <w:rPr>
+              <w:rFonts w:ascii="Cambria Math" w:hAnsi="Cambria Math"/>
+              <w:b/>
+              <w:bCs/>
+              <w:sz w:val="28"/>
+              <w:szCs w:val="28"/>
+            </w:rPr>
+            <m:t xml:space="preserve">u_L = L·di/dt,    u_R = i·R</m:t>
+          </m:r>
+        </m:oMath>
+      </m:oMathPara>
     </w:p>
     <w:p>
       <w:pPr>
@@ -9036,54 +9259,81 @@
     </w:p>
     <w:p>
       <w:pPr>
-        <w:spacing w:after="160" w:line="276" w:lineRule="auto"/>
         <w:jc w:val="center"/>
-        <w:ind w:firstLine="0"/>
-      </w:pPr>
-      <w:r>
-        <w:rPr>
-          <w:rFonts w:ascii="Times New Roman" w:hAnsi="Times New Roman" w:cs="Times New Roman"/>
-          <w:sz w:val="24"/>
-          <w:szCs w:val="24"/>
-          <w:i/>
-          <w:iCs/>
-        </w:rPr>
-        <w:t xml:space="preserve">L·di/dt + R·i = 0</w:t>
-      </w:r>
-    </w:p>
-    <w:p>
-      <w:pPr>
-        <w:spacing w:after="160" w:line="276" w:lineRule="auto"/>
+        <w:spacing w:after="120" w:line="276" w:lineRule="auto"/>
+      </w:pPr>
+      <m:oMathPara>
+        <m:oMathParaPr>
+          <m:jc m:val="center"/>
+        </m:oMathParaPr>
+        <m:oMath>
+          <m:r>
+            <m:rPr>
+              <m:sty m:val="b"/>
+            </m:rPr>
+            <w:rPr>
+              <w:rFonts w:ascii="Cambria Math" w:hAnsi="Cambria Math"/>
+              <w:b/>
+              <w:bCs/>
+              <w:sz w:val="28"/>
+              <w:szCs w:val="28"/>
+            </w:rPr>
+            <m:t xml:space="preserve">L·di/dt + R·i = 0</m:t>
+          </m:r>
+        </m:oMath>
+      </m:oMathPara>
+    </w:p>
+    <w:p>
+      <w:pPr>
         <w:jc w:val="center"/>
-        <w:ind w:firstLine="0"/>
-      </w:pPr>
-      <w:r>
-        <w:rPr>
-          <w:rFonts w:ascii="Times New Roman" w:hAnsi="Times New Roman" w:cs="Times New Roman"/>
-          <w:sz w:val="24"/>
-          <w:szCs w:val="24"/>
-          <w:i/>
-          <w:iCs/>
-        </w:rPr>
-        <w:t xml:space="preserve">di/dt + (R/L)·i = 0</w:t>
-      </w:r>
-    </w:p>
-    <w:p>
-      <w:pPr>
-        <w:spacing w:after="160" w:line="276" w:lineRule="auto"/>
+        <w:spacing w:after="120" w:line="276" w:lineRule="auto"/>
+      </w:pPr>
+      <m:oMathPara>
+        <m:oMathParaPr>
+          <m:jc m:val="center"/>
+        </m:oMathParaPr>
+        <m:oMath>
+          <m:r>
+            <m:rPr>
+              <m:sty m:val="b"/>
+            </m:rPr>
+            <w:rPr>
+              <w:rFonts w:ascii="Cambria Math" w:hAnsi="Cambria Math"/>
+              <w:b/>
+              <w:bCs/>
+              <w:sz w:val="28"/>
+              <w:szCs w:val="28"/>
+            </w:rPr>
+            <m:t xml:space="preserve">di/dt + (R/L)·i = 0</m:t>
+          </m:r>
+        </m:oMath>
+      </m:oMathPara>
+    </w:p>
+    <w:p>
+      <w:pPr>
         <w:jc w:val="center"/>
-        <w:ind w:firstLine="0"/>
-      </w:pPr>
-      <w:r>
-        <w:rPr>
-          <w:rFonts w:ascii="Times New Roman" w:hAnsi="Times New Roman" w:cs="Times New Roman"/>
-          <w:sz w:val="24"/>
-          <w:szCs w:val="24"/>
-          <w:i/>
-          <w:iCs/>
-        </w:rPr>
-        <w:t xml:space="preserve">di/dt = − (R/L)·i</w:t>
-      </w:r>
+        <w:spacing w:after="120" w:line="276" w:lineRule="auto"/>
+      </w:pPr>
+      <m:oMathPara>
+        <m:oMathParaPr>
+          <m:jc m:val="center"/>
+        </m:oMathParaPr>
+        <m:oMath>
+          <m:r>
+            <m:rPr>
+              <m:sty m:val="b"/>
+            </m:rPr>
+            <w:rPr>
+              <w:rFonts w:ascii="Cambria Math" w:hAnsi="Cambria Math"/>
+              <w:b/>
+              <w:bCs/>
+              <w:sz w:val="28"/>
+              <w:szCs w:val="28"/>
+            </w:rPr>
+            <m:t xml:space="preserve">di/dt = − (R/L)·i</m:t>
+          </m:r>
+        </m:oMath>
+      </m:oMathPara>
     </w:p>
     <w:p>
       <w:pPr>
@@ -9103,20 +9353,29 @@
     </w:p>
     <w:p>
       <w:pPr>
-        <w:spacing w:after="160" w:line="276" w:lineRule="auto"/>
         <w:jc w:val="center"/>
-        <w:ind w:firstLine="0"/>
-      </w:pPr>
-      <w:r>
-        <w:rPr>
-          <w:rFonts w:ascii="Times New Roman" w:hAnsi="Times New Roman" w:cs="Times New Roman"/>
-          <w:sz w:val="24"/>
-          <w:szCs w:val="24"/>
-          <w:i/>
-          <w:iCs/>
-        </w:rPr>
-        <w:t xml:space="preserve">di/dt = − (R/L)·i</w:t>
-      </w:r>
+        <w:spacing w:after="120" w:line="276" w:lineRule="auto"/>
+      </w:pPr>
+      <m:oMathPara>
+        <m:oMathParaPr>
+          <m:jc m:val="center"/>
+        </m:oMathParaPr>
+        <m:oMath>
+          <m:r>
+            <m:rPr>
+              <m:sty m:val="b"/>
+            </m:rPr>
+            <w:rPr>
+              <w:rFonts w:ascii="Cambria Math" w:hAnsi="Cambria Math"/>
+              <w:b/>
+              <w:bCs/>
+              <w:sz w:val="28"/>
+              <w:szCs w:val="28"/>
+            </w:rPr>
+            <m:t xml:space="preserve">di/dt = − (R/L)·i</m:t>
+          </m:r>
+        </m:oMath>
+      </m:oMathPara>
     </w:p>
     <w:p>
       <w:pPr>
@@ -9136,20 +9395,29 @@
     </w:p>
     <w:p>
       <w:pPr>
-        <w:spacing w:after="160" w:line="276" w:lineRule="auto"/>
         <w:jc w:val="center"/>
-        <w:ind w:firstLine="0"/>
-      </w:pPr>
-      <w:r>
-        <w:rPr>
-          <w:rFonts w:ascii="Times New Roman" w:hAnsi="Times New Roman" w:cs="Times New Roman"/>
-          <w:sz w:val="24"/>
-          <w:szCs w:val="24"/>
-          <w:i/>
-          <w:iCs/>
-        </w:rPr>
-        <w:t xml:space="preserve">Iр(0) = E/R,    t0 = 0</w:t>
-      </w:r>
+        <w:spacing w:after="120" w:line="276" w:lineRule="auto"/>
+      </w:pPr>
+      <m:oMathPara>
+        <m:oMathParaPr>
+          <m:jc m:val="center"/>
+        </m:oMathParaPr>
+        <m:oMath>
+          <m:r>
+            <m:rPr>
+              <m:sty m:val="b"/>
+            </m:rPr>
+            <w:rPr>
+              <w:rFonts w:ascii="Cambria Math" w:hAnsi="Cambria Math"/>
+              <w:b/>
+              <w:bCs/>
+              <w:sz w:val="28"/>
+              <w:szCs w:val="28"/>
+            </w:rPr>
+            <m:t xml:space="preserve">Iр(0) = E/R,    t0 = 0</m:t>
+          </m:r>
+        </m:oMath>
+      </m:oMathPara>
     </w:p>
     <w:p>
       <w:pPr>
@@ -9169,71 +9437,141 @@
     </w:p>
     <w:p>
       <w:pPr>
-        <w:spacing w:after="160" w:line="276" w:lineRule="auto"/>
         <w:jc w:val="center"/>
-        <w:ind w:firstLine="0"/>
-      </w:pPr>
-      <w:r>
-        <w:rPr>
-          <w:rFonts w:ascii="Times New Roman" w:hAnsi="Times New Roman" w:cs="Times New Roman"/>
-          <w:sz w:val="24"/>
-          <w:szCs w:val="24"/>
-          <w:i/>
-          <w:iCs/>
-        </w:rPr>
-        <w:t xml:space="preserve">di/i = − (R/L) dt</w:t>
-      </w:r>
-    </w:p>
-    <w:p>
-      <w:pPr>
-        <w:spacing w:after="160" w:line="276" w:lineRule="auto"/>
+        <w:spacing w:after="120" w:line="276" w:lineRule="auto"/>
+      </w:pPr>
+      <m:oMathPara>
+        <m:oMathParaPr>
+          <m:jc m:val="center"/>
+        </m:oMathParaPr>
+        <m:oMath>
+          <m:r>
+            <m:rPr>
+              <m:sty m:val="b"/>
+            </m:rPr>
+            <w:rPr>
+              <w:rFonts w:ascii="Cambria Math" w:hAnsi="Cambria Math"/>
+              <w:b/>
+              <w:bCs/>
+              <w:sz w:val="28"/>
+              <w:szCs w:val="28"/>
+            </w:rPr>
+            <m:t xml:space="preserve">di/i = − (R/L) dt</m:t>
+          </m:r>
+        </m:oMath>
+      </m:oMathPara>
+    </w:p>
+    <w:p>
+      <w:pPr>
         <w:jc w:val="center"/>
-        <w:ind w:firstLine="0"/>
-      </w:pPr>
-      <w:r>
-        <w:rPr>
-          <w:rFonts w:ascii="Times New Roman" w:hAnsi="Times New Roman" w:cs="Times New Roman"/>
-          <w:sz w:val="24"/>
-          <w:szCs w:val="24"/>
-          <w:i/>
-          <w:iCs/>
-        </w:rPr>
-        <w:t xml:space="preserve">ln|i| = − (R/L)·t + C1</w:t>
-      </w:r>
-    </w:p>
-    <w:p>
-      <w:pPr>
-        <w:spacing w:after="160" w:line="276" w:lineRule="auto"/>
+        <w:spacing w:after="120" w:line="276" w:lineRule="auto"/>
+      </w:pPr>
+      <m:oMathPara>
+        <m:oMathParaPr>
+          <m:jc m:val="center"/>
+        </m:oMathParaPr>
+        <m:oMath>
+          <m:r>
+            <m:rPr>
+              <m:sty m:val="b"/>
+            </m:rPr>
+            <w:rPr>
+              <w:rFonts w:ascii="Cambria Math" w:hAnsi="Cambria Math"/>
+              <w:b/>
+              <w:bCs/>
+              <w:sz w:val="28"/>
+              <w:szCs w:val="28"/>
+            </w:rPr>
+            <m:t xml:space="preserve">ln</m:t>
+          </m:r>
+          <m:d>
+            <m:dPr>
+              <m:begChr m:val="|"/>
+              <m:endChr m:val="|"/>
+            </m:dPr>
+            <m:e>
+              <m:r>
+                <m:rPr>
+                  <m:sty m:val="b"/>
+                </m:rPr>
+                <w:rPr>
+                  <w:rFonts w:ascii="Cambria Math" w:hAnsi="Cambria Math"/>
+                  <w:b/>
+                  <w:bCs/>
+                  <w:sz w:val="28"/>
+                  <w:szCs w:val="28"/>
+                </w:rPr>
+                <m:t xml:space="preserve">i</m:t>
+              </m:r>
+            </m:e>
+          </m:d>
+          <m:r>
+            <m:rPr>
+              <m:sty m:val="b"/>
+            </m:rPr>
+            <w:rPr>
+              <w:rFonts w:ascii="Cambria Math" w:hAnsi="Cambria Math"/>
+              <w:b/>
+              <w:bCs/>
+              <w:sz w:val="28"/>
+              <w:szCs w:val="28"/>
+            </w:rPr>
+            <m:t xml:space="preserve"> = − (R/L)·t + C1</m:t>
+          </m:r>
+        </m:oMath>
+      </m:oMathPara>
+    </w:p>
+    <w:p>
+      <w:pPr>
         <w:jc w:val="center"/>
-        <w:ind w:firstLine="0"/>
-      </w:pPr>
-      <w:r>
-        <w:rPr>
-          <w:rFonts w:ascii="Times New Roman" w:hAnsi="Times New Roman" w:cs="Times New Roman"/>
-          <w:sz w:val="24"/>
-          <w:szCs w:val="24"/>
-          <w:i/>
-          <w:iCs/>
-        </w:rPr>
-        <w:t xml:space="preserve">i(t) = C2 · exp(−t·R/L)</w:t>
-      </w:r>
-    </w:p>
-    <w:p>
-      <w:pPr>
-        <w:spacing w:after="160" w:line="276" w:lineRule="auto"/>
+        <w:spacing w:after="120" w:line="276" w:lineRule="auto"/>
+      </w:pPr>
+      <m:oMathPara>
+        <m:oMathParaPr>
+          <m:jc m:val="center"/>
+        </m:oMathParaPr>
+        <m:oMath>
+          <m:r>
+            <m:rPr>
+              <m:sty m:val="b"/>
+            </m:rPr>
+            <w:rPr>
+              <w:rFonts w:ascii="Cambria Math" w:hAnsi="Cambria Math"/>
+              <w:b/>
+              <w:bCs/>
+              <w:sz w:val="28"/>
+              <w:szCs w:val="28"/>
+            </w:rPr>
+            <m:t xml:space="preserve">i(t) = C2 · exp(−t·R/L)</m:t>
+          </m:r>
+        </m:oMath>
+      </m:oMathPara>
+    </w:p>
+    <w:p>
+      <w:pPr>
         <w:jc w:val="center"/>
-        <w:ind w:firstLine="0"/>
-      </w:pPr>
-      <w:r>
-        <w:rPr>
-          <w:rFonts w:ascii="Times New Roman" w:hAnsi="Times New Roman" w:cs="Times New Roman"/>
-          <w:sz w:val="24"/>
-          <w:szCs w:val="24"/>
-          <w:i/>
-          <w:iCs/>
-        </w:rPr>
-        <w:t xml:space="preserve">Iр(0) = E/R  ⇒  C2 = E/R</w:t>
-      </w:r>
+        <w:spacing w:after="120" w:line="276" w:lineRule="auto"/>
+      </w:pPr>
+      <m:oMathPara>
+        <m:oMathParaPr>
+          <m:jc m:val="center"/>
+        </m:oMathParaPr>
+        <m:oMath>
+          <m:r>
+            <m:rPr>
+              <m:sty m:val="b"/>
+            </m:rPr>
+            <w:rPr>
+              <w:rFonts w:ascii="Cambria Math" w:hAnsi="Cambria Math"/>
+              <w:b/>
+              <w:bCs/>
+              <w:sz w:val="28"/>
+              <w:szCs w:val="28"/>
+            </w:rPr>
+            <m:t xml:space="preserve">Iр(0) = E/R  ⇒  C2 = E/R</m:t>
+          </m:r>
+        </m:oMath>
+      </m:oMathPara>
     </w:p>
     <w:p>
       <w:pPr>
@@ -9253,54 +9591,81 @@
     </w:p>
     <w:p>
       <w:pPr>
-        <w:spacing w:after="160" w:line="276" w:lineRule="auto"/>
         <w:jc w:val="center"/>
-        <w:ind w:firstLine="0"/>
-      </w:pPr>
-      <w:r>
-        <w:rPr>
-          <w:rFonts w:ascii="Times New Roman" w:hAnsi="Times New Roman" w:cs="Times New Roman"/>
-          <w:sz w:val="24"/>
-          <w:szCs w:val="24"/>
-          <w:i/>
-          <w:iCs/>
-        </w:rPr>
-        <w:t xml:space="preserve">Iр(t) = (E/R) · exp(−t·R/L)</w:t>
-      </w:r>
-    </w:p>
-    <w:p>
-      <w:pPr>
-        <w:spacing w:after="160" w:line="276" w:lineRule="auto"/>
+        <w:spacing w:after="120" w:line="276" w:lineRule="auto"/>
+      </w:pPr>
+      <m:oMathPara>
+        <m:oMathParaPr>
+          <m:jc m:val="center"/>
+        </m:oMathParaPr>
+        <m:oMath>
+          <m:r>
+            <m:rPr>
+              <m:sty m:val="b"/>
+            </m:rPr>
+            <w:rPr>
+              <w:rFonts w:ascii="Cambria Math" w:hAnsi="Cambria Math"/>
+              <w:b/>
+              <w:bCs/>
+              <w:sz w:val="28"/>
+              <w:szCs w:val="28"/>
+            </w:rPr>
+            <m:t xml:space="preserve">Iр(t) = (E/R) · exp(−t·R/L)</m:t>
+          </m:r>
+        </m:oMath>
+      </m:oMathPara>
+    </w:p>
+    <w:p>
+      <w:pPr>
         <w:jc w:val="center"/>
-        <w:ind w:firstLine="0"/>
-      </w:pPr>
-      <w:r>
-        <w:rPr>
-          <w:rFonts w:ascii="Times New Roman" w:hAnsi="Times New Roman" w:cs="Times New Roman"/>
-          <w:sz w:val="24"/>
-          <w:szCs w:val="24"/>
-          <w:i/>
-          <w:iCs/>
-        </w:rPr>
-        <w:t xml:space="preserve">Uр(t) = L·i' = − E · exp(−t·R/L)</w:t>
-      </w:r>
-    </w:p>
-    <w:p>
-      <w:pPr>
-        <w:spacing w:after="160" w:line="276" w:lineRule="auto"/>
+        <w:spacing w:after="120" w:line="276" w:lineRule="auto"/>
+      </w:pPr>
+      <m:oMathPara>
+        <m:oMathParaPr>
+          <m:jc m:val="center"/>
+        </m:oMathParaPr>
+        <m:oMath>
+          <m:r>
+            <m:rPr>
+              <m:sty m:val="b"/>
+            </m:rPr>
+            <w:rPr>
+              <w:rFonts w:ascii="Cambria Math" w:hAnsi="Cambria Math"/>
+              <w:b/>
+              <w:bCs/>
+              <w:sz w:val="28"/>
+              <w:szCs w:val="28"/>
+            </w:rPr>
+            <m:t xml:space="preserve">Uр(t) = L·i' = − E · exp(−t·R/L)</m:t>
+          </m:r>
+        </m:oMath>
+      </m:oMathPara>
+    </w:p>
+    <w:p>
+      <w:pPr>
         <w:jc w:val="center"/>
-        <w:ind w:firstLine="0"/>
-      </w:pPr>
-      <w:r>
-        <w:rPr>
-          <w:rFonts w:ascii="Times New Roman" w:hAnsi="Times New Roman" w:cs="Times New Roman"/>
-          <w:sz w:val="24"/>
-          <w:szCs w:val="24"/>
-          <w:i/>
-          <w:iCs/>
-        </w:rPr>
-        <w:t xml:space="preserve">Excel:  Iр=(E/R)*EXP(-t*R/L);   Uр=-E*EXP(-t*R/L)</w:t>
-      </w:r>
+        <w:spacing w:after="120" w:line="276" w:lineRule="auto"/>
+      </w:pPr>
+      <m:oMathPara>
+        <m:oMathParaPr>
+          <m:jc m:val="center"/>
+        </m:oMathParaPr>
+        <m:oMath>
+          <m:r>
+            <m:rPr>
+              <m:sty m:val="b"/>
+            </m:rPr>
+            <w:rPr>
+              <w:rFonts w:ascii="Cambria Math" w:hAnsi="Cambria Math"/>
+              <w:b/>
+              <w:bCs/>
+              <w:sz w:val="28"/>
+              <w:szCs w:val="28"/>
+            </w:rPr>
+            <m:t xml:space="preserve">Excel:  Iр=(E/R)*EXP(-t*R/L);   Uр=-E*EXP(-t*R/L)</m:t>
+          </m:r>
+        </m:oMath>
+      </m:oMathPara>
     </w:p>
     <w:p>
       <w:pPr>
@@ -9383,20 +9748,29 @@
     </w:p>
     <w:p>
       <w:pPr>
-        <w:spacing w:after="160" w:line="276" w:lineRule="auto"/>
         <w:jc w:val="center"/>
-        <w:ind w:firstLine="0"/>
-      </w:pPr>
-      <w:r>
-        <w:rPr>
-          <w:rFonts w:ascii="Times New Roman" w:hAnsi="Times New Roman" w:cs="Times New Roman"/>
-          <w:sz w:val="24"/>
-          <w:szCs w:val="24"/>
-          <w:i/>
-          <w:iCs/>
-        </w:rPr>
-        <w:t xml:space="preserve">R = 12 Ом,   L = 9·10⁻⁴ Гн</w:t>
-      </w:r>
+        <w:spacing w:after="120" w:line="276" w:lineRule="auto"/>
+      </w:pPr>
+      <m:oMathPara>
+        <m:oMathParaPr>
+          <m:jc m:val="center"/>
+        </m:oMathParaPr>
+        <m:oMath>
+          <m:r>
+            <m:rPr>
+              <m:sty m:val="b"/>
+            </m:rPr>
+            <w:rPr>
+              <w:rFonts w:ascii="Cambria Math" w:hAnsi="Cambria Math"/>
+              <w:b/>
+              <w:bCs/>
+              <w:sz w:val="28"/>
+              <w:szCs w:val="28"/>
+            </w:rPr>
+            <m:t xml:space="preserve">R = 12 Ом,   L = 9·10⁻⁴ Гн</m:t>
+          </m:r>
+        </m:oMath>
+      </m:oMathPara>
     </w:p>
     <w:p>
       <w:pPr>

--- a/Daniil/задание 1.docx
+++ b/Daniil/задание 1.docx
@@ -7929,7 +7929,7 @@
                 <w:b/>
                 <w:sz w:val="22"/>
               </w:rPr>
-              <w:t xml:space="preserve">r, Ом</w:t>
+              <w:t xml:space="preserve">r1, Ом</w:t>
             </w:r>
           </w:p>
         </w:tc>
@@ -8074,9 +8074,115 @@
           </w:p>
         </w:tc>
       </w:tr>
+      <w:tr>
+        <w:tc>
+          <w:tcPr>
+            <w:tcW w:w="2800" w:type="dxa"/>
+            <w:gridSpan w:val="2"/>
+            <w:shd w:val="clear" w:color="auto" w:fill="F2F2F2"/>
+            <w:tcBorders>
+              <w:top w:val="single" w:sz="8" w:space="0" w:color="000000"/>
+              <w:left w:val="single" w:sz="8" w:space="0" w:color="000000"/>
+              <w:bottom w:val="single" w:sz="8" w:space="0" w:color="000000"/>
+              <w:right w:val="single" w:sz="8" w:space="0" w:color="000000"/>
+            </w:tcBorders>
+          </w:tcPr>
+          <w:p>
+            <w:pPr>
+              <w:jc w:val="center"/>
+            </w:pPr>
+            <w:r>
+              <w:rPr>
+                <w:rFonts w:ascii="Times New Roman" w:hAnsi="Times New Roman"/>
+                <w:b/>
+                <w:sz w:val="22"/>
+              </w:rPr>
+              <w:t xml:space="preserve">r2 (лампа Л2)</w:t>
+            </w:r>
+          </w:p>
+        </w:tc>
+        <w:tc>
+          <w:tcPr>
+            <w:tcW w:w="1400" w:type="dxa"/>
+            <w:tcBorders>
+              <w:top w:val="single" w:sz="8" w:space="0" w:color="000000"/>
+              <w:left w:val="single" w:sz="8" w:space="0" w:color="000000"/>
+              <w:bottom w:val="single" w:sz="8" w:space="0" w:color="000000"/>
+              <w:right w:val="single" w:sz="8" w:space="0" w:color="000000"/>
+            </w:tcBorders>
+          </w:tcPr>
+          <w:p>
+            <w:pPr>
+              <w:jc w:val="center"/>
+            </w:pPr>
+            <w:r>
+              <w:rPr>
+                <w:rFonts w:ascii="Times New Roman" w:hAnsi="Times New Roman"/>
+                <w:b/>
+                <w:sz w:val="22"/>
+              </w:rPr>
+              <w:t xml:space="preserve">90</w:t>
+            </w:r>
+          </w:p>
+        </w:tc>
+        <w:tc>
+          <w:tcPr>
+            <w:tcW w:w="1400" w:type="dxa"/>
+            <w:shd w:val="clear" w:color="auto" w:fill="F2F2F2"/>
+            <w:tcBorders>
+              <w:top w:val="single" w:sz="8" w:space="0" w:color="000000"/>
+              <w:left w:val="single" w:sz="8" w:space="0" w:color="000000"/>
+              <w:bottom w:val="single" w:sz="8" w:space="0" w:color="000000"/>
+              <w:right w:val="single" w:sz="8" w:space="0" w:color="000000"/>
+            </w:tcBorders>
+          </w:tcPr>
+          <w:p>
+            <w:pPr>
+              <w:jc w:val="center"/>
+            </w:pPr>
+            <w:r>
+              <w:rPr>
+                <w:rFonts w:ascii="Times New Roman" w:hAnsi="Times New Roman"/>
+                <w:b/>
+                <w:sz w:val="22"/>
+              </w:rPr>
+              <w:t xml:space="preserve">Ом</w:t>
+            </w:r>
+          </w:p>
+        </w:tc>
+        <w:tc>
+          <w:tcPr>
+            <w:tcW w:w="2800" w:type="dxa"/>
+            <w:gridSpan w:val="2"/>
+            <w:tcBorders>
+              <w:top w:val="single" w:sz="8" w:space="0" w:color="000000"/>
+              <w:left w:val="single" w:sz="8" w:space="0" w:color="000000"/>
+              <w:bottom w:val="single" w:sz="8" w:space="0" w:color="000000"/>
+              <w:right w:val="single" w:sz="8" w:space="0" w:color="000000"/>
+            </w:tcBorders>
+          </w:tcPr>
+          <w:p>
+            <w:pPr>
+              <w:jc w:val="center"/>
+            </w:pPr>
+            <w:r>
+              <w:rPr>
+                <w:rFonts w:ascii="Times New Roman" w:hAnsi="Times New Roman"/>
+                <w:sz w:val="22"/>
+              </w:rPr>
+              <w:t xml:space="preserve">r2 = 10·r1, как на схеме</w:t>
+            </w:r>
+          </w:p>
+        </w:tc>
+      </w:tr>
     </w:tbl>
     <w:p>
       <w:pPr>
+        <w:rPr>
+          <w:b/>
+          <w:bCs/>
+          <w:i/>
+        </w:rPr>
         <w:jc w:val="center"/>
         <w:spacing w:after="120" w:line="276" w:lineRule="auto"/>
       </w:pPr>
@@ -8087,16 +8193,18 @@
         <m:oMath>
           <m:r>
             <m:rPr>
-              <m:sty m:val="b"/>
+              <m:sty m:val="bi"/>
             </m:rPr>
             <w:rPr>
               <w:rFonts w:ascii="Cambria Math" w:hAnsi="Cambria Math"/>
               <w:b/>
               <w:bCs/>
-              <w:sz w:val="28"/>
-              <w:szCs w:val="28"/>
+              <w:i/>
+              <w:iCs/>
+              <w:sz w:val="32"/>
+              <w:szCs w:val="32"/>
             </w:rPr>
-            <m:t xml:space="preserve">E = 8 В;   L = 9·10⁻⁴ Гн;   R = 120 Ом;   r = 9 Ом;   t0 = 0 с;   I(t0) = 0 А.</m:t>
+            <m:t xml:space="preserve">E = 8 В;   L = 9·10⁻⁴ Гн;   R = 120 Ом;   r1 = 9 Ом;   r2 = 90 Ом;   t0 = 0 с;   I(t0) = 0 А.</m:t>
           </m:r>
         </m:oMath>
       </m:oMathPara>
@@ -8128,7 +8236,7 @@
           <w:sz w:val="24"/>
           <w:szCs w:val="24"/>
         </w:rPr>
-        <w:t xml:space="preserve">Верхний переключатель в левом положении: источник E подключён к катушке L через сопротивление r. Ток в катушке растёт от нуля, напряжение на катушке в начальный момент равно E.</w:t>
+        <w:t xml:space="preserve">Верхний переключатель в левом положении: источник E подключён к катушке L через лампу Л1 (r1). Ток в катушке растёт от нуля, напряжение на катушке в начальный момент равно E.</w:t>
       </w:r>
     </w:p>
     <w:p>
@@ -8224,6 +8332,11 @@
     </w:p>
     <w:p>
       <w:pPr>
+        <w:rPr>
+          <w:b/>
+          <w:bCs/>
+          <w:i/>
+        </w:rPr>
         <w:jc w:val="center"/>
         <w:spacing w:after="120" w:line="276" w:lineRule="auto"/>
       </w:pPr>
@@ -8234,22 +8347,29 @@
         <m:oMath>
           <m:r>
             <m:rPr>
-              <m:sty m:val="b"/>
+              <m:sty m:val="bi"/>
             </m:rPr>
             <w:rPr>
               <w:rFonts w:ascii="Cambria Math" w:hAnsi="Cambria Math"/>
               <w:b/>
               <w:bCs/>
-              <w:sz w:val="28"/>
-              <w:szCs w:val="28"/>
+              <w:i/>
+              <w:iCs/>
+              <w:sz w:val="32"/>
+              <w:szCs w:val="32"/>
             </w:rPr>
-            <m:t xml:space="preserve">E = i·r + u_L     (второй закон Кирхгофа)</m:t>
+            <m:t xml:space="preserve">E = Uл1 + UL     (второй закон Кирхгофа)</m:t>
           </m:r>
         </m:oMath>
       </m:oMathPara>
     </w:p>
     <w:p>
       <w:pPr>
+        <w:rPr>
+          <w:b/>
+          <w:bCs/>
+          <w:i/>
+        </w:rPr>
         <w:jc w:val="center"/>
         <w:spacing w:after="120" w:line="276" w:lineRule="auto"/>
       </w:pPr>
@@ -8260,22 +8380,29 @@
         <m:oMath>
           <m:r>
             <m:rPr>
-              <m:sty m:val="b"/>
+              <m:sty m:val="bi"/>
             </m:rPr>
             <w:rPr>
               <w:rFonts w:ascii="Cambria Math" w:hAnsi="Cambria Math"/>
               <w:b/>
               <w:bCs/>
-              <w:sz w:val="28"/>
-              <w:szCs w:val="28"/>
+              <w:i/>
+              <w:iCs/>
+              <w:sz w:val="32"/>
+              <w:szCs w:val="32"/>
             </w:rPr>
-            <m:t xml:space="preserve">u_L = L · di/dt     (закон электромагнитной индукции)</m:t>
+            <m:t xml:space="preserve">Uл1 = I·r1     (закон Ома)</m:t>
           </m:r>
         </m:oMath>
       </m:oMathPara>
     </w:p>
     <w:p>
       <w:pPr>
+        <w:rPr>
+          <w:b/>
+          <w:bCs/>
+          <w:i/>
+        </w:rPr>
         <w:jc w:val="center"/>
         <w:spacing w:after="120" w:line="276" w:lineRule="auto"/>
       </w:pPr>
@@ -8286,16 +8413,18 @@
         <m:oMath>
           <m:r>
             <m:rPr>
-              <m:sty m:val="b"/>
+              <m:sty m:val="bi"/>
             </m:rPr>
             <w:rPr>
               <w:rFonts w:ascii="Cambria Math" w:hAnsi="Cambria Math"/>
               <w:b/>
               <w:bCs/>
-              <w:sz w:val="28"/>
-              <w:szCs w:val="28"/>
+              <w:i/>
+              <w:iCs/>
+              <w:sz w:val="32"/>
+              <w:szCs w:val="32"/>
             </w:rPr>
-            <m:t xml:space="preserve">u_r = i·r     (закон Ома)</m:t>
+            <m:t xml:space="preserve">UL = L·I'     (закон электромагнитной индукции)</m:t>
           </m:r>
         </m:oMath>
       </m:oMathPara>
@@ -8318,6 +8447,11 @@
     </w:p>
     <w:p>
       <w:pPr>
+        <w:rPr>
+          <w:b/>
+          <w:bCs/>
+          <w:i/>
+        </w:rPr>
         <w:jc w:val="center"/>
         <w:spacing w:after="120" w:line="276" w:lineRule="auto"/>
       </w:pPr>
@@ -8328,22 +8462,29 @@
         <m:oMath>
           <m:r>
             <m:rPr>
-              <m:sty m:val="b"/>
+              <m:sty m:val="bi"/>
             </m:rPr>
             <w:rPr>
               <w:rFonts w:ascii="Cambria Math" w:hAnsi="Cambria Math"/>
               <w:b/>
               <w:bCs/>
-              <w:sz w:val="28"/>
-              <w:szCs w:val="28"/>
+              <w:i/>
+              <w:iCs/>
+              <w:sz w:val="32"/>
+              <w:szCs w:val="32"/>
             </w:rPr>
-            <m:t xml:space="preserve">E = i·r + L·di/dt</m:t>
+            <m:t xml:space="preserve">E = I·r1 + L·di/dt</m:t>
           </m:r>
         </m:oMath>
       </m:oMathPara>
     </w:p>
     <w:p>
       <w:pPr>
+        <w:rPr>
+          <w:b/>
+          <w:bCs/>
+          <w:i/>
+        </w:rPr>
         <w:jc w:val="center"/>
         <w:spacing w:after="120" w:line="276" w:lineRule="auto"/>
       </w:pPr>
@@ -8354,22 +8495,29 @@
         <m:oMath>
           <m:r>
             <m:rPr>
-              <m:sty m:val="b"/>
+              <m:sty m:val="bi"/>
             </m:rPr>
             <w:rPr>
               <w:rFonts w:ascii="Cambria Math" w:hAnsi="Cambria Math"/>
               <w:b/>
               <w:bCs/>
-              <w:sz w:val="28"/>
-              <w:szCs w:val="28"/>
+              <w:i/>
+              <w:iCs/>
+              <w:sz w:val="32"/>
+              <w:szCs w:val="32"/>
             </w:rPr>
-            <m:t xml:space="preserve">L·di/dt + r·i = E</m:t>
+            <m:t xml:space="preserve">L·di/dt + r1·I = E</m:t>
           </m:r>
         </m:oMath>
       </m:oMathPara>
     </w:p>
     <w:p>
       <w:pPr>
+        <w:rPr>
+          <w:b/>
+          <w:bCs/>
+          <w:i/>
+        </w:rPr>
         <w:jc w:val="center"/>
         <w:spacing w:after="120" w:line="276" w:lineRule="auto"/>
       </w:pPr>
@@ -8380,22 +8528,29 @@
         <m:oMath>
           <m:r>
             <m:rPr>
-              <m:sty m:val="b"/>
+              <m:sty m:val="bi"/>
             </m:rPr>
             <w:rPr>
               <w:rFonts w:ascii="Cambria Math" w:hAnsi="Cambria Math"/>
               <w:b/>
               <w:bCs/>
-              <w:sz w:val="28"/>
-              <w:szCs w:val="28"/>
+              <w:i/>
+              <w:iCs/>
+              <w:sz w:val="32"/>
+              <w:szCs w:val="32"/>
             </w:rPr>
-            <m:t xml:space="preserve">di/dt + (r/L)·i = E/L</m:t>
+            <m:t xml:space="preserve">di/dt + (r1/L)·I = E/L</m:t>
           </m:r>
         </m:oMath>
       </m:oMathPara>
     </w:p>
     <w:p>
       <w:pPr>
+        <w:rPr>
+          <w:b/>
+          <w:bCs/>
+          <w:i/>
+        </w:rPr>
         <w:jc w:val="center"/>
         <w:spacing w:after="120" w:line="276" w:lineRule="auto"/>
       </w:pPr>
@@ -8406,16 +8561,18 @@
         <m:oMath>
           <m:r>
             <m:rPr>
-              <m:sty m:val="b"/>
+              <m:sty m:val="bi"/>
             </m:rPr>
             <w:rPr>
               <w:rFonts w:ascii="Cambria Math" w:hAnsi="Cambria Math"/>
               <w:b/>
               <w:bCs/>
-              <w:sz w:val="28"/>
-              <w:szCs w:val="28"/>
+              <w:i/>
+              <w:iCs/>
+              <w:sz w:val="32"/>
+              <w:szCs w:val="32"/>
             </w:rPr>
-            <m:t xml:space="preserve">di/dt = (E − i·r)/L</m:t>
+            <m:t xml:space="preserve">di/dt = (E − I·r1)/L</m:t>
           </m:r>
         </m:oMath>
       </m:oMathPara>
@@ -8438,6 +8595,11 @@
     </w:p>
     <w:p>
       <w:pPr>
+        <w:rPr>
+          <w:b/>
+          <w:bCs/>
+          <w:i/>
+        </w:rPr>
         <w:jc w:val="center"/>
         <w:spacing w:after="120" w:line="276" w:lineRule="auto"/>
       </w:pPr>
@@ -8448,16 +8610,18 @@
         <m:oMath>
           <m:r>
             <m:rPr>
-              <m:sty m:val="b"/>
+              <m:sty m:val="bi"/>
             </m:rPr>
             <w:rPr>
               <w:rFonts w:ascii="Cambria Math" w:hAnsi="Cambria Math"/>
               <w:b/>
               <w:bCs/>
-              <w:sz w:val="28"/>
-              <w:szCs w:val="28"/>
+              <w:i/>
+              <w:iCs/>
+              <w:sz w:val="32"/>
+              <w:szCs w:val="32"/>
             </w:rPr>
-            <m:t xml:space="preserve">di/dt = (E − i·r)/L</m:t>
+            <m:t xml:space="preserve">di/dt = (E − I·r1)/L</m:t>
           </m:r>
         </m:oMath>
       </m:oMathPara>
@@ -8480,6 +8644,11 @@
     </w:p>
     <w:p>
       <w:pPr>
+        <w:rPr>
+          <w:b/>
+          <w:bCs/>
+          <w:i/>
+        </w:rPr>
         <w:jc w:val="center"/>
         <w:spacing w:after="120" w:line="276" w:lineRule="auto"/>
       </w:pPr>
@@ -8490,14 +8659,16 @@
         <m:oMath>
           <m:r>
             <m:rPr>
-              <m:sty m:val="b"/>
+              <m:sty m:val="bi"/>
             </m:rPr>
             <w:rPr>
               <w:rFonts w:ascii="Cambria Math" w:hAnsi="Cambria Math"/>
               <w:b/>
               <w:bCs/>
-              <w:sz w:val="28"/>
-              <w:szCs w:val="28"/>
+              <w:i/>
+              <w:iCs/>
+              <w:sz w:val="32"/>
+              <w:szCs w:val="32"/>
             </w:rPr>
             <m:t xml:space="preserve">I(0) = 0,    t0 = 0</m:t>
           </m:r>
@@ -8522,6 +8693,11 @@
     </w:p>
     <w:p>
       <w:pPr>
+        <w:rPr>
+          <w:b/>
+          <w:bCs/>
+          <w:i/>
+        </w:rPr>
         <w:jc w:val="center"/>
         <w:spacing w:after="120" w:line="276" w:lineRule="auto"/>
       </w:pPr>
@@ -8532,22 +8708,29 @@
         <m:oMath>
           <m:r>
             <m:rPr>
-              <m:sty m:val="b"/>
+              <m:sty m:val="bi"/>
             </m:rPr>
             <w:rPr>
               <w:rFonts w:ascii="Cambria Math" w:hAnsi="Cambria Math"/>
               <w:b/>
               <w:bCs/>
-              <w:sz w:val="28"/>
-              <w:szCs w:val="28"/>
+              <w:i/>
+              <w:iCs/>
+              <w:sz w:val="32"/>
+              <w:szCs w:val="32"/>
             </w:rPr>
-            <m:t xml:space="preserve">di / (i − E/r) = − (r/L) dt</m:t>
+            <m:t xml:space="preserve">di / (I − E/r1) = − (r1/L) dt</m:t>
           </m:r>
         </m:oMath>
       </m:oMathPara>
     </w:p>
     <w:p>
       <w:pPr>
+        <w:rPr>
+          <w:b/>
+          <w:bCs/>
+          <w:i/>
+        </w:rPr>
         <w:jc w:val="center"/>
         <w:spacing w:after="120" w:line="276" w:lineRule="auto"/>
       </w:pPr>
@@ -8558,14 +8741,16 @@
         <m:oMath>
           <m:r>
             <m:rPr>
-              <m:sty m:val="b"/>
+              <m:sty m:val="bi"/>
             </m:rPr>
             <w:rPr>
               <w:rFonts w:ascii="Cambria Math" w:hAnsi="Cambria Math"/>
               <w:b/>
               <w:bCs/>
-              <w:sz w:val="28"/>
-              <w:szCs w:val="28"/>
+              <w:i/>
+              <w:iCs/>
+              <w:sz w:val="32"/>
+              <w:szCs w:val="32"/>
             </w:rPr>
             <m:t xml:space="preserve">ln</m:t>
           </m:r>
@@ -8577,37 +8762,46 @@
             <m:e>
               <m:r>
                 <m:rPr>
-                  <m:sty m:val="b"/>
+                  <m:sty m:val="bi"/>
                 </m:rPr>
                 <w:rPr>
                   <w:rFonts w:ascii="Cambria Math" w:hAnsi="Cambria Math"/>
                   <w:b/>
                   <w:bCs/>
-                  <w:sz w:val="28"/>
-                  <w:szCs w:val="28"/>
+                  <w:i/>
+                  <w:iCs/>
+                  <w:sz w:val="32"/>
+                  <w:szCs w:val="32"/>
                 </w:rPr>
-                <m:t xml:space="preserve">i − E/r</m:t>
+                <m:t xml:space="preserve">I − E/r1</m:t>
               </m:r>
             </m:e>
           </m:d>
           <m:r>
             <m:rPr>
-              <m:sty m:val="b"/>
+              <m:sty m:val="bi"/>
             </m:rPr>
             <w:rPr>
               <w:rFonts w:ascii="Cambria Math" w:hAnsi="Cambria Math"/>
               <w:b/>
               <w:bCs/>
-              <w:sz w:val="28"/>
-              <w:szCs w:val="28"/>
+              <w:i/>
+              <w:iCs/>
+              <w:sz w:val="32"/>
+              <w:szCs w:val="32"/>
             </w:rPr>
-            <m:t xml:space="preserve"> = − (r/L)·t + C1</m:t>
+            <m:t xml:space="preserve"> = − (r1/L)·t + C1</m:t>
           </m:r>
         </m:oMath>
       </m:oMathPara>
     </w:p>
     <w:p>
       <w:pPr>
+        <w:rPr>
+          <w:b/>
+          <w:bCs/>
+          <w:i/>
+        </w:rPr>
         <w:jc w:val="center"/>
         <w:spacing w:after="120" w:line="276" w:lineRule="auto"/>
       </w:pPr>
@@ -8618,22 +8812,29 @@
         <m:oMath>
           <m:r>
             <m:rPr>
-              <m:sty m:val="b"/>
+              <m:sty m:val="bi"/>
             </m:rPr>
             <w:rPr>
               <w:rFonts w:ascii="Cambria Math" w:hAnsi="Cambria Math"/>
               <w:b/>
               <w:bCs/>
-              <w:sz w:val="28"/>
-              <w:szCs w:val="28"/>
+              <w:i/>
+              <w:iCs/>
+              <w:sz w:val="32"/>
+              <w:szCs w:val="32"/>
             </w:rPr>
-            <m:t xml:space="preserve">i − E/r = C2 · exp(−t·r/L)</m:t>
+            <m:t xml:space="preserve">I − E/r1 = C2 · exp(−t·r1/L)</m:t>
           </m:r>
         </m:oMath>
       </m:oMathPara>
     </w:p>
     <w:p>
       <w:pPr>
+        <w:rPr>
+          <w:b/>
+          <w:bCs/>
+          <w:i/>
+        </w:rPr>
         <w:jc w:val="center"/>
         <w:spacing w:after="120" w:line="276" w:lineRule="auto"/>
       </w:pPr>
@@ -8644,16 +8845,18 @@
         <m:oMath>
           <m:r>
             <m:rPr>
-              <m:sty m:val="b"/>
+              <m:sty m:val="bi"/>
             </m:rPr>
             <w:rPr>
               <w:rFonts w:ascii="Cambria Math" w:hAnsi="Cambria Math"/>
               <w:b/>
               <w:bCs/>
-              <w:sz w:val="28"/>
-              <w:szCs w:val="28"/>
+              <w:i/>
+              <w:iCs/>
+              <w:sz w:val="32"/>
+              <w:szCs w:val="32"/>
             </w:rPr>
-            <m:t xml:space="preserve">I(0) = 0  ⇒  C2 = − E/r</m:t>
+            <m:t xml:space="preserve">I(0) = 0  ⇒  C2 = − E/r1</m:t>
           </m:r>
         </m:oMath>
       </m:oMathPara>
@@ -8676,6 +8879,11 @@
     </w:p>
     <w:p>
       <w:pPr>
+        <w:rPr>
+          <w:b/>
+          <w:bCs/>
+          <w:i/>
+        </w:rPr>
         <w:jc w:val="center"/>
         <w:spacing w:after="120" w:line="276" w:lineRule="auto"/>
       </w:pPr>
@@ -8686,22 +8894,29 @@
         <m:oMath>
           <m:r>
             <m:rPr>
-              <m:sty m:val="b"/>
+              <m:sty m:val="bi"/>
             </m:rPr>
             <w:rPr>
               <w:rFonts w:ascii="Cambria Math" w:hAnsi="Cambria Math"/>
               <w:b/>
               <w:bCs/>
-              <w:sz w:val="28"/>
-              <w:szCs w:val="28"/>
+              <w:i/>
+              <w:iCs/>
+              <w:sz w:val="32"/>
+              <w:szCs w:val="32"/>
             </w:rPr>
-            <m:t xml:space="preserve">Iз(t) = (E/r)·(1 − exp(−t·r/L))</m:t>
+            <m:t xml:space="preserve">Iз(t) = (E/r1)·(1 − exp(−t·r1/L))</m:t>
           </m:r>
         </m:oMath>
       </m:oMathPara>
     </w:p>
     <w:p>
       <w:pPr>
+        <w:rPr>
+          <w:b/>
+          <w:bCs/>
+          <w:i/>
+        </w:rPr>
         <w:jc w:val="center"/>
         <w:spacing w:after="120" w:line="276" w:lineRule="auto"/>
       </w:pPr>
@@ -8712,22 +8927,29 @@
         <m:oMath>
           <m:r>
             <m:rPr>
-              <m:sty m:val="b"/>
+              <m:sty m:val="bi"/>
             </m:rPr>
             <w:rPr>
               <w:rFonts w:ascii="Cambria Math" w:hAnsi="Cambria Math"/>
               <w:b/>
               <w:bCs/>
-              <w:sz w:val="28"/>
-              <w:szCs w:val="28"/>
+              <w:i/>
+              <w:iCs/>
+              <w:sz w:val="32"/>
+              <w:szCs w:val="32"/>
             </w:rPr>
-            <m:t xml:space="preserve">Uз(t) = E · exp(−t·r/L)</m:t>
+            <m:t xml:space="preserve">Uз(t) = E · exp(−t·r1/L)</m:t>
           </m:r>
         </m:oMath>
       </m:oMathPara>
     </w:p>
     <w:p>
       <w:pPr>
+        <w:rPr>
+          <w:b/>
+          <w:bCs/>
+          <w:i/>
+        </w:rPr>
         <w:jc w:val="center"/>
         <w:spacing w:after="120" w:line="276" w:lineRule="auto"/>
       </w:pPr>
@@ -8738,16 +8960,18 @@
         <m:oMath>
           <m:r>
             <m:rPr>
-              <m:sty m:val="b"/>
+              <m:sty m:val="bi"/>
             </m:rPr>
             <w:rPr>
               <w:rFonts w:ascii="Cambria Math" w:hAnsi="Cambria Math"/>
               <w:b/>
               <w:bCs/>
-              <w:sz w:val="28"/>
-              <w:szCs w:val="28"/>
+              <w:i/>
+              <w:iCs/>
+              <w:sz w:val="32"/>
+              <w:szCs w:val="32"/>
             </w:rPr>
-            <m:t xml:space="preserve">Excel:  Iз=(E/r)*(1-EXP(-t*r/L));   Uз=E*EXP(-t*r/L)</m:t>
+            <m:t xml:space="preserve">Excel:  Iз=(E/r1)*(1-EXP(-t*r1/L));   Uз=E*EXP(-t*r1/L)</m:t>
           </m:r>
         </m:oMath>
       </m:oMathPara>
@@ -8845,6 +9069,11 @@
     </w:p>
     <w:p>
       <w:pPr>
+        <w:rPr>
+          <w:b/>
+          <w:bCs/>
+          <w:i/>
+        </w:rPr>
         <w:jc w:val="center"/>
         <w:spacing w:after="120" w:line="276" w:lineRule="auto"/>
       </w:pPr>
@@ -8855,16 +9084,18 @@
         <m:oMath>
           <m:r>
             <m:rPr>
-              <m:sty m:val="b"/>
+              <m:sty m:val="bi"/>
             </m:rPr>
             <w:rPr>
               <w:rFonts w:ascii="Cambria Math" w:hAnsi="Cambria Math"/>
               <w:b/>
               <w:bCs/>
-              <w:sz w:val="28"/>
-              <w:szCs w:val="28"/>
+              <w:i/>
+              <w:iCs/>
+              <w:sz w:val="32"/>
+              <w:szCs w:val="32"/>
             </w:rPr>
-            <m:t xml:space="preserve">L = 3·10⁻⁴ Гн,   r = 9 Ом</m:t>
+            <m:t xml:space="preserve">L = 3·10⁻⁴ Гн,   r1 = 9 Ом</m:t>
           </m:r>
         </m:oMath>
       </m:oMathPara>
@@ -8880,7 +9111,7 @@
           <w:sz w:val="24"/>
           <w:szCs w:val="24"/>
         </w:rPr>
-        <w:t xml:space="preserve">Постоянная времени меньше, ток выходит на E/r быстрее.</w:t>
+        <w:t xml:space="preserve">Постоянная времени меньше, ток выходит на E/r1 быстрее.</w:t>
       </w:r>
     </w:p>
     <w:p>
@@ -8963,11 +9194,16 @@
           <w:sz w:val="26"/>
           <w:szCs w:val="26"/>
         </w:rPr>
-        <w:t xml:space="preserve">Этап 1.2. Заряд при уменьшении r в 2 раза</w:t>
-      </w:r>
-    </w:p>
-    <w:p>
-      <w:pPr>
+        <w:t xml:space="preserve">Этап 1.2. Заряд при уменьшении r1 в 2 раза</w:t>
+      </w:r>
+    </w:p>
+    <w:p>
+      <w:pPr>
+        <w:rPr>
+          <w:b/>
+          <w:bCs/>
+          <w:i/>
+        </w:rPr>
         <w:jc w:val="center"/>
         <w:spacing w:after="120" w:line="276" w:lineRule="auto"/>
       </w:pPr>
@@ -8978,16 +9214,18 @@
         <m:oMath>
           <m:r>
             <m:rPr>
-              <m:sty m:val="b"/>
+              <m:sty m:val="bi"/>
             </m:rPr>
             <w:rPr>
               <w:rFonts w:ascii="Cambria Math" w:hAnsi="Cambria Math"/>
               <w:b/>
               <w:bCs/>
-              <w:sz w:val="28"/>
-              <w:szCs w:val="28"/>
+              <w:i/>
+              <w:iCs/>
+              <w:sz w:val="32"/>
+              <w:szCs w:val="32"/>
             </w:rPr>
-            <m:t xml:space="preserve">L = 9·10⁻⁴ Гн;   r = 4,5 Ом</m:t>
+            <m:t xml:space="preserve">L = 9·10⁻⁴ Гн;   r1 = 4,5 Ом</m:t>
           </m:r>
         </m:oMath>
       </m:oMathPara>
@@ -9003,7 +9241,7 @@
           <w:sz w:val="24"/>
           <w:szCs w:val="24"/>
         </w:rPr>
-        <w:t xml:space="preserve">Установившийся ток E/r больше, постоянная времени τз = L/r больше.</w:t>
+        <w:t xml:space="preserve">Установившийся ток E/r1 больше, постоянная времени τз = L/r1 больше.</w:t>
       </w:r>
     </w:p>
     <w:p>
@@ -9065,7 +9303,7 @@
           <w:sz w:val="22"/>
           <w:szCs w:val="22"/>
         </w:rPr>
-        <w:t xml:space="preserve">Рис. 4. Заряд катушки при r = 4,5 Ом</w:t>
+        <w:t xml:space="preserve">Рис. 4. Заряд катушки при r1 = 4,5 Ом</w:t>
       </w:r>
     </w:p>
     <w:p>
@@ -9095,7 +9333,7 @@
           <w:sz w:val="24"/>
           <w:szCs w:val="24"/>
         </w:rPr>
-        <w:t xml:space="preserve">Верхний переключатель в правом положении: контур L–R, источник отключён. Начальный ток разряда принят равным E/R.</w:t>
+        <w:t xml:space="preserve">Верхний переключатель в правом положении: контур L — Л2 (r2) — R, источник отключён. Ток катушки не может скакнуть, поэтому Iр(0) = E/r1.</w:t>
       </w:r>
     </w:p>
     <w:p>
@@ -9191,6 +9429,11 @@
     </w:p>
     <w:p>
       <w:pPr>
+        <w:rPr>
+          <w:b/>
+          <w:bCs/>
+          <w:i/>
+        </w:rPr>
         <w:jc w:val="center"/>
         <w:spacing w:after="120" w:line="276" w:lineRule="auto"/>
       </w:pPr>
@@ -9201,22 +9444,29 @@
         <m:oMath>
           <m:r>
             <m:rPr>
-              <m:sty m:val="b"/>
+              <m:sty m:val="bi"/>
             </m:rPr>
             <w:rPr>
               <w:rFonts w:ascii="Cambria Math" w:hAnsi="Cambria Math"/>
               <w:b/>
               <w:bCs/>
-              <w:sz w:val="28"/>
-              <w:szCs w:val="28"/>
+              <w:i/>
+              <w:iCs/>
+              <w:sz w:val="32"/>
+              <w:szCs w:val="32"/>
             </w:rPr>
-            <m:t xml:space="preserve">0 = i·R + u_L     (второй закон Кирхгофа)</m:t>
+            <m:t xml:space="preserve">UL + UR + Uл2 = 0     (второй закон Кирхгофа)</m:t>
           </m:r>
         </m:oMath>
       </m:oMathPara>
     </w:p>
     <w:p>
       <w:pPr>
+        <w:rPr>
+          <w:b/>
+          <w:bCs/>
+          <w:i/>
+        </w:rPr>
         <w:jc w:val="center"/>
         <w:spacing w:after="120" w:line="276" w:lineRule="auto"/>
       </w:pPr>
@@ -9227,38 +9477,29 @@
         <m:oMath>
           <m:r>
             <m:rPr>
-              <m:sty m:val="b"/>
+              <m:sty m:val="bi"/>
             </m:rPr>
             <w:rPr>
               <w:rFonts w:ascii="Cambria Math" w:hAnsi="Cambria Math"/>
               <w:b/>
               <w:bCs/>
-              <w:sz w:val="28"/>
-              <w:szCs w:val="28"/>
+              <w:i/>
+              <w:iCs/>
+              <w:sz w:val="32"/>
+              <w:szCs w:val="32"/>
             </w:rPr>
-            <m:t xml:space="preserve">u_L = L·di/dt,    u_R = i·R</m:t>
+            <m:t xml:space="preserve">Uл2 = I·r2     (закон Ома)</m:t>
           </m:r>
         </m:oMath>
       </m:oMathPara>
     </w:p>
     <w:p>
       <w:pPr>
-        <w:spacing w:after="160" w:line="276" w:lineRule="auto"/>
-        <w:ind w:firstLine="0"/>
-      </w:pPr>
-      <w:r>
-        <w:rPr>
-          <w:rFonts w:ascii="Times New Roman" w:hAnsi="Times New Roman" w:cs="Times New Roman"/>
+        <w:rPr>
           <w:b/>
           <w:bCs/>
-          <w:sz w:val="26"/>
-          <w:szCs w:val="26"/>
-        </w:rPr>
-        <w:t xml:space="preserve">Преобразования</w:t>
-      </w:r>
-    </w:p>
-    <w:p>
-      <w:pPr>
+          <w:i/>
+        </w:rPr>
         <w:jc w:val="center"/>
         <w:spacing w:after="120" w:line="276" w:lineRule="auto"/>
       </w:pPr>
@@ -9269,22 +9510,29 @@
         <m:oMath>
           <m:r>
             <m:rPr>
-              <m:sty m:val="b"/>
+              <m:sty m:val="bi"/>
             </m:rPr>
             <w:rPr>
               <w:rFonts w:ascii="Cambria Math" w:hAnsi="Cambria Math"/>
               <w:b/>
               <w:bCs/>
-              <w:sz w:val="28"/>
-              <w:szCs w:val="28"/>
+              <w:i/>
+              <w:iCs/>
+              <w:sz w:val="32"/>
+              <w:szCs w:val="32"/>
             </w:rPr>
-            <m:t xml:space="preserve">L·di/dt + R·i = 0</m:t>
+            <m:t xml:space="preserve">UR = I·R     (закон Ома)</m:t>
           </m:r>
         </m:oMath>
       </m:oMathPara>
     </w:p>
     <w:p>
       <w:pPr>
+        <w:rPr>
+          <w:b/>
+          <w:bCs/>
+          <w:i/>
+        </w:rPr>
         <w:jc w:val="center"/>
         <w:spacing w:after="120" w:line="276" w:lineRule="auto"/>
       </w:pPr>
@@ -9295,22 +9543,45 @@
         <m:oMath>
           <m:r>
             <m:rPr>
-              <m:sty m:val="b"/>
+              <m:sty m:val="bi"/>
             </m:rPr>
             <w:rPr>
               <w:rFonts w:ascii="Cambria Math" w:hAnsi="Cambria Math"/>
               <w:b/>
               <w:bCs/>
-              <w:sz w:val="28"/>
-              <w:szCs w:val="28"/>
+              <w:i/>
+              <w:iCs/>
+              <w:sz w:val="32"/>
+              <w:szCs w:val="32"/>
             </w:rPr>
-            <m:t xml:space="preserve">di/dt + (R/L)·i = 0</m:t>
+            <m:t xml:space="preserve">UL = L·I'     (закон электромагнитной индукции)</m:t>
           </m:r>
         </m:oMath>
       </m:oMathPara>
     </w:p>
     <w:p>
       <w:pPr>
+        <w:spacing w:after="160" w:line="276" w:lineRule="auto"/>
+        <w:ind w:firstLine="0"/>
+      </w:pPr>
+      <w:r>
+        <w:rPr>
+          <w:rFonts w:ascii="Times New Roman" w:hAnsi="Times New Roman" w:cs="Times New Roman"/>
+          <w:b/>
+          <w:bCs/>
+          <w:sz w:val="26"/>
+          <w:szCs w:val="26"/>
+        </w:rPr>
+        <w:t xml:space="preserve">Преобразования</w:t>
+      </w:r>
+    </w:p>
+    <w:p>
+      <w:pPr>
+        <w:rPr>
+          <w:b/>
+          <w:bCs/>
+          <w:i/>
+        </w:rPr>
         <w:jc w:val="center"/>
         <w:spacing w:after="120" w:line="276" w:lineRule="auto"/>
       </w:pPr>
@@ -9321,38 +9592,29 @@
         <m:oMath>
           <m:r>
             <m:rPr>
-              <m:sty m:val="b"/>
+              <m:sty m:val="bi"/>
             </m:rPr>
             <w:rPr>
               <w:rFonts w:ascii="Cambria Math" w:hAnsi="Cambria Math"/>
               <w:b/>
               <w:bCs/>
-              <w:sz w:val="28"/>
-              <w:szCs w:val="28"/>
+              <w:i/>
+              <w:iCs/>
+              <w:sz w:val="32"/>
+              <w:szCs w:val="32"/>
             </w:rPr>
-            <m:t xml:space="preserve">di/dt = − (R/L)·i</m:t>
+            <m:t xml:space="preserve">L·di/dt + I·R + I·r2 = 0</m:t>
           </m:r>
         </m:oMath>
       </m:oMathPara>
     </w:p>
     <w:p>
       <w:pPr>
-        <w:spacing w:after="160" w:line="276" w:lineRule="auto"/>
-        <w:ind w:firstLine="0"/>
-      </w:pPr>
-      <w:r>
-        <w:rPr>
-          <w:rFonts w:ascii="Times New Roman" w:hAnsi="Times New Roman" w:cs="Times New Roman"/>
+        <w:rPr>
           <w:b/>
           <w:bCs/>
-          <w:sz w:val="26"/>
-          <w:szCs w:val="26"/>
-        </w:rPr>
-        <w:t xml:space="preserve">Сформулирована задача Коши</w:t>
-      </w:r>
-    </w:p>
-    <w:p>
-      <w:pPr>
+          <w:i/>
+        </w:rPr>
         <w:jc w:val="center"/>
         <w:spacing w:after="120" w:line="276" w:lineRule="auto"/>
       </w:pPr>
@@ -9363,38 +9625,29 @@
         <m:oMath>
           <m:r>
             <m:rPr>
-              <m:sty m:val="b"/>
+              <m:sty m:val="bi"/>
             </m:rPr>
             <w:rPr>
               <w:rFonts w:ascii="Cambria Math" w:hAnsi="Cambria Math"/>
               <w:b/>
               <w:bCs/>
-              <w:sz w:val="28"/>
-              <w:szCs w:val="28"/>
+              <w:i/>
+              <w:iCs/>
+              <w:sz w:val="32"/>
+              <w:szCs w:val="32"/>
             </w:rPr>
-            <m:t xml:space="preserve">di/dt = − (R/L)·i</m:t>
+            <m:t xml:space="preserve">di/dt + ((R+r2)/L)·I = 0</m:t>
           </m:r>
         </m:oMath>
       </m:oMathPara>
     </w:p>
     <w:p>
       <w:pPr>
-        <w:spacing w:after="160" w:line="276" w:lineRule="auto"/>
-        <w:ind w:firstLine="0"/>
-      </w:pPr>
-      <w:r>
-        <w:rPr>
-          <w:rFonts w:ascii="Times New Roman" w:hAnsi="Times New Roman" w:cs="Times New Roman"/>
+        <w:rPr>
           <w:b/>
           <w:bCs/>
-          <w:sz w:val="26"/>
-          <w:szCs w:val="26"/>
-        </w:rPr>
-        <w:t xml:space="preserve">Начальные условия</w:t>
-      </w:r>
-    </w:p>
-    <w:p>
-      <w:pPr>
+          <w:i/>
+        </w:rPr>
         <w:jc w:val="center"/>
         <w:spacing w:after="120" w:line="276" w:lineRule="auto"/>
       </w:pPr>
@@ -9405,16 +9658,18 @@
         <m:oMath>
           <m:r>
             <m:rPr>
-              <m:sty m:val="b"/>
+              <m:sty m:val="bi"/>
             </m:rPr>
             <w:rPr>
               <w:rFonts w:ascii="Cambria Math" w:hAnsi="Cambria Math"/>
               <w:b/>
               <w:bCs/>
-              <w:sz w:val="28"/>
-              <w:szCs w:val="28"/>
+              <w:i/>
+              <w:iCs/>
+              <w:sz w:val="32"/>
+              <w:szCs w:val="32"/>
             </w:rPr>
-            <m:t xml:space="preserve">Iр(0) = E/R,    t0 = 0</m:t>
+            <m:t xml:space="preserve">di/dt = − (R+r2)/L · I</m:t>
           </m:r>
         </m:oMath>
       </m:oMathPara>
@@ -9432,11 +9687,16 @@
           <w:sz w:val="26"/>
           <w:szCs w:val="26"/>
         </w:rPr>
-        <w:t xml:space="preserve">Решение уравнения</w:t>
-      </w:r>
-    </w:p>
-    <w:p>
-      <w:pPr>
+        <w:t xml:space="preserve">Сформулирована задача Коши</w:t>
+      </w:r>
+    </w:p>
+    <w:p>
+      <w:pPr>
+        <w:rPr>
+          <w:b/>
+          <w:bCs/>
+          <w:i/>
+        </w:rPr>
         <w:jc w:val="center"/>
         <w:spacing w:after="120" w:line="276" w:lineRule="auto"/>
       </w:pPr>
@@ -9447,22 +9707,45 @@
         <m:oMath>
           <m:r>
             <m:rPr>
-              <m:sty m:val="b"/>
+              <m:sty m:val="bi"/>
             </m:rPr>
             <w:rPr>
               <w:rFonts w:ascii="Cambria Math" w:hAnsi="Cambria Math"/>
               <w:b/>
               <w:bCs/>
-              <w:sz w:val="28"/>
-              <w:szCs w:val="28"/>
+              <w:i/>
+              <w:iCs/>
+              <w:sz w:val="32"/>
+              <w:szCs w:val="32"/>
             </w:rPr>
-            <m:t xml:space="preserve">di/i = − (R/L) dt</m:t>
+            <m:t xml:space="preserve">di/dt = − (R+r2)/L · I</m:t>
           </m:r>
         </m:oMath>
       </m:oMathPara>
     </w:p>
     <w:p>
       <w:pPr>
+        <w:spacing w:after="160" w:line="276" w:lineRule="auto"/>
+        <w:ind w:firstLine="0"/>
+      </w:pPr>
+      <w:r>
+        <w:rPr>
+          <w:rFonts w:ascii="Times New Roman" w:hAnsi="Times New Roman" w:cs="Times New Roman"/>
+          <w:b/>
+          <w:bCs/>
+          <w:sz w:val="26"/>
+          <w:szCs w:val="26"/>
+        </w:rPr>
+        <w:t xml:space="preserve">Начальные условия</w:t>
+      </w:r>
+    </w:p>
+    <w:p>
+      <w:pPr>
+        <w:rPr>
+          <w:b/>
+          <w:bCs/>
+          <w:i/>
+        </w:rPr>
         <w:jc w:val="center"/>
         <w:spacing w:after="120" w:line="276" w:lineRule="auto"/>
       </w:pPr>
@@ -9473,14 +9756,98 @@
         <m:oMath>
           <m:r>
             <m:rPr>
-              <m:sty m:val="b"/>
+              <m:sty m:val="bi"/>
             </m:rPr>
             <w:rPr>
               <w:rFonts w:ascii="Cambria Math" w:hAnsi="Cambria Math"/>
               <w:b/>
               <w:bCs/>
-              <w:sz w:val="28"/>
-              <w:szCs w:val="28"/>
+              <w:i/>
+              <w:iCs/>
+              <w:sz w:val="32"/>
+              <w:szCs w:val="32"/>
+            </w:rPr>
+            <m:t xml:space="preserve">Iр(0) = E/r1,    t0 = 0</m:t>
+          </m:r>
+        </m:oMath>
+      </m:oMathPara>
+    </w:p>
+    <w:p>
+      <w:pPr>
+        <w:spacing w:after="160" w:line="276" w:lineRule="auto"/>
+        <w:ind w:firstLine="0"/>
+      </w:pPr>
+      <w:r>
+        <w:rPr>
+          <w:rFonts w:ascii="Times New Roman" w:hAnsi="Times New Roman" w:cs="Times New Roman"/>
+          <w:b/>
+          <w:bCs/>
+          <w:sz w:val="26"/>
+          <w:szCs w:val="26"/>
+        </w:rPr>
+        <w:t xml:space="preserve">Решение уравнения</w:t>
+      </w:r>
+    </w:p>
+    <w:p>
+      <w:pPr>
+        <w:rPr>
+          <w:b/>
+          <w:bCs/>
+          <w:i/>
+        </w:rPr>
+        <w:jc w:val="center"/>
+        <w:spacing w:after="120" w:line="276" w:lineRule="auto"/>
+      </w:pPr>
+      <m:oMathPara>
+        <m:oMathParaPr>
+          <m:jc m:val="center"/>
+        </m:oMathParaPr>
+        <m:oMath>
+          <m:r>
+            <m:rPr>
+              <m:sty m:val="bi"/>
+            </m:rPr>
+            <w:rPr>
+              <w:rFonts w:ascii="Cambria Math" w:hAnsi="Cambria Math"/>
+              <w:b/>
+              <w:bCs/>
+              <w:i/>
+              <w:iCs/>
+              <w:sz w:val="32"/>
+              <w:szCs w:val="32"/>
+            </w:rPr>
+            <m:t xml:space="preserve">di/I = − ((R+r2)/L) dt</m:t>
+          </m:r>
+        </m:oMath>
+      </m:oMathPara>
+    </w:p>
+    <w:p>
+      <w:pPr>
+        <w:rPr>
+          <w:b/>
+          <w:bCs/>
+          <w:i/>
+        </w:rPr>
+        <w:jc w:val="center"/>
+        <w:spacing w:after="120" w:line="276" w:lineRule="auto"/>
+      </w:pPr>
+      <m:oMathPara>
+        <m:oMathParaPr>
+          <m:jc m:val="center"/>
+        </m:oMathParaPr>
+        <m:oMath>
+          <m:r>
+            <m:rPr>
+              <m:sty m:val="bi"/>
+            </m:rPr>
+            <w:rPr>
+              <w:rFonts w:ascii="Cambria Math" w:hAnsi="Cambria Math"/>
+              <w:b/>
+              <w:bCs/>
+              <w:i/>
+              <w:iCs/>
+              <w:sz w:val="32"/>
+              <w:szCs w:val="32"/>
             </w:rPr>
             <m:t xml:space="preserve">ln</m:t>
           </m:r>
@@ -9492,37 +9859,46 @@
             <m:e>
               <m:r>
                 <m:rPr>
-                  <m:sty m:val="b"/>
+                  <m:sty m:val="bi"/>
                 </m:rPr>
                 <w:rPr>
                   <w:rFonts w:ascii="Cambria Math" w:hAnsi="Cambria Math"/>
                   <w:b/>
                   <w:bCs/>
-                  <w:sz w:val="28"/>
-                  <w:szCs w:val="28"/>
+                  <w:i/>
+                  <w:iCs/>
+                  <w:sz w:val="32"/>
+                  <w:szCs w:val="32"/>
                 </w:rPr>
-                <m:t xml:space="preserve">i</m:t>
+                <m:t xml:space="preserve">I</m:t>
               </m:r>
             </m:e>
           </m:d>
           <m:r>
             <m:rPr>
-              <m:sty m:val="b"/>
+              <m:sty m:val="bi"/>
             </m:rPr>
             <w:rPr>
               <w:rFonts w:ascii="Cambria Math" w:hAnsi="Cambria Math"/>
               <w:b/>
               <w:bCs/>
-              <w:sz w:val="28"/>
-              <w:szCs w:val="28"/>
+              <w:i/>
+              <w:iCs/>
+              <w:sz w:val="32"/>
+              <w:szCs w:val="32"/>
             </w:rPr>
-            <m:t xml:space="preserve"> = − (R/L)·t + C1</m:t>
+            <m:t xml:space="preserve"> = − ((R+r2)/L)·t + C1</m:t>
           </m:r>
         </m:oMath>
       </m:oMathPara>
     </w:p>
     <w:p>
       <w:pPr>
+        <w:rPr>
+          <w:b/>
+          <w:bCs/>
+          <w:i/>
+        </w:rPr>
         <w:jc w:val="center"/>
         <w:spacing w:after="120" w:line="276" w:lineRule="auto"/>
       </w:pPr>
@@ -9533,22 +9909,29 @@
         <m:oMath>
           <m:r>
             <m:rPr>
-              <m:sty m:val="b"/>
+              <m:sty m:val="bi"/>
             </m:rPr>
             <w:rPr>
               <w:rFonts w:ascii="Cambria Math" w:hAnsi="Cambria Math"/>
               <w:b/>
               <w:bCs/>
-              <w:sz w:val="28"/>
-              <w:szCs w:val="28"/>
+              <w:i/>
+              <w:iCs/>
+              <w:sz w:val="32"/>
+              <w:szCs w:val="32"/>
             </w:rPr>
-            <m:t xml:space="preserve">i(t) = C2 · exp(−t·R/L)</m:t>
+            <m:t xml:space="preserve">I(t) = C2 · exp(−t·(R+r2)/L)</m:t>
           </m:r>
         </m:oMath>
       </m:oMathPara>
     </w:p>
     <w:p>
       <w:pPr>
+        <w:rPr>
+          <w:b/>
+          <w:bCs/>
+          <w:i/>
+        </w:rPr>
         <w:jc w:val="center"/>
         <w:spacing w:after="120" w:line="276" w:lineRule="auto"/>
       </w:pPr>
@@ -9559,16 +9942,18 @@
         <m:oMath>
           <m:r>
             <m:rPr>
-              <m:sty m:val="b"/>
+              <m:sty m:val="bi"/>
             </m:rPr>
             <w:rPr>
               <w:rFonts w:ascii="Cambria Math" w:hAnsi="Cambria Math"/>
               <w:b/>
               <w:bCs/>
-              <w:sz w:val="28"/>
-              <w:szCs w:val="28"/>
+              <w:i/>
+              <w:iCs/>
+              <w:sz w:val="32"/>
+              <w:szCs w:val="32"/>
             </w:rPr>
-            <m:t xml:space="preserve">Iр(0) = E/R  ⇒  C2 = E/R</m:t>
+            <m:t xml:space="preserve">Iр(0) = E/r1  ⇒  C2 = E/r1</m:t>
           </m:r>
         </m:oMath>
       </m:oMathPara>
@@ -9591,6 +9976,11 @@
     </w:p>
     <w:p>
       <w:pPr>
+        <w:rPr>
+          <w:b/>
+          <w:bCs/>
+          <w:i/>
+        </w:rPr>
         <w:jc w:val="center"/>
         <w:spacing w:after="120" w:line="276" w:lineRule="auto"/>
       </w:pPr>
@@ -9601,22 +9991,29 @@
         <m:oMath>
           <m:r>
             <m:rPr>
-              <m:sty m:val="b"/>
+              <m:sty m:val="bi"/>
             </m:rPr>
             <w:rPr>
               <w:rFonts w:ascii="Cambria Math" w:hAnsi="Cambria Math"/>
               <w:b/>
               <w:bCs/>
-              <w:sz w:val="28"/>
-              <w:szCs w:val="28"/>
+              <w:i/>
+              <w:iCs/>
+              <w:sz w:val="32"/>
+              <w:szCs w:val="32"/>
             </w:rPr>
-            <m:t xml:space="preserve">Iр(t) = (E/R) · exp(−t·R/L)</m:t>
+            <m:t xml:space="preserve">Iр(t) = (E/r1) · exp(−t·(R+r2)/L)</m:t>
           </m:r>
         </m:oMath>
       </m:oMathPara>
     </w:p>
     <w:p>
       <w:pPr>
+        <w:rPr>
+          <w:b/>
+          <w:bCs/>
+          <w:i/>
+        </w:rPr>
         <w:jc w:val="center"/>
         <w:spacing w:after="120" w:line="276" w:lineRule="auto"/>
       </w:pPr>
@@ -9627,22 +10024,29 @@
         <m:oMath>
           <m:r>
             <m:rPr>
-              <m:sty m:val="b"/>
+              <m:sty m:val="bi"/>
             </m:rPr>
             <w:rPr>
               <w:rFonts w:ascii="Cambria Math" w:hAnsi="Cambria Math"/>
               <w:b/>
               <w:bCs/>
-              <w:sz w:val="28"/>
-              <w:szCs w:val="28"/>
+              <w:i/>
+              <w:iCs/>
+              <w:sz w:val="32"/>
+              <w:szCs w:val="32"/>
             </w:rPr>
-            <m:t xml:space="preserve">Uр(t) = L·i' = − E · exp(−t·R/L)</m:t>
+            <m:t xml:space="preserve">Uр(t) = L·I' = − (R+r2)·Iр(t)</m:t>
           </m:r>
         </m:oMath>
       </m:oMathPara>
     </w:p>
     <w:p>
       <w:pPr>
+        <w:rPr>
+          <w:b/>
+          <w:bCs/>
+          <w:i/>
+        </w:rPr>
         <w:jc w:val="center"/>
         <w:spacing w:after="120" w:line="276" w:lineRule="auto"/>
       </w:pPr>
@@ -9653,16 +10057,18 @@
         <m:oMath>
           <m:r>
             <m:rPr>
-              <m:sty m:val="b"/>
+              <m:sty m:val="bi"/>
             </m:rPr>
             <w:rPr>
               <w:rFonts w:ascii="Cambria Math" w:hAnsi="Cambria Math"/>
               <w:b/>
               <w:bCs/>
-              <w:sz w:val="28"/>
-              <w:szCs w:val="28"/>
+              <w:i/>
+              <w:iCs/>
+              <w:sz w:val="32"/>
+              <w:szCs w:val="32"/>
             </w:rPr>
-            <m:t xml:space="preserve">Excel:  Iр=(E/R)*EXP(-t*R/L);   Uр=-E*EXP(-t*R/L)</m:t>
+            <m:t xml:space="preserve">Excel:  Iр=(E/r1)*EXP(-t*(R+r2)/L);   Uр=-(R+r2)*Iр</m:t>
           </m:r>
         </m:oMath>
       </m:oMathPara>
@@ -9727,7 +10133,7 @@
           <w:sz w:val="22"/>
           <w:szCs w:val="22"/>
         </w:rPr>
-        <w:t xml:space="preserve">Рис. 6. Ток и напряжение при разряде (шкала 10τр, R = 120 Ом)</w:t>
+        <w:t xml:space="preserve">Рис. 6. Ток и напряжение при разряде (шкала 10τр)</w:t>
       </w:r>
     </w:p>
     <w:p>
@@ -9748,6 +10154,11 @@
     </w:p>
     <w:p>
       <w:pPr>
+        <w:rPr>
+          <w:b/>
+          <w:bCs/>
+          <w:i/>
+        </w:rPr>
         <w:jc w:val="center"/>
         <w:spacing w:after="120" w:line="276" w:lineRule="auto"/>
       </w:pPr>
@@ -9758,16 +10169,18 @@
         <m:oMath>
           <m:r>
             <m:rPr>
-              <m:sty m:val="b"/>
+              <m:sty m:val="bi"/>
             </m:rPr>
             <w:rPr>
               <w:rFonts w:ascii="Cambria Math" w:hAnsi="Cambria Math"/>
               <w:b/>
               <w:bCs/>
-              <w:sz w:val="28"/>
-              <w:szCs w:val="28"/>
+              <w:i/>
+              <w:iCs/>
+              <w:sz w:val="32"/>
+              <w:szCs w:val="32"/>
             </w:rPr>
-            <m:t xml:space="preserve">R = 12 Ом,   L = 9·10⁻⁴ Гн</m:t>
+            <m:t xml:space="preserve">R = 12 Ом,   r2 = 90 Ом,   L = 9·10⁻⁴ Гн</m:t>
           </m:r>
         </m:oMath>
       </m:oMathPara>
@@ -9783,7 +10196,7 @@
           <w:sz w:val="24"/>
           <w:szCs w:val="24"/>
         </w:rPr>
-        <w:t xml:space="preserve">Постоянная τр больше, разряд длится дольше.</w:t>
+        <w:t xml:space="preserve">Постоянная τр = L/(R+r2) больше, разряд длится дольше.</w:t>
       </w:r>
     </w:p>
     <w:p>
@@ -9872,7 +10285,7 @@
           <w:sz w:val="24"/>
           <w:szCs w:val="24"/>
         </w:rPr>
-        <w:t xml:space="preserve">По графикам заряд и разряд катушки идут по экспоненте, как и выходило из уравнения. Пока ключ на источнике, ток нарастает от нуля до E/r ≈ 0,89 А, а напряжение на L в первый момент равно 8 В и быстро падает. У нас L = 9·10⁻⁴ Гн и r = 9 Ом, τз = 10⁻⁴ с — к половине миллисекунды кривые уже почти горизонтальные, дальше считать почти нечего. Разряд через 120 Ом гораздо короче: τр ≈ 7,5 мкс. С тем же шагом, что заряд, на графике от него ничего не остаётся, поэтому разряд я вынес на отдельную шкалу, примерно 10τр.</w:t>
+        <w:t xml:space="preserve">По графикам заряд и разряд катушки идут по экспоненте, как и выходило из уравнения. Пока ключ на источнике, ток нарастает от нуля до E/r1 ≈ 0,89 А, а напряжение на L в первый момент равно 8 В и быстро падает. У нас L = 9·10⁻⁴ Гн и r1 = 9 Ом, τз = 10⁻⁴ с. Разряд идёт через R и лампу Л2, τр = L/(R+r2) ≈ 4,3 мкс. С шагом заряда кривая разряда сразу в нуле, поэтому разряд я вынес на шкалу 10τр.</w:t>
       </w:r>
     </w:p>
     <w:p>
@@ -9886,7 +10299,7 @@
           <w:sz w:val="24"/>
           <w:szCs w:val="24"/>
         </w:rPr>
-        <w:t xml:space="preserve">Когда уменьшал L втрое, ток выходил на полку заметно раньше. При r = 4,5 Ом полка выше, около 1,8 А, переход чуть длиннее. С R = 12 Ом разряд тоже растягивается. Постоянная времени тут просто L, делённая на сопротивление того контура, который сейчас замкнут.</w:t>
+        <w:t xml:space="preserve">Когда уменьшал L втрое, ток выходил на полку заметно раньше. При r1 = 4,5 Ом полка выше, около 1,8 А. С R = 12 Ом разряд растягивается. Постоянная времени — L, делённая на сопротивление того контура, который сейчас замкнут.</w:t>
       </w:r>
     </w:p>
     <w:sectPr>
